--- a/Comentario sobre las prácticas.docx
+++ b/Comentario sobre las prácticas.docx
@@ -22,19 +22,45 @@
       <w:pPr>
         <w:pStyle w:val="Ttulo1"/>
       </w:pPr>
-      <w:r>
-        <w:t xml:space="preserve">Commit 1. </w:t>
-      </w:r>
-      <w:r>
-        <w:t>"Primeros pasos en React Native"</w:t>
+      <w:proofErr w:type="spellStart"/>
+      <w:r>
+        <w:t>Commit</w:t>
+      </w:r>
+      <w:proofErr w:type="spellEnd"/>
+      <w:r>
+        <w:t xml:space="preserve"> 1. </w:t>
+      </w:r>
+      <w:r>
+        <w:t xml:space="preserve">"Primeros pasos en </w:t>
+      </w:r>
+      <w:proofErr w:type="spellStart"/>
+      <w:r>
+        <w:t>React</w:t>
+      </w:r>
+      <w:proofErr w:type="spellEnd"/>
+      <w:r>
+        <w:t xml:space="preserve"> Native"</w:t>
       </w:r>
     </w:p>
     <w:p>
       <w:pPr>
         <w:jc w:val="both"/>
       </w:pPr>
-      <w:r>
-        <w:t>Commit inicial del repositorio en el que se van a hacer las prácticas correspondientes al apartado react-native de la asignatura DSM.</w:t>
+      <w:proofErr w:type="spellStart"/>
+      <w:r>
+        <w:t>Commit</w:t>
+      </w:r>
+      <w:proofErr w:type="spellEnd"/>
+      <w:r>
+        <w:t xml:space="preserve"> inicial del repositorio en el que se van a hacer las prácticas correspondientes al apartado </w:t>
+      </w:r>
+      <w:proofErr w:type="spellStart"/>
+      <w:r>
+        <w:t>react</w:t>
+      </w:r>
+      <w:proofErr w:type="spellEnd"/>
+      <w:r>
+        <w:t>-native de la asignatura DSM.</w:t>
       </w:r>
     </w:p>
     <w:p>
@@ -42,7 +68,15 @@
         <w:jc w:val="both"/>
       </w:pPr>
       <w:r>
-        <w:t>Se ha instalado Expo tanto en el repositorio como en el teléfono móvil para poder realizar el desarrollo y pruebas correctamente en tiempo real. De forma inicial la aplicación cuenta con un archivo App.js, que contiene un componente de react llamado “View”, con sus correspondientes estilos y con un texto, que es lo que se muestra cuando se visualiza la aplicación en funcionamiento.</w:t>
+        <w:t xml:space="preserve">Se ha instalado Expo tanto en el repositorio como en el teléfono móvil para poder realizar el desarrollo y pruebas correctamente en tiempo real. De forma inicial la aplicación cuenta con un archivo App.js, que contiene un componente de </w:t>
+      </w:r>
+      <w:proofErr w:type="spellStart"/>
+      <w:r>
+        <w:t>react</w:t>
+      </w:r>
+      <w:proofErr w:type="spellEnd"/>
+      <w:r>
+        <w:t xml:space="preserve"> llamado “View”, con sus correspondientes estilos y con un texto, que es lo que se muestra cuando se visualiza la aplicación en funcionamiento.</w:t>
       </w:r>
     </w:p>
     <w:p>
@@ -54,11 +88,24 @@
       <w:pPr>
         <w:pStyle w:val="Ttulo1"/>
       </w:pPr>
-      <w:r>
-        <w:t xml:space="preserve">Commit 2. </w:t>
-      </w:r>
-      <w:r>
-        <w:t>"Componentes React Native"</w:t>
+      <w:proofErr w:type="spellStart"/>
+      <w:r>
+        <w:t>Commit</w:t>
+      </w:r>
+      <w:proofErr w:type="spellEnd"/>
+      <w:r>
+        <w:t xml:space="preserve"> 2. </w:t>
+      </w:r>
+      <w:r>
+        <w:t xml:space="preserve">"Componentes </w:t>
+      </w:r>
+      <w:proofErr w:type="spellStart"/>
+      <w:r>
+        <w:t>React</w:t>
+      </w:r>
+      <w:proofErr w:type="spellEnd"/>
+      <w:r>
+        <w:t xml:space="preserve"> Native"</w:t>
       </w:r>
     </w:p>
     <w:p>
@@ -66,7 +113,15 @@
         <w:jc w:val="both"/>
       </w:pPr>
       <w:r>
-        <w:t>Continuamos avanzando con la aplicación, para estudiar los componentes de react-native y su funcionamiento hemos creado dos carpetas, una llamada componentes, donde se van a crear los nuevos componentes que vamos a usar, y otro llamado común, que contiene un documento con una lista de información que se utilizará más adelante. Además, se incluye una subcarpeta de imágenes que la aplicación irá utilizando.</w:t>
+        <w:t xml:space="preserve">Continuamos avanzando con la aplicación, para estudiar los componentes de </w:t>
+      </w:r>
+      <w:proofErr w:type="spellStart"/>
+      <w:r>
+        <w:t>react</w:t>
+      </w:r>
+      <w:proofErr w:type="spellEnd"/>
+      <w:r>
+        <w:t>-native y su funcionamiento hemos creado dos carpetas, una llamada componentes, donde se van a crear los nuevos componentes que vamos a usar, y otro llamado común, que contiene un documento con una lista de información que se utilizará más adelante. Además, se incluye una subcarpeta de imágenes que la aplicación irá utilizando.</w:t>
       </w:r>
     </w:p>
     <w:p>
@@ -74,7 +129,57 @@
         <w:jc w:val="both"/>
       </w:pPr>
       <w:r>
-        <w:t>El calendariocomponent es un componente que, utilizando list.wiew de react-native-paper, recoge los elementos de la lista de excursiones, dándoles un formato y posicionando una de las imágenes a la izquierda. Se incluyen además sus estilos. Utilizando también FlatList, un componente de react, se disponen en formato vertical.</w:t>
+        <w:t xml:space="preserve">El </w:t>
+      </w:r>
+      <w:proofErr w:type="spellStart"/>
+      <w:r>
+        <w:t>calendariocomponent</w:t>
+      </w:r>
+      <w:proofErr w:type="spellEnd"/>
+      <w:r>
+        <w:t xml:space="preserve"> es un componente que, utilizando </w:t>
+      </w:r>
+      <w:proofErr w:type="spellStart"/>
+      <w:proofErr w:type="gramStart"/>
+      <w:r>
+        <w:t>list.wiew</w:t>
+      </w:r>
+      <w:proofErr w:type="spellEnd"/>
+      <w:proofErr w:type="gramEnd"/>
+      <w:r>
+        <w:t xml:space="preserve"> de </w:t>
+      </w:r>
+      <w:proofErr w:type="spellStart"/>
+      <w:r>
+        <w:t>react</w:t>
+      </w:r>
+      <w:proofErr w:type="spellEnd"/>
+      <w:r>
+        <w:t>-native-</w:t>
+      </w:r>
+      <w:proofErr w:type="spellStart"/>
+      <w:r>
+        <w:t>paper</w:t>
+      </w:r>
+      <w:proofErr w:type="spellEnd"/>
+      <w:r>
+        <w:t xml:space="preserve">, recoge los elementos de la lista de excursiones, dándoles un formato y posicionando una de las imágenes a la izquierda. Se incluyen además sus estilos. Utilizando también </w:t>
+      </w:r>
+      <w:proofErr w:type="spellStart"/>
+      <w:r>
+        <w:t>FlatList</w:t>
+      </w:r>
+      <w:proofErr w:type="spellEnd"/>
+      <w:r>
+        <w:t xml:space="preserve">, un componente de </w:t>
+      </w:r>
+      <w:proofErr w:type="spellStart"/>
+      <w:r>
+        <w:t>react</w:t>
+      </w:r>
+      <w:proofErr w:type="spellEnd"/>
+      <w:r>
+        <w:t>, se disponen en formato vertical.</w:t>
       </w:r>
     </w:p>
     <w:p>
@@ -82,8 +187,13 @@
         <w:jc w:val="both"/>
       </w:pPr>
       <w:r>
-        <w:t>En CampobaseComponent</w:t>
-      </w:r>
+        <w:t xml:space="preserve">En </w:t>
+      </w:r>
+      <w:proofErr w:type="spellStart"/>
+      <w:r>
+        <w:t>CampobaseComponent</w:t>
+      </w:r>
+      <w:proofErr w:type="spellEnd"/>
       <w:r>
         <w:t xml:space="preserve"> se guarda la lista de excursiones y se pasan al componente calendario para que este las muestre.</w:t>
       </w:r>
@@ -93,8 +203,642 @@
         <w:jc w:val="both"/>
       </w:pPr>
       <w:r>
-        <w:t>También se ha modificado el fichero App.js para que se muestre la app correctamente, SafeAreaProvider sirve para que no se solape con la barra superior, notch y los bordes del móvil, PaperProvider activa el sistema de estilos de react native paper. En ese momento se incluye el componente campobase que, renderiza un calendario y le pasa cada una de las excursiones para que se dispongan en forma de lista como se ha explicado.</w:t>
-      </w:r>
+        <w:t xml:space="preserve">También se ha modificado el fichero App.js para que se muestre la </w:t>
+      </w:r>
+      <w:proofErr w:type="gramStart"/>
+      <w:r>
+        <w:t>app</w:t>
+      </w:r>
+      <w:proofErr w:type="gramEnd"/>
+      <w:r>
+        <w:t xml:space="preserve"> correctamente, </w:t>
+      </w:r>
+      <w:proofErr w:type="spellStart"/>
+      <w:r>
+        <w:t>SafeAreaProvider</w:t>
+      </w:r>
+      <w:proofErr w:type="spellEnd"/>
+      <w:r>
+        <w:t xml:space="preserve"> sirve para que no se solape con la barra superior, </w:t>
+      </w:r>
+      <w:proofErr w:type="spellStart"/>
+      <w:r>
+        <w:t>notch</w:t>
+      </w:r>
+      <w:proofErr w:type="spellEnd"/>
+      <w:r>
+        <w:t xml:space="preserve"> y los bordes del móvil, </w:t>
+      </w:r>
+      <w:proofErr w:type="spellStart"/>
+      <w:r>
+        <w:t>PaperProvider</w:t>
+      </w:r>
+      <w:proofErr w:type="spellEnd"/>
+      <w:r>
+        <w:t xml:space="preserve"> activa el sistema de estilos de </w:t>
+      </w:r>
+      <w:proofErr w:type="spellStart"/>
+      <w:r>
+        <w:t>react</w:t>
+      </w:r>
+      <w:proofErr w:type="spellEnd"/>
+      <w:r>
+        <w:t xml:space="preserve"> native </w:t>
+      </w:r>
+      <w:proofErr w:type="spellStart"/>
+      <w:r>
+        <w:t>paper</w:t>
+      </w:r>
+      <w:proofErr w:type="spellEnd"/>
+      <w:r>
+        <w:t xml:space="preserve">. En ese momento se incluye el componente </w:t>
+      </w:r>
+      <w:proofErr w:type="spellStart"/>
+      <w:r>
+        <w:t>campobase</w:t>
+      </w:r>
+      <w:proofErr w:type="spellEnd"/>
+      <w:r>
+        <w:t xml:space="preserve"> que, renderiza un calendario y le pasa cada una de las excursiones para que se dispongan en forma de lista como se ha explicado.</w:t>
+      </w:r>
+    </w:p>
+    <w:p>
+      <w:pPr>
+        <w:pStyle w:val="Ttulo1"/>
+        <w:jc w:val="both"/>
+      </w:pPr>
+      <w:proofErr w:type="spellStart"/>
+      <w:r>
+        <w:t>Commit</w:t>
+      </w:r>
+      <w:proofErr w:type="spellEnd"/>
+      <w:r>
+        <w:t xml:space="preserve"> 3. “</w:t>
+      </w:r>
+      <w:r>
+        <w:t xml:space="preserve">Componentes funcionales en </w:t>
+      </w:r>
+      <w:proofErr w:type="spellStart"/>
+      <w:r>
+        <w:t>React</w:t>
+      </w:r>
+      <w:proofErr w:type="spellEnd"/>
+      <w:r>
+        <w:t xml:space="preserve"> Native”</w:t>
+      </w:r>
+    </w:p>
+    <w:p>
+      <w:pPr>
+        <w:jc w:val="both"/>
+      </w:pPr>
+      <w:r>
+        <w:t xml:space="preserve">En esta parte del trabajo se va a profundizar más en los componentes funcionales de </w:t>
+      </w:r>
+      <w:proofErr w:type="spellStart"/>
+      <w:r>
+        <w:t>react</w:t>
+      </w:r>
+      <w:proofErr w:type="spellEnd"/>
+      <w:r>
+        <w:t xml:space="preserve">-native. En el </w:t>
+      </w:r>
+      <w:proofErr w:type="spellStart"/>
+      <w:r>
+        <w:t>commit</w:t>
+      </w:r>
+      <w:proofErr w:type="spellEnd"/>
+      <w:r>
+        <w:t xml:space="preserve"> anterior ya creamos uno, el calendario. En el día de hoy se va a crear otro y se va a realizar comunicación entre ellos.</w:t>
+      </w:r>
+    </w:p>
+    <w:p>
+      <w:pPr>
+        <w:jc w:val="both"/>
+      </w:pPr>
+      <w:r>
+        <w:t xml:space="preserve">El objetivo de esta parte del proyecto es crear la primera funcionalidad con interacción del usuario. Cuando se toque uno de los componentes de la lista que se creó en el día anterior se va </w:t>
+      </w:r>
+      <w:r>
+        <w:lastRenderedPageBreak/>
+        <w:t xml:space="preserve">a desplegar un componente en la parte de arriba con la información correspondiente al evento en cuestión que ha sido pulsado. </w:t>
+      </w:r>
+    </w:p>
+    <w:p>
+      <w:pPr>
+        <w:jc w:val="both"/>
+      </w:pPr>
+      <w:r>
+        <w:t xml:space="preserve">El componente se llama </w:t>
+      </w:r>
+      <w:proofErr w:type="spellStart"/>
+      <w:r>
+        <w:t>DetalleExcursionComponent</w:t>
+      </w:r>
+      <w:proofErr w:type="spellEnd"/>
+      <w:r>
+        <w:t xml:space="preserve">, que </w:t>
+      </w:r>
+      <w:r>
+        <w:t xml:space="preserve">muestra una tarjeta (Card) con los datos de una excursión (nombre, imagen y descripción) usando </w:t>
+      </w:r>
+      <w:proofErr w:type="spellStart"/>
+      <w:r>
+        <w:t>react</w:t>
+      </w:r>
+      <w:proofErr w:type="spellEnd"/>
+      <w:r>
+        <w:t>-native-</w:t>
+      </w:r>
+      <w:proofErr w:type="spellStart"/>
+      <w:r>
+        <w:t>paper</w:t>
+      </w:r>
+      <w:proofErr w:type="spellEnd"/>
+      <w:r>
+        <w:t>.</w:t>
+      </w:r>
+    </w:p>
+    <w:p>
+      <w:pPr>
+        <w:jc w:val="both"/>
+      </w:pPr>
+      <w:r>
+        <w:t xml:space="preserve">Si recibe una excursión válida por </w:t>
+      </w:r>
+      <w:proofErr w:type="spellStart"/>
+      <w:r>
+        <w:t>props</w:t>
+      </w:r>
+      <w:proofErr w:type="spellEnd"/>
+      <w:r>
+        <w:t>, la renderiza</w:t>
+      </w:r>
+      <w:r>
+        <w:t>,</w:t>
+      </w:r>
+      <w:r>
+        <w:t xml:space="preserve"> si no, devuelve una vista vacía (View).</w:t>
+      </w:r>
+      <w:r>
+        <w:t xml:space="preserve"> </w:t>
+      </w:r>
+      <w:r>
+        <w:t xml:space="preserve">Se comunica con otros componentes a través de </w:t>
+      </w:r>
+      <w:proofErr w:type="spellStart"/>
+      <w:r>
+        <w:t>props</w:t>
+      </w:r>
+      <w:proofErr w:type="spellEnd"/>
+      <w:r>
+        <w:t xml:space="preserve">: el componente padre le pasa un objeto </w:t>
+      </w:r>
+      <w:proofErr w:type="spellStart"/>
+      <w:r>
+        <w:t>excursion</w:t>
+      </w:r>
+      <w:proofErr w:type="spellEnd"/>
+      <w:r>
+        <w:t xml:space="preserve"> (</w:t>
+      </w:r>
+      <w:proofErr w:type="spellStart"/>
+      <w:proofErr w:type="gramStart"/>
+      <w:r>
+        <w:t>props.excursion</w:t>
+      </w:r>
+      <w:proofErr w:type="spellEnd"/>
+      <w:proofErr w:type="gramEnd"/>
+      <w:r>
+        <w:t>) y este lo utiliza para mostrar la información.</w:t>
+      </w:r>
+    </w:p>
+    <w:p>
+      <w:pPr>
+        <w:jc w:val="both"/>
+      </w:pPr>
+      <w:r>
+        <w:t xml:space="preserve">Además, </w:t>
+      </w:r>
+      <w:proofErr w:type="spellStart"/>
+      <w:r>
+        <w:t>DetalleExcursion</w:t>
+      </w:r>
+      <w:proofErr w:type="spellEnd"/>
+      <w:r>
+        <w:t xml:space="preserve"> actúa como intermediario, recibiendo las </w:t>
+      </w:r>
+      <w:proofErr w:type="spellStart"/>
+      <w:r>
+        <w:t>props</w:t>
+      </w:r>
+      <w:proofErr w:type="spellEnd"/>
+      <w:r>
+        <w:t xml:space="preserve"> y pasándoselas a </w:t>
+      </w:r>
+      <w:proofErr w:type="spellStart"/>
+      <w:r>
+        <w:t>RenderExcursion</w:t>
+      </w:r>
+      <w:proofErr w:type="spellEnd"/>
+      <w:r>
+        <w:t>, manteniendo así la comunicación entre componentes.</w:t>
+      </w:r>
+    </w:p>
+    <w:p>
+      <w:pPr>
+        <w:jc w:val="both"/>
+      </w:pPr>
+      <w:r>
+        <w:t>Por otra parte, modificamos el componente calendario para que cumpla las siguientes funciones:</w:t>
+      </w:r>
+    </w:p>
+    <w:p>
+      <w:pPr>
+        <w:pStyle w:val="Prrafodelista"/>
+        <w:numPr>
+          <w:ilvl w:val="0"/>
+          <w:numId w:val="5"/>
+        </w:numPr>
+        <w:jc w:val="both"/>
+      </w:pPr>
+      <w:r>
+        <w:t>Se añade un estado (</w:t>
+      </w:r>
+      <w:proofErr w:type="spellStart"/>
+      <w:r>
+        <w:t>seleccionExcursion</w:t>
+      </w:r>
+      <w:proofErr w:type="spellEnd"/>
+      <w:r>
+        <w:t xml:space="preserve">) que guarda qué excursión está seleccionada. </w:t>
+      </w:r>
+    </w:p>
+    <w:p>
+      <w:pPr>
+        <w:pStyle w:val="Prrafodelista"/>
+        <w:numPr>
+          <w:ilvl w:val="0"/>
+          <w:numId w:val="5"/>
+        </w:numPr>
+        <w:jc w:val="both"/>
+      </w:pPr>
+      <w:r>
+        <w:t xml:space="preserve">Cuando el usuario pulsa en Calendario, se llama a </w:t>
+      </w:r>
+      <w:proofErr w:type="spellStart"/>
+      <w:r>
+        <w:t>onSeleccionExcursion</w:t>
+      </w:r>
+      <w:proofErr w:type="spellEnd"/>
+      <w:r>
+        <w:t xml:space="preserve">, que actualiza ese estado con el id. </w:t>
+      </w:r>
+    </w:p>
+    <w:p>
+      <w:pPr>
+        <w:pStyle w:val="Prrafodelista"/>
+        <w:numPr>
+          <w:ilvl w:val="0"/>
+          <w:numId w:val="5"/>
+        </w:numPr>
+        <w:jc w:val="both"/>
+      </w:pPr>
+      <w:r>
+        <w:t xml:space="preserve">Luego, </w:t>
+      </w:r>
+      <w:proofErr w:type="spellStart"/>
+      <w:r>
+        <w:t>DetalleExcursion</w:t>
+      </w:r>
+      <w:proofErr w:type="spellEnd"/>
+      <w:r>
+        <w:t xml:space="preserve"> recibe por </w:t>
+      </w:r>
+      <w:proofErr w:type="spellStart"/>
+      <w:r>
+        <w:t>props</w:t>
+      </w:r>
+      <w:proofErr w:type="spellEnd"/>
+      <w:r>
+        <w:t xml:space="preserve"> la excursión filtrada según ese id y muestra su información.</w:t>
+      </w:r>
+    </w:p>
+    <w:p>
+      <w:pPr>
+        <w:spacing w:before="100" w:beforeAutospacing="1" w:after="100" w:afterAutospacing="1" w:line="240" w:lineRule="auto"/>
+        <w:jc w:val="both"/>
+        <w:rPr>
+          <w:rFonts w:eastAsia="Times New Roman" w:cstheme="minorHAnsi"/>
+          <w:lang w:eastAsia="es-ES"/>
+        </w:rPr>
+      </w:pPr>
+      <w:r>
+        <w:rPr>
+          <w:rFonts w:eastAsia="Times New Roman" w:cstheme="minorHAnsi"/>
+          <w:lang w:eastAsia="es-ES"/>
+        </w:rPr>
+        <w:t xml:space="preserve">La excursión seleccionada se obtiene mediante el método </w:t>
+      </w:r>
+      <w:proofErr w:type="spellStart"/>
+      <w:r>
+        <w:rPr>
+          <w:rFonts w:eastAsia="Times New Roman" w:cstheme="minorHAnsi"/>
+          <w:lang w:eastAsia="es-ES"/>
+        </w:rPr>
+        <w:t>filter</w:t>
+      </w:r>
+      <w:proofErr w:type="spellEnd"/>
+      <w:r>
+        <w:rPr>
+          <w:rFonts w:eastAsia="Times New Roman" w:cstheme="minorHAnsi"/>
+          <w:lang w:eastAsia="es-ES"/>
+        </w:rPr>
+        <w:t xml:space="preserve"> de JavaScript aplicado al array </w:t>
+      </w:r>
+      <w:proofErr w:type="spellStart"/>
+      <w:proofErr w:type="gramStart"/>
+      <w:r>
+        <w:rPr>
+          <w:rFonts w:eastAsia="Times New Roman" w:cstheme="minorHAnsi"/>
+          <w:lang w:eastAsia="es-ES"/>
+        </w:rPr>
+        <w:t>this.state</w:t>
+      </w:r>
+      <w:proofErr w:type="gramEnd"/>
+      <w:r>
+        <w:rPr>
+          <w:rFonts w:eastAsia="Times New Roman" w:cstheme="minorHAnsi"/>
+          <w:lang w:eastAsia="es-ES"/>
+        </w:rPr>
+        <w:t>.excursiones</w:t>
+      </w:r>
+      <w:proofErr w:type="spellEnd"/>
+      <w:r>
+        <w:rPr>
+          <w:rFonts w:eastAsia="Times New Roman" w:cstheme="minorHAnsi"/>
+          <w:lang w:eastAsia="es-ES"/>
+        </w:rPr>
+        <w:t>.</w:t>
+      </w:r>
+    </w:p>
+    <w:p>
+      <w:pPr>
+        <w:spacing w:before="100" w:beforeAutospacing="1" w:after="100" w:afterAutospacing="1" w:line="240" w:lineRule="auto"/>
+        <w:jc w:val="both"/>
+        <w:rPr>
+          <w:rFonts w:eastAsia="Times New Roman" w:cstheme="minorHAnsi"/>
+          <w:lang w:eastAsia="es-ES"/>
+        </w:rPr>
+      </w:pPr>
+      <w:r>
+        <w:rPr>
+          <w:rFonts w:eastAsia="Times New Roman" w:cstheme="minorHAnsi"/>
+          <w:lang w:eastAsia="es-ES"/>
+        </w:rPr>
+        <w:t xml:space="preserve">Este filtro recorre todas las excursiones y devuelve solo aquellas cuyo id coincide con </w:t>
+      </w:r>
+      <w:proofErr w:type="spellStart"/>
+      <w:r>
+        <w:rPr>
+          <w:rFonts w:eastAsia="Times New Roman" w:cstheme="minorHAnsi"/>
+          <w:lang w:eastAsia="es-ES"/>
+        </w:rPr>
+        <w:t>seleccionExcursion</w:t>
+      </w:r>
+      <w:proofErr w:type="spellEnd"/>
+      <w:r>
+        <w:rPr>
+          <w:rFonts w:eastAsia="Times New Roman" w:cstheme="minorHAnsi"/>
+          <w:lang w:eastAsia="es-ES"/>
+        </w:rPr>
+        <w:t xml:space="preserve">. Como </w:t>
+      </w:r>
+      <w:proofErr w:type="spellStart"/>
+      <w:r>
+        <w:rPr>
+          <w:rFonts w:eastAsia="Times New Roman" w:cstheme="minorHAnsi"/>
+          <w:lang w:eastAsia="es-ES"/>
+        </w:rPr>
+        <w:t>filter</w:t>
+      </w:r>
+      <w:proofErr w:type="spellEnd"/>
+      <w:r>
+        <w:rPr>
+          <w:rFonts w:eastAsia="Times New Roman" w:cstheme="minorHAnsi"/>
+          <w:lang w:eastAsia="es-ES"/>
+        </w:rPr>
+        <w:t xml:space="preserve"> devuelve un array, se accede al primer elemento con [0] para obtener directamente el objeto de la excursión.</w:t>
+      </w:r>
+    </w:p>
+    <w:p>
+      <w:pPr>
+        <w:spacing w:before="100" w:beforeAutospacing="1" w:after="100" w:afterAutospacing="1" w:line="240" w:lineRule="auto"/>
+        <w:jc w:val="both"/>
+        <w:rPr>
+          <w:rFonts w:eastAsia="Times New Roman" w:cstheme="minorHAnsi"/>
+          <w:lang w:eastAsia="es-ES"/>
+        </w:rPr>
+      </w:pPr>
+      <w:r>
+        <w:rPr>
+          <w:rFonts w:eastAsia="Times New Roman" w:cstheme="minorHAnsi"/>
+          <w:lang w:eastAsia="es-ES"/>
+        </w:rPr>
+        <w:t xml:space="preserve">Se definen dos funciones </w:t>
+      </w:r>
+      <w:proofErr w:type="spellStart"/>
+      <w:r>
+        <w:rPr>
+          <w:rFonts w:eastAsia="Times New Roman" w:cstheme="minorHAnsi"/>
+          <w:lang w:eastAsia="es-ES"/>
+        </w:rPr>
+        <w:t>onPress</w:t>
+      </w:r>
+      <w:proofErr w:type="spellEnd"/>
+      <w:r>
+        <w:rPr>
+          <w:rFonts w:eastAsia="Times New Roman" w:cstheme="minorHAnsi"/>
+          <w:lang w:eastAsia="es-ES"/>
+        </w:rPr>
+        <w:t xml:space="preserve"> con usos diferentes:</w:t>
+      </w:r>
+    </w:p>
+    <w:p>
+      <w:pPr>
+        <w:pStyle w:val="Prrafodelista"/>
+        <w:numPr>
+          <w:ilvl w:val="0"/>
+          <w:numId w:val="6"/>
+        </w:numPr>
+        <w:spacing w:before="100" w:beforeAutospacing="1" w:after="100" w:afterAutospacing="1" w:line="240" w:lineRule="auto"/>
+        <w:jc w:val="both"/>
+        <w:rPr>
+          <w:rFonts w:eastAsia="Times New Roman" w:cstheme="minorHAnsi"/>
+          <w:lang w:eastAsia="es-ES"/>
+        </w:rPr>
+      </w:pPr>
+      <w:proofErr w:type="spellStart"/>
+      <w:r>
+        <w:rPr>
+          <w:rFonts w:eastAsia="Times New Roman" w:cstheme="minorHAnsi"/>
+          <w:lang w:eastAsia="es-ES"/>
+        </w:rPr>
+        <w:t>onPress</w:t>
+      </w:r>
+      <w:proofErr w:type="spellEnd"/>
+      <w:r>
+        <w:rPr>
+          <w:rFonts w:eastAsia="Times New Roman" w:cstheme="minorHAnsi"/>
+          <w:lang w:eastAsia="es-ES"/>
+        </w:rPr>
+        <w:t xml:space="preserve"> de </w:t>
+      </w:r>
+      <w:proofErr w:type="spellStart"/>
+      <w:r>
+        <w:rPr>
+          <w:rFonts w:eastAsia="Times New Roman" w:cstheme="minorHAnsi"/>
+          <w:lang w:eastAsia="es-ES"/>
+        </w:rPr>
+        <w:t>List.Item</w:t>
+      </w:r>
+      <w:proofErr w:type="spellEnd"/>
+      <w:r>
+        <w:rPr>
+          <w:rFonts w:eastAsia="Times New Roman" w:cstheme="minorHAnsi"/>
+          <w:lang w:eastAsia="es-ES"/>
+        </w:rPr>
+        <w:t xml:space="preserve">: es una </w:t>
+      </w:r>
+      <w:proofErr w:type="spellStart"/>
+      <w:r>
+        <w:rPr>
+          <w:rFonts w:eastAsia="Times New Roman" w:cstheme="minorHAnsi"/>
+          <w:lang w:eastAsia="es-ES"/>
+        </w:rPr>
+        <w:t>prop</w:t>
+      </w:r>
+      <w:proofErr w:type="spellEnd"/>
+      <w:r>
+        <w:rPr>
+          <w:rFonts w:eastAsia="Times New Roman" w:cstheme="minorHAnsi"/>
+          <w:lang w:eastAsia="es-ES"/>
+        </w:rPr>
+        <w:t xml:space="preserve"> ya definida por </w:t>
+      </w:r>
+      <w:proofErr w:type="spellStart"/>
+      <w:r>
+        <w:rPr>
+          <w:rFonts w:eastAsia="Times New Roman" w:cstheme="minorHAnsi"/>
+          <w:lang w:eastAsia="es-ES"/>
+        </w:rPr>
+        <w:t>React</w:t>
+      </w:r>
+      <w:proofErr w:type="spellEnd"/>
+      <w:r>
+        <w:rPr>
+          <w:rFonts w:eastAsia="Times New Roman" w:cstheme="minorHAnsi"/>
+          <w:lang w:eastAsia="es-ES"/>
+        </w:rPr>
+        <w:t xml:space="preserve"> Native Paper, que se ejecuta automáticamente cuando el usuario pulsa el elemento. </w:t>
+      </w:r>
+    </w:p>
+    <w:p>
+      <w:pPr>
+        <w:pStyle w:val="Prrafodelista"/>
+        <w:numPr>
+          <w:ilvl w:val="0"/>
+          <w:numId w:val="6"/>
+        </w:numPr>
+        <w:spacing w:before="100" w:beforeAutospacing="1" w:after="100" w:afterAutospacing="1" w:line="240" w:lineRule="auto"/>
+        <w:jc w:val="both"/>
+        <w:rPr>
+          <w:rFonts w:eastAsia="Times New Roman" w:cstheme="minorHAnsi"/>
+          <w:lang w:eastAsia="es-ES"/>
+        </w:rPr>
+      </w:pPr>
+      <w:proofErr w:type="spellStart"/>
+      <w:r>
+        <w:rPr>
+          <w:rFonts w:eastAsia="Times New Roman" w:cstheme="minorHAnsi"/>
+          <w:lang w:eastAsia="es-ES"/>
+        </w:rPr>
+        <w:t>onPress</w:t>
+      </w:r>
+      <w:proofErr w:type="spellEnd"/>
+      <w:r>
+        <w:rPr>
+          <w:rFonts w:eastAsia="Times New Roman" w:cstheme="minorHAnsi"/>
+          <w:lang w:eastAsia="es-ES"/>
+        </w:rPr>
+        <w:t xml:space="preserve"> del componente Calendario: es una función personalizada (</w:t>
+      </w:r>
+      <w:proofErr w:type="spellStart"/>
+      <w:r>
+        <w:rPr>
+          <w:rFonts w:eastAsia="Times New Roman" w:cstheme="minorHAnsi"/>
+          <w:lang w:eastAsia="es-ES"/>
+        </w:rPr>
+        <w:t>prop</w:t>
+      </w:r>
+      <w:proofErr w:type="spellEnd"/>
+      <w:r>
+        <w:rPr>
+          <w:rFonts w:eastAsia="Times New Roman" w:cstheme="minorHAnsi"/>
+          <w:lang w:eastAsia="es-ES"/>
+        </w:rPr>
+        <w:t>) que tú defines y pasas desde el componente padre (</w:t>
+      </w:r>
+      <w:proofErr w:type="spellStart"/>
+      <w:r>
+        <w:rPr>
+          <w:rFonts w:eastAsia="Times New Roman" w:cstheme="minorHAnsi"/>
+          <w:lang w:eastAsia="es-ES"/>
+        </w:rPr>
+        <w:t>Campobase</w:t>
+      </w:r>
+      <w:proofErr w:type="spellEnd"/>
+      <w:r>
+        <w:rPr>
+          <w:rFonts w:eastAsia="Times New Roman" w:cstheme="minorHAnsi"/>
+          <w:lang w:eastAsia="es-ES"/>
+        </w:rPr>
+        <w:t>). Su nombre es arbitrario.</w:t>
+      </w:r>
+    </w:p>
+    <w:p>
+      <w:pPr>
+        <w:spacing w:before="100" w:beforeAutospacing="1" w:after="100" w:afterAutospacing="1" w:line="240" w:lineRule="auto"/>
+        <w:jc w:val="both"/>
+        <w:rPr>
+          <w:rFonts w:eastAsia="Times New Roman" w:cstheme="minorHAnsi"/>
+          <w:lang w:eastAsia="es-ES"/>
+        </w:rPr>
+      </w:pPr>
+    </w:p>
+    <w:p>
+      <w:pPr>
+        <w:spacing w:before="100" w:beforeAutospacing="1" w:after="100" w:afterAutospacing="1" w:line="240" w:lineRule="auto"/>
+        <w:jc w:val="both"/>
+        <w:rPr>
+          <w:rFonts w:eastAsia="Times New Roman" w:cstheme="minorHAnsi"/>
+          <w:lang w:eastAsia="es-ES"/>
+        </w:rPr>
+      </w:pPr>
+    </w:p>
+    <w:p>
+      <w:pPr>
+        <w:jc w:val="both"/>
+      </w:pPr>
+    </w:p>
+    <w:p>
+      <w:pPr>
+        <w:jc w:val="both"/>
+      </w:pPr>
+    </w:p>
+    <w:p>
+      <w:pPr>
+        <w:jc w:val="both"/>
+      </w:pPr>
     </w:p>
     <w:p>
       <w:pPr>
@@ -109,6 +853,706 @@
     </w:sectPr>
   </w:body>
 </w:document>
+</file>
+
+<file path=word/numbering.xml><?xml version="1.0" encoding="utf-8"?>
+<w:numbering xmlns:wpc="http://schemas.microsoft.com/office/word/2010/wordprocessingCanvas" xmlns:cx="http://schemas.microsoft.com/office/drawing/2014/chartex" xmlns:cx1="http://schemas.microsoft.com/office/drawing/2015/9/8/chartex" xmlns:cx2="http://schemas.microsoft.com/office/drawing/2015/10/21/chartex" xmlns:cx3="http://schemas.microsoft.com/office/drawing/2016/5/9/chartex" xmlns:cx4="http://schemas.microsoft.com/office/drawing/2016/5/10/chartex" xmlns:cx5="http://schemas.microsoft.com/office/drawing/2016/5/11/chartex" xmlns:cx6="http://schemas.microsoft.com/office/drawing/2016/5/12/chartex" xmlns:cx7="http://schemas.microsoft.com/office/drawing/2016/5/13/chartex" xmlns:cx8="http://schemas.microsoft.com/office/drawing/2016/5/14/chartex" xmlns:mc="http://schemas.openxmlformats.org/markup-compatibility/2006" xmlns:aink="http://schemas.microsoft.com/office/drawing/2016/ink" xmlns:am3d="http://schemas.microsoft.com/office/drawing/2017/model3d" xmlns:o="urn:schemas-microsoft-com:office:office" xmlns:oel="http://schemas.microsoft.com/office/2019/extlst" xmlns:r="http://schemas.openxmlformats.org/officeDocument/2006/relationships" xmlns:m="http://schemas.openxmlformats.org/officeDocument/2006/math" xmlns:v="urn:schemas-microsoft-com:vml" xmlns:wp14="http://schemas.microsoft.com/office/word/2010/wordprocessingDrawing" xmlns:wp="http://schemas.openxmlformats.org/drawingml/2006/wordprocessingDrawing" xmlns:w10="urn:schemas-microsoft-com:office:word" xmlns:w="http://schemas.openxmlformats.org/wordprocessingml/2006/main" xmlns:w14="http://schemas.microsoft.com/office/word/2010/wordml" xmlns:w15="http://schemas.microsoft.com/office/word/2012/wordml" xmlns:w16cex="http://schemas.microsoft.com/office/word/2018/wordml/cex" xmlns:w16cid="http://schemas.microsoft.com/office/word/2016/wordml/cid" xmlns:w16="http://schemas.microsoft.com/office/word/2018/wordml" xmlns:w16du="http://schemas.microsoft.com/office/word/2023/wordml/word16du" xmlns:w16sdtdh="http://schemas.microsoft.com/office/word/2020/wordml/sdtdatahash" xmlns:w16sdtfl="http://schemas.microsoft.com/office/word/2024/wordml/sdtformatlock" xmlns:w16se="http://schemas.microsoft.com/office/word/2015/wordml/symex" xmlns:wpg="http://schemas.microsoft.com/office/word/2010/wordprocessingGroup" xmlns:wpi="http://schemas.microsoft.com/office/word/2010/wordprocessingInk" xmlns:wne="http://schemas.microsoft.com/office/word/2006/wordml" xmlns:wps="http://schemas.microsoft.com/office/word/2010/wordprocessingShape" mc:Ignorable="w14 w15 w16se w16cid w16 w16cex w16sdtdh w16sdtfl w16du wp14">
+  <w:abstractNum w:abstractNumId="0" w15:restartNumberingAfterBreak="0">
+    <w:nsid w:val="0B7003FC"/>
+    <w:multiLevelType w:val="hybridMultilevel"/>
+    <w:tmpl w:val="18F01636"/>
+    <w:lvl w:ilvl="0" w:tplc="0C0A0001">
+      <w:start w:val="1"/>
+      <w:numFmt w:val="bullet"/>
+      <w:lvlText w:val=""/>
+      <w:lvlJc w:val="left"/>
+      <w:pPr>
+        <w:ind w:left="720" w:hanging="360"/>
+      </w:pPr>
+      <w:rPr>
+        <w:rFonts w:ascii="Symbol" w:hAnsi="Symbol" w:hint="default"/>
+      </w:rPr>
+    </w:lvl>
+    <w:lvl w:ilvl="1" w:tplc="0C0A0003">
+      <w:start w:val="1"/>
+      <w:numFmt w:val="bullet"/>
+      <w:lvlText w:val="o"/>
+      <w:lvlJc w:val="left"/>
+      <w:pPr>
+        <w:ind w:left="1440" w:hanging="360"/>
+      </w:pPr>
+      <w:rPr>
+        <w:rFonts w:ascii="Courier New" w:hAnsi="Courier New" w:cs="Courier New" w:hint="default"/>
+      </w:rPr>
+    </w:lvl>
+    <w:lvl w:ilvl="2" w:tplc="0C0A0005" w:tentative="1">
+      <w:start w:val="1"/>
+      <w:numFmt w:val="bullet"/>
+      <w:lvlText w:val=""/>
+      <w:lvlJc w:val="left"/>
+      <w:pPr>
+        <w:ind w:left="2160" w:hanging="360"/>
+      </w:pPr>
+      <w:rPr>
+        <w:rFonts w:ascii="Wingdings" w:hAnsi="Wingdings" w:hint="default"/>
+      </w:rPr>
+    </w:lvl>
+    <w:lvl w:ilvl="3" w:tplc="0C0A0001" w:tentative="1">
+      <w:start w:val="1"/>
+      <w:numFmt w:val="bullet"/>
+      <w:lvlText w:val=""/>
+      <w:lvlJc w:val="left"/>
+      <w:pPr>
+        <w:ind w:left="2880" w:hanging="360"/>
+      </w:pPr>
+      <w:rPr>
+        <w:rFonts w:ascii="Symbol" w:hAnsi="Symbol" w:hint="default"/>
+      </w:rPr>
+    </w:lvl>
+    <w:lvl w:ilvl="4" w:tplc="0C0A0003" w:tentative="1">
+      <w:start w:val="1"/>
+      <w:numFmt w:val="bullet"/>
+      <w:lvlText w:val="o"/>
+      <w:lvlJc w:val="left"/>
+      <w:pPr>
+        <w:ind w:left="3600" w:hanging="360"/>
+      </w:pPr>
+      <w:rPr>
+        <w:rFonts w:ascii="Courier New" w:hAnsi="Courier New" w:cs="Courier New" w:hint="default"/>
+      </w:rPr>
+    </w:lvl>
+    <w:lvl w:ilvl="5" w:tplc="0C0A0005" w:tentative="1">
+      <w:start w:val="1"/>
+      <w:numFmt w:val="bullet"/>
+      <w:lvlText w:val=""/>
+      <w:lvlJc w:val="left"/>
+      <w:pPr>
+        <w:ind w:left="4320" w:hanging="360"/>
+      </w:pPr>
+      <w:rPr>
+        <w:rFonts w:ascii="Wingdings" w:hAnsi="Wingdings" w:hint="default"/>
+      </w:rPr>
+    </w:lvl>
+    <w:lvl w:ilvl="6" w:tplc="0C0A0001" w:tentative="1">
+      <w:start w:val="1"/>
+      <w:numFmt w:val="bullet"/>
+      <w:lvlText w:val=""/>
+      <w:lvlJc w:val="left"/>
+      <w:pPr>
+        <w:ind w:left="5040" w:hanging="360"/>
+      </w:pPr>
+      <w:rPr>
+        <w:rFonts w:ascii="Symbol" w:hAnsi="Symbol" w:hint="default"/>
+      </w:rPr>
+    </w:lvl>
+    <w:lvl w:ilvl="7" w:tplc="0C0A0003" w:tentative="1">
+      <w:start w:val="1"/>
+      <w:numFmt w:val="bullet"/>
+      <w:lvlText w:val="o"/>
+      <w:lvlJc w:val="left"/>
+      <w:pPr>
+        <w:ind w:left="5760" w:hanging="360"/>
+      </w:pPr>
+      <w:rPr>
+        <w:rFonts w:ascii="Courier New" w:hAnsi="Courier New" w:cs="Courier New" w:hint="default"/>
+      </w:rPr>
+    </w:lvl>
+    <w:lvl w:ilvl="8" w:tplc="0C0A0005" w:tentative="1">
+      <w:start w:val="1"/>
+      <w:numFmt w:val="bullet"/>
+      <w:lvlText w:val=""/>
+      <w:lvlJc w:val="left"/>
+      <w:pPr>
+        <w:ind w:left="6480" w:hanging="360"/>
+      </w:pPr>
+      <w:rPr>
+        <w:rFonts w:ascii="Wingdings" w:hAnsi="Wingdings" w:hint="default"/>
+      </w:rPr>
+    </w:lvl>
+  </w:abstractNum>
+  <w:abstractNum w:abstractNumId="1" w15:restartNumberingAfterBreak="0">
+    <w:nsid w:val="12E162AD"/>
+    <w:multiLevelType w:val="hybridMultilevel"/>
+    <w:tmpl w:val="C59EEED6"/>
+    <w:lvl w:ilvl="0" w:tplc="656074A8">
+      <w:numFmt w:val="bullet"/>
+      <w:lvlText w:val=""/>
+      <w:lvlJc w:val="left"/>
+      <w:pPr>
+        <w:ind w:left="720" w:hanging="360"/>
+      </w:pPr>
+      <w:rPr>
+        <w:rFonts w:ascii="Calibri" w:eastAsiaTheme="minorHAnsi" w:hAnsi="Calibri" w:cs="Calibri" w:hint="default"/>
+      </w:rPr>
+    </w:lvl>
+    <w:lvl w:ilvl="1" w:tplc="0C0A0003" w:tentative="1">
+      <w:start w:val="1"/>
+      <w:numFmt w:val="bullet"/>
+      <w:lvlText w:val="o"/>
+      <w:lvlJc w:val="left"/>
+      <w:pPr>
+        <w:ind w:left="1440" w:hanging="360"/>
+      </w:pPr>
+      <w:rPr>
+        <w:rFonts w:ascii="Courier New" w:hAnsi="Courier New" w:cs="Courier New" w:hint="default"/>
+      </w:rPr>
+    </w:lvl>
+    <w:lvl w:ilvl="2" w:tplc="0C0A0005" w:tentative="1">
+      <w:start w:val="1"/>
+      <w:numFmt w:val="bullet"/>
+      <w:lvlText w:val=""/>
+      <w:lvlJc w:val="left"/>
+      <w:pPr>
+        <w:ind w:left="2160" w:hanging="360"/>
+      </w:pPr>
+      <w:rPr>
+        <w:rFonts w:ascii="Wingdings" w:hAnsi="Wingdings" w:hint="default"/>
+      </w:rPr>
+    </w:lvl>
+    <w:lvl w:ilvl="3" w:tplc="0C0A0001" w:tentative="1">
+      <w:start w:val="1"/>
+      <w:numFmt w:val="bullet"/>
+      <w:lvlText w:val=""/>
+      <w:lvlJc w:val="left"/>
+      <w:pPr>
+        <w:ind w:left="2880" w:hanging="360"/>
+      </w:pPr>
+      <w:rPr>
+        <w:rFonts w:ascii="Symbol" w:hAnsi="Symbol" w:hint="default"/>
+      </w:rPr>
+    </w:lvl>
+    <w:lvl w:ilvl="4" w:tplc="0C0A0003" w:tentative="1">
+      <w:start w:val="1"/>
+      <w:numFmt w:val="bullet"/>
+      <w:lvlText w:val="o"/>
+      <w:lvlJc w:val="left"/>
+      <w:pPr>
+        <w:ind w:left="3600" w:hanging="360"/>
+      </w:pPr>
+      <w:rPr>
+        <w:rFonts w:ascii="Courier New" w:hAnsi="Courier New" w:cs="Courier New" w:hint="default"/>
+      </w:rPr>
+    </w:lvl>
+    <w:lvl w:ilvl="5" w:tplc="0C0A0005" w:tentative="1">
+      <w:start w:val="1"/>
+      <w:numFmt w:val="bullet"/>
+      <w:lvlText w:val=""/>
+      <w:lvlJc w:val="left"/>
+      <w:pPr>
+        <w:ind w:left="4320" w:hanging="360"/>
+      </w:pPr>
+      <w:rPr>
+        <w:rFonts w:ascii="Wingdings" w:hAnsi="Wingdings" w:hint="default"/>
+      </w:rPr>
+    </w:lvl>
+    <w:lvl w:ilvl="6" w:tplc="0C0A0001" w:tentative="1">
+      <w:start w:val="1"/>
+      <w:numFmt w:val="bullet"/>
+      <w:lvlText w:val=""/>
+      <w:lvlJc w:val="left"/>
+      <w:pPr>
+        <w:ind w:left="5040" w:hanging="360"/>
+      </w:pPr>
+      <w:rPr>
+        <w:rFonts w:ascii="Symbol" w:hAnsi="Symbol" w:hint="default"/>
+      </w:rPr>
+    </w:lvl>
+    <w:lvl w:ilvl="7" w:tplc="0C0A0003" w:tentative="1">
+      <w:start w:val="1"/>
+      <w:numFmt w:val="bullet"/>
+      <w:lvlText w:val="o"/>
+      <w:lvlJc w:val="left"/>
+      <w:pPr>
+        <w:ind w:left="5760" w:hanging="360"/>
+      </w:pPr>
+      <w:rPr>
+        <w:rFonts w:ascii="Courier New" w:hAnsi="Courier New" w:cs="Courier New" w:hint="default"/>
+      </w:rPr>
+    </w:lvl>
+    <w:lvl w:ilvl="8" w:tplc="0C0A0005" w:tentative="1">
+      <w:start w:val="1"/>
+      <w:numFmt w:val="bullet"/>
+      <w:lvlText w:val=""/>
+      <w:lvlJc w:val="left"/>
+      <w:pPr>
+        <w:ind w:left="6480" w:hanging="360"/>
+      </w:pPr>
+      <w:rPr>
+        <w:rFonts w:ascii="Wingdings" w:hAnsi="Wingdings" w:hint="default"/>
+      </w:rPr>
+    </w:lvl>
+  </w:abstractNum>
+  <w:abstractNum w:abstractNumId="2" w15:restartNumberingAfterBreak="0">
+    <w:nsid w:val="325472AD"/>
+    <w:multiLevelType w:val="hybridMultilevel"/>
+    <w:tmpl w:val="4878754C"/>
+    <w:lvl w:ilvl="0" w:tplc="0C0A0001">
+      <w:start w:val="1"/>
+      <w:numFmt w:val="bullet"/>
+      <w:lvlText w:val=""/>
+      <w:lvlJc w:val="left"/>
+      <w:pPr>
+        <w:ind w:left="720" w:hanging="360"/>
+      </w:pPr>
+      <w:rPr>
+        <w:rFonts w:ascii="Symbol" w:hAnsi="Symbol" w:hint="default"/>
+      </w:rPr>
+    </w:lvl>
+    <w:lvl w:ilvl="1" w:tplc="0C0A0003" w:tentative="1">
+      <w:start w:val="1"/>
+      <w:numFmt w:val="bullet"/>
+      <w:lvlText w:val="o"/>
+      <w:lvlJc w:val="left"/>
+      <w:pPr>
+        <w:ind w:left="1440" w:hanging="360"/>
+      </w:pPr>
+      <w:rPr>
+        <w:rFonts w:ascii="Courier New" w:hAnsi="Courier New" w:cs="Courier New" w:hint="default"/>
+      </w:rPr>
+    </w:lvl>
+    <w:lvl w:ilvl="2" w:tplc="0C0A0005" w:tentative="1">
+      <w:start w:val="1"/>
+      <w:numFmt w:val="bullet"/>
+      <w:lvlText w:val=""/>
+      <w:lvlJc w:val="left"/>
+      <w:pPr>
+        <w:ind w:left="2160" w:hanging="360"/>
+      </w:pPr>
+      <w:rPr>
+        <w:rFonts w:ascii="Wingdings" w:hAnsi="Wingdings" w:hint="default"/>
+      </w:rPr>
+    </w:lvl>
+    <w:lvl w:ilvl="3" w:tplc="0C0A0001" w:tentative="1">
+      <w:start w:val="1"/>
+      <w:numFmt w:val="bullet"/>
+      <w:lvlText w:val=""/>
+      <w:lvlJc w:val="left"/>
+      <w:pPr>
+        <w:ind w:left="2880" w:hanging="360"/>
+      </w:pPr>
+      <w:rPr>
+        <w:rFonts w:ascii="Symbol" w:hAnsi="Symbol" w:hint="default"/>
+      </w:rPr>
+    </w:lvl>
+    <w:lvl w:ilvl="4" w:tplc="0C0A0003" w:tentative="1">
+      <w:start w:val="1"/>
+      <w:numFmt w:val="bullet"/>
+      <w:lvlText w:val="o"/>
+      <w:lvlJc w:val="left"/>
+      <w:pPr>
+        <w:ind w:left="3600" w:hanging="360"/>
+      </w:pPr>
+      <w:rPr>
+        <w:rFonts w:ascii="Courier New" w:hAnsi="Courier New" w:cs="Courier New" w:hint="default"/>
+      </w:rPr>
+    </w:lvl>
+    <w:lvl w:ilvl="5" w:tplc="0C0A0005" w:tentative="1">
+      <w:start w:val="1"/>
+      <w:numFmt w:val="bullet"/>
+      <w:lvlText w:val=""/>
+      <w:lvlJc w:val="left"/>
+      <w:pPr>
+        <w:ind w:left="4320" w:hanging="360"/>
+      </w:pPr>
+      <w:rPr>
+        <w:rFonts w:ascii="Wingdings" w:hAnsi="Wingdings" w:hint="default"/>
+      </w:rPr>
+    </w:lvl>
+    <w:lvl w:ilvl="6" w:tplc="0C0A0001" w:tentative="1">
+      <w:start w:val="1"/>
+      <w:numFmt w:val="bullet"/>
+      <w:lvlText w:val=""/>
+      <w:lvlJc w:val="left"/>
+      <w:pPr>
+        <w:ind w:left="5040" w:hanging="360"/>
+      </w:pPr>
+      <w:rPr>
+        <w:rFonts w:ascii="Symbol" w:hAnsi="Symbol" w:hint="default"/>
+      </w:rPr>
+    </w:lvl>
+    <w:lvl w:ilvl="7" w:tplc="0C0A0003" w:tentative="1">
+      <w:start w:val="1"/>
+      <w:numFmt w:val="bullet"/>
+      <w:lvlText w:val="o"/>
+      <w:lvlJc w:val="left"/>
+      <w:pPr>
+        <w:ind w:left="5760" w:hanging="360"/>
+      </w:pPr>
+      <w:rPr>
+        <w:rFonts w:ascii="Courier New" w:hAnsi="Courier New" w:cs="Courier New" w:hint="default"/>
+      </w:rPr>
+    </w:lvl>
+    <w:lvl w:ilvl="8" w:tplc="0C0A0005" w:tentative="1">
+      <w:start w:val="1"/>
+      <w:numFmt w:val="bullet"/>
+      <w:lvlText w:val=""/>
+      <w:lvlJc w:val="left"/>
+      <w:pPr>
+        <w:ind w:left="6480" w:hanging="360"/>
+      </w:pPr>
+      <w:rPr>
+        <w:rFonts w:ascii="Wingdings" w:hAnsi="Wingdings" w:hint="default"/>
+      </w:rPr>
+    </w:lvl>
+  </w:abstractNum>
+  <w:abstractNum w:abstractNumId="3" w15:restartNumberingAfterBreak="0">
+    <w:nsid w:val="3ACC6F0A"/>
+    <w:multiLevelType w:val="hybridMultilevel"/>
+    <w:tmpl w:val="5DBA38D0"/>
+    <w:lvl w:ilvl="0" w:tplc="0C0A0001">
+      <w:start w:val="1"/>
+      <w:numFmt w:val="bullet"/>
+      <w:lvlText w:val=""/>
+      <w:lvlJc w:val="left"/>
+      <w:pPr>
+        <w:ind w:left="1440" w:hanging="360"/>
+      </w:pPr>
+      <w:rPr>
+        <w:rFonts w:ascii="Symbol" w:hAnsi="Symbol" w:hint="default"/>
+      </w:rPr>
+    </w:lvl>
+    <w:lvl w:ilvl="1" w:tplc="0C0A0003" w:tentative="1">
+      <w:start w:val="1"/>
+      <w:numFmt w:val="bullet"/>
+      <w:lvlText w:val="o"/>
+      <w:lvlJc w:val="left"/>
+      <w:pPr>
+        <w:ind w:left="2160" w:hanging="360"/>
+      </w:pPr>
+      <w:rPr>
+        <w:rFonts w:ascii="Courier New" w:hAnsi="Courier New" w:cs="Courier New" w:hint="default"/>
+      </w:rPr>
+    </w:lvl>
+    <w:lvl w:ilvl="2" w:tplc="0C0A0005" w:tentative="1">
+      <w:start w:val="1"/>
+      <w:numFmt w:val="bullet"/>
+      <w:lvlText w:val=""/>
+      <w:lvlJc w:val="left"/>
+      <w:pPr>
+        <w:ind w:left="2880" w:hanging="360"/>
+      </w:pPr>
+      <w:rPr>
+        <w:rFonts w:ascii="Wingdings" w:hAnsi="Wingdings" w:hint="default"/>
+      </w:rPr>
+    </w:lvl>
+    <w:lvl w:ilvl="3" w:tplc="0C0A0001" w:tentative="1">
+      <w:start w:val="1"/>
+      <w:numFmt w:val="bullet"/>
+      <w:lvlText w:val=""/>
+      <w:lvlJc w:val="left"/>
+      <w:pPr>
+        <w:ind w:left="3600" w:hanging="360"/>
+      </w:pPr>
+      <w:rPr>
+        <w:rFonts w:ascii="Symbol" w:hAnsi="Symbol" w:hint="default"/>
+      </w:rPr>
+    </w:lvl>
+    <w:lvl w:ilvl="4" w:tplc="0C0A0003" w:tentative="1">
+      <w:start w:val="1"/>
+      <w:numFmt w:val="bullet"/>
+      <w:lvlText w:val="o"/>
+      <w:lvlJc w:val="left"/>
+      <w:pPr>
+        <w:ind w:left="4320" w:hanging="360"/>
+      </w:pPr>
+      <w:rPr>
+        <w:rFonts w:ascii="Courier New" w:hAnsi="Courier New" w:cs="Courier New" w:hint="default"/>
+      </w:rPr>
+    </w:lvl>
+    <w:lvl w:ilvl="5" w:tplc="0C0A0005" w:tentative="1">
+      <w:start w:val="1"/>
+      <w:numFmt w:val="bullet"/>
+      <w:lvlText w:val=""/>
+      <w:lvlJc w:val="left"/>
+      <w:pPr>
+        <w:ind w:left="5040" w:hanging="360"/>
+      </w:pPr>
+      <w:rPr>
+        <w:rFonts w:ascii="Wingdings" w:hAnsi="Wingdings" w:hint="default"/>
+      </w:rPr>
+    </w:lvl>
+    <w:lvl w:ilvl="6" w:tplc="0C0A0001" w:tentative="1">
+      <w:start w:val="1"/>
+      <w:numFmt w:val="bullet"/>
+      <w:lvlText w:val=""/>
+      <w:lvlJc w:val="left"/>
+      <w:pPr>
+        <w:ind w:left="5760" w:hanging="360"/>
+      </w:pPr>
+      <w:rPr>
+        <w:rFonts w:ascii="Symbol" w:hAnsi="Symbol" w:hint="default"/>
+      </w:rPr>
+    </w:lvl>
+    <w:lvl w:ilvl="7" w:tplc="0C0A0003" w:tentative="1">
+      <w:start w:val="1"/>
+      <w:numFmt w:val="bullet"/>
+      <w:lvlText w:val="o"/>
+      <w:lvlJc w:val="left"/>
+      <w:pPr>
+        <w:ind w:left="6480" w:hanging="360"/>
+      </w:pPr>
+      <w:rPr>
+        <w:rFonts w:ascii="Courier New" w:hAnsi="Courier New" w:cs="Courier New" w:hint="default"/>
+      </w:rPr>
+    </w:lvl>
+    <w:lvl w:ilvl="8" w:tplc="0C0A0005" w:tentative="1">
+      <w:start w:val="1"/>
+      <w:numFmt w:val="bullet"/>
+      <w:lvlText w:val=""/>
+      <w:lvlJc w:val="left"/>
+      <w:pPr>
+        <w:ind w:left="7200" w:hanging="360"/>
+      </w:pPr>
+      <w:rPr>
+        <w:rFonts w:ascii="Wingdings" w:hAnsi="Wingdings" w:hint="default"/>
+      </w:rPr>
+    </w:lvl>
+  </w:abstractNum>
+  <w:abstractNum w:abstractNumId="4" w15:restartNumberingAfterBreak="0">
+    <w:nsid w:val="5A6A6B00"/>
+    <w:multiLevelType w:val="hybridMultilevel"/>
+    <w:tmpl w:val="7420735E"/>
+    <w:lvl w:ilvl="0" w:tplc="0C0A0001">
+      <w:start w:val="1"/>
+      <w:numFmt w:val="bullet"/>
+      <w:lvlText w:val=""/>
+      <w:lvlJc w:val="left"/>
+      <w:pPr>
+        <w:ind w:left="720" w:hanging="360"/>
+      </w:pPr>
+      <w:rPr>
+        <w:rFonts w:ascii="Symbol" w:hAnsi="Symbol" w:hint="default"/>
+      </w:rPr>
+    </w:lvl>
+    <w:lvl w:ilvl="1" w:tplc="0C0A0003" w:tentative="1">
+      <w:start w:val="1"/>
+      <w:numFmt w:val="bullet"/>
+      <w:lvlText w:val="o"/>
+      <w:lvlJc w:val="left"/>
+      <w:pPr>
+        <w:ind w:left="1440" w:hanging="360"/>
+      </w:pPr>
+      <w:rPr>
+        <w:rFonts w:ascii="Courier New" w:hAnsi="Courier New" w:cs="Courier New" w:hint="default"/>
+      </w:rPr>
+    </w:lvl>
+    <w:lvl w:ilvl="2" w:tplc="0C0A0005" w:tentative="1">
+      <w:start w:val="1"/>
+      <w:numFmt w:val="bullet"/>
+      <w:lvlText w:val=""/>
+      <w:lvlJc w:val="left"/>
+      <w:pPr>
+        <w:ind w:left="2160" w:hanging="360"/>
+      </w:pPr>
+      <w:rPr>
+        <w:rFonts w:ascii="Wingdings" w:hAnsi="Wingdings" w:hint="default"/>
+      </w:rPr>
+    </w:lvl>
+    <w:lvl w:ilvl="3" w:tplc="0C0A0001" w:tentative="1">
+      <w:start w:val="1"/>
+      <w:numFmt w:val="bullet"/>
+      <w:lvlText w:val=""/>
+      <w:lvlJc w:val="left"/>
+      <w:pPr>
+        <w:ind w:left="2880" w:hanging="360"/>
+      </w:pPr>
+      <w:rPr>
+        <w:rFonts w:ascii="Symbol" w:hAnsi="Symbol" w:hint="default"/>
+      </w:rPr>
+    </w:lvl>
+    <w:lvl w:ilvl="4" w:tplc="0C0A0003" w:tentative="1">
+      <w:start w:val="1"/>
+      <w:numFmt w:val="bullet"/>
+      <w:lvlText w:val="o"/>
+      <w:lvlJc w:val="left"/>
+      <w:pPr>
+        <w:ind w:left="3600" w:hanging="360"/>
+      </w:pPr>
+      <w:rPr>
+        <w:rFonts w:ascii="Courier New" w:hAnsi="Courier New" w:cs="Courier New" w:hint="default"/>
+      </w:rPr>
+    </w:lvl>
+    <w:lvl w:ilvl="5" w:tplc="0C0A0005" w:tentative="1">
+      <w:start w:val="1"/>
+      <w:numFmt w:val="bullet"/>
+      <w:lvlText w:val=""/>
+      <w:lvlJc w:val="left"/>
+      <w:pPr>
+        <w:ind w:left="4320" w:hanging="360"/>
+      </w:pPr>
+      <w:rPr>
+        <w:rFonts w:ascii="Wingdings" w:hAnsi="Wingdings" w:hint="default"/>
+      </w:rPr>
+    </w:lvl>
+    <w:lvl w:ilvl="6" w:tplc="0C0A0001" w:tentative="1">
+      <w:start w:val="1"/>
+      <w:numFmt w:val="bullet"/>
+      <w:lvlText w:val=""/>
+      <w:lvlJc w:val="left"/>
+      <w:pPr>
+        <w:ind w:left="5040" w:hanging="360"/>
+      </w:pPr>
+      <w:rPr>
+        <w:rFonts w:ascii="Symbol" w:hAnsi="Symbol" w:hint="default"/>
+      </w:rPr>
+    </w:lvl>
+    <w:lvl w:ilvl="7" w:tplc="0C0A0003" w:tentative="1">
+      <w:start w:val="1"/>
+      <w:numFmt w:val="bullet"/>
+      <w:lvlText w:val="o"/>
+      <w:lvlJc w:val="left"/>
+      <w:pPr>
+        <w:ind w:left="5760" w:hanging="360"/>
+      </w:pPr>
+      <w:rPr>
+        <w:rFonts w:ascii="Courier New" w:hAnsi="Courier New" w:cs="Courier New" w:hint="default"/>
+      </w:rPr>
+    </w:lvl>
+    <w:lvl w:ilvl="8" w:tplc="0C0A0005" w:tentative="1">
+      <w:start w:val="1"/>
+      <w:numFmt w:val="bullet"/>
+      <w:lvlText w:val=""/>
+      <w:lvlJc w:val="left"/>
+      <w:pPr>
+        <w:ind w:left="6480" w:hanging="360"/>
+      </w:pPr>
+      <w:rPr>
+        <w:rFonts w:ascii="Wingdings" w:hAnsi="Wingdings" w:hint="default"/>
+      </w:rPr>
+    </w:lvl>
+  </w:abstractNum>
+  <w:abstractNum w:abstractNumId="5" w15:restartNumberingAfterBreak="0">
+    <w:nsid w:val="78E12896"/>
+    <w:multiLevelType w:val="hybridMultilevel"/>
+    <w:tmpl w:val="936299E4"/>
+    <w:lvl w:ilvl="0" w:tplc="0C0A0001">
+      <w:start w:val="1"/>
+      <w:numFmt w:val="bullet"/>
+      <w:lvlText w:val=""/>
+      <w:lvlJc w:val="left"/>
+      <w:pPr>
+        <w:ind w:left="720" w:hanging="360"/>
+      </w:pPr>
+      <w:rPr>
+        <w:rFonts w:ascii="Symbol" w:hAnsi="Symbol" w:hint="default"/>
+      </w:rPr>
+    </w:lvl>
+    <w:lvl w:ilvl="1" w:tplc="0C0A0003" w:tentative="1">
+      <w:start w:val="1"/>
+      <w:numFmt w:val="bullet"/>
+      <w:lvlText w:val="o"/>
+      <w:lvlJc w:val="left"/>
+      <w:pPr>
+        <w:ind w:left="1440" w:hanging="360"/>
+      </w:pPr>
+      <w:rPr>
+        <w:rFonts w:ascii="Courier New" w:hAnsi="Courier New" w:cs="Courier New" w:hint="default"/>
+      </w:rPr>
+    </w:lvl>
+    <w:lvl w:ilvl="2" w:tplc="0C0A0005" w:tentative="1">
+      <w:start w:val="1"/>
+      <w:numFmt w:val="bullet"/>
+      <w:lvlText w:val=""/>
+      <w:lvlJc w:val="left"/>
+      <w:pPr>
+        <w:ind w:left="2160" w:hanging="360"/>
+      </w:pPr>
+      <w:rPr>
+        <w:rFonts w:ascii="Wingdings" w:hAnsi="Wingdings" w:hint="default"/>
+      </w:rPr>
+    </w:lvl>
+    <w:lvl w:ilvl="3" w:tplc="0C0A0001" w:tentative="1">
+      <w:start w:val="1"/>
+      <w:numFmt w:val="bullet"/>
+      <w:lvlText w:val=""/>
+      <w:lvlJc w:val="left"/>
+      <w:pPr>
+        <w:ind w:left="2880" w:hanging="360"/>
+      </w:pPr>
+      <w:rPr>
+        <w:rFonts w:ascii="Symbol" w:hAnsi="Symbol" w:hint="default"/>
+      </w:rPr>
+    </w:lvl>
+    <w:lvl w:ilvl="4" w:tplc="0C0A0003" w:tentative="1">
+      <w:start w:val="1"/>
+      <w:numFmt w:val="bullet"/>
+      <w:lvlText w:val="o"/>
+      <w:lvlJc w:val="left"/>
+      <w:pPr>
+        <w:ind w:left="3600" w:hanging="360"/>
+      </w:pPr>
+      <w:rPr>
+        <w:rFonts w:ascii="Courier New" w:hAnsi="Courier New" w:cs="Courier New" w:hint="default"/>
+      </w:rPr>
+    </w:lvl>
+    <w:lvl w:ilvl="5" w:tplc="0C0A0005" w:tentative="1">
+      <w:start w:val="1"/>
+      <w:numFmt w:val="bullet"/>
+      <w:lvlText w:val=""/>
+      <w:lvlJc w:val="left"/>
+      <w:pPr>
+        <w:ind w:left="4320" w:hanging="360"/>
+      </w:pPr>
+      <w:rPr>
+        <w:rFonts w:ascii="Wingdings" w:hAnsi="Wingdings" w:hint="default"/>
+      </w:rPr>
+    </w:lvl>
+    <w:lvl w:ilvl="6" w:tplc="0C0A0001" w:tentative="1">
+      <w:start w:val="1"/>
+      <w:numFmt w:val="bullet"/>
+      <w:lvlText w:val=""/>
+      <w:lvlJc w:val="left"/>
+      <w:pPr>
+        <w:ind w:left="5040" w:hanging="360"/>
+      </w:pPr>
+      <w:rPr>
+        <w:rFonts w:ascii="Symbol" w:hAnsi="Symbol" w:hint="default"/>
+      </w:rPr>
+    </w:lvl>
+    <w:lvl w:ilvl="7" w:tplc="0C0A0003" w:tentative="1">
+      <w:start w:val="1"/>
+      <w:numFmt w:val="bullet"/>
+      <w:lvlText w:val="o"/>
+      <w:lvlJc w:val="left"/>
+      <w:pPr>
+        <w:ind w:left="5760" w:hanging="360"/>
+      </w:pPr>
+      <w:rPr>
+        <w:rFonts w:ascii="Courier New" w:hAnsi="Courier New" w:cs="Courier New" w:hint="default"/>
+      </w:rPr>
+    </w:lvl>
+    <w:lvl w:ilvl="8" w:tplc="0C0A0005" w:tentative="1">
+      <w:start w:val="1"/>
+      <w:numFmt w:val="bullet"/>
+      <w:lvlText w:val=""/>
+      <w:lvlJc w:val="left"/>
+      <w:pPr>
+        <w:ind w:left="6480" w:hanging="360"/>
+      </w:pPr>
+      <w:rPr>
+        <w:rFonts w:ascii="Wingdings" w:hAnsi="Wingdings" w:hint="default"/>
+      </w:rPr>
+    </w:lvl>
+  </w:abstractNum>
+  <w:num w:numId="1" w16cid:durableId="1174687561">
+    <w:abstractNumId w:val="4"/>
+  </w:num>
+  <w:num w:numId="2" w16cid:durableId="1452284289">
+    <w:abstractNumId w:val="1"/>
+  </w:num>
+  <w:num w:numId="3" w16cid:durableId="1368523310">
+    <w:abstractNumId w:val="3"/>
+  </w:num>
+  <w:num w:numId="4" w16cid:durableId="1622690477">
+    <w:abstractNumId w:val="0"/>
+  </w:num>
+  <w:num w:numId="5" w16cid:durableId="559099641">
+    <w:abstractNumId w:val="2"/>
+  </w:num>
+  <w:num w:numId="6" w16cid:durableId="423036140">
+    <w:abstractNumId w:val="5"/>
+  </w:num>
+</w:numbering>
 </file>
 
 <file path=word/styles.xml><?xml version="1.0" encoding="utf-8"?>
@@ -1025,6 +2469,43 @@
       <w:spacing w:val="5"/>
     </w:rPr>
   </w:style>
+  <w:style w:type="paragraph" w:styleId="NormalWeb">
+    <w:name w:val="Normal (Web)"/>
+    <w:basedOn w:val="Normal"/>
+    <w:uiPriority w:val="99"/>
+    <w:semiHidden/>
+    <w:unhideWhenUsed/>
+    <w:rsid w:val="00186D22"/>
+    <w:rPr>
+      <w:rFonts w:ascii="Times New Roman" w:hAnsi="Times New Roman" w:cs="Times New Roman"/>
+      <w:sz w:val="24"/>
+      <w:szCs w:val="24"/>
+    </w:rPr>
+  </w:style>
+  <w:style w:type="character" w:styleId="CdigoHTML">
+    <w:name w:val="HTML Code"/>
+    <w:basedOn w:val="Fuentedeprrafopredeter"/>
+    <w:uiPriority w:val="99"/>
+    <w:semiHidden/>
+    <w:unhideWhenUsed/>
+    <w:rsid w:val="000C34EB"/>
+    <w:rPr>
+      <w:rFonts w:ascii="Courier New" w:eastAsia="Times New Roman" w:hAnsi="Courier New" w:cs="Courier New"/>
+      <w:sz w:val="20"/>
+      <w:szCs w:val="20"/>
+    </w:rPr>
+  </w:style>
+  <w:style w:type="character" w:styleId="Fuerte">
+    <w:name w:val="Strong"/>
+    <w:basedOn w:val="Fuentedeprrafopredeter"/>
+    <w:uiPriority w:val="22"/>
+    <w:qFormat/>
+    <w:rsid w:val="000C34EB"/>
+    <w:rPr>
+      <w:b/>
+      <w:bCs/>
+    </w:rPr>
+  </w:style>
 </w:styles>
 </file>
 

--- a/Comentario sobre las prácticas.docx
+++ b/Comentario sobre las prácticas.docx
@@ -140,12 +140,10 @@
         <w:t xml:space="preserve"> es un componente que, utilizando </w:t>
       </w:r>
       <w:proofErr w:type="spellStart"/>
-      <w:proofErr w:type="gramStart"/>
       <w:r>
         <w:t>list.wiew</w:t>
       </w:r>
       <w:proofErr w:type="spellEnd"/>
-      <w:proofErr w:type="gramEnd"/>
       <w:r>
         <w:t xml:space="preserve"> de </w:t>
       </w:r>
@@ -203,15 +201,7 @@
         <w:jc w:val="both"/>
       </w:pPr>
       <w:r>
-        <w:t xml:space="preserve">También se ha modificado el fichero App.js para que se muestre la </w:t>
-      </w:r>
-      <w:proofErr w:type="gramStart"/>
-      <w:r>
-        <w:t>app</w:t>
-      </w:r>
-      <w:proofErr w:type="gramEnd"/>
-      <w:r>
-        <w:t xml:space="preserve"> correctamente, </w:t>
+        <w:t xml:space="preserve">También se ha modificado el fichero App.js para que se muestre la app correctamente, </w:t>
       </w:r>
       <w:proofErr w:type="spellStart"/>
       <w:r>
@@ -402,12 +392,10 @@
         <w:t xml:space="preserve"> (</w:t>
       </w:r>
       <w:proofErr w:type="spellStart"/>
-      <w:proofErr w:type="gramStart"/>
       <w:r>
         <w:t>props.excursion</w:t>
       </w:r>
       <w:proofErr w:type="spellEnd"/>
-      <w:proofErr w:type="gramEnd"/>
       <w:r>
         <w:t>) y este lo utiliza para mostrar la información.</w:t>
       </w:r>
@@ -556,21 +544,12 @@
         <w:t xml:space="preserve"> de JavaScript aplicado al array </w:t>
       </w:r>
       <w:proofErr w:type="spellStart"/>
-      <w:proofErr w:type="gramStart"/>
       <w:r>
         <w:rPr>
           <w:rFonts w:eastAsia="Times New Roman" w:cstheme="minorHAnsi"/>
           <w:lang w:eastAsia="es-ES"/>
         </w:rPr>
-        <w:t>this.state</w:t>
-      </w:r>
-      <w:proofErr w:type="gramEnd"/>
-      <w:r>
-        <w:rPr>
-          <w:rFonts w:eastAsia="Times New Roman" w:cstheme="minorHAnsi"/>
-          <w:lang w:eastAsia="es-ES"/>
-        </w:rPr>
-        <w:t>.excursiones</w:t>
+        <w:t>this.state.excursiones</w:t>
       </w:r>
       <w:proofErr w:type="spellEnd"/>
       <w:r>
@@ -804,6 +783,715 @@
         </w:rPr>
         <w:t>). Su nombre es arbitrario.</w:t>
       </w:r>
+    </w:p>
+    <w:p>
+      <w:pPr>
+        <w:pStyle w:val="Ttulo1"/>
+        <w:rPr>
+          <w:rFonts w:eastAsia="Times New Roman"/>
+          <w:lang w:eastAsia="es-ES"/>
+        </w:rPr>
+      </w:pPr>
+      <w:proofErr w:type="spellStart"/>
+      <w:r>
+        <w:rPr>
+          <w:rFonts w:eastAsia="Times New Roman"/>
+          <w:lang w:eastAsia="es-ES"/>
+        </w:rPr>
+        <w:t>Commit</w:t>
+      </w:r>
+      <w:proofErr w:type="spellEnd"/>
+      <w:r>
+        <w:rPr>
+          <w:rFonts w:eastAsia="Times New Roman"/>
+          <w:lang w:eastAsia="es-ES"/>
+        </w:rPr>
+        <w:t xml:space="preserve"> 04: “Stack </w:t>
+      </w:r>
+      <w:proofErr w:type="spellStart"/>
+      <w:r>
+        <w:rPr>
+          <w:rFonts w:eastAsia="Times New Roman"/>
+          <w:lang w:eastAsia="es-ES"/>
+        </w:rPr>
+        <w:t>Navigation</w:t>
+      </w:r>
+      <w:proofErr w:type="spellEnd"/>
+      <w:r>
+        <w:rPr>
+          <w:rFonts w:eastAsia="Times New Roman"/>
+          <w:lang w:eastAsia="es-ES"/>
+        </w:rPr>
+        <w:t>”</w:t>
+      </w:r>
+    </w:p>
+    <w:p>
+      <w:pPr>
+        <w:rPr>
+          <w:lang w:eastAsia="es-ES"/>
+        </w:rPr>
+      </w:pPr>
+    </w:p>
+    <w:p>
+      <w:pPr>
+        <w:jc w:val="both"/>
+        <w:rPr>
+          <w:lang w:eastAsia="es-ES"/>
+        </w:rPr>
+      </w:pPr>
+      <w:r>
+        <w:rPr>
+          <w:lang w:eastAsia="es-ES"/>
+        </w:rPr>
+        <w:t xml:space="preserve">En este </w:t>
+      </w:r>
+      <w:proofErr w:type="spellStart"/>
+      <w:r>
+        <w:rPr>
+          <w:lang w:eastAsia="es-ES"/>
+        </w:rPr>
+        <w:t>commit</w:t>
+      </w:r>
+      <w:proofErr w:type="spellEnd"/>
+      <w:r>
+        <w:rPr>
+          <w:lang w:eastAsia="es-ES"/>
+        </w:rPr>
+        <w:t xml:space="preserve"> se han modificado los archivos que veníamos trabajando, como son </w:t>
+      </w:r>
+      <w:proofErr w:type="spellStart"/>
+      <w:r>
+        <w:rPr>
+          <w:lang w:eastAsia="es-ES"/>
+        </w:rPr>
+        <w:t>campobasecomponent</w:t>
+      </w:r>
+      <w:proofErr w:type="spellEnd"/>
+      <w:r>
+        <w:rPr>
+          <w:lang w:eastAsia="es-ES"/>
+        </w:rPr>
+        <w:t>, el calendario y el componente que detalla las excursiones. El objetivo es crear una pila de navegación que permita a la aplicación “superponer” diferentes pantallas.</w:t>
+      </w:r>
+    </w:p>
+    <w:p>
+      <w:pPr>
+        <w:jc w:val="both"/>
+        <w:rPr>
+          <w:lang w:eastAsia="es-ES"/>
+        </w:rPr>
+      </w:pPr>
+      <w:r>
+        <w:rPr>
+          <w:lang w:eastAsia="es-ES"/>
+        </w:rPr>
+        <w:t xml:space="preserve">En el archivo </w:t>
+      </w:r>
+      <w:proofErr w:type="spellStart"/>
+      <w:r>
+        <w:rPr>
+          <w:lang w:eastAsia="es-ES"/>
+        </w:rPr>
+        <w:t>campobase</w:t>
+      </w:r>
+      <w:proofErr w:type="spellEnd"/>
+      <w:r>
+        <w:rPr>
+          <w:lang w:eastAsia="es-ES"/>
+        </w:rPr>
+        <w:t xml:space="preserve"> se crea el navegador tipo pila, concretamente en la línea:</w:t>
+      </w:r>
+      <w:r>
+        <w:rPr>
+          <w:lang w:eastAsia="es-ES"/>
+        </w:rPr>
+        <w:br/>
+      </w:r>
+      <w:r>
+        <w:rPr>
+          <w:lang w:eastAsia="es-ES"/>
+        </w:rPr>
+        <w:br/>
+      </w:r>
+      <w:r>
+        <w:rPr>
+          <w:lang w:eastAsia="es-ES"/>
+        </w:rPr>
+        <w:drawing>
+          <wp:inline distT="0" distB="0" distL="0" distR="0" wp14:anchorId="6456BC01" wp14:editId="6E775DE2">
+            <wp:extent cx="3254022" cy="358171"/>
+            <wp:effectExtent l="0" t="0" r="3810" b="3810"/>
+            <wp:docPr id="1228532829" name="Imagen 1"/>
+            <wp:cNvGraphicFramePr>
+              <a:graphicFrameLocks xmlns:a="http://schemas.openxmlformats.org/drawingml/2006/main" noChangeAspect="1"/>
+            </wp:cNvGraphicFramePr>
+            <a:graphic xmlns:a="http://schemas.openxmlformats.org/drawingml/2006/main">
+              <a:graphicData uri="http://schemas.openxmlformats.org/drawingml/2006/picture">
+                <pic:pic xmlns:pic="http://schemas.openxmlformats.org/drawingml/2006/picture">
+                  <pic:nvPicPr>
+                    <pic:cNvPr id="1228532829" name=""/>
+                    <pic:cNvPicPr/>
+                  </pic:nvPicPr>
+                  <pic:blipFill>
+                    <a:blip r:embed="rId6"/>
+                    <a:stretch>
+                      <a:fillRect/>
+                    </a:stretch>
+                  </pic:blipFill>
+                  <pic:spPr>
+                    <a:xfrm>
+                      <a:off x="0" y="0"/>
+                      <a:ext cx="3254022" cy="358171"/>
+                    </a:xfrm>
+                    <a:prstGeom prst="rect">
+                      <a:avLst/>
+                    </a:prstGeom>
+                  </pic:spPr>
+                </pic:pic>
+              </a:graphicData>
+            </a:graphic>
+          </wp:inline>
+        </w:drawing>
+      </w:r>
+    </w:p>
+    <w:p>
+      <w:pPr>
+        <w:jc w:val="both"/>
+        <w:rPr>
+          <w:lang w:eastAsia="es-ES"/>
+        </w:rPr>
+      </w:pPr>
+      <w:r>
+        <w:rPr>
+          <w:lang w:eastAsia="es-ES"/>
+        </w:rPr>
+        <w:t>La pila funciona de tal forma que cuando entras a una pantalla esta se añade encima, en lo alto de la pila, y al volver hacia atrás se elimina esta entrada superior.</w:t>
+      </w:r>
+      <w:r>
+        <w:rPr>
+          <w:lang w:eastAsia="es-ES"/>
+        </w:rPr>
+        <w:t xml:space="preserve"> </w:t>
+      </w:r>
+    </w:p>
+    <w:p>
+      <w:pPr>
+        <w:jc w:val="both"/>
+        <w:rPr>
+          <w:lang w:eastAsia="es-ES"/>
+        </w:rPr>
+      </w:pPr>
+      <w:r>
+        <w:rPr>
+          <w:lang w:eastAsia="es-ES"/>
+        </w:rPr>
+        <w:lastRenderedPageBreak/>
+        <w:t xml:space="preserve">Para entender lo que se esta haciendo se plantean </w:t>
+      </w:r>
+      <w:r>
+        <w:rPr>
+          <w:lang w:eastAsia="es-ES"/>
+        </w:rPr>
+        <w:t xml:space="preserve">diferentes </w:t>
+      </w:r>
+      <w:r>
+        <w:rPr>
+          <w:lang w:eastAsia="es-ES"/>
+        </w:rPr>
+        <w:t>preguntas</w:t>
+      </w:r>
+      <w:r>
+        <w:rPr>
+          <w:lang w:eastAsia="es-ES"/>
+        </w:rPr>
+        <w:t>:</w:t>
+      </w:r>
+      <w:r>
+        <w:rPr>
+          <w:lang w:eastAsia="es-ES"/>
+        </w:rPr>
+        <w:br/>
+      </w:r>
+    </w:p>
+    <w:p>
+      <w:pPr>
+        <w:jc w:val="both"/>
+        <w:rPr>
+          <w:b/>
+          <w:bCs/>
+          <w:lang w:eastAsia="es-ES"/>
+        </w:rPr>
+      </w:pPr>
+      <w:r>
+        <w:rPr>
+          <w:b/>
+          <w:bCs/>
+          <w:lang w:eastAsia="es-ES"/>
+        </w:rPr>
+        <w:t xml:space="preserve">Comprender la forma en que se crea un menú de navegación en </w:t>
+      </w:r>
+      <w:proofErr w:type="spellStart"/>
+      <w:r>
+        <w:rPr>
+          <w:b/>
+          <w:bCs/>
+          <w:lang w:eastAsia="es-ES"/>
+        </w:rPr>
+        <w:t>stack</w:t>
+      </w:r>
+      <w:proofErr w:type="spellEnd"/>
+      <w:r>
+        <w:rPr>
+          <w:b/>
+          <w:bCs/>
+          <w:lang w:eastAsia="es-ES"/>
+        </w:rPr>
+        <w:t xml:space="preserve"> mediante el componente </w:t>
+      </w:r>
+      <w:proofErr w:type="spellStart"/>
+      <w:r>
+        <w:rPr>
+          <w:b/>
+          <w:bCs/>
+          <w:lang w:eastAsia="es-ES"/>
+        </w:rPr>
+        <w:t>createNativeStackNavigator</w:t>
+      </w:r>
+      <w:proofErr w:type="spellEnd"/>
+      <w:r>
+        <w:rPr>
+          <w:b/>
+          <w:bCs/>
+          <w:lang w:eastAsia="es-ES"/>
+        </w:rPr>
+        <w:t xml:space="preserve">. o ¿Qué es el </w:t>
+      </w:r>
+      <w:proofErr w:type="spellStart"/>
+      <w:r>
+        <w:rPr>
+          <w:b/>
+          <w:bCs/>
+          <w:lang w:eastAsia="es-ES"/>
+        </w:rPr>
+        <w:t>NavigationContainer</w:t>
+      </w:r>
+      <w:proofErr w:type="spellEnd"/>
+      <w:r>
+        <w:rPr>
+          <w:b/>
+          <w:bCs/>
+          <w:lang w:eastAsia="es-ES"/>
+        </w:rPr>
+        <w:t xml:space="preserve">? o ¿Qué son las </w:t>
+      </w:r>
+      <w:proofErr w:type="spellStart"/>
+      <w:r>
+        <w:rPr>
+          <w:b/>
+          <w:bCs/>
+          <w:lang w:eastAsia="es-ES"/>
+        </w:rPr>
+        <w:t>Screens</w:t>
+      </w:r>
+      <w:proofErr w:type="spellEnd"/>
+      <w:r>
+        <w:rPr>
+          <w:b/>
+          <w:bCs/>
+          <w:lang w:eastAsia="es-ES"/>
+        </w:rPr>
+        <w:t>?</w:t>
+      </w:r>
+    </w:p>
+    <w:p>
+      <w:pPr>
+        <w:jc w:val="both"/>
+        <w:rPr>
+          <w:b/>
+          <w:bCs/>
+          <w:lang w:eastAsia="es-ES"/>
+        </w:rPr>
+      </w:pPr>
+      <w:r>
+        <w:rPr>
+          <w:b/>
+          <w:bCs/>
+          <w:lang w:eastAsia="es-ES"/>
+        </w:rPr>
+        <w:t xml:space="preserve">Analizar la manera en que Calendario envía un parámetro a </w:t>
+      </w:r>
+      <w:proofErr w:type="spellStart"/>
+      <w:r>
+        <w:rPr>
+          <w:b/>
+          <w:bCs/>
+          <w:lang w:eastAsia="es-ES"/>
+        </w:rPr>
+        <w:t>DetalleExcursion</w:t>
+      </w:r>
+      <w:proofErr w:type="spellEnd"/>
+      <w:r>
+        <w:rPr>
+          <w:b/>
+          <w:bCs/>
+          <w:lang w:eastAsia="es-ES"/>
+        </w:rPr>
+        <w:t xml:space="preserve"> y la forma en que este componente es capaz de obtenerlo y hacer uso de él. En concreto, analizar cómo cada Screen recibe la propiedad </w:t>
+      </w:r>
+      <w:proofErr w:type="spellStart"/>
+      <w:r>
+        <w:rPr>
+          <w:b/>
+          <w:bCs/>
+          <w:lang w:eastAsia="es-ES"/>
+        </w:rPr>
+        <w:t>route</w:t>
+      </w:r>
+      <w:proofErr w:type="spellEnd"/>
+      <w:r>
+        <w:rPr>
+          <w:b/>
+          <w:bCs/>
+          <w:lang w:eastAsia="es-ES"/>
+        </w:rPr>
+        <w:t xml:space="preserve">. Calendario navega hacia </w:t>
+      </w:r>
+      <w:proofErr w:type="spellStart"/>
+      <w:r>
+        <w:rPr>
+          <w:b/>
+          <w:bCs/>
+          <w:lang w:eastAsia="es-ES"/>
+        </w:rPr>
+        <w:t>DetalleExcursion</w:t>
+      </w:r>
+      <w:proofErr w:type="spellEnd"/>
+      <w:r>
+        <w:rPr>
+          <w:b/>
+          <w:bCs/>
+          <w:lang w:eastAsia="es-ES"/>
+        </w:rPr>
+        <w:t xml:space="preserve"> enviando el identificador de la excursión en </w:t>
+      </w:r>
+      <w:proofErr w:type="spellStart"/>
+      <w:r>
+        <w:rPr>
+          <w:b/>
+          <w:bCs/>
+          <w:lang w:eastAsia="es-ES"/>
+        </w:rPr>
+        <w:t>route.params</w:t>
+      </w:r>
+      <w:proofErr w:type="spellEnd"/>
+      <w:r>
+        <w:rPr>
+          <w:b/>
+          <w:bCs/>
+          <w:lang w:eastAsia="es-ES"/>
+        </w:rPr>
+        <w:t>, y la pantalla de detalle recupera dicho identificador para localizar la excursión correspondiente..</w:t>
+      </w:r>
+    </w:p>
+    <w:p>
+      <w:pPr>
+        <w:jc w:val="both"/>
+        <w:rPr>
+          <w:lang w:eastAsia="es-ES"/>
+        </w:rPr>
+      </w:pPr>
+      <w:r>
+        <w:rPr>
+          <w:lang w:eastAsia="es-ES"/>
+        </w:rPr>
+        <w:t xml:space="preserve">El </w:t>
+      </w:r>
+      <w:proofErr w:type="spellStart"/>
+      <w:r>
+        <w:rPr>
+          <w:lang w:eastAsia="es-ES"/>
+        </w:rPr>
+        <w:t>NavigationContainer</w:t>
+      </w:r>
+      <w:proofErr w:type="spellEnd"/>
+      <w:r>
+        <w:rPr>
+          <w:lang w:eastAsia="es-ES"/>
+        </w:rPr>
+        <w:t xml:space="preserve"> gestiona el estado de la navegación, es el componente principal que permite el cambio entre pantallas. Es esencial envolver todo el código en este contenedor para que funcione correctamente. </w:t>
+      </w:r>
+    </w:p>
+    <w:p>
+      <w:pPr>
+        <w:jc w:val="both"/>
+        <w:rPr>
+          <w:lang w:eastAsia="es-ES"/>
+        </w:rPr>
+      </w:pPr>
+      <w:r>
+        <w:rPr>
+          <w:lang w:eastAsia="es-ES"/>
+        </w:rPr>
+        <w:t xml:space="preserve">En el interior de este componente se encuentran las </w:t>
+      </w:r>
+      <w:proofErr w:type="spellStart"/>
+      <w:r>
+        <w:rPr>
+          <w:lang w:eastAsia="es-ES"/>
+        </w:rPr>
+        <w:t>screens</w:t>
+      </w:r>
+      <w:proofErr w:type="spellEnd"/>
+      <w:r>
+        <w:rPr>
+          <w:lang w:eastAsia="es-ES"/>
+        </w:rPr>
+        <w:t xml:space="preserve">, </w:t>
+      </w:r>
+      <w:r>
+        <w:rPr>
+          <w:lang w:eastAsia="es-ES"/>
+        </w:rPr>
+        <w:t xml:space="preserve">cada una constituye una pantalla dentro de la aplicación.  En nuestro caso tenemos dos, una llamada calendario, que muestra la lista de excursiones disponibles, y cuando se le da </w:t>
+      </w:r>
+      <w:proofErr w:type="spellStart"/>
+      <w:r>
+        <w:rPr>
+          <w:lang w:eastAsia="es-ES"/>
+        </w:rPr>
+        <w:t>click</w:t>
+      </w:r>
+      <w:proofErr w:type="spellEnd"/>
+      <w:r>
+        <w:rPr>
+          <w:lang w:eastAsia="es-ES"/>
+        </w:rPr>
+        <w:t xml:space="preserve"> a una de ellas se abre la llamada detalle excursión, que muestra los detalles de la excursión que se ha pulsado. Esta información se recoge en la siguiente línea, presente en </w:t>
+      </w:r>
+      <w:proofErr w:type="spellStart"/>
+      <w:r>
+        <w:rPr>
+          <w:lang w:eastAsia="es-ES"/>
+        </w:rPr>
+        <w:t>calendariocomponent</w:t>
+      </w:r>
+      <w:proofErr w:type="spellEnd"/>
+      <w:r>
+        <w:rPr>
+          <w:lang w:eastAsia="es-ES"/>
+        </w:rPr>
+        <w:t>:</w:t>
+      </w:r>
+    </w:p>
+    <w:p>
+      <w:pPr>
+        <w:jc w:val="both"/>
+        <w:rPr>
+          <w:lang w:eastAsia="es-ES"/>
+        </w:rPr>
+      </w:pPr>
+      <w:r>
+        <w:rPr>
+          <w:lang w:eastAsia="es-ES"/>
+        </w:rPr>
+        <w:drawing>
+          <wp:inline distT="0" distB="0" distL="0" distR="0" wp14:anchorId="7DD41CFD" wp14:editId="4D6919A2">
+            <wp:extent cx="5258256" cy="190517"/>
+            <wp:effectExtent l="0" t="0" r="0" b="0"/>
+            <wp:docPr id="255358079" name="Imagen 1"/>
+            <wp:cNvGraphicFramePr>
+              <a:graphicFrameLocks xmlns:a="http://schemas.openxmlformats.org/drawingml/2006/main" noChangeAspect="1"/>
+            </wp:cNvGraphicFramePr>
+            <a:graphic xmlns:a="http://schemas.openxmlformats.org/drawingml/2006/main">
+              <a:graphicData uri="http://schemas.openxmlformats.org/drawingml/2006/picture">
+                <pic:pic xmlns:pic="http://schemas.openxmlformats.org/drawingml/2006/picture">
+                  <pic:nvPicPr>
+                    <pic:cNvPr id="255358079" name=""/>
+                    <pic:cNvPicPr/>
+                  </pic:nvPicPr>
+                  <pic:blipFill>
+                    <a:blip r:embed="rId7"/>
+                    <a:stretch>
+                      <a:fillRect/>
+                    </a:stretch>
+                  </pic:blipFill>
+                  <pic:spPr>
+                    <a:xfrm>
+                      <a:off x="0" y="0"/>
+                      <a:ext cx="5258256" cy="190517"/>
+                    </a:xfrm>
+                    <a:prstGeom prst="rect">
+                      <a:avLst/>
+                    </a:prstGeom>
+                  </pic:spPr>
+                </pic:pic>
+              </a:graphicData>
+            </a:graphic>
+          </wp:inline>
+        </w:drawing>
+      </w:r>
+    </w:p>
+    <w:p>
+      <w:pPr>
+        <w:jc w:val="both"/>
+        <w:rPr>
+          <w:lang w:eastAsia="es-ES"/>
+        </w:rPr>
+      </w:pPr>
+      <w:r>
+        <w:rPr>
+          <w:lang w:eastAsia="es-ES"/>
+        </w:rPr>
+        <w:t xml:space="preserve">Este id se recoge en </w:t>
+      </w:r>
+      <w:proofErr w:type="spellStart"/>
+      <w:r>
+        <w:rPr>
+          <w:lang w:eastAsia="es-ES"/>
+        </w:rPr>
+        <w:t>DetalleExcursionComponent</w:t>
+      </w:r>
+      <w:proofErr w:type="spellEnd"/>
+      <w:r>
+        <w:rPr>
+          <w:lang w:eastAsia="es-ES"/>
+        </w:rPr>
+        <w:t xml:space="preserve"> mediante:</w:t>
+      </w:r>
+    </w:p>
+    <w:p>
+      <w:pPr>
+        <w:jc w:val="both"/>
+        <w:rPr>
+          <w:lang w:eastAsia="es-ES"/>
+        </w:rPr>
+      </w:pPr>
+      <w:r>
+        <w:rPr>
+          <w:lang w:eastAsia="es-ES"/>
+        </w:rPr>
+        <w:drawing>
+          <wp:inline distT="0" distB="0" distL="0" distR="0" wp14:anchorId="7FF00B48" wp14:editId="3C3A2FE3">
+            <wp:extent cx="5400040" cy="888365"/>
+            <wp:effectExtent l="0" t="0" r="0" b="6985"/>
+            <wp:docPr id="1865784248" name="Imagen 1"/>
+            <wp:cNvGraphicFramePr>
+              <a:graphicFrameLocks xmlns:a="http://schemas.openxmlformats.org/drawingml/2006/main" noChangeAspect="1"/>
+            </wp:cNvGraphicFramePr>
+            <a:graphic xmlns:a="http://schemas.openxmlformats.org/drawingml/2006/main">
+              <a:graphicData uri="http://schemas.openxmlformats.org/drawingml/2006/picture">
+                <pic:pic xmlns:pic="http://schemas.openxmlformats.org/drawingml/2006/picture">
+                  <pic:nvPicPr>
+                    <pic:cNvPr id="1865784248" name=""/>
+                    <pic:cNvPicPr/>
+                  </pic:nvPicPr>
+                  <pic:blipFill>
+                    <a:blip r:embed="rId8"/>
+                    <a:stretch>
+                      <a:fillRect/>
+                    </a:stretch>
+                  </pic:blipFill>
+                  <pic:spPr>
+                    <a:xfrm>
+                      <a:off x="0" y="0"/>
+                      <a:ext cx="5400040" cy="888365"/>
+                    </a:xfrm>
+                    <a:prstGeom prst="rect">
+                      <a:avLst/>
+                    </a:prstGeom>
+                  </pic:spPr>
+                </pic:pic>
+              </a:graphicData>
+            </a:graphic>
+          </wp:inline>
+        </w:drawing>
+      </w:r>
+    </w:p>
+    <w:p>
+      <w:pPr>
+        <w:jc w:val="both"/>
+        <w:rPr>
+          <w:lang w:eastAsia="es-ES"/>
+        </w:rPr>
+      </w:pPr>
+      <w:r>
+        <w:rPr>
+          <w:lang w:eastAsia="es-ES"/>
+        </w:rPr>
+        <w:t xml:space="preserve">Route </w:t>
+      </w:r>
+      <w:proofErr w:type="spellStart"/>
+      <w:r>
+        <w:rPr>
+          <w:lang w:eastAsia="es-ES"/>
+        </w:rPr>
+        <w:t>params</w:t>
+      </w:r>
+      <w:proofErr w:type="spellEnd"/>
+      <w:r>
+        <w:rPr>
+          <w:lang w:eastAsia="es-ES"/>
+        </w:rPr>
+        <w:t xml:space="preserve"> contiene los datos enviados de la navegación.</w:t>
+      </w:r>
+      <w:r>
+        <w:rPr>
+          <w:lang w:eastAsia="es-ES"/>
+        </w:rPr>
+        <w:t xml:space="preserve"> </w:t>
+      </w:r>
+    </w:p>
+    <w:p>
+      <w:pPr>
+        <w:jc w:val="both"/>
+        <w:rPr>
+          <w:lang w:eastAsia="es-ES"/>
+        </w:rPr>
+      </w:pPr>
+      <w:r>
+        <w:rPr>
+          <w:lang w:eastAsia="es-ES"/>
+        </w:rPr>
+        <w:t xml:space="preserve">El </w:t>
+      </w:r>
+      <w:proofErr w:type="spellStart"/>
+      <w:r>
+        <w:rPr>
+          <w:lang w:eastAsia="es-ES"/>
+        </w:rPr>
+        <w:t>excursiónid</w:t>
+      </w:r>
+      <w:proofErr w:type="spellEnd"/>
+      <w:r>
+        <w:rPr>
+          <w:lang w:eastAsia="es-ES"/>
+        </w:rPr>
+        <w:t xml:space="preserve"> recibido se convierte a número, mediante el que se accede al array de excursiones y se le pasa ese índice al componente que renderiza la pantalla.</w:t>
+      </w:r>
+    </w:p>
+    <w:p>
+      <w:pPr>
+        <w:jc w:val="both"/>
+        <w:rPr>
+          <w:lang w:eastAsia="es-ES"/>
+        </w:rPr>
+      </w:pPr>
+    </w:p>
+    <w:p>
+      <w:pPr>
+        <w:jc w:val="both"/>
+        <w:rPr>
+          <w:lang w:eastAsia="es-ES"/>
+        </w:rPr>
+      </w:pPr>
+    </w:p>
+    <w:p>
+      <w:pPr>
+        <w:jc w:val="both"/>
+        <w:rPr>
+          <w:lang w:eastAsia="es-ES"/>
+        </w:rPr>
+      </w:pPr>
     </w:p>
     <w:p>
       <w:pPr>
@@ -2802,4 +3490,16 @@
     </a:ext>
   </a:extLst>
 </a:theme>
+</file>
+
+<file path=customXml/item1.xml><?xml version="1.0" encoding="utf-8"?>
+<b:Sources xmlns:b="http://schemas.openxmlformats.org/officeDocument/2006/bibliography" xmlns="http://schemas.openxmlformats.org/officeDocument/2006/bibliography" SelectedStyle="\APASixthEditionOfficeOnline.xsl" StyleName="APA" Version="6"/>
+</file>
+
+<file path=customXml/itemProps1.xml><?xml version="1.0" encoding="utf-8"?>
+<ds:datastoreItem xmlns:ds="http://schemas.openxmlformats.org/officeDocument/2006/customXml" ds:itemID="{1E723F32-E8A9-447B-9FDA-8873FD712019}">
+  <ds:schemaRefs>
+    <ds:schemaRef ds:uri="http://schemas.openxmlformats.org/officeDocument/2006/bibliography"/>
+  </ds:schemaRefs>
+</ds:datastoreItem>
 </file>
--- a/Comentario sobre las prácticas.docx
+++ b/Comentario sobre las prácticas.docx
@@ -22,61 +22,27 @@
       <w:pPr>
         <w:pStyle w:val="Ttulo1"/>
       </w:pPr>
-      <w:proofErr w:type="spellStart"/>
-      <w:r>
-        <w:t>Commit</w:t>
-      </w:r>
-      <w:proofErr w:type="spellEnd"/>
-      <w:r>
-        <w:t xml:space="preserve"> 1. </w:t>
-      </w:r>
-      <w:r>
-        <w:t xml:space="preserve">"Primeros pasos en </w:t>
-      </w:r>
-      <w:proofErr w:type="spellStart"/>
-      <w:r>
-        <w:t>React</w:t>
-      </w:r>
-      <w:proofErr w:type="spellEnd"/>
-      <w:r>
-        <w:t xml:space="preserve"> Native"</w:t>
-      </w:r>
-    </w:p>
-    <w:p>
-      <w:pPr>
-        <w:jc w:val="both"/>
-      </w:pPr>
-      <w:proofErr w:type="spellStart"/>
-      <w:r>
-        <w:t>Commit</w:t>
-      </w:r>
-      <w:proofErr w:type="spellEnd"/>
-      <w:r>
-        <w:t xml:space="preserve"> inicial del repositorio en el que se van a hacer las prácticas correspondientes al apartado </w:t>
-      </w:r>
-      <w:proofErr w:type="spellStart"/>
-      <w:r>
-        <w:t>react</w:t>
-      </w:r>
-      <w:proofErr w:type="spellEnd"/>
-      <w:r>
-        <w:t>-native de la asignatura DSM.</w:t>
-      </w:r>
-    </w:p>
-    <w:p>
-      <w:pPr>
-        <w:jc w:val="both"/>
-      </w:pPr>
-      <w:r>
-        <w:t xml:space="preserve">Se ha instalado Expo tanto en el repositorio como en el teléfono móvil para poder realizar el desarrollo y pruebas correctamente en tiempo real. De forma inicial la aplicación cuenta con un archivo App.js, que contiene un componente de </w:t>
-      </w:r>
-      <w:proofErr w:type="spellStart"/>
-      <w:r>
-        <w:t>react</w:t>
-      </w:r>
-      <w:proofErr w:type="spellEnd"/>
-      <w:r>
-        <w:t xml:space="preserve"> llamado “View”, con sus correspondientes estilos y con un texto, que es lo que se muestra cuando se visualiza la aplicación en funcionamiento.</w:t>
+      <w:r>
+        <w:t xml:space="preserve">Commit 1. </w:t>
+      </w:r>
+      <w:r>
+        <w:t>"Primeros pasos en React Native"</w:t>
+      </w:r>
+    </w:p>
+    <w:p>
+      <w:pPr>
+        <w:jc w:val="both"/>
+      </w:pPr>
+      <w:r>
+        <w:t>Commit inicial del repositorio en el que se van a hacer las prácticas correspondientes al apartado react-native de la asignatura DSM.</w:t>
+      </w:r>
+    </w:p>
+    <w:p>
+      <w:pPr>
+        <w:jc w:val="both"/>
+      </w:pPr>
+      <w:r>
+        <w:t>Se ha instalado Expo tanto en el repositorio como en el teléfono móvil para poder realizar el desarrollo y pruebas correctamente en tiempo real. De forma inicial la aplicación cuenta con un archivo App.js, que contiene un componente de react llamado “View”, con sus correspondientes estilos y con un texto, que es lo que se muestra cuando se visualiza la aplicación en funcionamiento.</w:t>
       </w:r>
     </w:p>
     <w:p>
@@ -88,110 +54,36 @@
       <w:pPr>
         <w:pStyle w:val="Ttulo1"/>
       </w:pPr>
-      <w:proofErr w:type="spellStart"/>
-      <w:r>
-        <w:t>Commit</w:t>
-      </w:r>
-      <w:proofErr w:type="spellEnd"/>
-      <w:r>
-        <w:t xml:space="preserve"> 2. </w:t>
-      </w:r>
-      <w:r>
-        <w:t xml:space="preserve">"Componentes </w:t>
-      </w:r>
-      <w:proofErr w:type="spellStart"/>
-      <w:r>
-        <w:t>React</w:t>
-      </w:r>
-      <w:proofErr w:type="spellEnd"/>
-      <w:r>
-        <w:t xml:space="preserve"> Native"</w:t>
-      </w:r>
-    </w:p>
-    <w:p>
-      <w:pPr>
-        <w:jc w:val="both"/>
-      </w:pPr>
-      <w:r>
-        <w:t xml:space="preserve">Continuamos avanzando con la aplicación, para estudiar los componentes de </w:t>
-      </w:r>
-      <w:proofErr w:type="spellStart"/>
-      <w:r>
-        <w:t>react</w:t>
-      </w:r>
-      <w:proofErr w:type="spellEnd"/>
-      <w:r>
-        <w:t>-native y su funcionamiento hemos creado dos carpetas, una llamada componentes, donde se van a crear los nuevos componentes que vamos a usar, y otro llamado común, que contiene un documento con una lista de información que se utilizará más adelante. Además, se incluye una subcarpeta de imágenes que la aplicación irá utilizando.</w:t>
-      </w:r>
-    </w:p>
-    <w:p>
-      <w:pPr>
-        <w:jc w:val="both"/>
-      </w:pPr>
-      <w:r>
-        <w:t xml:space="preserve">El </w:t>
-      </w:r>
-      <w:proofErr w:type="spellStart"/>
-      <w:r>
-        <w:t>calendariocomponent</w:t>
-      </w:r>
-      <w:proofErr w:type="spellEnd"/>
-      <w:r>
-        <w:t xml:space="preserve"> es un componente que, utilizando </w:t>
-      </w:r>
-      <w:proofErr w:type="spellStart"/>
-      <w:r>
-        <w:t>list.wiew</w:t>
-      </w:r>
-      <w:proofErr w:type="spellEnd"/>
-      <w:r>
-        <w:t xml:space="preserve"> de </w:t>
-      </w:r>
-      <w:proofErr w:type="spellStart"/>
-      <w:r>
-        <w:t>react</w:t>
-      </w:r>
-      <w:proofErr w:type="spellEnd"/>
-      <w:r>
-        <w:t>-native-</w:t>
-      </w:r>
-      <w:proofErr w:type="spellStart"/>
-      <w:r>
-        <w:t>paper</w:t>
-      </w:r>
-      <w:proofErr w:type="spellEnd"/>
-      <w:r>
-        <w:t xml:space="preserve">, recoge los elementos de la lista de excursiones, dándoles un formato y posicionando una de las imágenes a la izquierda. Se incluyen además sus estilos. Utilizando también </w:t>
-      </w:r>
-      <w:proofErr w:type="spellStart"/>
-      <w:r>
-        <w:t>FlatList</w:t>
-      </w:r>
-      <w:proofErr w:type="spellEnd"/>
-      <w:r>
-        <w:t xml:space="preserve">, un componente de </w:t>
-      </w:r>
-      <w:proofErr w:type="spellStart"/>
-      <w:r>
-        <w:t>react</w:t>
-      </w:r>
-      <w:proofErr w:type="spellEnd"/>
-      <w:r>
-        <w:t>, se disponen en formato vertical.</w:t>
-      </w:r>
-    </w:p>
-    <w:p>
-      <w:pPr>
-        <w:jc w:val="both"/>
-      </w:pPr>
-      <w:r>
-        <w:t xml:space="preserve">En </w:t>
-      </w:r>
-      <w:proofErr w:type="spellStart"/>
-      <w:r>
-        <w:t>CampobaseComponent</w:t>
-      </w:r>
-      <w:proofErr w:type="spellEnd"/>
+      <w:r>
+        <w:t xml:space="preserve">Commit 2. </w:t>
+      </w:r>
+      <w:r>
+        <w:t>"Componentes React Native"</w:t>
+      </w:r>
+    </w:p>
+    <w:p>
+      <w:pPr>
+        <w:jc w:val="both"/>
+      </w:pPr>
+      <w:r>
+        <w:t>Continuamos avanzando con la aplicación, para estudiar los componentes de react-native y su funcionamiento hemos creado dos carpetas, una llamada componentes, donde se van a crear los nuevos componentes que vamos a usar, y otro llamado común, que contiene un documento con una lista de información que se utilizará más adelante. Además, se incluye una subcarpeta de imágenes que la aplicación irá utilizando.</w:t>
+      </w:r>
+    </w:p>
+    <w:p>
+      <w:pPr>
+        <w:jc w:val="both"/>
+      </w:pPr>
+      <w:r>
+        <w:t>El calendariocomponent es un componente que, utilizando list.wiew de react-native-paper, recoge los elementos de la lista de excursiones, dándoles un formato y posicionando una de las imágenes a la izquierda. Se incluyen además sus estilos. Utilizando también FlatList, un componente de react, se disponen en formato vertical.</w:t>
+      </w:r>
+    </w:p>
+    <w:p>
+      <w:pPr>
+        <w:jc w:val="both"/>
+      </w:pPr>
+      <w:r>
+        <w:t>En CampobaseComponent</w:t>
+      </w:r>
       <w:r>
         <w:t xml:space="preserve"> se guarda la lista de excursiones y se pasan al componente calendario para que este las muestre.</w:t>
       </w:r>
@@ -201,55 +93,7 @@
         <w:jc w:val="both"/>
       </w:pPr>
       <w:r>
-        <w:t xml:space="preserve">También se ha modificado el fichero App.js para que se muestre la app correctamente, </w:t>
-      </w:r>
-      <w:proofErr w:type="spellStart"/>
-      <w:r>
-        <w:t>SafeAreaProvider</w:t>
-      </w:r>
-      <w:proofErr w:type="spellEnd"/>
-      <w:r>
-        <w:t xml:space="preserve"> sirve para que no se solape con la barra superior, </w:t>
-      </w:r>
-      <w:proofErr w:type="spellStart"/>
-      <w:r>
-        <w:t>notch</w:t>
-      </w:r>
-      <w:proofErr w:type="spellEnd"/>
-      <w:r>
-        <w:t xml:space="preserve"> y los bordes del móvil, </w:t>
-      </w:r>
-      <w:proofErr w:type="spellStart"/>
-      <w:r>
-        <w:t>PaperProvider</w:t>
-      </w:r>
-      <w:proofErr w:type="spellEnd"/>
-      <w:r>
-        <w:t xml:space="preserve"> activa el sistema de estilos de </w:t>
-      </w:r>
-      <w:proofErr w:type="spellStart"/>
-      <w:r>
-        <w:t>react</w:t>
-      </w:r>
-      <w:proofErr w:type="spellEnd"/>
-      <w:r>
-        <w:t xml:space="preserve"> native </w:t>
-      </w:r>
-      <w:proofErr w:type="spellStart"/>
-      <w:r>
-        <w:t>paper</w:t>
-      </w:r>
-      <w:proofErr w:type="spellEnd"/>
-      <w:r>
-        <w:t xml:space="preserve">. En ese momento se incluye el componente </w:t>
-      </w:r>
-      <w:proofErr w:type="spellStart"/>
-      <w:r>
-        <w:t>campobase</w:t>
-      </w:r>
-      <w:proofErr w:type="spellEnd"/>
-      <w:r>
-        <w:t xml:space="preserve"> que, renderiza un calendario y le pasa cada una de las excursiones para que se dispongan en forma de lista como se ha explicado.</w:t>
+        <w:t>También se ha modificado el fichero App.js para que se muestre la app correctamente, SafeAreaProvider sirve para que no se solape con la barra superior, notch y los bordes del móvil, PaperProvider activa el sistema de estilos de react native paper. En ese momento se incluye el componente campobase que, renderiza un calendario y le pasa cada una de las excursiones para que se dispongan en forma de lista como se ha explicado.</w:t>
       </w:r>
     </w:p>
     <w:p>
@@ -257,48 +101,19 @@
         <w:pStyle w:val="Ttulo1"/>
         <w:jc w:val="both"/>
       </w:pPr>
-      <w:proofErr w:type="spellStart"/>
-      <w:r>
-        <w:t>Commit</w:t>
-      </w:r>
-      <w:proofErr w:type="spellEnd"/>
-      <w:r>
-        <w:t xml:space="preserve"> 3. “</w:t>
-      </w:r>
-      <w:r>
-        <w:t xml:space="preserve">Componentes funcionales en </w:t>
-      </w:r>
-      <w:proofErr w:type="spellStart"/>
-      <w:r>
-        <w:t>React</w:t>
-      </w:r>
-      <w:proofErr w:type="spellEnd"/>
-      <w:r>
-        <w:t xml:space="preserve"> Native”</w:t>
-      </w:r>
-    </w:p>
-    <w:p>
-      <w:pPr>
-        <w:jc w:val="both"/>
-      </w:pPr>
-      <w:r>
-        <w:t xml:space="preserve">En esta parte del trabajo se va a profundizar más en los componentes funcionales de </w:t>
-      </w:r>
-      <w:proofErr w:type="spellStart"/>
-      <w:r>
-        <w:t>react</w:t>
-      </w:r>
-      <w:proofErr w:type="spellEnd"/>
-      <w:r>
-        <w:t xml:space="preserve">-native. En el </w:t>
-      </w:r>
-      <w:proofErr w:type="spellStart"/>
-      <w:r>
-        <w:t>commit</w:t>
-      </w:r>
-      <w:proofErr w:type="spellEnd"/>
-      <w:r>
-        <w:t xml:space="preserve"> anterior ya creamos uno, el calendario. En el día de hoy se va a crear otro y se va a realizar comunicación entre ellos.</w:t>
+      <w:r>
+        <w:t>Commit 3. “</w:t>
+      </w:r>
+      <w:r>
+        <w:t>Componentes funcionales en React Native”</w:t>
+      </w:r>
+    </w:p>
+    <w:p>
+      <w:pPr>
+        <w:jc w:val="both"/>
+      </w:pPr>
+      <w:r>
+        <w:t>En esta parte del trabajo se va a profundizar más en los componentes funcionales de react-native. En el commit anterior ya creamos uno, el calendario. En el día de hoy se va a crear otro y se va a realizar comunicación entre ellos.</w:t>
       </w:r>
     </w:p>
     <w:p>
@@ -318,50 +133,18 @@
         <w:jc w:val="both"/>
       </w:pPr>
       <w:r>
-        <w:t xml:space="preserve">El componente se llama </w:t>
-      </w:r>
-      <w:proofErr w:type="spellStart"/>
-      <w:r>
-        <w:t>DetalleExcursionComponent</w:t>
-      </w:r>
-      <w:proofErr w:type="spellEnd"/>
-      <w:r>
-        <w:t xml:space="preserve">, que </w:t>
-      </w:r>
-      <w:r>
-        <w:t xml:space="preserve">muestra una tarjeta (Card) con los datos de una excursión (nombre, imagen y descripción) usando </w:t>
-      </w:r>
-      <w:proofErr w:type="spellStart"/>
-      <w:r>
-        <w:t>react</w:t>
-      </w:r>
-      <w:proofErr w:type="spellEnd"/>
-      <w:r>
-        <w:t>-native-</w:t>
-      </w:r>
-      <w:proofErr w:type="spellStart"/>
-      <w:r>
-        <w:t>paper</w:t>
-      </w:r>
-      <w:proofErr w:type="spellEnd"/>
-      <w:r>
-        <w:t>.</w:t>
-      </w:r>
-    </w:p>
-    <w:p>
-      <w:pPr>
-        <w:jc w:val="both"/>
-      </w:pPr>
-      <w:r>
-        <w:t xml:space="preserve">Si recibe una excursión válida por </w:t>
-      </w:r>
-      <w:proofErr w:type="spellStart"/>
-      <w:r>
-        <w:t>props</w:t>
-      </w:r>
-      <w:proofErr w:type="spellEnd"/>
-      <w:r>
-        <w:t>, la renderiza</w:t>
+        <w:t xml:space="preserve">El componente se llama DetalleExcursionComponent, que </w:t>
+      </w:r>
+      <w:r>
+        <w:t>muestra una tarjeta (Card) con los datos de una excursión (nombre, imagen y descripción) usando react-native-paper.</w:t>
+      </w:r>
+    </w:p>
+    <w:p>
+      <w:pPr>
+        <w:jc w:val="both"/>
+      </w:pPr>
+      <w:r>
+        <w:t>Si recibe una excursión válida por props, la renderiza</w:t>
       </w:r>
       <w:r>
         <w:t>,</w:t>
@@ -373,63 +156,15 @@
         <w:t xml:space="preserve"> </w:t>
       </w:r>
       <w:r>
-        <w:t xml:space="preserve">Se comunica con otros componentes a través de </w:t>
-      </w:r>
-      <w:proofErr w:type="spellStart"/>
-      <w:r>
-        <w:t>props</w:t>
-      </w:r>
-      <w:proofErr w:type="spellEnd"/>
-      <w:r>
-        <w:t xml:space="preserve">: el componente padre le pasa un objeto </w:t>
-      </w:r>
-      <w:proofErr w:type="spellStart"/>
-      <w:r>
-        <w:t>excursion</w:t>
-      </w:r>
-      <w:proofErr w:type="spellEnd"/>
-      <w:r>
-        <w:t xml:space="preserve"> (</w:t>
-      </w:r>
-      <w:proofErr w:type="spellStart"/>
-      <w:r>
-        <w:t>props.excursion</w:t>
-      </w:r>
-      <w:proofErr w:type="spellEnd"/>
-      <w:r>
-        <w:t>) y este lo utiliza para mostrar la información.</w:t>
-      </w:r>
-    </w:p>
-    <w:p>
-      <w:pPr>
-        <w:jc w:val="both"/>
-      </w:pPr>
-      <w:r>
-        <w:t xml:space="preserve">Además, </w:t>
-      </w:r>
-      <w:proofErr w:type="spellStart"/>
-      <w:r>
-        <w:t>DetalleExcursion</w:t>
-      </w:r>
-      <w:proofErr w:type="spellEnd"/>
-      <w:r>
-        <w:t xml:space="preserve"> actúa como intermediario, recibiendo las </w:t>
-      </w:r>
-      <w:proofErr w:type="spellStart"/>
-      <w:r>
-        <w:t>props</w:t>
-      </w:r>
-      <w:proofErr w:type="spellEnd"/>
-      <w:r>
-        <w:t xml:space="preserve"> y pasándoselas a </w:t>
-      </w:r>
-      <w:proofErr w:type="spellStart"/>
-      <w:r>
-        <w:t>RenderExcursion</w:t>
-      </w:r>
-      <w:proofErr w:type="spellEnd"/>
-      <w:r>
-        <w:t>, manteniendo así la comunicación entre componentes.</w:t>
+        <w:t>Se comunica con otros componentes a través de props: el componente padre le pasa un objeto excursion (props.excursion) y este lo utiliza para mostrar la información.</w:t>
+      </w:r>
+    </w:p>
+    <w:p>
+      <w:pPr>
+        <w:jc w:val="both"/>
+      </w:pPr>
+      <w:r>
+        <w:t>Además, DetalleExcursion actúa como intermediario, recibiendo las props y pasándoselas a RenderExcursion, manteniendo así la comunicación entre componentes.</w:t>
       </w:r>
     </w:p>
     <w:p>
@@ -450,15 +185,7 @@
         <w:jc w:val="both"/>
       </w:pPr>
       <w:r>
-        <w:t>Se añade un estado (</w:t>
-      </w:r>
-      <w:proofErr w:type="spellStart"/>
-      <w:r>
-        <w:t>seleccionExcursion</w:t>
-      </w:r>
-      <w:proofErr w:type="spellEnd"/>
-      <w:r>
-        <w:t xml:space="preserve">) que guarda qué excursión está seleccionada. </w:t>
+        <w:t xml:space="preserve">Se añade un estado (seleccionExcursion) que guarda qué excursión está seleccionada. </w:t>
       </w:r>
     </w:p>
     <w:p>
@@ -471,15 +198,7 @@
         <w:jc w:val="both"/>
       </w:pPr>
       <w:r>
-        <w:t xml:space="preserve">Cuando el usuario pulsa en Calendario, se llama a </w:t>
-      </w:r>
-      <w:proofErr w:type="spellStart"/>
-      <w:r>
-        <w:t>onSeleccionExcursion</w:t>
-      </w:r>
-      <w:proofErr w:type="spellEnd"/>
-      <w:r>
-        <w:t xml:space="preserve">, que actualiza ese estado con el id. </w:t>
+        <w:t xml:space="preserve">Cuando el usuario pulsa en Calendario, se llama a onSeleccionExcursion, que actualiza ese estado con el id. </w:t>
       </w:r>
     </w:p>
     <w:p>
@@ -492,23 +211,7 @@
         <w:jc w:val="both"/>
       </w:pPr>
       <w:r>
-        <w:t xml:space="preserve">Luego, </w:t>
-      </w:r>
-      <w:proofErr w:type="spellStart"/>
-      <w:r>
-        <w:t>DetalleExcursion</w:t>
-      </w:r>
-      <w:proofErr w:type="spellEnd"/>
-      <w:r>
-        <w:t xml:space="preserve"> recibe por </w:t>
-      </w:r>
-      <w:proofErr w:type="spellStart"/>
-      <w:r>
-        <w:t>props</w:t>
-      </w:r>
-      <w:proofErr w:type="spellEnd"/>
-      <w:r>
-        <w:t xml:space="preserve"> la excursión filtrada según ese id y muestra su información.</w:t>
+        <w:t>Luego, DetalleExcursion recibe por props la excursión filtrada según ese id y muestra su información.</w:t>
       </w:r>
     </w:p>
     <w:p>
@@ -525,121 +228,41 @@
           <w:rFonts w:eastAsia="Times New Roman" w:cstheme="minorHAnsi"/>
           <w:lang w:eastAsia="es-ES"/>
         </w:rPr>
-        <w:t xml:space="preserve">La excursión seleccionada se obtiene mediante el método </w:t>
-      </w:r>
-      <w:proofErr w:type="spellStart"/>
-      <w:r>
+        <w:t>La excursión seleccionada se obtiene mediante el método filter de JavaScript aplicado al array this.state.excursiones.</w:t>
+      </w:r>
+    </w:p>
+    <w:p>
+      <w:pPr>
+        <w:spacing w:before="100" w:beforeAutospacing="1" w:after="100" w:afterAutospacing="1" w:line="240" w:lineRule="auto"/>
+        <w:jc w:val="both"/>
         <w:rPr>
           <w:rFonts w:eastAsia="Times New Roman" w:cstheme="minorHAnsi"/>
           <w:lang w:eastAsia="es-ES"/>
         </w:rPr>
-        <w:t>filter</w:t>
-      </w:r>
-      <w:proofErr w:type="spellEnd"/>
+      </w:pPr>
       <w:r>
         <w:rPr>
           <w:rFonts w:eastAsia="Times New Roman" w:cstheme="minorHAnsi"/>
           <w:lang w:eastAsia="es-ES"/>
         </w:rPr>
-        <w:t xml:space="preserve"> de JavaScript aplicado al array </w:t>
-      </w:r>
-      <w:proofErr w:type="spellStart"/>
-      <w:r>
+        <w:t>Este filtro recorre todas las excursiones y devuelve solo aquellas cuyo id coincide con seleccionExcursion. Como filter devuelve un array, se accede al primer elemento con [0] para obtener directamente el objeto de la excursión.</w:t>
+      </w:r>
+    </w:p>
+    <w:p>
+      <w:pPr>
+        <w:spacing w:before="100" w:beforeAutospacing="1" w:after="100" w:afterAutospacing="1" w:line="240" w:lineRule="auto"/>
+        <w:jc w:val="both"/>
         <w:rPr>
           <w:rFonts w:eastAsia="Times New Roman" w:cstheme="minorHAnsi"/>
           <w:lang w:eastAsia="es-ES"/>
         </w:rPr>
-        <w:t>this.state.excursiones</w:t>
-      </w:r>
-      <w:proofErr w:type="spellEnd"/>
+      </w:pPr>
       <w:r>
         <w:rPr>
           <w:rFonts w:eastAsia="Times New Roman" w:cstheme="minorHAnsi"/>
           <w:lang w:eastAsia="es-ES"/>
         </w:rPr>
-        <w:t>.</w:t>
-      </w:r>
-    </w:p>
-    <w:p>
-      <w:pPr>
-        <w:spacing w:before="100" w:beforeAutospacing="1" w:after="100" w:afterAutospacing="1" w:line="240" w:lineRule="auto"/>
-        <w:jc w:val="both"/>
-        <w:rPr>
-          <w:rFonts w:eastAsia="Times New Roman" w:cstheme="minorHAnsi"/>
-          <w:lang w:eastAsia="es-ES"/>
-        </w:rPr>
-      </w:pPr>
-      <w:r>
-        <w:rPr>
-          <w:rFonts w:eastAsia="Times New Roman" w:cstheme="minorHAnsi"/>
-          <w:lang w:eastAsia="es-ES"/>
-        </w:rPr>
-        <w:t xml:space="preserve">Este filtro recorre todas las excursiones y devuelve solo aquellas cuyo id coincide con </w:t>
-      </w:r>
-      <w:proofErr w:type="spellStart"/>
-      <w:r>
-        <w:rPr>
-          <w:rFonts w:eastAsia="Times New Roman" w:cstheme="minorHAnsi"/>
-          <w:lang w:eastAsia="es-ES"/>
-        </w:rPr>
-        <w:t>seleccionExcursion</w:t>
-      </w:r>
-      <w:proofErr w:type="spellEnd"/>
-      <w:r>
-        <w:rPr>
-          <w:rFonts w:eastAsia="Times New Roman" w:cstheme="minorHAnsi"/>
-          <w:lang w:eastAsia="es-ES"/>
-        </w:rPr>
-        <w:t xml:space="preserve">. Como </w:t>
-      </w:r>
-      <w:proofErr w:type="spellStart"/>
-      <w:r>
-        <w:rPr>
-          <w:rFonts w:eastAsia="Times New Roman" w:cstheme="minorHAnsi"/>
-          <w:lang w:eastAsia="es-ES"/>
-        </w:rPr>
-        <w:t>filter</w:t>
-      </w:r>
-      <w:proofErr w:type="spellEnd"/>
-      <w:r>
-        <w:rPr>
-          <w:rFonts w:eastAsia="Times New Roman" w:cstheme="minorHAnsi"/>
-          <w:lang w:eastAsia="es-ES"/>
-        </w:rPr>
-        <w:t xml:space="preserve"> devuelve un array, se accede al primer elemento con [0] para obtener directamente el objeto de la excursión.</w:t>
-      </w:r>
-    </w:p>
-    <w:p>
-      <w:pPr>
-        <w:spacing w:before="100" w:beforeAutospacing="1" w:after="100" w:afterAutospacing="1" w:line="240" w:lineRule="auto"/>
-        <w:jc w:val="both"/>
-        <w:rPr>
-          <w:rFonts w:eastAsia="Times New Roman" w:cstheme="minorHAnsi"/>
-          <w:lang w:eastAsia="es-ES"/>
-        </w:rPr>
-      </w:pPr>
-      <w:r>
-        <w:rPr>
-          <w:rFonts w:eastAsia="Times New Roman" w:cstheme="minorHAnsi"/>
-          <w:lang w:eastAsia="es-ES"/>
-        </w:rPr>
-        <w:t xml:space="preserve">Se definen dos funciones </w:t>
-      </w:r>
-      <w:proofErr w:type="spellStart"/>
-      <w:r>
-        <w:rPr>
-          <w:rFonts w:eastAsia="Times New Roman" w:cstheme="minorHAnsi"/>
-          <w:lang w:eastAsia="es-ES"/>
-        </w:rPr>
-        <w:t>onPress</w:t>
-      </w:r>
-      <w:proofErr w:type="spellEnd"/>
-      <w:r>
-        <w:rPr>
-          <w:rFonts w:eastAsia="Times New Roman" w:cstheme="minorHAnsi"/>
-          <w:lang w:eastAsia="es-ES"/>
-        </w:rPr>
-        <w:t xml:space="preserve"> con usos diferentes:</w:t>
+        <w:t>Se definen dos funciones onPress con usos diferentes:</w:t>
       </w:r>
     </w:p>
     <w:p>
@@ -656,69 +279,12 @@
           <w:lang w:eastAsia="es-ES"/>
         </w:rPr>
       </w:pPr>
-      <w:proofErr w:type="spellStart"/>
       <w:r>
         <w:rPr>
           <w:rFonts w:eastAsia="Times New Roman" w:cstheme="minorHAnsi"/>
           <w:lang w:eastAsia="es-ES"/>
         </w:rPr>
-        <w:t>onPress</w:t>
-      </w:r>
-      <w:proofErr w:type="spellEnd"/>
-      <w:r>
-        <w:rPr>
-          <w:rFonts w:eastAsia="Times New Roman" w:cstheme="minorHAnsi"/>
-          <w:lang w:eastAsia="es-ES"/>
-        </w:rPr>
-        <w:t xml:space="preserve"> de </w:t>
-      </w:r>
-      <w:proofErr w:type="spellStart"/>
-      <w:r>
-        <w:rPr>
-          <w:rFonts w:eastAsia="Times New Roman" w:cstheme="minorHAnsi"/>
-          <w:lang w:eastAsia="es-ES"/>
-        </w:rPr>
-        <w:t>List.Item</w:t>
-      </w:r>
-      <w:proofErr w:type="spellEnd"/>
-      <w:r>
-        <w:rPr>
-          <w:rFonts w:eastAsia="Times New Roman" w:cstheme="minorHAnsi"/>
-          <w:lang w:eastAsia="es-ES"/>
-        </w:rPr>
-        <w:t xml:space="preserve">: es una </w:t>
-      </w:r>
-      <w:proofErr w:type="spellStart"/>
-      <w:r>
-        <w:rPr>
-          <w:rFonts w:eastAsia="Times New Roman" w:cstheme="minorHAnsi"/>
-          <w:lang w:eastAsia="es-ES"/>
-        </w:rPr>
-        <w:t>prop</w:t>
-      </w:r>
-      <w:proofErr w:type="spellEnd"/>
-      <w:r>
-        <w:rPr>
-          <w:rFonts w:eastAsia="Times New Roman" w:cstheme="minorHAnsi"/>
-          <w:lang w:eastAsia="es-ES"/>
-        </w:rPr>
-        <w:t xml:space="preserve"> ya definida por </w:t>
-      </w:r>
-      <w:proofErr w:type="spellStart"/>
-      <w:r>
-        <w:rPr>
-          <w:rFonts w:eastAsia="Times New Roman" w:cstheme="minorHAnsi"/>
-          <w:lang w:eastAsia="es-ES"/>
-        </w:rPr>
-        <w:t>React</w:t>
-      </w:r>
-      <w:proofErr w:type="spellEnd"/>
-      <w:r>
-        <w:rPr>
-          <w:rFonts w:eastAsia="Times New Roman" w:cstheme="minorHAnsi"/>
-          <w:lang w:eastAsia="es-ES"/>
-        </w:rPr>
-        <w:t xml:space="preserve"> Native Paper, que se ejecuta automáticamente cuando el usuario pulsa el elemento. </w:t>
+        <w:t xml:space="preserve">onPress de List.Item: es una prop ya definida por React Native Paper, que se ejecuta automáticamente cuando el usuario pulsa el elemento. </w:t>
       </w:r>
     </w:p>
     <w:p>
@@ -735,53 +301,12 @@
           <w:lang w:eastAsia="es-ES"/>
         </w:rPr>
       </w:pPr>
-      <w:proofErr w:type="spellStart"/>
       <w:r>
         <w:rPr>
           <w:rFonts w:eastAsia="Times New Roman" w:cstheme="minorHAnsi"/>
           <w:lang w:eastAsia="es-ES"/>
         </w:rPr>
-        <w:t>onPress</w:t>
-      </w:r>
-      <w:proofErr w:type="spellEnd"/>
-      <w:r>
-        <w:rPr>
-          <w:rFonts w:eastAsia="Times New Roman" w:cstheme="minorHAnsi"/>
-          <w:lang w:eastAsia="es-ES"/>
-        </w:rPr>
-        <w:t xml:space="preserve"> del componente Calendario: es una función personalizada (</w:t>
-      </w:r>
-      <w:proofErr w:type="spellStart"/>
-      <w:r>
-        <w:rPr>
-          <w:rFonts w:eastAsia="Times New Roman" w:cstheme="minorHAnsi"/>
-          <w:lang w:eastAsia="es-ES"/>
-        </w:rPr>
-        <w:t>prop</w:t>
-      </w:r>
-      <w:proofErr w:type="spellEnd"/>
-      <w:r>
-        <w:rPr>
-          <w:rFonts w:eastAsia="Times New Roman" w:cstheme="minorHAnsi"/>
-          <w:lang w:eastAsia="es-ES"/>
-        </w:rPr>
-        <w:t>) que tú defines y pasas desde el componente padre (</w:t>
-      </w:r>
-      <w:proofErr w:type="spellStart"/>
-      <w:r>
-        <w:rPr>
-          <w:rFonts w:eastAsia="Times New Roman" w:cstheme="minorHAnsi"/>
-          <w:lang w:eastAsia="es-ES"/>
-        </w:rPr>
-        <w:t>Campobase</w:t>
-      </w:r>
-      <w:proofErr w:type="spellEnd"/>
-      <w:r>
-        <w:rPr>
-          <w:rFonts w:eastAsia="Times New Roman" w:cstheme="minorHAnsi"/>
-          <w:lang w:eastAsia="es-ES"/>
-        </w:rPr>
-        <w:t>). Su nombre es arbitrario.</w:t>
+        <w:t>onPress del componente Calendario: es una función personalizada (prop) que tú defines y pasas desde el componente padre (Campobase). Su nombre es arbitrario.</w:t>
       </w:r>
     </w:p>
     <w:p>
@@ -792,114 +317,47 @@
           <w:lang w:eastAsia="es-ES"/>
         </w:rPr>
       </w:pPr>
-      <w:proofErr w:type="spellStart"/>
       <w:r>
         <w:rPr>
           <w:rFonts w:eastAsia="Times New Roman"/>
           <w:lang w:eastAsia="es-ES"/>
         </w:rPr>
-        <w:t>Commit</w:t>
-      </w:r>
-      <w:proofErr w:type="spellEnd"/>
-      <w:r>
-        <w:rPr>
-          <w:rFonts w:eastAsia="Times New Roman"/>
-          <w:lang w:eastAsia="es-ES"/>
-        </w:rPr>
-        <w:t xml:space="preserve"> 04: “Stack </w:t>
-      </w:r>
-      <w:proofErr w:type="spellStart"/>
-      <w:r>
-        <w:rPr>
-          <w:rFonts w:eastAsia="Times New Roman"/>
-          <w:lang w:eastAsia="es-ES"/>
-        </w:rPr>
-        <w:t>Navigation</w:t>
-      </w:r>
-      <w:proofErr w:type="spellEnd"/>
-      <w:r>
-        <w:rPr>
-          <w:rFonts w:eastAsia="Times New Roman"/>
-          <w:lang w:eastAsia="es-ES"/>
-        </w:rPr>
-        <w:t>”</w:t>
-      </w:r>
-    </w:p>
-    <w:p>
-      <w:pPr>
-        <w:rPr>
-          <w:lang w:eastAsia="es-ES"/>
-        </w:rPr>
-      </w:pPr>
-    </w:p>
-    <w:p>
-      <w:pPr>
-        <w:jc w:val="both"/>
-        <w:rPr>
-          <w:lang w:eastAsia="es-ES"/>
-        </w:rPr>
-      </w:pPr>
-      <w:r>
-        <w:rPr>
-          <w:lang w:eastAsia="es-ES"/>
-        </w:rPr>
-        <w:t xml:space="preserve">En este </w:t>
-      </w:r>
-      <w:proofErr w:type="spellStart"/>
-      <w:r>
-        <w:rPr>
-          <w:lang w:eastAsia="es-ES"/>
-        </w:rPr>
-        <w:t>commit</w:t>
-      </w:r>
-      <w:proofErr w:type="spellEnd"/>
-      <w:r>
-        <w:rPr>
-          <w:lang w:eastAsia="es-ES"/>
-        </w:rPr>
-        <w:t xml:space="preserve"> se han modificado los archivos que veníamos trabajando, como son </w:t>
-      </w:r>
-      <w:proofErr w:type="spellStart"/>
-      <w:r>
-        <w:rPr>
-          <w:lang w:eastAsia="es-ES"/>
-        </w:rPr>
-        <w:t>campobasecomponent</w:t>
-      </w:r>
-      <w:proofErr w:type="spellEnd"/>
-      <w:r>
-        <w:rPr>
-          <w:lang w:eastAsia="es-ES"/>
-        </w:rPr>
-        <w:t>, el calendario y el componente que detalla las excursiones. El objetivo es crear una pila de navegación que permita a la aplicación “superponer” diferentes pantallas.</w:t>
-      </w:r>
-    </w:p>
-    <w:p>
-      <w:pPr>
-        <w:jc w:val="both"/>
-        <w:rPr>
-          <w:lang w:eastAsia="es-ES"/>
-        </w:rPr>
-      </w:pPr>
-      <w:r>
-        <w:rPr>
-          <w:lang w:eastAsia="es-ES"/>
-        </w:rPr>
-        <w:t xml:space="preserve">En el archivo </w:t>
-      </w:r>
-      <w:proofErr w:type="spellStart"/>
-      <w:r>
-        <w:rPr>
-          <w:lang w:eastAsia="es-ES"/>
-        </w:rPr>
-        <w:t>campobase</w:t>
-      </w:r>
-      <w:proofErr w:type="spellEnd"/>
-      <w:r>
-        <w:rPr>
-          <w:lang w:eastAsia="es-ES"/>
-        </w:rPr>
-        <w:t xml:space="preserve"> se crea el navegador tipo pila, concretamente en la línea:</w:t>
+        <w:t>Commit 04: “Stack Navigation”</w:t>
+      </w:r>
+    </w:p>
+    <w:p>
+      <w:pPr>
+        <w:rPr>
+          <w:lang w:eastAsia="es-ES"/>
+        </w:rPr>
+      </w:pPr>
+    </w:p>
+    <w:p>
+      <w:pPr>
+        <w:jc w:val="both"/>
+        <w:rPr>
+          <w:lang w:eastAsia="es-ES"/>
+        </w:rPr>
+      </w:pPr>
+      <w:r>
+        <w:rPr>
+          <w:lang w:eastAsia="es-ES"/>
+        </w:rPr>
+        <w:t>En este commit se han modificado los archivos que veníamos trabajando, como son campobasecomponent, el calendario y el componente que detalla las excursiones. El objetivo es crear una pila de navegación que permita a la aplicación “superponer” diferentes pantallas.</w:t>
+      </w:r>
+    </w:p>
+    <w:p>
+      <w:pPr>
+        <w:jc w:val="both"/>
+        <w:rPr>
+          <w:lang w:eastAsia="es-ES"/>
+        </w:rPr>
+      </w:pPr>
+      <w:r>
+        <w:rPr>
+          <w:lang w:eastAsia="es-ES"/>
+        </w:rPr>
+        <w:t>En el archivo campobase se crea el navegador tipo pila, concretamente en la línea:</w:t>
       </w:r>
       <w:r>
         <w:rPr>
@@ -915,6 +373,7 @@
       </w:r>
       <w:r>
         <w:rPr>
+          <w:noProof/>
           <w:lang w:eastAsia="es-ES"/>
         </w:rPr>
         <w:drawing>
@@ -1028,270 +487,71 @@
           <w:bCs/>
           <w:lang w:eastAsia="es-ES"/>
         </w:rPr>
-        <w:t xml:space="preserve">Comprender la forma en que se crea un menú de navegación en </w:t>
-      </w:r>
-      <w:proofErr w:type="spellStart"/>
-      <w:r>
+        <w:t>Comprender la forma en que se crea un menú de navegación en stack mediante el componente createNativeStackNavigator. o ¿Qué es el NavigationContainer? o ¿Qué son las Screens?</w:t>
+      </w:r>
+    </w:p>
+    <w:p>
+      <w:pPr>
+        <w:jc w:val="both"/>
         <w:rPr>
           <w:b/>
           <w:bCs/>
           <w:lang w:eastAsia="es-ES"/>
         </w:rPr>
-        <w:t>stack</w:t>
-      </w:r>
-      <w:proofErr w:type="spellEnd"/>
+      </w:pPr>
       <w:r>
         <w:rPr>
           <w:b/>
           <w:bCs/>
           <w:lang w:eastAsia="es-ES"/>
         </w:rPr>
-        <w:t xml:space="preserve"> mediante el componente </w:t>
-      </w:r>
-      <w:proofErr w:type="spellStart"/>
-      <w:r>
-        <w:rPr>
-          <w:b/>
-          <w:bCs/>
-          <w:lang w:eastAsia="es-ES"/>
-        </w:rPr>
-        <w:t>createNativeStackNavigator</w:t>
-      </w:r>
-      <w:proofErr w:type="spellEnd"/>
-      <w:r>
-        <w:rPr>
-          <w:b/>
-          <w:bCs/>
-          <w:lang w:eastAsia="es-ES"/>
-        </w:rPr>
-        <w:t xml:space="preserve">. o ¿Qué es el </w:t>
-      </w:r>
-      <w:proofErr w:type="spellStart"/>
-      <w:r>
-        <w:rPr>
-          <w:b/>
-          <w:bCs/>
-          <w:lang w:eastAsia="es-ES"/>
-        </w:rPr>
-        <w:t>NavigationContainer</w:t>
-      </w:r>
-      <w:proofErr w:type="spellEnd"/>
-      <w:r>
-        <w:rPr>
-          <w:b/>
-          <w:bCs/>
-          <w:lang w:eastAsia="es-ES"/>
-        </w:rPr>
-        <w:t xml:space="preserve">? o ¿Qué son las </w:t>
-      </w:r>
-      <w:proofErr w:type="spellStart"/>
-      <w:r>
-        <w:rPr>
-          <w:b/>
-          <w:bCs/>
-          <w:lang w:eastAsia="es-ES"/>
-        </w:rPr>
-        <w:t>Screens</w:t>
-      </w:r>
-      <w:proofErr w:type="spellEnd"/>
-      <w:r>
-        <w:rPr>
-          <w:b/>
-          <w:bCs/>
-          <w:lang w:eastAsia="es-ES"/>
-        </w:rPr>
-        <w:t>?</w:t>
-      </w:r>
-    </w:p>
-    <w:p>
-      <w:pPr>
-        <w:jc w:val="both"/>
-        <w:rPr>
-          <w:b/>
-          <w:bCs/>
-          <w:lang w:eastAsia="es-ES"/>
-        </w:rPr>
-      </w:pPr>
-      <w:r>
-        <w:rPr>
-          <w:b/>
-          <w:bCs/>
-          <w:lang w:eastAsia="es-ES"/>
-        </w:rPr>
-        <w:t xml:space="preserve">Analizar la manera en que Calendario envía un parámetro a </w:t>
-      </w:r>
-      <w:proofErr w:type="spellStart"/>
-      <w:r>
-        <w:rPr>
-          <w:b/>
-          <w:bCs/>
-          <w:lang w:eastAsia="es-ES"/>
-        </w:rPr>
-        <w:t>DetalleExcursion</w:t>
-      </w:r>
-      <w:proofErr w:type="spellEnd"/>
-      <w:r>
-        <w:rPr>
-          <w:b/>
-          <w:bCs/>
-          <w:lang w:eastAsia="es-ES"/>
-        </w:rPr>
-        <w:t xml:space="preserve"> y la forma en que este componente es capaz de obtenerlo y hacer uso de él. En concreto, analizar cómo cada Screen recibe la propiedad </w:t>
-      </w:r>
-      <w:proofErr w:type="spellStart"/>
-      <w:r>
-        <w:rPr>
-          <w:b/>
-          <w:bCs/>
-          <w:lang w:eastAsia="es-ES"/>
-        </w:rPr>
-        <w:t>route</w:t>
-      </w:r>
-      <w:proofErr w:type="spellEnd"/>
-      <w:r>
-        <w:rPr>
-          <w:b/>
-          <w:bCs/>
-          <w:lang w:eastAsia="es-ES"/>
-        </w:rPr>
-        <w:t xml:space="preserve">. Calendario navega hacia </w:t>
-      </w:r>
-      <w:proofErr w:type="spellStart"/>
-      <w:r>
-        <w:rPr>
-          <w:b/>
-          <w:bCs/>
-          <w:lang w:eastAsia="es-ES"/>
-        </w:rPr>
-        <w:t>DetalleExcursion</w:t>
-      </w:r>
-      <w:proofErr w:type="spellEnd"/>
-      <w:r>
-        <w:rPr>
-          <w:b/>
-          <w:bCs/>
-          <w:lang w:eastAsia="es-ES"/>
-        </w:rPr>
-        <w:t xml:space="preserve"> enviando el identificador de la excursión en </w:t>
-      </w:r>
-      <w:proofErr w:type="spellStart"/>
-      <w:r>
-        <w:rPr>
-          <w:b/>
-          <w:bCs/>
-          <w:lang w:eastAsia="es-ES"/>
-        </w:rPr>
-        <w:t>route.params</w:t>
-      </w:r>
-      <w:proofErr w:type="spellEnd"/>
-      <w:r>
-        <w:rPr>
-          <w:b/>
-          <w:bCs/>
-          <w:lang w:eastAsia="es-ES"/>
-        </w:rPr>
-        <w:t>, y la pantalla de detalle recupera dicho identificador para localizar la excursión correspondiente..</w:t>
-      </w:r>
-    </w:p>
-    <w:p>
-      <w:pPr>
-        <w:jc w:val="both"/>
-        <w:rPr>
-          <w:lang w:eastAsia="es-ES"/>
-        </w:rPr>
-      </w:pPr>
-      <w:r>
-        <w:rPr>
-          <w:lang w:eastAsia="es-ES"/>
-        </w:rPr>
-        <w:t xml:space="preserve">El </w:t>
-      </w:r>
-      <w:proofErr w:type="spellStart"/>
-      <w:r>
-        <w:rPr>
-          <w:lang w:eastAsia="es-ES"/>
-        </w:rPr>
-        <w:t>NavigationContainer</w:t>
-      </w:r>
-      <w:proofErr w:type="spellEnd"/>
-      <w:r>
-        <w:rPr>
-          <w:lang w:eastAsia="es-ES"/>
-        </w:rPr>
-        <w:t xml:space="preserve"> gestiona el estado de la navegación, es el componente principal que permite el cambio entre pantallas. Es esencial envolver todo el código en este contenedor para que funcione correctamente. </w:t>
-      </w:r>
-    </w:p>
-    <w:p>
-      <w:pPr>
-        <w:jc w:val="both"/>
-        <w:rPr>
-          <w:lang w:eastAsia="es-ES"/>
-        </w:rPr>
-      </w:pPr>
-      <w:r>
-        <w:rPr>
-          <w:lang w:eastAsia="es-ES"/>
-        </w:rPr>
-        <w:t xml:space="preserve">En el interior de este componente se encuentran las </w:t>
-      </w:r>
-      <w:proofErr w:type="spellStart"/>
-      <w:r>
-        <w:rPr>
-          <w:lang w:eastAsia="es-ES"/>
-        </w:rPr>
-        <w:t>screens</w:t>
-      </w:r>
-      <w:proofErr w:type="spellEnd"/>
-      <w:r>
-        <w:rPr>
-          <w:lang w:eastAsia="es-ES"/>
-        </w:rPr>
-        <w:t xml:space="preserve">, </w:t>
-      </w:r>
-      <w:r>
-        <w:rPr>
-          <w:lang w:eastAsia="es-ES"/>
-        </w:rPr>
-        <w:t xml:space="preserve">cada una constituye una pantalla dentro de la aplicación.  En nuestro caso tenemos dos, una llamada calendario, que muestra la lista de excursiones disponibles, y cuando se le da </w:t>
-      </w:r>
-      <w:proofErr w:type="spellStart"/>
-      <w:r>
-        <w:rPr>
-          <w:lang w:eastAsia="es-ES"/>
-        </w:rPr>
-        <w:t>click</w:t>
-      </w:r>
-      <w:proofErr w:type="spellEnd"/>
-      <w:r>
-        <w:rPr>
-          <w:lang w:eastAsia="es-ES"/>
-        </w:rPr>
-        <w:t xml:space="preserve"> a una de ellas se abre la llamada detalle excursión, que muestra los detalles de la excursión que se ha pulsado. Esta información se recoge en la siguiente línea, presente en </w:t>
-      </w:r>
-      <w:proofErr w:type="spellStart"/>
-      <w:r>
-        <w:rPr>
-          <w:lang w:eastAsia="es-ES"/>
-        </w:rPr>
-        <w:t>calendariocomponent</w:t>
-      </w:r>
-      <w:proofErr w:type="spellEnd"/>
-      <w:r>
-        <w:rPr>
-          <w:lang w:eastAsia="es-ES"/>
-        </w:rPr>
-        <w:t>:</w:t>
-      </w:r>
-    </w:p>
-    <w:p>
-      <w:pPr>
-        <w:jc w:val="both"/>
-        <w:rPr>
-          <w:lang w:eastAsia="es-ES"/>
-        </w:rPr>
-      </w:pPr>
-      <w:r>
-        <w:rPr>
+        <w:t>Analizar la manera en que Calendario envía un parámetro a DetalleExcursion y la forma en que este componente es capaz de obtenerlo y hacer uso de él. En concreto, analizar cómo cada Screen recibe la propiedad route. Calendario navega hacia DetalleExcursion enviando el identificador de la excursión en route.params, y la pantalla de detalle recupera dicho identificador para localizar la excursión correspondiente..</w:t>
+      </w:r>
+    </w:p>
+    <w:p>
+      <w:pPr>
+        <w:jc w:val="both"/>
+        <w:rPr>
+          <w:lang w:eastAsia="es-ES"/>
+        </w:rPr>
+      </w:pPr>
+      <w:r>
+        <w:rPr>
+          <w:lang w:eastAsia="es-ES"/>
+        </w:rPr>
+        <w:t xml:space="preserve">El NavigationContainer gestiona el estado de la navegación, es el componente principal que permite el cambio entre pantallas. Es esencial envolver todo el código en este contenedor para que funcione correctamente. </w:t>
+      </w:r>
+    </w:p>
+    <w:p>
+      <w:pPr>
+        <w:jc w:val="both"/>
+        <w:rPr>
+          <w:lang w:eastAsia="es-ES"/>
+        </w:rPr>
+      </w:pPr>
+      <w:r>
+        <w:rPr>
+          <w:lang w:eastAsia="es-ES"/>
+        </w:rPr>
+        <w:t xml:space="preserve">En el interior de este componente se encuentran las screens, </w:t>
+      </w:r>
+      <w:r>
+        <w:rPr>
+          <w:lang w:eastAsia="es-ES"/>
+        </w:rPr>
+        <w:t>cada una constituye una pantalla dentro de la aplicación.  En nuestro caso tenemos dos, una llamada calendario, que muestra la lista de excursiones disponibles, y cuando se le da click a una de ellas se abre la llamada detalle excursión, que muestra los detalles de la excursión que se ha pulsado. Esta información se recoge en la siguiente línea, presente en calendariocomponent:</w:t>
+      </w:r>
+    </w:p>
+    <w:p>
+      <w:pPr>
+        <w:jc w:val="both"/>
+        <w:rPr>
+          <w:lang w:eastAsia="es-ES"/>
+        </w:rPr>
+      </w:pPr>
+      <w:r>
+        <w:rPr>
+          <w:noProof/>
           <w:lang w:eastAsia="es-ES"/>
         </w:rPr>
         <w:drawing>
@@ -1342,32 +602,19 @@
         <w:rPr>
           <w:lang w:eastAsia="es-ES"/>
         </w:rPr>
-        <w:t xml:space="preserve">Este id se recoge en </w:t>
-      </w:r>
-      <w:proofErr w:type="spellStart"/>
-      <w:r>
-        <w:rPr>
-          <w:lang w:eastAsia="es-ES"/>
-        </w:rPr>
-        <w:t>DetalleExcursionComponent</w:t>
-      </w:r>
-      <w:proofErr w:type="spellEnd"/>
-      <w:r>
-        <w:rPr>
-          <w:lang w:eastAsia="es-ES"/>
-        </w:rPr>
-        <w:t xml:space="preserve"> mediante:</w:t>
-      </w:r>
-    </w:p>
-    <w:p>
-      <w:pPr>
-        <w:jc w:val="both"/>
-        <w:rPr>
-          <w:lang w:eastAsia="es-ES"/>
-        </w:rPr>
-      </w:pPr>
-      <w:r>
-        <w:rPr>
+        <w:t>Este id se recoge en DetalleExcursionComponent mediante:</w:t>
+      </w:r>
+    </w:p>
+    <w:p>
+      <w:pPr>
+        <w:jc w:val="both"/>
+        <w:rPr>
+          <w:lang w:eastAsia="es-ES"/>
+        </w:rPr>
+      </w:pPr>
+      <w:r>
+        <w:rPr>
+          <w:noProof/>
           <w:lang w:eastAsia="es-ES"/>
         </w:rPr>
         <w:drawing>
@@ -1418,21 +665,7 @@
         <w:rPr>
           <w:lang w:eastAsia="es-ES"/>
         </w:rPr>
-        <w:t xml:space="preserve">Route </w:t>
-      </w:r>
-      <w:proofErr w:type="spellStart"/>
-      <w:r>
-        <w:rPr>
-          <w:lang w:eastAsia="es-ES"/>
-        </w:rPr>
-        <w:t>params</w:t>
-      </w:r>
-      <w:proofErr w:type="spellEnd"/>
-      <w:r>
-        <w:rPr>
-          <w:lang w:eastAsia="es-ES"/>
-        </w:rPr>
-        <w:t xml:space="preserve"> contiene los datos enviados de la navegación.</w:t>
+        <w:t>Route params contiene los datos enviados de la navegación.</w:t>
       </w:r>
       <w:r>
         <w:rPr>
@@ -1452,22 +685,203 @@
         <w:rPr>
           <w:lang w:eastAsia="es-ES"/>
         </w:rPr>
-        <w:t xml:space="preserve">El </w:t>
-      </w:r>
-      <w:proofErr w:type="spellStart"/>
-      <w:r>
-        <w:rPr>
-          <w:lang w:eastAsia="es-ES"/>
-        </w:rPr>
-        <w:t>excursiónid</w:t>
-      </w:r>
-      <w:proofErr w:type="spellEnd"/>
-      <w:r>
-        <w:rPr>
-          <w:lang w:eastAsia="es-ES"/>
-        </w:rPr>
-        <w:t xml:space="preserve"> recibido se convierte a número, mediante el que se accede al array de excursiones y se le pasa ese índice al componente que renderiza la pantalla.</w:t>
-      </w:r>
+        <w:t>El excursiónid recibido se convierte a número, mediante el que se accede al array de excursiones y se le pasa ese índice al componente que renderiza la pantalla.</w:t>
+      </w:r>
+    </w:p>
+    <w:p>
+      <w:pPr>
+        <w:pStyle w:val="Ttulo1"/>
+        <w:rPr>
+          <w:lang w:eastAsia="es-ES"/>
+        </w:rPr>
+      </w:pPr>
+      <w:r>
+        <w:rPr>
+          <w:lang w:eastAsia="es-ES"/>
+        </w:rPr>
+        <w:t>Commit 05: “Drawer Navigation”</w:t>
+      </w:r>
+    </w:p>
+    <w:p>
+      <w:pPr>
+        <w:rPr>
+          <w:lang w:eastAsia="es-ES"/>
+        </w:rPr>
+      </w:pPr>
+    </w:p>
+    <w:p>
+      <w:pPr>
+        <w:jc w:val="both"/>
+        <w:rPr>
+          <w:lang w:eastAsia="es-ES"/>
+        </w:rPr>
+      </w:pPr>
+      <w:r>
+        <w:rPr>
+          <w:lang w:eastAsia="es-ES"/>
+        </w:rPr>
+        <w:t>En este commit se va a implementar una barra lateral en la aplicación que cambie entre vistas, una de ellas la que teníamos implementada hasta el commit anterior, llamada Calendario Gaztaroa, que muestra una lista de los eventos disponibles en la que puedes clickar para mostrar más información, la otra llamada Campo Base con una lista de paneles informativos con una imagen.</w:t>
+      </w:r>
+    </w:p>
+    <w:p>
+      <w:pPr>
+        <w:jc w:val="both"/>
+        <w:rPr>
+          <w:lang w:eastAsia="es-ES"/>
+        </w:rPr>
+      </w:pPr>
+      <w:r>
+        <w:rPr>
+          <w:lang w:eastAsia="es-ES"/>
+        </w:rPr>
+        <w:t>Se han añadido tres ficheros, dos de ellos contienen jsons informativos referentes a actividades y cabeceras. El otro es un fichero que contiene un nuevo componente</w:t>
+      </w:r>
+      <w:r>
+        <w:rPr>
+          <w:lang w:eastAsia="es-ES"/>
+        </w:rPr>
+        <w:t>, HomeComponent</w:t>
+      </w:r>
+      <w:r>
+        <w:rPr>
+          <w:lang w:eastAsia="es-ES"/>
+        </w:rPr>
+        <w:t>, que renderiza la interfaz según la información de los json. Se accede a el en Campo Base desde el Drawer.</w:t>
+      </w:r>
+    </w:p>
+    <w:p>
+      <w:pPr>
+        <w:pStyle w:val="Prrafodelista"/>
+        <w:numPr>
+          <w:ilvl w:val="0"/>
+          <w:numId w:val="7"/>
+        </w:numPr>
+        <w:jc w:val="both"/>
+        <w:rPr>
+          <w:b/>
+          <w:bCs/>
+          <w:lang w:eastAsia="es-ES"/>
+        </w:rPr>
+      </w:pPr>
+      <w:r>
+        <w:rPr>
+          <w:b/>
+          <w:bCs/>
+          <w:lang w:eastAsia="es-ES"/>
+        </w:rPr>
+        <w:lastRenderedPageBreak/>
+        <w:t>Dentro del NavigationContainer debe renderizarse un único árbol de navegación. Por ello, cuando necesitamos combinar varios navegadores, debemos anidarlos (nest navigators). Obsérvese en el código, y en la documentación señalada al final del ejercicio, la forma en que se resuelve esta cuestión.</w:t>
+      </w:r>
+    </w:p>
+    <w:p>
+      <w:pPr>
+        <w:pStyle w:val="Prrafodelista"/>
+        <w:numPr>
+          <w:ilvl w:val="0"/>
+          <w:numId w:val="7"/>
+        </w:numPr>
+        <w:jc w:val="both"/>
+        <w:rPr>
+          <w:b/>
+          <w:bCs/>
+          <w:lang w:eastAsia="es-ES"/>
+        </w:rPr>
+      </w:pPr>
+      <w:r>
+        <w:rPr>
+          <w:b/>
+          <w:bCs/>
+          <w:lang w:eastAsia="es-ES"/>
+        </w:rPr>
+        <w:t xml:space="preserve">Nótese que hemos añadido un stack navigator para el componente Home que acabamos de crear. </w:t>
+      </w:r>
+    </w:p>
+    <w:p>
+      <w:pPr>
+        <w:pStyle w:val="Prrafodelista"/>
+        <w:numPr>
+          <w:ilvl w:val="0"/>
+          <w:numId w:val="7"/>
+        </w:numPr>
+        <w:jc w:val="both"/>
+        <w:rPr>
+          <w:b/>
+          <w:bCs/>
+          <w:lang w:eastAsia="es-ES"/>
+        </w:rPr>
+      </w:pPr>
+      <w:r>
+        <w:rPr>
+          <w:b/>
+          <w:bCs/>
+          <w:lang w:eastAsia="es-ES"/>
+        </w:rPr>
+        <w:t>En el Drawer.Navigator establecemos headerShown: false para evitar que el drawer genere una cabecera adicional, ya que la cabecera que queremos mostrar es la de cada Stack.Navigator interno.</w:t>
+      </w:r>
+    </w:p>
+    <w:p>
+      <w:pPr>
+        <w:jc w:val="both"/>
+        <w:rPr>
+          <w:lang w:eastAsia="es-ES"/>
+        </w:rPr>
+      </w:pPr>
+      <w:r>
+        <w:rPr>
+          <w:lang w:eastAsia="es-ES"/>
+        </w:rPr>
+        <w:t>Dentro del NavigationContainer existe un único árbol de navegación encargado de gestionar el estado de la navegación de la aplicación. Si se intentasen usar varios del mismo nivel simultáneamente se producirían conflictos en la gestión de las rutas. Es por eso que se anidan navegadores, Drawer actúa como principal y dentro de cada una de sus opciones se renderiza un Stack Navigator.</w:t>
+      </w:r>
+    </w:p>
+    <w:p>
+      <w:pPr>
+        <w:jc w:val="both"/>
+        <w:rPr>
+          <w:lang w:eastAsia="es-ES"/>
+        </w:rPr>
+      </w:pPr>
+      <w:r>
+        <w:rPr>
+          <w:lang w:eastAsia="es-ES"/>
+        </w:rPr>
+        <w:t xml:space="preserve">El componente home también contiene un stack navigator para mantener una estructura homogénea. De esta forma se mantiene la coherencia con el resto de las secciones y, aunque no hacemos uso de ella, se podría usar una sola cabecera gestionada automáticamente. También facilita la </w:t>
+      </w:r>
+      <w:r>
+        <w:rPr>
+          <w:lang w:eastAsia="es-ES"/>
+        </w:rPr>
+        <w:t>ampliación futura, donde se podrían añadir más pantallas dentro de home.</w:t>
+      </w:r>
+    </w:p>
+    <w:p>
+      <w:pPr>
+        <w:jc w:val="both"/>
+        <w:rPr>
+          <w:lang w:eastAsia="es-ES"/>
+        </w:rPr>
+      </w:pPr>
+      <w:r>
+        <w:rPr>
+          <w:lang w:eastAsia="es-ES"/>
+        </w:rPr>
+        <w:t>Drawer por defecto crea su propia cabecera. Si esta opción esta desactivada se mostrarían dos cabeceras distintas, una de drawer y otra de cada stack interno. Se opta por esconder la del drawer.</w:t>
+      </w:r>
+    </w:p>
+    <w:p>
+      <w:pPr>
+        <w:jc w:val="both"/>
+        <w:rPr>
+          <w:lang w:eastAsia="es-ES"/>
+        </w:rPr>
+      </w:pPr>
+    </w:p>
+    <w:p>
+      <w:pPr>
+        <w:jc w:val="both"/>
+        <w:rPr>
+          <w:lang w:eastAsia="es-ES"/>
+        </w:rPr>
+      </w:pPr>
     </w:p>
     <w:p>
       <w:pPr>
@@ -1884,6 +1298,119 @@
     </w:lvl>
   </w:abstractNum>
   <w:abstractNum w:abstractNumId="3" w15:restartNumberingAfterBreak="0">
+    <w:nsid w:val="36DD7F07"/>
+    <w:multiLevelType w:val="hybridMultilevel"/>
+    <w:tmpl w:val="CF686978"/>
+    <w:lvl w:ilvl="0" w:tplc="0C0A0001">
+      <w:start w:val="1"/>
+      <w:numFmt w:val="bullet"/>
+      <w:lvlText w:val=""/>
+      <w:lvlJc w:val="left"/>
+      <w:pPr>
+        <w:ind w:left="720" w:hanging="360"/>
+      </w:pPr>
+      <w:rPr>
+        <w:rFonts w:ascii="Symbol" w:hAnsi="Symbol" w:hint="default"/>
+      </w:rPr>
+    </w:lvl>
+    <w:lvl w:ilvl="1" w:tplc="0C0A0003" w:tentative="1">
+      <w:start w:val="1"/>
+      <w:numFmt w:val="bullet"/>
+      <w:lvlText w:val="o"/>
+      <w:lvlJc w:val="left"/>
+      <w:pPr>
+        <w:ind w:left="1440" w:hanging="360"/>
+      </w:pPr>
+      <w:rPr>
+        <w:rFonts w:ascii="Courier New" w:hAnsi="Courier New" w:cs="Courier New" w:hint="default"/>
+      </w:rPr>
+    </w:lvl>
+    <w:lvl w:ilvl="2" w:tplc="0C0A0005" w:tentative="1">
+      <w:start w:val="1"/>
+      <w:numFmt w:val="bullet"/>
+      <w:lvlText w:val=""/>
+      <w:lvlJc w:val="left"/>
+      <w:pPr>
+        <w:ind w:left="2160" w:hanging="360"/>
+      </w:pPr>
+      <w:rPr>
+        <w:rFonts w:ascii="Wingdings" w:hAnsi="Wingdings" w:hint="default"/>
+      </w:rPr>
+    </w:lvl>
+    <w:lvl w:ilvl="3" w:tplc="0C0A0001" w:tentative="1">
+      <w:start w:val="1"/>
+      <w:numFmt w:val="bullet"/>
+      <w:lvlText w:val=""/>
+      <w:lvlJc w:val="left"/>
+      <w:pPr>
+        <w:ind w:left="2880" w:hanging="360"/>
+      </w:pPr>
+      <w:rPr>
+        <w:rFonts w:ascii="Symbol" w:hAnsi="Symbol" w:hint="default"/>
+      </w:rPr>
+    </w:lvl>
+    <w:lvl w:ilvl="4" w:tplc="0C0A0003" w:tentative="1">
+      <w:start w:val="1"/>
+      <w:numFmt w:val="bullet"/>
+      <w:lvlText w:val="o"/>
+      <w:lvlJc w:val="left"/>
+      <w:pPr>
+        <w:ind w:left="3600" w:hanging="360"/>
+      </w:pPr>
+      <w:rPr>
+        <w:rFonts w:ascii="Courier New" w:hAnsi="Courier New" w:cs="Courier New" w:hint="default"/>
+      </w:rPr>
+    </w:lvl>
+    <w:lvl w:ilvl="5" w:tplc="0C0A0005" w:tentative="1">
+      <w:start w:val="1"/>
+      <w:numFmt w:val="bullet"/>
+      <w:lvlText w:val=""/>
+      <w:lvlJc w:val="left"/>
+      <w:pPr>
+        <w:ind w:left="4320" w:hanging="360"/>
+      </w:pPr>
+      <w:rPr>
+        <w:rFonts w:ascii="Wingdings" w:hAnsi="Wingdings" w:hint="default"/>
+      </w:rPr>
+    </w:lvl>
+    <w:lvl w:ilvl="6" w:tplc="0C0A0001" w:tentative="1">
+      <w:start w:val="1"/>
+      <w:numFmt w:val="bullet"/>
+      <w:lvlText w:val=""/>
+      <w:lvlJc w:val="left"/>
+      <w:pPr>
+        <w:ind w:left="5040" w:hanging="360"/>
+      </w:pPr>
+      <w:rPr>
+        <w:rFonts w:ascii="Symbol" w:hAnsi="Symbol" w:hint="default"/>
+      </w:rPr>
+    </w:lvl>
+    <w:lvl w:ilvl="7" w:tplc="0C0A0003" w:tentative="1">
+      <w:start w:val="1"/>
+      <w:numFmt w:val="bullet"/>
+      <w:lvlText w:val="o"/>
+      <w:lvlJc w:val="left"/>
+      <w:pPr>
+        <w:ind w:left="5760" w:hanging="360"/>
+      </w:pPr>
+      <w:rPr>
+        <w:rFonts w:ascii="Courier New" w:hAnsi="Courier New" w:cs="Courier New" w:hint="default"/>
+      </w:rPr>
+    </w:lvl>
+    <w:lvl w:ilvl="8" w:tplc="0C0A0005" w:tentative="1">
+      <w:start w:val="1"/>
+      <w:numFmt w:val="bullet"/>
+      <w:lvlText w:val=""/>
+      <w:lvlJc w:val="left"/>
+      <w:pPr>
+        <w:ind w:left="6480" w:hanging="360"/>
+      </w:pPr>
+      <w:rPr>
+        <w:rFonts w:ascii="Wingdings" w:hAnsi="Wingdings" w:hint="default"/>
+      </w:rPr>
+    </w:lvl>
+  </w:abstractNum>
+  <w:abstractNum w:abstractNumId="4" w15:restartNumberingAfterBreak="0">
     <w:nsid w:val="3ACC6F0A"/>
     <w:multiLevelType w:val="hybridMultilevel"/>
     <w:tmpl w:val="5DBA38D0"/>
@@ -1996,7 +1523,7 @@
       </w:rPr>
     </w:lvl>
   </w:abstractNum>
-  <w:abstractNum w:abstractNumId="4" w15:restartNumberingAfterBreak="0">
+  <w:abstractNum w:abstractNumId="5" w15:restartNumberingAfterBreak="0">
     <w:nsid w:val="5A6A6B00"/>
     <w:multiLevelType w:val="hybridMultilevel"/>
     <w:tmpl w:val="7420735E"/>
@@ -2109,7 +1636,7 @@
       </w:rPr>
     </w:lvl>
   </w:abstractNum>
-  <w:abstractNum w:abstractNumId="5" w15:restartNumberingAfterBreak="0">
+  <w:abstractNum w:abstractNumId="6" w15:restartNumberingAfterBreak="0">
     <w:nsid w:val="78E12896"/>
     <w:multiLevelType w:val="hybridMultilevel"/>
     <w:tmpl w:val="936299E4"/>
@@ -2223,13 +1750,13 @@
     </w:lvl>
   </w:abstractNum>
   <w:num w:numId="1" w16cid:durableId="1174687561">
-    <w:abstractNumId w:val="4"/>
+    <w:abstractNumId w:val="5"/>
   </w:num>
   <w:num w:numId="2" w16cid:durableId="1452284289">
     <w:abstractNumId w:val="1"/>
   </w:num>
   <w:num w:numId="3" w16cid:durableId="1368523310">
-    <w:abstractNumId w:val="3"/>
+    <w:abstractNumId w:val="4"/>
   </w:num>
   <w:num w:numId="4" w16cid:durableId="1622690477">
     <w:abstractNumId w:val="0"/>
@@ -2238,7 +1765,10 @@
     <w:abstractNumId w:val="2"/>
   </w:num>
   <w:num w:numId="6" w16cid:durableId="423036140">
-    <w:abstractNumId w:val="5"/>
+    <w:abstractNumId w:val="6"/>
+  </w:num>
+  <w:num w:numId="7" w16cid:durableId="1493718539">
+    <w:abstractNumId w:val="3"/>
   </w:num>
 </w:numbering>
 </file>

--- a/Comentario sobre las prácticas.docx
+++ b/Comentario sobre las prácticas.docx
@@ -864,8 +864,164 @@
         <w:rPr>
           <w:lang w:eastAsia="es-ES"/>
         </w:rPr>
-        <w:t>Drawer por defecto crea su propia cabecera. Si esta opción esta desactivada se mostrarían dos cabeceras distintas, una de drawer y otra de cada stack interno. Se opta por esconder la del drawer.</w:t>
-      </w:r>
+        <w:t>Drawer por defecto crea su propia cabecera. Si esta opción esta desactivada se mostrarían dos cabeceras distintas, una de drawer y otra de cada stack interno. Se opta por esconder la del drawer</w:t>
+      </w:r>
+    </w:p>
+    <w:p>
+      <w:pPr>
+        <w:pStyle w:val="Ttulo1"/>
+        <w:rPr>
+          <w:lang w:eastAsia="es-ES"/>
+        </w:rPr>
+      </w:pPr>
+      <w:r>
+        <w:rPr>
+          <w:lang w:eastAsia="es-ES"/>
+        </w:rPr>
+        <w:t>Commit 06: “Ejercicio Componentes y Navegacion”</w:t>
+      </w:r>
+    </w:p>
+    <w:p>
+      <w:pPr>
+        <w:rPr>
+          <w:lang w:eastAsia="es-ES"/>
+        </w:rPr>
+      </w:pPr>
+    </w:p>
+    <w:p>
+      <w:pPr>
+        <w:jc w:val="both"/>
+        <w:rPr>
+          <w:lang w:eastAsia="es-ES"/>
+        </w:rPr>
+      </w:pPr>
+      <w:r>
+        <w:rPr>
+          <w:lang w:eastAsia="es-ES"/>
+        </w:rPr>
+        <w:t>El objetivo de esta práctica es añadir dos componentes más a la navegación desde cero, creando su estructura y añadiéndolos a la navegación que ya hemos implementado. Uno de los componentes muestra una página de contacto y la otra comenta la historia del club. Como punto adicional, se ha retocado un poco los estilos de la pagina principal que se hizo en la práctica anterior.</w:t>
+      </w:r>
+    </w:p>
+    <w:p>
+      <w:pPr>
+        <w:jc w:val="both"/>
+        <w:rPr>
+          <w:lang w:eastAsia="es-ES"/>
+        </w:rPr>
+      </w:pPr>
+      <w:r>
+        <w:rPr>
+          <w:lang w:eastAsia="es-ES"/>
+        </w:rPr>
+        <w:t>Se ha creado el fichero ContactoComponent.js. Este es un componente de clase que utiliza scrollview para permitir el desplazamiento del contenido por la pantalla. Para la visualización se ha utilizado una carta de React Native Paper con sus apartados Card.title, Card.content y text que permite agrupar la información de forma clara y estructurada.</w:t>
+      </w:r>
+    </w:p>
+    <w:p>
+      <w:pPr>
+        <w:jc w:val="both"/>
+        <w:rPr>
+          <w:lang w:eastAsia="es-ES"/>
+        </w:rPr>
+      </w:pPr>
+      <w:r>
+        <w:rPr>
+          <w:lang w:eastAsia="es-ES"/>
+        </w:rPr>
+        <w:t xml:space="preserve">También se ha creado el fichero QuienesSomosComponent.js, que muestra un texto descriptivo sobre el origen del club así como una lista de actividades. </w:t>
+      </w:r>
+    </w:p>
+    <w:p>
+      <w:pPr>
+        <w:jc w:val="both"/>
+        <w:rPr>
+          <w:lang w:eastAsia="es-ES"/>
+        </w:rPr>
+      </w:pPr>
+      <w:r>
+        <w:rPr>
+          <w:lang w:eastAsia="es-ES"/>
+        </w:rPr>
+        <w:t>La historia se ha implementado como componente funcional</w:t>
+      </w:r>
+      <w:r>
+        <w:rPr>
+          <w:lang w:eastAsia="es-ES"/>
+        </w:rPr>
+        <w:t xml:space="preserve"> con una card. Este solo renderiza información estática sin estados.</w:t>
+      </w:r>
+    </w:p>
+    <w:p>
+      <w:pPr>
+        <w:jc w:val="both"/>
+        <w:rPr>
+          <w:lang w:eastAsia="es-ES"/>
+        </w:rPr>
+      </w:pPr>
+      <w:r>
+        <w:rPr>
+          <w:lang w:eastAsia="es-ES"/>
+        </w:rPr>
+        <w:t xml:space="preserve">La lista de actividades de QuienesSomos se ha implementado como componente de clase. Este emplea una flat list  con sus ítems que llegan desde actividades.js. Actividades.js se importa, lo que permite acceder al array dentro del componente. </w:t>
+      </w:r>
+    </w:p>
+    <w:p>
+      <w:pPr>
+        <w:jc w:val="both"/>
+        <w:rPr>
+          <w:lang w:eastAsia="es-ES"/>
+        </w:rPr>
+      </w:pPr>
+      <w:r>
+        <w:rPr>
+          <w:lang w:eastAsia="es-ES"/>
+        </w:rPr>
+        <w:lastRenderedPageBreak/>
+        <w:t>Estos nuevos componentes se han añadido al drawer ya existente, de forma que se pueda navegar por ellos y acceder desde el menú lateral. Se han usado navegadores anidados al igual que se hacía con los componentes ya existentes, para ello, las opciones del drawer apuntan a un stack navigator.</w:t>
+      </w:r>
+    </w:p>
+    <w:p>
+      <w:pPr>
+        <w:jc w:val="both"/>
+        <w:rPr>
+          <w:lang w:eastAsia="es-ES"/>
+        </w:rPr>
+      </w:pPr>
+      <w:r>
+        <w:rPr>
+          <w:lang w:eastAsia="es-ES"/>
+        </w:rPr>
+        <w:t>Por últ</w:t>
+      </w:r>
+      <w:r>
+        <w:rPr>
+          <w:lang w:eastAsia="es-ES"/>
+        </w:rPr>
+        <w:t>imo, se han modificado los componentes Home y DetalleExcursion, cambiando los estilos para conseguir una mejora visual. Se ha usado ImageBackground de react-native, lo que permite usar una imagen como fondo y renderizar contenido encima de ella. Se ha superpuesto de esta forma el texto a la imagen.</w:t>
+      </w:r>
+    </w:p>
+    <w:p>
+      <w:pPr>
+        <w:jc w:val="both"/>
+        <w:rPr>
+          <w:lang w:eastAsia="es-ES"/>
+        </w:rPr>
+      </w:pPr>
+    </w:p>
+    <w:p>
+      <w:pPr>
+        <w:jc w:val="both"/>
+        <w:rPr>
+          <w:lang w:eastAsia="es-ES"/>
+        </w:rPr>
+      </w:pPr>
+    </w:p>
+    <w:p>
+      <w:pPr>
+        <w:jc w:val="both"/>
+        <w:rPr>
+          <w:lang w:eastAsia="es-ES"/>
+        </w:rPr>
+      </w:pPr>
     </w:p>
     <w:p>
       <w:pPr>
@@ -2374,6 +2530,7 @@
   <w:style w:type="character" w:default="1" w:styleId="Fuentedeprrafopredeter">
     <w:name w:val="Default Paragraph Font"/>
     <w:uiPriority w:val="1"/>
+    <w:semiHidden/>
     <w:unhideWhenUsed/>
   </w:style>
   <w:style w:type="table" w:default="1" w:styleId="Tablanormal">

--- a/Comentario sobre las prácticas.docx
+++ b/Comentario sobre las prácticas.docx
@@ -22,27 +22,61 @@
       <w:pPr>
         <w:pStyle w:val="Ttulo1"/>
       </w:pPr>
-      <w:r>
-        <w:t xml:space="preserve">Commit 1. </w:t>
-      </w:r>
-      <w:r>
-        <w:t>"Primeros pasos en React Native"</w:t>
-      </w:r>
-    </w:p>
-    <w:p>
-      <w:pPr>
-        <w:jc w:val="both"/>
-      </w:pPr>
-      <w:r>
-        <w:t>Commit inicial del repositorio en el que se van a hacer las prácticas correspondientes al apartado react-native de la asignatura DSM.</w:t>
-      </w:r>
-    </w:p>
-    <w:p>
-      <w:pPr>
-        <w:jc w:val="both"/>
-      </w:pPr>
-      <w:r>
-        <w:t>Se ha instalado Expo tanto en el repositorio como en el teléfono móvil para poder realizar el desarrollo y pruebas correctamente en tiempo real. De forma inicial la aplicación cuenta con un archivo App.js, que contiene un componente de react llamado “View”, con sus correspondientes estilos y con un texto, que es lo que se muestra cuando se visualiza la aplicación en funcionamiento.</w:t>
+      <w:proofErr w:type="spellStart"/>
+      <w:r>
+        <w:t>Commit</w:t>
+      </w:r>
+      <w:proofErr w:type="spellEnd"/>
+      <w:r>
+        <w:t xml:space="preserve"> 1. </w:t>
+      </w:r>
+      <w:r>
+        <w:t xml:space="preserve">"Primeros pasos en </w:t>
+      </w:r>
+      <w:proofErr w:type="spellStart"/>
+      <w:r>
+        <w:t>React</w:t>
+      </w:r>
+      <w:proofErr w:type="spellEnd"/>
+      <w:r>
+        <w:t xml:space="preserve"> Native"</w:t>
+      </w:r>
+    </w:p>
+    <w:p>
+      <w:pPr>
+        <w:jc w:val="both"/>
+      </w:pPr>
+      <w:proofErr w:type="spellStart"/>
+      <w:r>
+        <w:t>Commit</w:t>
+      </w:r>
+      <w:proofErr w:type="spellEnd"/>
+      <w:r>
+        <w:t xml:space="preserve"> inicial del repositorio en el que se van a hacer las prácticas correspondientes al apartado </w:t>
+      </w:r>
+      <w:proofErr w:type="spellStart"/>
+      <w:r>
+        <w:t>react</w:t>
+      </w:r>
+      <w:proofErr w:type="spellEnd"/>
+      <w:r>
+        <w:t>-native de la asignatura DSM.</w:t>
+      </w:r>
+    </w:p>
+    <w:p>
+      <w:pPr>
+        <w:jc w:val="both"/>
+      </w:pPr>
+      <w:r>
+        <w:t xml:space="preserve">Se ha instalado Expo tanto en el repositorio como en el teléfono móvil para poder realizar el desarrollo y pruebas correctamente en tiempo real. De forma inicial la aplicación cuenta con un archivo App.js, que contiene un componente de </w:t>
+      </w:r>
+      <w:proofErr w:type="spellStart"/>
+      <w:r>
+        <w:t>react</w:t>
+      </w:r>
+      <w:proofErr w:type="spellEnd"/>
+      <w:r>
+        <w:t xml:space="preserve"> llamado “View”, con sus correspondientes estilos y con un texto, que es lo que se muestra cuando se visualiza la aplicación en funcionamiento.</w:t>
       </w:r>
     </w:p>
     <w:p>
@@ -54,36 +88,110 @@
       <w:pPr>
         <w:pStyle w:val="Ttulo1"/>
       </w:pPr>
-      <w:r>
-        <w:t xml:space="preserve">Commit 2. </w:t>
-      </w:r>
-      <w:r>
-        <w:t>"Componentes React Native"</w:t>
-      </w:r>
-    </w:p>
-    <w:p>
-      <w:pPr>
-        <w:jc w:val="both"/>
-      </w:pPr>
-      <w:r>
-        <w:t>Continuamos avanzando con la aplicación, para estudiar los componentes de react-native y su funcionamiento hemos creado dos carpetas, una llamada componentes, donde se van a crear los nuevos componentes que vamos a usar, y otro llamado común, que contiene un documento con una lista de información que se utilizará más adelante. Además, se incluye una subcarpeta de imágenes que la aplicación irá utilizando.</w:t>
-      </w:r>
-    </w:p>
-    <w:p>
-      <w:pPr>
-        <w:jc w:val="both"/>
-      </w:pPr>
-      <w:r>
-        <w:t>El calendariocomponent es un componente que, utilizando list.wiew de react-native-paper, recoge los elementos de la lista de excursiones, dándoles un formato y posicionando una de las imágenes a la izquierda. Se incluyen además sus estilos. Utilizando también FlatList, un componente de react, se disponen en formato vertical.</w:t>
-      </w:r>
-    </w:p>
-    <w:p>
-      <w:pPr>
-        <w:jc w:val="both"/>
-      </w:pPr>
-      <w:r>
-        <w:t>En CampobaseComponent</w:t>
-      </w:r>
+      <w:proofErr w:type="spellStart"/>
+      <w:r>
+        <w:t>Commit</w:t>
+      </w:r>
+      <w:proofErr w:type="spellEnd"/>
+      <w:r>
+        <w:t xml:space="preserve"> 2. </w:t>
+      </w:r>
+      <w:r>
+        <w:t xml:space="preserve">"Componentes </w:t>
+      </w:r>
+      <w:proofErr w:type="spellStart"/>
+      <w:r>
+        <w:t>React</w:t>
+      </w:r>
+      <w:proofErr w:type="spellEnd"/>
+      <w:r>
+        <w:t xml:space="preserve"> Native"</w:t>
+      </w:r>
+    </w:p>
+    <w:p>
+      <w:pPr>
+        <w:jc w:val="both"/>
+      </w:pPr>
+      <w:r>
+        <w:t xml:space="preserve">Continuamos avanzando con la aplicación, para estudiar los componentes de </w:t>
+      </w:r>
+      <w:proofErr w:type="spellStart"/>
+      <w:r>
+        <w:t>react</w:t>
+      </w:r>
+      <w:proofErr w:type="spellEnd"/>
+      <w:r>
+        <w:t>-native y su funcionamiento hemos creado dos carpetas, una llamada componentes, donde se van a crear los nuevos componentes que vamos a usar, y otro llamado común, que contiene un documento con una lista de información que se utilizará más adelante. Además, se incluye una subcarpeta de imágenes que la aplicación irá utilizando.</w:t>
+      </w:r>
+    </w:p>
+    <w:p>
+      <w:pPr>
+        <w:jc w:val="both"/>
+      </w:pPr>
+      <w:r>
+        <w:t xml:space="preserve">El </w:t>
+      </w:r>
+      <w:proofErr w:type="spellStart"/>
+      <w:r>
+        <w:t>calendariocomponent</w:t>
+      </w:r>
+      <w:proofErr w:type="spellEnd"/>
+      <w:r>
+        <w:t xml:space="preserve"> es un componente que, utilizando </w:t>
+      </w:r>
+      <w:proofErr w:type="spellStart"/>
+      <w:r>
+        <w:t>list.wiew</w:t>
+      </w:r>
+      <w:proofErr w:type="spellEnd"/>
+      <w:r>
+        <w:t xml:space="preserve"> de </w:t>
+      </w:r>
+      <w:proofErr w:type="spellStart"/>
+      <w:r>
+        <w:t>react</w:t>
+      </w:r>
+      <w:proofErr w:type="spellEnd"/>
+      <w:r>
+        <w:t>-native-</w:t>
+      </w:r>
+      <w:proofErr w:type="spellStart"/>
+      <w:r>
+        <w:t>paper</w:t>
+      </w:r>
+      <w:proofErr w:type="spellEnd"/>
+      <w:r>
+        <w:t xml:space="preserve">, recoge los elementos de la lista de excursiones, dándoles un formato y posicionando una de las imágenes a la izquierda. Se incluyen además sus estilos. Utilizando también </w:t>
+      </w:r>
+      <w:proofErr w:type="spellStart"/>
+      <w:r>
+        <w:t>FlatList</w:t>
+      </w:r>
+      <w:proofErr w:type="spellEnd"/>
+      <w:r>
+        <w:t xml:space="preserve">, un componente de </w:t>
+      </w:r>
+      <w:proofErr w:type="spellStart"/>
+      <w:r>
+        <w:t>react</w:t>
+      </w:r>
+      <w:proofErr w:type="spellEnd"/>
+      <w:r>
+        <w:t>, se disponen en formato vertical.</w:t>
+      </w:r>
+    </w:p>
+    <w:p>
+      <w:pPr>
+        <w:jc w:val="both"/>
+      </w:pPr>
+      <w:r>
+        <w:t xml:space="preserve">En </w:t>
+      </w:r>
+      <w:proofErr w:type="spellStart"/>
+      <w:r>
+        <w:t>CampobaseComponent</w:t>
+      </w:r>
+      <w:proofErr w:type="spellEnd"/>
       <w:r>
         <w:t xml:space="preserve"> se guarda la lista de excursiones y se pasan al componente calendario para que este las muestre.</w:t>
       </w:r>
@@ -93,7 +201,55 @@
         <w:jc w:val="both"/>
       </w:pPr>
       <w:r>
-        <w:t>También se ha modificado el fichero App.js para que se muestre la app correctamente, SafeAreaProvider sirve para que no se solape con la barra superior, notch y los bordes del móvil, PaperProvider activa el sistema de estilos de react native paper. En ese momento se incluye el componente campobase que, renderiza un calendario y le pasa cada una de las excursiones para que se dispongan en forma de lista como se ha explicado.</w:t>
+        <w:t xml:space="preserve">También se ha modificado el fichero App.js para que se muestre la app correctamente, </w:t>
+      </w:r>
+      <w:proofErr w:type="spellStart"/>
+      <w:r>
+        <w:t>SafeAreaProvider</w:t>
+      </w:r>
+      <w:proofErr w:type="spellEnd"/>
+      <w:r>
+        <w:t xml:space="preserve"> sirve para que no se solape con la barra superior, </w:t>
+      </w:r>
+      <w:proofErr w:type="spellStart"/>
+      <w:r>
+        <w:t>notch</w:t>
+      </w:r>
+      <w:proofErr w:type="spellEnd"/>
+      <w:r>
+        <w:t xml:space="preserve"> y los bordes del móvil, </w:t>
+      </w:r>
+      <w:proofErr w:type="spellStart"/>
+      <w:r>
+        <w:t>PaperProvider</w:t>
+      </w:r>
+      <w:proofErr w:type="spellEnd"/>
+      <w:r>
+        <w:t xml:space="preserve"> activa el sistema de estilos de </w:t>
+      </w:r>
+      <w:proofErr w:type="spellStart"/>
+      <w:r>
+        <w:t>react</w:t>
+      </w:r>
+      <w:proofErr w:type="spellEnd"/>
+      <w:r>
+        <w:t xml:space="preserve"> native </w:t>
+      </w:r>
+      <w:proofErr w:type="spellStart"/>
+      <w:r>
+        <w:t>paper</w:t>
+      </w:r>
+      <w:proofErr w:type="spellEnd"/>
+      <w:r>
+        <w:t xml:space="preserve">. En ese momento se incluye el componente </w:t>
+      </w:r>
+      <w:proofErr w:type="spellStart"/>
+      <w:r>
+        <w:t>campobase</w:t>
+      </w:r>
+      <w:proofErr w:type="spellEnd"/>
+      <w:r>
+        <w:t xml:space="preserve"> que, renderiza un calendario y le pasa cada una de las excursiones para que se dispongan en forma de lista como se ha explicado.</w:t>
       </w:r>
     </w:p>
     <w:p>
@@ -101,19 +257,48 @@
         <w:pStyle w:val="Ttulo1"/>
         <w:jc w:val="both"/>
       </w:pPr>
-      <w:r>
-        <w:t>Commit 3. “</w:t>
-      </w:r>
-      <w:r>
-        <w:t>Componentes funcionales en React Native”</w:t>
-      </w:r>
-    </w:p>
-    <w:p>
-      <w:pPr>
-        <w:jc w:val="both"/>
-      </w:pPr>
-      <w:r>
-        <w:t>En esta parte del trabajo se va a profundizar más en los componentes funcionales de react-native. En el commit anterior ya creamos uno, el calendario. En el día de hoy se va a crear otro y se va a realizar comunicación entre ellos.</w:t>
+      <w:proofErr w:type="spellStart"/>
+      <w:r>
+        <w:t>Commit</w:t>
+      </w:r>
+      <w:proofErr w:type="spellEnd"/>
+      <w:r>
+        <w:t xml:space="preserve"> 3. “</w:t>
+      </w:r>
+      <w:r>
+        <w:t xml:space="preserve">Componentes funcionales en </w:t>
+      </w:r>
+      <w:proofErr w:type="spellStart"/>
+      <w:r>
+        <w:t>React</w:t>
+      </w:r>
+      <w:proofErr w:type="spellEnd"/>
+      <w:r>
+        <w:t xml:space="preserve"> Native”</w:t>
+      </w:r>
+    </w:p>
+    <w:p>
+      <w:pPr>
+        <w:jc w:val="both"/>
+      </w:pPr>
+      <w:r>
+        <w:t xml:space="preserve">En esta parte del trabajo se va a profundizar más en los componentes funcionales de </w:t>
+      </w:r>
+      <w:proofErr w:type="spellStart"/>
+      <w:r>
+        <w:t>react</w:t>
+      </w:r>
+      <w:proofErr w:type="spellEnd"/>
+      <w:r>
+        <w:t xml:space="preserve">-native. En el </w:t>
+      </w:r>
+      <w:proofErr w:type="spellStart"/>
+      <w:r>
+        <w:t>commit</w:t>
+      </w:r>
+      <w:proofErr w:type="spellEnd"/>
+      <w:r>
+        <w:t xml:space="preserve"> anterior ya creamos uno, el calendario. En el día de hoy se va a crear otro y se va a realizar comunicación entre ellos.</w:t>
       </w:r>
     </w:p>
     <w:p>
@@ -133,18 +318,50 @@
         <w:jc w:val="both"/>
       </w:pPr>
       <w:r>
-        <w:t xml:space="preserve">El componente se llama DetalleExcursionComponent, que </w:t>
-      </w:r>
-      <w:r>
-        <w:t>muestra una tarjeta (Card) con los datos de una excursión (nombre, imagen y descripción) usando react-native-paper.</w:t>
-      </w:r>
-    </w:p>
-    <w:p>
-      <w:pPr>
-        <w:jc w:val="both"/>
-      </w:pPr>
-      <w:r>
-        <w:t>Si recibe una excursión válida por props, la renderiza</w:t>
+        <w:t xml:space="preserve">El componente se llama </w:t>
+      </w:r>
+      <w:proofErr w:type="spellStart"/>
+      <w:r>
+        <w:t>DetalleExcursionComponent</w:t>
+      </w:r>
+      <w:proofErr w:type="spellEnd"/>
+      <w:r>
+        <w:t xml:space="preserve">, que </w:t>
+      </w:r>
+      <w:r>
+        <w:t xml:space="preserve">muestra una tarjeta (Card) con los datos de una excursión (nombre, imagen y descripción) usando </w:t>
+      </w:r>
+      <w:proofErr w:type="spellStart"/>
+      <w:r>
+        <w:t>react</w:t>
+      </w:r>
+      <w:proofErr w:type="spellEnd"/>
+      <w:r>
+        <w:t>-native-</w:t>
+      </w:r>
+      <w:proofErr w:type="spellStart"/>
+      <w:r>
+        <w:t>paper</w:t>
+      </w:r>
+      <w:proofErr w:type="spellEnd"/>
+      <w:r>
+        <w:t>.</w:t>
+      </w:r>
+    </w:p>
+    <w:p>
+      <w:pPr>
+        <w:jc w:val="both"/>
+      </w:pPr>
+      <w:r>
+        <w:t xml:space="preserve">Si recibe una excursión válida por </w:t>
+      </w:r>
+      <w:proofErr w:type="spellStart"/>
+      <w:r>
+        <w:t>props</w:t>
+      </w:r>
+      <w:proofErr w:type="spellEnd"/>
+      <w:r>
+        <w:t>, la renderiza</w:t>
       </w:r>
       <w:r>
         <w:t>,</w:t>
@@ -156,15 +373,63 @@
         <w:t xml:space="preserve"> </w:t>
       </w:r>
       <w:r>
-        <w:t>Se comunica con otros componentes a través de props: el componente padre le pasa un objeto excursion (props.excursion) y este lo utiliza para mostrar la información.</w:t>
-      </w:r>
-    </w:p>
-    <w:p>
-      <w:pPr>
-        <w:jc w:val="both"/>
-      </w:pPr>
-      <w:r>
-        <w:t>Además, DetalleExcursion actúa como intermediario, recibiendo las props y pasándoselas a RenderExcursion, manteniendo así la comunicación entre componentes.</w:t>
+        <w:t xml:space="preserve">Se comunica con otros componentes a través de </w:t>
+      </w:r>
+      <w:proofErr w:type="spellStart"/>
+      <w:r>
+        <w:t>props</w:t>
+      </w:r>
+      <w:proofErr w:type="spellEnd"/>
+      <w:r>
+        <w:t xml:space="preserve">: el componente padre le pasa un objeto </w:t>
+      </w:r>
+      <w:proofErr w:type="spellStart"/>
+      <w:r>
+        <w:t>excursion</w:t>
+      </w:r>
+      <w:proofErr w:type="spellEnd"/>
+      <w:r>
+        <w:t xml:space="preserve"> (</w:t>
+      </w:r>
+      <w:proofErr w:type="spellStart"/>
+      <w:r>
+        <w:t>props.excursion</w:t>
+      </w:r>
+      <w:proofErr w:type="spellEnd"/>
+      <w:r>
+        <w:t>) y este lo utiliza para mostrar la información.</w:t>
+      </w:r>
+    </w:p>
+    <w:p>
+      <w:pPr>
+        <w:jc w:val="both"/>
+      </w:pPr>
+      <w:r>
+        <w:t xml:space="preserve">Además, </w:t>
+      </w:r>
+      <w:proofErr w:type="spellStart"/>
+      <w:r>
+        <w:t>DetalleExcursion</w:t>
+      </w:r>
+      <w:proofErr w:type="spellEnd"/>
+      <w:r>
+        <w:t xml:space="preserve"> actúa como intermediario, recibiendo las </w:t>
+      </w:r>
+      <w:proofErr w:type="spellStart"/>
+      <w:r>
+        <w:t>props</w:t>
+      </w:r>
+      <w:proofErr w:type="spellEnd"/>
+      <w:r>
+        <w:t xml:space="preserve"> y pasándoselas a </w:t>
+      </w:r>
+      <w:proofErr w:type="spellStart"/>
+      <w:r>
+        <w:t>RenderExcursion</w:t>
+      </w:r>
+      <w:proofErr w:type="spellEnd"/>
+      <w:r>
+        <w:t>, manteniendo así la comunicación entre componentes.</w:t>
       </w:r>
     </w:p>
     <w:p>
@@ -185,7 +450,15 @@
         <w:jc w:val="both"/>
       </w:pPr>
       <w:r>
-        <w:t xml:space="preserve">Se añade un estado (seleccionExcursion) que guarda qué excursión está seleccionada. </w:t>
+        <w:t>Se añade un estado (</w:t>
+      </w:r>
+      <w:proofErr w:type="spellStart"/>
+      <w:r>
+        <w:t>seleccionExcursion</w:t>
+      </w:r>
+      <w:proofErr w:type="spellEnd"/>
+      <w:r>
+        <w:t xml:space="preserve">) que guarda qué excursión está seleccionada. </w:t>
       </w:r>
     </w:p>
     <w:p>
@@ -198,7 +471,15 @@
         <w:jc w:val="both"/>
       </w:pPr>
       <w:r>
-        <w:t xml:space="preserve">Cuando el usuario pulsa en Calendario, se llama a onSeleccionExcursion, que actualiza ese estado con el id. </w:t>
+        <w:t xml:space="preserve">Cuando el usuario pulsa en Calendario, se llama a </w:t>
+      </w:r>
+      <w:proofErr w:type="spellStart"/>
+      <w:r>
+        <w:t>onSeleccionExcursion</w:t>
+      </w:r>
+      <w:proofErr w:type="spellEnd"/>
+      <w:r>
+        <w:t xml:space="preserve">, que actualiza ese estado con el id. </w:t>
       </w:r>
     </w:p>
     <w:p>
@@ -211,7 +492,23 @@
         <w:jc w:val="both"/>
       </w:pPr>
       <w:r>
-        <w:t>Luego, DetalleExcursion recibe por props la excursión filtrada según ese id y muestra su información.</w:t>
+        <w:t xml:space="preserve">Luego, </w:t>
+      </w:r>
+      <w:proofErr w:type="spellStart"/>
+      <w:r>
+        <w:t>DetalleExcursion</w:t>
+      </w:r>
+      <w:proofErr w:type="spellEnd"/>
+      <w:r>
+        <w:t xml:space="preserve"> recibe por </w:t>
+      </w:r>
+      <w:proofErr w:type="spellStart"/>
+      <w:r>
+        <w:t>props</w:t>
+      </w:r>
+      <w:proofErr w:type="spellEnd"/>
+      <w:r>
+        <w:t xml:space="preserve"> la excursión filtrada según ese id y muestra su información.</w:t>
       </w:r>
     </w:p>
     <w:p>
@@ -228,7 +525,39 @@
           <w:rFonts w:eastAsia="Times New Roman" w:cstheme="minorHAnsi"/>
           <w:lang w:eastAsia="es-ES"/>
         </w:rPr>
-        <w:t>La excursión seleccionada se obtiene mediante el método filter de JavaScript aplicado al array this.state.excursiones.</w:t>
+        <w:t xml:space="preserve">La excursión seleccionada se obtiene mediante el método </w:t>
+      </w:r>
+      <w:proofErr w:type="spellStart"/>
+      <w:r>
+        <w:rPr>
+          <w:rFonts w:eastAsia="Times New Roman" w:cstheme="minorHAnsi"/>
+          <w:lang w:eastAsia="es-ES"/>
+        </w:rPr>
+        <w:t>filter</w:t>
+      </w:r>
+      <w:proofErr w:type="spellEnd"/>
+      <w:r>
+        <w:rPr>
+          <w:rFonts w:eastAsia="Times New Roman" w:cstheme="minorHAnsi"/>
+          <w:lang w:eastAsia="es-ES"/>
+        </w:rPr>
+        <w:t xml:space="preserve"> de JavaScript aplicado al array </w:t>
+      </w:r>
+      <w:proofErr w:type="spellStart"/>
+      <w:r>
+        <w:rPr>
+          <w:rFonts w:eastAsia="Times New Roman" w:cstheme="minorHAnsi"/>
+          <w:lang w:eastAsia="es-ES"/>
+        </w:rPr>
+        <w:t>this.state.excursiones</w:t>
+      </w:r>
+      <w:proofErr w:type="spellEnd"/>
+      <w:r>
+        <w:rPr>
+          <w:rFonts w:eastAsia="Times New Roman" w:cstheme="minorHAnsi"/>
+          <w:lang w:eastAsia="es-ES"/>
+        </w:rPr>
+        <w:t>.</w:t>
       </w:r>
     </w:p>
     <w:p>
@@ -245,7 +574,39 @@
           <w:rFonts w:eastAsia="Times New Roman" w:cstheme="minorHAnsi"/>
           <w:lang w:eastAsia="es-ES"/>
         </w:rPr>
-        <w:t>Este filtro recorre todas las excursiones y devuelve solo aquellas cuyo id coincide con seleccionExcursion. Como filter devuelve un array, se accede al primer elemento con [0] para obtener directamente el objeto de la excursión.</w:t>
+        <w:t xml:space="preserve">Este filtro recorre todas las excursiones y devuelve solo aquellas cuyo id coincide con </w:t>
+      </w:r>
+      <w:proofErr w:type="spellStart"/>
+      <w:r>
+        <w:rPr>
+          <w:rFonts w:eastAsia="Times New Roman" w:cstheme="minorHAnsi"/>
+          <w:lang w:eastAsia="es-ES"/>
+        </w:rPr>
+        <w:t>seleccionExcursion</w:t>
+      </w:r>
+      <w:proofErr w:type="spellEnd"/>
+      <w:r>
+        <w:rPr>
+          <w:rFonts w:eastAsia="Times New Roman" w:cstheme="minorHAnsi"/>
+          <w:lang w:eastAsia="es-ES"/>
+        </w:rPr>
+        <w:t xml:space="preserve">. Como </w:t>
+      </w:r>
+      <w:proofErr w:type="spellStart"/>
+      <w:r>
+        <w:rPr>
+          <w:rFonts w:eastAsia="Times New Roman" w:cstheme="minorHAnsi"/>
+          <w:lang w:eastAsia="es-ES"/>
+        </w:rPr>
+        <w:t>filter</w:t>
+      </w:r>
+      <w:proofErr w:type="spellEnd"/>
+      <w:r>
+        <w:rPr>
+          <w:rFonts w:eastAsia="Times New Roman" w:cstheme="minorHAnsi"/>
+          <w:lang w:eastAsia="es-ES"/>
+        </w:rPr>
+        <w:t xml:space="preserve"> devuelve un array, se accede al primer elemento con [0] para obtener directamente el objeto de la excursión.</w:t>
       </w:r>
     </w:p>
     <w:p>
@@ -262,7 +623,23 @@
           <w:rFonts w:eastAsia="Times New Roman" w:cstheme="minorHAnsi"/>
           <w:lang w:eastAsia="es-ES"/>
         </w:rPr>
-        <w:t>Se definen dos funciones onPress con usos diferentes:</w:t>
+        <w:t xml:space="preserve">Se definen dos funciones </w:t>
+      </w:r>
+      <w:proofErr w:type="spellStart"/>
+      <w:r>
+        <w:rPr>
+          <w:rFonts w:eastAsia="Times New Roman" w:cstheme="minorHAnsi"/>
+          <w:lang w:eastAsia="es-ES"/>
+        </w:rPr>
+        <w:t>onPress</w:t>
+      </w:r>
+      <w:proofErr w:type="spellEnd"/>
+      <w:r>
+        <w:rPr>
+          <w:rFonts w:eastAsia="Times New Roman" w:cstheme="minorHAnsi"/>
+          <w:lang w:eastAsia="es-ES"/>
+        </w:rPr>
+        <w:t xml:space="preserve"> con usos diferentes:</w:t>
       </w:r>
     </w:p>
     <w:p>
@@ -279,12 +656,69 @@
           <w:lang w:eastAsia="es-ES"/>
         </w:rPr>
       </w:pPr>
+      <w:proofErr w:type="spellStart"/>
       <w:r>
         <w:rPr>
           <w:rFonts w:eastAsia="Times New Roman" w:cstheme="minorHAnsi"/>
           <w:lang w:eastAsia="es-ES"/>
         </w:rPr>
-        <w:t xml:space="preserve">onPress de List.Item: es una prop ya definida por React Native Paper, que se ejecuta automáticamente cuando el usuario pulsa el elemento. </w:t>
+        <w:t>onPress</w:t>
+      </w:r>
+      <w:proofErr w:type="spellEnd"/>
+      <w:r>
+        <w:rPr>
+          <w:rFonts w:eastAsia="Times New Roman" w:cstheme="minorHAnsi"/>
+          <w:lang w:eastAsia="es-ES"/>
+        </w:rPr>
+        <w:t xml:space="preserve"> de </w:t>
+      </w:r>
+      <w:proofErr w:type="spellStart"/>
+      <w:r>
+        <w:rPr>
+          <w:rFonts w:eastAsia="Times New Roman" w:cstheme="minorHAnsi"/>
+          <w:lang w:eastAsia="es-ES"/>
+        </w:rPr>
+        <w:t>List.Item</w:t>
+      </w:r>
+      <w:proofErr w:type="spellEnd"/>
+      <w:r>
+        <w:rPr>
+          <w:rFonts w:eastAsia="Times New Roman" w:cstheme="minorHAnsi"/>
+          <w:lang w:eastAsia="es-ES"/>
+        </w:rPr>
+        <w:t xml:space="preserve">: es una </w:t>
+      </w:r>
+      <w:proofErr w:type="spellStart"/>
+      <w:r>
+        <w:rPr>
+          <w:rFonts w:eastAsia="Times New Roman" w:cstheme="minorHAnsi"/>
+          <w:lang w:eastAsia="es-ES"/>
+        </w:rPr>
+        <w:t>prop</w:t>
+      </w:r>
+      <w:proofErr w:type="spellEnd"/>
+      <w:r>
+        <w:rPr>
+          <w:rFonts w:eastAsia="Times New Roman" w:cstheme="minorHAnsi"/>
+          <w:lang w:eastAsia="es-ES"/>
+        </w:rPr>
+        <w:t xml:space="preserve"> ya definida por </w:t>
+      </w:r>
+      <w:proofErr w:type="spellStart"/>
+      <w:r>
+        <w:rPr>
+          <w:rFonts w:eastAsia="Times New Roman" w:cstheme="minorHAnsi"/>
+          <w:lang w:eastAsia="es-ES"/>
+        </w:rPr>
+        <w:t>React</w:t>
+      </w:r>
+      <w:proofErr w:type="spellEnd"/>
+      <w:r>
+        <w:rPr>
+          <w:rFonts w:eastAsia="Times New Roman" w:cstheme="minorHAnsi"/>
+          <w:lang w:eastAsia="es-ES"/>
+        </w:rPr>
+        <w:t xml:space="preserve"> Native Paper, que se ejecuta automáticamente cuando el usuario pulsa el elemento. </w:t>
       </w:r>
     </w:p>
     <w:p>
@@ -301,12 +735,53 @@
           <w:lang w:eastAsia="es-ES"/>
         </w:rPr>
       </w:pPr>
+      <w:proofErr w:type="spellStart"/>
       <w:r>
         <w:rPr>
           <w:rFonts w:eastAsia="Times New Roman" w:cstheme="minorHAnsi"/>
           <w:lang w:eastAsia="es-ES"/>
         </w:rPr>
-        <w:t>onPress del componente Calendario: es una función personalizada (prop) que tú defines y pasas desde el componente padre (Campobase). Su nombre es arbitrario.</w:t>
+        <w:t>onPress</w:t>
+      </w:r>
+      <w:proofErr w:type="spellEnd"/>
+      <w:r>
+        <w:rPr>
+          <w:rFonts w:eastAsia="Times New Roman" w:cstheme="minorHAnsi"/>
+          <w:lang w:eastAsia="es-ES"/>
+        </w:rPr>
+        <w:t xml:space="preserve"> del componente Calendario: es una función personalizada (</w:t>
+      </w:r>
+      <w:proofErr w:type="spellStart"/>
+      <w:r>
+        <w:rPr>
+          <w:rFonts w:eastAsia="Times New Roman" w:cstheme="minorHAnsi"/>
+          <w:lang w:eastAsia="es-ES"/>
+        </w:rPr>
+        <w:t>prop</w:t>
+      </w:r>
+      <w:proofErr w:type="spellEnd"/>
+      <w:r>
+        <w:rPr>
+          <w:rFonts w:eastAsia="Times New Roman" w:cstheme="minorHAnsi"/>
+          <w:lang w:eastAsia="es-ES"/>
+        </w:rPr>
+        <w:t>) que tú defines y pasas desde el componente padre (</w:t>
+      </w:r>
+      <w:proofErr w:type="spellStart"/>
+      <w:r>
+        <w:rPr>
+          <w:rFonts w:eastAsia="Times New Roman" w:cstheme="minorHAnsi"/>
+          <w:lang w:eastAsia="es-ES"/>
+        </w:rPr>
+        <w:t>Campobase</w:t>
+      </w:r>
+      <w:proofErr w:type="spellEnd"/>
+      <w:r>
+        <w:rPr>
+          <w:rFonts w:eastAsia="Times New Roman" w:cstheme="minorHAnsi"/>
+          <w:lang w:eastAsia="es-ES"/>
+        </w:rPr>
+        <w:t>). Su nombre es arbitrario.</w:t>
       </w:r>
     </w:p>
     <w:p>
@@ -317,47 +792,114 @@
           <w:lang w:eastAsia="es-ES"/>
         </w:rPr>
       </w:pPr>
+      <w:proofErr w:type="spellStart"/>
       <w:r>
         <w:rPr>
           <w:rFonts w:eastAsia="Times New Roman"/>
           <w:lang w:eastAsia="es-ES"/>
         </w:rPr>
-        <w:t>Commit 04: “Stack Navigation”</w:t>
-      </w:r>
-    </w:p>
-    <w:p>
-      <w:pPr>
-        <w:rPr>
-          <w:lang w:eastAsia="es-ES"/>
-        </w:rPr>
-      </w:pPr>
-    </w:p>
-    <w:p>
-      <w:pPr>
-        <w:jc w:val="both"/>
-        <w:rPr>
-          <w:lang w:eastAsia="es-ES"/>
-        </w:rPr>
-      </w:pPr>
-      <w:r>
-        <w:rPr>
-          <w:lang w:eastAsia="es-ES"/>
-        </w:rPr>
-        <w:t>En este commit se han modificado los archivos que veníamos trabajando, como son campobasecomponent, el calendario y el componente que detalla las excursiones. El objetivo es crear una pila de navegación que permita a la aplicación “superponer” diferentes pantallas.</w:t>
-      </w:r>
-    </w:p>
-    <w:p>
-      <w:pPr>
-        <w:jc w:val="both"/>
-        <w:rPr>
-          <w:lang w:eastAsia="es-ES"/>
-        </w:rPr>
-      </w:pPr>
-      <w:r>
-        <w:rPr>
-          <w:lang w:eastAsia="es-ES"/>
-        </w:rPr>
-        <w:t>En el archivo campobase se crea el navegador tipo pila, concretamente en la línea:</w:t>
+        <w:t>Commit</w:t>
+      </w:r>
+      <w:proofErr w:type="spellEnd"/>
+      <w:r>
+        <w:rPr>
+          <w:rFonts w:eastAsia="Times New Roman"/>
+          <w:lang w:eastAsia="es-ES"/>
+        </w:rPr>
+        <w:t xml:space="preserve"> 04: “Stack </w:t>
+      </w:r>
+      <w:proofErr w:type="spellStart"/>
+      <w:r>
+        <w:rPr>
+          <w:rFonts w:eastAsia="Times New Roman"/>
+          <w:lang w:eastAsia="es-ES"/>
+        </w:rPr>
+        <w:t>Navigation</w:t>
+      </w:r>
+      <w:proofErr w:type="spellEnd"/>
+      <w:r>
+        <w:rPr>
+          <w:rFonts w:eastAsia="Times New Roman"/>
+          <w:lang w:eastAsia="es-ES"/>
+        </w:rPr>
+        <w:t>”</w:t>
+      </w:r>
+    </w:p>
+    <w:p>
+      <w:pPr>
+        <w:rPr>
+          <w:lang w:eastAsia="es-ES"/>
+        </w:rPr>
+      </w:pPr>
+    </w:p>
+    <w:p>
+      <w:pPr>
+        <w:jc w:val="both"/>
+        <w:rPr>
+          <w:lang w:eastAsia="es-ES"/>
+        </w:rPr>
+      </w:pPr>
+      <w:r>
+        <w:rPr>
+          <w:lang w:eastAsia="es-ES"/>
+        </w:rPr>
+        <w:t xml:space="preserve">En este </w:t>
+      </w:r>
+      <w:proofErr w:type="spellStart"/>
+      <w:r>
+        <w:rPr>
+          <w:lang w:eastAsia="es-ES"/>
+        </w:rPr>
+        <w:t>commit</w:t>
+      </w:r>
+      <w:proofErr w:type="spellEnd"/>
+      <w:r>
+        <w:rPr>
+          <w:lang w:eastAsia="es-ES"/>
+        </w:rPr>
+        <w:t xml:space="preserve"> se han modificado los archivos que veníamos trabajando, como son </w:t>
+      </w:r>
+      <w:proofErr w:type="spellStart"/>
+      <w:r>
+        <w:rPr>
+          <w:lang w:eastAsia="es-ES"/>
+        </w:rPr>
+        <w:t>campobasecomponent</w:t>
+      </w:r>
+      <w:proofErr w:type="spellEnd"/>
+      <w:r>
+        <w:rPr>
+          <w:lang w:eastAsia="es-ES"/>
+        </w:rPr>
+        <w:t>, el calendario y el componente que detalla las excursiones. El objetivo es crear una pila de navegación que permita a la aplicación “superponer” diferentes pantallas.</w:t>
+      </w:r>
+    </w:p>
+    <w:p>
+      <w:pPr>
+        <w:jc w:val="both"/>
+        <w:rPr>
+          <w:lang w:eastAsia="es-ES"/>
+        </w:rPr>
+      </w:pPr>
+      <w:r>
+        <w:rPr>
+          <w:lang w:eastAsia="es-ES"/>
+        </w:rPr>
+        <w:t xml:space="preserve">En el archivo </w:t>
+      </w:r>
+      <w:proofErr w:type="spellStart"/>
+      <w:r>
+        <w:rPr>
+          <w:lang w:eastAsia="es-ES"/>
+        </w:rPr>
+        <w:t>campobase</w:t>
+      </w:r>
+      <w:proofErr w:type="spellEnd"/>
+      <w:r>
+        <w:rPr>
+          <w:lang w:eastAsia="es-ES"/>
+        </w:rPr>
+        <w:t xml:space="preserve"> se crea el navegador tipo pila, concretamente en la línea:</w:t>
       </w:r>
       <w:r>
         <w:rPr>
@@ -445,7 +987,21 @@
           <w:lang w:eastAsia="es-ES"/>
         </w:rPr>
         <w:lastRenderedPageBreak/>
-        <w:t xml:space="preserve">Para entender lo que se esta haciendo se plantean </w:t>
+        <w:t xml:space="preserve">Para entender lo que se </w:t>
+      </w:r>
+      <w:proofErr w:type="spellStart"/>
+      <w:r>
+        <w:rPr>
+          <w:lang w:eastAsia="es-ES"/>
+        </w:rPr>
+        <w:t>esta</w:t>
+      </w:r>
+      <w:proofErr w:type="spellEnd"/>
+      <w:r>
+        <w:rPr>
+          <w:lang w:eastAsia="es-ES"/>
+        </w:rPr>
+        <w:t xml:space="preserve"> haciendo se plantean </w:t>
       </w:r>
       <w:r>
         <w:rPr>
@@ -487,59 +1043,259 @@
           <w:bCs/>
           <w:lang w:eastAsia="es-ES"/>
         </w:rPr>
-        <w:t>Comprender la forma en que se crea un menú de navegación en stack mediante el componente createNativeStackNavigator. o ¿Qué es el NavigationContainer? o ¿Qué son las Screens?</w:t>
-      </w:r>
-    </w:p>
-    <w:p>
-      <w:pPr>
-        <w:jc w:val="both"/>
+        <w:t xml:space="preserve">Comprender la forma en que se crea un menú de navegación en </w:t>
+      </w:r>
+      <w:proofErr w:type="spellStart"/>
+      <w:r>
         <w:rPr>
           <w:b/>
           <w:bCs/>
           <w:lang w:eastAsia="es-ES"/>
         </w:rPr>
-      </w:pPr>
+        <w:t>stack</w:t>
+      </w:r>
+      <w:proofErr w:type="spellEnd"/>
       <w:r>
         <w:rPr>
           <w:b/>
           <w:bCs/>
           <w:lang w:eastAsia="es-ES"/>
         </w:rPr>
-        <w:t>Analizar la manera en que Calendario envía un parámetro a DetalleExcursion y la forma en que este componente es capaz de obtenerlo y hacer uso de él. En concreto, analizar cómo cada Screen recibe la propiedad route. Calendario navega hacia DetalleExcursion enviando el identificador de la excursión en route.params, y la pantalla de detalle recupera dicho identificador para localizar la excursión correspondiente..</w:t>
-      </w:r>
-    </w:p>
-    <w:p>
-      <w:pPr>
-        <w:jc w:val="both"/>
-        <w:rPr>
-          <w:lang w:eastAsia="es-ES"/>
-        </w:rPr>
-      </w:pPr>
-      <w:r>
-        <w:rPr>
-          <w:lang w:eastAsia="es-ES"/>
-        </w:rPr>
-        <w:t xml:space="preserve">El NavigationContainer gestiona el estado de la navegación, es el componente principal que permite el cambio entre pantallas. Es esencial envolver todo el código en este contenedor para que funcione correctamente. </w:t>
-      </w:r>
-    </w:p>
-    <w:p>
-      <w:pPr>
-        <w:jc w:val="both"/>
-        <w:rPr>
-          <w:lang w:eastAsia="es-ES"/>
-        </w:rPr>
-      </w:pPr>
-      <w:r>
-        <w:rPr>
-          <w:lang w:eastAsia="es-ES"/>
-        </w:rPr>
-        <w:t xml:space="preserve">En el interior de este componente se encuentran las screens, </w:t>
-      </w:r>
-      <w:r>
-        <w:rPr>
-          <w:lang w:eastAsia="es-ES"/>
-        </w:rPr>
-        <w:t>cada una constituye una pantalla dentro de la aplicación.  En nuestro caso tenemos dos, una llamada calendario, que muestra la lista de excursiones disponibles, y cuando se le da click a una de ellas se abre la llamada detalle excursión, que muestra los detalles de la excursión que se ha pulsado. Esta información se recoge en la siguiente línea, presente en calendariocomponent:</w:t>
+        <w:t xml:space="preserve"> mediante el componente </w:t>
+      </w:r>
+      <w:proofErr w:type="spellStart"/>
+      <w:r>
+        <w:rPr>
+          <w:b/>
+          <w:bCs/>
+          <w:lang w:eastAsia="es-ES"/>
+        </w:rPr>
+        <w:t>createNativeStackNavigator</w:t>
+      </w:r>
+      <w:proofErr w:type="spellEnd"/>
+      <w:r>
+        <w:rPr>
+          <w:b/>
+          <w:bCs/>
+          <w:lang w:eastAsia="es-ES"/>
+        </w:rPr>
+        <w:t xml:space="preserve">. o ¿Qué es el </w:t>
+      </w:r>
+      <w:proofErr w:type="spellStart"/>
+      <w:r>
+        <w:rPr>
+          <w:b/>
+          <w:bCs/>
+          <w:lang w:eastAsia="es-ES"/>
+        </w:rPr>
+        <w:t>NavigationContainer</w:t>
+      </w:r>
+      <w:proofErr w:type="spellEnd"/>
+      <w:r>
+        <w:rPr>
+          <w:b/>
+          <w:bCs/>
+          <w:lang w:eastAsia="es-ES"/>
+        </w:rPr>
+        <w:t xml:space="preserve">? o ¿Qué son las </w:t>
+      </w:r>
+      <w:proofErr w:type="spellStart"/>
+      <w:r>
+        <w:rPr>
+          <w:b/>
+          <w:bCs/>
+          <w:lang w:eastAsia="es-ES"/>
+        </w:rPr>
+        <w:t>Screens</w:t>
+      </w:r>
+      <w:proofErr w:type="spellEnd"/>
+      <w:r>
+        <w:rPr>
+          <w:b/>
+          <w:bCs/>
+          <w:lang w:eastAsia="es-ES"/>
+        </w:rPr>
+        <w:t>?</w:t>
+      </w:r>
+    </w:p>
+    <w:p>
+      <w:pPr>
+        <w:jc w:val="both"/>
+        <w:rPr>
+          <w:b/>
+          <w:bCs/>
+          <w:lang w:eastAsia="es-ES"/>
+        </w:rPr>
+      </w:pPr>
+      <w:r>
+        <w:rPr>
+          <w:b/>
+          <w:bCs/>
+          <w:lang w:eastAsia="es-ES"/>
+        </w:rPr>
+        <w:t xml:space="preserve">Analizar la manera en que Calendario envía un parámetro a </w:t>
+      </w:r>
+      <w:proofErr w:type="spellStart"/>
+      <w:r>
+        <w:rPr>
+          <w:b/>
+          <w:bCs/>
+          <w:lang w:eastAsia="es-ES"/>
+        </w:rPr>
+        <w:t>DetalleExcursion</w:t>
+      </w:r>
+      <w:proofErr w:type="spellEnd"/>
+      <w:r>
+        <w:rPr>
+          <w:b/>
+          <w:bCs/>
+          <w:lang w:eastAsia="es-ES"/>
+        </w:rPr>
+        <w:t xml:space="preserve"> y la forma en que este componente es capaz de obtenerlo y hacer uso de él. En concreto, analizar cómo cada Screen recibe la propiedad </w:t>
+      </w:r>
+      <w:proofErr w:type="spellStart"/>
+      <w:r>
+        <w:rPr>
+          <w:b/>
+          <w:bCs/>
+          <w:lang w:eastAsia="es-ES"/>
+        </w:rPr>
+        <w:t>route</w:t>
+      </w:r>
+      <w:proofErr w:type="spellEnd"/>
+      <w:r>
+        <w:rPr>
+          <w:b/>
+          <w:bCs/>
+          <w:lang w:eastAsia="es-ES"/>
+        </w:rPr>
+        <w:t xml:space="preserve">. Calendario navega hacia </w:t>
+      </w:r>
+      <w:proofErr w:type="spellStart"/>
+      <w:r>
+        <w:rPr>
+          <w:b/>
+          <w:bCs/>
+          <w:lang w:eastAsia="es-ES"/>
+        </w:rPr>
+        <w:t>DetalleExcursion</w:t>
+      </w:r>
+      <w:proofErr w:type="spellEnd"/>
+      <w:r>
+        <w:rPr>
+          <w:b/>
+          <w:bCs/>
+          <w:lang w:eastAsia="es-ES"/>
+        </w:rPr>
+        <w:t xml:space="preserve"> enviando el identificador de la excursión en </w:t>
+      </w:r>
+      <w:proofErr w:type="spellStart"/>
+      <w:r>
+        <w:rPr>
+          <w:b/>
+          <w:bCs/>
+          <w:lang w:eastAsia="es-ES"/>
+        </w:rPr>
+        <w:t>route.params</w:t>
+      </w:r>
+      <w:proofErr w:type="spellEnd"/>
+      <w:r>
+        <w:rPr>
+          <w:b/>
+          <w:bCs/>
+          <w:lang w:eastAsia="es-ES"/>
+        </w:rPr>
+        <w:t>, y la pantalla de detalle recupera dicho identificador para localizar la excursión correspondiente..</w:t>
+      </w:r>
+    </w:p>
+    <w:p>
+      <w:pPr>
+        <w:jc w:val="both"/>
+        <w:rPr>
+          <w:lang w:eastAsia="es-ES"/>
+        </w:rPr>
+      </w:pPr>
+      <w:r>
+        <w:rPr>
+          <w:lang w:eastAsia="es-ES"/>
+        </w:rPr>
+        <w:t xml:space="preserve">El </w:t>
+      </w:r>
+      <w:proofErr w:type="spellStart"/>
+      <w:r>
+        <w:rPr>
+          <w:lang w:eastAsia="es-ES"/>
+        </w:rPr>
+        <w:t>NavigationContainer</w:t>
+      </w:r>
+      <w:proofErr w:type="spellEnd"/>
+      <w:r>
+        <w:rPr>
+          <w:lang w:eastAsia="es-ES"/>
+        </w:rPr>
+        <w:t xml:space="preserve"> gestiona el estado de la navegación, es el componente principal que permite el cambio entre pantallas. Es esencial envolver todo el código en este contenedor para que funcione correctamente. </w:t>
+      </w:r>
+    </w:p>
+    <w:p>
+      <w:pPr>
+        <w:jc w:val="both"/>
+        <w:rPr>
+          <w:lang w:eastAsia="es-ES"/>
+        </w:rPr>
+      </w:pPr>
+      <w:r>
+        <w:rPr>
+          <w:lang w:eastAsia="es-ES"/>
+        </w:rPr>
+        <w:t xml:space="preserve">En el interior de este componente se encuentran las </w:t>
+      </w:r>
+      <w:proofErr w:type="spellStart"/>
+      <w:r>
+        <w:rPr>
+          <w:lang w:eastAsia="es-ES"/>
+        </w:rPr>
+        <w:t>screens</w:t>
+      </w:r>
+      <w:proofErr w:type="spellEnd"/>
+      <w:r>
+        <w:rPr>
+          <w:lang w:eastAsia="es-ES"/>
+        </w:rPr>
+        <w:t xml:space="preserve">, </w:t>
+      </w:r>
+      <w:r>
+        <w:rPr>
+          <w:lang w:eastAsia="es-ES"/>
+        </w:rPr>
+        <w:t xml:space="preserve">cada una constituye una pantalla dentro de la aplicación.  En nuestro caso tenemos dos, una llamada calendario, que muestra la lista de excursiones disponibles, y cuando se le da </w:t>
+      </w:r>
+      <w:proofErr w:type="spellStart"/>
+      <w:r>
+        <w:rPr>
+          <w:lang w:eastAsia="es-ES"/>
+        </w:rPr>
+        <w:t>click</w:t>
+      </w:r>
+      <w:proofErr w:type="spellEnd"/>
+      <w:r>
+        <w:rPr>
+          <w:lang w:eastAsia="es-ES"/>
+        </w:rPr>
+        <w:t xml:space="preserve"> a una de ellas se abre la llamada detalle excursión, que muestra los detalles de la excursión que se ha pulsado. Esta información se recoge en la siguiente línea, presente en </w:t>
+      </w:r>
+      <w:proofErr w:type="spellStart"/>
+      <w:r>
+        <w:rPr>
+          <w:lang w:eastAsia="es-ES"/>
+        </w:rPr>
+        <w:t>calendariocomponent</w:t>
+      </w:r>
+      <w:proofErr w:type="spellEnd"/>
+      <w:r>
+        <w:rPr>
+          <w:lang w:eastAsia="es-ES"/>
+        </w:rPr>
+        <w:t>:</w:t>
       </w:r>
     </w:p>
     <w:p>
@@ -602,7 +1358,21 @@
         <w:rPr>
           <w:lang w:eastAsia="es-ES"/>
         </w:rPr>
-        <w:t>Este id se recoge en DetalleExcursionComponent mediante:</w:t>
+        <w:t xml:space="preserve">Este id se recoge en </w:t>
+      </w:r>
+      <w:proofErr w:type="spellStart"/>
+      <w:r>
+        <w:rPr>
+          <w:lang w:eastAsia="es-ES"/>
+        </w:rPr>
+        <w:t>DetalleExcursionComponent</w:t>
+      </w:r>
+      <w:proofErr w:type="spellEnd"/>
+      <w:r>
+        <w:rPr>
+          <w:lang w:eastAsia="es-ES"/>
+        </w:rPr>
+        <w:t xml:space="preserve"> mediante:</w:t>
       </w:r>
     </w:p>
     <w:p>
@@ -665,7 +1435,21 @@
         <w:rPr>
           <w:lang w:eastAsia="es-ES"/>
         </w:rPr>
-        <w:t>Route params contiene los datos enviados de la navegación.</w:t>
+        <w:t xml:space="preserve">Route </w:t>
+      </w:r>
+      <w:proofErr w:type="spellStart"/>
+      <w:r>
+        <w:rPr>
+          <w:lang w:eastAsia="es-ES"/>
+        </w:rPr>
+        <w:t>params</w:t>
+      </w:r>
+      <w:proofErr w:type="spellEnd"/>
+      <w:r>
+        <w:rPr>
+          <w:lang w:eastAsia="es-ES"/>
+        </w:rPr>
+        <w:t xml:space="preserve"> contiene los datos enviados de la navegación.</w:t>
       </w:r>
       <w:r>
         <w:rPr>
@@ -685,7 +1469,21 @@
         <w:rPr>
           <w:lang w:eastAsia="es-ES"/>
         </w:rPr>
-        <w:t>El excursiónid recibido se convierte a número, mediante el que se accede al array de excursiones y se le pasa ese índice al componente que renderiza la pantalla.</w:t>
+        <w:t xml:space="preserve">El </w:t>
+      </w:r>
+      <w:proofErr w:type="spellStart"/>
+      <w:r>
+        <w:rPr>
+          <w:lang w:eastAsia="es-ES"/>
+        </w:rPr>
+        <w:t>excursiónid</w:t>
+      </w:r>
+      <w:proofErr w:type="spellEnd"/>
+      <w:r>
+        <w:rPr>
+          <w:lang w:eastAsia="es-ES"/>
+        </w:rPr>
+        <w:t xml:space="preserve"> recibido se convierte a número, mediante el que se accede al array de excursiones y se le pasa ese índice al componente que renderiza la pantalla.</w:t>
       </w:r>
     </w:p>
     <w:p>
@@ -695,58 +1493,214 @@
           <w:lang w:eastAsia="es-ES"/>
         </w:rPr>
       </w:pPr>
-      <w:r>
-        <w:rPr>
-          <w:lang w:eastAsia="es-ES"/>
-        </w:rPr>
-        <w:t>Commit 05: “Drawer Navigation”</w:t>
-      </w:r>
-    </w:p>
-    <w:p>
-      <w:pPr>
-        <w:rPr>
-          <w:lang w:eastAsia="es-ES"/>
-        </w:rPr>
-      </w:pPr>
-    </w:p>
-    <w:p>
-      <w:pPr>
-        <w:jc w:val="both"/>
-        <w:rPr>
-          <w:lang w:eastAsia="es-ES"/>
-        </w:rPr>
-      </w:pPr>
-      <w:r>
-        <w:rPr>
-          <w:lang w:eastAsia="es-ES"/>
-        </w:rPr>
-        <w:t>En este commit se va a implementar una barra lateral en la aplicación que cambie entre vistas, una de ellas la que teníamos implementada hasta el commit anterior, llamada Calendario Gaztaroa, que muestra una lista de los eventos disponibles en la que puedes clickar para mostrar más información, la otra llamada Campo Base con una lista de paneles informativos con una imagen.</w:t>
-      </w:r>
-    </w:p>
-    <w:p>
-      <w:pPr>
-        <w:jc w:val="both"/>
-        <w:rPr>
-          <w:lang w:eastAsia="es-ES"/>
-        </w:rPr>
-      </w:pPr>
-      <w:r>
-        <w:rPr>
-          <w:lang w:eastAsia="es-ES"/>
-        </w:rPr>
-        <w:t>Se han añadido tres ficheros, dos de ellos contienen jsons informativos referentes a actividades y cabeceras. El otro es un fichero que contiene un nuevo componente</w:t>
-      </w:r>
-      <w:r>
-        <w:rPr>
-          <w:lang w:eastAsia="es-ES"/>
-        </w:rPr>
-        <w:t>, HomeComponent</w:t>
-      </w:r>
-      <w:r>
-        <w:rPr>
-          <w:lang w:eastAsia="es-ES"/>
-        </w:rPr>
-        <w:t>, que renderiza la interfaz según la información de los json. Se accede a el en Campo Base desde el Drawer.</w:t>
+      <w:proofErr w:type="spellStart"/>
+      <w:r>
+        <w:rPr>
+          <w:lang w:eastAsia="es-ES"/>
+        </w:rPr>
+        <w:t>Commit</w:t>
+      </w:r>
+      <w:proofErr w:type="spellEnd"/>
+      <w:r>
+        <w:rPr>
+          <w:lang w:eastAsia="es-ES"/>
+        </w:rPr>
+        <w:t xml:space="preserve"> 05: “</w:t>
+      </w:r>
+      <w:proofErr w:type="spellStart"/>
+      <w:r>
+        <w:rPr>
+          <w:lang w:eastAsia="es-ES"/>
+        </w:rPr>
+        <w:t>Drawer</w:t>
+      </w:r>
+      <w:proofErr w:type="spellEnd"/>
+      <w:r>
+        <w:rPr>
+          <w:lang w:eastAsia="es-ES"/>
+        </w:rPr>
+        <w:t xml:space="preserve"> </w:t>
+      </w:r>
+      <w:proofErr w:type="spellStart"/>
+      <w:r>
+        <w:rPr>
+          <w:lang w:eastAsia="es-ES"/>
+        </w:rPr>
+        <w:t>Navigation</w:t>
+      </w:r>
+      <w:proofErr w:type="spellEnd"/>
+      <w:r>
+        <w:rPr>
+          <w:lang w:eastAsia="es-ES"/>
+        </w:rPr>
+        <w:t>”</w:t>
+      </w:r>
+    </w:p>
+    <w:p>
+      <w:pPr>
+        <w:rPr>
+          <w:lang w:eastAsia="es-ES"/>
+        </w:rPr>
+      </w:pPr>
+    </w:p>
+    <w:p>
+      <w:pPr>
+        <w:jc w:val="both"/>
+        <w:rPr>
+          <w:lang w:eastAsia="es-ES"/>
+        </w:rPr>
+      </w:pPr>
+      <w:r>
+        <w:rPr>
+          <w:lang w:eastAsia="es-ES"/>
+        </w:rPr>
+        <w:t xml:space="preserve">En este </w:t>
+      </w:r>
+      <w:proofErr w:type="spellStart"/>
+      <w:r>
+        <w:rPr>
+          <w:lang w:eastAsia="es-ES"/>
+        </w:rPr>
+        <w:t>commit</w:t>
+      </w:r>
+      <w:proofErr w:type="spellEnd"/>
+      <w:r>
+        <w:rPr>
+          <w:lang w:eastAsia="es-ES"/>
+        </w:rPr>
+        <w:t xml:space="preserve"> se va a implementar una barra lateral en la aplicación que cambie entre vistas, una de ellas la que teníamos implementada hasta el </w:t>
+      </w:r>
+      <w:proofErr w:type="spellStart"/>
+      <w:r>
+        <w:rPr>
+          <w:lang w:eastAsia="es-ES"/>
+        </w:rPr>
+        <w:t>commit</w:t>
+      </w:r>
+      <w:proofErr w:type="spellEnd"/>
+      <w:r>
+        <w:rPr>
+          <w:lang w:eastAsia="es-ES"/>
+        </w:rPr>
+        <w:t xml:space="preserve"> anterior, llamada Calendario </w:t>
+      </w:r>
+      <w:proofErr w:type="spellStart"/>
+      <w:r>
+        <w:rPr>
+          <w:lang w:eastAsia="es-ES"/>
+        </w:rPr>
+        <w:t>Gaztaroa</w:t>
+      </w:r>
+      <w:proofErr w:type="spellEnd"/>
+      <w:r>
+        <w:rPr>
+          <w:lang w:eastAsia="es-ES"/>
+        </w:rPr>
+        <w:t xml:space="preserve">, que muestra una lista de los eventos disponibles en la que puedes </w:t>
+      </w:r>
+      <w:proofErr w:type="spellStart"/>
+      <w:r>
+        <w:rPr>
+          <w:lang w:eastAsia="es-ES"/>
+        </w:rPr>
+        <w:t>clickar</w:t>
+      </w:r>
+      <w:proofErr w:type="spellEnd"/>
+      <w:r>
+        <w:rPr>
+          <w:lang w:eastAsia="es-ES"/>
+        </w:rPr>
+        <w:t xml:space="preserve"> para mostrar más información, la otra llamada Campo Base con una lista de paneles informativos con una imagen.</w:t>
+      </w:r>
+    </w:p>
+    <w:p>
+      <w:pPr>
+        <w:jc w:val="both"/>
+        <w:rPr>
+          <w:lang w:eastAsia="es-ES"/>
+        </w:rPr>
+      </w:pPr>
+      <w:r>
+        <w:rPr>
+          <w:lang w:eastAsia="es-ES"/>
+        </w:rPr>
+        <w:t xml:space="preserve">Se han añadido tres ficheros, dos de ellos contienen </w:t>
+      </w:r>
+      <w:proofErr w:type="spellStart"/>
+      <w:r>
+        <w:rPr>
+          <w:lang w:eastAsia="es-ES"/>
+        </w:rPr>
+        <w:t>jsons</w:t>
+      </w:r>
+      <w:proofErr w:type="spellEnd"/>
+      <w:r>
+        <w:rPr>
+          <w:lang w:eastAsia="es-ES"/>
+        </w:rPr>
+        <w:t xml:space="preserve"> informativos referentes a actividades y cabeceras. El otro es un fichero que contiene un nuevo componente</w:t>
+      </w:r>
+      <w:r>
+        <w:rPr>
+          <w:lang w:eastAsia="es-ES"/>
+        </w:rPr>
+        <w:t xml:space="preserve">, </w:t>
+      </w:r>
+      <w:proofErr w:type="spellStart"/>
+      <w:r>
+        <w:rPr>
+          <w:lang w:eastAsia="es-ES"/>
+        </w:rPr>
+        <w:t>HomeComponent</w:t>
+      </w:r>
+      <w:proofErr w:type="spellEnd"/>
+      <w:r>
+        <w:rPr>
+          <w:lang w:eastAsia="es-ES"/>
+        </w:rPr>
+        <w:t xml:space="preserve">, que renderiza la interfaz según la información de los </w:t>
+      </w:r>
+      <w:proofErr w:type="spellStart"/>
+      <w:r>
+        <w:rPr>
+          <w:lang w:eastAsia="es-ES"/>
+        </w:rPr>
+        <w:t>json</w:t>
+      </w:r>
+      <w:proofErr w:type="spellEnd"/>
+      <w:r>
+        <w:rPr>
+          <w:lang w:eastAsia="es-ES"/>
+        </w:rPr>
+        <w:t xml:space="preserve">. Se accede a </w:t>
+      </w:r>
+      <w:proofErr w:type="spellStart"/>
+      <w:r>
+        <w:rPr>
+          <w:lang w:eastAsia="es-ES"/>
+        </w:rPr>
+        <w:t>el en</w:t>
+      </w:r>
+      <w:proofErr w:type="spellEnd"/>
+      <w:r>
+        <w:rPr>
+          <w:lang w:eastAsia="es-ES"/>
+        </w:rPr>
+        <w:t xml:space="preserve"> Campo Base desde el </w:t>
+      </w:r>
+      <w:proofErr w:type="spellStart"/>
+      <w:r>
+        <w:rPr>
+          <w:lang w:eastAsia="es-ES"/>
+        </w:rPr>
+        <w:t>Drawer</w:t>
+      </w:r>
+      <w:proofErr w:type="spellEnd"/>
+      <w:r>
+        <w:rPr>
+          <w:lang w:eastAsia="es-ES"/>
+        </w:rPr>
+        <w:t>.</w:t>
       </w:r>
     </w:p>
     <w:p>
@@ -770,7 +1724,61 @@
           <w:lang w:eastAsia="es-ES"/>
         </w:rPr>
         <w:lastRenderedPageBreak/>
-        <w:t>Dentro del NavigationContainer debe renderizarse un único árbol de navegación. Por ello, cuando necesitamos combinar varios navegadores, debemos anidarlos (nest navigators). Obsérvese en el código, y en la documentación señalada al final del ejercicio, la forma en que se resuelve esta cuestión.</w:t>
+        <w:t xml:space="preserve">Dentro del </w:t>
+      </w:r>
+      <w:proofErr w:type="spellStart"/>
+      <w:r>
+        <w:rPr>
+          <w:b/>
+          <w:bCs/>
+          <w:lang w:eastAsia="es-ES"/>
+        </w:rPr>
+        <w:t>NavigationContainer</w:t>
+      </w:r>
+      <w:proofErr w:type="spellEnd"/>
+      <w:r>
+        <w:rPr>
+          <w:b/>
+          <w:bCs/>
+          <w:lang w:eastAsia="es-ES"/>
+        </w:rPr>
+        <w:t xml:space="preserve"> debe renderizarse un único árbol de navegación. Por ello, cuando necesitamos combinar varios navegadores, debemos anidarlos (</w:t>
+      </w:r>
+      <w:proofErr w:type="spellStart"/>
+      <w:r>
+        <w:rPr>
+          <w:b/>
+          <w:bCs/>
+          <w:lang w:eastAsia="es-ES"/>
+        </w:rPr>
+        <w:t>nest</w:t>
+      </w:r>
+      <w:proofErr w:type="spellEnd"/>
+      <w:r>
+        <w:rPr>
+          <w:b/>
+          <w:bCs/>
+          <w:lang w:eastAsia="es-ES"/>
+        </w:rPr>
+        <w:t xml:space="preserve"> </w:t>
+      </w:r>
+      <w:proofErr w:type="spellStart"/>
+      <w:r>
+        <w:rPr>
+          <w:b/>
+          <w:bCs/>
+          <w:lang w:eastAsia="es-ES"/>
+        </w:rPr>
+        <w:t>navigators</w:t>
+      </w:r>
+      <w:proofErr w:type="spellEnd"/>
+      <w:r>
+        <w:rPr>
+          <w:b/>
+          <w:bCs/>
+          <w:lang w:eastAsia="es-ES"/>
+        </w:rPr>
+        <w:t>). Obsérvese en el código, y en la documentación señalada al final del ejercicio, la forma en que se resuelve esta cuestión.</w:t>
       </w:r>
     </w:p>
     <w:p>
@@ -793,7 +1801,43 @@
           <w:bCs/>
           <w:lang w:eastAsia="es-ES"/>
         </w:rPr>
-        <w:t xml:space="preserve">Nótese que hemos añadido un stack navigator para el componente Home que acabamos de crear. </w:t>
+        <w:t xml:space="preserve">Nótese que hemos añadido un </w:t>
+      </w:r>
+      <w:proofErr w:type="spellStart"/>
+      <w:r>
+        <w:rPr>
+          <w:b/>
+          <w:bCs/>
+          <w:lang w:eastAsia="es-ES"/>
+        </w:rPr>
+        <w:t>stack</w:t>
+      </w:r>
+      <w:proofErr w:type="spellEnd"/>
+      <w:r>
+        <w:rPr>
+          <w:b/>
+          <w:bCs/>
+          <w:lang w:eastAsia="es-ES"/>
+        </w:rPr>
+        <w:t xml:space="preserve"> </w:t>
+      </w:r>
+      <w:proofErr w:type="spellStart"/>
+      <w:r>
+        <w:rPr>
+          <w:b/>
+          <w:bCs/>
+          <w:lang w:eastAsia="es-ES"/>
+        </w:rPr>
+        <w:t>navigator</w:t>
+      </w:r>
+      <w:proofErr w:type="spellEnd"/>
+      <w:r>
+        <w:rPr>
+          <w:b/>
+          <w:bCs/>
+          <w:lang w:eastAsia="es-ES"/>
+        </w:rPr>
+        <w:t xml:space="preserve"> para el componente Home que acabamos de crear. </w:t>
       </w:r>
     </w:p>
     <w:p>
@@ -816,35 +1860,177 @@
           <w:bCs/>
           <w:lang w:eastAsia="es-ES"/>
         </w:rPr>
-        <w:t>En el Drawer.Navigator establecemos headerShown: false para evitar que el drawer genere una cabecera adicional, ya que la cabecera que queremos mostrar es la de cada Stack.Navigator interno.</w:t>
-      </w:r>
-    </w:p>
-    <w:p>
-      <w:pPr>
-        <w:jc w:val="both"/>
-        <w:rPr>
-          <w:lang w:eastAsia="es-ES"/>
-        </w:rPr>
-      </w:pPr>
-      <w:r>
-        <w:rPr>
-          <w:lang w:eastAsia="es-ES"/>
-        </w:rPr>
-        <w:t>Dentro del NavigationContainer existe un único árbol de navegación encargado de gestionar el estado de la navegación de la aplicación. Si se intentasen usar varios del mismo nivel simultáneamente se producirían conflictos en la gestión de las rutas. Es por eso que se anidan navegadores, Drawer actúa como principal y dentro de cada una de sus opciones se renderiza un Stack Navigator.</w:t>
-      </w:r>
-    </w:p>
-    <w:p>
-      <w:pPr>
-        <w:jc w:val="both"/>
-        <w:rPr>
-          <w:lang w:eastAsia="es-ES"/>
-        </w:rPr>
-      </w:pPr>
-      <w:r>
-        <w:rPr>
-          <w:lang w:eastAsia="es-ES"/>
-        </w:rPr>
-        <w:t xml:space="preserve">El componente home también contiene un stack navigator para mantener una estructura homogénea. De esta forma se mantiene la coherencia con el resto de las secciones y, aunque no hacemos uso de ella, se podría usar una sola cabecera gestionada automáticamente. También facilita la </w:t>
+        <w:t xml:space="preserve">En el </w:t>
+      </w:r>
+      <w:proofErr w:type="spellStart"/>
+      <w:r>
+        <w:rPr>
+          <w:b/>
+          <w:bCs/>
+          <w:lang w:eastAsia="es-ES"/>
+        </w:rPr>
+        <w:t>Drawer.Navigator</w:t>
+      </w:r>
+      <w:proofErr w:type="spellEnd"/>
+      <w:r>
+        <w:rPr>
+          <w:b/>
+          <w:bCs/>
+          <w:lang w:eastAsia="es-ES"/>
+        </w:rPr>
+        <w:t xml:space="preserve"> establecemos </w:t>
+      </w:r>
+      <w:proofErr w:type="spellStart"/>
+      <w:r>
+        <w:rPr>
+          <w:b/>
+          <w:bCs/>
+          <w:lang w:eastAsia="es-ES"/>
+        </w:rPr>
+        <w:t>headerShown</w:t>
+      </w:r>
+      <w:proofErr w:type="spellEnd"/>
+      <w:r>
+        <w:rPr>
+          <w:b/>
+          <w:bCs/>
+          <w:lang w:eastAsia="es-ES"/>
+        </w:rPr>
+        <w:t xml:space="preserve">: false para evitar que el </w:t>
+      </w:r>
+      <w:proofErr w:type="spellStart"/>
+      <w:r>
+        <w:rPr>
+          <w:b/>
+          <w:bCs/>
+          <w:lang w:eastAsia="es-ES"/>
+        </w:rPr>
+        <w:t>drawer</w:t>
+      </w:r>
+      <w:proofErr w:type="spellEnd"/>
+      <w:r>
+        <w:rPr>
+          <w:b/>
+          <w:bCs/>
+          <w:lang w:eastAsia="es-ES"/>
+        </w:rPr>
+        <w:t xml:space="preserve"> genere una cabecera adicional, ya que la cabecera que queremos mostrar es la de cada </w:t>
+      </w:r>
+      <w:proofErr w:type="spellStart"/>
+      <w:r>
+        <w:rPr>
+          <w:b/>
+          <w:bCs/>
+          <w:lang w:eastAsia="es-ES"/>
+        </w:rPr>
+        <w:t>Stack.Navigator</w:t>
+      </w:r>
+      <w:proofErr w:type="spellEnd"/>
+      <w:r>
+        <w:rPr>
+          <w:b/>
+          <w:bCs/>
+          <w:lang w:eastAsia="es-ES"/>
+        </w:rPr>
+        <w:t xml:space="preserve"> interno.</w:t>
+      </w:r>
+    </w:p>
+    <w:p>
+      <w:pPr>
+        <w:jc w:val="both"/>
+        <w:rPr>
+          <w:lang w:eastAsia="es-ES"/>
+        </w:rPr>
+      </w:pPr>
+      <w:r>
+        <w:rPr>
+          <w:lang w:eastAsia="es-ES"/>
+        </w:rPr>
+        <w:t xml:space="preserve">Dentro del </w:t>
+      </w:r>
+      <w:proofErr w:type="spellStart"/>
+      <w:r>
+        <w:rPr>
+          <w:lang w:eastAsia="es-ES"/>
+        </w:rPr>
+        <w:t>NavigationContainer</w:t>
+      </w:r>
+      <w:proofErr w:type="spellEnd"/>
+      <w:r>
+        <w:rPr>
+          <w:lang w:eastAsia="es-ES"/>
+        </w:rPr>
+        <w:t xml:space="preserve"> existe un único árbol de navegación encargado de gestionar el estado de la navegación de la aplicación. Si se intentasen usar varios del mismo nivel simultáneamente se producirían conflictos en la gestión de las rutas. Es por eso que se anidan navegadores, </w:t>
+      </w:r>
+      <w:proofErr w:type="spellStart"/>
+      <w:r>
+        <w:rPr>
+          <w:lang w:eastAsia="es-ES"/>
+        </w:rPr>
+        <w:t>Drawer</w:t>
+      </w:r>
+      <w:proofErr w:type="spellEnd"/>
+      <w:r>
+        <w:rPr>
+          <w:lang w:eastAsia="es-ES"/>
+        </w:rPr>
+        <w:t xml:space="preserve"> actúa como principal y dentro de cada una de sus opciones se renderiza un Stack </w:t>
+      </w:r>
+      <w:proofErr w:type="spellStart"/>
+      <w:r>
+        <w:rPr>
+          <w:lang w:eastAsia="es-ES"/>
+        </w:rPr>
+        <w:t>Navigator</w:t>
+      </w:r>
+      <w:proofErr w:type="spellEnd"/>
+      <w:r>
+        <w:rPr>
+          <w:lang w:eastAsia="es-ES"/>
+        </w:rPr>
+        <w:t>.</w:t>
+      </w:r>
+    </w:p>
+    <w:p>
+      <w:pPr>
+        <w:jc w:val="both"/>
+        <w:rPr>
+          <w:lang w:eastAsia="es-ES"/>
+        </w:rPr>
+      </w:pPr>
+      <w:r>
+        <w:rPr>
+          <w:lang w:eastAsia="es-ES"/>
+        </w:rPr>
+        <w:t xml:space="preserve">El componente home también contiene un </w:t>
+      </w:r>
+      <w:proofErr w:type="spellStart"/>
+      <w:r>
+        <w:rPr>
+          <w:lang w:eastAsia="es-ES"/>
+        </w:rPr>
+        <w:t>stack</w:t>
+      </w:r>
+      <w:proofErr w:type="spellEnd"/>
+      <w:r>
+        <w:rPr>
+          <w:lang w:eastAsia="es-ES"/>
+        </w:rPr>
+        <w:t xml:space="preserve"> </w:t>
+      </w:r>
+      <w:proofErr w:type="spellStart"/>
+      <w:r>
+        <w:rPr>
+          <w:lang w:eastAsia="es-ES"/>
+        </w:rPr>
+        <w:t>navigator</w:t>
+      </w:r>
+      <w:proofErr w:type="spellEnd"/>
+      <w:r>
+        <w:rPr>
+          <w:lang w:eastAsia="es-ES"/>
+        </w:rPr>
+        <w:t xml:space="preserve"> para mantener una estructura homogénea. De esta forma se mantiene la coherencia con el resto de las secciones y, aunque no hacemos uso de ella, se podría usar una sola cabecera gestionada automáticamente. También facilita la </w:t>
       </w:r>
       <w:r>
         <w:rPr>
@@ -860,12 +2046,56 @@
           <w:lang w:eastAsia="es-ES"/>
         </w:rPr>
       </w:pPr>
-      <w:r>
-        <w:rPr>
-          <w:lang w:eastAsia="es-ES"/>
-        </w:rPr>
-        <w:t>Drawer por defecto crea su propia cabecera. Si esta opción esta desactivada se mostrarían dos cabeceras distintas, una de drawer y otra de cada stack interno. Se opta por esconder la del drawer</w:t>
-      </w:r>
+      <w:proofErr w:type="spellStart"/>
+      <w:r>
+        <w:rPr>
+          <w:lang w:eastAsia="es-ES"/>
+        </w:rPr>
+        <w:t>Drawer</w:t>
+      </w:r>
+      <w:proofErr w:type="spellEnd"/>
+      <w:r>
+        <w:rPr>
+          <w:lang w:eastAsia="es-ES"/>
+        </w:rPr>
+        <w:t xml:space="preserve"> por defecto crea su propia cabecera. Si esta opción esta desactivada se mostrarían dos cabeceras distintas, una de </w:t>
+      </w:r>
+      <w:proofErr w:type="spellStart"/>
+      <w:r>
+        <w:rPr>
+          <w:lang w:eastAsia="es-ES"/>
+        </w:rPr>
+        <w:t>drawer</w:t>
+      </w:r>
+      <w:proofErr w:type="spellEnd"/>
+      <w:r>
+        <w:rPr>
+          <w:lang w:eastAsia="es-ES"/>
+        </w:rPr>
+        <w:t xml:space="preserve"> y otra de cada </w:t>
+      </w:r>
+      <w:proofErr w:type="spellStart"/>
+      <w:r>
+        <w:rPr>
+          <w:lang w:eastAsia="es-ES"/>
+        </w:rPr>
+        <w:t>stack</w:t>
+      </w:r>
+      <w:proofErr w:type="spellEnd"/>
+      <w:r>
+        <w:rPr>
+          <w:lang w:eastAsia="es-ES"/>
+        </w:rPr>
+        <w:t xml:space="preserve"> interno. Se opta por esconder la del </w:t>
+      </w:r>
+      <w:proofErr w:type="spellStart"/>
+      <w:r>
+        <w:rPr>
+          <w:lang w:eastAsia="es-ES"/>
+        </w:rPr>
+        <w:t>drawer</w:t>
+      </w:r>
+      <w:proofErr w:type="spellEnd"/>
     </w:p>
     <w:p>
       <w:pPr>
@@ -874,46 +2104,152 @@
           <w:lang w:eastAsia="es-ES"/>
         </w:rPr>
       </w:pPr>
-      <w:r>
-        <w:rPr>
-          <w:lang w:eastAsia="es-ES"/>
-        </w:rPr>
-        <w:t>Commit 06: “Ejercicio Componentes y Navegacion”</w:t>
-      </w:r>
-    </w:p>
-    <w:p>
-      <w:pPr>
-        <w:rPr>
-          <w:lang w:eastAsia="es-ES"/>
-        </w:rPr>
-      </w:pPr>
-    </w:p>
-    <w:p>
-      <w:pPr>
-        <w:jc w:val="both"/>
-        <w:rPr>
-          <w:lang w:eastAsia="es-ES"/>
-        </w:rPr>
-      </w:pPr>
-      <w:r>
-        <w:rPr>
-          <w:lang w:eastAsia="es-ES"/>
-        </w:rPr>
-        <w:t>El objetivo de esta práctica es añadir dos componentes más a la navegación desde cero, creando su estructura y añadiéndolos a la navegación que ya hemos implementado. Uno de los componentes muestra una página de contacto y la otra comenta la historia del club. Como punto adicional, se ha retocado un poco los estilos de la pagina principal que se hizo en la práctica anterior.</w:t>
-      </w:r>
-    </w:p>
-    <w:p>
-      <w:pPr>
-        <w:jc w:val="both"/>
-        <w:rPr>
-          <w:lang w:eastAsia="es-ES"/>
-        </w:rPr>
-      </w:pPr>
-      <w:r>
-        <w:rPr>
-          <w:lang w:eastAsia="es-ES"/>
-        </w:rPr>
-        <w:t>Se ha creado el fichero ContactoComponent.js. Este es un componente de clase que utiliza scrollview para permitir el desplazamiento del contenido por la pantalla. Para la visualización se ha utilizado una carta de React Native Paper con sus apartados Card.title, Card.content y text que permite agrupar la información de forma clara y estructurada.</w:t>
+      <w:proofErr w:type="spellStart"/>
+      <w:r>
+        <w:rPr>
+          <w:lang w:eastAsia="es-ES"/>
+        </w:rPr>
+        <w:t>Commit</w:t>
+      </w:r>
+      <w:proofErr w:type="spellEnd"/>
+      <w:r>
+        <w:rPr>
+          <w:lang w:eastAsia="es-ES"/>
+        </w:rPr>
+        <w:t xml:space="preserve"> 06: “Ejercicio Componentes y </w:t>
+      </w:r>
+      <w:proofErr w:type="spellStart"/>
+      <w:r>
+        <w:rPr>
+          <w:lang w:eastAsia="es-ES"/>
+        </w:rPr>
+        <w:t>Navegacion</w:t>
+      </w:r>
+      <w:proofErr w:type="spellEnd"/>
+      <w:r>
+        <w:rPr>
+          <w:lang w:eastAsia="es-ES"/>
+        </w:rPr>
+        <w:t>”</w:t>
+      </w:r>
+    </w:p>
+    <w:p>
+      <w:pPr>
+        <w:rPr>
+          <w:lang w:eastAsia="es-ES"/>
+        </w:rPr>
+      </w:pPr>
+    </w:p>
+    <w:p>
+      <w:pPr>
+        <w:jc w:val="both"/>
+        <w:rPr>
+          <w:lang w:eastAsia="es-ES"/>
+        </w:rPr>
+      </w:pPr>
+      <w:r>
+        <w:rPr>
+          <w:lang w:eastAsia="es-ES"/>
+        </w:rPr>
+        <w:t xml:space="preserve">El objetivo de esta práctica es añadir dos componentes más a la navegación desde cero, creando su estructura y añadiéndolos a la navegación que ya hemos implementado. Uno de los componentes muestra una página de contacto y la otra comenta la historia del club. Como punto adicional, se ha retocado un poco los estilos de la </w:t>
+      </w:r>
+      <w:proofErr w:type="spellStart"/>
+      <w:r>
+        <w:rPr>
+          <w:lang w:eastAsia="es-ES"/>
+        </w:rPr>
+        <w:t>pagina</w:t>
+      </w:r>
+      <w:proofErr w:type="spellEnd"/>
+      <w:r>
+        <w:rPr>
+          <w:lang w:eastAsia="es-ES"/>
+        </w:rPr>
+        <w:t xml:space="preserve"> principal que se hizo en la práctica anterior.</w:t>
+      </w:r>
+    </w:p>
+    <w:p>
+      <w:pPr>
+        <w:jc w:val="both"/>
+        <w:rPr>
+          <w:lang w:eastAsia="es-ES"/>
+        </w:rPr>
+      </w:pPr>
+      <w:r>
+        <w:rPr>
+          <w:lang w:eastAsia="es-ES"/>
+        </w:rPr>
+        <w:t xml:space="preserve">Se ha creado el fichero ContactoComponent.js. Este es un componente de clase que utiliza </w:t>
+      </w:r>
+      <w:proofErr w:type="spellStart"/>
+      <w:r>
+        <w:rPr>
+          <w:lang w:eastAsia="es-ES"/>
+        </w:rPr>
+        <w:t>scrollview</w:t>
+      </w:r>
+      <w:proofErr w:type="spellEnd"/>
+      <w:r>
+        <w:rPr>
+          <w:lang w:eastAsia="es-ES"/>
+        </w:rPr>
+        <w:t xml:space="preserve"> para permitir el desplazamiento del contenido por la pantalla. Para la visualización se ha utilizado una carta de </w:t>
+      </w:r>
+      <w:proofErr w:type="spellStart"/>
+      <w:r>
+        <w:rPr>
+          <w:lang w:eastAsia="es-ES"/>
+        </w:rPr>
+        <w:t>React</w:t>
+      </w:r>
+      <w:proofErr w:type="spellEnd"/>
+      <w:r>
+        <w:rPr>
+          <w:lang w:eastAsia="es-ES"/>
+        </w:rPr>
+        <w:t xml:space="preserve"> Native Paper con sus apartados </w:t>
+      </w:r>
+      <w:proofErr w:type="spellStart"/>
+      <w:r>
+        <w:rPr>
+          <w:lang w:eastAsia="es-ES"/>
+        </w:rPr>
+        <w:t>Card.title</w:t>
+      </w:r>
+      <w:proofErr w:type="spellEnd"/>
+      <w:r>
+        <w:rPr>
+          <w:lang w:eastAsia="es-ES"/>
+        </w:rPr>
+        <w:t xml:space="preserve">, </w:t>
+      </w:r>
+      <w:proofErr w:type="spellStart"/>
+      <w:r>
+        <w:rPr>
+          <w:lang w:eastAsia="es-ES"/>
+        </w:rPr>
+        <w:t>Card.content</w:t>
+      </w:r>
+      <w:proofErr w:type="spellEnd"/>
+      <w:r>
+        <w:rPr>
+          <w:lang w:eastAsia="es-ES"/>
+        </w:rPr>
+        <w:t xml:space="preserve"> y </w:t>
+      </w:r>
+      <w:proofErr w:type="spellStart"/>
+      <w:r>
+        <w:rPr>
+          <w:lang w:eastAsia="es-ES"/>
+        </w:rPr>
+        <w:t>text</w:t>
+      </w:r>
+      <w:proofErr w:type="spellEnd"/>
+      <w:r>
+        <w:rPr>
+          <w:lang w:eastAsia="es-ES"/>
+        </w:rPr>
+        <w:t xml:space="preserve"> que permite agrupar la información de forma clara y estructurada.</w:t>
       </w:r>
     </w:p>
     <w:p>
@@ -947,21 +2283,63 @@
         <w:rPr>
           <w:lang w:eastAsia="es-ES"/>
         </w:rPr>
-        <w:t xml:space="preserve"> con una card. Este solo renderiza información estática sin estados.</w:t>
-      </w:r>
-    </w:p>
-    <w:p>
-      <w:pPr>
-        <w:jc w:val="both"/>
-        <w:rPr>
-          <w:lang w:eastAsia="es-ES"/>
-        </w:rPr>
-      </w:pPr>
-      <w:r>
-        <w:rPr>
-          <w:lang w:eastAsia="es-ES"/>
-        </w:rPr>
-        <w:t xml:space="preserve">La lista de actividades de QuienesSomos se ha implementado como componente de clase. Este emplea una flat list  con sus ítems que llegan desde actividades.js. Actividades.js se importa, lo que permite acceder al array dentro del componente. </w:t>
+        <w:t xml:space="preserve"> con una </w:t>
+      </w:r>
+      <w:proofErr w:type="spellStart"/>
+      <w:r>
+        <w:rPr>
+          <w:lang w:eastAsia="es-ES"/>
+        </w:rPr>
+        <w:t>card</w:t>
+      </w:r>
+      <w:proofErr w:type="spellEnd"/>
+      <w:r>
+        <w:rPr>
+          <w:lang w:eastAsia="es-ES"/>
+        </w:rPr>
+        <w:t>. Este solo renderiza información estática sin estados.</w:t>
+      </w:r>
+    </w:p>
+    <w:p>
+      <w:pPr>
+        <w:jc w:val="both"/>
+        <w:rPr>
+          <w:lang w:eastAsia="es-ES"/>
+        </w:rPr>
+      </w:pPr>
+      <w:r>
+        <w:rPr>
+          <w:lang w:eastAsia="es-ES"/>
+        </w:rPr>
+        <w:t xml:space="preserve">La lista de actividades de </w:t>
+      </w:r>
+      <w:proofErr w:type="spellStart"/>
+      <w:r>
+        <w:rPr>
+          <w:lang w:eastAsia="es-ES"/>
+        </w:rPr>
+        <w:t>QuienesSomos</w:t>
+      </w:r>
+      <w:proofErr w:type="spellEnd"/>
+      <w:r>
+        <w:rPr>
+          <w:lang w:eastAsia="es-ES"/>
+        </w:rPr>
+        <w:t xml:space="preserve"> se ha implementado como componente de clase. Este emplea una flat </w:t>
+      </w:r>
+      <w:proofErr w:type="spellStart"/>
+      <w:r>
+        <w:rPr>
+          <w:lang w:eastAsia="es-ES"/>
+        </w:rPr>
+        <w:t>list</w:t>
+      </w:r>
+      <w:proofErr w:type="spellEnd"/>
+      <w:r>
+        <w:rPr>
+          <w:lang w:eastAsia="es-ES"/>
+        </w:rPr>
+        <w:t xml:space="preserve">  con sus ítems que llegan desde actividades.js. Actividades.js se importa, lo que permite acceder al array dentro del componente. </w:t>
       </w:r>
     </w:p>
     <w:p>
@@ -976,7 +2354,63 @@
           <w:lang w:eastAsia="es-ES"/>
         </w:rPr>
         <w:lastRenderedPageBreak/>
-        <w:t>Estos nuevos componentes se han añadido al drawer ya existente, de forma que se pueda navegar por ellos y acceder desde el menú lateral. Se han usado navegadores anidados al igual que se hacía con los componentes ya existentes, para ello, las opciones del drawer apuntan a un stack navigator.</w:t>
+        <w:t xml:space="preserve">Estos nuevos componentes se han añadido al </w:t>
+      </w:r>
+      <w:proofErr w:type="spellStart"/>
+      <w:r>
+        <w:rPr>
+          <w:lang w:eastAsia="es-ES"/>
+        </w:rPr>
+        <w:t>drawer</w:t>
+      </w:r>
+      <w:proofErr w:type="spellEnd"/>
+      <w:r>
+        <w:rPr>
+          <w:lang w:eastAsia="es-ES"/>
+        </w:rPr>
+        <w:t xml:space="preserve"> ya existente, de forma que se pueda navegar por ellos y acceder desde el menú lateral. Se han usado navegadores anidados al igual que se hacía con los componentes ya existentes, para ello, las opciones del </w:t>
+      </w:r>
+      <w:proofErr w:type="spellStart"/>
+      <w:r>
+        <w:rPr>
+          <w:lang w:eastAsia="es-ES"/>
+        </w:rPr>
+        <w:t>drawer</w:t>
+      </w:r>
+      <w:proofErr w:type="spellEnd"/>
+      <w:r>
+        <w:rPr>
+          <w:lang w:eastAsia="es-ES"/>
+        </w:rPr>
+        <w:t xml:space="preserve"> apuntan a un </w:t>
+      </w:r>
+      <w:proofErr w:type="spellStart"/>
+      <w:r>
+        <w:rPr>
+          <w:lang w:eastAsia="es-ES"/>
+        </w:rPr>
+        <w:t>stack</w:t>
+      </w:r>
+      <w:proofErr w:type="spellEnd"/>
+      <w:r>
+        <w:rPr>
+          <w:lang w:eastAsia="es-ES"/>
+        </w:rPr>
+        <w:t xml:space="preserve"> </w:t>
+      </w:r>
+      <w:proofErr w:type="spellStart"/>
+      <w:r>
+        <w:rPr>
+          <w:lang w:eastAsia="es-ES"/>
+        </w:rPr>
+        <w:t>navigator</w:t>
+      </w:r>
+      <w:proofErr w:type="spellEnd"/>
+      <w:r>
+        <w:rPr>
+          <w:lang w:eastAsia="es-ES"/>
+        </w:rPr>
+        <w:t>.</w:t>
       </w:r>
     </w:p>
     <w:p>
@@ -996,8 +2430,956 @@
         <w:rPr>
           <w:lang w:eastAsia="es-ES"/>
         </w:rPr>
-        <w:t>imo, se han modificado los componentes Home y DetalleExcursion, cambiando los estilos para conseguir una mejora visual. Se ha usado ImageBackground de react-native, lo que permite usar una imagen como fondo y renderizar contenido encima de ella. Se ha superpuesto de esta forma el texto a la imagen.</w:t>
-      </w:r>
+        <w:t xml:space="preserve">imo, se han modificado los componentes Home y </w:t>
+      </w:r>
+      <w:proofErr w:type="spellStart"/>
+      <w:r>
+        <w:rPr>
+          <w:lang w:eastAsia="es-ES"/>
+        </w:rPr>
+        <w:t>DetalleExcursion</w:t>
+      </w:r>
+      <w:proofErr w:type="spellEnd"/>
+      <w:r>
+        <w:rPr>
+          <w:lang w:eastAsia="es-ES"/>
+        </w:rPr>
+        <w:t xml:space="preserve">, cambiando los estilos para conseguir una mejora visual. Se ha usado </w:t>
+      </w:r>
+      <w:proofErr w:type="spellStart"/>
+      <w:r>
+        <w:rPr>
+          <w:lang w:eastAsia="es-ES"/>
+        </w:rPr>
+        <w:t>ImageBackground</w:t>
+      </w:r>
+      <w:proofErr w:type="spellEnd"/>
+      <w:r>
+        <w:rPr>
+          <w:lang w:eastAsia="es-ES"/>
+        </w:rPr>
+        <w:t xml:space="preserve"> de </w:t>
+      </w:r>
+      <w:proofErr w:type="spellStart"/>
+      <w:r>
+        <w:rPr>
+          <w:lang w:eastAsia="es-ES"/>
+        </w:rPr>
+        <w:t>react</w:t>
+      </w:r>
+      <w:proofErr w:type="spellEnd"/>
+      <w:r>
+        <w:rPr>
+          <w:lang w:eastAsia="es-ES"/>
+        </w:rPr>
+        <w:t>-native, lo que permite usar una imagen como fondo y renderizar contenido encima de ella. Se ha superpuesto de esta forma el texto a la imagen.</w:t>
+      </w:r>
+    </w:p>
+    <w:p>
+      <w:pPr>
+        <w:pStyle w:val="Ttulo1"/>
+        <w:rPr>
+          <w:lang w:eastAsia="es-ES"/>
+        </w:rPr>
+      </w:pPr>
+      <w:proofErr w:type="spellStart"/>
+      <w:r>
+        <w:rPr>
+          <w:lang w:eastAsia="es-ES"/>
+        </w:rPr>
+        <w:t>Commit</w:t>
+      </w:r>
+      <w:proofErr w:type="spellEnd"/>
+      <w:r>
+        <w:rPr>
+          <w:lang w:eastAsia="es-ES"/>
+        </w:rPr>
+        <w:t xml:space="preserve"> 07: “Botones o Iconos”</w:t>
+      </w:r>
+    </w:p>
+    <w:p>
+      <w:pPr>
+        <w:rPr>
+          <w:lang w:eastAsia="es-ES"/>
+        </w:rPr>
+      </w:pPr>
+    </w:p>
+    <w:p>
+      <w:pPr>
+        <w:jc w:val="both"/>
+        <w:rPr>
+          <w:lang w:eastAsia="es-ES"/>
+        </w:rPr>
+      </w:pPr>
+      <w:r>
+        <w:rPr>
+          <w:lang w:eastAsia="es-ES"/>
+        </w:rPr>
+        <w:t xml:space="preserve">El objetivo de este </w:t>
+      </w:r>
+      <w:proofErr w:type="spellStart"/>
+      <w:r>
+        <w:rPr>
+          <w:lang w:eastAsia="es-ES"/>
+        </w:rPr>
+        <w:t>commit</w:t>
+      </w:r>
+      <w:proofErr w:type="spellEnd"/>
+      <w:r>
+        <w:rPr>
+          <w:lang w:eastAsia="es-ES"/>
+        </w:rPr>
+        <w:t xml:space="preserve"> es introducir los botones, la forma más usual y sencilla de interactuar con el usuario. En este caso se van a implementar con iconos. Por último, se renderizará una nueva </w:t>
+      </w:r>
+      <w:proofErr w:type="spellStart"/>
+      <w:r>
+        <w:rPr>
+          <w:lang w:eastAsia="es-ES"/>
+        </w:rPr>
+        <w:t>card</w:t>
+      </w:r>
+      <w:proofErr w:type="spellEnd"/>
+      <w:r>
+        <w:rPr>
+          <w:lang w:eastAsia="es-ES"/>
+        </w:rPr>
+        <w:t xml:space="preserve"> con los comentarios de las distintas excursiones.</w:t>
+      </w:r>
+    </w:p>
+    <w:p>
+      <w:pPr>
+        <w:jc w:val="both"/>
+        <w:rPr>
+          <w:lang w:eastAsia="es-ES"/>
+        </w:rPr>
+      </w:pPr>
+      <w:r>
+        <w:rPr>
+          <w:lang w:eastAsia="es-ES"/>
+        </w:rPr>
+        <w:t>Para renderizar los comentarios</w:t>
+      </w:r>
+      <w:r>
+        <w:rPr>
+          <w:lang w:eastAsia="es-ES"/>
+        </w:rPr>
+        <w:t xml:space="preserve">, se ha creado un nuevo componente funcional denominado </w:t>
+      </w:r>
+      <w:proofErr w:type="spellStart"/>
+      <w:r>
+        <w:rPr>
+          <w:lang w:eastAsia="es-ES"/>
+        </w:rPr>
+        <w:t>RenderComentario</w:t>
+      </w:r>
+      <w:proofErr w:type="spellEnd"/>
+      <w:r>
+        <w:rPr>
+          <w:lang w:eastAsia="es-ES"/>
+        </w:rPr>
+        <w:t>, cuya función es mostrar la información de cada comentario en una tarjeta</w:t>
+      </w:r>
+      <w:r>
+        <w:rPr>
+          <w:lang w:eastAsia="es-ES"/>
+        </w:rPr>
+        <w:t xml:space="preserve">. </w:t>
+      </w:r>
+      <w:r>
+        <w:rPr>
+          <w:lang w:eastAsia="es-ES"/>
+        </w:rPr>
+        <w:t>Los datos de los comentarios se obtienen del fichero comentarios.js y se almacenan en el estado del componente principal.</w:t>
+      </w:r>
+    </w:p>
+    <w:p>
+      <w:pPr>
+        <w:jc w:val="both"/>
+        <w:rPr>
+          <w:lang w:eastAsia="es-ES"/>
+        </w:rPr>
+      </w:pPr>
+      <w:r>
+        <w:rPr>
+          <w:lang w:eastAsia="es-ES"/>
+        </w:rPr>
+        <w:t xml:space="preserve">Para mostrar únicamente los comentarios correspondientes a la excursión seleccionada, se ha utilizado el método </w:t>
+      </w:r>
+      <w:proofErr w:type="spellStart"/>
+      <w:r>
+        <w:rPr>
+          <w:lang w:eastAsia="es-ES"/>
+        </w:rPr>
+        <w:t>filter</w:t>
+      </w:r>
+      <w:proofErr w:type="spellEnd"/>
+      <w:r>
+        <w:rPr>
+          <w:lang w:eastAsia="es-ES"/>
+        </w:rPr>
+        <w:t xml:space="preserve"> </w:t>
+      </w:r>
+      <w:r>
+        <w:rPr>
+          <w:lang w:eastAsia="es-ES"/>
+        </w:rPr>
+        <w:t>de JavaScript</w:t>
+      </w:r>
+      <w:r>
+        <w:rPr>
+          <w:lang w:eastAsia="es-ES"/>
+        </w:rPr>
+        <w:t xml:space="preserve">. </w:t>
+      </w:r>
+      <w:r>
+        <w:rPr>
+          <w:lang w:eastAsia="es-ES"/>
+        </w:rPr>
+        <w:t>Este método permite filtrar el array de comentarios, mostrando únicamente aquellos cuyo identificador coincide con el de la excursión actual.</w:t>
+      </w:r>
+    </w:p>
+    <w:p>
+      <w:pPr>
+        <w:jc w:val="both"/>
+        <w:rPr>
+          <w:lang w:eastAsia="es-ES"/>
+        </w:rPr>
+      </w:pPr>
+      <w:r>
+        <w:rPr>
+          <w:lang w:eastAsia="es-ES"/>
+        </w:rPr>
+        <w:t>Cada comentario muestra:</w:t>
+      </w:r>
+    </w:p>
+    <w:p>
+      <w:pPr>
+        <w:numPr>
+          <w:ilvl w:val="0"/>
+          <w:numId w:val="8"/>
+        </w:numPr>
+        <w:jc w:val="both"/>
+        <w:rPr>
+          <w:lang w:eastAsia="es-ES"/>
+        </w:rPr>
+      </w:pPr>
+      <w:r>
+        <w:rPr>
+          <w:lang w:eastAsia="es-ES"/>
+        </w:rPr>
+        <w:t xml:space="preserve">El texto del comentario </w:t>
+      </w:r>
+    </w:p>
+    <w:p>
+      <w:pPr>
+        <w:numPr>
+          <w:ilvl w:val="0"/>
+          <w:numId w:val="8"/>
+        </w:numPr>
+        <w:jc w:val="both"/>
+        <w:rPr>
+          <w:lang w:eastAsia="es-ES"/>
+        </w:rPr>
+      </w:pPr>
+      <w:r>
+        <w:rPr>
+          <w:lang w:eastAsia="es-ES"/>
+        </w:rPr>
+        <w:t xml:space="preserve">La valoración en estrellas </w:t>
+      </w:r>
+    </w:p>
+    <w:p>
+      <w:pPr>
+        <w:numPr>
+          <w:ilvl w:val="0"/>
+          <w:numId w:val="8"/>
+        </w:numPr>
+        <w:jc w:val="both"/>
+        <w:rPr>
+          <w:lang w:eastAsia="es-ES"/>
+        </w:rPr>
+      </w:pPr>
+      <w:r>
+        <w:rPr>
+          <w:lang w:eastAsia="es-ES"/>
+        </w:rPr>
+        <w:t xml:space="preserve">El autor </w:t>
+      </w:r>
+    </w:p>
+    <w:p>
+      <w:pPr>
+        <w:numPr>
+          <w:ilvl w:val="0"/>
+          <w:numId w:val="8"/>
+        </w:numPr>
+        <w:jc w:val="both"/>
+        <w:rPr>
+          <w:lang w:eastAsia="es-ES"/>
+        </w:rPr>
+      </w:pPr>
+      <w:r>
+        <w:rPr>
+          <w:lang w:eastAsia="es-ES"/>
+        </w:rPr>
+        <w:t xml:space="preserve">La fecha formateada para mejorar la legibilidad </w:t>
+      </w:r>
+    </w:p>
+    <w:p>
+      <w:pPr>
+        <w:jc w:val="both"/>
+        <w:rPr>
+          <w:lang w:eastAsia="es-ES"/>
+        </w:rPr>
+      </w:pPr>
+      <w:r>
+        <w:rPr>
+          <w:lang w:eastAsia="es-ES"/>
+        </w:rPr>
+        <w:t xml:space="preserve">Además, se ha utilizado un </w:t>
+      </w:r>
+      <w:proofErr w:type="spellStart"/>
+      <w:r>
+        <w:rPr>
+          <w:lang w:eastAsia="es-ES"/>
+        </w:rPr>
+        <w:t>ScrollView</w:t>
+      </w:r>
+      <w:proofErr w:type="spellEnd"/>
+      <w:r>
+        <w:rPr>
+          <w:lang w:eastAsia="es-ES"/>
+        </w:rPr>
+        <w:t xml:space="preserve"> para permitir el desplazamiento vertical de la pantalla, ya que ahora contiene tanto la información de la excursión como la lista de comentarios.</w:t>
+      </w:r>
+    </w:p>
+    <w:p>
+      <w:pPr>
+        <w:jc w:val="both"/>
+        <w:rPr>
+          <w:lang w:eastAsia="es-ES"/>
+        </w:rPr>
+      </w:pPr>
+      <w:r>
+        <w:rPr>
+          <w:lang w:eastAsia="es-ES"/>
+        </w:rPr>
+        <w:t xml:space="preserve">Con respecto al uso de botones/íconos, </w:t>
+      </w:r>
+      <w:r>
+        <w:rPr>
+          <w:lang w:eastAsia="es-ES"/>
+        </w:rPr>
+        <w:t xml:space="preserve">se ha añadido funcionalidad interactiva mediante el uso del componente </w:t>
+      </w:r>
+      <w:proofErr w:type="spellStart"/>
+      <w:r>
+        <w:rPr>
+          <w:lang w:eastAsia="es-ES"/>
+        </w:rPr>
+        <w:t>IconButton</w:t>
+      </w:r>
+      <w:proofErr w:type="spellEnd"/>
+      <w:r>
+        <w:rPr>
+          <w:lang w:eastAsia="es-ES"/>
+        </w:rPr>
+        <w:t xml:space="preserve"> de </w:t>
+      </w:r>
+      <w:proofErr w:type="spellStart"/>
+      <w:r>
+        <w:rPr>
+          <w:lang w:eastAsia="es-ES"/>
+        </w:rPr>
+        <w:t>React</w:t>
+      </w:r>
+      <w:proofErr w:type="spellEnd"/>
+      <w:r>
+        <w:rPr>
+          <w:lang w:eastAsia="es-ES"/>
+        </w:rPr>
+        <w:t xml:space="preserve"> Native Paper, en lugar del componente tradicional Button.</w:t>
+      </w:r>
+    </w:p>
+    <w:p>
+      <w:pPr>
+        <w:jc w:val="both"/>
+        <w:rPr>
+          <w:lang w:eastAsia="es-ES"/>
+        </w:rPr>
+      </w:pPr>
+      <w:r>
+        <w:rPr>
+          <w:lang w:eastAsia="es-ES"/>
+        </w:rPr>
+        <w:t>Se ha implementado un botón que permite marcar una excursión como favorita. Para ello, se ha añadido un nuevo atributo en el estado del componente</w:t>
+      </w:r>
+      <w:r>
+        <w:rPr>
+          <w:lang w:eastAsia="es-ES"/>
+        </w:rPr>
+        <w:t xml:space="preserve"> llamado favoritos. </w:t>
+      </w:r>
+      <w:r>
+        <w:rPr>
+          <w:lang w:eastAsia="es-ES"/>
+        </w:rPr>
+        <w:t>Este array almacena los identificadores de las excursiones marcadas como favoritas.</w:t>
+      </w:r>
+    </w:p>
+    <w:p>
+      <w:pPr>
+        <w:jc w:val="both"/>
+        <w:rPr>
+          <w:lang w:eastAsia="es-ES"/>
+        </w:rPr>
+      </w:pPr>
+      <w:r>
+        <w:rPr>
+          <w:lang w:eastAsia="es-ES"/>
+        </w:rPr>
+        <w:t xml:space="preserve">La función </w:t>
+      </w:r>
+      <w:proofErr w:type="spellStart"/>
+      <w:r>
+        <w:rPr>
+          <w:lang w:eastAsia="es-ES"/>
+        </w:rPr>
+        <w:t>marcarFavorito</w:t>
+      </w:r>
+      <w:proofErr w:type="spellEnd"/>
+      <w:r>
+        <w:rPr>
+          <w:lang w:eastAsia="es-ES"/>
+        </w:rPr>
+        <w:t>(</w:t>
+      </w:r>
+      <w:proofErr w:type="spellStart"/>
+      <w:r>
+        <w:rPr>
+          <w:lang w:eastAsia="es-ES"/>
+        </w:rPr>
+        <w:t>excursionId</w:t>
+      </w:r>
+      <w:proofErr w:type="spellEnd"/>
+      <w:r>
+        <w:rPr>
+          <w:lang w:eastAsia="es-ES"/>
+        </w:rPr>
+        <w:t xml:space="preserve">) se encarga de añadir una excursión al array utilizando el método </w:t>
+      </w:r>
+      <w:proofErr w:type="spellStart"/>
+      <w:r>
+        <w:rPr>
+          <w:lang w:eastAsia="es-ES"/>
+        </w:rPr>
+        <w:t>conca</w:t>
+      </w:r>
+      <w:r>
+        <w:rPr>
+          <w:lang w:eastAsia="es-ES"/>
+        </w:rPr>
+        <w:t>t</w:t>
+      </w:r>
+      <w:proofErr w:type="spellEnd"/>
+      <w:r>
+        <w:rPr>
+          <w:lang w:eastAsia="es-ES"/>
+        </w:rPr>
+        <w:t>, evitando modificar directamente el estado</w:t>
+      </w:r>
+      <w:r>
+        <w:rPr>
+          <w:lang w:eastAsia="es-ES"/>
+        </w:rPr>
+        <w:t xml:space="preserve">. </w:t>
+      </w:r>
+      <w:r>
+        <w:rPr>
+          <w:lang w:eastAsia="es-ES"/>
+        </w:rPr>
+        <w:t xml:space="preserve">Para comprobar si una excursión ya está marcada como favorita, se utiliza el método </w:t>
+      </w:r>
+      <w:proofErr w:type="spellStart"/>
+      <w:r>
+        <w:rPr>
+          <w:lang w:eastAsia="es-ES"/>
+        </w:rPr>
+        <w:t>some</w:t>
+      </w:r>
+      <w:proofErr w:type="spellEnd"/>
+      <w:r>
+        <w:rPr>
+          <w:lang w:eastAsia="es-ES"/>
+        </w:rPr>
+        <w:t>.</w:t>
+      </w:r>
+    </w:p>
+    <w:p>
+      <w:pPr>
+        <w:tabs>
+          <w:tab w:val="num" w:pos="720"/>
+        </w:tabs>
+        <w:jc w:val="both"/>
+        <w:rPr>
+          <w:lang w:eastAsia="es-ES"/>
+        </w:rPr>
+      </w:pPr>
+      <w:r>
+        <w:rPr>
+          <w:lang w:eastAsia="es-ES"/>
+        </w:rPr>
+        <w:t>Este método devuelve un valor booleano que se utiliza para</w:t>
+      </w:r>
+      <w:r>
+        <w:rPr>
+          <w:lang w:eastAsia="es-ES"/>
+        </w:rPr>
+        <w:t xml:space="preserve"> c</w:t>
+      </w:r>
+      <w:r>
+        <w:rPr>
+          <w:lang w:eastAsia="es-ES"/>
+        </w:rPr>
+        <w:t>ambiar el icon</w:t>
+      </w:r>
+      <w:r>
+        <w:rPr>
+          <w:lang w:eastAsia="es-ES"/>
+        </w:rPr>
+        <w:t>o y e</w:t>
+      </w:r>
+      <w:r>
+        <w:rPr>
+          <w:lang w:eastAsia="es-ES"/>
+        </w:rPr>
+        <w:t>vitar duplicados al pulsar el botón</w:t>
+      </w:r>
+      <w:r>
+        <w:rPr>
+          <w:lang w:eastAsia="es-ES"/>
+        </w:rPr>
+        <w:t xml:space="preserve">. </w:t>
+      </w:r>
+      <w:r>
+        <w:rPr>
+          <w:lang w:eastAsia="es-ES"/>
+        </w:rPr>
+        <w:t>Si la excursión ya está marcada como favorita, se muestra un mensaje en consola</w:t>
+      </w:r>
+      <w:r>
+        <w:rPr>
+          <w:lang w:eastAsia="es-ES"/>
+        </w:rPr>
+        <w:t>.</w:t>
+      </w:r>
+    </w:p>
+    <w:p>
+      <w:pPr>
+        <w:jc w:val="both"/>
+        <w:rPr>
+          <w:lang w:eastAsia="es-ES"/>
+        </w:rPr>
+      </w:pPr>
+      <w:r>
+        <w:rPr>
+          <w:lang w:eastAsia="es-ES"/>
+        </w:rPr>
+        <w:lastRenderedPageBreak/>
+        <w:t>Es importante destacar que los favoritos solo se almacenan en el estado del componente, por lo que se perderán al abandonar la pantalla</w:t>
+      </w:r>
+      <w:r>
+        <w:rPr>
+          <w:lang w:eastAsia="es-ES"/>
+        </w:rPr>
+        <w:t>.</w:t>
+      </w:r>
+    </w:p>
+    <w:p>
+      <w:pPr>
+        <w:jc w:val="both"/>
+        <w:rPr>
+          <w:lang w:eastAsia="es-ES"/>
+        </w:rPr>
+      </w:pPr>
+      <w:r>
+        <w:rPr>
+          <w:lang w:eastAsia="es-ES"/>
+        </w:rPr>
+        <w:t xml:space="preserve">Para finalizar, se ha cambiado el </w:t>
+      </w:r>
+      <w:proofErr w:type="spellStart"/>
+      <w:r>
+        <w:rPr>
+          <w:lang w:eastAsia="es-ES"/>
+        </w:rPr>
+        <w:t>Drawer</w:t>
+      </w:r>
+      <w:proofErr w:type="spellEnd"/>
+      <w:r>
+        <w:rPr>
+          <w:lang w:eastAsia="es-ES"/>
+        </w:rPr>
+        <w:t xml:space="preserve"> </w:t>
+      </w:r>
+      <w:proofErr w:type="spellStart"/>
+      <w:r>
+        <w:rPr>
+          <w:lang w:eastAsia="es-ES"/>
+        </w:rPr>
+        <w:t>Menu</w:t>
+      </w:r>
+      <w:proofErr w:type="spellEnd"/>
+      <w:r>
+        <w:rPr>
+          <w:lang w:eastAsia="es-ES"/>
+        </w:rPr>
+        <w:t>, realizando varias modificaciones para mejorar su aspecto.</w:t>
+      </w:r>
+    </w:p>
+    <w:p>
+      <w:pPr>
+        <w:jc w:val="both"/>
+        <w:rPr>
+          <w:lang w:eastAsia="es-ES"/>
+        </w:rPr>
+      </w:pPr>
+      <w:r>
+        <w:rPr>
+          <w:lang w:eastAsia="es-ES"/>
+        </w:rPr>
+        <w:t xml:space="preserve">Se han añadido iconos a cada opción del </w:t>
+      </w:r>
+      <w:proofErr w:type="spellStart"/>
+      <w:r>
+        <w:rPr>
+          <w:lang w:eastAsia="es-ES"/>
+        </w:rPr>
+        <w:t>Drawer</w:t>
+      </w:r>
+      <w:proofErr w:type="spellEnd"/>
+      <w:r>
+        <w:rPr>
+          <w:lang w:eastAsia="es-ES"/>
+        </w:rPr>
+        <w:t xml:space="preserve"> utilizando la librería </w:t>
+      </w:r>
+      <w:proofErr w:type="spellStart"/>
+      <w:r>
+        <w:rPr>
+          <w:lang w:eastAsia="es-ES"/>
+        </w:rPr>
+        <w:t>MaterialCommunityIcons</w:t>
+      </w:r>
+      <w:proofErr w:type="spellEnd"/>
+      <w:r>
+        <w:rPr>
+          <w:lang w:eastAsia="es-ES"/>
+        </w:rPr>
+        <w:t xml:space="preserve">. Cada pantalla tiene un icono representativo (home, calendar, </w:t>
+      </w:r>
+      <w:proofErr w:type="spellStart"/>
+      <w:r>
+        <w:rPr>
+          <w:lang w:eastAsia="es-ES"/>
+        </w:rPr>
+        <w:t>information</w:t>
+      </w:r>
+      <w:proofErr w:type="spellEnd"/>
+      <w:r>
+        <w:rPr>
+          <w:lang w:eastAsia="es-ES"/>
+        </w:rPr>
+        <w:t>, etc.).</w:t>
+      </w:r>
+    </w:p>
+    <w:p>
+      <w:pPr>
+        <w:tabs>
+          <w:tab w:val="num" w:pos="720"/>
+        </w:tabs>
+        <w:jc w:val="both"/>
+        <w:rPr>
+          <w:lang w:eastAsia="es-ES"/>
+        </w:rPr>
+      </w:pPr>
+      <w:r>
+        <w:rPr>
+          <w:lang w:eastAsia="es-ES"/>
+        </w:rPr>
+        <w:t xml:space="preserve">Se ha creado un componente </w:t>
+      </w:r>
+      <w:proofErr w:type="spellStart"/>
+      <w:r>
+        <w:rPr>
+          <w:lang w:eastAsia="es-ES"/>
+        </w:rPr>
+        <w:t>CustomDrawerContent</w:t>
+      </w:r>
+      <w:proofErr w:type="spellEnd"/>
+      <w:r>
+        <w:rPr>
+          <w:lang w:eastAsia="es-ES"/>
+        </w:rPr>
+        <w:t xml:space="preserve"> que permite personalizar el contenido del </w:t>
+      </w:r>
+      <w:proofErr w:type="spellStart"/>
+      <w:r>
+        <w:rPr>
+          <w:lang w:eastAsia="es-ES"/>
+        </w:rPr>
+        <w:t>Drawer</w:t>
+      </w:r>
+      <w:proofErr w:type="spellEnd"/>
+      <w:r>
+        <w:rPr>
+          <w:lang w:eastAsia="es-ES"/>
+        </w:rPr>
+        <w:t>. En la parte superior se ha añadido</w:t>
+      </w:r>
+      <w:r>
+        <w:rPr>
+          <w:lang w:eastAsia="es-ES"/>
+        </w:rPr>
+        <w:t xml:space="preserve"> e</w:t>
+      </w:r>
+      <w:r>
+        <w:rPr>
+          <w:lang w:eastAsia="es-ES"/>
+        </w:rPr>
+        <w:t xml:space="preserve">l logotipo de la aplicación </w:t>
+      </w:r>
+      <w:r>
+        <w:rPr>
+          <w:lang w:eastAsia="es-ES"/>
+        </w:rPr>
+        <w:t>y e</w:t>
+      </w:r>
+      <w:r>
+        <w:rPr>
+          <w:lang w:eastAsia="es-ES"/>
+        </w:rPr>
+        <w:t>l nombre "</w:t>
+      </w:r>
+      <w:proofErr w:type="spellStart"/>
+      <w:r>
+        <w:rPr>
+          <w:lang w:eastAsia="es-ES"/>
+        </w:rPr>
+        <w:t>Gaztaroa</w:t>
+      </w:r>
+      <w:proofErr w:type="spellEnd"/>
+      <w:r>
+        <w:rPr>
+          <w:lang w:eastAsia="es-ES"/>
+        </w:rPr>
+        <w:t>"</w:t>
+      </w:r>
+      <w:r>
+        <w:rPr>
+          <w:lang w:eastAsia="es-ES"/>
+        </w:rPr>
+        <w:t xml:space="preserve">. </w:t>
+      </w:r>
+      <w:r>
+        <w:rPr>
+          <w:lang w:eastAsia="es-ES"/>
+        </w:rPr>
+        <w:t xml:space="preserve">Para evitar espacios innecesarios en la parte superior, se ha configurado el </w:t>
+      </w:r>
+      <w:proofErr w:type="spellStart"/>
+      <w:r>
+        <w:rPr>
+          <w:lang w:eastAsia="es-ES"/>
+        </w:rPr>
+        <w:t>SafeAreaView</w:t>
+      </w:r>
+      <w:proofErr w:type="spellEnd"/>
+      <w:r>
+        <w:rPr>
+          <w:lang w:eastAsia="es-ES"/>
+        </w:rPr>
+        <w:t xml:space="preserve"> para no aplicar </w:t>
+      </w:r>
+      <w:proofErr w:type="spellStart"/>
+      <w:r>
+        <w:rPr>
+          <w:lang w:eastAsia="es-ES"/>
+        </w:rPr>
+        <w:t>padding</w:t>
+      </w:r>
+      <w:proofErr w:type="spellEnd"/>
+      <w:r>
+        <w:rPr>
+          <w:lang w:eastAsia="es-ES"/>
+        </w:rPr>
+        <w:t xml:space="preserve"> superior.</w:t>
+      </w:r>
+    </w:p>
+    <w:p>
+      <w:pPr>
+        <w:tabs>
+          <w:tab w:val="num" w:pos="720"/>
+        </w:tabs>
+        <w:jc w:val="both"/>
+        <w:rPr>
+          <w:lang w:eastAsia="es-ES"/>
+        </w:rPr>
+      </w:pPr>
+      <w:r>
+        <w:rPr>
+          <w:lang w:eastAsia="es-ES"/>
+        </w:rPr>
+        <w:t xml:space="preserve">Se ha implementado un componente </w:t>
+      </w:r>
+      <w:proofErr w:type="spellStart"/>
+      <w:r>
+        <w:rPr>
+          <w:lang w:eastAsia="es-ES"/>
+        </w:rPr>
+        <w:t>BotonMenu</w:t>
+      </w:r>
+      <w:proofErr w:type="spellEnd"/>
+      <w:r>
+        <w:rPr>
+          <w:lang w:eastAsia="es-ES"/>
+        </w:rPr>
+        <w:t xml:space="preserve">, que muestra un icono de menú en la cabecera de las pantallas. Este botón permite abrir y cerrar el </w:t>
+      </w:r>
+      <w:proofErr w:type="spellStart"/>
+      <w:r>
+        <w:rPr>
+          <w:lang w:eastAsia="es-ES"/>
+        </w:rPr>
+        <w:t>Drawer</w:t>
+      </w:r>
+      <w:proofErr w:type="spellEnd"/>
+      <w:r>
+        <w:rPr>
+          <w:lang w:eastAsia="es-ES"/>
+        </w:rPr>
+        <w:t>.</w:t>
+      </w:r>
+    </w:p>
+    <w:p>
+      <w:pPr>
+        <w:tabs>
+          <w:tab w:val="num" w:pos="720"/>
+        </w:tabs>
+        <w:jc w:val="both"/>
+        <w:rPr>
+          <w:lang w:eastAsia="es-ES"/>
+        </w:rPr>
+      </w:pPr>
+      <w:r>
+        <w:rPr>
+          <w:lang w:eastAsia="es-ES"/>
+        </w:rPr>
+        <w:t xml:space="preserve">Se ha creado la función </w:t>
+      </w:r>
+      <w:proofErr w:type="spellStart"/>
+      <w:r>
+        <w:rPr>
+          <w:lang w:eastAsia="es-ES"/>
+        </w:rPr>
+        <w:t>menuHeaderOptions</w:t>
+      </w:r>
+      <w:proofErr w:type="spellEnd"/>
+      <w:r>
+        <w:rPr>
+          <w:lang w:eastAsia="es-ES"/>
+        </w:rPr>
+        <w:t>, que permite reutilizar la configuración de la cabecera en diferentes pantallas, evitando duplicación de código.</w:t>
+      </w:r>
+    </w:p>
+    <w:p>
+      <w:pPr>
+        <w:tabs>
+          <w:tab w:val="num" w:pos="720"/>
+        </w:tabs>
+        <w:jc w:val="both"/>
+        <w:rPr>
+          <w:lang w:eastAsia="es-ES"/>
+        </w:rPr>
+      </w:pPr>
+      <w:r>
+        <w:rPr>
+          <w:lang w:eastAsia="es-ES"/>
+        </w:rPr>
+        <w:t xml:space="preserve">Cabe destacar que la pantalla </w:t>
+      </w:r>
+      <w:proofErr w:type="spellStart"/>
+      <w:r>
+        <w:rPr>
+          <w:lang w:eastAsia="es-ES"/>
+        </w:rPr>
+        <w:t>DetalleExcursion</w:t>
+      </w:r>
+      <w:proofErr w:type="spellEnd"/>
+      <w:r>
+        <w:rPr>
+          <w:lang w:eastAsia="es-ES"/>
+        </w:rPr>
+        <w:t xml:space="preserve"> mantiene el botón de navegación hacia atrás por defecto</w:t>
+      </w:r>
+    </w:p>
+    <w:p>
+      <w:pPr>
+        <w:tabs>
+          <w:tab w:val="num" w:pos="720"/>
+        </w:tabs>
+        <w:jc w:val="both"/>
+        <w:rPr>
+          <w:lang w:eastAsia="es-ES"/>
+        </w:rPr>
+      </w:pPr>
+    </w:p>
+    <w:p>
+      <w:pPr>
+        <w:jc w:val="both"/>
+        <w:rPr>
+          <w:lang w:eastAsia="es-ES"/>
+        </w:rPr>
+      </w:pPr>
+    </w:p>
+    <w:p>
+      <w:pPr>
+        <w:jc w:val="both"/>
+        <w:rPr>
+          <w:lang w:eastAsia="es-ES"/>
+        </w:rPr>
+      </w:pPr>
+    </w:p>
+    <w:p>
+      <w:pPr>
+        <w:jc w:val="both"/>
+        <w:rPr>
+          <w:lang w:eastAsia="es-ES"/>
+        </w:rPr>
+      </w:pPr>
+    </w:p>
+    <w:p>
+      <w:pPr>
+        <w:jc w:val="both"/>
+        <w:rPr>
+          <w:lang w:eastAsia="es-ES"/>
+        </w:rPr>
+      </w:pPr>
+    </w:p>
+    <w:p>
+      <w:pPr>
+        <w:jc w:val="both"/>
+        <w:rPr>
+          <w:lang w:eastAsia="es-ES"/>
+        </w:rPr>
+      </w:pPr>
+    </w:p>
+    <w:p>
+      <w:pPr>
+        <w:jc w:val="both"/>
+        <w:rPr>
+          <w:lang w:eastAsia="es-ES"/>
+        </w:rPr>
+      </w:pPr>
     </w:p>
     <w:p>
       <w:pPr>
@@ -1341,6 +3723,304 @@
     </w:lvl>
   </w:abstractNum>
   <w:abstractNum w:abstractNumId="2" w15:restartNumberingAfterBreak="0">
+    <w:nsid w:val="1E0F5BAE"/>
+    <w:multiLevelType w:val="multilevel"/>
+    <w:tmpl w:val="BBCE70C8"/>
+    <w:lvl w:ilvl="0">
+      <w:start w:val="1"/>
+      <w:numFmt w:val="bullet"/>
+      <w:lvlText w:val=""/>
+      <w:lvlJc w:val="left"/>
+      <w:pPr>
+        <w:tabs>
+          <w:tab w:val="num" w:pos="720"/>
+        </w:tabs>
+        <w:ind w:left="720" w:hanging="360"/>
+      </w:pPr>
+      <w:rPr>
+        <w:rFonts w:ascii="Symbol" w:hAnsi="Symbol" w:hint="default"/>
+        <w:sz w:val="20"/>
+      </w:rPr>
+    </w:lvl>
+    <w:lvl w:ilvl="1" w:tentative="1">
+      <w:start w:val="1"/>
+      <w:numFmt w:val="bullet"/>
+      <w:lvlText w:val="o"/>
+      <w:lvlJc w:val="left"/>
+      <w:pPr>
+        <w:tabs>
+          <w:tab w:val="num" w:pos="1440"/>
+        </w:tabs>
+        <w:ind w:left="1440" w:hanging="360"/>
+      </w:pPr>
+      <w:rPr>
+        <w:rFonts w:ascii="Courier New" w:hAnsi="Courier New" w:hint="default"/>
+        <w:sz w:val="20"/>
+      </w:rPr>
+    </w:lvl>
+    <w:lvl w:ilvl="2" w:tentative="1">
+      <w:start w:val="1"/>
+      <w:numFmt w:val="bullet"/>
+      <w:lvlText w:val=""/>
+      <w:lvlJc w:val="left"/>
+      <w:pPr>
+        <w:tabs>
+          <w:tab w:val="num" w:pos="2160"/>
+        </w:tabs>
+        <w:ind w:left="2160" w:hanging="360"/>
+      </w:pPr>
+      <w:rPr>
+        <w:rFonts w:ascii="Wingdings" w:hAnsi="Wingdings" w:hint="default"/>
+        <w:sz w:val="20"/>
+      </w:rPr>
+    </w:lvl>
+    <w:lvl w:ilvl="3" w:tentative="1">
+      <w:start w:val="1"/>
+      <w:numFmt w:val="bullet"/>
+      <w:lvlText w:val=""/>
+      <w:lvlJc w:val="left"/>
+      <w:pPr>
+        <w:tabs>
+          <w:tab w:val="num" w:pos="2880"/>
+        </w:tabs>
+        <w:ind w:left="2880" w:hanging="360"/>
+      </w:pPr>
+      <w:rPr>
+        <w:rFonts w:ascii="Wingdings" w:hAnsi="Wingdings" w:hint="default"/>
+        <w:sz w:val="20"/>
+      </w:rPr>
+    </w:lvl>
+    <w:lvl w:ilvl="4" w:tentative="1">
+      <w:start w:val="1"/>
+      <w:numFmt w:val="bullet"/>
+      <w:lvlText w:val=""/>
+      <w:lvlJc w:val="left"/>
+      <w:pPr>
+        <w:tabs>
+          <w:tab w:val="num" w:pos="3600"/>
+        </w:tabs>
+        <w:ind w:left="3600" w:hanging="360"/>
+      </w:pPr>
+      <w:rPr>
+        <w:rFonts w:ascii="Wingdings" w:hAnsi="Wingdings" w:hint="default"/>
+        <w:sz w:val="20"/>
+      </w:rPr>
+    </w:lvl>
+    <w:lvl w:ilvl="5" w:tentative="1">
+      <w:start w:val="1"/>
+      <w:numFmt w:val="bullet"/>
+      <w:lvlText w:val=""/>
+      <w:lvlJc w:val="left"/>
+      <w:pPr>
+        <w:tabs>
+          <w:tab w:val="num" w:pos="4320"/>
+        </w:tabs>
+        <w:ind w:left="4320" w:hanging="360"/>
+      </w:pPr>
+      <w:rPr>
+        <w:rFonts w:ascii="Wingdings" w:hAnsi="Wingdings" w:hint="default"/>
+        <w:sz w:val="20"/>
+      </w:rPr>
+    </w:lvl>
+    <w:lvl w:ilvl="6" w:tentative="1">
+      <w:start w:val="1"/>
+      <w:numFmt w:val="bullet"/>
+      <w:lvlText w:val=""/>
+      <w:lvlJc w:val="left"/>
+      <w:pPr>
+        <w:tabs>
+          <w:tab w:val="num" w:pos="5040"/>
+        </w:tabs>
+        <w:ind w:left="5040" w:hanging="360"/>
+      </w:pPr>
+      <w:rPr>
+        <w:rFonts w:ascii="Wingdings" w:hAnsi="Wingdings" w:hint="default"/>
+        <w:sz w:val="20"/>
+      </w:rPr>
+    </w:lvl>
+    <w:lvl w:ilvl="7" w:tentative="1">
+      <w:start w:val="1"/>
+      <w:numFmt w:val="bullet"/>
+      <w:lvlText w:val=""/>
+      <w:lvlJc w:val="left"/>
+      <w:pPr>
+        <w:tabs>
+          <w:tab w:val="num" w:pos="5760"/>
+        </w:tabs>
+        <w:ind w:left="5760" w:hanging="360"/>
+      </w:pPr>
+      <w:rPr>
+        <w:rFonts w:ascii="Wingdings" w:hAnsi="Wingdings" w:hint="default"/>
+        <w:sz w:val="20"/>
+      </w:rPr>
+    </w:lvl>
+    <w:lvl w:ilvl="8" w:tentative="1">
+      <w:start w:val="1"/>
+      <w:numFmt w:val="bullet"/>
+      <w:lvlText w:val=""/>
+      <w:lvlJc w:val="left"/>
+      <w:pPr>
+        <w:tabs>
+          <w:tab w:val="num" w:pos="6480"/>
+        </w:tabs>
+        <w:ind w:left="6480" w:hanging="360"/>
+      </w:pPr>
+      <w:rPr>
+        <w:rFonts w:ascii="Wingdings" w:hAnsi="Wingdings" w:hint="default"/>
+        <w:sz w:val="20"/>
+      </w:rPr>
+    </w:lvl>
+  </w:abstractNum>
+  <w:abstractNum w:abstractNumId="3" w15:restartNumberingAfterBreak="0">
+    <w:nsid w:val="255851BE"/>
+    <w:multiLevelType w:val="multilevel"/>
+    <w:tmpl w:val="48E8665C"/>
+    <w:lvl w:ilvl="0">
+      <w:start w:val="1"/>
+      <w:numFmt w:val="bullet"/>
+      <w:lvlText w:val=""/>
+      <w:lvlJc w:val="left"/>
+      <w:pPr>
+        <w:tabs>
+          <w:tab w:val="num" w:pos="720"/>
+        </w:tabs>
+        <w:ind w:left="720" w:hanging="360"/>
+      </w:pPr>
+      <w:rPr>
+        <w:rFonts w:ascii="Symbol" w:hAnsi="Symbol" w:hint="default"/>
+        <w:sz w:val="20"/>
+      </w:rPr>
+    </w:lvl>
+    <w:lvl w:ilvl="1" w:tentative="1">
+      <w:start w:val="1"/>
+      <w:numFmt w:val="bullet"/>
+      <w:lvlText w:val="o"/>
+      <w:lvlJc w:val="left"/>
+      <w:pPr>
+        <w:tabs>
+          <w:tab w:val="num" w:pos="1440"/>
+        </w:tabs>
+        <w:ind w:left="1440" w:hanging="360"/>
+      </w:pPr>
+      <w:rPr>
+        <w:rFonts w:ascii="Courier New" w:hAnsi="Courier New" w:hint="default"/>
+        <w:sz w:val="20"/>
+      </w:rPr>
+    </w:lvl>
+    <w:lvl w:ilvl="2" w:tentative="1">
+      <w:start w:val="1"/>
+      <w:numFmt w:val="bullet"/>
+      <w:lvlText w:val=""/>
+      <w:lvlJc w:val="left"/>
+      <w:pPr>
+        <w:tabs>
+          <w:tab w:val="num" w:pos="2160"/>
+        </w:tabs>
+        <w:ind w:left="2160" w:hanging="360"/>
+      </w:pPr>
+      <w:rPr>
+        <w:rFonts w:ascii="Wingdings" w:hAnsi="Wingdings" w:hint="default"/>
+        <w:sz w:val="20"/>
+      </w:rPr>
+    </w:lvl>
+    <w:lvl w:ilvl="3" w:tentative="1">
+      <w:start w:val="1"/>
+      <w:numFmt w:val="bullet"/>
+      <w:lvlText w:val=""/>
+      <w:lvlJc w:val="left"/>
+      <w:pPr>
+        <w:tabs>
+          <w:tab w:val="num" w:pos="2880"/>
+        </w:tabs>
+        <w:ind w:left="2880" w:hanging="360"/>
+      </w:pPr>
+      <w:rPr>
+        <w:rFonts w:ascii="Wingdings" w:hAnsi="Wingdings" w:hint="default"/>
+        <w:sz w:val="20"/>
+      </w:rPr>
+    </w:lvl>
+    <w:lvl w:ilvl="4" w:tentative="1">
+      <w:start w:val="1"/>
+      <w:numFmt w:val="bullet"/>
+      <w:lvlText w:val=""/>
+      <w:lvlJc w:val="left"/>
+      <w:pPr>
+        <w:tabs>
+          <w:tab w:val="num" w:pos="3600"/>
+        </w:tabs>
+        <w:ind w:left="3600" w:hanging="360"/>
+      </w:pPr>
+      <w:rPr>
+        <w:rFonts w:ascii="Wingdings" w:hAnsi="Wingdings" w:hint="default"/>
+        <w:sz w:val="20"/>
+      </w:rPr>
+    </w:lvl>
+    <w:lvl w:ilvl="5" w:tentative="1">
+      <w:start w:val="1"/>
+      <w:numFmt w:val="bullet"/>
+      <w:lvlText w:val=""/>
+      <w:lvlJc w:val="left"/>
+      <w:pPr>
+        <w:tabs>
+          <w:tab w:val="num" w:pos="4320"/>
+        </w:tabs>
+        <w:ind w:left="4320" w:hanging="360"/>
+      </w:pPr>
+      <w:rPr>
+        <w:rFonts w:ascii="Wingdings" w:hAnsi="Wingdings" w:hint="default"/>
+        <w:sz w:val="20"/>
+      </w:rPr>
+    </w:lvl>
+    <w:lvl w:ilvl="6" w:tentative="1">
+      <w:start w:val="1"/>
+      <w:numFmt w:val="bullet"/>
+      <w:lvlText w:val=""/>
+      <w:lvlJc w:val="left"/>
+      <w:pPr>
+        <w:tabs>
+          <w:tab w:val="num" w:pos="5040"/>
+        </w:tabs>
+        <w:ind w:left="5040" w:hanging="360"/>
+      </w:pPr>
+      <w:rPr>
+        <w:rFonts w:ascii="Wingdings" w:hAnsi="Wingdings" w:hint="default"/>
+        <w:sz w:val="20"/>
+      </w:rPr>
+    </w:lvl>
+    <w:lvl w:ilvl="7" w:tentative="1">
+      <w:start w:val="1"/>
+      <w:numFmt w:val="bullet"/>
+      <w:lvlText w:val=""/>
+      <w:lvlJc w:val="left"/>
+      <w:pPr>
+        <w:tabs>
+          <w:tab w:val="num" w:pos="5760"/>
+        </w:tabs>
+        <w:ind w:left="5760" w:hanging="360"/>
+      </w:pPr>
+      <w:rPr>
+        <w:rFonts w:ascii="Wingdings" w:hAnsi="Wingdings" w:hint="default"/>
+        <w:sz w:val="20"/>
+      </w:rPr>
+    </w:lvl>
+    <w:lvl w:ilvl="8" w:tentative="1">
+      <w:start w:val="1"/>
+      <w:numFmt w:val="bullet"/>
+      <w:lvlText w:val=""/>
+      <w:lvlJc w:val="left"/>
+      <w:pPr>
+        <w:tabs>
+          <w:tab w:val="num" w:pos="6480"/>
+        </w:tabs>
+        <w:ind w:left="6480" w:hanging="360"/>
+      </w:pPr>
+      <w:rPr>
+        <w:rFonts w:ascii="Wingdings" w:hAnsi="Wingdings" w:hint="default"/>
+        <w:sz w:val="20"/>
+      </w:rPr>
+    </w:lvl>
+  </w:abstractNum>
+  <w:abstractNum w:abstractNumId="4" w15:restartNumberingAfterBreak="0">
     <w:nsid w:val="325472AD"/>
     <w:multiLevelType w:val="hybridMultilevel"/>
     <w:tmpl w:val="4878754C"/>
@@ -1453,7 +4133,156 @@
       </w:rPr>
     </w:lvl>
   </w:abstractNum>
-  <w:abstractNum w:abstractNumId="3" w15:restartNumberingAfterBreak="0">
+  <w:abstractNum w:abstractNumId="5" w15:restartNumberingAfterBreak="0">
+    <w:nsid w:val="34E863AF"/>
+    <w:multiLevelType w:val="multilevel"/>
+    <w:tmpl w:val="E35023A4"/>
+    <w:lvl w:ilvl="0">
+      <w:start w:val="1"/>
+      <w:numFmt w:val="bullet"/>
+      <w:lvlText w:val=""/>
+      <w:lvlJc w:val="left"/>
+      <w:pPr>
+        <w:tabs>
+          <w:tab w:val="num" w:pos="720"/>
+        </w:tabs>
+        <w:ind w:left="720" w:hanging="360"/>
+      </w:pPr>
+      <w:rPr>
+        <w:rFonts w:ascii="Symbol" w:hAnsi="Symbol" w:hint="default"/>
+        <w:sz w:val="20"/>
+      </w:rPr>
+    </w:lvl>
+    <w:lvl w:ilvl="1" w:tentative="1">
+      <w:start w:val="1"/>
+      <w:numFmt w:val="bullet"/>
+      <w:lvlText w:val="o"/>
+      <w:lvlJc w:val="left"/>
+      <w:pPr>
+        <w:tabs>
+          <w:tab w:val="num" w:pos="1440"/>
+        </w:tabs>
+        <w:ind w:left="1440" w:hanging="360"/>
+      </w:pPr>
+      <w:rPr>
+        <w:rFonts w:ascii="Courier New" w:hAnsi="Courier New" w:hint="default"/>
+        <w:sz w:val="20"/>
+      </w:rPr>
+    </w:lvl>
+    <w:lvl w:ilvl="2" w:tentative="1">
+      <w:start w:val="1"/>
+      <w:numFmt w:val="bullet"/>
+      <w:lvlText w:val=""/>
+      <w:lvlJc w:val="left"/>
+      <w:pPr>
+        <w:tabs>
+          <w:tab w:val="num" w:pos="2160"/>
+        </w:tabs>
+        <w:ind w:left="2160" w:hanging="360"/>
+      </w:pPr>
+      <w:rPr>
+        <w:rFonts w:ascii="Wingdings" w:hAnsi="Wingdings" w:hint="default"/>
+        <w:sz w:val="20"/>
+      </w:rPr>
+    </w:lvl>
+    <w:lvl w:ilvl="3" w:tentative="1">
+      <w:start w:val="1"/>
+      <w:numFmt w:val="bullet"/>
+      <w:lvlText w:val=""/>
+      <w:lvlJc w:val="left"/>
+      <w:pPr>
+        <w:tabs>
+          <w:tab w:val="num" w:pos="2880"/>
+        </w:tabs>
+        <w:ind w:left="2880" w:hanging="360"/>
+      </w:pPr>
+      <w:rPr>
+        <w:rFonts w:ascii="Wingdings" w:hAnsi="Wingdings" w:hint="default"/>
+        <w:sz w:val="20"/>
+      </w:rPr>
+    </w:lvl>
+    <w:lvl w:ilvl="4" w:tentative="1">
+      <w:start w:val="1"/>
+      <w:numFmt w:val="bullet"/>
+      <w:lvlText w:val=""/>
+      <w:lvlJc w:val="left"/>
+      <w:pPr>
+        <w:tabs>
+          <w:tab w:val="num" w:pos="3600"/>
+        </w:tabs>
+        <w:ind w:left="3600" w:hanging="360"/>
+      </w:pPr>
+      <w:rPr>
+        <w:rFonts w:ascii="Wingdings" w:hAnsi="Wingdings" w:hint="default"/>
+        <w:sz w:val="20"/>
+      </w:rPr>
+    </w:lvl>
+    <w:lvl w:ilvl="5" w:tentative="1">
+      <w:start w:val="1"/>
+      <w:numFmt w:val="bullet"/>
+      <w:lvlText w:val=""/>
+      <w:lvlJc w:val="left"/>
+      <w:pPr>
+        <w:tabs>
+          <w:tab w:val="num" w:pos="4320"/>
+        </w:tabs>
+        <w:ind w:left="4320" w:hanging="360"/>
+      </w:pPr>
+      <w:rPr>
+        <w:rFonts w:ascii="Wingdings" w:hAnsi="Wingdings" w:hint="default"/>
+        <w:sz w:val="20"/>
+      </w:rPr>
+    </w:lvl>
+    <w:lvl w:ilvl="6" w:tentative="1">
+      <w:start w:val="1"/>
+      <w:numFmt w:val="bullet"/>
+      <w:lvlText w:val=""/>
+      <w:lvlJc w:val="left"/>
+      <w:pPr>
+        <w:tabs>
+          <w:tab w:val="num" w:pos="5040"/>
+        </w:tabs>
+        <w:ind w:left="5040" w:hanging="360"/>
+      </w:pPr>
+      <w:rPr>
+        <w:rFonts w:ascii="Wingdings" w:hAnsi="Wingdings" w:hint="default"/>
+        <w:sz w:val="20"/>
+      </w:rPr>
+    </w:lvl>
+    <w:lvl w:ilvl="7" w:tentative="1">
+      <w:start w:val="1"/>
+      <w:numFmt w:val="bullet"/>
+      <w:lvlText w:val=""/>
+      <w:lvlJc w:val="left"/>
+      <w:pPr>
+        <w:tabs>
+          <w:tab w:val="num" w:pos="5760"/>
+        </w:tabs>
+        <w:ind w:left="5760" w:hanging="360"/>
+      </w:pPr>
+      <w:rPr>
+        <w:rFonts w:ascii="Wingdings" w:hAnsi="Wingdings" w:hint="default"/>
+        <w:sz w:val="20"/>
+      </w:rPr>
+    </w:lvl>
+    <w:lvl w:ilvl="8" w:tentative="1">
+      <w:start w:val="1"/>
+      <w:numFmt w:val="bullet"/>
+      <w:lvlText w:val=""/>
+      <w:lvlJc w:val="left"/>
+      <w:pPr>
+        <w:tabs>
+          <w:tab w:val="num" w:pos="6480"/>
+        </w:tabs>
+        <w:ind w:left="6480" w:hanging="360"/>
+      </w:pPr>
+      <w:rPr>
+        <w:rFonts w:ascii="Wingdings" w:hAnsi="Wingdings" w:hint="default"/>
+        <w:sz w:val="20"/>
+      </w:rPr>
+    </w:lvl>
+  </w:abstractNum>
+  <w:abstractNum w:abstractNumId="6" w15:restartNumberingAfterBreak="0">
     <w:nsid w:val="36DD7F07"/>
     <w:multiLevelType w:val="hybridMultilevel"/>
     <w:tmpl w:val="CF686978"/>
@@ -1566,7 +4395,7 @@
       </w:rPr>
     </w:lvl>
   </w:abstractNum>
-  <w:abstractNum w:abstractNumId="4" w15:restartNumberingAfterBreak="0">
+  <w:abstractNum w:abstractNumId="7" w15:restartNumberingAfterBreak="0">
     <w:nsid w:val="3ACC6F0A"/>
     <w:multiLevelType w:val="hybridMultilevel"/>
     <w:tmpl w:val="5DBA38D0"/>
@@ -1679,7 +4508,7 @@
       </w:rPr>
     </w:lvl>
   </w:abstractNum>
-  <w:abstractNum w:abstractNumId="5" w15:restartNumberingAfterBreak="0">
+  <w:abstractNum w:abstractNumId="8" w15:restartNumberingAfterBreak="0">
     <w:nsid w:val="5A6A6B00"/>
     <w:multiLevelType w:val="hybridMultilevel"/>
     <w:tmpl w:val="7420735E"/>
@@ -1792,7 +4621,7 @@
       </w:rPr>
     </w:lvl>
   </w:abstractNum>
-  <w:abstractNum w:abstractNumId="6" w15:restartNumberingAfterBreak="0">
+  <w:abstractNum w:abstractNumId="9" w15:restartNumberingAfterBreak="0">
     <w:nsid w:val="78E12896"/>
     <w:multiLevelType w:val="hybridMultilevel"/>
     <w:tmpl w:val="936299E4"/>
@@ -1906,25 +4735,34 @@
     </w:lvl>
   </w:abstractNum>
   <w:num w:numId="1" w16cid:durableId="1174687561">
-    <w:abstractNumId w:val="5"/>
+    <w:abstractNumId w:val="8"/>
   </w:num>
   <w:num w:numId="2" w16cid:durableId="1452284289">
     <w:abstractNumId w:val="1"/>
   </w:num>
   <w:num w:numId="3" w16cid:durableId="1368523310">
-    <w:abstractNumId w:val="4"/>
+    <w:abstractNumId w:val="7"/>
   </w:num>
   <w:num w:numId="4" w16cid:durableId="1622690477">
     <w:abstractNumId w:val="0"/>
   </w:num>
   <w:num w:numId="5" w16cid:durableId="559099641">
-    <w:abstractNumId w:val="2"/>
+    <w:abstractNumId w:val="4"/>
   </w:num>
   <w:num w:numId="6" w16cid:durableId="423036140">
+    <w:abstractNumId w:val="9"/>
+  </w:num>
+  <w:num w:numId="7" w16cid:durableId="1493718539">
     <w:abstractNumId w:val="6"/>
   </w:num>
-  <w:num w:numId="7" w16cid:durableId="1493718539">
+  <w:num w:numId="8" w16cid:durableId="1780682702">
+    <w:abstractNumId w:val="5"/>
+  </w:num>
+  <w:num w:numId="9" w16cid:durableId="753165287">
     <w:abstractNumId w:val="3"/>
+  </w:num>
+  <w:num w:numId="10" w16cid:durableId="443500220">
+    <w:abstractNumId w:val="2"/>
   </w:num>
 </w:numbering>
 </file>
@@ -2530,7 +5368,6 @@
   <w:style w:type="character" w:default="1" w:styleId="Fuentedeprrafopredeter">
     <w:name w:val="Default Paragraph Font"/>
     <w:uiPriority w:val="1"/>
-    <w:semiHidden/>
     <w:unhideWhenUsed/>
   </w:style>
   <w:style w:type="table" w:default="1" w:styleId="Tablanormal">

--- a/Comentario sobre las prácticas.docx
+++ b/Comentario sobre las prácticas.docx
@@ -3324,26 +3324,388 @@
     </w:p>
     <w:p>
       <w:pPr>
-        <w:tabs>
-          <w:tab w:val="num" w:pos="720"/>
-        </w:tabs>
-        <w:jc w:val="both"/>
-        <w:rPr>
-          <w:lang w:eastAsia="es-ES"/>
-        </w:rPr>
-      </w:pPr>
-    </w:p>
-    <w:p>
-      <w:pPr>
-        <w:jc w:val="both"/>
-        <w:rPr>
-          <w:lang w:eastAsia="es-ES"/>
-        </w:rPr>
-      </w:pPr>
-    </w:p>
-    <w:p>
-      <w:pPr>
-        <w:jc w:val="both"/>
+        <w:pStyle w:val="Ttulo1"/>
+        <w:rPr>
+          <w:lang w:eastAsia="es-ES"/>
+        </w:rPr>
+      </w:pPr>
+      <w:proofErr w:type="spellStart"/>
+      <w:r>
+        <w:rPr>
+          <w:lang w:eastAsia="es-ES"/>
+        </w:rPr>
+        <w:t>Commit</w:t>
+      </w:r>
+      <w:proofErr w:type="spellEnd"/>
+      <w:r>
+        <w:rPr>
+          <w:lang w:eastAsia="es-ES"/>
+        </w:rPr>
+        <w:t xml:space="preserve"> 08: “Servidor JSON”</w:t>
+      </w:r>
+    </w:p>
+    <w:p>
+      <w:pPr>
+        <w:rPr>
+          <w:lang w:eastAsia="es-ES"/>
+        </w:rPr>
+      </w:pPr>
+    </w:p>
+    <w:p>
+      <w:pPr>
+        <w:jc w:val="both"/>
+        <w:rPr>
+          <w:lang w:eastAsia="es-ES"/>
+        </w:rPr>
+      </w:pPr>
+      <w:r>
+        <w:rPr>
+          <w:lang w:eastAsia="es-ES"/>
+        </w:rPr>
+        <w:t>En esta práctica se ha configurado un servidor local utilizando JSON</w:t>
+      </w:r>
+      <w:r>
+        <w:rPr>
+          <w:b/>
+          <w:bCs/>
+          <w:lang w:eastAsia="es-ES"/>
+        </w:rPr>
+        <w:t xml:space="preserve"> </w:t>
+      </w:r>
+      <w:r>
+        <w:rPr>
+          <w:lang w:eastAsia="es-ES"/>
+        </w:rPr>
+        <w:t xml:space="preserve">Server, con el objetivo de simular una API REST sin necesidad de implementar un </w:t>
+      </w:r>
+      <w:proofErr w:type="spellStart"/>
+      <w:r>
+        <w:rPr>
+          <w:lang w:eastAsia="es-ES"/>
+        </w:rPr>
+        <w:t>backend</w:t>
+      </w:r>
+      <w:proofErr w:type="spellEnd"/>
+      <w:r>
+        <w:rPr>
+          <w:lang w:eastAsia="es-ES"/>
+        </w:rPr>
+        <w:t xml:space="preserve"> real. Este servidor permite exponer los datos de la aplicación a través de </w:t>
+      </w:r>
+      <w:proofErr w:type="spellStart"/>
+      <w:r>
+        <w:rPr>
+          <w:lang w:eastAsia="es-ES"/>
+        </w:rPr>
+        <w:t>endpoints</w:t>
+      </w:r>
+      <w:proofErr w:type="spellEnd"/>
+      <w:r>
+        <w:rPr>
+          <w:lang w:eastAsia="es-ES"/>
+        </w:rPr>
+        <w:t xml:space="preserve"> HTTP y servir contenido estático, como imágenes.</w:t>
+      </w:r>
+    </w:p>
+    <w:p>
+      <w:pPr>
+        <w:jc w:val="both"/>
+        <w:rPr>
+          <w:lang w:eastAsia="es-ES"/>
+        </w:rPr>
+      </w:pPr>
+      <w:r>
+        <w:rPr>
+          <w:lang w:eastAsia="es-ES"/>
+        </w:rPr>
+        <w:t>Además, se ha modificado la aplicación para dejar de utilizar recursos locales en ciertos casos, centralizando la configuración y preparando el proyecto para futuras prácticas en las que se consumirá la API REST.</w:t>
+      </w:r>
+    </w:p>
+    <w:p>
+      <w:pPr>
+        <w:jc w:val="both"/>
+        <w:rPr>
+          <w:lang w:eastAsia="es-ES"/>
+        </w:rPr>
+      </w:pPr>
+      <w:r>
+        <w:rPr>
+          <w:lang w:eastAsia="es-ES"/>
+        </w:rPr>
+        <w:t xml:space="preserve">Se ha instalado el paquete </w:t>
+      </w:r>
+      <w:proofErr w:type="spellStart"/>
+      <w:r>
+        <w:rPr>
+          <w:lang w:eastAsia="es-ES"/>
+        </w:rPr>
+        <w:t>json</w:t>
+      </w:r>
+      <w:proofErr w:type="spellEnd"/>
+      <w:r>
+        <w:rPr>
+          <w:lang w:eastAsia="es-ES"/>
+        </w:rPr>
+        <w:t xml:space="preserve">-server como dependencia de desarrollo y se ha configurado un servidor local que expone los datos contenidos en el fichero </w:t>
+      </w:r>
+      <w:proofErr w:type="spellStart"/>
+      <w:r>
+        <w:rPr>
+          <w:lang w:eastAsia="es-ES"/>
+        </w:rPr>
+        <w:t>db.json</w:t>
+      </w:r>
+      <w:proofErr w:type="spellEnd"/>
+      <w:r>
+        <w:rPr>
+          <w:lang w:eastAsia="es-ES"/>
+        </w:rPr>
+        <w:t>.</w:t>
+      </w:r>
+    </w:p>
+    <w:p>
+      <w:pPr>
+        <w:jc w:val="both"/>
+        <w:rPr>
+          <w:lang w:eastAsia="es-ES"/>
+        </w:rPr>
+      </w:pPr>
+      <w:r>
+        <w:rPr>
+          <w:lang w:eastAsia="es-ES"/>
+        </w:rPr>
+        <w:t xml:space="preserve">Este servidor permite acceder a los recursos mediante </w:t>
+      </w:r>
+      <w:proofErr w:type="spellStart"/>
+      <w:r>
+        <w:rPr>
+          <w:lang w:eastAsia="es-ES"/>
+        </w:rPr>
+        <w:t>URLs</w:t>
+      </w:r>
+      <w:proofErr w:type="spellEnd"/>
+      <w:r>
+        <w:rPr>
+          <w:lang w:eastAsia="es-ES"/>
+        </w:rPr>
+        <w:t xml:space="preserve"> como:</w:t>
+      </w:r>
+    </w:p>
+    <w:p>
+      <w:pPr>
+        <w:numPr>
+          <w:ilvl w:val="0"/>
+          <w:numId w:val="11"/>
+        </w:numPr>
+        <w:jc w:val="both"/>
+        <w:rPr>
+          <w:lang w:eastAsia="es-ES"/>
+        </w:rPr>
+      </w:pPr>
+      <w:r>
+        <w:rPr>
+          <w:lang w:eastAsia="es-ES"/>
+        </w:rPr>
+        <w:t xml:space="preserve">/excursiones </w:t>
+      </w:r>
+    </w:p>
+    <w:p>
+      <w:pPr>
+        <w:numPr>
+          <w:ilvl w:val="0"/>
+          <w:numId w:val="11"/>
+        </w:numPr>
+        <w:jc w:val="both"/>
+        <w:rPr>
+          <w:lang w:eastAsia="es-ES"/>
+        </w:rPr>
+      </w:pPr>
+      <w:r>
+        <w:rPr>
+          <w:lang w:eastAsia="es-ES"/>
+        </w:rPr>
+        <w:t xml:space="preserve">/comentarios </w:t>
+      </w:r>
+    </w:p>
+    <w:p>
+      <w:pPr>
+        <w:numPr>
+          <w:ilvl w:val="0"/>
+          <w:numId w:val="11"/>
+        </w:numPr>
+        <w:jc w:val="both"/>
+        <w:rPr>
+          <w:lang w:eastAsia="es-ES"/>
+        </w:rPr>
+      </w:pPr>
+      <w:r>
+        <w:rPr>
+          <w:lang w:eastAsia="es-ES"/>
+        </w:rPr>
+        <w:t xml:space="preserve">/actividades </w:t>
+      </w:r>
+    </w:p>
+    <w:p>
+      <w:pPr>
+        <w:numPr>
+          <w:ilvl w:val="0"/>
+          <w:numId w:val="11"/>
+        </w:numPr>
+        <w:jc w:val="both"/>
+        <w:rPr>
+          <w:lang w:eastAsia="es-ES"/>
+        </w:rPr>
+      </w:pPr>
+      <w:r>
+        <w:rPr>
+          <w:lang w:eastAsia="es-ES"/>
+        </w:rPr>
+        <w:t xml:space="preserve">/cabeceras </w:t>
+      </w:r>
+    </w:p>
+    <w:p>
+      <w:pPr>
+        <w:jc w:val="both"/>
+        <w:rPr>
+          <w:lang w:eastAsia="es-ES"/>
+        </w:rPr>
+      </w:pPr>
+      <w:r>
+        <w:rPr>
+          <w:lang w:eastAsia="es-ES"/>
+        </w:rPr>
+        <w:t>De este modo, se simula el comportamiento de un servidor real, facilitando el desarrollo y las pruebas de la aplicación.</w:t>
+      </w:r>
+    </w:p>
+    <w:p>
+      <w:pPr>
+        <w:jc w:val="both"/>
+        <w:rPr>
+          <w:lang w:eastAsia="es-ES"/>
+        </w:rPr>
+      </w:pPr>
+      <w:r>
+        <w:rPr>
+          <w:lang w:eastAsia="es-ES"/>
+        </w:rPr>
+        <w:t xml:space="preserve">Además de exponer datos, el servidor JSON permite servir archivos estáticos desde la carpeta </w:t>
+      </w:r>
+      <w:proofErr w:type="spellStart"/>
+      <w:r>
+        <w:rPr>
+          <w:lang w:eastAsia="es-ES"/>
+        </w:rPr>
+        <w:t>public</w:t>
+      </w:r>
+      <w:proofErr w:type="spellEnd"/>
+      <w:r>
+        <w:rPr>
+          <w:lang w:eastAsia="es-ES"/>
+        </w:rPr>
+        <w:t xml:space="preserve">. En esta práctica, se han movido las imágenes a dicha carpeta, permitiendo acceder a ellas mediante </w:t>
+      </w:r>
+      <w:proofErr w:type="spellStart"/>
+      <w:r>
+        <w:rPr>
+          <w:lang w:eastAsia="es-ES"/>
+        </w:rPr>
+        <w:t>URLs</w:t>
+      </w:r>
+      <w:proofErr w:type="spellEnd"/>
+      <w:r>
+        <w:rPr>
+          <w:lang w:eastAsia="es-ES"/>
+        </w:rPr>
+        <w:t>.</w:t>
+      </w:r>
+    </w:p>
+    <w:p>
+      <w:pPr>
+        <w:jc w:val="both"/>
+        <w:rPr>
+          <w:lang w:eastAsia="es-ES"/>
+        </w:rPr>
+      </w:pPr>
+      <w:r>
+        <w:rPr>
+          <w:lang w:eastAsia="es-ES"/>
+        </w:rPr>
+        <w:lastRenderedPageBreak/>
+        <w:t>Se ha modificado el código para que las imágenes se carguen dinámicamente desde el servidor</w:t>
+      </w:r>
+      <w:r>
+        <w:rPr>
+          <w:lang w:eastAsia="es-ES"/>
+        </w:rPr>
+        <w:t xml:space="preserve"> </w:t>
+      </w:r>
+      <w:r>
+        <w:rPr>
+          <w:lang w:eastAsia="es-ES"/>
+        </w:rPr>
+        <w:t xml:space="preserve">en lugar de usar el método </w:t>
+      </w:r>
+      <w:proofErr w:type="spellStart"/>
+      <w:r>
+        <w:rPr>
+          <w:lang w:eastAsia="es-ES"/>
+        </w:rPr>
+        <w:t>require</w:t>
+      </w:r>
+      <w:proofErr w:type="spellEnd"/>
+      <w:r>
+        <w:rPr>
+          <w:lang w:eastAsia="es-ES"/>
+        </w:rPr>
+        <w:t>(). Esto permite que cada elemento muestre su propia imagen de forma dinámica.</w:t>
+      </w:r>
+    </w:p>
+    <w:p>
+      <w:pPr>
+        <w:jc w:val="both"/>
+        <w:rPr>
+          <w:lang w:eastAsia="es-ES"/>
+        </w:rPr>
+      </w:pPr>
+      <w:r>
+        <w:rPr>
+          <w:lang w:eastAsia="es-ES"/>
+        </w:rPr>
+        <w:t>Aunque se ha configurado un servidor REST, en esta práctica los datos siguen obteniéndose de archivos locales. El uso de la API REST se abordará en la siguiente práctica</w:t>
+      </w:r>
+      <w:r>
+        <w:rPr>
+          <w:lang w:eastAsia="es-ES"/>
+        </w:rPr>
+        <w:t>.</w:t>
+      </w:r>
+    </w:p>
+    <w:p>
+      <w:pPr>
+        <w:jc w:val="both"/>
+        <w:rPr>
+          <w:lang w:eastAsia="es-ES"/>
+        </w:rPr>
+      </w:pPr>
+    </w:p>
+    <w:p>
+      <w:pPr>
+        <w:jc w:val="both"/>
+        <w:rPr>
+          <w:lang w:eastAsia="es-ES"/>
+        </w:rPr>
+      </w:pPr>
+    </w:p>
+    <w:p>
+      <w:pPr>
+        <w:jc w:val="both"/>
+        <w:rPr>
+          <w:lang w:eastAsia="es-ES"/>
+        </w:rPr>
+      </w:pPr>
+    </w:p>
+    <w:p>
+      <w:pPr>
         <w:rPr>
           <w:lang w:eastAsia="es-ES"/>
         </w:rPr>
@@ -3611,6 +3973,155 @@
     </w:lvl>
   </w:abstractNum>
   <w:abstractNum w:abstractNumId="1" w15:restartNumberingAfterBreak="0">
+    <w:nsid w:val="0DED74A8"/>
+    <w:multiLevelType w:val="multilevel"/>
+    <w:tmpl w:val="2208CD8A"/>
+    <w:lvl w:ilvl="0">
+      <w:start w:val="1"/>
+      <w:numFmt w:val="bullet"/>
+      <w:lvlText w:val=""/>
+      <w:lvlJc w:val="left"/>
+      <w:pPr>
+        <w:tabs>
+          <w:tab w:val="num" w:pos="720"/>
+        </w:tabs>
+        <w:ind w:left="720" w:hanging="360"/>
+      </w:pPr>
+      <w:rPr>
+        <w:rFonts w:ascii="Symbol" w:hAnsi="Symbol" w:hint="default"/>
+        <w:sz w:val="20"/>
+      </w:rPr>
+    </w:lvl>
+    <w:lvl w:ilvl="1" w:tentative="1">
+      <w:start w:val="1"/>
+      <w:numFmt w:val="bullet"/>
+      <w:lvlText w:val="o"/>
+      <w:lvlJc w:val="left"/>
+      <w:pPr>
+        <w:tabs>
+          <w:tab w:val="num" w:pos="1440"/>
+        </w:tabs>
+        <w:ind w:left="1440" w:hanging="360"/>
+      </w:pPr>
+      <w:rPr>
+        <w:rFonts w:ascii="Courier New" w:hAnsi="Courier New" w:hint="default"/>
+        <w:sz w:val="20"/>
+      </w:rPr>
+    </w:lvl>
+    <w:lvl w:ilvl="2" w:tentative="1">
+      <w:start w:val="1"/>
+      <w:numFmt w:val="bullet"/>
+      <w:lvlText w:val=""/>
+      <w:lvlJc w:val="left"/>
+      <w:pPr>
+        <w:tabs>
+          <w:tab w:val="num" w:pos="2160"/>
+        </w:tabs>
+        <w:ind w:left="2160" w:hanging="360"/>
+      </w:pPr>
+      <w:rPr>
+        <w:rFonts w:ascii="Wingdings" w:hAnsi="Wingdings" w:hint="default"/>
+        <w:sz w:val="20"/>
+      </w:rPr>
+    </w:lvl>
+    <w:lvl w:ilvl="3" w:tentative="1">
+      <w:start w:val="1"/>
+      <w:numFmt w:val="bullet"/>
+      <w:lvlText w:val=""/>
+      <w:lvlJc w:val="left"/>
+      <w:pPr>
+        <w:tabs>
+          <w:tab w:val="num" w:pos="2880"/>
+        </w:tabs>
+        <w:ind w:left="2880" w:hanging="360"/>
+      </w:pPr>
+      <w:rPr>
+        <w:rFonts w:ascii="Wingdings" w:hAnsi="Wingdings" w:hint="default"/>
+        <w:sz w:val="20"/>
+      </w:rPr>
+    </w:lvl>
+    <w:lvl w:ilvl="4" w:tentative="1">
+      <w:start w:val="1"/>
+      <w:numFmt w:val="bullet"/>
+      <w:lvlText w:val=""/>
+      <w:lvlJc w:val="left"/>
+      <w:pPr>
+        <w:tabs>
+          <w:tab w:val="num" w:pos="3600"/>
+        </w:tabs>
+        <w:ind w:left="3600" w:hanging="360"/>
+      </w:pPr>
+      <w:rPr>
+        <w:rFonts w:ascii="Wingdings" w:hAnsi="Wingdings" w:hint="default"/>
+        <w:sz w:val="20"/>
+      </w:rPr>
+    </w:lvl>
+    <w:lvl w:ilvl="5" w:tentative="1">
+      <w:start w:val="1"/>
+      <w:numFmt w:val="bullet"/>
+      <w:lvlText w:val=""/>
+      <w:lvlJc w:val="left"/>
+      <w:pPr>
+        <w:tabs>
+          <w:tab w:val="num" w:pos="4320"/>
+        </w:tabs>
+        <w:ind w:left="4320" w:hanging="360"/>
+      </w:pPr>
+      <w:rPr>
+        <w:rFonts w:ascii="Wingdings" w:hAnsi="Wingdings" w:hint="default"/>
+        <w:sz w:val="20"/>
+      </w:rPr>
+    </w:lvl>
+    <w:lvl w:ilvl="6" w:tentative="1">
+      <w:start w:val="1"/>
+      <w:numFmt w:val="bullet"/>
+      <w:lvlText w:val=""/>
+      <w:lvlJc w:val="left"/>
+      <w:pPr>
+        <w:tabs>
+          <w:tab w:val="num" w:pos="5040"/>
+        </w:tabs>
+        <w:ind w:left="5040" w:hanging="360"/>
+      </w:pPr>
+      <w:rPr>
+        <w:rFonts w:ascii="Wingdings" w:hAnsi="Wingdings" w:hint="default"/>
+        <w:sz w:val="20"/>
+      </w:rPr>
+    </w:lvl>
+    <w:lvl w:ilvl="7" w:tentative="1">
+      <w:start w:val="1"/>
+      <w:numFmt w:val="bullet"/>
+      <w:lvlText w:val=""/>
+      <w:lvlJc w:val="left"/>
+      <w:pPr>
+        <w:tabs>
+          <w:tab w:val="num" w:pos="5760"/>
+        </w:tabs>
+        <w:ind w:left="5760" w:hanging="360"/>
+      </w:pPr>
+      <w:rPr>
+        <w:rFonts w:ascii="Wingdings" w:hAnsi="Wingdings" w:hint="default"/>
+        <w:sz w:val="20"/>
+      </w:rPr>
+    </w:lvl>
+    <w:lvl w:ilvl="8" w:tentative="1">
+      <w:start w:val="1"/>
+      <w:numFmt w:val="bullet"/>
+      <w:lvlText w:val=""/>
+      <w:lvlJc w:val="left"/>
+      <w:pPr>
+        <w:tabs>
+          <w:tab w:val="num" w:pos="6480"/>
+        </w:tabs>
+        <w:ind w:left="6480" w:hanging="360"/>
+      </w:pPr>
+      <w:rPr>
+        <w:rFonts w:ascii="Wingdings" w:hAnsi="Wingdings" w:hint="default"/>
+        <w:sz w:val="20"/>
+      </w:rPr>
+    </w:lvl>
+  </w:abstractNum>
+  <w:abstractNum w:abstractNumId="2" w15:restartNumberingAfterBreak="0">
     <w:nsid w:val="12E162AD"/>
     <w:multiLevelType w:val="hybridMultilevel"/>
     <w:tmpl w:val="C59EEED6"/>
@@ -3722,7 +4233,7 @@
       </w:rPr>
     </w:lvl>
   </w:abstractNum>
-  <w:abstractNum w:abstractNumId="2" w15:restartNumberingAfterBreak="0">
+  <w:abstractNum w:abstractNumId="3" w15:restartNumberingAfterBreak="0">
     <w:nsid w:val="1E0F5BAE"/>
     <w:multiLevelType w:val="multilevel"/>
     <w:tmpl w:val="BBCE70C8"/>
@@ -3871,7 +4382,7 @@
       </w:rPr>
     </w:lvl>
   </w:abstractNum>
-  <w:abstractNum w:abstractNumId="3" w15:restartNumberingAfterBreak="0">
+  <w:abstractNum w:abstractNumId="4" w15:restartNumberingAfterBreak="0">
     <w:nsid w:val="255851BE"/>
     <w:multiLevelType w:val="multilevel"/>
     <w:tmpl w:val="48E8665C"/>
@@ -4020,7 +4531,7 @@
       </w:rPr>
     </w:lvl>
   </w:abstractNum>
-  <w:abstractNum w:abstractNumId="4" w15:restartNumberingAfterBreak="0">
+  <w:abstractNum w:abstractNumId="5" w15:restartNumberingAfterBreak="0">
     <w:nsid w:val="325472AD"/>
     <w:multiLevelType w:val="hybridMultilevel"/>
     <w:tmpl w:val="4878754C"/>
@@ -4133,7 +4644,7 @@
       </w:rPr>
     </w:lvl>
   </w:abstractNum>
-  <w:abstractNum w:abstractNumId="5" w15:restartNumberingAfterBreak="0">
+  <w:abstractNum w:abstractNumId="6" w15:restartNumberingAfterBreak="0">
     <w:nsid w:val="34E863AF"/>
     <w:multiLevelType w:val="multilevel"/>
     <w:tmpl w:val="E35023A4"/>
@@ -4282,7 +4793,7 @@
       </w:rPr>
     </w:lvl>
   </w:abstractNum>
-  <w:abstractNum w:abstractNumId="6" w15:restartNumberingAfterBreak="0">
+  <w:abstractNum w:abstractNumId="7" w15:restartNumberingAfterBreak="0">
     <w:nsid w:val="36DD7F07"/>
     <w:multiLevelType w:val="hybridMultilevel"/>
     <w:tmpl w:val="CF686978"/>
@@ -4395,7 +4906,7 @@
       </w:rPr>
     </w:lvl>
   </w:abstractNum>
-  <w:abstractNum w:abstractNumId="7" w15:restartNumberingAfterBreak="0">
+  <w:abstractNum w:abstractNumId="8" w15:restartNumberingAfterBreak="0">
     <w:nsid w:val="3ACC6F0A"/>
     <w:multiLevelType w:val="hybridMultilevel"/>
     <w:tmpl w:val="5DBA38D0"/>
@@ -4508,7 +5019,7 @@
       </w:rPr>
     </w:lvl>
   </w:abstractNum>
-  <w:abstractNum w:abstractNumId="8" w15:restartNumberingAfterBreak="0">
+  <w:abstractNum w:abstractNumId="9" w15:restartNumberingAfterBreak="0">
     <w:nsid w:val="5A6A6B00"/>
     <w:multiLevelType w:val="hybridMultilevel"/>
     <w:tmpl w:val="7420735E"/>
@@ -4621,7 +5132,7 @@
       </w:rPr>
     </w:lvl>
   </w:abstractNum>
-  <w:abstractNum w:abstractNumId="9" w15:restartNumberingAfterBreak="0">
+  <w:abstractNum w:abstractNumId="10" w15:restartNumberingAfterBreak="0">
     <w:nsid w:val="78E12896"/>
     <w:multiLevelType w:val="hybridMultilevel"/>
     <w:tmpl w:val="936299E4"/>
@@ -4735,34 +5246,37 @@
     </w:lvl>
   </w:abstractNum>
   <w:num w:numId="1" w16cid:durableId="1174687561">
-    <w:abstractNumId w:val="8"/>
+    <w:abstractNumId w:val="9"/>
   </w:num>
   <w:num w:numId="2" w16cid:durableId="1452284289">
-    <w:abstractNumId w:val="1"/>
+    <w:abstractNumId w:val="2"/>
   </w:num>
   <w:num w:numId="3" w16cid:durableId="1368523310">
-    <w:abstractNumId w:val="7"/>
+    <w:abstractNumId w:val="8"/>
   </w:num>
   <w:num w:numId="4" w16cid:durableId="1622690477">
     <w:abstractNumId w:val="0"/>
   </w:num>
   <w:num w:numId="5" w16cid:durableId="559099641">
+    <w:abstractNumId w:val="5"/>
+  </w:num>
+  <w:num w:numId="6" w16cid:durableId="423036140">
+    <w:abstractNumId w:val="10"/>
+  </w:num>
+  <w:num w:numId="7" w16cid:durableId="1493718539">
+    <w:abstractNumId w:val="7"/>
+  </w:num>
+  <w:num w:numId="8" w16cid:durableId="1780682702">
+    <w:abstractNumId w:val="6"/>
+  </w:num>
+  <w:num w:numId="9" w16cid:durableId="753165287">
     <w:abstractNumId w:val="4"/>
   </w:num>
-  <w:num w:numId="6" w16cid:durableId="423036140">
-    <w:abstractNumId w:val="9"/>
-  </w:num>
-  <w:num w:numId="7" w16cid:durableId="1493718539">
-    <w:abstractNumId w:val="6"/>
-  </w:num>
-  <w:num w:numId="8" w16cid:durableId="1780682702">
-    <w:abstractNumId w:val="5"/>
-  </w:num>
-  <w:num w:numId="9" w16cid:durableId="753165287">
+  <w:num w:numId="10" w16cid:durableId="443500220">
     <w:abstractNumId w:val="3"/>
   </w:num>
-  <w:num w:numId="10" w16cid:durableId="443500220">
-    <w:abstractNumId w:val="2"/>
+  <w:num w:numId="11" w16cid:durableId="1564482762">
+    <w:abstractNumId w:val="1"/>
   </w:num>
 </w:numbering>
 </file>

--- a/Comentario sobre las prácticas.docx
+++ b/Comentario sobre las prácticas.docx
@@ -22,61 +22,27 @@
       <w:pPr>
         <w:pStyle w:val="Ttulo1"/>
       </w:pPr>
-      <w:proofErr w:type="spellStart"/>
-      <w:r>
-        <w:t>Commit</w:t>
-      </w:r>
-      <w:proofErr w:type="spellEnd"/>
-      <w:r>
-        <w:t xml:space="preserve"> 1. </w:t>
-      </w:r>
-      <w:r>
-        <w:t xml:space="preserve">"Primeros pasos en </w:t>
-      </w:r>
-      <w:proofErr w:type="spellStart"/>
-      <w:r>
-        <w:t>React</w:t>
-      </w:r>
-      <w:proofErr w:type="spellEnd"/>
-      <w:r>
-        <w:t xml:space="preserve"> Native"</w:t>
-      </w:r>
-    </w:p>
-    <w:p>
-      <w:pPr>
-        <w:jc w:val="both"/>
-      </w:pPr>
-      <w:proofErr w:type="spellStart"/>
-      <w:r>
-        <w:t>Commit</w:t>
-      </w:r>
-      <w:proofErr w:type="spellEnd"/>
-      <w:r>
-        <w:t xml:space="preserve"> inicial del repositorio en el que se van a hacer las prácticas correspondientes al apartado </w:t>
-      </w:r>
-      <w:proofErr w:type="spellStart"/>
-      <w:r>
-        <w:t>react</w:t>
-      </w:r>
-      <w:proofErr w:type="spellEnd"/>
-      <w:r>
-        <w:t>-native de la asignatura DSM.</w:t>
-      </w:r>
-    </w:p>
-    <w:p>
-      <w:pPr>
-        <w:jc w:val="both"/>
-      </w:pPr>
-      <w:r>
-        <w:t xml:space="preserve">Se ha instalado Expo tanto en el repositorio como en el teléfono móvil para poder realizar el desarrollo y pruebas correctamente en tiempo real. De forma inicial la aplicación cuenta con un archivo App.js, que contiene un componente de </w:t>
-      </w:r>
-      <w:proofErr w:type="spellStart"/>
-      <w:r>
-        <w:t>react</w:t>
-      </w:r>
-      <w:proofErr w:type="spellEnd"/>
-      <w:r>
-        <w:t xml:space="preserve"> llamado “View”, con sus correspondientes estilos y con un texto, que es lo que se muestra cuando se visualiza la aplicación en funcionamiento.</w:t>
+      <w:r>
+        <w:t xml:space="preserve">Commit 1. </w:t>
+      </w:r>
+      <w:r>
+        <w:t>"Primeros pasos en React Native"</w:t>
+      </w:r>
+    </w:p>
+    <w:p>
+      <w:pPr>
+        <w:jc w:val="both"/>
+      </w:pPr>
+      <w:r>
+        <w:t>Commit inicial del repositorio en el que se van a hacer las prácticas correspondientes al apartado react-native de la asignatura DSM.</w:t>
+      </w:r>
+    </w:p>
+    <w:p>
+      <w:pPr>
+        <w:jc w:val="both"/>
+      </w:pPr>
+      <w:r>
+        <w:t>Se ha instalado Expo tanto en el repositorio como en el teléfono móvil para poder realizar el desarrollo y pruebas correctamente en tiempo real. De forma inicial la aplicación cuenta con un archivo App.js, que contiene un componente de react llamado “View”, con sus correspondientes estilos y con un texto, que es lo que se muestra cuando se visualiza la aplicación en funcionamiento.</w:t>
       </w:r>
     </w:p>
     <w:p>
@@ -88,110 +54,36 @@
       <w:pPr>
         <w:pStyle w:val="Ttulo1"/>
       </w:pPr>
-      <w:proofErr w:type="spellStart"/>
-      <w:r>
-        <w:t>Commit</w:t>
-      </w:r>
-      <w:proofErr w:type="spellEnd"/>
-      <w:r>
-        <w:t xml:space="preserve"> 2. </w:t>
-      </w:r>
-      <w:r>
-        <w:t xml:space="preserve">"Componentes </w:t>
-      </w:r>
-      <w:proofErr w:type="spellStart"/>
-      <w:r>
-        <w:t>React</w:t>
-      </w:r>
-      <w:proofErr w:type="spellEnd"/>
-      <w:r>
-        <w:t xml:space="preserve"> Native"</w:t>
-      </w:r>
-    </w:p>
-    <w:p>
-      <w:pPr>
-        <w:jc w:val="both"/>
-      </w:pPr>
-      <w:r>
-        <w:t xml:space="preserve">Continuamos avanzando con la aplicación, para estudiar los componentes de </w:t>
-      </w:r>
-      <w:proofErr w:type="spellStart"/>
-      <w:r>
-        <w:t>react</w:t>
-      </w:r>
-      <w:proofErr w:type="spellEnd"/>
-      <w:r>
-        <w:t>-native y su funcionamiento hemos creado dos carpetas, una llamada componentes, donde se van a crear los nuevos componentes que vamos a usar, y otro llamado común, que contiene un documento con una lista de información que se utilizará más adelante. Además, se incluye una subcarpeta de imágenes que la aplicación irá utilizando.</w:t>
-      </w:r>
-    </w:p>
-    <w:p>
-      <w:pPr>
-        <w:jc w:val="both"/>
-      </w:pPr>
-      <w:r>
-        <w:t xml:space="preserve">El </w:t>
-      </w:r>
-      <w:proofErr w:type="spellStart"/>
-      <w:r>
-        <w:t>calendariocomponent</w:t>
-      </w:r>
-      <w:proofErr w:type="spellEnd"/>
-      <w:r>
-        <w:t xml:space="preserve"> es un componente que, utilizando </w:t>
-      </w:r>
-      <w:proofErr w:type="spellStart"/>
-      <w:r>
-        <w:t>list.wiew</w:t>
-      </w:r>
-      <w:proofErr w:type="spellEnd"/>
-      <w:r>
-        <w:t xml:space="preserve"> de </w:t>
-      </w:r>
-      <w:proofErr w:type="spellStart"/>
-      <w:r>
-        <w:t>react</w:t>
-      </w:r>
-      <w:proofErr w:type="spellEnd"/>
-      <w:r>
-        <w:t>-native-</w:t>
-      </w:r>
-      <w:proofErr w:type="spellStart"/>
-      <w:r>
-        <w:t>paper</w:t>
-      </w:r>
-      <w:proofErr w:type="spellEnd"/>
-      <w:r>
-        <w:t xml:space="preserve">, recoge los elementos de la lista de excursiones, dándoles un formato y posicionando una de las imágenes a la izquierda. Se incluyen además sus estilos. Utilizando también </w:t>
-      </w:r>
-      <w:proofErr w:type="spellStart"/>
-      <w:r>
-        <w:t>FlatList</w:t>
-      </w:r>
-      <w:proofErr w:type="spellEnd"/>
-      <w:r>
-        <w:t xml:space="preserve">, un componente de </w:t>
-      </w:r>
-      <w:proofErr w:type="spellStart"/>
-      <w:r>
-        <w:t>react</w:t>
-      </w:r>
-      <w:proofErr w:type="spellEnd"/>
-      <w:r>
-        <w:t>, se disponen en formato vertical.</w:t>
-      </w:r>
-    </w:p>
-    <w:p>
-      <w:pPr>
-        <w:jc w:val="both"/>
-      </w:pPr>
-      <w:r>
-        <w:t xml:space="preserve">En </w:t>
-      </w:r>
-      <w:proofErr w:type="spellStart"/>
-      <w:r>
-        <w:t>CampobaseComponent</w:t>
-      </w:r>
-      <w:proofErr w:type="spellEnd"/>
+      <w:r>
+        <w:t xml:space="preserve">Commit 2. </w:t>
+      </w:r>
+      <w:r>
+        <w:t>"Componentes React Native"</w:t>
+      </w:r>
+    </w:p>
+    <w:p>
+      <w:pPr>
+        <w:jc w:val="both"/>
+      </w:pPr>
+      <w:r>
+        <w:t>Continuamos avanzando con la aplicación, para estudiar los componentes de react-native y su funcionamiento hemos creado dos carpetas, una llamada componentes, donde se van a crear los nuevos componentes que vamos a usar, y otro llamado común, que contiene un documento con una lista de información que se utilizará más adelante. Además, se incluye una subcarpeta de imágenes que la aplicación irá utilizando.</w:t>
+      </w:r>
+    </w:p>
+    <w:p>
+      <w:pPr>
+        <w:jc w:val="both"/>
+      </w:pPr>
+      <w:r>
+        <w:t>El calendariocomponent es un componente que, utilizando list.wiew de react-native-paper, recoge los elementos de la lista de excursiones, dándoles un formato y posicionando una de las imágenes a la izquierda. Se incluyen además sus estilos. Utilizando también FlatList, un componente de react, se disponen en formato vertical.</w:t>
+      </w:r>
+    </w:p>
+    <w:p>
+      <w:pPr>
+        <w:jc w:val="both"/>
+      </w:pPr>
+      <w:r>
+        <w:t>En CampobaseComponent</w:t>
+      </w:r>
       <w:r>
         <w:t xml:space="preserve"> se guarda la lista de excursiones y se pasan al componente calendario para que este las muestre.</w:t>
       </w:r>
@@ -201,55 +93,7 @@
         <w:jc w:val="both"/>
       </w:pPr>
       <w:r>
-        <w:t xml:space="preserve">También se ha modificado el fichero App.js para que se muestre la app correctamente, </w:t>
-      </w:r>
-      <w:proofErr w:type="spellStart"/>
-      <w:r>
-        <w:t>SafeAreaProvider</w:t>
-      </w:r>
-      <w:proofErr w:type="spellEnd"/>
-      <w:r>
-        <w:t xml:space="preserve"> sirve para que no se solape con la barra superior, </w:t>
-      </w:r>
-      <w:proofErr w:type="spellStart"/>
-      <w:r>
-        <w:t>notch</w:t>
-      </w:r>
-      <w:proofErr w:type="spellEnd"/>
-      <w:r>
-        <w:t xml:space="preserve"> y los bordes del móvil, </w:t>
-      </w:r>
-      <w:proofErr w:type="spellStart"/>
-      <w:r>
-        <w:t>PaperProvider</w:t>
-      </w:r>
-      <w:proofErr w:type="spellEnd"/>
-      <w:r>
-        <w:t xml:space="preserve"> activa el sistema de estilos de </w:t>
-      </w:r>
-      <w:proofErr w:type="spellStart"/>
-      <w:r>
-        <w:t>react</w:t>
-      </w:r>
-      <w:proofErr w:type="spellEnd"/>
-      <w:r>
-        <w:t xml:space="preserve"> native </w:t>
-      </w:r>
-      <w:proofErr w:type="spellStart"/>
-      <w:r>
-        <w:t>paper</w:t>
-      </w:r>
-      <w:proofErr w:type="spellEnd"/>
-      <w:r>
-        <w:t xml:space="preserve">. En ese momento se incluye el componente </w:t>
-      </w:r>
-      <w:proofErr w:type="spellStart"/>
-      <w:r>
-        <w:t>campobase</w:t>
-      </w:r>
-      <w:proofErr w:type="spellEnd"/>
-      <w:r>
-        <w:t xml:space="preserve"> que, renderiza un calendario y le pasa cada una de las excursiones para que se dispongan en forma de lista como se ha explicado.</w:t>
+        <w:t>También se ha modificado el fichero App.js para que se muestre la app correctamente, SafeAreaProvider sirve para que no se solape con la barra superior, notch y los bordes del móvil, PaperProvider activa el sistema de estilos de react native paper. En ese momento se incluye el componente campobase que, renderiza un calendario y le pasa cada una de las excursiones para que se dispongan en forma de lista como se ha explicado.</w:t>
       </w:r>
     </w:p>
     <w:p>
@@ -257,48 +101,19 @@
         <w:pStyle w:val="Ttulo1"/>
         <w:jc w:val="both"/>
       </w:pPr>
-      <w:proofErr w:type="spellStart"/>
-      <w:r>
-        <w:t>Commit</w:t>
-      </w:r>
-      <w:proofErr w:type="spellEnd"/>
-      <w:r>
-        <w:t xml:space="preserve"> 3. “</w:t>
-      </w:r>
-      <w:r>
-        <w:t xml:space="preserve">Componentes funcionales en </w:t>
-      </w:r>
-      <w:proofErr w:type="spellStart"/>
-      <w:r>
-        <w:t>React</w:t>
-      </w:r>
-      <w:proofErr w:type="spellEnd"/>
-      <w:r>
-        <w:t xml:space="preserve"> Native”</w:t>
-      </w:r>
-    </w:p>
-    <w:p>
-      <w:pPr>
-        <w:jc w:val="both"/>
-      </w:pPr>
-      <w:r>
-        <w:t xml:space="preserve">En esta parte del trabajo se va a profundizar más en los componentes funcionales de </w:t>
-      </w:r>
-      <w:proofErr w:type="spellStart"/>
-      <w:r>
-        <w:t>react</w:t>
-      </w:r>
-      <w:proofErr w:type="spellEnd"/>
-      <w:r>
-        <w:t xml:space="preserve">-native. En el </w:t>
-      </w:r>
-      <w:proofErr w:type="spellStart"/>
-      <w:r>
-        <w:t>commit</w:t>
-      </w:r>
-      <w:proofErr w:type="spellEnd"/>
-      <w:r>
-        <w:t xml:space="preserve"> anterior ya creamos uno, el calendario. En el día de hoy se va a crear otro y se va a realizar comunicación entre ellos.</w:t>
+      <w:r>
+        <w:t>Commit 3. “</w:t>
+      </w:r>
+      <w:r>
+        <w:t>Componentes funcionales en React Native”</w:t>
+      </w:r>
+    </w:p>
+    <w:p>
+      <w:pPr>
+        <w:jc w:val="both"/>
+      </w:pPr>
+      <w:r>
+        <w:t>En esta parte del trabajo se va a profundizar más en los componentes funcionales de react-native. En el commit anterior ya creamos uno, el calendario. En el día de hoy se va a crear otro y se va a realizar comunicación entre ellos.</w:t>
       </w:r>
     </w:p>
     <w:p>
@@ -318,50 +133,18 @@
         <w:jc w:val="both"/>
       </w:pPr>
       <w:r>
-        <w:t xml:space="preserve">El componente se llama </w:t>
-      </w:r>
-      <w:proofErr w:type="spellStart"/>
-      <w:r>
-        <w:t>DetalleExcursionComponent</w:t>
-      </w:r>
-      <w:proofErr w:type="spellEnd"/>
-      <w:r>
-        <w:t xml:space="preserve">, que </w:t>
-      </w:r>
-      <w:r>
-        <w:t xml:space="preserve">muestra una tarjeta (Card) con los datos de una excursión (nombre, imagen y descripción) usando </w:t>
-      </w:r>
-      <w:proofErr w:type="spellStart"/>
-      <w:r>
-        <w:t>react</w:t>
-      </w:r>
-      <w:proofErr w:type="spellEnd"/>
-      <w:r>
-        <w:t>-native-</w:t>
-      </w:r>
-      <w:proofErr w:type="spellStart"/>
-      <w:r>
-        <w:t>paper</w:t>
-      </w:r>
-      <w:proofErr w:type="spellEnd"/>
-      <w:r>
-        <w:t>.</w:t>
-      </w:r>
-    </w:p>
-    <w:p>
-      <w:pPr>
-        <w:jc w:val="both"/>
-      </w:pPr>
-      <w:r>
-        <w:t xml:space="preserve">Si recibe una excursión válida por </w:t>
-      </w:r>
-      <w:proofErr w:type="spellStart"/>
-      <w:r>
-        <w:t>props</w:t>
-      </w:r>
-      <w:proofErr w:type="spellEnd"/>
-      <w:r>
-        <w:t>, la renderiza</w:t>
+        <w:t xml:space="preserve">El componente se llama DetalleExcursionComponent, que </w:t>
+      </w:r>
+      <w:r>
+        <w:t>muestra una tarjeta (Card) con los datos de una excursión (nombre, imagen y descripción) usando react-native-paper.</w:t>
+      </w:r>
+    </w:p>
+    <w:p>
+      <w:pPr>
+        <w:jc w:val="both"/>
+      </w:pPr>
+      <w:r>
+        <w:t>Si recibe una excursión válida por props, la renderiza</w:t>
       </w:r>
       <w:r>
         <w:t>,</w:t>
@@ -373,63 +156,15 @@
         <w:t xml:space="preserve"> </w:t>
       </w:r>
       <w:r>
-        <w:t xml:space="preserve">Se comunica con otros componentes a través de </w:t>
-      </w:r>
-      <w:proofErr w:type="spellStart"/>
-      <w:r>
-        <w:t>props</w:t>
-      </w:r>
-      <w:proofErr w:type="spellEnd"/>
-      <w:r>
-        <w:t xml:space="preserve">: el componente padre le pasa un objeto </w:t>
-      </w:r>
-      <w:proofErr w:type="spellStart"/>
-      <w:r>
-        <w:t>excursion</w:t>
-      </w:r>
-      <w:proofErr w:type="spellEnd"/>
-      <w:r>
-        <w:t xml:space="preserve"> (</w:t>
-      </w:r>
-      <w:proofErr w:type="spellStart"/>
-      <w:r>
-        <w:t>props.excursion</w:t>
-      </w:r>
-      <w:proofErr w:type="spellEnd"/>
-      <w:r>
-        <w:t>) y este lo utiliza para mostrar la información.</w:t>
-      </w:r>
-    </w:p>
-    <w:p>
-      <w:pPr>
-        <w:jc w:val="both"/>
-      </w:pPr>
-      <w:r>
-        <w:t xml:space="preserve">Además, </w:t>
-      </w:r>
-      <w:proofErr w:type="spellStart"/>
-      <w:r>
-        <w:t>DetalleExcursion</w:t>
-      </w:r>
-      <w:proofErr w:type="spellEnd"/>
-      <w:r>
-        <w:t xml:space="preserve"> actúa como intermediario, recibiendo las </w:t>
-      </w:r>
-      <w:proofErr w:type="spellStart"/>
-      <w:r>
-        <w:t>props</w:t>
-      </w:r>
-      <w:proofErr w:type="spellEnd"/>
-      <w:r>
-        <w:t xml:space="preserve"> y pasándoselas a </w:t>
-      </w:r>
-      <w:proofErr w:type="spellStart"/>
-      <w:r>
-        <w:t>RenderExcursion</w:t>
-      </w:r>
-      <w:proofErr w:type="spellEnd"/>
-      <w:r>
-        <w:t>, manteniendo así la comunicación entre componentes.</w:t>
+        <w:t>Se comunica con otros componentes a través de props: el componente padre le pasa un objeto excursion (props.excursion) y este lo utiliza para mostrar la información.</w:t>
+      </w:r>
+    </w:p>
+    <w:p>
+      <w:pPr>
+        <w:jc w:val="both"/>
+      </w:pPr>
+      <w:r>
+        <w:t>Además, DetalleExcursion actúa como intermediario, recibiendo las props y pasándoselas a RenderExcursion, manteniendo así la comunicación entre componentes.</w:t>
       </w:r>
     </w:p>
     <w:p>
@@ -450,15 +185,7 @@
         <w:jc w:val="both"/>
       </w:pPr>
       <w:r>
-        <w:t>Se añade un estado (</w:t>
-      </w:r>
-      <w:proofErr w:type="spellStart"/>
-      <w:r>
-        <w:t>seleccionExcursion</w:t>
-      </w:r>
-      <w:proofErr w:type="spellEnd"/>
-      <w:r>
-        <w:t xml:space="preserve">) que guarda qué excursión está seleccionada. </w:t>
+        <w:t xml:space="preserve">Se añade un estado (seleccionExcursion) que guarda qué excursión está seleccionada. </w:t>
       </w:r>
     </w:p>
     <w:p>
@@ -471,15 +198,7 @@
         <w:jc w:val="both"/>
       </w:pPr>
       <w:r>
-        <w:t xml:space="preserve">Cuando el usuario pulsa en Calendario, se llama a </w:t>
-      </w:r>
-      <w:proofErr w:type="spellStart"/>
-      <w:r>
-        <w:t>onSeleccionExcursion</w:t>
-      </w:r>
-      <w:proofErr w:type="spellEnd"/>
-      <w:r>
-        <w:t xml:space="preserve">, que actualiza ese estado con el id. </w:t>
+        <w:t xml:space="preserve">Cuando el usuario pulsa en Calendario, se llama a onSeleccionExcursion, que actualiza ese estado con el id. </w:t>
       </w:r>
     </w:p>
     <w:p>
@@ -492,23 +211,7 @@
         <w:jc w:val="both"/>
       </w:pPr>
       <w:r>
-        <w:t xml:space="preserve">Luego, </w:t>
-      </w:r>
-      <w:proofErr w:type="spellStart"/>
-      <w:r>
-        <w:t>DetalleExcursion</w:t>
-      </w:r>
-      <w:proofErr w:type="spellEnd"/>
-      <w:r>
-        <w:t xml:space="preserve"> recibe por </w:t>
-      </w:r>
-      <w:proofErr w:type="spellStart"/>
-      <w:r>
-        <w:t>props</w:t>
-      </w:r>
-      <w:proofErr w:type="spellEnd"/>
-      <w:r>
-        <w:t xml:space="preserve"> la excursión filtrada según ese id y muestra su información.</w:t>
+        <w:t>Luego, DetalleExcursion recibe por props la excursión filtrada según ese id y muestra su información.</w:t>
       </w:r>
     </w:p>
     <w:p>
@@ -525,121 +228,41 @@
           <w:rFonts w:eastAsia="Times New Roman" w:cstheme="minorHAnsi"/>
           <w:lang w:eastAsia="es-ES"/>
         </w:rPr>
-        <w:t xml:space="preserve">La excursión seleccionada se obtiene mediante el método </w:t>
-      </w:r>
-      <w:proofErr w:type="spellStart"/>
-      <w:r>
+        <w:t>La excursión seleccionada se obtiene mediante el método filter de JavaScript aplicado al array this.state.excursiones.</w:t>
+      </w:r>
+    </w:p>
+    <w:p>
+      <w:pPr>
+        <w:spacing w:before="100" w:beforeAutospacing="1" w:after="100" w:afterAutospacing="1" w:line="240" w:lineRule="auto"/>
+        <w:jc w:val="both"/>
         <w:rPr>
           <w:rFonts w:eastAsia="Times New Roman" w:cstheme="minorHAnsi"/>
           <w:lang w:eastAsia="es-ES"/>
         </w:rPr>
-        <w:t>filter</w:t>
-      </w:r>
-      <w:proofErr w:type="spellEnd"/>
+      </w:pPr>
       <w:r>
         <w:rPr>
           <w:rFonts w:eastAsia="Times New Roman" w:cstheme="minorHAnsi"/>
           <w:lang w:eastAsia="es-ES"/>
         </w:rPr>
-        <w:t xml:space="preserve"> de JavaScript aplicado al array </w:t>
-      </w:r>
-      <w:proofErr w:type="spellStart"/>
-      <w:r>
+        <w:t>Este filtro recorre todas las excursiones y devuelve solo aquellas cuyo id coincide con seleccionExcursion. Como filter devuelve un array, se accede al primer elemento con [0] para obtener directamente el objeto de la excursión.</w:t>
+      </w:r>
+    </w:p>
+    <w:p>
+      <w:pPr>
+        <w:spacing w:before="100" w:beforeAutospacing="1" w:after="100" w:afterAutospacing="1" w:line="240" w:lineRule="auto"/>
+        <w:jc w:val="both"/>
         <w:rPr>
           <w:rFonts w:eastAsia="Times New Roman" w:cstheme="minorHAnsi"/>
           <w:lang w:eastAsia="es-ES"/>
         </w:rPr>
-        <w:t>this.state.excursiones</w:t>
-      </w:r>
-      <w:proofErr w:type="spellEnd"/>
+      </w:pPr>
       <w:r>
         <w:rPr>
           <w:rFonts w:eastAsia="Times New Roman" w:cstheme="minorHAnsi"/>
           <w:lang w:eastAsia="es-ES"/>
         </w:rPr>
-        <w:t>.</w:t>
-      </w:r>
-    </w:p>
-    <w:p>
-      <w:pPr>
-        <w:spacing w:before="100" w:beforeAutospacing="1" w:after="100" w:afterAutospacing="1" w:line="240" w:lineRule="auto"/>
-        <w:jc w:val="both"/>
-        <w:rPr>
-          <w:rFonts w:eastAsia="Times New Roman" w:cstheme="minorHAnsi"/>
-          <w:lang w:eastAsia="es-ES"/>
-        </w:rPr>
-      </w:pPr>
-      <w:r>
-        <w:rPr>
-          <w:rFonts w:eastAsia="Times New Roman" w:cstheme="minorHAnsi"/>
-          <w:lang w:eastAsia="es-ES"/>
-        </w:rPr>
-        <w:t xml:space="preserve">Este filtro recorre todas las excursiones y devuelve solo aquellas cuyo id coincide con </w:t>
-      </w:r>
-      <w:proofErr w:type="spellStart"/>
-      <w:r>
-        <w:rPr>
-          <w:rFonts w:eastAsia="Times New Roman" w:cstheme="minorHAnsi"/>
-          <w:lang w:eastAsia="es-ES"/>
-        </w:rPr>
-        <w:t>seleccionExcursion</w:t>
-      </w:r>
-      <w:proofErr w:type="spellEnd"/>
-      <w:r>
-        <w:rPr>
-          <w:rFonts w:eastAsia="Times New Roman" w:cstheme="minorHAnsi"/>
-          <w:lang w:eastAsia="es-ES"/>
-        </w:rPr>
-        <w:t xml:space="preserve">. Como </w:t>
-      </w:r>
-      <w:proofErr w:type="spellStart"/>
-      <w:r>
-        <w:rPr>
-          <w:rFonts w:eastAsia="Times New Roman" w:cstheme="minorHAnsi"/>
-          <w:lang w:eastAsia="es-ES"/>
-        </w:rPr>
-        <w:t>filter</w:t>
-      </w:r>
-      <w:proofErr w:type="spellEnd"/>
-      <w:r>
-        <w:rPr>
-          <w:rFonts w:eastAsia="Times New Roman" w:cstheme="minorHAnsi"/>
-          <w:lang w:eastAsia="es-ES"/>
-        </w:rPr>
-        <w:t xml:space="preserve"> devuelve un array, se accede al primer elemento con [0] para obtener directamente el objeto de la excursión.</w:t>
-      </w:r>
-    </w:p>
-    <w:p>
-      <w:pPr>
-        <w:spacing w:before="100" w:beforeAutospacing="1" w:after="100" w:afterAutospacing="1" w:line="240" w:lineRule="auto"/>
-        <w:jc w:val="both"/>
-        <w:rPr>
-          <w:rFonts w:eastAsia="Times New Roman" w:cstheme="minorHAnsi"/>
-          <w:lang w:eastAsia="es-ES"/>
-        </w:rPr>
-      </w:pPr>
-      <w:r>
-        <w:rPr>
-          <w:rFonts w:eastAsia="Times New Roman" w:cstheme="minorHAnsi"/>
-          <w:lang w:eastAsia="es-ES"/>
-        </w:rPr>
-        <w:t xml:space="preserve">Se definen dos funciones </w:t>
-      </w:r>
-      <w:proofErr w:type="spellStart"/>
-      <w:r>
-        <w:rPr>
-          <w:rFonts w:eastAsia="Times New Roman" w:cstheme="minorHAnsi"/>
-          <w:lang w:eastAsia="es-ES"/>
-        </w:rPr>
-        <w:t>onPress</w:t>
-      </w:r>
-      <w:proofErr w:type="spellEnd"/>
-      <w:r>
-        <w:rPr>
-          <w:rFonts w:eastAsia="Times New Roman" w:cstheme="minorHAnsi"/>
-          <w:lang w:eastAsia="es-ES"/>
-        </w:rPr>
-        <w:t xml:space="preserve"> con usos diferentes:</w:t>
+        <w:t>Se definen dos funciones onPress con usos diferentes:</w:t>
       </w:r>
     </w:p>
     <w:p>
@@ -656,69 +279,12 @@
           <w:lang w:eastAsia="es-ES"/>
         </w:rPr>
       </w:pPr>
-      <w:proofErr w:type="spellStart"/>
       <w:r>
         <w:rPr>
           <w:rFonts w:eastAsia="Times New Roman" w:cstheme="minorHAnsi"/>
           <w:lang w:eastAsia="es-ES"/>
         </w:rPr>
-        <w:t>onPress</w:t>
-      </w:r>
-      <w:proofErr w:type="spellEnd"/>
-      <w:r>
-        <w:rPr>
-          <w:rFonts w:eastAsia="Times New Roman" w:cstheme="minorHAnsi"/>
-          <w:lang w:eastAsia="es-ES"/>
-        </w:rPr>
-        <w:t xml:space="preserve"> de </w:t>
-      </w:r>
-      <w:proofErr w:type="spellStart"/>
-      <w:r>
-        <w:rPr>
-          <w:rFonts w:eastAsia="Times New Roman" w:cstheme="minorHAnsi"/>
-          <w:lang w:eastAsia="es-ES"/>
-        </w:rPr>
-        <w:t>List.Item</w:t>
-      </w:r>
-      <w:proofErr w:type="spellEnd"/>
-      <w:r>
-        <w:rPr>
-          <w:rFonts w:eastAsia="Times New Roman" w:cstheme="minorHAnsi"/>
-          <w:lang w:eastAsia="es-ES"/>
-        </w:rPr>
-        <w:t xml:space="preserve">: es una </w:t>
-      </w:r>
-      <w:proofErr w:type="spellStart"/>
-      <w:r>
-        <w:rPr>
-          <w:rFonts w:eastAsia="Times New Roman" w:cstheme="minorHAnsi"/>
-          <w:lang w:eastAsia="es-ES"/>
-        </w:rPr>
-        <w:t>prop</w:t>
-      </w:r>
-      <w:proofErr w:type="spellEnd"/>
-      <w:r>
-        <w:rPr>
-          <w:rFonts w:eastAsia="Times New Roman" w:cstheme="minorHAnsi"/>
-          <w:lang w:eastAsia="es-ES"/>
-        </w:rPr>
-        <w:t xml:space="preserve"> ya definida por </w:t>
-      </w:r>
-      <w:proofErr w:type="spellStart"/>
-      <w:r>
-        <w:rPr>
-          <w:rFonts w:eastAsia="Times New Roman" w:cstheme="minorHAnsi"/>
-          <w:lang w:eastAsia="es-ES"/>
-        </w:rPr>
-        <w:t>React</w:t>
-      </w:r>
-      <w:proofErr w:type="spellEnd"/>
-      <w:r>
-        <w:rPr>
-          <w:rFonts w:eastAsia="Times New Roman" w:cstheme="minorHAnsi"/>
-          <w:lang w:eastAsia="es-ES"/>
-        </w:rPr>
-        <w:t xml:space="preserve"> Native Paper, que se ejecuta automáticamente cuando el usuario pulsa el elemento. </w:t>
+        <w:t xml:space="preserve">onPress de List.Item: es una prop ya definida por React Native Paper, que se ejecuta automáticamente cuando el usuario pulsa el elemento. </w:t>
       </w:r>
     </w:p>
     <w:p>
@@ -735,53 +301,12 @@
           <w:lang w:eastAsia="es-ES"/>
         </w:rPr>
       </w:pPr>
-      <w:proofErr w:type="spellStart"/>
       <w:r>
         <w:rPr>
           <w:rFonts w:eastAsia="Times New Roman" w:cstheme="minorHAnsi"/>
           <w:lang w:eastAsia="es-ES"/>
         </w:rPr>
-        <w:t>onPress</w:t>
-      </w:r>
-      <w:proofErr w:type="spellEnd"/>
-      <w:r>
-        <w:rPr>
-          <w:rFonts w:eastAsia="Times New Roman" w:cstheme="minorHAnsi"/>
-          <w:lang w:eastAsia="es-ES"/>
-        </w:rPr>
-        <w:t xml:space="preserve"> del componente Calendario: es una función personalizada (</w:t>
-      </w:r>
-      <w:proofErr w:type="spellStart"/>
-      <w:r>
-        <w:rPr>
-          <w:rFonts w:eastAsia="Times New Roman" w:cstheme="minorHAnsi"/>
-          <w:lang w:eastAsia="es-ES"/>
-        </w:rPr>
-        <w:t>prop</w:t>
-      </w:r>
-      <w:proofErr w:type="spellEnd"/>
-      <w:r>
-        <w:rPr>
-          <w:rFonts w:eastAsia="Times New Roman" w:cstheme="minorHAnsi"/>
-          <w:lang w:eastAsia="es-ES"/>
-        </w:rPr>
-        <w:t>) que tú defines y pasas desde el componente padre (</w:t>
-      </w:r>
-      <w:proofErr w:type="spellStart"/>
-      <w:r>
-        <w:rPr>
-          <w:rFonts w:eastAsia="Times New Roman" w:cstheme="minorHAnsi"/>
-          <w:lang w:eastAsia="es-ES"/>
-        </w:rPr>
-        <w:t>Campobase</w:t>
-      </w:r>
-      <w:proofErr w:type="spellEnd"/>
-      <w:r>
-        <w:rPr>
-          <w:rFonts w:eastAsia="Times New Roman" w:cstheme="minorHAnsi"/>
-          <w:lang w:eastAsia="es-ES"/>
-        </w:rPr>
-        <w:t>). Su nombre es arbitrario.</w:t>
+        <w:t>onPress del componente Calendario: es una función personalizada (prop) que tú defines y pasas desde el componente padre (Campobase). Su nombre es arbitrario.</w:t>
       </w:r>
     </w:p>
     <w:p>
@@ -792,114 +317,47 @@
           <w:lang w:eastAsia="es-ES"/>
         </w:rPr>
       </w:pPr>
-      <w:proofErr w:type="spellStart"/>
       <w:r>
         <w:rPr>
           <w:rFonts w:eastAsia="Times New Roman"/>
           <w:lang w:eastAsia="es-ES"/>
         </w:rPr>
-        <w:t>Commit</w:t>
-      </w:r>
-      <w:proofErr w:type="spellEnd"/>
-      <w:r>
-        <w:rPr>
-          <w:rFonts w:eastAsia="Times New Roman"/>
-          <w:lang w:eastAsia="es-ES"/>
-        </w:rPr>
-        <w:t xml:space="preserve"> 04: “Stack </w:t>
-      </w:r>
-      <w:proofErr w:type="spellStart"/>
-      <w:r>
-        <w:rPr>
-          <w:rFonts w:eastAsia="Times New Roman"/>
-          <w:lang w:eastAsia="es-ES"/>
-        </w:rPr>
-        <w:t>Navigation</w:t>
-      </w:r>
-      <w:proofErr w:type="spellEnd"/>
-      <w:r>
-        <w:rPr>
-          <w:rFonts w:eastAsia="Times New Roman"/>
-          <w:lang w:eastAsia="es-ES"/>
-        </w:rPr>
-        <w:t>”</w:t>
-      </w:r>
-    </w:p>
-    <w:p>
-      <w:pPr>
-        <w:rPr>
-          <w:lang w:eastAsia="es-ES"/>
-        </w:rPr>
-      </w:pPr>
-    </w:p>
-    <w:p>
-      <w:pPr>
-        <w:jc w:val="both"/>
-        <w:rPr>
-          <w:lang w:eastAsia="es-ES"/>
-        </w:rPr>
-      </w:pPr>
-      <w:r>
-        <w:rPr>
-          <w:lang w:eastAsia="es-ES"/>
-        </w:rPr>
-        <w:t xml:space="preserve">En este </w:t>
-      </w:r>
-      <w:proofErr w:type="spellStart"/>
-      <w:r>
-        <w:rPr>
-          <w:lang w:eastAsia="es-ES"/>
-        </w:rPr>
-        <w:t>commit</w:t>
-      </w:r>
-      <w:proofErr w:type="spellEnd"/>
-      <w:r>
-        <w:rPr>
-          <w:lang w:eastAsia="es-ES"/>
-        </w:rPr>
-        <w:t xml:space="preserve"> se han modificado los archivos que veníamos trabajando, como son </w:t>
-      </w:r>
-      <w:proofErr w:type="spellStart"/>
-      <w:r>
-        <w:rPr>
-          <w:lang w:eastAsia="es-ES"/>
-        </w:rPr>
-        <w:t>campobasecomponent</w:t>
-      </w:r>
-      <w:proofErr w:type="spellEnd"/>
-      <w:r>
-        <w:rPr>
-          <w:lang w:eastAsia="es-ES"/>
-        </w:rPr>
-        <w:t>, el calendario y el componente que detalla las excursiones. El objetivo es crear una pila de navegación que permita a la aplicación “superponer” diferentes pantallas.</w:t>
-      </w:r>
-    </w:p>
-    <w:p>
-      <w:pPr>
-        <w:jc w:val="both"/>
-        <w:rPr>
-          <w:lang w:eastAsia="es-ES"/>
-        </w:rPr>
-      </w:pPr>
-      <w:r>
-        <w:rPr>
-          <w:lang w:eastAsia="es-ES"/>
-        </w:rPr>
-        <w:t xml:space="preserve">En el archivo </w:t>
-      </w:r>
-      <w:proofErr w:type="spellStart"/>
-      <w:r>
-        <w:rPr>
-          <w:lang w:eastAsia="es-ES"/>
-        </w:rPr>
-        <w:t>campobase</w:t>
-      </w:r>
-      <w:proofErr w:type="spellEnd"/>
-      <w:r>
-        <w:rPr>
-          <w:lang w:eastAsia="es-ES"/>
-        </w:rPr>
-        <w:t xml:space="preserve"> se crea el navegador tipo pila, concretamente en la línea:</w:t>
+        <w:t>Commit 04: “Stack Navigation”</w:t>
+      </w:r>
+    </w:p>
+    <w:p>
+      <w:pPr>
+        <w:rPr>
+          <w:lang w:eastAsia="es-ES"/>
+        </w:rPr>
+      </w:pPr>
+    </w:p>
+    <w:p>
+      <w:pPr>
+        <w:jc w:val="both"/>
+        <w:rPr>
+          <w:lang w:eastAsia="es-ES"/>
+        </w:rPr>
+      </w:pPr>
+      <w:r>
+        <w:rPr>
+          <w:lang w:eastAsia="es-ES"/>
+        </w:rPr>
+        <w:t>En este commit se han modificado los archivos que veníamos trabajando, como son campobasecomponent, el calendario y el componente que detalla las excursiones. El objetivo es crear una pila de navegación que permita a la aplicación “superponer” diferentes pantallas.</w:t>
+      </w:r>
+    </w:p>
+    <w:p>
+      <w:pPr>
+        <w:jc w:val="both"/>
+        <w:rPr>
+          <w:lang w:eastAsia="es-ES"/>
+        </w:rPr>
+      </w:pPr>
+      <w:r>
+        <w:rPr>
+          <w:lang w:eastAsia="es-ES"/>
+        </w:rPr>
+        <w:t>En el archivo campobase se crea el navegador tipo pila, concretamente en la línea:</w:t>
       </w:r>
       <w:r>
         <w:rPr>
@@ -987,21 +445,7 @@
           <w:lang w:eastAsia="es-ES"/>
         </w:rPr>
         <w:lastRenderedPageBreak/>
-        <w:t xml:space="preserve">Para entender lo que se </w:t>
-      </w:r>
-      <w:proofErr w:type="spellStart"/>
-      <w:r>
-        <w:rPr>
-          <w:lang w:eastAsia="es-ES"/>
-        </w:rPr>
-        <w:t>esta</w:t>
-      </w:r>
-      <w:proofErr w:type="spellEnd"/>
-      <w:r>
-        <w:rPr>
-          <w:lang w:eastAsia="es-ES"/>
-        </w:rPr>
-        <w:t xml:space="preserve"> haciendo se plantean </w:t>
+        <w:t xml:space="preserve">Para entender lo que se esta haciendo se plantean </w:t>
       </w:r>
       <w:r>
         <w:rPr>
@@ -1043,259 +487,59 @@
           <w:bCs/>
           <w:lang w:eastAsia="es-ES"/>
         </w:rPr>
-        <w:t xml:space="preserve">Comprender la forma en que se crea un menú de navegación en </w:t>
-      </w:r>
-      <w:proofErr w:type="spellStart"/>
-      <w:r>
+        <w:t>Comprender la forma en que se crea un menú de navegación en stack mediante el componente createNativeStackNavigator. o ¿Qué es el NavigationContainer? o ¿Qué son las Screens?</w:t>
+      </w:r>
+    </w:p>
+    <w:p>
+      <w:pPr>
+        <w:jc w:val="both"/>
         <w:rPr>
           <w:b/>
           <w:bCs/>
           <w:lang w:eastAsia="es-ES"/>
         </w:rPr>
-        <w:t>stack</w:t>
-      </w:r>
-      <w:proofErr w:type="spellEnd"/>
+      </w:pPr>
       <w:r>
         <w:rPr>
           <w:b/>
           <w:bCs/>
           <w:lang w:eastAsia="es-ES"/>
         </w:rPr>
-        <w:t xml:space="preserve"> mediante el componente </w:t>
-      </w:r>
-      <w:proofErr w:type="spellStart"/>
-      <w:r>
-        <w:rPr>
-          <w:b/>
-          <w:bCs/>
-          <w:lang w:eastAsia="es-ES"/>
-        </w:rPr>
-        <w:t>createNativeStackNavigator</w:t>
-      </w:r>
-      <w:proofErr w:type="spellEnd"/>
-      <w:r>
-        <w:rPr>
-          <w:b/>
-          <w:bCs/>
-          <w:lang w:eastAsia="es-ES"/>
-        </w:rPr>
-        <w:t xml:space="preserve">. o ¿Qué es el </w:t>
-      </w:r>
-      <w:proofErr w:type="spellStart"/>
-      <w:r>
-        <w:rPr>
-          <w:b/>
-          <w:bCs/>
-          <w:lang w:eastAsia="es-ES"/>
-        </w:rPr>
-        <w:t>NavigationContainer</w:t>
-      </w:r>
-      <w:proofErr w:type="spellEnd"/>
-      <w:r>
-        <w:rPr>
-          <w:b/>
-          <w:bCs/>
-          <w:lang w:eastAsia="es-ES"/>
-        </w:rPr>
-        <w:t xml:space="preserve">? o ¿Qué son las </w:t>
-      </w:r>
-      <w:proofErr w:type="spellStart"/>
-      <w:r>
-        <w:rPr>
-          <w:b/>
-          <w:bCs/>
-          <w:lang w:eastAsia="es-ES"/>
-        </w:rPr>
-        <w:t>Screens</w:t>
-      </w:r>
-      <w:proofErr w:type="spellEnd"/>
-      <w:r>
-        <w:rPr>
-          <w:b/>
-          <w:bCs/>
-          <w:lang w:eastAsia="es-ES"/>
-        </w:rPr>
-        <w:t>?</w:t>
-      </w:r>
-    </w:p>
-    <w:p>
-      <w:pPr>
-        <w:jc w:val="both"/>
-        <w:rPr>
-          <w:b/>
-          <w:bCs/>
-          <w:lang w:eastAsia="es-ES"/>
-        </w:rPr>
-      </w:pPr>
-      <w:r>
-        <w:rPr>
-          <w:b/>
-          <w:bCs/>
-          <w:lang w:eastAsia="es-ES"/>
-        </w:rPr>
-        <w:t xml:space="preserve">Analizar la manera en que Calendario envía un parámetro a </w:t>
-      </w:r>
-      <w:proofErr w:type="spellStart"/>
-      <w:r>
-        <w:rPr>
-          <w:b/>
-          <w:bCs/>
-          <w:lang w:eastAsia="es-ES"/>
-        </w:rPr>
-        <w:t>DetalleExcursion</w:t>
-      </w:r>
-      <w:proofErr w:type="spellEnd"/>
-      <w:r>
-        <w:rPr>
-          <w:b/>
-          <w:bCs/>
-          <w:lang w:eastAsia="es-ES"/>
-        </w:rPr>
-        <w:t xml:space="preserve"> y la forma en que este componente es capaz de obtenerlo y hacer uso de él. En concreto, analizar cómo cada Screen recibe la propiedad </w:t>
-      </w:r>
-      <w:proofErr w:type="spellStart"/>
-      <w:r>
-        <w:rPr>
-          <w:b/>
-          <w:bCs/>
-          <w:lang w:eastAsia="es-ES"/>
-        </w:rPr>
-        <w:t>route</w:t>
-      </w:r>
-      <w:proofErr w:type="spellEnd"/>
-      <w:r>
-        <w:rPr>
-          <w:b/>
-          <w:bCs/>
-          <w:lang w:eastAsia="es-ES"/>
-        </w:rPr>
-        <w:t xml:space="preserve">. Calendario navega hacia </w:t>
-      </w:r>
-      <w:proofErr w:type="spellStart"/>
-      <w:r>
-        <w:rPr>
-          <w:b/>
-          <w:bCs/>
-          <w:lang w:eastAsia="es-ES"/>
-        </w:rPr>
-        <w:t>DetalleExcursion</w:t>
-      </w:r>
-      <w:proofErr w:type="spellEnd"/>
-      <w:r>
-        <w:rPr>
-          <w:b/>
-          <w:bCs/>
-          <w:lang w:eastAsia="es-ES"/>
-        </w:rPr>
-        <w:t xml:space="preserve"> enviando el identificador de la excursión en </w:t>
-      </w:r>
-      <w:proofErr w:type="spellStart"/>
-      <w:r>
-        <w:rPr>
-          <w:b/>
-          <w:bCs/>
-          <w:lang w:eastAsia="es-ES"/>
-        </w:rPr>
-        <w:t>route.params</w:t>
-      </w:r>
-      <w:proofErr w:type="spellEnd"/>
-      <w:r>
-        <w:rPr>
-          <w:b/>
-          <w:bCs/>
-          <w:lang w:eastAsia="es-ES"/>
-        </w:rPr>
-        <w:t>, y la pantalla de detalle recupera dicho identificador para localizar la excursión correspondiente..</w:t>
-      </w:r>
-    </w:p>
-    <w:p>
-      <w:pPr>
-        <w:jc w:val="both"/>
-        <w:rPr>
-          <w:lang w:eastAsia="es-ES"/>
-        </w:rPr>
-      </w:pPr>
-      <w:r>
-        <w:rPr>
-          <w:lang w:eastAsia="es-ES"/>
-        </w:rPr>
-        <w:t xml:space="preserve">El </w:t>
-      </w:r>
-      <w:proofErr w:type="spellStart"/>
-      <w:r>
-        <w:rPr>
-          <w:lang w:eastAsia="es-ES"/>
-        </w:rPr>
-        <w:t>NavigationContainer</w:t>
-      </w:r>
-      <w:proofErr w:type="spellEnd"/>
-      <w:r>
-        <w:rPr>
-          <w:lang w:eastAsia="es-ES"/>
-        </w:rPr>
-        <w:t xml:space="preserve"> gestiona el estado de la navegación, es el componente principal que permite el cambio entre pantallas. Es esencial envolver todo el código en este contenedor para que funcione correctamente. </w:t>
-      </w:r>
-    </w:p>
-    <w:p>
-      <w:pPr>
-        <w:jc w:val="both"/>
-        <w:rPr>
-          <w:lang w:eastAsia="es-ES"/>
-        </w:rPr>
-      </w:pPr>
-      <w:r>
-        <w:rPr>
-          <w:lang w:eastAsia="es-ES"/>
-        </w:rPr>
-        <w:t xml:space="preserve">En el interior de este componente se encuentran las </w:t>
-      </w:r>
-      <w:proofErr w:type="spellStart"/>
-      <w:r>
-        <w:rPr>
-          <w:lang w:eastAsia="es-ES"/>
-        </w:rPr>
-        <w:t>screens</w:t>
-      </w:r>
-      <w:proofErr w:type="spellEnd"/>
-      <w:r>
-        <w:rPr>
-          <w:lang w:eastAsia="es-ES"/>
-        </w:rPr>
-        <w:t xml:space="preserve">, </w:t>
-      </w:r>
-      <w:r>
-        <w:rPr>
-          <w:lang w:eastAsia="es-ES"/>
-        </w:rPr>
-        <w:t xml:space="preserve">cada una constituye una pantalla dentro de la aplicación.  En nuestro caso tenemos dos, una llamada calendario, que muestra la lista de excursiones disponibles, y cuando se le da </w:t>
-      </w:r>
-      <w:proofErr w:type="spellStart"/>
-      <w:r>
-        <w:rPr>
-          <w:lang w:eastAsia="es-ES"/>
-        </w:rPr>
-        <w:t>click</w:t>
-      </w:r>
-      <w:proofErr w:type="spellEnd"/>
-      <w:r>
-        <w:rPr>
-          <w:lang w:eastAsia="es-ES"/>
-        </w:rPr>
-        <w:t xml:space="preserve"> a una de ellas se abre la llamada detalle excursión, que muestra los detalles de la excursión que se ha pulsado. Esta información se recoge en la siguiente línea, presente en </w:t>
-      </w:r>
-      <w:proofErr w:type="spellStart"/>
-      <w:r>
-        <w:rPr>
-          <w:lang w:eastAsia="es-ES"/>
-        </w:rPr>
-        <w:t>calendariocomponent</w:t>
-      </w:r>
-      <w:proofErr w:type="spellEnd"/>
-      <w:r>
-        <w:rPr>
-          <w:lang w:eastAsia="es-ES"/>
-        </w:rPr>
-        <w:t>:</w:t>
+        <w:t>Analizar la manera en que Calendario envía un parámetro a DetalleExcursion y la forma en que este componente es capaz de obtenerlo y hacer uso de él. En concreto, analizar cómo cada Screen recibe la propiedad route. Calendario navega hacia DetalleExcursion enviando el identificador de la excursión en route.params, y la pantalla de detalle recupera dicho identificador para localizar la excursión correspondiente..</w:t>
+      </w:r>
+    </w:p>
+    <w:p>
+      <w:pPr>
+        <w:jc w:val="both"/>
+        <w:rPr>
+          <w:lang w:eastAsia="es-ES"/>
+        </w:rPr>
+      </w:pPr>
+      <w:r>
+        <w:rPr>
+          <w:lang w:eastAsia="es-ES"/>
+        </w:rPr>
+        <w:t xml:space="preserve">El NavigationContainer gestiona el estado de la navegación, es el componente principal que permite el cambio entre pantallas. Es esencial envolver todo el código en este contenedor para que funcione correctamente. </w:t>
+      </w:r>
+    </w:p>
+    <w:p>
+      <w:pPr>
+        <w:jc w:val="both"/>
+        <w:rPr>
+          <w:lang w:eastAsia="es-ES"/>
+        </w:rPr>
+      </w:pPr>
+      <w:r>
+        <w:rPr>
+          <w:lang w:eastAsia="es-ES"/>
+        </w:rPr>
+        <w:t xml:space="preserve">En el interior de este componente se encuentran las screens, </w:t>
+      </w:r>
+      <w:r>
+        <w:rPr>
+          <w:lang w:eastAsia="es-ES"/>
+        </w:rPr>
+        <w:t>cada una constituye una pantalla dentro de la aplicación.  En nuestro caso tenemos dos, una llamada calendario, que muestra la lista de excursiones disponibles, y cuando se le da click a una de ellas se abre la llamada detalle excursión, que muestra los detalles de la excursión que se ha pulsado. Esta información se recoge en la siguiente línea, presente en calendariocomponent:</w:t>
       </w:r>
     </w:p>
     <w:p>
@@ -1358,21 +602,7 @@
         <w:rPr>
           <w:lang w:eastAsia="es-ES"/>
         </w:rPr>
-        <w:t xml:space="preserve">Este id se recoge en </w:t>
-      </w:r>
-      <w:proofErr w:type="spellStart"/>
-      <w:r>
-        <w:rPr>
-          <w:lang w:eastAsia="es-ES"/>
-        </w:rPr>
-        <w:t>DetalleExcursionComponent</w:t>
-      </w:r>
-      <w:proofErr w:type="spellEnd"/>
-      <w:r>
-        <w:rPr>
-          <w:lang w:eastAsia="es-ES"/>
-        </w:rPr>
-        <w:t xml:space="preserve"> mediante:</w:t>
+        <w:t>Este id se recoge en DetalleExcursionComponent mediante:</w:t>
       </w:r>
     </w:p>
     <w:p>
@@ -1435,21 +665,7 @@
         <w:rPr>
           <w:lang w:eastAsia="es-ES"/>
         </w:rPr>
-        <w:t xml:space="preserve">Route </w:t>
-      </w:r>
-      <w:proofErr w:type="spellStart"/>
-      <w:r>
-        <w:rPr>
-          <w:lang w:eastAsia="es-ES"/>
-        </w:rPr>
-        <w:t>params</w:t>
-      </w:r>
-      <w:proofErr w:type="spellEnd"/>
-      <w:r>
-        <w:rPr>
-          <w:lang w:eastAsia="es-ES"/>
-        </w:rPr>
-        <w:t xml:space="preserve"> contiene los datos enviados de la navegación.</w:t>
+        <w:t>Route params contiene los datos enviados de la navegación.</w:t>
       </w:r>
       <w:r>
         <w:rPr>
@@ -1469,21 +685,7 @@
         <w:rPr>
           <w:lang w:eastAsia="es-ES"/>
         </w:rPr>
-        <w:t xml:space="preserve">El </w:t>
-      </w:r>
-      <w:proofErr w:type="spellStart"/>
-      <w:r>
-        <w:rPr>
-          <w:lang w:eastAsia="es-ES"/>
-        </w:rPr>
-        <w:t>excursiónid</w:t>
-      </w:r>
-      <w:proofErr w:type="spellEnd"/>
-      <w:r>
-        <w:rPr>
-          <w:lang w:eastAsia="es-ES"/>
-        </w:rPr>
-        <w:t xml:space="preserve"> recibido se convierte a número, mediante el que se accede al array de excursiones y se le pasa ese índice al componente que renderiza la pantalla.</w:t>
+        <w:t>El excursiónid recibido se convierte a número, mediante el que se accede al array de excursiones y se le pasa ese índice al componente que renderiza la pantalla.</w:t>
       </w:r>
     </w:p>
     <w:p>
@@ -1493,214 +695,58 @@
           <w:lang w:eastAsia="es-ES"/>
         </w:rPr>
       </w:pPr>
-      <w:proofErr w:type="spellStart"/>
-      <w:r>
-        <w:rPr>
-          <w:lang w:eastAsia="es-ES"/>
-        </w:rPr>
-        <w:t>Commit</w:t>
-      </w:r>
-      <w:proofErr w:type="spellEnd"/>
-      <w:r>
-        <w:rPr>
-          <w:lang w:eastAsia="es-ES"/>
-        </w:rPr>
-        <w:t xml:space="preserve"> 05: “</w:t>
-      </w:r>
-      <w:proofErr w:type="spellStart"/>
-      <w:r>
-        <w:rPr>
-          <w:lang w:eastAsia="es-ES"/>
-        </w:rPr>
-        <w:t>Drawer</w:t>
-      </w:r>
-      <w:proofErr w:type="spellEnd"/>
-      <w:r>
-        <w:rPr>
-          <w:lang w:eastAsia="es-ES"/>
-        </w:rPr>
-        <w:t xml:space="preserve"> </w:t>
-      </w:r>
-      <w:proofErr w:type="spellStart"/>
-      <w:r>
-        <w:rPr>
-          <w:lang w:eastAsia="es-ES"/>
-        </w:rPr>
-        <w:t>Navigation</w:t>
-      </w:r>
-      <w:proofErr w:type="spellEnd"/>
-      <w:r>
-        <w:rPr>
-          <w:lang w:eastAsia="es-ES"/>
-        </w:rPr>
-        <w:t>”</w:t>
-      </w:r>
-    </w:p>
-    <w:p>
-      <w:pPr>
-        <w:rPr>
-          <w:lang w:eastAsia="es-ES"/>
-        </w:rPr>
-      </w:pPr>
-    </w:p>
-    <w:p>
-      <w:pPr>
-        <w:jc w:val="both"/>
-        <w:rPr>
-          <w:lang w:eastAsia="es-ES"/>
-        </w:rPr>
-      </w:pPr>
-      <w:r>
-        <w:rPr>
-          <w:lang w:eastAsia="es-ES"/>
-        </w:rPr>
-        <w:t xml:space="preserve">En este </w:t>
-      </w:r>
-      <w:proofErr w:type="spellStart"/>
-      <w:r>
-        <w:rPr>
-          <w:lang w:eastAsia="es-ES"/>
-        </w:rPr>
-        <w:t>commit</w:t>
-      </w:r>
-      <w:proofErr w:type="spellEnd"/>
-      <w:r>
-        <w:rPr>
-          <w:lang w:eastAsia="es-ES"/>
-        </w:rPr>
-        <w:t xml:space="preserve"> se va a implementar una barra lateral en la aplicación que cambie entre vistas, una de ellas la que teníamos implementada hasta el </w:t>
-      </w:r>
-      <w:proofErr w:type="spellStart"/>
-      <w:r>
-        <w:rPr>
-          <w:lang w:eastAsia="es-ES"/>
-        </w:rPr>
-        <w:t>commit</w:t>
-      </w:r>
-      <w:proofErr w:type="spellEnd"/>
-      <w:r>
-        <w:rPr>
-          <w:lang w:eastAsia="es-ES"/>
-        </w:rPr>
-        <w:t xml:space="preserve"> anterior, llamada Calendario </w:t>
-      </w:r>
-      <w:proofErr w:type="spellStart"/>
-      <w:r>
-        <w:rPr>
-          <w:lang w:eastAsia="es-ES"/>
-        </w:rPr>
-        <w:t>Gaztaroa</w:t>
-      </w:r>
-      <w:proofErr w:type="spellEnd"/>
-      <w:r>
-        <w:rPr>
-          <w:lang w:eastAsia="es-ES"/>
-        </w:rPr>
-        <w:t xml:space="preserve">, que muestra una lista de los eventos disponibles en la que puedes </w:t>
-      </w:r>
-      <w:proofErr w:type="spellStart"/>
-      <w:r>
-        <w:rPr>
-          <w:lang w:eastAsia="es-ES"/>
-        </w:rPr>
-        <w:t>clickar</w:t>
-      </w:r>
-      <w:proofErr w:type="spellEnd"/>
-      <w:r>
-        <w:rPr>
-          <w:lang w:eastAsia="es-ES"/>
-        </w:rPr>
-        <w:t xml:space="preserve"> para mostrar más información, la otra llamada Campo Base con una lista de paneles informativos con una imagen.</w:t>
-      </w:r>
-    </w:p>
-    <w:p>
-      <w:pPr>
-        <w:jc w:val="both"/>
-        <w:rPr>
-          <w:lang w:eastAsia="es-ES"/>
-        </w:rPr>
-      </w:pPr>
-      <w:r>
-        <w:rPr>
-          <w:lang w:eastAsia="es-ES"/>
-        </w:rPr>
-        <w:t xml:space="preserve">Se han añadido tres ficheros, dos de ellos contienen </w:t>
-      </w:r>
-      <w:proofErr w:type="spellStart"/>
-      <w:r>
-        <w:rPr>
-          <w:lang w:eastAsia="es-ES"/>
-        </w:rPr>
-        <w:t>jsons</w:t>
-      </w:r>
-      <w:proofErr w:type="spellEnd"/>
-      <w:r>
-        <w:rPr>
-          <w:lang w:eastAsia="es-ES"/>
-        </w:rPr>
-        <w:t xml:space="preserve"> informativos referentes a actividades y cabeceras. El otro es un fichero que contiene un nuevo componente</w:t>
-      </w:r>
-      <w:r>
-        <w:rPr>
-          <w:lang w:eastAsia="es-ES"/>
-        </w:rPr>
-        <w:t xml:space="preserve">, </w:t>
-      </w:r>
-      <w:proofErr w:type="spellStart"/>
-      <w:r>
-        <w:rPr>
-          <w:lang w:eastAsia="es-ES"/>
-        </w:rPr>
-        <w:t>HomeComponent</w:t>
-      </w:r>
-      <w:proofErr w:type="spellEnd"/>
-      <w:r>
-        <w:rPr>
-          <w:lang w:eastAsia="es-ES"/>
-        </w:rPr>
-        <w:t xml:space="preserve">, que renderiza la interfaz según la información de los </w:t>
-      </w:r>
-      <w:proofErr w:type="spellStart"/>
-      <w:r>
-        <w:rPr>
-          <w:lang w:eastAsia="es-ES"/>
-        </w:rPr>
-        <w:t>json</w:t>
-      </w:r>
-      <w:proofErr w:type="spellEnd"/>
-      <w:r>
-        <w:rPr>
-          <w:lang w:eastAsia="es-ES"/>
-        </w:rPr>
-        <w:t xml:space="preserve">. Se accede a </w:t>
-      </w:r>
-      <w:proofErr w:type="spellStart"/>
-      <w:r>
-        <w:rPr>
-          <w:lang w:eastAsia="es-ES"/>
-        </w:rPr>
-        <w:t>el en</w:t>
-      </w:r>
-      <w:proofErr w:type="spellEnd"/>
-      <w:r>
-        <w:rPr>
-          <w:lang w:eastAsia="es-ES"/>
-        </w:rPr>
-        <w:t xml:space="preserve"> Campo Base desde el </w:t>
-      </w:r>
-      <w:proofErr w:type="spellStart"/>
-      <w:r>
-        <w:rPr>
-          <w:lang w:eastAsia="es-ES"/>
-        </w:rPr>
-        <w:t>Drawer</w:t>
-      </w:r>
-      <w:proofErr w:type="spellEnd"/>
-      <w:r>
-        <w:rPr>
-          <w:lang w:eastAsia="es-ES"/>
-        </w:rPr>
-        <w:t>.</w:t>
+      <w:r>
+        <w:rPr>
+          <w:lang w:eastAsia="es-ES"/>
+        </w:rPr>
+        <w:t>Commit 05: “Drawer Navigation”</w:t>
+      </w:r>
+    </w:p>
+    <w:p>
+      <w:pPr>
+        <w:rPr>
+          <w:lang w:eastAsia="es-ES"/>
+        </w:rPr>
+      </w:pPr>
+    </w:p>
+    <w:p>
+      <w:pPr>
+        <w:jc w:val="both"/>
+        <w:rPr>
+          <w:lang w:eastAsia="es-ES"/>
+        </w:rPr>
+      </w:pPr>
+      <w:r>
+        <w:rPr>
+          <w:lang w:eastAsia="es-ES"/>
+        </w:rPr>
+        <w:t>En este commit se va a implementar una barra lateral en la aplicación que cambie entre vistas, una de ellas la que teníamos implementada hasta el commit anterior, llamada Calendario Gaztaroa, que muestra una lista de los eventos disponibles en la que puedes clickar para mostrar más información, la otra llamada Campo Base con una lista de paneles informativos con una imagen.</w:t>
+      </w:r>
+    </w:p>
+    <w:p>
+      <w:pPr>
+        <w:jc w:val="both"/>
+        <w:rPr>
+          <w:lang w:eastAsia="es-ES"/>
+        </w:rPr>
+      </w:pPr>
+      <w:r>
+        <w:rPr>
+          <w:lang w:eastAsia="es-ES"/>
+        </w:rPr>
+        <w:t>Se han añadido tres ficheros, dos de ellos contienen jsons informativos referentes a actividades y cabeceras. El otro es un fichero que contiene un nuevo componente</w:t>
+      </w:r>
+      <w:r>
+        <w:rPr>
+          <w:lang w:eastAsia="es-ES"/>
+        </w:rPr>
+        <w:t>, HomeComponent</w:t>
+      </w:r>
+      <w:r>
+        <w:rPr>
+          <w:lang w:eastAsia="es-ES"/>
+        </w:rPr>
+        <w:t>, que renderiza la interfaz según la información de los json. Se accede a el en Campo Base desde el Drawer.</w:t>
       </w:r>
     </w:p>
     <w:p>
@@ -1724,61 +770,7 @@
           <w:lang w:eastAsia="es-ES"/>
         </w:rPr>
         <w:lastRenderedPageBreak/>
-        <w:t xml:space="preserve">Dentro del </w:t>
-      </w:r>
-      <w:proofErr w:type="spellStart"/>
-      <w:r>
-        <w:rPr>
-          <w:b/>
-          <w:bCs/>
-          <w:lang w:eastAsia="es-ES"/>
-        </w:rPr>
-        <w:t>NavigationContainer</w:t>
-      </w:r>
-      <w:proofErr w:type="spellEnd"/>
-      <w:r>
-        <w:rPr>
-          <w:b/>
-          <w:bCs/>
-          <w:lang w:eastAsia="es-ES"/>
-        </w:rPr>
-        <w:t xml:space="preserve"> debe renderizarse un único árbol de navegación. Por ello, cuando necesitamos combinar varios navegadores, debemos anidarlos (</w:t>
-      </w:r>
-      <w:proofErr w:type="spellStart"/>
-      <w:r>
-        <w:rPr>
-          <w:b/>
-          <w:bCs/>
-          <w:lang w:eastAsia="es-ES"/>
-        </w:rPr>
-        <w:t>nest</w:t>
-      </w:r>
-      <w:proofErr w:type="spellEnd"/>
-      <w:r>
-        <w:rPr>
-          <w:b/>
-          <w:bCs/>
-          <w:lang w:eastAsia="es-ES"/>
-        </w:rPr>
-        <w:t xml:space="preserve"> </w:t>
-      </w:r>
-      <w:proofErr w:type="spellStart"/>
-      <w:r>
-        <w:rPr>
-          <w:b/>
-          <w:bCs/>
-          <w:lang w:eastAsia="es-ES"/>
-        </w:rPr>
-        <w:t>navigators</w:t>
-      </w:r>
-      <w:proofErr w:type="spellEnd"/>
-      <w:r>
-        <w:rPr>
-          <w:b/>
-          <w:bCs/>
-          <w:lang w:eastAsia="es-ES"/>
-        </w:rPr>
-        <w:t>). Obsérvese en el código, y en la documentación señalada al final del ejercicio, la forma en que se resuelve esta cuestión.</w:t>
+        <w:t>Dentro del NavigationContainer debe renderizarse un único árbol de navegación. Por ello, cuando necesitamos combinar varios navegadores, debemos anidarlos (nest navigators). Obsérvese en el código, y en la documentación señalada al final del ejercicio, la forma en que se resuelve esta cuestión.</w:t>
       </w:r>
     </w:p>
     <w:p>
@@ -1801,43 +793,7 @@
           <w:bCs/>
           <w:lang w:eastAsia="es-ES"/>
         </w:rPr>
-        <w:t xml:space="preserve">Nótese que hemos añadido un </w:t>
-      </w:r>
-      <w:proofErr w:type="spellStart"/>
-      <w:r>
-        <w:rPr>
-          <w:b/>
-          <w:bCs/>
-          <w:lang w:eastAsia="es-ES"/>
-        </w:rPr>
-        <w:t>stack</w:t>
-      </w:r>
-      <w:proofErr w:type="spellEnd"/>
-      <w:r>
-        <w:rPr>
-          <w:b/>
-          <w:bCs/>
-          <w:lang w:eastAsia="es-ES"/>
-        </w:rPr>
-        <w:t xml:space="preserve"> </w:t>
-      </w:r>
-      <w:proofErr w:type="spellStart"/>
-      <w:r>
-        <w:rPr>
-          <w:b/>
-          <w:bCs/>
-          <w:lang w:eastAsia="es-ES"/>
-        </w:rPr>
-        <w:t>navigator</w:t>
-      </w:r>
-      <w:proofErr w:type="spellEnd"/>
-      <w:r>
-        <w:rPr>
-          <w:b/>
-          <w:bCs/>
-          <w:lang w:eastAsia="es-ES"/>
-        </w:rPr>
-        <w:t xml:space="preserve"> para el componente Home que acabamos de crear. </w:t>
+        <w:t xml:space="preserve">Nótese que hemos añadido un stack navigator para el componente Home que acabamos de crear. </w:t>
       </w:r>
     </w:p>
     <w:p>
@@ -1860,177 +816,35 @@
           <w:bCs/>
           <w:lang w:eastAsia="es-ES"/>
         </w:rPr>
-        <w:t xml:space="preserve">En el </w:t>
-      </w:r>
-      <w:proofErr w:type="spellStart"/>
-      <w:r>
-        <w:rPr>
-          <w:b/>
-          <w:bCs/>
-          <w:lang w:eastAsia="es-ES"/>
-        </w:rPr>
-        <w:t>Drawer.Navigator</w:t>
-      </w:r>
-      <w:proofErr w:type="spellEnd"/>
-      <w:r>
-        <w:rPr>
-          <w:b/>
-          <w:bCs/>
-          <w:lang w:eastAsia="es-ES"/>
-        </w:rPr>
-        <w:t xml:space="preserve"> establecemos </w:t>
-      </w:r>
-      <w:proofErr w:type="spellStart"/>
-      <w:r>
-        <w:rPr>
-          <w:b/>
-          <w:bCs/>
-          <w:lang w:eastAsia="es-ES"/>
-        </w:rPr>
-        <w:t>headerShown</w:t>
-      </w:r>
-      <w:proofErr w:type="spellEnd"/>
-      <w:r>
-        <w:rPr>
-          <w:b/>
-          <w:bCs/>
-          <w:lang w:eastAsia="es-ES"/>
-        </w:rPr>
-        <w:t xml:space="preserve">: false para evitar que el </w:t>
-      </w:r>
-      <w:proofErr w:type="spellStart"/>
-      <w:r>
-        <w:rPr>
-          <w:b/>
-          <w:bCs/>
-          <w:lang w:eastAsia="es-ES"/>
-        </w:rPr>
-        <w:t>drawer</w:t>
-      </w:r>
-      <w:proofErr w:type="spellEnd"/>
-      <w:r>
-        <w:rPr>
-          <w:b/>
-          <w:bCs/>
-          <w:lang w:eastAsia="es-ES"/>
-        </w:rPr>
-        <w:t xml:space="preserve"> genere una cabecera adicional, ya que la cabecera que queremos mostrar es la de cada </w:t>
-      </w:r>
-      <w:proofErr w:type="spellStart"/>
-      <w:r>
-        <w:rPr>
-          <w:b/>
-          <w:bCs/>
-          <w:lang w:eastAsia="es-ES"/>
-        </w:rPr>
-        <w:t>Stack.Navigator</w:t>
-      </w:r>
-      <w:proofErr w:type="spellEnd"/>
-      <w:r>
-        <w:rPr>
-          <w:b/>
-          <w:bCs/>
-          <w:lang w:eastAsia="es-ES"/>
-        </w:rPr>
-        <w:t xml:space="preserve"> interno.</w:t>
-      </w:r>
-    </w:p>
-    <w:p>
-      <w:pPr>
-        <w:jc w:val="both"/>
-        <w:rPr>
-          <w:lang w:eastAsia="es-ES"/>
-        </w:rPr>
-      </w:pPr>
-      <w:r>
-        <w:rPr>
-          <w:lang w:eastAsia="es-ES"/>
-        </w:rPr>
-        <w:t xml:space="preserve">Dentro del </w:t>
-      </w:r>
-      <w:proofErr w:type="spellStart"/>
-      <w:r>
-        <w:rPr>
-          <w:lang w:eastAsia="es-ES"/>
-        </w:rPr>
-        <w:t>NavigationContainer</w:t>
-      </w:r>
-      <w:proofErr w:type="spellEnd"/>
-      <w:r>
-        <w:rPr>
-          <w:lang w:eastAsia="es-ES"/>
-        </w:rPr>
-        <w:t xml:space="preserve"> existe un único árbol de navegación encargado de gestionar el estado de la navegación de la aplicación. Si se intentasen usar varios del mismo nivel simultáneamente se producirían conflictos en la gestión de las rutas. Es por eso que se anidan navegadores, </w:t>
-      </w:r>
-      <w:proofErr w:type="spellStart"/>
-      <w:r>
-        <w:rPr>
-          <w:lang w:eastAsia="es-ES"/>
-        </w:rPr>
-        <w:t>Drawer</w:t>
-      </w:r>
-      <w:proofErr w:type="spellEnd"/>
-      <w:r>
-        <w:rPr>
-          <w:lang w:eastAsia="es-ES"/>
-        </w:rPr>
-        <w:t xml:space="preserve"> actúa como principal y dentro de cada una de sus opciones se renderiza un Stack </w:t>
-      </w:r>
-      <w:proofErr w:type="spellStart"/>
-      <w:r>
-        <w:rPr>
-          <w:lang w:eastAsia="es-ES"/>
-        </w:rPr>
-        <w:t>Navigator</w:t>
-      </w:r>
-      <w:proofErr w:type="spellEnd"/>
-      <w:r>
-        <w:rPr>
-          <w:lang w:eastAsia="es-ES"/>
-        </w:rPr>
-        <w:t>.</w:t>
-      </w:r>
-    </w:p>
-    <w:p>
-      <w:pPr>
-        <w:jc w:val="both"/>
-        <w:rPr>
-          <w:lang w:eastAsia="es-ES"/>
-        </w:rPr>
-      </w:pPr>
-      <w:r>
-        <w:rPr>
-          <w:lang w:eastAsia="es-ES"/>
-        </w:rPr>
-        <w:t xml:space="preserve">El componente home también contiene un </w:t>
-      </w:r>
-      <w:proofErr w:type="spellStart"/>
-      <w:r>
-        <w:rPr>
-          <w:lang w:eastAsia="es-ES"/>
-        </w:rPr>
-        <w:t>stack</w:t>
-      </w:r>
-      <w:proofErr w:type="spellEnd"/>
-      <w:r>
-        <w:rPr>
-          <w:lang w:eastAsia="es-ES"/>
-        </w:rPr>
-        <w:t xml:space="preserve"> </w:t>
-      </w:r>
-      <w:proofErr w:type="spellStart"/>
-      <w:r>
-        <w:rPr>
-          <w:lang w:eastAsia="es-ES"/>
-        </w:rPr>
-        <w:t>navigator</w:t>
-      </w:r>
-      <w:proofErr w:type="spellEnd"/>
-      <w:r>
-        <w:rPr>
-          <w:lang w:eastAsia="es-ES"/>
-        </w:rPr>
-        <w:t xml:space="preserve"> para mantener una estructura homogénea. De esta forma se mantiene la coherencia con el resto de las secciones y, aunque no hacemos uso de ella, se podría usar una sola cabecera gestionada automáticamente. También facilita la </w:t>
+        <w:t>En el Drawer.Navigator establecemos headerShown: false para evitar que el drawer genere una cabecera adicional, ya que la cabecera que queremos mostrar es la de cada Stack.Navigator interno.</w:t>
+      </w:r>
+    </w:p>
+    <w:p>
+      <w:pPr>
+        <w:jc w:val="both"/>
+        <w:rPr>
+          <w:lang w:eastAsia="es-ES"/>
+        </w:rPr>
+      </w:pPr>
+      <w:r>
+        <w:rPr>
+          <w:lang w:eastAsia="es-ES"/>
+        </w:rPr>
+        <w:t>Dentro del NavigationContainer existe un único árbol de navegación encargado de gestionar el estado de la navegación de la aplicación. Si se intentasen usar varios del mismo nivel simultáneamente se producirían conflictos en la gestión de las rutas. Es por eso que se anidan navegadores, Drawer actúa como principal y dentro de cada una de sus opciones se renderiza un Stack Navigator.</w:t>
+      </w:r>
+    </w:p>
+    <w:p>
+      <w:pPr>
+        <w:jc w:val="both"/>
+        <w:rPr>
+          <w:lang w:eastAsia="es-ES"/>
+        </w:rPr>
+      </w:pPr>
+      <w:r>
+        <w:rPr>
+          <w:lang w:eastAsia="es-ES"/>
+        </w:rPr>
+        <w:t xml:space="preserve">El componente home también contiene un stack navigator para mantener una estructura homogénea. De esta forma se mantiene la coherencia con el resto de las secciones y, aunque no hacemos uso de ella, se podría usar una sola cabecera gestionada automáticamente. También facilita la </w:t>
       </w:r>
       <w:r>
         <w:rPr>
@@ -2046,56 +860,12 @@
           <w:lang w:eastAsia="es-ES"/>
         </w:rPr>
       </w:pPr>
-      <w:proofErr w:type="spellStart"/>
-      <w:r>
-        <w:rPr>
-          <w:lang w:eastAsia="es-ES"/>
-        </w:rPr>
-        <w:t>Drawer</w:t>
-      </w:r>
-      <w:proofErr w:type="spellEnd"/>
-      <w:r>
-        <w:rPr>
-          <w:lang w:eastAsia="es-ES"/>
-        </w:rPr>
-        <w:t xml:space="preserve"> por defecto crea su propia cabecera. Si esta opción esta desactivada se mostrarían dos cabeceras distintas, una de </w:t>
-      </w:r>
-      <w:proofErr w:type="spellStart"/>
-      <w:r>
-        <w:rPr>
-          <w:lang w:eastAsia="es-ES"/>
-        </w:rPr>
-        <w:t>drawer</w:t>
-      </w:r>
-      <w:proofErr w:type="spellEnd"/>
-      <w:r>
-        <w:rPr>
-          <w:lang w:eastAsia="es-ES"/>
-        </w:rPr>
-        <w:t xml:space="preserve"> y otra de cada </w:t>
-      </w:r>
-      <w:proofErr w:type="spellStart"/>
-      <w:r>
-        <w:rPr>
-          <w:lang w:eastAsia="es-ES"/>
-        </w:rPr>
-        <w:t>stack</w:t>
-      </w:r>
-      <w:proofErr w:type="spellEnd"/>
-      <w:r>
-        <w:rPr>
-          <w:lang w:eastAsia="es-ES"/>
-        </w:rPr>
-        <w:t xml:space="preserve"> interno. Se opta por esconder la del </w:t>
-      </w:r>
-      <w:proofErr w:type="spellStart"/>
-      <w:r>
-        <w:rPr>
-          <w:lang w:eastAsia="es-ES"/>
-        </w:rPr>
-        <w:t>drawer</w:t>
-      </w:r>
-      <w:proofErr w:type="spellEnd"/>
+      <w:r>
+        <w:rPr>
+          <w:lang w:eastAsia="es-ES"/>
+        </w:rPr>
+        <w:t>Drawer por defecto crea su propia cabecera. Si esta opción esta desactivada se mostrarían dos cabeceras distintas, una de drawer y otra de cada stack interno. Se opta por esconder la del drawer</w:t>
+      </w:r>
     </w:p>
     <w:p>
       <w:pPr>
@@ -2104,152 +874,46 @@
           <w:lang w:eastAsia="es-ES"/>
         </w:rPr>
       </w:pPr>
-      <w:proofErr w:type="spellStart"/>
-      <w:r>
-        <w:rPr>
-          <w:lang w:eastAsia="es-ES"/>
-        </w:rPr>
-        <w:t>Commit</w:t>
-      </w:r>
-      <w:proofErr w:type="spellEnd"/>
-      <w:r>
-        <w:rPr>
-          <w:lang w:eastAsia="es-ES"/>
-        </w:rPr>
-        <w:t xml:space="preserve"> 06: “Ejercicio Componentes y </w:t>
-      </w:r>
-      <w:proofErr w:type="spellStart"/>
-      <w:r>
-        <w:rPr>
-          <w:lang w:eastAsia="es-ES"/>
-        </w:rPr>
-        <w:t>Navegacion</w:t>
-      </w:r>
-      <w:proofErr w:type="spellEnd"/>
-      <w:r>
-        <w:rPr>
-          <w:lang w:eastAsia="es-ES"/>
-        </w:rPr>
-        <w:t>”</w:t>
-      </w:r>
-    </w:p>
-    <w:p>
-      <w:pPr>
-        <w:rPr>
-          <w:lang w:eastAsia="es-ES"/>
-        </w:rPr>
-      </w:pPr>
-    </w:p>
-    <w:p>
-      <w:pPr>
-        <w:jc w:val="both"/>
-        <w:rPr>
-          <w:lang w:eastAsia="es-ES"/>
-        </w:rPr>
-      </w:pPr>
-      <w:r>
-        <w:rPr>
-          <w:lang w:eastAsia="es-ES"/>
-        </w:rPr>
-        <w:t xml:space="preserve">El objetivo de esta práctica es añadir dos componentes más a la navegación desde cero, creando su estructura y añadiéndolos a la navegación que ya hemos implementado. Uno de los componentes muestra una página de contacto y la otra comenta la historia del club. Como punto adicional, se ha retocado un poco los estilos de la </w:t>
-      </w:r>
-      <w:proofErr w:type="spellStart"/>
-      <w:r>
-        <w:rPr>
-          <w:lang w:eastAsia="es-ES"/>
-        </w:rPr>
-        <w:t>pagina</w:t>
-      </w:r>
-      <w:proofErr w:type="spellEnd"/>
-      <w:r>
-        <w:rPr>
-          <w:lang w:eastAsia="es-ES"/>
-        </w:rPr>
-        <w:t xml:space="preserve"> principal que se hizo en la práctica anterior.</w:t>
-      </w:r>
-    </w:p>
-    <w:p>
-      <w:pPr>
-        <w:jc w:val="both"/>
-        <w:rPr>
-          <w:lang w:eastAsia="es-ES"/>
-        </w:rPr>
-      </w:pPr>
-      <w:r>
-        <w:rPr>
-          <w:lang w:eastAsia="es-ES"/>
-        </w:rPr>
-        <w:t xml:space="preserve">Se ha creado el fichero ContactoComponent.js. Este es un componente de clase que utiliza </w:t>
-      </w:r>
-      <w:proofErr w:type="spellStart"/>
-      <w:r>
-        <w:rPr>
-          <w:lang w:eastAsia="es-ES"/>
-        </w:rPr>
-        <w:t>scrollview</w:t>
-      </w:r>
-      <w:proofErr w:type="spellEnd"/>
-      <w:r>
-        <w:rPr>
-          <w:lang w:eastAsia="es-ES"/>
-        </w:rPr>
-        <w:t xml:space="preserve"> para permitir el desplazamiento del contenido por la pantalla. Para la visualización se ha utilizado una carta de </w:t>
-      </w:r>
-      <w:proofErr w:type="spellStart"/>
-      <w:r>
-        <w:rPr>
-          <w:lang w:eastAsia="es-ES"/>
-        </w:rPr>
-        <w:t>React</w:t>
-      </w:r>
-      <w:proofErr w:type="spellEnd"/>
-      <w:r>
-        <w:rPr>
-          <w:lang w:eastAsia="es-ES"/>
-        </w:rPr>
-        <w:t xml:space="preserve"> Native Paper con sus apartados </w:t>
-      </w:r>
-      <w:proofErr w:type="spellStart"/>
-      <w:r>
-        <w:rPr>
-          <w:lang w:eastAsia="es-ES"/>
-        </w:rPr>
-        <w:t>Card.title</w:t>
-      </w:r>
-      <w:proofErr w:type="spellEnd"/>
-      <w:r>
-        <w:rPr>
-          <w:lang w:eastAsia="es-ES"/>
-        </w:rPr>
-        <w:t xml:space="preserve">, </w:t>
-      </w:r>
-      <w:proofErr w:type="spellStart"/>
-      <w:r>
-        <w:rPr>
-          <w:lang w:eastAsia="es-ES"/>
-        </w:rPr>
-        <w:t>Card.content</w:t>
-      </w:r>
-      <w:proofErr w:type="spellEnd"/>
-      <w:r>
-        <w:rPr>
-          <w:lang w:eastAsia="es-ES"/>
-        </w:rPr>
-        <w:t xml:space="preserve"> y </w:t>
-      </w:r>
-      <w:proofErr w:type="spellStart"/>
-      <w:r>
-        <w:rPr>
-          <w:lang w:eastAsia="es-ES"/>
-        </w:rPr>
-        <w:t>text</w:t>
-      </w:r>
-      <w:proofErr w:type="spellEnd"/>
-      <w:r>
-        <w:rPr>
-          <w:lang w:eastAsia="es-ES"/>
-        </w:rPr>
-        <w:t xml:space="preserve"> que permite agrupar la información de forma clara y estructurada.</w:t>
+      <w:r>
+        <w:rPr>
+          <w:lang w:eastAsia="es-ES"/>
+        </w:rPr>
+        <w:t>Commit 06: “Ejercicio Componentes y Navegacion”</w:t>
+      </w:r>
+    </w:p>
+    <w:p>
+      <w:pPr>
+        <w:rPr>
+          <w:lang w:eastAsia="es-ES"/>
+        </w:rPr>
+      </w:pPr>
+    </w:p>
+    <w:p>
+      <w:pPr>
+        <w:jc w:val="both"/>
+        <w:rPr>
+          <w:lang w:eastAsia="es-ES"/>
+        </w:rPr>
+      </w:pPr>
+      <w:r>
+        <w:rPr>
+          <w:lang w:eastAsia="es-ES"/>
+        </w:rPr>
+        <w:t>El objetivo de esta práctica es añadir dos componentes más a la navegación desde cero, creando su estructura y añadiéndolos a la navegación que ya hemos implementado. Uno de los componentes muestra una página de contacto y la otra comenta la historia del club. Como punto adicional, se ha retocado un poco los estilos de la pagina principal que se hizo en la práctica anterior.</w:t>
+      </w:r>
+    </w:p>
+    <w:p>
+      <w:pPr>
+        <w:jc w:val="both"/>
+        <w:rPr>
+          <w:lang w:eastAsia="es-ES"/>
+        </w:rPr>
+      </w:pPr>
+      <w:r>
+        <w:rPr>
+          <w:lang w:eastAsia="es-ES"/>
+        </w:rPr>
+        <w:t>Se ha creado el fichero ContactoComponent.js. Este es un componente de clase que utiliza scrollview para permitir el desplazamiento del contenido por la pantalla. Para la visualización se ha utilizado una carta de React Native Paper con sus apartados Card.title, Card.content y text que permite agrupar la información de forma clara y estructurada.</w:t>
       </w:r>
     </w:p>
     <w:p>
@@ -2283,63 +947,21 @@
         <w:rPr>
           <w:lang w:eastAsia="es-ES"/>
         </w:rPr>
-        <w:t xml:space="preserve"> con una </w:t>
-      </w:r>
-      <w:proofErr w:type="spellStart"/>
-      <w:r>
-        <w:rPr>
-          <w:lang w:eastAsia="es-ES"/>
-        </w:rPr>
-        <w:t>card</w:t>
-      </w:r>
-      <w:proofErr w:type="spellEnd"/>
-      <w:r>
-        <w:rPr>
-          <w:lang w:eastAsia="es-ES"/>
-        </w:rPr>
-        <w:t>. Este solo renderiza información estática sin estados.</w:t>
-      </w:r>
-    </w:p>
-    <w:p>
-      <w:pPr>
-        <w:jc w:val="both"/>
-        <w:rPr>
-          <w:lang w:eastAsia="es-ES"/>
-        </w:rPr>
-      </w:pPr>
-      <w:r>
-        <w:rPr>
-          <w:lang w:eastAsia="es-ES"/>
-        </w:rPr>
-        <w:t xml:space="preserve">La lista de actividades de </w:t>
-      </w:r>
-      <w:proofErr w:type="spellStart"/>
-      <w:r>
-        <w:rPr>
-          <w:lang w:eastAsia="es-ES"/>
-        </w:rPr>
-        <w:t>QuienesSomos</w:t>
-      </w:r>
-      <w:proofErr w:type="spellEnd"/>
-      <w:r>
-        <w:rPr>
-          <w:lang w:eastAsia="es-ES"/>
-        </w:rPr>
-        <w:t xml:space="preserve"> se ha implementado como componente de clase. Este emplea una flat </w:t>
-      </w:r>
-      <w:proofErr w:type="spellStart"/>
-      <w:r>
-        <w:rPr>
-          <w:lang w:eastAsia="es-ES"/>
-        </w:rPr>
-        <w:t>list</w:t>
-      </w:r>
-      <w:proofErr w:type="spellEnd"/>
-      <w:r>
-        <w:rPr>
-          <w:lang w:eastAsia="es-ES"/>
-        </w:rPr>
-        <w:t xml:space="preserve">  con sus ítems que llegan desde actividades.js. Actividades.js se importa, lo que permite acceder al array dentro del componente. </w:t>
+        <w:t xml:space="preserve"> con una card. Este solo renderiza información estática sin estados.</w:t>
+      </w:r>
+    </w:p>
+    <w:p>
+      <w:pPr>
+        <w:jc w:val="both"/>
+        <w:rPr>
+          <w:lang w:eastAsia="es-ES"/>
+        </w:rPr>
+      </w:pPr>
+      <w:r>
+        <w:rPr>
+          <w:lang w:eastAsia="es-ES"/>
+        </w:rPr>
+        <w:t xml:space="preserve">La lista de actividades de QuienesSomos se ha implementado como componente de clase. Este emplea una flat list  con sus ítems que llegan desde actividades.js. Actividades.js se importa, lo que permite acceder al array dentro del componente. </w:t>
       </w:r>
     </w:p>
     <w:p>
@@ -2354,63 +976,7 @@
           <w:lang w:eastAsia="es-ES"/>
         </w:rPr>
         <w:lastRenderedPageBreak/>
-        <w:t xml:space="preserve">Estos nuevos componentes se han añadido al </w:t>
-      </w:r>
-      <w:proofErr w:type="spellStart"/>
-      <w:r>
-        <w:rPr>
-          <w:lang w:eastAsia="es-ES"/>
-        </w:rPr>
-        <w:t>drawer</w:t>
-      </w:r>
-      <w:proofErr w:type="spellEnd"/>
-      <w:r>
-        <w:rPr>
-          <w:lang w:eastAsia="es-ES"/>
-        </w:rPr>
-        <w:t xml:space="preserve"> ya existente, de forma que se pueda navegar por ellos y acceder desde el menú lateral. Se han usado navegadores anidados al igual que se hacía con los componentes ya existentes, para ello, las opciones del </w:t>
-      </w:r>
-      <w:proofErr w:type="spellStart"/>
-      <w:r>
-        <w:rPr>
-          <w:lang w:eastAsia="es-ES"/>
-        </w:rPr>
-        <w:t>drawer</w:t>
-      </w:r>
-      <w:proofErr w:type="spellEnd"/>
-      <w:r>
-        <w:rPr>
-          <w:lang w:eastAsia="es-ES"/>
-        </w:rPr>
-        <w:t xml:space="preserve"> apuntan a un </w:t>
-      </w:r>
-      <w:proofErr w:type="spellStart"/>
-      <w:r>
-        <w:rPr>
-          <w:lang w:eastAsia="es-ES"/>
-        </w:rPr>
-        <w:t>stack</w:t>
-      </w:r>
-      <w:proofErr w:type="spellEnd"/>
-      <w:r>
-        <w:rPr>
-          <w:lang w:eastAsia="es-ES"/>
-        </w:rPr>
-        <w:t xml:space="preserve"> </w:t>
-      </w:r>
-      <w:proofErr w:type="spellStart"/>
-      <w:r>
-        <w:rPr>
-          <w:lang w:eastAsia="es-ES"/>
-        </w:rPr>
-        <w:t>navigator</w:t>
-      </w:r>
-      <w:proofErr w:type="spellEnd"/>
-      <w:r>
-        <w:rPr>
-          <w:lang w:eastAsia="es-ES"/>
-        </w:rPr>
-        <w:t>.</w:t>
+        <w:t>Estos nuevos componentes se han añadido al drawer ya existente, de forma que se pueda navegar por ellos y acceder desde el menú lateral. Se han usado navegadores anidados al igual que se hacía con los componentes ya existentes, para ello, las opciones del drawer apuntan a un stack navigator.</w:t>
       </w:r>
     </w:p>
     <w:p>
@@ -2430,49 +996,7 @@
         <w:rPr>
           <w:lang w:eastAsia="es-ES"/>
         </w:rPr>
-        <w:t xml:space="preserve">imo, se han modificado los componentes Home y </w:t>
-      </w:r>
-      <w:proofErr w:type="spellStart"/>
-      <w:r>
-        <w:rPr>
-          <w:lang w:eastAsia="es-ES"/>
-        </w:rPr>
-        <w:t>DetalleExcursion</w:t>
-      </w:r>
-      <w:proofErr w:type="spellEnd"/>
-      <w:r>
-        <w:rPr>
-          <w:lang w:eastAsia="es-ES"/>
-        </w:rPr>
-        <w:t xml:space="preserve">, cambiando los estilos para conseguir una mejora visual. Se ha usado </w:t>
-      </w:r>
-      <w:proofErr w:type="spellStart"/>
-      <w:r>
-        <w:rPr>
-          <w:lang w:eastAsia="es-ES"/>
-        </w:rPr>
-        <w:t>ImageBackground</w:t>
-      </w:r>
-      <w:proofErr w:type="spellEnd"/>
-      <w:r>
-        <w:rPr>
-          <w:lang w:eastAsia="es-ES"/>
-        </w:rPr>
-        <w:t xml:space="preserve"> de </w:t>
-      </w:r>
-      <w:proofErr w:type="spellStart"/>
-      <w:r>
-        <w:rPr>
-          <w:lang w:eastAsia="es-ES"/>
-        </w:rPr>
-        <w:t>react</w:t>
-      </w:r>
-      <w:proofErr w:type="spellEnd"/>
-      <w:r>
-        <w:rPr>
-          <w:lang w:eastAsia="es-ES"/>
-        </w:rPr>
-        <w:t>-native, lo que permite usar una imagen como fondo y renderizar contenido encima de ella. Se ha superpuesto de esta forma el texto a la imagen.</w:t>
+        <w:t>imo, se han modificado los componentes Home y DetalleExcursion, cambiando los estilos para conseguir una mejora visual. Se ha usado ImageBackground de react-native, lo que permite usar una imagen como fondo y renderizar contenido encima de ella. Se ha superpuesto de esta forma el texto a la imagen.</w:t>
       </w:r>
     </w:p>
     <w:p>
@@ -2482,68 +1006,32 @@
           <w:lang w:eastAsia="es-ES"/>
         </w:rPr>
       </w:pPr>
-      <w:proofErr w:type="spellStart"/>
-      <w:r>
-        <w:rPr>
-          <w:lang w:eastAsia="es-ES"/>
-        </w:rPr>
-        <w:t>Commit</w:t>
-      </w:r>
-      <w:proofErr w:type="spellEnd"/>
-      <w:r>
-        <w:rPr>
-          <w:lang w:eastAsia="es-ES"/>
-        </w:rPr>
-        <w:t xml:space="preserve"> 07: “Botones o Iconos”</w:t>
-      </w:r>
-    </w:p>
-    <w:p>
-      <w:pPr>
-        <w:rPr>
-          <w:lang w:eastAsia="es-ES"/>
-        </w:rPr>
-      </w:pPr>
-    </w:p>
-    <w:p>
-      <w:pPr>
-        <w:jc w:val="both"/>
-        <w:rPr>
-          <w:lang w:eastAsia="es-ES"/>
-        </w:rPr>
-      </w:pPr>
-      <w:r>
-        <w:rPr>
-          <w:lang w:eastAsia="es-ES"/>
-        </w:rPr>
-        <w:t xml:space="preserve">El objetivo de este </w:t>
-      </w:r>
-      <w:proofErr w:type="spellStart"/>
-      <w:r>
-        <w:rPr>
-          <w:lang w:eastAsia="es-ES"/>
-        </w:rPr>
-        <w:t>commit</w:t>
-      </w:r>
-      <w:proofErr w:type="spellEnd"/>
-      <w:r>
-        <w:rPr>
-          <w:lang w:eastAsia="es-ES"/>
-        </w:rPr>
-        <w:t xml:space="preserve"> es introducir los botones, la forma más usual y sencilla de interactuar con el usuario. En este caso se van a implementar con iconos. Por último, se renderizará una nueva </w:t>
-      </w:r>
-      <w:proofErr w:type="spellStart"/>
-      <w:r>
-        <w:rPr>
-          <w:lang w:eastAsia="es-ES"/>
-        </w:rPr>
-        <w:t>card</w:t>
-      </w:r>
-      <w:proofErr w:type="spellEnd"/>
-      <w:r>
-        <w:rPr>
-          <w:lang w:eastAsia="es-ES"/>
-        </w:rPr>
-        <w:t xml:space="preserve"> con los comentarios de las distintas excursiones.</w:t>
+      <w:r>
+        <w:rPr>
+          <w:lang w:eastAsia="es-ES"/>
+        </w:rPr>
+        <w:t>Commit 07: “Botones o Iconos”</w:t>
+      </w:r>
+    </w:p>
+    <w:p>
+      <w:pPr>
+        <w:rPr>
+          <w:lang w:eastAsia="es-ES"/>
+        </w:rPr>
+      </w:pPr>
+    </w:p>
+    <w:p>
+      <w:pPr>
+        <w:jc w:val="both"/>
+        <w:rPr>
+          <w:lang w:eastAsia="es-ES"/>
+        </w:rPr>
+      </w:pPr>
+      <w:r>
+        <w:rPr>
+          <w:lang w:eastAsia="es-ES"/>
+        </w:rPr>
+        <w:t>El objetivo de este commit es introducir los botones, la forma más usual y sencilla de interactuar con el usuario. En este caso se van a implementar con iconos. Por último, se renderizará una nueva card con los comentarios de las distintas excursiones.</w:t>
       </w:r>
     </w:p>
     <w:p>
@@ -2563,21 +1051,7 @@
         <w:rPr>
           <w:lang w:eastAsia="es-ES"/>
         </w:rPr>
-        <w:t xml:space="preserve">, se ha creado un nuevo componente funcional denominado </w:t>
-      </w:r>
-      <w:proofErr w:type="spellStart"/>
-      <w:r>
-        <w:rPr>
-          <w:lang w:eastAsia="es-ES"/>
-        </w:rPr>
-        <w:t>RenderComentario</w:t>
-      </w:r>
-      <w:proofErr w:type="spellEnd"/>
-      <w:r>
-        <w:rPr>
-          <w:lang w:eastAsia="es-ES"/>
-        </w:rPr>
-        <w:t>, cuya función es mostrar la información de cada comentario en una tarjeta</w:t>
+        <w:t>, se ha creado un nuevo componente funcional denominado RenderComentario, cuya función es mostrar la información de cada comentario en una tarjeta</w:t>
       </w:r>
       <w:r>
         <w:rPr>
@@ -2603,16 +1077,8 @@
         <w:rPr>
           <w:lang w:eastAsia="es-ES"/>
         </w:rPr>
-        <w:t xml:space="preserve">Para mostrar únicamente los comentarios correspondientes a la excursión seleccionada, se ha utilizado el método </w:t>
-      </w:r>
-      <w:proofErr w:type="spellStart"/>
-      <w:r>
-        <w:rPr>
-          <w:lang w:eastAsia="es-ES"/>
-        </w:rPr>
-        <w:t>filter</w:t>
-      </w:r>
-      <w:proofErr w:type="spellEnd"/>
+        <w:t>Para mostrar únicamente los comentarios correspondientes a la excursión seleccionada, se ha utilizado el método filter</w:t>
+      </w:r>
       <w:r>
         <w:rPr>
           <w:lang w:eastAsia="es-ES"/>
@@ -2735,21 +1201,7 @@
         <w:rPr>
           <w:lang w:eastAsia="es-ES"/>
         </w:rPr>
-        <w:t xml:space="preserve">Además, se ha utilizado un </w:t>
-      </w:r>
-      <w:proofErr w:type="spellStart"/>
-      <w:r>
-        <w:rPr>
-          <w:lang w:eastAsia="es-ES"/>
-        </w:rPr>
-        <w:t>ScrollView</w:t>
-      </w:r>
-      <w:proofErr w:type="spellEnd"/>
-      <w:r>
-        <w:rPr>
-          <w:lang w:eastAsia="es-ES"/>
-        </w:rPr>
-        <w:t xml:space="preserve"> para permitir el desplazamiento vertical de la pantalla, ya que ahora contiene tanto la información de la excursión como la lista de comentarios.</w:t>
+        <w:t>Además, se ha utilizado un ScrollView para permitir el desplazamiento vertical de la pantalla, ya que ahora contiene tanto la información de la excursión como la lista de comentarios.</w:t>
       </w:r>
     </w:p>
     <w:p>
@@ -2769,35 +1221,7 @@
         <w:rPr>
           <w:lang w:eastAsia="es-ES"/>
         </w:rPr>
-        <w:t xml:space="preserve">se ha añadido funcionalidad interactiva mediante el uso del componente </w:t>
-      </w:r>
-      <w:proofErr w:type="spellStart"/>
-      <w:r>
-        <w:rPr>
-          <w:lang w:eastAsia="es-ES"/>
-        </w:rPr>
-        <w:t>IconButton</w:t>
-      </w:r>
-      <w:proofErr w:type="spellEnd"/>
-      <w:r>
-        <w:rPr>
-          <w:lang w:eastAsia="es-ES"/>
-        </w:rPr>
-        <w:t xml:space="preserve"> de </w:t>
-      </w:r>
-      <w:proofErr w:type="spellStart"/>
-      <w:r>
-        <w:rPr>
-          <w:lang w:eastAsia="es-ES"/>
-        </w:rPr>
-        <w:t>React</w:t>
-      </w:r>
-      <w:proofErr w:type="spellEnd"/>
-      <w:r>
-        <w:rPr>
-          <w:lang w:eastAsia="es-ES"/>
-        </w:rPr>
-        <w:t xml:space="preserve"> Native Paper, en lugar del componente tradicional Button.</w:t>
+        <w:t>se ha añadido funcionalidad interactiva mediante el uso del componente IconButton de React Native Paper, en lugar del componente tradicional Button.</w:t>
       </w:r>
     </w:p>
     <w:p>
@@ -2837,42 +1261,7 @@
         <w:rPr>
           <w:lang w:eastAsia="es-ES"/>
         </w:rPr>
-        <w:t xml:space="preserve">La función </w:t>
-      </w:r>
-      <w:proofErr w:type="spellStart"/>
-      <w:r>
-        <w:rPr>
-          <w:lang w:eastAsia="es-ES"/>
-        </w:rPr>
-        <w:t>marcarFavorito</w:t>
-      </w:r>
-      <w:proofErr w:type="spellEnd"/>
-      <w:r>
-        <w:rPr>
-          <w:lang w:eastAsia="es-ES"/>
-        </w:rPr>
-        <w:t>(</w:t>
-      </w:r>
-      <w:proofErr w:type="spellStart"/>
-      <w:r>
-        <w:rPr>
-          <w:lang w:eastAsia="es-ES"/>
-        </w:rPr>
-        <w:t>excursionId</w:t>
-      </w:r>
-      <w:proofErr w:type="spellEnd"/>
-      <w:r>
-        <w:rPr>
-          <w:lang w:eastAsia="es-ES"/>
-        </w:rPr>
-        <w:t xml:space="preserve">) se encarga de añadir una excursión al array utilizando el método </w:t>
-      </w:r>
-      <w:proofErr w:type="spellStart"/>
-      <w:r>
-        <w:rPr>
-          <w:lang w:eastAsia="es-ES"/>
-        </w:rPr>
-        <w:t>conca</w:t>
+        <w:t>La función marcarFavorito(excursionId) se encarga de añadir una excursión al array utilizando el método conca</w:t>
       </w:r>
       <w:r>
         <w:rPr>
@@ -2880,7 +1269,6 @@
         </w:rPr>
         <w:t>t</w:t>
       </w:r>
-      <w:proofErr w:type="spellEnd"/>
       <w:r>
         <w:rPr>
           <w:lang w:eastAsia="es-ES"/>
@@ -2897,16 +1285,8 @@
         <w:rPr>
           <w:lang w:eastAsia="es-ES"/>
         </w:rPr>
-        <w:t xml:space="preserve">Para comprobar si una excursión ya está marcada como favorita, se utiliza el método </w:t>
-      </w:r>
-      <w:proofErr w:type="spellStart"/>
-      <w:r>
-        <w:rPr>
-          <w:lang w:eastAsia="es-ES"/>
-        </w:rPr>
-        <w:t>some</w:t>
-      </w:r>
-      <w:proofErr w:type="spellEnd"/>
+        <w:t>Para comprobar si una excursión ya está marcada como favorita, se utiliza el método some</w:t>
+      </w:r>
       <w:r>
         <w:rPr>
           <w:lang w:eastAsia="es-ES"/>
@@ -3005,91 +1385,21 @@
         <w:rPr>
           <w:lang w:eastAsia="es-ES"/>
         </w:rPr>
-        <w:t xml:space="preserve">Para finalizar, se ha cambiado el </w:t>
-      </w:r>
-      <w:proofErr w:type="spellStart"/>
-      <w:r>
-        <w:rPr>
-          <w:lang w:eastAsia="es-ES"/>
-        </w:rPr>
-        <w:t>Drawer</w:t>
-      </w:r>
-      <w:proofErr w:type="spellEnd"/>
-      <w:r>
-        <w:rPr>
-          <w:lang w:eastAsia="es-ES"/>
-        </w:rPr>
-        <w:t xml:space="preserve"> </w:t>
-      </w:r>
-      <w:proofErr w:type="spellStart"/>
-      <w:r>
-        <w:rPr>
-          <w:lang w:eastAsia="es-ES"/>
-        </w:rPr>
-        <w:t>Menu</w:t>
-      </w:r>
-      <w:proofErr w:type="spellEnd"/>
-      <w:r>
-        <w:rPr>
-          <w:lang w:eastAsia="es-ES"/>
-        </w:rPr>
-        <w:t>, realizando varias modificaciones para mejorar su aspecto.</w:t>
-      </w:r>
-    </w:p>
-    <w:p>
-      <w:pPr>
-        <w:jc w:val="both"/>
-        <w:rPr>
-          <w:lang w:eastAsia="es-ES"/>
-        </w:rPr>
-      </w:pPr>
-      <w:r>
-        <w:rPr>
-          <w:lang w:eastAsia="es-ES"/>
-        </w:rPr>
-        <w:t xml:space="preserve">Se han añadido iconos a cada opción del </w:t>
-      </w:r>
-      <w:proofErr w:type="spellStart"/>
-      <w:r>
-        <w:rPr>
-          <w:lang w:eastAsia="es-ES"/>
-        </w:rPr>
-        <w:t>Drawer</w:t>
-      </w:r>
-      <w:proofErr w:type="spellEnd"/>
-      <w:r>
-        <w:rPr>
-          <w:lang w:eastAsia="es-ES"/>
-        </w:rPr>
-        <w:t xml:space="preserve"> utilizando la librería </w:t>
-      </w:r>
-      <w:proofErr w:type="spellStart"/>
-      <w:r>
-        <w:rPr>
-          <w:lang w:eastAsia="es-ES"/>
-        </w:rPr>
-        <w:t>MaterialCommunityIcons</w:t>
-      </w:r>
-      <w:proofErr w:type="spellEnd"/>
-      <w:r>
-        <w:rPr>
-          <w:lang w:eastAsia="es-ES"/>
-        </w:rPr>
-        <w:t xml:space="preserve">. Cada pantalla tiene un icono representativo (home, calendar, </w:t>
-      </w:r>
-      <w:proofErr w:type="spellStart"/>
-      <w:r>
-        <w:rPr>
-          <w:lang w:eastAsia="es-ES"/>
-        </w:rPr>
-        <w:t>information</w:t>
-      </w:r>
-      <w:proofErr w:type="spellEnd"/>
-      <w:r>
-        <w:rPr>
-          <w:lang w:eastAsia="es-ES"/>
-        </w:rPr>
-        <w:t>, etc.).</w:t>
+        <w:t>Para finalizar, se ha cambiado el Drawer Menu, realizando varias modificaciones para mejorar su aspecto.</w:t>
+      </w:r>
+    </w:p>
+    <w:p>
+      <w:pPr>
+        <w:jc w:val="both"/>
+        <w:rPr>
+          <w:lang w:eastAsia="es-ES"/>
+        </w:rPr>
+      </w:pPr>
+      <w:r>
+        <w:rPr>
+          <w:lang w:eastAsia="es-ES"/>
+        </w:rPr>
+        <w:t>Se han añadido iconos a cada opción del Drawer utilizando la librería MaterialCommunityIcons. Cada pantalla tiene un icono representativo (home, calendar, information, etc.).</w:t>
       </w:r>
     </w:p>
     <w:p>
@@ -3106,35 +1416,7 @@
         <w:rPr>
           <w:lang w:eastAsia="es-ES"/>
         </w:rPr>
-        <w:t xml:space="preserve">Se ha creado un componente </w:t>
-      </w:r>
-      <w:proofErr w:type="spellStart"/>
-      <w:r>
-        <w:rPr>
-          <w:lang w:eastAsia="es-ES"/>
-        </w:rPr>
-        <w:t>CustomDrawerContent</w:t>
-      </w:r>
-      <w:proofErr w:type="spellEnd"/>
-      <w:r>
-        <w:rPr>
-          <w:lang w:eastAsia="es-ES"/>
-        </w:rPr>
-        <w:t xml:space="preserve"> que permite personalizar el contenido del </w:t>
-      </w:r>
-      <w:proofErr w:type="spellStart"/>
-      <w:r>
-        <w:rPr>
-          <w:lang w:eastAsia="es-ES"/>
-        </w:rPr>
-        <w:t>Drawer</w:t>
-      </w:r>
-      <w:proofErr w:type="spellEnd"/>
-      <w:r>
-        <w:rPr>
-          <w:lang w:eastAsia="es-ES"/>
-        </w:rPr>
-        <w:t>. En la parte superior se ha añadido</w:t>
+        <w:t>Se ha creado un componente CustomDrawerContent que permite personalizar el contenido del Drawer. En la parte superior se ha añadido</w:t>
       </w:r>
       <w:r>
         <w:rPr>
@@ -3158,21 +1440,7 @@
         <w:rPr>
           <w:lang w:eastAsia="es-ES"/>
         </w:rPr>
-        <w:t>l nombre "</w:t>
-      </w:r>
-      <w:proofErr w:type="spellStart"/>
-      <w:r>
-        <w:rPr>
-          <w:lang w:eastAsia="es-ES"/>
-        </w:rPr>
-        <w:t>Gaztaroa</w:t>
-      </w:r>
-      <w:proofErr w:type="spellEnd"/>
-      <w:r>
-        <w:rPr>
-          <w:lang w:eastAsia="es-ES"/>
-        </w:rPr>
-        <w:t>"</w:t>
+        <w:t>l nombre "Gaztaroa"</w:t>
       </w:r>
       <w:r>
         <w:rPr>
@@ -3184,35 +1452,7 @@
         <w:rPr>
           <w:lang w:eastAsia="es-ES"/>
         </w:rPr>
-        <w:t xml:space="preserve">Para evitar espacios innecesarios en la parte superior, se ha configurado el </w:t>
-      </w:r>
-      <w:proofErr w:type="spellStart"/>
-      <w:r>
-        <w:rPr>
-          <w:lang w:eastAsia="es-ES"/>
-        </w:rPr>
-        <w:t>SafeAreaView</w:t>
-      </w:r>
-      <w:proofErr w:type="spellEnd"/>
-      <w:r>
-        <w:rPr>
-          <w:lang w:eastAsia="es-ES"/>
-        </w:rPr>
-        <w:t xml:space="preserve"> para no aplicar </w:t>
-      </w:r>
-      <w:proofErr w:type="spellStart"/>
-      <w:r>
-        <w:rPr>
-          <w:lang w:eastAsia="es-ES"/>
-        </w:rPr>
-        <w:t>padding</w:t>
-      </w:r>
-      <w:proofErr w:type="spellEnd"/>
-      <w:r>
-        <w:rPr>
-          <w:lang w:eastAsia="es-ES"/>
-        </w:rPr>
-        <w:t xml:space="preserve"> superior.</w:t>
+        <w:t>Para evitar espacios innecesarios en la parte superior, se ha configurado el SafeAreaView para no aplicar padding superior.</w:t>
       </w:r>
     </w:p>
     <w:p>
@@ -3229,30 +1469,8 @@
         <w:rPr>
           <w:lang w:eastAsia="es-ES"/>
         </w:rPr>
-        <w:t xml:space="preserve">Se ha implementado un componente </w:t>
-      </w:r>
-      <w:proofErr w:type="spellStart"/>
-      <w:r>
-        <w:rPr>
-          <w:lang w:eastAsia="es-ES"/>
-        </w:rPr>
-        <w:t>BotonMenu</w:t>
-      </w:r>
-      <w:proofErr w:type="spellEnd"/>
-      <w:r>
-        <w:rPr>
-          <w:lang w:eastAsia="es-ES"/>
-        </w:rPr>
-        <w:t xml:space="preserve">, que muestra un icono de menú en la cabecera de las pantallas. Este botón permite abrir y cerrar el </w:t>
-      </w:r>
-      <w:proofErr w:type="spellStart"/>
-      <w:r>
-        <w:rPr>
-          <w:lang w:eastAsia="es-ES"/>
-        </w:rPr>
-        <w:t>Drawer</w:t>
-      </w:r>
-      <w:proofErr w:type="spellEnd"/>
+        <w:t>Se ha implementado un componente BotonMenu, que muestra un icono de menú en la cabecera de las pantallas. Este botón permite abrir y cerrar el Drawer</w:t>
+      </w:r>
       <w:r>
         <w:rPr>
           <w:lang w:eastAsia="es-ES"/>
@@ -3274,21 +1492,7 @@
         <w:rPr>
           <w:lang w:eastAsia="es-ES"/>
         </w:rPr>
-        <w:t xml:space="preserve">Se ha creado la función </w:t>
-      </w:r>
-      <w:proofErr w:type="spellStart"/>
-      <w:r>
-        <w:rPr>
-          <w:lang w:eastAsia="es-ES"/>
-        </w:rPr>
-        <w:t>menuHeaderOptions</w:t>
-      </w:r>
-      <w:proofErr w:type="spellEnd"/>
-      <w:r>
-        <w:rPr>
-          <w:lang w:eastAsia="es-ES"/>
-        </w:rPr>
-        <w:t>, que permite reutilizar la configuración de la cabecera en diferentes pantallas, evitando duplicación de código.</w:t>
+        <w:t>Se ha creado la función menuHeaderOptions, que permite reutilizar la configuración de la cabecera en diferentes pantallas, evitando duplicación de código.</w:t>
       </w:r>
     </w:p>
     <w:p>
@@ -3305,21 +1509,7 @@
         <w:rPr>
           <w:lang w:eastAsia="es-ES"/>
         </w:rPr>
-        <w:t xml:space="preserve">Cabe destacar que la pantalla </w:t>
-      </w:r>
-      <w:proofErr w:type="spellStart"/>
-      <w:r>
-        <w:rPr>
-          <w:lang w:eastAsia="es-ES"/>
-        </w:rPr>
-        <w:t>DetalleExcursion</w:t>
-      </w:r>
-      <w:proofErr w:type="spellEnd"/>
-      <w:r>
-        <w:rPr>
-          <w:lang w:eastAsia="es-ES"/>
-        </w:rPr>
-        <w:t xml:space="preserve"> mantiene el botón de navegación hacia atrás por defecto</w:t>
+        <w:t>Cabe destacar que la pantalla DetalleExcursion mantiene el botón de navegación hacia atrás por defecto</w:t>
       </w:r>
     </w:p>
     <w:p>
@@ -3329,19 +1519,11 @@
           <w:lang w:eastAsia="es-ES"/>
         </w:rPr>
       </w:pPr>
-      <w:proofErr w:type="spellStart"/>
-      <w:r>
-        <w:rPr>
-          <w:lang w:eastAsia="es-ES"/>
-        </w:rPr>
-        <w:t>Commit</w:t>
-      </w:r>
-      <w:proofErr w:type="spellEnd"/>
-      <w:r>
-        <w:rPr>
-          <w:lang w:eastAsia="es-ES"/>
-        </w:rPr>
-        <w:t xml:space="preserve"> 08: “Servidor JSON”</w:t>
+      <w:r>
+        <w:rPr>
+          <w:lang w:eastAsia="es-ES"/>
+        </w:rPr>
+        <w:t>Commit 08: “Servidor JSON”</w:t>
       </w:r>
     </w:p>
     <w:p>
@@ -3376,35 +1558,7 @@
         <w:rPr>
           <w:lang w:eastAsia="es-ES"/>
         </w:rPr>
-        <w:t xml:space="preserve">Server, con el objetivo de simular una API REST sin necesidad de implementar un </w:t>
-      </w:r>
-      <w:proofErr w:type="spellStart"/>
-      <w:r>
-        <w:rPr>
-          <w:lang w:eastAsia="es-ES"/>
-        </w:rPr>
-        <w:t>backend</w:t>
-      </w:r>
-      <w:proofErr w:type="spellEnd"/>
-      <w:r>
-        <w:rPr>
-          <w:lang w:eastAsia="es-ES"/>
-        </w:rPr>
-        <w:t xml:space="preserve"> real. Este servidor permite exponer los datos de la aplicación a través de </w:t>
-      </w:r>
-      <w:proofErr w:type="spellStart"/>
-      <w:r>
-        <w:rPr>
-          <w:lang w:eastAsia="es-ES"/>
-        </w:rPr>
-        <w:t>endpoints</w:t>
-      </w:r>
-      <w:proofErr w:type="spellEnd"/>
-      <w:r>
-        <w:rPr>
-          <w:lang w:eastAsia="es-ES"/>
-        </w:rPr>
-        <w:t xml:space="preserve"> HTTP y servir contenido estático, como imágenes.</w:t>
+        <w:t>Server, con el objetivo de simular una API REST sin necesidad de implementar un backend real. Este servidor permite exponer los datos de la aplicación a través de endpoints HTTP y servir contenido estático, como imágenes.</w:t>
       </w:r>
     </w:p>
     <w:p>
@@ -3432,63 +1586,21 @@
         <w:rPr>
           <w:lang w:eastAsia="es-ES"/>
         </w:rPr>
-        <w:t xml:space="preserve">Se ha instalado el paquete </w:t>
-      </w:r>
-      <w:proofErr w:type="spellStart"/>
-      <w:r>
-        <w:rPr>
-          <w:lang w:eastAsia="es-ES"/>
-        </w:rPr>
-        <w:t>json</w:t>
-      </w:r>
-      <w:proofErr w:type="spellEnd"/>
-      <w:r>
-        <w:rPr>
-          <w:lang w:eastAsia="es-ES"/>
-        </w:rPr>
-        <w:t xml:space="preserve">-server como dependencia de desarrollo y se ha configurado un servidor local que expone los datos contenidos en el fichero </w:t>
-      </w:r>
-      <w:proofErr w:type="spellStart"/>
-      <w:r>
-        <w:rPr>
-          <w:lang w:eastAsia="es-ES"/>
-        </w:rPr>
-        <w:t>db.json</w:t>
-      </w:r>
-      <w:proofErr w:type="spellEnd"/>
-      <w:r>
-        <w:rPr>
-          <w:lang w:eastAsia="es-ES"/>
-        </w:rPr>
-        <w:t>.</w:t>
-      </w:r>
-    </w:p>
-    <w:p>
-      <w:pPr>
-        <w:jc w:val="both"/>
-        <w:rPr>
-          <w:lang w:eastAsia="es-ES"/>
-        </w:rPr>
-      </w:pPr>
-      <w:r>
-        <w:rPr>
-          <w:lang w:eastAsia="es-ES"/>
-        </w:rPr>
-        <w:t xml:space="preserve">Este servidor permite acceder a los recursos mediante </w:t>
-      </w:r>
-      <w:proofErr w:type="spellStart"/>
-      <w:r>
-        <w:rPr>
-          <w:lang w:eastAsia="es-ES"/>
-        </w:rPr>
-        <w:t>URLs</w:t>
-      </w:r>
-      <w:proofErr w:type="spellEnd"/>
-      <w:r>
-        <w:rPr>
-          <w:lang w:eastAsia="es-ES"/>
-        </w:rPr>
-        <w:t xml:space="preserve"> como:</w:t>
+        <w:t>Se ha instalado el paquete json-server como dependencia de desarrollo y se ha configurado un servidor local que expone los datos contenidos en el fichero db.json.</w:t>
+      </w:r>
+    </w:p>
+    <w:p>
+      <w:pPr>
+        <w:jc w:val="both"/>
+        <w:rPr>
+          <w:lang w:eastAsia="es-ES"/>
+        </w:rPr>
+      </w:pPr>
+      <w:r>
+        <w:rPr>
+          <w:lang w:eastAsia="es-ES"/>
+        </w:rPr>
+        <w:t>Este servidor permite acceder a los recursos mediante URLs como:</w:t>
       </w:r>
     </w:p>
     <w:p>
@@ -3588,35 +1700,7 @@
         <w:rPr>
           <w:lang w:eastAsia="es-ES"/>
         </w:rPr>
-        <w:t xml:space="preserve">Además de exponer datos, el servidor JSON permite servir archivos estáticos desde la carpeta </w:t>
-      </w:r>
-      <w:proofErr w:type="spellStart"/>
-      <w:r>
-        <w:rPr>
-          <w:lang w:eastAsia="es-ES"/>
-        </w:rPr>
-        <w:t>public</w:t>
-      </w:r>
-      <w:proofErr w:type="spellEnd"/>
-      <w:r>
-        <w:rPr>
-          <w:lang w:eastAsia="es-ES"/>
-        </w:rPr>
-        <w:t xml:space="preserve">. En esta práctica, se han movido las imágenes a dicha carpeta, permitiendo acceder a ellas mediante </w:t>
-      </w:r>
-      <w:proofErr w:type="spellStart"/>
-      <w:r>
-        <w:rPr>
-          <w:lang w:eastAsia="es-ES"/>
-        </w:rPr>
-        <w:t>URLs</w:t>
-      </w:r>
-      <w:proofErr w:type="spellEnd"/>
-      <w:r>
-        <w:rPr>
-          <w:lang w:eastAsia="es-ES"/>
-        </w:rPr>
-        <w:t>.</w:t>
+        <w:t>Además de exponer datos, el servidor JSON permite servir archivos estáticos desde la carpeta public. En esta práctica, se han movido las imágenes a dicha carpeta, permitiendo acceder a ellas mediante URLs.</w:t>
       </w:r>
     </w:p>
     <w:p>
@@ -3643,21 +1727,7 @@
         <w:rPr>
           <w:lang w:eastAsia="es-ES"/>
         </w:rPr>
-        <w:t xml:space="preserve">en lugar de usar el método </w:t>
-      </w:r>
-      <w:proofErr w:type="spellStart"/>
-      <w:r>
-        <w:rPr>
-          <w:lang w:eastAsia="es-ES"/>
-        </w:rPr>
-        <w:t>require</w:t>
-      </w:r>
-      <w:proofErr w:type="spellEnd"/>
-      <w:r>
-        <w:rPr>
-          <w:lang w:eastAsia="es-ES"/>
-        </w:rPr>
-        <w:t>(). Esto permite que cada elemento muestre su propia imagen de forma dinámica.</w:t>
+        <w:t>en lugar de usar el método require(). Esto permite que cada elemento muestre su propia imagen de forma dinámica.</w:t>
       </w:r>
     </w:p>
     <w:p>
@@ -3682,7 +1752,2241 @@
     </w:p>
     <w:p>
       <w:pPr>
-        <w:jc w:val="both"/>
+        <w:pStyle w:val="Ttulo1"/>
+        <w:rPr>
+          <w:lang w:eastAsia="es-ES"/>
+        </w:rPr>
+      </w:pPr>
+      <w:r>
+        <w:rPr>
+          <w:lang w:eastAsia="es-ES"/>
+        </w:rPr>
+        <w:t>Commit 09: “Redux y Thunk”</w:t>
+      </w:r>
+    </w:p>
+    <w:p>
+      <w:pPr>
+        <w:rPr>
+          <w:b/>
+          <w:bCs/>
+          <w:lang w:eastAsia="es-ES"/>
+        </w:rPr>
+      </w:pPr>
+      <w:r>
+        <w:rPr>
+          <w:b/>
+          <w:bCs/>
+          <w:lang w:eastAsia="es-ES"/>
+        </w:rPr>
+        <w:t>1. Introducción y objetivos de la práctica</w:t>
+      </w:r>
+    </w:p>
+    <w:p>
+      <w:pPr>
+        <w:rPr>
+          <w:lang w:eastAsia="es-ES"/>
+        </w:rPr>
+      </w:pPr>
+      <w:r>
+        <w:rPr>
+          <w:lang w:eastAsia="es-ES"/>
+        </w:rPr>
+        <w:t>En este commit se ha integrado Redux en la aplicación móvil AppGaztaroa, desarrollada con React Native y Expo. Hasta este punto, cada componente gestionaba su propio estado de forma local, lo que implica que los datos se almacenaban en variables de estado privadas de cada componente y se transmítían manualmente entre ellos mediante props.</w:t>
+      </w:r>
+    </w:p>
+    <w:p>
+      <w:pPr>
+        <w:rPr>
+          <w:lang w:eastAsia="es-ES"/>
+        </w:rPr>
+      </w:pPr>
+      <w:r>
+        <w:rPr>
+          <w:lang w:eastAsia="es-ES"/>
+        </w:rPr>
+        <w:t>El objetivo de esta práctica es reemplazar ese modelo distribuido por una arquitectura Redux, en la que existe una única fuente de verdad (el store) accesible para todos los componentes. Adicionalmente, se incorpora el middleware Redux-Thunk, que permite lanzar llamadas asíncronas a la REST API del servidor en lugar de cargar los datos desde ficheros JavaScript locales.</w:t>
+      </w:r>
+    </w:p>
+    <w:p>
+      <w:pPr>
+        <w:rPr>
+          <w:lang w:eastAsia="es-ES"/>
+        </w:rPr>
+      </w:pPr>
+      <w:r>
+        <w:rPr>
+          <w:lang w:eastAsia="es-ES"/>
+        </w:rPr>
+        <w:t>Tras la refactorización, la aplicación mantiene exactamente el mismo aspecto y funcionalidad que en el ejercicio anterior, pero con una arquitectura interna radicalmente distinta y mucho más escalable.</w:t>
+      </w:r>
+    </w:p>
+    <w:p>
+      <w:pPr>
+        <w:rPr>
+          <w:lang w:eastAsia="es-ES"/>
+        </w:rPr>
+      </w:pPr>
+    </w:p>
+    <w:p>
+      <w:pPr>
+        <w:rPr>
+          <w:b/>
+          <w:bCs/>
+          <w:lang w:eastAsia="es-ES"/>
+        </w:rPr>
+      </w:pPr>
+      <w:r>
+        <w:rPr>
+          <w:b/>
+          <w:bCs/>
+          <w:lang w:eastAsia="es-ES"/>
+        </w:rPr>
+        <w:t>2. ¿Por qué Redux? Motivación y principios</w:t>
+      </w:r>
+    </w:p>
+    <w:p>
+      <w:pPr>
+        <w:rPr>
+          <w:lang w:eastAsia="es-ES"/>
+        </w:rPr>
+      </w:pPr>
+      <w:r>
+        <w:rPr>
+          <w:lang w:eastAsia="es-ES"/>
+        </w:rPr>
+        <w:t>Redux es una arquitectura de gestión de estado basada en los principios de flujo unidireccional de Flux. Aunque en una aplicación de la escala de Gaztaroa podría considerarse un nivel de complejidad añadido innecesario, su adopción aporta beneficios importantes:</w:t>
+      </w:r>
+    </w:p>
+    <w:p>
+      <w:pPr>
+        <w:numPr>
+          <w:ilvl w:val="0"/>
+          <w:numId w:val="12"/>
+        </w:numPr>
+        <w:rPr>
+          <w:lang w:eastAsia="es-ES"/>
+        </w:rPr>
+      </w:pPr>
+      <w:r>
+        <w:rPr>
+          <w:lang w:eastAsia="es-ES"/>
+        </w:rPr>
+        <w:t>Predictibilidad: al existir una única fuente de verdad y flujo unidireccional, es más sencillo razonar sobre el estado de la aplicación en cualquier momento.</w:t>
+      </w:r>
+    </w:p>
+    <w:p>
+      <w:pPr>
+        <w:numPr>
+          <w:ilvl w:val="0"/>
+          <w:numId w:val="12"/>
+        </w:numPr>
+        <w:rPr>
+          <w:lang w:eastAsia="es-ES"/>
+        </w:rPr>
+      </w:pPr>
+      <w:r>
+        <w:rPr>
+          <w:lang w:eastAsia="es-ES"/>
+        </w:rPr>
+        <w:t>Trazabilidad: cualquier cambio de estado queda registrado como una acción explícita, lo que facilita la depuración.</w:t>
+      </w:r>
+    </w:p>
+    <w:p>
+      <w:pPr>
+        <w:numPr>
+          <w:ilvl w:val="0"/>
+          <w:numId w:val="12"/>
+        </w:numPr>
+        <w:rPr>
+          <w:lang w:eastAsia="es-ES"/>
+        </w:rPr>
+      </w:pPr>
+      <w:r>
+        <w:rPr>
+          <w:lang w:eastAsia="es-ES"/>
+        </w:rPr>
+        <w:t>Escalabilidad: a medida que la aplicación crece, el estado centralizado evita la proliferación de props anidadas y la necesidad de elevar estado entre componentes.</w:t>
+      </w:r>
+    </w:p>
+    <w:p>
+      <w:pPr>
+        <w:rPr>
+          <w:lang w:eastAsia="es-ES"/>
+        </w:rPr>
+      </w:pPr>
+    </w:p>
+    <w:p>
+      <w:pPr>
+        <w:rPr>
+          <w:b/>
+          <w:bCs/>
+          <w:lang w:eastAsia="es-ES"/>
+        </w:rPr>
+      </w:pPr>
+      <w:r>
+        <w:rPr>
+          <w:b/>
+          <w:bCs/>
+          <w:lang w:eastAsia="es-ES"/>
+        </w:rPr>
+        <w:t>Los tres principios fundamentales de Redux</w:t>
+      </w:r>
+    </w:p>
+    <w:tbl>
+      <w:tblPr>
+        <w:tblW w:w="9200" w:type="dxa"/>
+        <w:tblBorders>
+          <w:top w:val="single" w:sz="4" w:space="0" w:color="auto"/>
+          <w:left w:val="single" w:sz="4" w:space="0" w:color="auto"/>
+          <w:bottom w:val="single" w:sz="4" w:space="0" w:color="auto"/>
+          <w:right w:val="single" w:sz="4" w:space="0" w:color="auto"/>
+          <w:insideH w:val="single" w:sz="4" w:space="0" w:color="auto"/>
+          <w:insideV w:val="single" w:sz="4" w:space="0" w:color="auto"/>
+        </w:tblBorders>
+        <w:tblCellMar>
+          <w:left w:w="10" w:type="dxa"/>
+          <w:right w:w="10" w:type="dxa"/>
+        </w:tblCellMar>
+        <w:tblLook w:val="04A0" w:firstRow="1" w:lastRow="0" w:firstColumn="1" w:lastColumn="0" w:noHBand="0" w:noVBand="1"/>
+      </w:tblPr>
+      <w:tblGrid>
+        <w:gridCol w:w="3000"/>
+        <w:gridCol w:w="6200"/>
+      </w:tblGrid>
+      <w:tr>
+        <w:tc>
+          <w:tcPr>
+            <w:tcW w:w="3000" w:type="dxa"/>
+            <w:tcBorders>
+              <w:top w:val="single" w:sz="2" w:space="0" w:color="CCCCCC"/>
+              <w:left w:val="single" w:sz="2" w:space="0" w:color="CCCCCC"/>
+              <w:bottom w:val="single" w:sz="2" w:space="0" w:color="CCCCCC"/>
+              <w:right w:val="single" w:sz="2" w:space="0" w:color="CCCCCC"/>
+            </w:tcBorders>
+            <w:shd w:val="clear" w:color="auto" w:fill="EAF2FB"/>
+            <w:tcMar>
+              <w:top w:w="80" w:type="dxa"/>
+              <w:left w:w="120" w:type="dxa"/>
+              <w:bottom w:w="80" w:type="dxa"/>
+              <w:right w:w="120" w:type="dxa"/>
+            </w:tcMar>
+            <w:hideMark/>
+          </w:tcPr>
+          <w:p>
+            <w:pPr>
+              <w:rPr>
+                <w:lang w:eastAsia="es-ES"/>
+              </w:rPr>
+            </w:pPr>
+            <w:r>
+              <w:rPr>
+                <w:b/>
+                <w:bCs/>
+                <w:lang w:eastAsia="es-ES"/>
+              </w:rPr>
+              <w:t>Una sola fuente de verdad</w:t>
+            </w:r>
+          </w:p>
+        </w:tc>
+        <w:tc>
+          <w:tcPr>
+            <w:tcW w:w="6200" w:type="dxa"/>
+            <w:tcBorders>
+              <w:top w:val="single" w:sz="2" w:space="0" w:color="CCCCCC"/>
+              <w:left w:val="single" w:sz="2" w:space="0" w:color="CCCCCC"/>
+              <w:bottom w:val="single" w:sz="2" w:space="0" w:color="CCCCCC"/>
+              <w:right w:val="single" w:sz="2" w:space="0" w:color="CCCCCC"/>
+            </w:tcBorders>
+            <w:tcMar>
+              <w:top w:w="80" w:type="dxa"/>
+              <w:left w:w="120" w:type="dxa"/>
+              <w:bottom w:w="80" w:type="dxa"/>
+              <w:right w:w="120" w:type="dxa"/>
+            </w:tcMar>
+            <w:hideMark/>
+          </w:tcPr>
+          <w:p>
+            <w:pPr>
+              <w:rPr>
+                <w:lang w:eastAsia="es-ES"/>
+              </w:rPr>
+            </w:pPr>
+            <w:r>
+              <w:rPr>
+                <w:lang w:eastAsia="es-ES"/>
+              </w:rPr>
+              <w:t>Todo el estado de la aplicación reside en un único objeto dentro del store. Ningún componente mantiene datos de la API en su estado local.</w:t>
+            </w:r>
+          </w:p>
+        </w:tc>
+      </w:tr>
+      <w:tr>
+        <w:tc>
+          <w:tcPr>
+            <w:tcW w:w="3000" w:type="dxa"/>
+            <w:tcBorders>
+              <w:top w:val="single" w:sz="2" w:space="0" w:color="CCCCCC"/>
+              <w:left w:val="single" w:sz="2" w:space="0" w:color="CCCCCC"/>
+              <w:bottom w:val="single" w:sz="2" w:space="0" w:color="CCCCCC"/>
+              <w:right w:val="single" w:sz="2" w:space="0" w:color="CCCCCC"/>
+            </w:tcBorders>
+            <w:shd w:val="clear" w:color="auto" w:fill="EAF2FB"/>
+            <w:tcMar>
+              <w:top w:w="80" w:type="dxa"/>
+              <w:left w:w="120" w:type="dxa"/>
+              <w:bottom w:w="80" w:type="dxa"/>
+              <w:right w:w="120" w:type="dxa"/>
+            </w:tcMar>
+            <w:hideMark/>
+          </w:tcPr>
+          <w:p>
+            <w:pPr>
+              <w:rPr>
+                <w:lang w:eastAsia="es-ES"/>
+              </w:rPr>
+            </w:pPr>
+            <w:r>
+              <w:rPr>
+                <w:b/>
+                <w:bCs/>
+                <w:lang w:eastAsia="es-ES"/>
+              </w:rPr>
+              <w:lastRenderedPageBreak/>
+              <w:t>El estado es de solo lectura</w:t>
+            </w:r>
+          </w:p>
+        </w:tc>
+        <w:tc>
+          <w:tcPr>
+            <w:tcW w:w="6200" w:type="dxa"/>
+            <w:tcBorders>
+              <w:top w:val="single" w:sz="2" w:space="0" w:color="CCCCCC"/>
+              <w:left w:val="single" w:sz="2" w:space="0" w:color="CCCCCC"/>
+              <w:bottom w:val="single" w:sz="2" w:space="0" w:color="CCCCCC"/>
+              <w:right w:val="single" w:sz="2" w:space="0" w:color="CCCCCC"/>
+            </w:tcBorders>
+            <w:tcMar>
+              <w:top w:w="80" w:type="dxa"/>
+              <w:left w:w="120" w:type="dxa"/>
+              <w:bottom w:w="80" w:type="dxa"/>
+              <w:right w:w="120" w:type="dxa"/>
+            </w:tcMar>
+            <w:hideMark/>
+          </w:tcPr>
+          <w:p>
+            <w:pPr>
+              <w:rPr>
+                <w:lang w:eastAsia="es-ES"/>
+              </w:rPr>
+            </w:pPr>
+            <w:r>
+              <w:rPr>
+                <w:lang w:eastAsia="es-ES"/>
+              </w:rPr>
+              <w:t>Ningún componente puede modificar directamente el estado. La única forma de cambiarlo es emitiendo una acción (dispatch).</w:t>
+            </w:r>
+          </w:p>
+        </w:tc>
+      </w:tr>
+      <w:tr>
+        <w:tc>
+          <w:tcPr>
+            <w:tcW w:w="3000" w:type="dxa"/>
+            <w:tcBorders>
+              <w:top w:val="single" w:sz="2" w:space="0" w:color="CCCCCC"/>
+              <w:left w:val="single" w:sz="2" w:space="0" w:color="CCCCCC"/>
+              <w:bottom w:val="single" w:sz="2" w:space="0" w:color="CCCCCC"/>
+              <w:right w:val="single" w:sz="2" w:space="0" w:color="CCCCCC"/>
+            </w:tcBorders>
+            <w:shd w:val="clear" w:color="auto" w:fill="EAF2FB"/>
+            <w:tcMar>
+              <w:top w:w="80" w:type="dxa"/>
+              <w:left w:w="120" w:type="dxa"/>
+              <w:bottom w:w="80" w:type="dxa"/>
+              <w:right w:w="120" w:type="dxa"/>
+            </w:tcMar>
+            <w:hideMark/>
+          </w:tcPr>
+          <w:p>
+            <w:pPr>
+              <w:rPr>
+                <w:lang w:eastAsia="es-ES"/>
+              </w:rPr>
+            </w:pPr>
+            <w:r>
+              <w:rPr>
+                <w:b/>
+                <w:bCs/>
+                <w:lang w:eastAsia="es-ES"/>
+              </w:rPr>
+              <w:t>Cambios con funciones puras</w:t>
+            </w:r>
+          </w:p>
+        </w:tc>
+        <w:tc>
+          <w:tcPr>
+            <w:tcW w:w="6200" w:type="dxa"/>
+            <w:tcBorders>
+              <w:top w:val="single" w:sz="2" w:space="0" w:color="CCCCCC"/>
+              <w:left w:val="single" w:sz="2" w:space="0" w:color="CCCCCC"/>
+              <w:bottom w:val="single" w:sz="2" w:space="0" w:color="CCCCCC"/>
+              <w:right w:val="single" w:sz="2" w:space="0" w:color="CCCCCC"/>
+            </w:tcBorders>
+            <w:tcMar>
+              <w:top w:w="80" w:type="dxa"/>
+              <w:left w:w="120" w:type="dxa"/>
+              <w:bottom w:w="80" w:type="dxa"/>
+              <w:right w:w="120" w:type="dxa"/>
+            </w:tcMar>
+            <w:hideMark/>
+          </w:tcPr>
+          <w:p>
+            <w:pPr>
+              <w:rPr>
+                <w:lang w:eastAsia="es-ES"/>
+              </w:rPr>
+            </w:pPr>
+            <w:r>
+              <w:rPr>
+                <w:lang w:eastAsia="es-ES"/>
+              </w:rPr>
+              <w:t>Los reducers son funciones puras que reciben el estado actual y una acción, y devuelven un nuevo estado sin mutar el anterior.</w:t>
+            </w:r>
+          </w:p>
+        </w:tc>
+      </w:tr>
+    </w:tbl>
+    <w:p>
+      <w:pPr>
+        <w:rPr>
+          <w:lang w:eastAsia="es-ES"/>
+        </w:rPr>
+      </w:pPr>
+    </w:p>
+    <w:p>
+      <w:pPr>
+        <w:rPr>
+          <w:b/>
+          <w:bCs/>
+          <w:lang w:eastAsia="es-ES"/>
+        </w:rPr>
+      </w:pPr>
+      <w:r>
+        <w:rPr>
+          <w:b/>
+          <w:bCs/>
+          <w:lang w:eastAsia="es-ES"/>
+        </w:rPr>
+        <w:t>3. Estructura de ficheros Redux</w:t>
+      </w:r>
+    </w:p>
+    <w:p>
+      <w:pPr>
+        <w:rPr>
+          <w:lang w:eastAsia="es-ES"/>
+        </w:rPr>
+      </w:pPr>
+      <w:r>
+        <w:rPr>
+          <w:lang w:eastAsia="es-ES"/>
+        </w:rPr>
+        <w:t>Se ha creado la carpeta redux/ en la raíz del proyecto, que contiene todos los ficheros relacionados con la gestión de estado:</w:t>
+      </w:r>
+    </w:p>
+    <w:p>
+      <w:pPr>
+        <w:rPr>
+          <w:lang w:eastAsia="es-ES"/>
+        </w:rPr>
+      </w:pPr>
+      <w:r>
+        <w:rPr>
+          <w:lang w:eastAsia="es-ES"/>
+        </w:rPr>
+        <w:t>redux/</w:t>
+      </w:r>
+    </w:p>
+    <w:p>
+      <w:pPr>
+        <w:rPr>
+          <w:lang w:eastAsia="es-ES"/>
+        </w:rPr>
+      </w:pPr>
+      <w:r>
+        <w:rPr>
+          <w:lang w:eastAsia="es-ES"/>
+        </w:rPr>
+        <w:t xml:space="preserve">  </w:t>
+      </w:r>
+      <w:r>
+        <w:rPr>
+          <w:rFonts w:ascii="MS Gothic" w:eastAsia="MS Gothic" w:hAnsi="MS Gothic" w:cs="MS Gothic" w:hint="eastAsia"/>
+          <w:lang w:eastAsia="es-ES"/>
+        </w:rPr>
+        <w:t>├</w:t>
+      </w:r>
+      <w:r>
+        <w:rPr>
+          <w:rFonts w:ascii="Calibri" w:hAnsi="Calibri" w:cs="Calibri"/>
+          <w:lang w:eastAsia="es-ES"/>
+        </w:rPr>
+        <w:t>──</w:t>
+      </w:r>
+      <w:r>
+        <w:rPr>
+          <w:lang w:eastAsia="es-ES"/>
+        </w:rPr>
+        <w:t xml:space="preserve"> configureStore.js   </w:t>
+      </w:r>
+      <w:r>
+        <w:rPr>
+          <w:rFonts w:ascii="Calibri" w:hAnsi="Calibri" w:cs="Calibri"/>
+          <w:lang w:eastAsia="es-ES"/>
+        </w:rPr>
+        <w:t>←</w:t>
+      </w:r>
+      <w:r>
+        <w:rPr>
+          <w:lang w:eastAsia="es-ES"/>
+        </w:rPr>
+        <w:t xml:space="preserve"> crea y combina el store</w:t>
+      </w:r>
+    </w:p>
+    <w:p>
+      <w:pPr>
+        <w:rPr>
+          <w:lang w:eastAsia="es-ES"/>
+        </w:rPr>
+      </w:pPr>
+      <w:r>
+        <w:rPr>
+          <w:lang w:eastAsia="es-ES"/>
+        </w:rPr>
+        <w:t xml:space="preserve">  </w:t>
+      </w:r>
+      <w:r>
+        <w:rPr>
+          <w:rFonts w:ascii="MS Gothic" w:eastAsia="MS Gothic" w:hAnsi="MS Gothic" w:cs="MS Gothic" w:hint="eastAsia"/>
+          <w:lang w:eastAsia="es-ES"/>
+        </w:rPr>
+        <w:t>├</w:t>
+      </w:r>
+      <w:r>
+        <w:rPr>
+          <w:rFonts w:ascii="Calibri" w:hAnsi="Calibri" w:cs="Calibri"/>
+          <w:lang w:eastAsia="es-ES"/>
+        </w:rPr>
+        <w:t>──</w:t>
+      </w:r>
+      <w:r>
+        <w:rPr>
+          <w:lang w:eastAsia="es-ES"/>
+        </w:rPr>
+        <w:t xml:space="preserve"> ActionTypes.js      </w:t>
+      </w:r>
+      <w:r>
+        <w:rPr>
+          <w:rFonts w:ascii="Calibri" w:hAnsi="Calibri" w:cs="Calibri"/>
+          <w:lang w:eastAsia="es-ES"/>
+        </w:rPr>
+        <w:t>←</w:t>
+      </w:r>
+      <w:r>
+        <w:rPr>
+          <w:lang w:eastAsia="es-ES"/>
+        </w:rPr>
+        <w:t xml:space="preserve"> constantes de tipos de acci</w:t>
+      </w:r>
+      <w:r>
+        <w:rPr>
+          <w:rFonts w:ascii="Calibri" w:hAnsi="Calibri" w:cs="Calibri"/>
+          <w:lang w:eastAsia="es-ES"/>
+        </w:rPr>
+        <w:t>ó</w:t>
+      </w:r>
+      <w:r>
+        <w:rPr>
+          <w:lang w:eastAsia="es-ES"/>
+        </w:rPr>
+        <w:t>n</w:t>
+      </w:r>
+    </w:p>
+    <w:p>
+      <w:pPr>
+        <w:rPr>
+          <w:lang w:eastAsia="es-ES"/>
+        </w:rPr>
+      </w:pPr>
+      <w:r>
+        <w:rPr>
+          <w:lang w:eastAsia="es-ES"/>
+        </w:rPr>
+        <w:t xml:space="preserve">  </w:t>
+      </w:r>
+      <w:r>
+        <w:rPr>
+          <w:rFonts w:ascii="MS Gothic" w:eastAsia="MS Gothic" w:hAnsi="MS Gothic" w:cs="MS Gothic" w:hint="eastAsia"/>
+          <w:lang w:eastAsia="es-ES"/>
+        </w:rPr>
+        <w:t>├</w:t>
+      </w:r>
+      <w:r>
+        <w:rPr>
+          <w:rFonts w:ascii="Calibri" w:hAnsi="Calibri" w:cs="Calibri"/>
+          <w:lang w:eastAsia="es-ES"/>
+        </w:rPr>
+        <w:t>──</w:t>
+      </w:r>
+      <w:r>
+        <w:rPr>
+          <w:lang w:eastAsia="es-ES"/>
+        </w:rPr>
+        <w:t xml:space="preserve"> ActionCreators.js   </w:t>
+      </w:r>
+      <w:r>
+        <w:rPr>
+          <w:rFonts w:ascii="Calibri" w:hAnsi="Calibri" w:cs="Calibri"/>
+          <w:lang w:eastAsia="es-ES"/>
+        </w:rPr>
+        <w:t>←</w:t>
+      </w:r>
+      <w:r>
+        <w:rPr>
+          <w:lang w:eastAsia="es-ES"/>
+        </w:rPr>
+        <w:t xml:space="preserve"> funciones Thunk + action creators</w:t>
+      </w:r>
+    </w:p>
+    <w:p>
+      <w:pPr>
+        <w:rPr>
+          <w:lang w:eastAsia="es-ES"/>
+        </w:rPr>
+      </w:pPr>
+      <w:r>
+        <w:rPr>
+          <w:lang w:eastAsia="es-ES"/>
+        </w:rPr>
+        <w:t xml:space="preserve">  </w:t>
+      </w:r>
+      <w:r>
+        <w:rPr>
+          <w:rFonts w:ascii="MS Gothic" w:eastAsia="MS Gothic" w:hAnsi="MS Gothic" w:cs="MS Gothic" w:hint="eastAsia"/>
+          <w:lang w:eastAsia="es-ES"/>
+        </w:rPr>
+        <w:t>├</w:t>
+      </w:r>
+      <w:r>
+        <w:rPr>
+          <w:rFonts w:ascii="Calibri" w:hAnsi="Calibri" w:cs="Calibri"/>
+          <w:lang w:eastAsia="es-ES"/>
+        </w:rPr>
+        <w:t>──</w:t>
+      </w:r>
+      <w:r>
+        <w:rPr>
+          <w:lang w:eastAsia="es-ES"/>
+        </w:rPr>
+        <w:t xml:space="preserve"> excursiones.js      </w:t>
+      </w:r>
+      <w:r>
+        <w:rPr>
+          <w:rFonts w:ascii="Calibri" w:hAnsi="Calibri" w:cs="Calibri"/>
+          <w:lang w:eastAsia="es-ES"/>
+        </w:rPr>
+        <w:t>←</w:t>
+      </w:r>
+      <w:r>
+        <w:rPr>
+          <w:lang w:eastAsia="es-ES"/>
+        </w:rPr>
+        <w:t xml:space="preserve"> reducer de excursiones</w:t>
+      </w:r>
+    </w:p>
+    <w:p>
+      <w:pPr>
+        <w:rPr>
+          <w:lang w:eastAsia="es-ES"/>
+        </w:rPr>
+      </w:pPr>
+      <w:r>
+        <w:rPr>
+          <w:lang w:eastAsia="es-ES"/>
+        </w:rPr>
+        <w:t xml:space="preserve">  </w:t>
+      </w:r>
+      <w:r>
+        <w:rPr>
+          <w:rFonts w:ascii="MS Gothic" w:eastAsia="MS Gothic" w:hAnsi="MS Gothic" w:cs="MS Gothic" w:hint="eastAsia"/>
+          <w:lang w:eastAsia="es-ES"/>
+        </w:rPr>
+        <w:t>├</w:t>
+      </w:r>
+      <w:r>
+        <w:rPr>
+          <w:rFonts w:ascii="Calibri" w:hAnsi="Calibri" w:cs="Calibri"/>
+          <w:lang w:eastAsia="es-ES"/>
+        </w:rPr>
+        <w:t>──</w:t>
+      </w:r>
+      <w:r>
+        <w:rPr>
+          <w:lang w:eastAsia="es-ES"/>
+        </w:rPr>
+        <w:t xml:space="preserve"> cabeceras.js        </w:t>
+      </w:r>
+      <w:r>
+        <w:rPr>
+          <w:rFonts w:ascii="Calibri" w:hAnsi="Calibri" w:cs="Calibri"/>
+          <w:lang w:eastAsia="es-ES"/>
+        </w:rPr>
+        <w:t>←</w:t>
+      </w:r>
+      <w:r>
+        <w:rPr>
+          <w:lang w:eastAsia="es-ES"/>
+        </w:rPr>
+        <w:t xml:space="preserve"> reducer de cabeceras</w:t>
+      </w:r>
+    </w:p>
+    <w:p>
+      <w:pPr>
+        <w:rPr>
+          <w:lang w:eastAsia="es-ES"/>
+        </w:rPr>
+      </w:pPr>
+      <w:r>
+        <w:rPr>
+          <w:lang w:eastAsia="es-ES"/>
+        </w:rPr>
+        <w:t xml:space="preserve">  </w:t>
+      </w:r>
+      <w:r>
+        <w:rPr>
+          <w:rFonts w:ascii="MS Gothic" w:eastAsia="MS Gothic" w:hAnsi="MS Gothic" w:cs="MS Gothic" w:hint="eastAsia"/>
+          <w:lang w:eastAsia="es-ES"/>
+        </w:rPr>
+        <w:t>├</w:t>
+      </w:r>
+      <w:r>
+        <w:rPr>
+          <w:rFonts w:ascii="Calibri" w:hAnsi="Calibri" w:cs="Calibri"/>
+          <w:lang w:eastAsia="es-ES"/>
+        </w:rPr>
+        <w:t>──</w:t>
+      </w:r>
+      <w:r>
+        <w:rPr>
+          <w:lang w:eastAsia="es-ES"/>
+        </w:rPr>
+        <w:t xml:space="preserve"> actividades.js      </w:t>
+      </w:r>
+      <w:r>
+        <w:rPr>
+          <w:rFonts w:ascii="Calibri" w:hAnsi="Calibri" w:cs="Calibri"/>
+          <w:lang w:eastAsia="es-ES"/>
+        </w:rPr>
+        <w:t>←</w:t>
+      </w:r>
+      <w:r>
+        <w:rPr>
+          <w:lang w:eastAsia="es-ES"/>
+        </w:rPr>
+        <w:t xml:space="preserve"> reducer de actividades</w:t>
+      </w:r>
+    </w:p>
+    <w:p>
+      <w:pPr>
+        <w:rPr>
+          <w:lang w:eastAsia="es-ES"/>
+        </w:rPr>
+      </w:pPr>
+      <w:r>
+        <w:rPr>
+          <w:lang w:eastAsia="es-ES"/>
+        </w:rPr>
+        <w:t xml:space="preserve">  └── comentarios.js      ← reducer de comentarios</w:t>
+      </w:r>
+    </w:p>
+    <w:p>
+      <w:pPr>
+        <w:rPr>
+          <w:lang w:eastAsia="es-ES"/>
+        </w:rPr>
+      </w:pPr>
+    </w:p>
+    <w:p>
+      <w:pPr>
+        <w:rPr>
+          <w:b/>
+          <w:bCs/>
+          <w:lang w:eastAsia="es-ES"/>
+        </w:rPr>
+      </w:pPr>
+      <w:r>
+        <w:rPr>
+          <w:b/>
+          <w:bCs/>
+          <w:lang w:eastAsia="es-ES"/>
+        </w:rPr>
+        <w:t>configureStore.js</w:t>
+      </w:r>
+    </w:p>
+    <w:p>
+      <w:pPr>
+        <w:rPr>
+          <w:lang w:eastAsia="es-ES"/>
+        </w:rPr>
+      </w:pPr>
+      <w:r>
+        <w:rPr>
+          <w:lang w:eastAsia="es-ES"/>
+        </w:rPr>
+        <w:t>La función ConfigureStore() utiliza configureStore de @reduxjs/toolkit para crear el store combinando los cuatro reducers. Redux Toolkit incluye por defecto el middleware Thunk, por lo que no es necesario configurarlo manualmente. Cada reducer gestiona su propia porción del estado global.</w:t>
+      </w:r>
+    </w:p>
+    <w:p>
+      <w:pPr>
+        <w:rPr>
+          <w:b/>
+          <w:bCs/>
+          <w:lang w:eastAsia="es-ES"/>
+        </w:rPr>
+      </w:pPr>
+      <w:r>
+        <w:rPr>
+          <w:b/>
+          <w:bCs/>
+          <w:lang w:eastAsia="es-ES"/>
+        </w:rPr>
+        <w:t>ActionTypes.js</w:t>
+      </w:r>
+    </w:p>
+    <w:p>
+      <w:pPr>
+        <w:rPr>
+          <w:lang w:eastAsia="es-ES"/>
+        </w:rPr>
+      </w:pPr>
+      <w:r>
+        <w:rPr>
+          <w:lang w:eastAsia="es-ES"/>
+        </w:rPr>
+        <w:t>Define constantes de cadena para todos los tipos de acciones posibles. Para cada entidad (excursiones, cabeceras, actividades, comentarios) se definen tres tipos: LOADING (la petición ha comenzado), ADD (los datos han llegado con éxito) y FAILED (ha ocurrido un error). Usar constantes en lugar de cadenas literales evita errores tipográficos.</w:t>
+      </w:r>
+    </w:p>
+    <w:p>
+      <w:pPr>
+        <w:rPr>
+          <w:b/>
+          <w:bCs/>
+          <w:lang w:eastAsia="es-ES"/>
+        </w:rPr>
+      </w:pPr>
+      <w:r>
+        <w:rPr>
+          <w:b/>
+          <w:bCs/>
+          <w:lang w:eastAsia="es-ES"/>
+        </w:rPr>
+        <w:t>Reducers (excursiones.js, cabeceras.js, actividades.js, comentarios.js)</w:t>
+      </w:r>
+    </w:p>
+    <w:p>
+      <w:pPr>
+        <w:rPr>
+          <w:lang w:eastAsia="es-ES"/>
+        </w:rPr>
+      </w:pPr>
+      <w:r>
+        <w:rPr>
+          <w:lang w:eastAsia="es-ES"/>
+        </w:rPr>
+        <w:t>Cada reducer gestiona el estado de un tipo de dato. El estado de cada uno incluye tres campos:</w:t>
+      </w:r>
+    </w:p>
+    <w:p>
+      <w:pPr>
+        <w:numPr>
+          <w:ilvl w:val="0"/>
+          <w:numId w:val="12"/>
+        </w:numPr>
+        <w:rPr>
+          <w:lang w:eastAsia="es-ES"/>
+        </w:rPr>
+      </w:pPr>
+      <w:r>
+        <w:rPr>
+          <w:lang w:eastAsia="es-ES"/>
+        </w:rPr>
+        <w:t>isLoading: booleano que indica si la petición está en curso.</w:t>
+      </w:r>
+    </w:p>
+    <w:p>
+      <w:pPr>
+        <w:numPr>
+          <w:ilvl w:val="0"/>
+          <w:numId w:val="12"/>
+        </w:numPr>
+        <w:rPr>
+          <w:lang w:eastAsia="es-ES"/>
+        </w:rPr>
+      </w:pPr>
+      <w:r>
+        <w:rPr>
+          <w:lang w:eastAsia="es-ES"/>
+        </w:rPr>
+        <w:t>errMess: mensaje de error si la petición falló, o null.</w:t>
+      </w:r>
+    </w:p>
+    <w:p>
+      <w:pPr>
+        <w:numPr>
+          <w:ilvl w:val="0"/>
+          <w:numId w:val="12"/>
+        </w:numPr>
+        <w:rPr>
+          <w:lang w:eastAsia="es-ES"/>
+        </w:rPr>
+      </w:pPr>
+      <w:r>
+        <w:rPr>
+          <w:lang w:eastAsia="es-ES"/>
+        </w:rPr>
+        <w:t>datos: array con los registros recibidos del servidor (ej. excursiones: []).</w:t>
+      </w:r>
+    </w:p>
+    <w:p>
+      <w:pPr>
+        <w:rPr>
+          <w:lang w:eastAsia="es-ES"/>
+        </w:rPr>
+      </w:pPr>
+      <w:r>
+        <w:rPr>
+          <w:lang w:eastAsia="es-ES"/>
+        </w:rPr>
+        <w:t>Mediante un switch/case, el reducer devuelve un nuevo objeto de estado en función del tipo de acción recibida, usando el spread operator para no mutar el estado anterior.</w:t>
+      </w:r>
+    </w:p>
+    <w:p>
+      <w:pPr>
+        <w:rPr>
+          <w:b/>
+          <w:bCs/>
+          <w:lang w:eastAsia="es-ES"/>
+        </w:rPr>
+      </w:pPr>
+      <w:r>
+        <w:rPr>
+          <w:b/>
+          <w:bCs/>
+          <w:lang w:eastAsia="es-ES"/>
+        </w:rPr>
+        <w:lastRenderedPageBreak/>
+        <w:t>ActionCreators.js</w:t>
+      </w:r>
+    </w:p>
+    <w:p>
+      <w:pPr>
+        <w:rPr>
+          <w:lang w:eastAsia="es-ES"/>
+        </w:rPr>
+      </w:pPr>
+      <w:r>
+        <w:rPr>
+          <w:lang w:eastAsia="es-ES"/>
+        </w:rPr>
+        <w:t>Contiene las funciones Thunk que realizan las peticiones HTTP a la REST API. Gracias al middleware Thunk, estas funciones pueden devolver otra función (en lugar de un objeto) que recibe dispatch como argumento, permitiendo encadenar múltiples dispatches asíncronos. El patrón es idéntico para los cuatro recursos:</w:t>
+      </w:r>
+    </w:p>
+    <w:p>
+      <w:pPr>
+        <w:rPr>
+          <w:lang w:eastAsia="es-ES"/>
+        </w:rPr>
+      </w:pPr>
+      <w:r>
+        <w:rPr>
+          <w:lang w:eastAsia="es-ES"/>
+        </w:rPr>
+        <w:t>fetchExcursiones = () =&gt; (dispatch) =&gt; {</w:t>
+      </w:r>
+    </w:p>
+    <w:p>
+      <w:pPr>
+        <w:rPr>
+          <w:lang w:eastAsia="es-ES"/>
+        </w:rPr>
+      </w:pPr>
+      <w:r>
+        <w:rPr>
+          <w:lang w:eastAsia="es-ES"/>
+        </w:rPr>
+        <w:t xml:space="preserve">  dispatch(excursionesLoading());          // estado: cargando</w:t>
+      </w:r>
+    </w:p>
+    <w:p>
+      <w:pPr>
+        <w:rPr>
+          <w:lang w:eastAsia="es-ES"/>
+        </w:rPr>
+      </w:pPr>
+      <w:r>
+        <w:rPr>
+          <w:lang w:eastAsia="es-ES"/>
+        </w:rPr>
+        <w:t xml:space="preserve">  return fetch(baseUrl + 'excursiones')</w:t>
+      </w:r>
+    </w:p>
+    <w:p>
+      <w:pPr>
+        <w:rPr>
+          <w:lang w:eastAsia="es-ES"/>
+        </w:rPr>
+      </w:pPr>
+      <w:r>
+        <w:rPr>
+          <w:lang w:eastAsia="es-ES"/>
+        </w:rPr>
+        <w:t xml:space="preserve">    .then(r =&gt; r.json())</w:t>
+      </w:r>
+    </w:p>
+    <w:p>
+      <w:pPr>
+        <w:rPr>
+          <w:lang w:eastAsia="es-ES"/>
+        </w:rPr>
+      </w:pPr>
+      <w:r>
+        <w:rPr>
+          <w:lang w:eastAsia="es-ES"/>
+        </w:rPr>
+        <w:t xml:space="preserve">    .then(data =&gt; dispatch(addExcursiones(data)))  // éxito</w:t>
+      </w:r>
+    </w:p>
+    <w:p>
+      <w:pPr>
+        <w:rPr>
+          <w:lang w:eastAsia="es-ES"/>
+        </w:rPr>
+      </w:pPr>
+      <w:r>
+        <w:rPr>
+          <w:lang w:eastAsia="es-ES"/>
+        </w:rPr>
+        <w:t xml:space="preserve">    .catch(err =&gt; dispatch(excursionesFailed(err.message)));  // error</w:t>
+      </w:r>
+    </w:p>
+    <w:p>
+      <w:pPr>
+        <w:rPr>
+          <w:lang w:eastAsia="es-ES"/>
+        </w:rPr>
+      </w:pPr>
+      <w:r>
+        <w:rPr>
+          <w:lang w:eastAsia="es-ES"/>
+        </w:rPr>
+        <w:t>}</w:t>
+      </w:r>
+    </w:p>
+    <w:p>
+      <w:pPr>
+        <w:rPr>
+          <w:lang w:eastAsia="es-ES"/>
+        </w:rPr>
+      </w:pPr>
+    </w:p>
+    <w:p>
+      <w:pPr>
+        <w:rPr>
+          <w:b/>
+          <w:bCs/>
+          <w:lang w:eastAsia="es-ES"/>
+        </w:rPr>
+      </w:pPr>
+      <w:r>
+        <w:rPr>
+          <w:b/>
+          <w:bCs/>
+          <w:lang w:eastAsia="es-ES"/>
+        </w:rPr>
+        <w:t>4. Refactorización de la aplicación</w:t>
+      </w:r>
+    </w:p>
+    <w:p>
+      <w:pPr>
+        <w:rPr>
+          <w:lang w:eastAsia="es-ES"/>
+        </w:rPr>
+      </w:pPr>
+      <w:r>
+        <w:rPr>
+          <w:lang w:eastAsia="es-ES"/>
+        </w:rPr>
+        <w:t>La refactorización consiste en conectar cada componente al store Redux, eliminando la carga local de datos. Los cambios afectan a cinco ficheros:</w:t>
+      </w:r>
+    </w:p>
+    <w:p>
+      <w:pPr>
+        <w:rPr>
+          <w:b/>
+          <w:bCs/>
+          <w:lang w:eastAsia="es-ES"/>
+        </w:rPr>
+      </w:pPr>
+      <w:r>
+        <w:rPr>
+          <w:b/>
+          <w:bCs/>
+          <w:lang w:eastAsia="es-ES"/>
+        </w:rPr>
+        <w:t>App.js</w:t>
+      </w:r>
+    </w:p>
+    <w:p>
+      <w:pPr>
+        <w:rPr>
+          <w:lang w:eastAsia="es-ES"/>
+        </w:rPr>
+      </w:pPr>
+      <w:r>
+        <w:rPr>
+          <w:lang w:eastAsia="es-ES"/>
+        </w:rPr>
+        <w:t>Se añade el Provider de React-Redux envolviendo toda la aplicación, y se crea el store llamando a ConfigureStore(). Esto hace que el store sea accesible para cualquier componente descendiente.</w:t>
+      </w:r>
+    </w:p>
+    <w:p>
+      <w:pPr>
+        <w:rPr>
+          <w:lang w:eastAsia="es-ES"/>
+        </w:rPr>
+      </w:pPr>
+      <w:r>
+        <w:rPr>
+          <w:lang w:eastAsia="es-ES"/>
+        </w:rPr>
+        <w:t>const store = ConfigureStore();</w:t>
+      </w:r>
+    </w:p>
+    <w:p>
+      <w:pPr>
+        <w:rPr>
+          <w:lang w:eastAsia="es-ES"/>
+        </w:rPr>
+      </w:pPr>
+    </w:p>
+    <w:p>
+      <w:pPr>
+        <w:rPr>
+          <w:lang w:eastAsia="es-ES"/>
+        </w:rPr>
+      </w:pPr>
+      <w:r>
+        <w:rPr>
+          <w:lang w:eastAsia="es-ES"/>
+        </w:rPr>
+        <w:t>&lt;Provider store={store}&gt;</w:t>
+      </w:r>
+    </w:p>
+    <w:p>
+      <w:pPr>
+        <w:rPr>
+          <w:lang w:eastAsia="es-ES"/>
+        </w:rPr>
+      </w:pPr>
+      <w:r>
+        <w:rPr>
+          <w:lang w:eastAsia="es-ES"/>
+        </w:rPr>
+        <w:t xml:space="preserve">  &lt;SafeAreaProvider&gt;</w:t>
+      </w:r>
+    </w:p>
+    <w:p>
+      <w:pPr>
+        <w:rPr>
+          <w:lang w:eastAsia="es-ES"/>
+        </w:rPr>
+      </w:pPr>
+      <w:r>
+        <w:rPr>
+          <w:lang w:eastAsia="es-ES"/>
+        </w:rPr>
+        <w:t xml:space="preserve">    &lt;PaperProvider&gt;</w:t>
+      </w:r>
+    </w:p>
+    <w:p>
+      <w:pPr>
+        <w:rPr>
+          <w:lang w:eastAsia="es-ES"/>
+        </w:rPr>
+      </w:pPr>
+      <w:r>
+        <w:rPr>
+          <w:lang w:eastAsia="es-ES"/>
+        </w:rPr>
+        <w:t xml:space="preserve">      &lt;Campobase /&gt;</w:t>
+      </w:r>
+    </w:p>
+    <w:p>
+      <w:pPr>
+        <w:rPr>
+          <w:lang w:eastAsia="es-ES"/>
+        </w:rPr>
+      </w:pPr>
+      <w:r>
+        <w:rPr>
+          <w:lang w:eastAsia="es-ES"/>
+        </w:rPr>
+        <w:t xml:space="preserve">    &lt;/PaperProvider&gt;</w:t>
+      </w:r>
+    </w:p>
+    <w:p>
+      <w:pPr>
+        <w:rPr>
+          <w:lang w:eastAsia="es-ES"/>
+        </w:rPr>
+      </w:pPr>
+      <w:r>
+        <w:rPr>
+          <w:lang w:eastAsia="es-ES"/>
+        </w:rPr>
+        <w:t xml:space="preserve">  &lt;/SafeAreaProvider&gt;</w:t>
+      </w:r>
+    </w:p>
+    <w:p>
+      <w:pPr>
+        <w:rPr>
+          <w:lang w:eastAsia="es-ES"/>
+        </w:rPr>
+      </w:pPr>
+      <w:r>
+        <w:rPr>
+          <w:lang w:eastAsia="es-ES"/>
+        </w:rPr>
+        <w:t>&lt;/Provider&gt;</w:t>
+      </w:r>
+    </w:p>
+    <w:p>
+      <w:pPr>
+        <w:rPr>
+          <w:b/>
+          <w:bCs/>
+          <w:lang w:eastAsia="es-ES"/>
+        </w:rPr>
+      </w:pPr>
+      <w:r>
+        <w:rPr>
+          <w:b/>
+          <w:bCs/>
+          <w:lang w:eastAsia="es-ES"/>
+        </w:rPr>
+        <w:t>CampobaseComponent.js</w:t>
+      </w:r>
+    </w:p>
+    <w:p>
+      <w:pPr>
+        <w:rPr>
+          <w:lang w:eastAsia="es-ES"/>
+        </w:rPr>
+      </w:pPr>
+      <w:r>
+        <w:rPr>
+          <w:lang w:eastAsia="es-ES"/>
+        </w:rPr>
+        <w:t>Es el componente raíz de la navegación. Se le añaden dos responsabilidades nuevas:</w:t>
+      </w:r>
+    </w:p>
+    <w:p>
+      <w:pPr>
+        <w:numPr>
+          <w:ilvl w:val="0"/>
+          <w:numId w:val="12"/>
+        </w:numPr>
+        <w:rPr>
+          <w:lang w:eastAsia="es-ES"/>
+        </w:rPr>
+      </w:pPr>
+      <w:r>
+        <w:rPr>
+          <w:lang w:eastAsia="es-ES"/>
+        </w:rPr>
+        <w:t>En componentDidMount() se despachan los cuatro fetchs para cargar todos los datos al arrancar la app.</w:t>
+      </w:r>
+    </w:p>
+    <w:p>
+      <w:pPr>
+        <w:numPr>
+          <w:ilvl w:val="0"/>
+          <w:numId w:val="12"/>
+        </w:numPr>
+        <w:rPr>
+          <w:lang w:eastAsia="es-ES"/>
+        </w:rPr>
+      </w:pPr>
+      <w:r>
+        <w:rPr>
+          <w:lang w:eastAsia="es-ES"/>
+        </w:rPr>
+        <w:t>Con mapDispatchToProps se conectan las ActionCreators como props del componente.</w:t>
+      </w:r>
+    </w:p>
+    <w:p>
+      <w:pPr>
+        <w:numPr>
+          <w:ilvl w:val="0"/>
+          <w:numId w:val="12"/>
+        </w:numPr>
+        <w:rPr>
+          <w:lang w:eastAsia="es-ES"/>
+        </w:rPr>
+      </w:pPr>
+      <w:r>
+        <w:rPr>
+          <w:lang w:eastAsia="es-ES"/>
+        </w:rPr>
+        <w:lastRenderedPageBreak/>
+        <w:t>Con mapStateToProps se extrae el estado de excursiones para pasárselo a los navegadores que lo necesitan.</w:t>
+      </w:r>
+    </w:p>
+    <w:p>
+      <w:pPr>
+        <w:rPr>
+          <w:lang w:eastAsia="es-ES"/>
+        </w:rPr>
+      </w:pPr>
+      <w:r>
+        <w:rPr>
+          <w:lang w:eastAsia="es-ES"/>
+        </w:rPr>
+        <w:t>Se elimina el constructor (ya no hay estado local de datos) y las referencias a this.state.excursiones se sustituyen por this.props.excursiones.excursiones.</w:t>
+      </w:r>
+    </w:p>
+    <w:p>
+      <w:pPr>
+        <w:rPr>
+          <w:b/>
+          <w:bCs/>
+          <w:lang w:eastAsia="es-ES"/>
+        </w:rPr>
+      </w:pPr>
+      <w:r>
+        <w:rPr>
+          <w:b/>
+          <w:bCs/>
+          <w:lang w:eastAsia="es-ES"/>
+        </w:rPr>
+        <w:t>HomeComponent.js</w:t>
+      </w:r>
+    </w:p>
+    <w:p>
+      <w:pPr>
+        <w:rPr>
+          <w:lang w:eastAsia="es-ES"/>
+        </w:rPr>
+      </w:pPr>
+      <w:r>
+        <w:rPr>
+          <w:lang w:eastAsia="es-ES"/>
+        </w:rPr>
+        <w:t>Se eliminan los imports de datos locales (EXCURSIONES, CABECERAS, ACTIVIDADES) y el constructor. Los tres RenderItem ahora leen de this.props en lugar de this.state, extrayendo los datos mediante mapStateToProps.</w:t>
+      </w:r>
+    </w:p>
+    <w:p>
+      <w:pPr>
+        <w:rPr>
+          <w:b/>
+          <w:bCs/>
+          <w:lang w:eastAsia="es-ES"/>
+        </w:rPr>
+      </w:pPr>
+      <w:r>
+        <w:rPr>
+          <w:b/>
+          <w:bCs/>
+          <w:lang w:eastAsia="es-ES"/>
+        </w:rPr>
+        <w:t>QuienesSomosComponent.js</w:t>
+      </w:r>
+    </w:p>
+    <w:p>
+      <w:pPr>
+        <w:rPr>
+          <w:lang w:eastAsia="es-ES"/>
+        </w:rPr>
+      </w:pPr>
+      <w:r>
+        <w:rPr>
+          <w:lang w:eastAsia="es-ES"/>
+        </w:rPr>
+        <w:t>Se elimina la dependencia de ACTIVIDADES importada localmente. La función mapStateToProps proporciona las actividades como prop, y todas las referencias a ACTIVIDADES se sustituyen por this.props.actividades.actividades.</w:t>
+      </w:r>
+    </w:p>
+    <w:p>
+      <w:pPr>
+        <w:rPr>
+          <w:b/>
+          <w:bCs/>
+          <w:lang w:eastAsia="es-ES"/>
+        </w:rPr>
+      </w:pPr>
+      <w:r>
+        <w:rPr>
+          <w:b/>
+          <w:bCs/>
+          <w:lang w:eastAsia="es-ES"/>
+        </w:rPr>
+        <w:t>DetalleExcursionComponent.js</w:t>
+      </w:r>
+    </w:p>
+    <w:p>
+      <w:pPr>
+        <w:rPr>
+          <w:lang w:eastAsia="es-ES"/>
+        </w:rPr>
+      </w:pPr>
+      <w:r>
+        <w:rPr>
+          <w:lang w:eastAsia="es-ES"/>
+        </w:rPr>
+        <w:t>Es el único componente que mantiene un constructor, pero únicamente para gestionar el array de favoritos[], ya que esta funcionalidad todavía no se ha implementado en Redux. Se eliminan los imports de EXCURSIONES y COMENTARIOS locales, y los datos se leen ahora del store a través de mapStateToProps.</w:t>
+      </w:r>
+    </w:p>
+    <w:p>
+      <w:pPr>
+        <w:rPr>
+          <w:lang w:eastAsia="es-ES"/>
+        </w:rPr>
+      </w:pPr>
+    </w:p>
+    <w:p>
+      <w:pPr>
+        <w:rPr>
+          <w:b/>
+          <w:bCs/>
+          <w:lang w:eastAsia="es-ES"/>
+        </w:rPr>
+      </w:pPr>
+      <w:r>
+        <w:rPr>
+          <w:b/>
+          <w:bCs/>
+          <w:lang w:eastAsia="es-ES"/>
+        </w:rPr>
+        <w:t>5. Flujo completo de datos</w:t>
+      </w:r>
+    </w:p>
+    <w:p>
+      <w:pPr>
+        <w:rPr>
+          <w:lang w:eastAsia="es-ES"/>
+        </w:rPr>
+      </w:pPr>
+      <w:r>
+        <w:rPr>
+          <w:lang w:eastAsia="es-ES"/>
+        </w:rPr>
+        <w:t>El flujo de datos sigue siempre la misma dirección, lo que garantiza la predictibilidad de la aplicación:</w:t>
+      </w:r>
+    </w:p>
+    <w:tbl>
+      <w:tblPr>
+        <w:tblW w:w="9200" w:type="dxa"/>
+        <w:tblBorders>
+          <w:top w:val="single" w:sz="4" w:space="0" w:color="auto"/>
+          <w:left w:val="single" w:sz="4" w:space="0" w:color="auto"/>
+          <w:bottom w:val="single" w:sz="4" w:space="0" w:color="auto"/>
+          <w:right w:val="single" w:sz="4" w:space="0" w:color="auto"/>
+          <w:insideH w:val="single" w:sz="4" w:space="0" w:color="auto"/>
+          <w:insideV w:val="single" w:sz="4" w:space="0" w:color="auto"/>
+        </w:tblBorders>
+        <w:tblCellMar>
+          <w:left w:w="10" w:type="dxa"/>
+          <w:right w:w="10" w:type="dxa"/>
+        </w:tblCellMar>
+        <w:tblLook w:val="04A0" w:firstRow="1" w:lastRow="0" w:firstColumn="1" w:lastColumn="0" w:noHBand="0" w:noVBand="1"/>
+      </w:tblPr>
+      <w:tblGrid>
+        <w:gridCol w:w="3000"/>
+        <w:gridCol w:w="6200"/>
+      </w:tblGrid>
+      <w:tr>
+        <w:tc>
+          <w:tcPr>
+            <w:tcW w:w="3000" w:type="dxa"/>
+            <w:tcBorders>
+              <w:top w:val="single" w:sz="2" w:space="0" w:color="CCCCCC"/>
+              <w:left w:val="single" w:sz="2" w:space="0" w:color="CCCCCC"/>
+              <w:bottom w:val="single" w:sz="2" w:space="0" w:color="CCCCCC"/>
+              <w:right w:val="single" w:sz="2" w:space="0" w:color="CCCCCC"/>
+            </w:tcBorders>
+            <w:shd w:val="clear" w:color="auto" w:fill="EAF2FB"/>
+            <w:tcMar>
+              <w:top w:w="80" w:type="dxa"/>
+              <w:left w:w="120" w:type="dxa"/>
+              <w:bottom w:w="80" w:type="dxa"/>
+              <w:right w:w="120" w:type="dxa"/>
+            </w:tcMar>
+            <w:hideMark/>
+          </w:tcPr>
+          <w:p>
+            <w:pPr>
+              <w:rPr>
+                <w:lang w:eastAsia="es-ES"/>
+              </w:rPr>
+            </w:pPr>
+            <w:r>
+              <w:rPr>
+                <w:b/>
+                <w:bCs/>
+                <w:lang w:eastAsia="es-ES"/>
+              </w:rPr>
+              <w:t>1. App arranca</w:t>
+            </w:r>
+          </w:p>
+        </w:tc>
+        <w:tc>
+          <w:tcPr>
+            <w:tcW w:w="6200" w:type="dxa"/>
+            <w:tcBorders>
+              <w:top w:val="single" w:sz="2" w:space="0" w:color="CCCCCC"/>
+              <w:left w:val="single" w:sz="2" w:space="0" w:color="CCCCCC"/>
+              <w:bottom w:val="single" w:sz="2" w:space="0" w:color="CCCCCC"/>
+              <w:right w:val="single" w:sz="2" w:space="0" w:color="CCCCCC"/>
+            </w:tcBorders>
+            <w:tcMar>
+              <w:top w:w="80" w:type="dxa"/>
+              <w:left w:w="120" w:type="dxa"/>
+              <w:bottom w:w="80" w:type="dxa"/>
+              <w:right w:w="120" w:type="dxa"/>
+            </w:tcMar>
+            <w:hideMark/>
+          </w:tcPr>
+          <w:p>
+            <w:pPr>
+              <w:rPr>
+                <w:lang w:eastAsia="es-ES"/>
+              </w:rPr>
+            </w:pPr>
+            <w:r>
+              <w:rPr>
+                <w:lang w:eastAsia="es-ES"/>
+              </w:rPr>
+              <w:t>App.js crea el store con ConfigureStore() y envuelve la app con &lt;Provider&gt;.</w:t>
+            </w:r>
+          </w:p>
+        </w:tc>
+      </w:tr>
+      <w:tr>
+        <w:tc>
+          <w:tcPr>
+            <w:tcW w:w="3000" w:type="dxa"/>
+            <w:tcBorders>
+              <w:top w:val="single" w:sz="2" w:space="0" w:color="CCCCCC"/>
+              <w:left w:val="single" w:sz="2" w:space="0" w:color="CCCCCC"/>
+              <w:bottom w:val="single" w:sz="2" w:space="0" w:color="CCCCCC"/>
+              <w:right w:val="single" w:sz="2" w:space="0" w:color="CCCCCC"/>
+            </w:tcBorders>
+            <w:shd w:val="clear" w:color="auto" w:fill="EAF2FB"/>
+            <w:tcMar>
+              <w:top w:w="80" w:type="dxa"/>
+              <w:left w:w="120" w:type="dxa"/>
+              <w:bottom w:w="80" w:type="dxa"/>
+              <w:right w:w="120" w:type="dxa"/>
+            </w:tcMar>
+            <w:hideMark/>
+          </w:tcPr>
+          <w:p>
+            <w:pPr>
+              <w:rPr>
+                <w:lang w:eastAsia="es-ES"/>
+              </w:rPr>
+            </w:pPr>
+            <w:r>
+              <w:rPr>
+                <w:b/>
+                <w:bCs/>
+                <w:lang w:eastAsia="es-ES"/>
+              </w:rPr>
+              <w:t>2. Carga de datos</w:t>
+            </w:r>
+          </w:p>
+        </w:tc>
+        <w:tc>
+          <w:tcPr>
+            <w:tcW w:w="6200" w:type="dxa"/>
+            <w:tcBorders>
+              <w:top w:val="single" w:sz="2" w:space="0" w:color="CCCCCC"/>
+              <w:left w:val="single" w:sz="2" w:space="0" w:color="CCCCCC"/>
+              <w:bottom w:val="single" w:sz="2" w:space="0" w:color="CCCCCC"/>
+              <w:right w:val="single" w:sz="2" w:space="0" w:color="CCCCCC"/>
+            </w:tcBorders>
+            <w:tcMar>
+              <w:top w:w="80" w:type="dxa"/>
+              <w:left w:w="120" w:type="dxa"/>
+              <w:bottom w:w="80" w:type="dxa"/>
+              <w:right w:w="120" w:type="dxa"/>
+            </w:tcMar>
+            <w:hideMark/>
+          </w:tcPr>
+          <w:p>
+            <w:pPr>
+              <w:rPr>
+                <w:lang w:eastAsia="es-ES"/>
+              </w:rPr>
+            </w:pPr>
+            <w:r>
+              <w:rPr>
+                <w:lang w:eastAsia="es-ES"/>
+              </w:rPr>
+              <w:t>CampobaseComponent monta y su componentDidMount() llama a los cuatro fetchs.</w:t>
+            </w:r>
+          </w:p>
+        </w:tc>
+      </w:tr>
+      <w:tr>
+        <w:tc>
+          <w:tcPr>
+            <w:tcW w:w="3000" w:type="dxa"/>
+            <w:tcBorders>
+              <w:top w:val="single" w:sz="2" w:space="0" w:color="CCCCCC"/>
+              <w:left w:val="single" w:sz="2" w:space="0" w:color="CCCCCC"/>
+              <w:bottom w:val="single" w:sz="2" w:space="0" w:color="CCCCCC"/>
+              <w:right w:val="single" w:sz="2" w:space="0" w:color="CCCCCC"/>
+            </w:tcBorders>
+            <w:shd w:val="clear" w:color="auto" w:fill="EAF2FB"/>
+            <w:tcMar>
+              <w:top w:w="80" w:type="dxa"/>
+              <w:left w:w="120" w:type="dxa"/>
+              <w:bottom w:w="80" w:type="dxa"/>
+              <w:right w:w="120" w:type="dxa"/>
+            </w:tcMar>
+            <w:hideMark/>
+          </w:tcPr>
+          <w:p>
+            <w:pPr>
+              <w:rPr>
+                <w:lang w:eastAsia="es-ES"/>
+              </w:rPr>
+            </w:pPr>
+            <w:r>
+              <w:rPr>
+                <w:b/>
+                <w:bCs/>
+                <w:lang w:eastAsia="es-ES"/>
+              </w:rPr>
+              <w:t>3. Thunk ejecuta</w:t>
+            </w:r>
+          </w:p>
+        </w:tc>
+        <w:tc>
+          <w:tcPr>
+            <w:tcW w:w="6200" w:type="dxa"/>
+            <w:tcBorders>
+              <w:top w:val="single" w:sz="2" w:space="0" w:color="CCCCCC"/>
+              <w:left w:val="single" w:sz="2" w:space="0" w:color="CCCCCC"/>
+              <w:bottom w:val="single" w:sz="2" w:space="0" w:color="CCCCCC"/>
+              <w:right w:val="single" w:sz="2" w:space="0" w:color="CCCCCC"/>
+            </w:tcBorders>
+            <w:tcMar>
+              <w:top w:w="80" w:type="dxa"/>
+              <w:left w:w="120" w:type="dxa"/>
+              <w:bottom w:w="80" w:type="dxa"/>
+              <w:right w:w="120" w:type="dxa"/>
+            </w:tcMar>
+            <w:hideMark/>
+          </w:tcPr>
+          <w:p>
+            <w:pPr>
+              <w:rPr>
+                <w:lang w:eastAsia="es-ES"/>
+              </w:rPr>
+            </w:pPr>
+            <w:r>
+              <w:rPr>
+                <w:lang w:eastAsia="es-ES"/>
+              </w:rPr>
+              <w:t>Cada ActionCreator Thunk despacha LOADING, luego lanza fetch() a la REST API.</w:t>
+            </w:r>
+          </w:p>
+        </w:tc>
+      </w:tr>
+      <w:tr>
+        <w:tc>
+          <w:tcPr>
+            <w:tcW w:w="3000" w:type="dxa"/>
+            <w:tcBorders>
+              <w:top w:val="single" w:sz="2" w:space="0" w:color="CCCCCC"/>
+              <w:left w:val="single" w:sz="2" w:space="0" w:color="CCCCCC"/>
+              <w:bottom w:val="single" w:sz="2" w:space="0" w:color="CCCCCC"/>
+              <w:right w:val="single" w:sz="2" w:space="0" w:color="CCCCCC"/>
+            </w:tcBorders>
+            <w:shd w:val="clear" w:color="auto" w:fill="EAF2FB"/>
+            <w:tcMar>
+              <w:top w:w="80" w:type="dxa"/>
+              <w:left w:w="120" w:type="dxa"/>
+              <w:bottom w:w="80" w:type="dxa"/>
+              <w:right w:w="120" w:type="dxa"/>
+            </w:tcMar>
+            <w:hideMark/>
+          </w:tcPr>
+          <w:p>
+            <w:pPr>
+              <w:rPr>
+                <w:lang w:eastAsia="es-ES"/>
+              </w:rPr>
+            </w:pPr>
+            <w:r>
+              <w:rPr>
+                <w:b/>
+                <w:bCs/>
+                <w:lang w:eastAsia="es-ES"/>
+              </w:rPr>
+              <w:t>4. API responde</w:t>
+            </w:r>
+          </w:p>
+        </w:tc>
+        <w:tc>
+          <w:tcPr>
+            <w:tcW w:w="6200" w:type="dxa"/>
+            <w:tcBorders>
+              <w:top w:val="single" w:sz="2" w:space="0" w:color="CCCCCC"/>
+              <w:left w:val="single" w:sz="2" w:space="0" w:color="CCCCCC"/>
+              <w:bottom w:val="single" w:sz="2" w:space="0" w:color="CCCCCC"/>
+              <w:right w:val="single" w:sz="2" w:space="0" w:color="CCCCCC"/>
+            </w:tcBorders>
+            <w:tcMar>
+              <w:top w:w="80" w:type="dxa"/>
+              <w:left w:w="120" w:type="dxa"/>
+              <w:bottom w:w="80" w:type="dxa"/>
+              <w:right w:w="120" w:type="dxa"/>
+            </w:tcMar>
+            <w:hideMark/>
+          </w:tcPr>
+          <w:p>
+            <w:pPr>
+              <w:rPr>
+                <w:lang w:eastAsia="es-ES"/>
+              </w:rPr>
+            </w:pPr>
+            <w:r>
+              <w:rPr>
+                <w:lang w:eastAsia="es-ES"/>
+              </w:rPr>
+              <w:t>El servidor devuelve JSON. Thunk despacha ADD_XXX con los datos como payload.</w:t>
+            </w:r>
+          </w:p>
+        </w:tc>
+      </w:tr>
+      <w:tr>
+        <w:tc>
+          <w:tcPr>
+            <w:tcW w:w="3000" w:type="dxa"/>
+            <w:tcBorders>
+              <w:top w:val="single" w:sz="2" w:space="0" w:color="CCCCCC"/>
+              <w:left w:val="single" w:sz="2" w:space="0" w:color="CCCCCC"/>
+              <w:bottom w:val="single" w:sz="2" w:space="0" w:color="CCCCCC"/>
+              <w:right w:val="single" w:sz="2" w:space="0" w:color="CCCCCC"/>
+            </w:tcBorders>
+            <w:shd w:val="clear" w:color="auto" w:fill="EAF2FB"/>
+            <w:tcMar>
+              <w:top w:w="80" w:type="dxa"/>
+              <w:left w:w="120" w:type="dxa"/>
+              <w:bottom w:w="80" w:type="dxa"/>
+              <w:right w:w="120" w:type="dxa"/>
+            </w:tcMar>
+            <w:hideMark/>
+          </w:tcPr>
+          <w:p>
+            <w:pPr>
+              <w:rPr>
+                <w:lang w:eastAsia="es-ES"/>
+              </w:rPr>
+            </w:pPr>
+            <w:r>
+              <w:rPr>
+                <w:b/>
+                <w:bCs/>
+                <w:lang w:eastAsia="es-ES"/>
+              </w:rPr>
+              <w:t>5. Reducer actualiza</w:t>
+            </w:r>
+          </w:p>
+        </w:tc>
+        <w:tc>
+          <w:tcPr>
+            <w:tcW w:w="6200" w:type="dxa"/>
+            <w:tcBorders>
+              <w:top w:val="single" w:sz="2" w:space="0" w:color="CCCCCC"/>
+              <w:left w:val="single" w:sz="2" w:space="0" w:color="CCCCCC"/>
+              <w:bottom w:val="single" w:sz="2" w:space="0" w:color="CCCCCC"/>
+              <w:right w:val="single" w:sz="2" w:space="0" w:color="CCCCCC"/>
+            </w:tcBorders>
+            <w:tcMar>
+              <w:top w:w="80" w:type="dxa"/>
+              <w:left w:w="120" w:type="dxa"/>
+              <w:bottom w:w="80" w:type="dxa"/>
+              <w:right w:w="120" w:type="dxa"/>
+            </w:tcMar>
+            <w:hideMark/>
+          </w:tcPr>
+          <w:p>
+            <w:pPr>
+              <w:rPr>
+                <w:lang w:eastAsia="es-ES"/>
+              </w:rPr>
+            </w:pPr>
+            <w:r>
+              <w:rPr>
+                <w:lang w:eastAsia="es-ES"/>
+              </w:rPr>
+              <w:t>El reducer correspondiente recibe la acción y devuelve el nuevo estado (isLoading: false, datos: [...]).</w:t>
+            </w:r>
+          </w:p>
+        </w:tc>
+      </w:tr>
+      <w:tr>
+        <w:tc>
+          <w:tcPr>
+            <w:tcW w:w="3000" w:type="dxa"/>
+            <w:tcBorders>
+              <w:top w:val="single" w:sz="2" w:space="0" w:color="CCCCCC"/>
+              <w:left w:val="single" w:sz="2" w:space="0" w:color="CCCCCC"/>
+              <w:bottom w:val="single" w:sz="2" w:space="0" w:color="CCCCCC"/>
+              <w:right w:val="single" w:sz="2" w:space="0" w:color="CCCCCC"/>
+            </w:tcBorders>
+            <w:shd w:val="clear" w:color="auto" w:fill="EAF2FB"/>
+            <w:tcMar>
+              <w:top w:w="80" w:type="dxa"/>
+              <w:left w:w="120" w:type="dxa"/>
+              <w:bottom w:w="80" w:type="dxa"/>
+              <w:right w:w="120" w:type="dxa"/>
+            </w:tcMar>
+            <w:hideMark/>
+          </w:tcPr>
+          <w:p>
+            <w:pPr>
+              <w:rPr>
+                <w:lang w:eastAsia="es-ES"/>
+              </w:rPr>
+            </w:pPr>
+            <w:r>
+              <w:rPr>
+                <w:b/>
+                <w:bCs/>
+                <w:lang w:eastAsia="es-ES"/>
+              </w:rPr>
+              <w:t>6. Store notifica</w:t>
+            </w:r>
+          </w:p>
+        </w:tc>
+        <w:tc>
+          <w:tcPr>
+            <w:tcW w:w="6200" w:type="dxa"/>
+            <w:tcBorders>
+              <w:top w:val="single" w:sz="2" w:space="0" w:color="CCCCCC"/>
+              <w:left w:val="single" w:sz="2" w:space="0" w:color="CCCCCC"/>
+              <w:bottom w:val="single" w:sz="2" w:space="0" w:color="CCCCCC"/>
+              <w:right w:val="single" w:sz="2" w:space="0" w:color="CCCCCC"/>
+            </w:tcBorders>
+            <w:tcMar>
+              <w:top w:w="80" w:type="dxa"/>
+              <w:left w:w="120" w:type="dxa"/>
+              <w:bottom w:w="80" w:type="dxa"/>
+              <w:right w:w="120" w:type="dxa"/>
+            </w:tcMar>
+            <w:hideMark/>
+          </w:tcPr>
+          <w:p>
+            <w:pPr>
+              <w:rPr>
+                <w:lang w:eastAsia="es-ES"/>
+              </w:rPr>
+            </w:pPr>
+            <w:r>
+              <w:rPr>
+                <w:lang w:eastAsia="es-ES"/>
+              </w:rPr>
+              <w:t>React-Redux detecta que el estado ha cambiado y notifica a los componentes conectados.</w:t>
+            </w:r>
+          </w:p>
+        </w:tc>
+      </w:tr>
+      <w:tr>
+        <w:tc>
+          <w:tcPr>
+            <w:tcW w:w="3000" w:type="dxa"/>
+            <w:tcBorders>
+              <w:top w:val="single" w:sz="2" w:space="0" w:color="CCCCCC"/>
+              <w:left w:val="single" w:sz="2" w:space="0" w:color="CCCCCC"/>
+              <w:bottom w:val="single" w:sz="2" w:space="0" w:color="CCCCCC"/>
+              <w:right w:val="single" w:sz="2" w:space="0" w:color="CCCCCC"/>
+            </w:tcBorders>
+            <w:shd w:val="clear" w:color="auto" w:fill="EAF2FB"/>
+            <w:tcMar>
+              <w:top w:w="80" w:type="dxa"/>
+              <w:left w:w="120" w:type="dxa"/>
+              <w:bottom w:w="80" w:type="dxa"/>
+              <w:right w:w="120" w:type="dxa"/>
+            </w:tcMar>
+            <w:hideMark/>
+          </w:tcPr>
+          <w:p>
+            <w:pPr>
+              <w:rPr>
+                <w:lang w:eastAsia="es-ES"/>
+              </w:rPr>
+            </w:pPr>
+            <w:r>
+              <w:rPr>
+                <w:b/>
+                <w:bCs/>
+                <w:lang w:eastAsia="es-ES"/>
+              </w:rPr>
+              <w:lastRenderedPageBreak/>
+              <w:t>7. UI re-renderiza</w:t>
+            </w:r>
+          </w:p>
+        </w:tc>
+        <w:tc>
+          <w:tcPr>
+            <w:tcW w:w="6200" w:type="dxa"/>
+            <w:tcBorders>
+              <w:top w:val="single" w:sz="2" w:space="0" w:color="CCCCCC"/>
+              <w:left w:val="single" w:sz="2" w:space="0" w:color="CCCCCC"/>
+              <w:bottom w:val="single" w:sz="2" w:space="0" w:color="CCCCCC"/>
+              <w:right w:val="single" w:sz="2" w:space="0" w:color="CCCCCC"/>
+            </w:tcBorders>
+            <w:tcMar>
+              <w:top w:w="80" w:type="dxa"/>
+              <w:left w:w="120" w:type="dxa"/>
+              <w:bottom w:w="80" w:type="dxa"/>
+              <w:right w:w="120" w:type="dxa"/>
+            </w:tcMar>
+            <w:hideMark/>
+          </w:tcPr>
+          <w:p>
+            <w:pPr>
+              <w:rPr>
+                <w:lang w:eastAsia="es-ES"/>
+              </w:rPr>
+            </w:pPr>
+            <w:r>
+              <w:rPr>
+                <w:lang w:eastAsia="es-ES"/>
+              </w:rPr>
+              <w:t>Los componentes conectados reciben los nuevos datos como props y se vuelven a renderizar.</w:t>
+            </w:r>
+          </w:p>
+        </w:tc>
+      </w:tr>
+    </w:tbl>
+    <w:p>
+      <w:pPr>
+        <w:rPr>
+          <w:lang w:eastAsia="es-ES"/>
+        </w:rPr>
+      </w:pPr>
+    </w:p>
+    <w:p>
+      <w:pPr>
+        <w:rPr>
+          <w:b/>
+          <w:bCs/>
+          <w:lang w:eastAsia="es-ES"/>
+        </w:rPr>
+      </w:pPr>
+      <w:r>
+        <w:rPr>
+          <w:b/>
+          <w:bCs/>
+          <w:lang w:eastAsia="es-ES"/>
+        </w:rPr>
+        <w:t>6. Cuestiones y respuestas clave</w:t>
+      </w:r>
+    </w:p>
+    <w:p>
+      <w:pPr>
+        <w:rPr>
+          <w:lang w:eastAsia="es-ES"/>
+        </w:rPr>
+      </w:pPr>
+      <w:r>
+        <w:rPr>
+          <w:b/>
+          <w:bCs/>
+          <w:lang w:eastAsia="es-ES"/>
+        </w:rPr>
+        <w:t>¿Qué es Redux-Thunk y por qué es necesario?</w:t>
+      </w:r>
+    </w:p>
+    <w:p>
+      <w:pPr>
+        <w:rPr>
+          <w:lang w:eastAsia="es-ES"/>
+        </w:rPr>
+      </w:pPr>
+      <w:r>
+        <w:rPr>
+          <w:lang w:eastAsia="es-ES"/>
+        </w:rPr>
+        <w:t>Redux, por diseño, solo admite acciones síncronas: objetos planos con un campo type. Thunk es un middleware que intercepía el dispatch y, si recibe una función en lugar de un objeto, la ejecuta pasándole dispatch como argumento. Esto permite que una ActionCreator realice operaciones asíncronas (como una llamada fetch) y emita múltiples dispatches a lo largo del tiempo (LOADING al inicio, ADD o FAILED al finalizar).</w:t>
+      </w:r>
+    </w:p>
+    <w:p>
+      <w:pPr>
+        <w:rPr>
+          <w:lang w:eastAsia="es-ES"/>
+        </w:rPr>
+      </w:pPr>
+      <w:r>
+        <w:rPr>
+          <w:b/>
+          <w:bCs/>
+          <w:lang w:eastAsia="es-ES"/>
+        </w:rPr>
+        <w:t>¿Por qué se mantiene el constructor en DetalleExcursion?</w:t>
+      </w:r>
+    </w:p>
+    <w:p>
+      <w:pPr>
+        <w:rPr>
+          <w:lang w:eastAsia="es-ES"/>
+        </w:rPr>
+      </w:pPr>
+      <w:r>
+        <w:rPr>
+          <w:lang w:eastAsia="es-ES"/>
+        </w:rPr>
+        <w:t>El array favoritos[] es estado local del componente: no se persiste en el servidor ni necesita ser compartido con otros componentes. Al no haberse implementado aún una solución Redux para los favoritos, el constructor conserva únicamente this.state = { favoritos: [] }, eliminando las referencias a los datos de excursiones y comentarios que ya vienen del store.</w:t>
+      </w:r>
+    </w:p>
+    <w:p>
+      <w:pPr>
+        <w:rPr>
+          <w:lang w:eastAsia="es-ES"/>
+        </w:rPr>
+      </w:pPr>
+      <w:r>
+        <w:rPr>
+          <w:b/>
+          <w:bCs/>
+          <w:lang w:eastAsia="es-ES"/>
+        </w:rPr>
+        <w:t>¿Por qué se separan los reducers en cuatro ficheros?</w:t>
+      </w:r>
+    </w:p>
+    <w:p>
+      <w:pPr>
+        <w:rPr>
+          <w:lang w:eastAsia="es-ES"/>
+        </w:rPr>
+      </w:pPr>
+      <w:r>
+        <w:rPr>
+          <w:lang w:eastAsia="es-ES"/>
+        </w:rPr>
+        <w:t>Cada reducer gestiona una porciones coherente del estado (excursiones, cabeceras, actividades, comentarios). Esta separación, aunque introduce algo más de complejidad estructural, mejora la mantenibilidad: cada fichero es pequeño, con responsabilidad única y fácil de localizar. ConfigureStore los combina con la función combineReducers incluida en configureStore de Redux Toolkit.</w:t>
+      </w:r>
+    </w:p>
+    <w:p>
+      <w:pPr>
+        <w:rPr>
+          <w:lang w:eastAsia="es-ES"/>
+        </w:rPr>
+      </w:pPr>
+      <w:r>
+        <w:rPr>
+          <w:b/>
+          <w:bCs/>
+          <w:lang w:eastAsia="es-ES"/>
+        </w:rPr>
+        <w:t>¿Qué ocurre si la API falla?</w:t>
+      </w:r>
+    </w:p>
+    <w:p>
+      <w:pPr>
+        <w:rPr>
+          <w:lang w:eastAsia="es-ES"/>
+        </w:rPr>
+      </w:pPr>
+      <w:r>
+        <w:rPr>
+          <w:lang w:eastAsia="es-ES"/>
+        </w:rPr>
+        <w:t>Cada ActionCreator tiene un .catch() que captura el error y despacha la acción FAILED con el mensaje de error como payload. El reducer correspondiente actualiza el estado a { isLoading: false, errMess: 'mensaje' }. Los componentes pueden leer ese errMess para mostrar un indicador de error al usuario, aunque en esta práctica ese feedback visual no se ha implementado todavía.</w:t>
+      </w:r>
+    </w:p>
+    <w:p>
+      <w:pPr>
+        <w:rPr>
+          <w:lang w:eastAsia="es-ES"/>
+        </w:rPr>
+      </w:pPr>
+      <w:r>
+        <w:rPr>
+          <w:b/>
+          <w:bCs/>
+          <w:lang w:eastAsia="es-ES"/>
+        </w:rPr>
+        <w:t>¿Qué librerías se han instalado?</w:t>
+      </w:r>
+    </w:p>
+    <w:p>
+      <w:pPr>
+        <w:rPr>
+          <w:lang w:eastAsia="es-ES"/>
+        </w:rPr>
+      </w:pPr>
+      <w:r>
+        <w:rPr>
+          <w:lang w:eastAsia="es-ES"/>
+        </w:rPr>
+        <w:t>npx expo install @reduxjs/toolkit react-redux</w:t>
+      </w:r>
+    </w:p>
+    <w:p>
+      <w:pPr>
+        <w:rPr>
+          <w:lang w:eastAsia="es-ES"/>
+        </w:rPr>
+      </w:pPr>
+      <w:r>
+        <w:rPr>
+          <w:lang w:eastAsia="es-ES"/>
+        </w:rPr>
+        <w:t>Redux Toolkit incluye configureStore (que combina los reducers y añade Thunk por defecto) y simplifica la configuración respecto al Redux clásico. react-redux proporciona Provider, connect, mapStateToProps y mapDispatchToProps.</w:t>
+      </w:r>
+    </w:p>
+    <w:p>
+      <w:pPr>
+        <w:rPr>
+          <w:b/>
+          <w:bCs/>
+          <w:lang w:eastAsia="es-ES"/>
+        </w:rPr>
+      </w:pPr>
+      <w:r>
+        <w:rPr>
+          <w:b/>
+          <w:bCs/>
+          <w:lang w:eastAsia="es-ES"/>
+        </w:rPr>
+        <w:t xml:space="preserve">7. </w:t>
+      </w:r>
+      <w:r>
+        <w:rPr>
+          <w:b/>
+          <w:bCs/>
+          <w:lang w:eastAsia="es-ES"/>
+        </w:rPr>
+        <w:t>Diagrama de flujo</w:t>
+      </w:r>
+    </w:p>
+    <w:p>
+      <w:pPr>
+        <w:jc w:val="center"/>
+        <w:rPr>
+          <w:lang w:eastAsia="es-ES"/>
+        </w:rPr>
+      </w:pPr>
+      <w:r>
+        <w:rPr>
+          <w:lang w:eastAsia="es-ES"/>
+        </w:rPr>
+        <w:lastRenderedPageBreak/>
+        <w:drawing>
+          <wp:inline distT="0" distB="0" distL="0" distR="0" wp14:anchorId="243838B1" wp14:editId="71B27953">
+            <wp:extent cx="5400040" cy="5580380"/>
+            <wp:effectExtent l="0" t="0" r="0" b="1270"/>
+            <wp:docPr id="737733107" name="Imagen 1"/>
+            <wp:cNvGraphicFramePr>
+              <a:graphicFrameLocks xmlns:a="http://schemas.openxmlformats.org/drawingml/2006/main" noChangeAspect="1"/>
+            </wp:cNvGraphicFramePr>
+            <a:graphic xmlns:a="http://schemas.openxmlformats.org/drawingml/2006/main">
+              <a:graphicData uri="http://schemas.openxmlformats.org/drawingml/2006/picture">
+                <pic:pic xmlns:pic="http://schemas.openxmlformats.org/drawingml/2006/picture">
+                  <pic:nvPicPr>
+                    <pic:cNvPr id="737733107" name=""/>
+                    <pic:cNvPicPr/>
+                  </pic:nvPicPr>
+                  <pic:blipFill>
+                    <a:blip r:embed="rId9"/>
+                    <a:stretch>
+                      <a:fillRect/>
+                    </a:stretch>
+                  </pic:blipFill>
+                  <pic:spPr>
+                    <a:xfrm>
+                      <a:off x="0" y="0"/>
+                      <a:ext cx="5400040" cy="5580380"/>
+                    </a:xfrm>
+                    <a:prstGeom prst="rect">
+                      <a:avLst/>
+                    </a:prstGeom>
+                  </pic:spPr>
+                </pic:pic>
+              </a:graphicData>
+            </a:graphic>
+          </wp:inline>
+        </w:drawing>
+      </w:r>
+    </w:p>
+    <w:p>
+      <w:pPr>
+        <w:rPr>
+          <w:b/>
+          <w:bCs/>
+          <w:lang w:eastAsia="es-ES"/>
+        </w:rPr>
+      </w:pPr>
+      <w:r>
+        <w:rPr>
+          <w:b/>
+          <w:bCs/>
+          <w:lang w:eastAsia="es-ES"/>
+        </w:rPr>
+        <w:t>8</w:t>
+      </w:r>
+      <w:r>
+        <w:rPr>
+          <w:b/>
+          <w:bCs/>
+          <w:lang w:eastAsia="es-ES"/>
+        </w:rPr>
+        <w:t>. Conclusión</w:t>
+      </w:r>
+    </w:p>
+    <w:p>
+      <w:pPr>
+        <w:rPr>
+          <w:lang w:eastAsia="es-ES"/>
+        </w:rPr>
+      </w:pPr>
+      <w:r>
+        <w:rPr>
+          <w:lang w:eastAsia="es-ES"/>
+        </w:rPr>
+        <w:t>Tras la integración de Redux y Thunk, la arquitectura de AppGaztaroa cumple los tres principios Redux: existe una única fuente de verdad (el store), el estado es inmutable (los reducers devuelven siempre objetos nuevos) y los cambios se realizan mediante funciones puras. La aplicación obtiene ahora sus datos directamente de la REST API, eliminando la dependencia de ficheros JavaScript locales en la carpeta comun.</w:t>
+      </w:r>
+    </w:p>
+    <w:p>
+      <w:pPr>
+        <w:rPr>
+          <w:lang w:eastAsia="es-ES"/>
+        </w:rPr>
+      </w:pPr>
+      <w:r>
+        <w:rPr>
+          <w:lang w:eastAsia="es-ES"/>
+        </w:rPr>
+        <w:t>El resultado visible es idéntico al ejercicio anterior, pero la base de código está preparada para crecer: añadir nuevas entidades o funcionalidades (como persistir favoritos en el servidor) simplemente requiere añadir nuevos reducers y ActionCreators sin modificar los componentes existentes.</w:t>
+      </w:r>
+    </w:p>
+    <w:p>
+      <w:pPr>
         <w:rPr>
           <w:lang w:eastAsia="es-ES"/>
         </w:rPr>
@@ -4794,6 +5098,84 @@
     </w:lvl>
   </w:abstractNum>
   <w:abstractNum w:abstractNumId="7" w15:restartNumberingAfterBreak="0">
+    <w:nsid w:val="36B44E8A"/>
+    <w:multiLevelType w:val="hybridMultilevel"/>
+    <w:tmpl w:val="A9B63A18"/>
+    <w:lvl w:ilvl="0" w:tplc="28C6791A">
+      <w:start w:val="1"/>
+      <w:numFmt w:val="bullet"/>
+      <w:lvlText w:val="•"/>
+      <w:lvlJc w:val="left"/>
+      <w:pPr>
+        <w:ind w:left="720" w:hanging="360"/>
+      </w:pPr>
+    </w:lvl>
+    <w:lvl w:ilvl="1" w:tplc="6576ECDA">
+      <w:numFmt w:val="decimal"/>
+      <w:lvlText w:val=""/>
+      <w:lvlJc w:val="left"/>
+      <w:pPr>
+        <w:ind w:left="0" w:firstLine="0"/>
+      </w:pPr>
+    </w:lvl>
+    <w:lvl w:ilvl="2" w:tplc="288E1D90">
+      <w:numFmt w:val="decimal"/>
+      <w:lvlText w:val=""/>
+      <w:lvlJc w:val="left"/>
+      <w:pPr>
+        <w:ind w:left="0" w:firstLine="0"/>
+      </w:pPr>
+    </w:lvl>
+    <w:lvl w:ilvl="3" w:tplc="9D0450A4">
+      <w:numFmt w:val="decimal"/>
+      <w:lvlText w:val=""/>
+      <w:lvlJc w:val="left"/>
+      <w:pPr>
+        <w:ind w:left="0" w:firstLine="0"/>
+      </w:pPr>
+    </w:lvl>
+    <w:lvl w:ilvl="4" w:tplc="348E7848">
+      <w:numFmt w:val="decimal"/>
+      <w:lvlText w:val=""/>
+      <w:lvlJc w:val="left"/>
+      <w:pPr>
+        <w:ind w:left="0" w:firstLine="0"/>
+      </w:pPr>
+    </w:lvl>
+    <w:lvl w:ilvl="5" w:tplc="E14A618E">
+      <w:numFmt w:val="decimal"/>
+      <w:lvlText w:val=""/>
+      <w:lvlJc w:val="left"/>
+      <w:pPr>
+        <w:ind w:left="0" w:firstLine="0"/>
+      </w:pPr>
+    </w:lvl>
+    <w:lvl w:ilvl="6" w:tplc="DA6ACE64">
+      <w:numFmt w:val="decimal"/>
+      <w:lvlText w:val=""/>
+      <w:lvlJc w:val="left"/>
+      <w:pPr>
+        <w:ind w:left="0" w:firstLine="0"/>
+      </w:pPr>
+    </w:lvl>
+    <w:lvl w:ilvl="7" w:tplc="726623E4">
+      <w:numFmt w:val="decimal"/>
+      <w:lvlText w:val=""/>
+      <w:lvlJc w:val="left"/>
+      <w:pPr>
+        <w:ind w:left="0" w:firstLine="0"/>
+      </w:pPr>
+    </w:lvl>
+    <w:lvl w:ilvl="8" w:tplc="35EE7096">
+      <w:numFmt w:val="decimal"/>
+      <w:lvlText w:val=""/>
+      <w:lvlJc w:val="left"/>
+      <w:pPr>
+        <w:ind w:left="0" w:firstLine="0"/>
+      </w:pPr>
+    </w:lvl>
+  </w:abstractNum>
+  <w:abstractNum w:abstractNumId="8" w15:restartNumberingAfterBreak="0">
     <w:nsid w:val="36DD7F07"/>
     <w:multiLevelType w:val="hybridMultilevel"/>
     <w:tmpl w:val="CF686978"/>
@@ -4906,7 +5288,7 @@
       </w:rPr>
     </w:lvl>
   </w:abstractNum>
-  <w:abstractNum w:abstractNumId="8" w15:restartNumberingAfterBreak="0">
+  <w:abstractNum w:abstractNumId="9" w15:restartNumberingAfterBreak="0">
     <w:nsid w:val="3ACC6F0A"/>
     <w:multiLevelType w:val="hybridMultilevel"/>
     <w:tmpl w:val="5DBA38D0"/>
@@ -5019,7 +5401,7 @@
       </w:rPr>
     </w:lvl>
   </w:abstractNum>
-  <w:abstractNum w:abstractNumId="9" w15:restartNumberingAfterBreak="0">
+  <w:abstractNum w:abstractNumId="10" w15:restartNumberingAfterBreak="0">
     <w:nsid w:val="5A6A6B00"/>
     <w:multiLevelType w:val="hybridMultilevel"/>
     <w:tmpl w:val="7420735E"/>
@@ -5132,7 +5514,7 @@
       </w:rPr>
     </w:lvl>
   </w:abstractNum>
-  <w:abstractNum w:abstractNumId="10" w15:restartNumberingAfterBreak="0">
+  <w:abstractNum w:abstractNumId="11" w15:restartNumberingAfterBreak="0">
     <w:nsid w:val="78E12896"/>
     <w:multiLevelType w:val="hybridMultilevel"/>
     <w:tmpl w:val="936299E4"/>
@@ -5246,13 +5628,13 @@
     </w:lvl>
   </w:abstractNum>
   <w:num w:numId="1" w16cid:durableId="1174687561">
-    <w:abstractNumId w:val="9"/>
+    <w:abstractNumId w:val="10"/>
   </w:num>
   <w:num w:numId="2" w16cid:durableId="1452284289">
     <w:abstractNumId w:val="2"/>
   </w:num>
   <w:num w:numId="3" w16cid:durableId="1368523310">
-    <w:abstractNumId w:val="8"/>
+    <w:abstractNumId w:val="9"/>
   </w:num>
   <w:num w:numId="4" w16cid:durableId="1622690477">
     <w:abstractNumId w:val="0"/>
@@ -5261,10 +5643,10 @@
     <w:abstractNumId w:val="5"/>
   </w:num>
   <w:num w:numId="6" w16cid:durableId="423036140">
-    <w:abstractNumId w:val="10"/>
+    <w:abstractNumId w:val="11"/>
   </w:num>
   <w:num w:numId="7" w16cid:durableId="1493718539">
-    <w:abstractNumId w:val="7"/>
+    <w:abstractNumId w:val="8"/>
   </w:num>
   <w:num w:numId="8" w16cid:durableId="1780682702">
     <w:abstractNumId w:val="6"/>
@@ -5277,6 +5659,18 @@
   </w:num>
   <w:num w:numId="11" w16cid:durableId="1564482762">
     <w:abstractNumId w:val="1"/>
+  </w:num>
+  <w:num w:numId="12" w16cid:durableId="114175400">
+    <w:abstractNumId w:val="7"/>
+    <w:lvlOverride w:ilvl="0"/>
+    <w:lvlOverride w:ilvl="1"/>
+    <w:lvlOverride w:ilvl="2"/>
+    <w:lvlOverride w:ilvl="3"/>
+    <w:lvlOverride w:ilvl="4"/>
+    <w:lvlOverride w:ilvl="5"/>
+    <w:lvlOverride w:ilvl="6"/>
+    <w:lvlOverride w:ilvl="7"/>
+    <w:lvlOverride w:ilvl="8"/>
   </w:num>
 </w:numbering>
 </file>

--- a/Comentario sobre las prácticas.docx
+++ b/Comentario sobre las prácticas.docx
@@ -22,19 +22,45 @@
       <w:pPr>
         <w:pStyle w:val="Ttulo1"/>
       </w:pPr>
-      <w:r>
-        <w:t xml:space="preserve">Commit 1. </w:t>
-      </w:r>
-      <w:r>
-        <w:t>"Primeros pasos en React Native"</w:t>
+      <w:proofErr w:type="spellStart"/>
+      <w:r>
+        <w:t>Commit</w:t>
+      </w:r>
+      <w:proofErr w:type="spellEnd"/>
+      <w:r>
+        <w:t xml:space="preserve"> 1. </w:t>
+      </w:r>
+      <w:r>
+        <w:t xml:space="preserve">"Primeros pasos en </w:t>
+      </w:r>
+      <w:proofErr w:type="spellStart"/>
+      <w:r>
+        <w:t>React</w:t>
+      </w:r>
+      <w:proofErr w:type="spellEnd"/>
+      <w:r>
+        <w:t xml:space="preserve"> Native"</w:t>
       </w:r>
     </w:p>
     <w:p>
       <w:pPr>
         <w:jc w:val="both"/>
       </w:pPr>
-      <w:r>
-        <w:t>Commit inicial del repositorio en el que se van a hacer las prácticas correspondientes al apartado react-native de la asignatura DSM.</w:t>
+      <w:proofErr w:type="spellStart"/>
+      <w:r>
+        <w:t>Commit</w:t>
+      </w:r>
+      <w:proofErr w:type="spellEnd"/>
+      <w:r>
+        <w:t xml:space="preserve"> inicial del repositorio en el que se van a hacer las prácticas correspondientes al apartado </w:t>
+      </w:r>
+      <w:proofErr w:type="spellStart"/>
+      <w:r>
+        <w:t>react</w:t>
+      </w:r>
+      <w:proofErr w:type="spellEnd"/>
+      <w:r>
+        <w:t>-native de la asignatura DSM.</w:t>
       </w:r>
     </w:p>
     <w:p>
@@ -42,7 +68,15 @@
         <w:jc w:val="both"/>
       </w:pPr>
       <w:r>
-        <w:t>Se ha instalado Expo tanto en el repositorio como en el teléfono móvil para poder realizar el desarrollo y pruebas correctamente en tiempo real. De forma inicial la aplicación cuenta con un archivo App.js, que contiene un componente de react llamado “View”, con sus correspondientes estilos y con un texto, que es lo que se muestra cuando se visualiza la aplicación en funcionamiento.</w:t>
+        <w:t xml:space="preserve">Se ha instalado Expo tanto en el repositorio como en el teléfono móvil para poder realizar el desarrollo y pruebas correctamente en tiempo real. De forma inicial la aplicación cuenta con un archivo App.js, que contiene un componente de </w:t>
+      </w:r>
+      <w:proofErr w:type="spellStart"/>
+      <w:r>
+        <w:t>react</w:t>
+      </w:r>
+      <w:proofErr w:type="spellEnd"/>
+      <w:r>
+        <w:t xml:space="preserve"> llamado “View”, con sus correspondientes estilos y con un texto, que es lo que se muestra cuando se visualiza la aplicación en funcionamiento.</w:t>
       </w:r>
     </w:p>
     <w:p>
@@ -54,11 +88,24 @@
       <w:pPr>
         <w:pStyle w:val="Ttulo1"/>
       </w:pPr>
-      <w:r>
-        <w:t xml:space="preserve">Commit 2. </w:t>
-      </w:r>
-      <w:r>
-        <w:t>"Componentes React Native"</w:t>
+      <w:proofErr w:type="spellStart"/>
+      <w:r>
+        <w:t>Commit</w:t>
+      </w:r>
+      <w:proofErr w:type="spellEnd"/>
+      <w:r>
+        <w:t xml:space="preserve"> 2. </w:t>
+      </w:r>
+      <w:r>
+        <w:t xml:space="preserve">"Componentes </w:t>
+      </w:r>
+      <w:proofErr w:type="spellStart"/>
+      <w:r>
+        <w:t>React</w:t>
+      </w:r>
+      <w:proofErr w:type="spellEnd"/>
+      <w:r>
+        <w:t xml:space="preserve"> Native"</w:t>
       </w:r>
     </w:p>
     <w:p>
@@ -66,7 +113,15 @@
         <w:jc w:val="both"/>
       </w:pPr>
       <w:r>
-        <w:t>Continuamos avanzando con la aplicación, para estudiar los componentes de react-native y su funcionamiento hemos creado dos carpetas, una llamada componentes, donde se van a crear los nuevos componentes que vamos a usar, y otro llamado común, que contiene un documento con una lista de información que se utilizará más adelante. Además, se incluye una subcarpeta de imágenes que la aplicación irá utilizando.</w:t>
+        <w:t xml:space="preserve">Continuamos avanzando con la aplicación, para estudiar los componentes de </w:t>
+      </w:r>
+      <w:proofErr w:type="spellStart"/>
+      <w:r>
+        <w:t>react</w:t>
+      </w:r>
+      <w:proofErr w:type="spellEnd"/>
+      <w:r>
+        <w:t>-native y su funcionamiento hemos creado dos carpetas, una llamada componentes, donde se van a crear los nuevos componentes que vamos a usar, y otro llamado común, que contiene un documento con una lista de información que se utilizará más adelante. Además, se incluye una subcarpeta de imágenes que la aplicación irá utilizando.</w:t>
       </w:r>
     </w:p>
     <w:p>
@@ -74,7 +129,55 @@
         <w:jc w:val="both"/>
       </w:pPr>
       <w:r>
-        <w:t>El calendariocomponent es un componente que, utilizando list.wiew de react-native-paper, recoge los elementos de la lista de excursiones, dándoles un formato y posicionando una de las imágenes a la izquierda. Se incluyen además sus estilos. Utilizando también FlatList, un componente de react, se disponen en formato vertical.</w:t>
+        <w:t xml:space="preserve">El </w:t>
+      </w:r>
+      <w:proofErr w:type="spellStart"/>
+      <w:r>
+        <w:t>calendariocomponent</w:t>
+      </w:r>
+      <w:proofErr w:type="spellEnd"/>
+      <w:r>
+        <w:t xml:space="preserve"> es un componente que, utilizando </w:t>
+      </w:r>
+      <w:proofErr w:type="spellStart"/>
+      <w:r>
+        <w:t>list.wiew</w:t>
+      </w:r>
+      <w:proofErr w:type="spellEnd"/>
+      <w:r>
+        <w:t xml:space="preserve"> de </w:t>
+      </w:r>
+      <w:proofErr w:type="spellStart"/>
+      <w:r>
+        <w:t>react</w:t>
+      </w:r>
+      <w:proofErr w:type="spellEnd"/>
+      <w:r>
+        <w:t>-native-</w:t>
+      </w:r>
+      <w:proofErr w:type="spellStart"/>
+      <w:r>
+        <w:t>paper</w:t>
+      </w:r>
+      <w:proofErr w:type="spellEnd"/>
+      <w:r>
+        <w:t xml:space="preserve">, recoge los elementos de la lista de excursiones, dándoles un formato y posicionando una de las imágenes a la izquierda. Se incluyen además sus estilos. Utilizando también </w:t>
+      </w:r>
+      <w:proofErr w:type="spellStart"/>
+      <w:r>
+        <w:t>FlatList</w:t>
+      </w:r>
+      <w:proofErr w:type="spellEnd"/>
+      <w:r>
+        <w:t xml:space="preserve">, un componente de </w:t>
+      </w:r>
+      <w:proofErr w:type="spellStart"/>
+      <w:r>
+        <w:t>react</w:t>
+      </w:r>
+      <w:proofErr w:type="spellEnd"/>
+      <w:r>
+        <w:t>, se disponen en formato vertical.</w:t>
       </w:r>
     </w:p>
     <w:p>
@@ -82,8 +185,13 @@
         <w:jc w:val="both"/>
       </w:pPr>
       <w:r>
-        <w:t>En CampobaseComponent</w:t>
-      </w:r>
+        <w:t xml:space="preserve">En </w:t>
+      </w:r>
+      <w:proofErr w:type="spellStart"/>
+      <w:r>
+        <w:t>CampobaseComponent</w:t>
+      </w:r>
+      <w:proofErr w:type="spellEnd"/>
       <w:r>
         <w:t xml:space="preserve"> se guarda la lista de excursiones y se pasan al componente calendario para que este las muestre.</w:t>
       </w:r>
@@ -93,7 +201,55 @@
         <w:jc w:val="both"/>
       </w:pPr>
       <w:r>
-        <w:t>También se ha modificado el fichero App.js para que se muestre la app correctamente, SafeAreaProvider sirve para que no se solape con la barra superior, notch y los bordes del móvil, PaperProvider activa el sistema de estilos de react native paper. En ese momento se incluye el componente campobase que, renderiza un calendario y le pasa cada una de las excursiones para que se dispongan en forma de lista como se ha explicado.</w:t>
+        <w:t xml:space="preserve">También se ha modificado el fichero App.js para que se muestre la app correctamente, </w:t>
+      </w:r>
+      <w:proofErr w:type="spellStart"/>
+      <w:r>
+        <w:t>SafeAreaProvider</w:t>
+      </w:r>
+      <w:proofErr w:type="spellEnd"/>
+      <w:r>
+        <w:t xml:space="preserve"> sirve para que no se solape con la barra superior, </w:t>
+      </w:r>
+      <w:proofErr w:type="spellStart"/>
+      <w:r>
+        <w:t>notch</w:t>
+      </w:r>
+      <w:proofErr w:type="spellEnd"/>
+      <w:r>
+        <w:t xml:space="preserve"> y los bordes del móvil, </w:t>
+      </w:r>
+      <w:proofErr w:type="spellStart"/>
+      <w:r>
+        <w:t>PaperProvider</w:t>
+      </w:r>
+      <w:proofErr w:type="spellEnd"/>
+      <w:r>
+        <w:t xml:space="preserve"> activa el sistema de estilos de </w:t>
+      </w:r>
+      <w:proofErr w:type="spellStart"/>
+      <w:r>
+        <w:t>react</w:t>
+      </w:r>
+      <w:proofErr w:type="spellEnd"/>
+      <w:r>
+        <w:t xml:space="preserve"> native </w:t>
+      </w:r>
+      <w:proofErr w:type="spellStart"/>
+      <w:r>
+        <w:t>paper</w:t>
+      </w:r>
+      <w:proofErr w:type="spellEnd"/>
+      <w:r>
+        <w:t xml:space="preserve">. En ese momento se incluye el componente </w:t>
+      </w:r>
+      <w:proofErr w:type="spellStart"/>
+      <w:r>
+        <w:t>campobase</w:t>
+      </w:r>
+      <w:proofErr w:type="spellEnd"/>
+      <w:r>
+        <w:t xml:space="preserve"> que, renderiza un calendario y le pasa cada una de las excursiones para que se dispongan en forma de lista como se ha explicado.</w:t>
       </w:r>
     </w:p>
     <w:p>
@@ -101,11 +257,24 @@
         <w:pStyle w:val="Ttulo1"/>
         <w:jc w:val="both"/>
       </w:pPr>
-      <w:r>
-        <w:t>Commit 3. “</w:t>
-      </w:r>
-      <w:r>
-        <w:t>Componentes funcionales en React Native”</w:t>
+      <w:proofErr w:type="spellStart"/>
+      <w:r>
+        <w:t>Commit</w:t>
+      </w:r>
+      <w:proofErr w:type="spellEnd"/>
+      <w:r>
+        <w:t xml:space="preserve"> 3. “</w:t>
+      </w:r>
+      <w:r>
+        <w:t xml:space="preserve">Componentes funcionales en </w:t>
+      </w:r>
+      <w:proofErr w:type="spellStart"/>
+      <w:r>
+        <w:t>React</w:t>
+      </w:r>
+      <w:proofErr w:type="spellEnd"/>
+      <w:r>
+        <w:t xml:space="preserve"> Native”</w:t>
       </w:r>
     </w:p>
     <w:p>
@@ -113,7 +282,23 @@
         <w:jc w:val="both"/>
       </w:pPr>
       <w:r>
-        <w:t>En esta parte del trabajo se va a profundizar más en los componentes funcionales de react-native. En el commit anterior ya creamos uno, el calendario. En el día de hoy se va a crear otro y se va a realizar comunicación entre ellos.</w:t>
+        <w:t xml:space="preserve">En esta parte del trabajo se va a profundizar más en los componentes funcionales de </w:t>
+      </w:r>
+      <w:proofErr w:type="spellStart"/>
+      <w:r>
+        <w:t>react</w:t>
+      </w:r>
+      <w:proofErr w:type="spellEnd"/>
+      <w:r>
+        <w:t xml:space="preserve">-native. En el </w:t>
+      </w:r>
+      <w:proofErr w:type="spellStart"/>
+      <w:r>
+        <w:t>commit</w:t>
+      </w:r>
+      <w:proofErr w:type="spellEnd"/>
+      <w:r>
+        <w:t xml:space="preserve"> anterior ya creamos uno, el calendario. En el día de hoy se va a crear otro y se va a realizar comunicación entre ellos.</w:t>
       </w:r>
     </w:p>
     <w:p>
@@ -133,10 +318,34 @@
         <w:jc w:val="both"/>
       </w:pPr>
       <w:r>
-        <w:t xml:space="preserve">El componente se llama DetalleExcursionComponent, que </w:t>
-      </w:r>
-      <w:r>
-        <w:t>muestra una tarjeta (Card) con los datos de una excursión (nombre, imagen y descripción) usando react-native-paper.</w:t>
+        <w:t xml:space="preserve">El componente se llama </w:t>
+      </w:r>
+      <w:proofErr w:type="spellStart"/>
+      <w:r>
+        <w:t>DetalleExcursionComponent</w:t>
+      </w:r>
+      <w:proofErr w:type="spellEnd"/>
+      <w:r>
+        <w:t xml:space="preserve">, que </w:t>
+      </w:r>
+      <w:r>
+        <w:t xml:space="preserve">muestra una tarjeta (Card) con los datos de una excursión (nombre, imagen y descripción) usando </w:t>
+      </w:r>
+      <w:proofErr w:type="spellStart"/>
+      <w:r>
+        <w:t>react</w:t>
+      </w:r>
+      <w:proofErr w:type="spellEnd"/>
+      <w:r>
+        <w:t>-native-</w:t>
+      </w:r>
+      <w:proofErr w:type="spellStart"/>
+      <w:r>
+        <w:t>paper</w:t>
+      </w:r>
+      <w:proofErr w:type="spellEnd"/>
+      <w:r>
+        <w:t>.</w:t>
       </w:r>
     </w:p>
     <w:p>
@@ -144,7 +353,15 @@
         <w:jc w:val="both"/>
       </w:pPr>
       <w:r>
-        <w:t>Si recibe una excursión válida por props, la renderiza</w:t>
+        <w:t xml:space="preserve">Si recibe una excursión válida por </w:t>
+      </w:r>
+      <w:proofErr w:type="spellStart"/>
+      <w:r>
+        <w:t>props</w:t>
+      </w:r>
+      <w:proofErr w:type="spellEnd"/>
+      <w:r>
+        <w:t>, la renderiza</w:t>
       </w:r>
       <w:r>
         <w:t>,</w:t>
@@ -156,7 +373,31 @@
         <w:t xml:space="preserve"> </w:t>
       </w:r>
       <w:r>
-        <w:t>Se comunica con otros componentes a través de props: el componente padre le pasa un objeto excursion (props.excursion) y este lo utiliza para mostrar la información.</w:t>
+        <w:t xml:space="preserve">Se comunica con otros componentes a través de </w:t>
+      </w:r>
+      <w:proofErr w:type="spellStart"/>
+      <w:r>
+        <w:t>props</w:t>
+      </w:r>
+      <w:proofErr w:type="spellEnd"/>
+      <w:r>
+        <w:t xml:space="preserve">: el componente padre le pasa un objeto </w:t>
+      </w:r>
+      <w:proofErr w:type="spellStart"/>
+      <w:r>
+        <w:t>excursion</w:t>
+      </w:r>
+      <w:proofErr w:type="spellEnd"/>
+      <w:r>
+        <w:t xml:space="preserve"> (</w:t>
+      </w:r>
+      <w:proofErr w:type="spellStart"/>
+      <w:r>
+        <w:t>props.excursion</w:t>
+      </w:r>
+      <w:proofErr w:type="spellEnd"/>
+      <w:r>
+        <w:t>) y este lo utiliza para mostrar la información.</w:t>
       </w:r>
     </w:p>
     <w:p>
@@ -164,7 +405,31 @@
         <w:jc w:val="both"/>
       </w:pPr>
       <w:r>
-        <w:t>Además, DetalleExcursion actúa como intermediario, recibiendo las props y pasándoselas a RenderExcursion, manteniendo así la comunicación entre componentes.</w:t>
+        <w:t xml:space="preserve">Además, </w:t>
+      </w:r>
+      <w:proofErr w:type="spellStart"/>
+      <w:r>
+        <w:t>DetalleExcursion</w:t>
+      </w:r>
+      <w:proofErr w:type="spellEnd"/>
+      <w:r>
+        <w:t xml:space="preserve"> actúa como intermediario, recibiendo las </w:t>
+      </w:r>
+      <w:proofErr w:type="spellStart"/>
+      <w:r>
+        <w:t>props</w:t>
+      </w:r>
+      <w:proofErr w:type="spellEnd"/>
+      <w:r>
+        <w:t xml:space="preserve"> y pasándoselas a </w:t>
+      </w:r>
+      <w:proofErr w:type="spellStart"/>
+      <w:r>
+        <w:t>RenderExcursion</w:t>
+      </w:r>
+      <w:proofErr w:type="spellEnd"/>
+      <w:r>
+        <w:t>, manteniendo así la comunicación entre componentes.</w:t>
       </w:r>
     </w:p>
     <w:p>
@@ -185,7 +450,15 @@
         <w:jc w:val="both"/>
       </w:pPr>
       <w:r>
-        <w:t xml:space="preserve">Se añade un estado (seleccionExcursion) que guarda qué excursión está seleccionada. </w:t>
+        <w:t>Se añade un estado (</w:t>
+      </w:r>
+      <w:proofErr w:type="spellStart"/>
+      <w:r>
+        <w:t>seleccionExcursion</w:t>
+      </w:r>
+      <w:proofErr w:type="spellEnd"/>
+      <w:r>
+        <w:t xml:space="preserve">) que guarda qué excursión está seleccionada. </w:t>
       </w:r>
     </w:p>
     <w:p>
@@ -198,7 +471,15 @@
         <w:jc w:val="both"/>
       </w:pPr>
       <w:r>
-        <w:t xml:space="preserve">Cuando el usuario pulsa en Calendario, se llama a onSeleccionExcursion, que actualiza ese estado con el id. </w:t>
+        <w:t xml:space="preserve">Cuando el usuario pulsa en Calendario, se llama a </w:t>
+      </w:r>
+      <w:proofErr w:type="spellStart"/>
+      <w:r>
+        <w:t>onSeleccionExcursion</w:t>
+      </w:r>
+      <w:proofErr w:type="spellEnd"/>
+      <w:r>
+        <w:t xml:space="preserve">, que actualiza ese estado con el id. </w:t>
       </w:r>
     </w:p>
     <w:p>
@@ -211,7 +492,23 @@
         <w:jc w:val="both"/>
       </w:pPr>
       <w:r>
-        <w:t>Luego, DetalleExcursion recibe por props la excursión filtrada según ese id y muestra su información.</w:t>
+        <w:t xml:space="preserve">Luego, </w:t>
+      </w:r>
+      <w:proofErr w:type="spellStart"/>
+      <w:r>
+        <w:t>DetalleExcursion</w:t>
+      </w:r>
+      <w:proofErr w:type="spellEnd"/>
+      <w:r>
+        <w:t xml:space="preserve"> recibe por </w:t>
+      </w:r>
+      <w:proofErr w:type="spellStart"/>
+      <w:r>
+        <w:t>props</w:t>
+      </w:r>
+      <w:proofErr w:type="spellEnd"/>
+      <w:r>
+        <w:t xml:space="preserve"> la excursión filtrada según ese id y muestra su información.</w:t>
       </w:r>
     </w:p>
     <w:p>
@@ -228,7 +525,39 @@
           <w:rFonts w:eastAsia="Times New Roman" w:cstheme="minorHAnsi"/>
           <w:lang w:eastAsia="es-ES"/>
         </w:rPr>
-        <w:t>La excursión seleccionada se obtiene mediante el método filter de JavaScript aplicado al array this.state.excursiones.</w:t>
+        <w:t xml:space="preserve">La excursión seleccionada se obtiene mediante el método </w:t>
+      </w:r>
+      <w:proofErr w:type="spellStart"/>
+      <w:r>
+        <w:rPr>
+          <w:rFonts w:eastAsia="Times New Roman" w:cstheme="minorHAnsi"/>
+          <w:lang w:eastAsia="es-ES"/>
+        </w:rPr>
+        <w:t>filter</w:t>
+      </w:r>
+      <w:proofErr w:type="spellEnd"/>
+      <w:r>
+        <w:rPr>
+          <w:rFonts w:eastAsia="Times New Roman" w:cstheme="minorHAnsi"/>
+          <w:lang w:eastAsia="es-ES"/>
+        </w:rPr>
+        <w:t xml:space="preserve"> de JavaScript aplicado al array </w:t>
+      </w:r>
+      <w:proofErr w:type="spellStart"/>
+      <w:r>
+        <w:rPr>
+          <w:rFonts w:eastAsia="Times New Roman" w:cstheme="minorHAnsi"/>
+          <w:lang w:eastAsia="es-ES"/>
+        </w:rPr>
+        <w:t>this.state.excursiones</w:t>
+      </w:r>
+      <w:proofErr w:type="spellEnd"/>
+      <w:r>
+        <w:rPr>
+          <w:rFonts w:eastAsia="Times New Roman" w:cstheme="minorHAnsi"/>
+          <w:lang w:eastAsia="es-ES"/>
+        </w:rPr>
+        <w:t>.</w:t>
       </w:r>
     </w:p>
     <w:p>
@@ -245,7 +574,39 @@
           <w:rFonts w:eastAsia="Times New Roman" w:cstheme="minorHAnsi"/>
           <w:lang w:eastAsia="es-ES"/>
         </w:rPr>
-        <w:t>Este filtro recorre todas las excursiones y devuelve solo aquellas cuyo id coincide con seleccionExcursion. Como filter devuelve un array, se accede al primer elemento con [0] para obtener directamente el objeto de la excursión.</w:t>
+        <w:t xml:space="preserve">Este filtro recorre todas las excursiones y devuelve solo aquellas cuyo id coincide con </w:t>
+      </w:r>
+      <w:proofErr w:type="spellStart"/>
+      <w:r>
+        <w:rPr>
+          <w:rFonts w:eastAsia="Times New Roman" w:cstheme="minorHAnsi"/>
+          <w:lang w:eastAsia="es-ES"/>
+        </w:rPr>
+        <w:t>seleccionExcursion</w:t>
+      </w:r>
+      <w:proofErr w:type="spellEnd"/>
+      <w:r>
+        <w:rPr>
+          <w:rFonts w:eastAsia="Times New Roman" w:cstheme="minorHAnsi"/>
+          <w:lang w:eastAsia="es-ES"/>
+        </w:rPr>
+        <w:t xml:space="preserve">. Como </w:t>
+      </w:r>
+      <w:proofErr w:type="spellStart"/>
+      <w:r>
+        <w:rPr>
+          <w:rFonts w:eastAsia="Times New Roman" w:cstheme="minorHAnsi"/>
+          <w:lang w:eastAsia="es-ES"/>
+        </w:rPr>
+        <w:t>filter</w:t>
+      </w:r>
+      <w:proofErr w:type="spellEnd"/>
+      <w:r>
+        <w:rPr>
+          <w:rFonts w:eastAsia="Times New Roman" w:cstheme="minorHAnsi"/>
+          <w:lang w:eastAsia="es-ES"/>
+        </w:rPr>
+        <w:t xml:space="preserve"> devuelve un array, se accede al primer elemento con [0] para obtener directamente el objeto de la excursión.</w:t>
       </w:r>
     </w:p>
     <w:p>
@@ -262,7 +623,23 @@
           <w:rFonts w:eastAsia="Times New Roman" w:cstheme="minorHAnsi"/>
           <w:lang w:eastAsia="es-ES"/>
         </w:rPr>
-        <w:t>Se definen dos funciones onPress con usos diferentes:</w:t>
+        <w:t xml:space="preserve">Se definen dos funciones </w:t>
+      </w:r>
+      <w:proofErr w:type="spellStart"/>
+      <w:r>
+        <w:rPr>
+          <w:rFonts w:eastAsia="Times New Roman" w:cstheme="minorHAnsi"/>
+          <w:lang w:eastAsia="es-ES"/>
+        </w:rPr>
+        <w:t>onPress</w:t>
+      </w:r>
+      <w:proofErr w:type="spellEnd"/>
+      <w:r>
+        <w:rPr>
+          <w:rFonts w:eastAsia="Times New Roman" w:cstheme="minorHAnsi"/>
+          <w:lang w:eastAsia="es-ES"/>
+        </w:rPr>
+        <w:t xml:space="preserve"> con usos diferentes:</w:t>
       </w:r>
     </w:p>
     <w:p>
@@ -279,12 +656,69 @@
           <w:lang w:eastAsia="es-ES"/>
         </w:rPr>
       </w:pPr>
+      <w:proofErr w:type="spellStart"/>
       <w:r>
         <w:rPr>
           <w:rFonts w:eastAsia="Times New Roman" w:cstheme="minorHAnsi"/>
           <w:lang w:eastAsia="es-ES"/>
         </w:rPr>
-        <w:t xml:space="preserve">onPress de List.Item: es una prop ya definida por React Native Paper, que se ejecuta automáticamente cuando el usuario pulsa el elemento. </w:t>
+        <w:t>onPress</w:t>
+      </w:r>
+      <w:proofErr w:type="spellEnd"/>
+      <w:r>
+        <w:rPr>
+          <w:rFonts w:eastAsia="Times New Roman" w:cstheme="minorHAnsi"/>
+          <w:lang w:eastAsia="es-ES"/>
+        </w:rPr>
+        <w:t xml:space="preserve"> de </w:t>
+      </w:r>
+      <w:proofErr w:type="spellStart"/>
+      <w:r>
+        <w:rPr>
+          <w:rFonts w:eastAsia="Times New Roman" w:cstheme="minorHAnsi"/>
+          <w:lang w:eastAsia="es-ES"/>
+        </w:rPr>
+        <w:t>List.Item</w:t>
+      </w:r>
+      <w:proofErr w:type="spellEnd"/>
+      <w:r>
+        <w:rPr>
+          <w:rFonts w:eastAsia="Times New Roman" w:cstheme="minorHAnsi"/>
+          <w:lang w:eastAsia="es-ES"/>
+        </w:rPr>
+        <w:t xml:space="preserve">: es una </w:t>
+      </w:r>
+      <w:proofErr w:type="spellStart"/>
+      <w:r>
+        <w:rPr>
+          <w:rFonts w:eastAsia="Times New Roman" w:cstheme="minorHAnsi"/>
+          <w:lang w:eastAsia="es-ES"/>
+        </w:rPr>
+        <w:t>prop</w:t>
+      </w:r>
+      <w:proofErr w:type="spellEnd"/>
+      <w:r>
+        <w:rPr>
+          <w:rFonts w:eastAsia="Times New Roman" w:cstheme="minorHAnsi"/>
+          <w:lang w:eastAsia="es-ES"/>
+        </w:rPr>
+        <w:t xml:space="preserve"> ya definida por </w:t>
+      </w:r>
+      <w:proofErr w:type="spellStart"/>
+      <w:r>
+        <w:rPr>
+          <w:rFonts w:eastAsia="Times New Roman" w:cstheme="minorHAnsi"/>
+          <w:lang w:eastAsia="es-ES"/>
+        </w:rPr>
+        <w:t>React</w:t>
+      </w:r>
+      <w:proofErr w:type="spellEnd"/>
+      <w:r>
+        <w:rPr>
+          <w:rFonts w:eastAsia="Times New Roman" w:cstheme="minorHAnsi"/>
+          <w:lang w:eastAsia="es-ES"/>
+        </w:rPr>
+        <w:t xml:space="preserve"> Native Paper, que se ejecuta automáticamente cuando el usuario pulsa el elemento. </w:t>
       </w:r>
     </w:p>
     <w:p>
@@ -301,12 +735,53 @@
           <w:lang w:eastAsia="es-ES"/>
         </w:rPr>
       </w:pPr>
+      <w:proofErr w:type="spellStart"/>
       <w:r>
         <w:rPr>
           <w:rFonts w:eastAsia="Times New Roman" w:cstheme="minorHAnsi"/>
           <w:lang w:eastAsia="es-ES"/>
         </w:rPr>
-        <w:t>onPress del componente Calendario: es una función personalizada (prop) que tú defines y pasas desde el componente padre (Campobase). Su nombre es arbitrario.</w:t>
+        <w:t>onPress</w:t>
+      </w:r>
+      <w:proofErr w:type="spellEnd"/>
+      <w:r>
+        <w:rPr>
+          <w:rFonts w:eastAsia="Times New Roman" w:cstheme="minorHAnsi"/>
+          <w:lang w:eastAsia="es-ES"/>
+        </w:rPr>
+        <w:t xml:space="preserve"> del componente Calendario: es una función personalizada (</w:t>
+      </w:r>
+      <w:proofErr w:type="spellStart"/>
+      <w:r>
+        <w:rPr>
+          <w:rFonts w:eastAsia="Times New Roman" w:cstheme="minorHAnsi"/>
+          <w:lang w:eastAsia="es-ES"/>
+        </w:rPr>
+        <w:t>prop</w:t>
+      </w:r>
+      <w:proofErr w:type="spellEnd"/>
+      <w:r>
+        <w:rPr>
+          <w:rFonts w:eastAsia="Times New Roman" w:cstheme="minorHAnsi"/>
+          <w:lang w:eastAsia="es-ES"/>
+        </w:rPr>
+        <w:t>) que tú defines y pasas desde el componente padre (</w:t>
+      </w:r>
+      <w:proofErr w:type="spellStart"/>
+      <w:r>
+        <w:rPr>
+          <w:rFonts w:eastAsia="Times New Roman" w:cstheme="minorHAnsi"/>
+          <w:lang w:eastAsia="es-ES"/>
+        </w:rPr>
+        <w:t>Campobase</w:t>
+      </w:r>
+      <w:proofErr w:type="spellEnd"/>
+      <w:r>
+        <w:rPr>
+          <w:rFonts w:eastAsia="Times New Roman" w:cstheme="minorHAnsi"/>
+          <w:lang w:eastAsia="es-ES"/>
+        </w:rPr>
+        <w:t>). Su nombre es arbitrario.</w:t>
       </w:r>
     </w:p>
     <w:p>
@@ -317,12 +792,37 @@
           <w:lang w:eastAsia="es-ES"/>
         </w:rPr>
       </w:pPr>
+      <w:proofErr w:type="spellStart"/>
       <w:r>
         <w:rPr>
           <w:rFonts w:eastAsia="Times New Roman"/>
           <w:lang w:eastAsia="es-ES"/>
         </w:rPr>
-        <w:t>Commit 04: “Stack Navigation”</w:t>
+        <w:t>Commit</w:t>
+      </w:r>
+      <w:proofErr w:type="spellEnd"/>
+      <w:r>
+        <w:rPr>
+          <w:rFonts w:eastAsia="Times New Roman"/>
+          <w:lang w:eastAsia="es-ES"/>
+        </w:rPr>
+        <w:t xml:space="preserve"> 04: “Stack </w:t>
+      </w:r>
+      <w:proofErr w:type="spellStart"/>
+      <w:r>
+        <w:rPr>
+          <w:rFonts w:eastAsia="Times New Roman"/>
+          <w:lang w:eastAsia="es-ES"/>
+        </w:rPr>
+        <w:t>Navigation</w:t>
+      </w:r>
+      <w:proofErr w:type="spellEnd"/>
+      <w:r>
+        <w:rPr>
+          <w:rFonts w:eastAsia="Times New Roman"/>
+          <w:lang w:eastAsia="es-ES"/>
+        </w:rPr>
+        <w:t>”</w:t>
       </w:r>
     </w:p>
     <w:p>
@@ -343,7 +843,35 @@
         <w:rPr>
           <w:lang w:eastAsia="es-ES"/>
         </w:rPr>
-        <w:t>En este commit se han modificado los archivos que veníamos trabajando, como son campobasecomponent, el calendario y el componente que detalla las excursiones. El objetivo es crear una pila de navegación que permita a la aplicación “superponer” diferentes pantallas.</w:t>
+        <w:t xml:space="preserve">En este </w:t>
+      </w:r>
+      <w:proofErr w:type="spellStart"/>
+      <w:r>
+        <w:rPr>
+          <w:lang w:eastAsia="es-ES"/>
+        </w:rPr>
+        <w:t>commit</w:t>
+      </w:r>
+      <w:proofErr w:type="spellEnd"/>
+      <w:r>
+        <w:rPr>
+          <w:lang w:eastAsia="es-ES"/>
+        </w:rPr>
+        <w:t xml:space="preserve"> se han modificado los archivos que veníamos trabajando, como son </w:t>
+      </w:r>
+      <w:proofErr w:type="spellStart"/>
+      <w:r>
+        <w:rPr>
+          <w:lang w:eastAsia="es-ES"/>
+        </w:rPr>
+        <w:t>campobasecomponent</w:t>
+      </w:r>
+      <w:proofErr w:type="spellEnd"/>
+      <w:r>
+        <w:rPr>
+          <w:lang w:eastAsia="es-ES"/>
+        </w:rPr>
+        <w:t>, el calendario y el componente que detalla las excursiones. El objetivo es crear una pila de navegación que permita a la aplicación “superponer” diferentes pantallas.</w:t>
       </w:r>
     </w:p>
     <w:p>
@@ -357,7 +885,21 @@
         <w:rPr>
           <w:lang w:eastAsia="es-ES"/>
         </w:rPr>
-        <w:t>En el archivo campobase se crea el navegador tipo pila, concretamente en la línea:</w:t>
+        <w:t xml:space="preserve">En el archivo </w:t>
+      </w:r>
+      <w:proofErr w:type="spellStart"/>
+      <w:r>
+        <w:rPr>
+          <w:lang w:eastAsia="es-ES"/>
+        </w:rPr>
+        <w:t>campobase</w:t>
+      </w:r>
+      <w:proofErr w:type="spellEnd"/>
+      <w:r>
+        <w:rPr>
+          <w:lang w:eastAsia="es-ES"/>
+        </w:rPr>
+        <w:t xml:space="preserve"> se crea el navegador tipo pila, concretamente en la línea:</w:t>
       </w:r>
       <w:r>
         <w:rPr>
@@ -445,7 +987,21 @@
           <w:lang w:eastAsia="es-ES"/>
         </w:rPr>
         <w:lastRenderedPageBreak/>
-        <w:t xml:space="preserve">Para entender lo que se esta haciendo se plantean </w:t>
+        <w:t xml:space="preserve">Para entender lo que se </w:t>
+      </w:r>
+      <w:proofErr w:type="spellStart"/>
+      <w:r>
+        <w:rPr>
+          <w:lang w:eastAsia="es-ES"/>
+        </w:rPr>
+        <w:t>esta</w:t>
+      </w:r>
+      <w:proofErr w:type="spellEnd"/>
+      <w:r>
+        <w:rPr>
+          <w:lang w:eastAsia="es-ES"/>
+        </w:rPr>
+        <w:t xml:space="preserve"> haciendo se plantean </w:t>
       </w:r>
       <w:r>
         <w:rPr>
@@ -487,39 +1043,169 @@
           <w:bCs/>
           <w:lang w:eastAsia="es-ES"/>
         </w:rPr>
-        <w:t>Comprender la forma en que se crea un menú de navegación en stack mediante el componente createNativeStackNavigator. o ¿Qué es el NavigationContainer? o ¿Qué son las Screens?</w:t>
-      </w:r>
-    </w:p>
-    <w:p>
-      <w:pPr>
-        <w:jc w:val="both"/>
+        <w:t xml:space="preserve">Comprender la forma en que se crea un menú de navegación en </w:t>
+      </w:r>
+      <w:proofErr w:type="spellStart"/>
+      <w:r>
         <w:rPr>
           <w:b/>
           <w:bCs/>
           <w:lang w:eastAsia="es-ES"/>
         </w:rPr>
-      </w:pPr>
+        <w:t>stack</w:t>
+      </w:r>
+      <w:proofErr w:type="spellEnd"/>
       <w:r>
         <w:rPr>
           <w:b/>
           <w:bCs/>
           <w:lang w:eastAsia="es-ES"/>
         </w:rPr>
-        <w:t>Analizar la manera en que Calendario envía un parámetro a DetalleExcursion y la forma en que este componente es capaz de obtenerlo y hacer uso de él. En concreto, analizar cómo cada Screen recibe la propiedad route. Calendario navega hacia DetalleExcursion enviando el identificador de la excursión en route.params, y la pantalla de detalle recupera dicho identificador para localizar la excursión correspondiente..</w:t>
+        <w:t xml:space="preserve"> mediante el componente </w:t>
+      </w:r>
+      <w:proofErr w:type="spellStart"/>
+      <w:r>
+        <w:rPr>
+          <w:b/>
+          <w:bCs/>
+          <w:lang w:eastAsia="es-ES"/>
+        </w:rPr>
+        <w:t>createNativeStackNavigator</w:t>
+      </w:r>
+      <w:proofErr w:type="spellEnd"/>
+      <w:r>
+        <w:rPr>
+          <w:b/>
+          <w:bCs/>
+          <w:lang w:eastAsia="es-ES"/>
+        </w:rPr>
+        <w:t xml:space="preserve">. o ¿Qué es el </w:t>
+      </w:r>
+      <w:proofErr w:type="spellStart"/>
+      <w:r>
+        <w:rPr>
+          <w:b/>
+          <w:bCs/>
+          <w:lang w:eastAsia="es-ES"/>
+        </w:rPr>
+        <w:t>NavigationContainer</w:t>
+      </w:r>
+      <w:proofErr w:type="spellEnd"/>
+      <w:r>
+        <w:rPr>
+          <w:b/>
+          <w:bCs/>
+          <w:lang w:eastAsia="es-ES"/>
+        </w:rPr>
+        <w:t xml:space="preserve">? o ¿Qué son las </w:t>
+      </w:r>
+      <w:proofErr w:type="spellStart"/>
+      <w:r>
+        <w:rPr>
+          <w:b/>
+          <w:bCs/>
+          <w:lang w:eastAsia="es-ES"/>
+        </w:rPr>
+        <w:t>Screens</w:t>
+      </w:r>
+      <w:proofErr w:type="spellEnd"/>
+      <w:r>
+        <w:rPr>
+          <w:b/>
+          <w:bCs/>
+          <w:lang w:eastAsia="es-ES"/>
+        </w:rPr>
+        <w:t>?</w:t>
       </w:r>
     </w:p>
     <w:p>
       <w:pPr>
         <w:jc w:val="both"/>
         <w:rPr>
-          <w:lang w:eastAsia="es-ES"/>
-        </w:rPr>
-      </w:pPr>
-      <w:r>
-        <w:rPr>
-          <w:lang w:eastAsia="es-ES"/>
-        </w:rPr>
-        <w:t xml:space="preserve">El NavigationContainer gestiona el estado de la navegación, es el componente principal que permite el cambio entre pantallas. Es esencial envolver todo el código en este contenedor para que funcione correctamente. </w:t>
+          <w:b/>
+          <w:bCs/>
+          <w:lang w:eastAsia="es-ES"/>
+        </w:rPr>
+      </w:pPr>
+      <w:r>
+        <w:rPr>
+          <w:b/>
+          <w:bCs/>
+          <w:lang w:eastAsia="es-ES"/>
+        </w:rPr>
+        <w:t xml:space="preserve">Analizar la manera en que Calendario envía un parámetro a </w:t>
+      </w:r>
+      <w:proofErr w:type="spellStart"/>
+      <w:r>
+        <w:rPr>
+          <w:b/>
+          <w:bCs/>
+          <w:lang w:eastAsia="es-ES"/>
+        </w:rPr>
+        <w:t>DetalleExcursion</w:t>
+      </w:r>
+      <w:proofErr w:type="spellEnd"/>
+      <w:r>
+        <w:rPr>
+          <w:b/>
+          <w:bCs/>
+          <w:lang w:eastAsia="es-ES"/>
+        </w:rPr>
+        <w:t xml:space="preserve"> y la forma en que este componente es capaz de obtenerlo y hacer uso de él. En concreto, analizar cómo cada Screen recibe la propiedad </w:t>
+      </w:r>
+      <w:proofErr w:type="spellStart"/>
+      <w:r>
+        <w:rPr>
+          <w:b/>
+          <w:bCs/>
+          <w:lang w:eastAsia="es-ES"/>
+        </w:rPr>
+        <w:t>route</w:t>
+      </w:r>
+      <w:proofErr w:type="spellEnd"/>
+      <w:r>
+        <w:rPr>
+          <w:b/>
+          <w:bCs/>
+          <w:lang w:eastAsia="es-ES"/>
+        </w:rPr>
+        <w:t xml:space="preserve">. Calendario navega hacia </w:t>
+      </w:r>
+      <w:proofErr w:type="spellStart"/>
+      <w:r>
+        <w:rPr>
+          <w:b/>
+          <w:bCs/>
+          <w:lang w:eastAsia="es-ES"/>
+        </w:rPr>
+        <w:t>DetalleExcursion</w:t>
+      </w:r>
+      <w:proofErr w:type="spellEnd"/>
+      <w:r>
+        <w:rPr>
+          <w:b/>
+          <w:bCs/>
+          <w:lang w:eastAsia="es-ES"/>
+        </w:rPr>
+        <w:t xml:space="preserve"> enviando el identificador de la excursión en </w:t>
+      </w:r>
+      <w:proofErr w:type="spellStart"/>
+      <w:r>
+        <w:rPr>
+          <w:b/>
+          <w:bCs/>
+          <w:lang w:eastAsia="es-ES"/>
+        </w:rPr>
+        <w:t>route.params</w:t>
+      </w:r>
+      <w:proofErr w:type="spellEnd"/>
+      <w:r>
+        <w:rPr>
+          <w:b/>
+          <w:bCs/>
+          <w:lang w:eastAsia="es-ES"/>
+        </w:rPr>
+        <w:t>, y la pantalla de detalle recupera dicho identificador para localizar la excursión correspondiente..</w:t>
       </w:r>
     </w:p>
     <w:p>
@@ -533,13 +1219,83 @@
         <w:rPr>
           <w:lang w:eastAsia="es-ES"/>
         </w:rPr>
-        <w:t xml:space="preserve">En el interior de este componente se encuentran las screens, </w:t>
-      </w:r>
-      <w:r>
-        <w:rPr>
-          <w:lang w:eastAsia="es-ES"/>
-        </w:rPr>
-        <w:t>cada una constituye una pantalla dentro de la aplicación.  En nuestro caso tenemos dos, una llamada calendario, que muestra la lista de excursiones disponibles, y cuando se le da click a una de ellas se abre la llamada detalle excursión, que muestra los detalles de la excursión que se ha pulsado. Esta información se recoge en la siguiente línea, presente en calendariocomponent:</w:t>
+        <w:t xml:space="preserve">El </w:t>
+      </w:r>
+      <w:proofErr w:type="spellStart"/>
+      <w:r>
+        <w:rPr>
+          <w:lang w:eastAsia="es-ES"/>
+        </w:rPr>
+        <w:t>NavigationContainer</w:t>
+      </w:r>
+      <w:proofErr w:type="spellEnd"/>
+      <w:r>
+        <w:rPr>
+          <w:lang w:eastAsia="es-ES"/>
+        </w:rPr>
+        <w:t xml:space="preserve"> gestiona el estado de la navegación, es el componente principal que permite el cambio entre pantallas. Es esencial envolver todo el código en este contenedor para que funcione correctamente. </w:t>
+      </w:r>
+    </w:p>
+    <w:p>
+      <w:pPr>
+        <w:jc w:val="both"/>
+        <w:rPr>
+          <w:lang w:eastAsia="es-ES"/>
+        </w:rPr>
+      </w:pPr>
+      <w:r>
+        <w:rPr>
+          <w:lang w:eastAsia="es-ES"/>
+        </w:rPr>
+        <w:t xml:space="preserve">En el interior de este componente se encuentran las </w:t>
+      </w:r>
+      <w:proofErr w:type="spellStart"/>
+      <w:r>
+        <w:rPr>
+          <w:lang w:eastAsia="es-ES"/>
+        </w:rPr>
+        <w:t>screens</w:t>
+      </w:r>
+      <w:proofErr w:type="spellEnd"/>
+      <w:r>
+        <w:rPr>
+          <w:lang w:eastAsia="es-ES"/>
+        </w:rPr>
+        <w:t xml:space="preserve">, </w:t>
+      </w:r>
+      <w:r>
+        <w:rPr>
+          <w:lang w:eastAsia="es-ES"/>
+        </w:rPr>
+        <w:t xml:space="preserve">cada una constituye una pantalla dentro de la aplicación.  En nuestro caso tenemos dos, una llamada calendario, que muestra la lista de excursiones disponibles, y cuando se le da </w:t>
+      </w:r>
+      <w:proofErr w:type="spellStart"/>
+      <w:r>
+        <w:rPr>
+          <w:lang w:eastAsia="es-ES"/>
+        </w:rPr>
+        <w:t>click</w:t>
+      </w:r>
+      <w:proofErr w:type="spellEnd"/>
+      <w:r>
+        <w:rPr>
+          <w:lang w:eastAsia="es-ES"/>
+        </w:rPr>
+        <w:t xml:space="preserve"> a una de ellas se abre la llamada detalle excursión, que muestra los detalles de la excursión que se ha pulsado. Esta información se recoge en la siguiente línea, presente en </w:t>
+      </w:r>
+      <w:proofErr w:type="spellStart"/>
+      <w:r>
+        <w:rPr>
+          <w:lang w:eastAsia="es-ES"/>
+        </w:rPr>
+        <w:t>calendariocomponent</w:t>
+      </w:r>
+      <w:proofErr w:type="spellEnd"/>
+      <w:r>
+        <w:rPr>
+          <w:lang w:eastAsia="es-ES"/>
+        </w:rPr>
+        <w:t>:</w:t>
       </w:r>
     </w:p>
     <w:p>
@@ -602,7 +1358,21 @@
         <w:rPr>
           <w:lang w:eastAsia="es-ES"/>
         </w:rPr>
-        <w:t>Este id se recoge en DetalleExcursionComponent mediante:</w:t>
+        <w:t xml:space="preserve">Este id se recoge en </w:t>
+      </w:r>
+      <w:proofErr w:type="spellStart"/>
+      <w:r>
+        <w:rPr>
+          <w:lang w:eastAsia="es-ES"/>
+        </w:rPr>
+        <w:t>DetalleExcursionComponent</w:t>
+      </w:r>
+      <w:proofErr w:type="spellEnd"/>
+      <w:r>
+        <w:rPr>
+          <w:lang w:eastAsia="es-ES"/>
+        </w:rPr>
+        <w:t xml:space="preserve"> mediante:</w:t>
       </w:r>
     </w:p>
     <w:p>
@@ -665,7 +1435,21 @@
         <w:rPr>
           <w:lang w:eastAsia="es-ES"/>
         </w:rPr>
-        <w:t>Route params contiene los datos enviados de la navegación.</w:t>
+        <w:t xml:space="preserve">Route </w:t>
+      </w:r>
+      <w:proofErr w:type="spellStart"/>
+      <w:r>
+        <w:rPr>
+          <w:lang w:eastAsia="es-ES"/>
+        </w:rPr>
+        <w:t>params</w:t>
+      </w:r>
+      <w:proofErr w:type="spellEnd"/>
+      <w:r>
+        <w:rPr>
+          <w:lang w:eastAsia="es-ES"/>
+        </w:rPr>
+        <w:t xml:space="preserve"> contiene los datos enviados de la navegación.</w:t>
       </w:r>
       <w:r>
         <w:rPr>
@@ -685,7 +1469,21 @@
         <w:rPr>
           <w:lang w:eastAsia="es-ES"/>
         </w:rPr>
-        <w:t>El excursiónid recibido se convierte a número, mediante el que se accede al array de excursiones y se le pasa ese índice al componente que renderiza la pantalla.</w:t>
+        <w:t xml:space="preserve">El </w:t>
+      </w:r>
+      <w:proofErr w:type="spellStart"/>
+      <w:r>
+        <w:rPr>
+          <w:lang w:eastAsia="es-ES"/>
+        </w:rPr>
+        <w:t>excursiónid</w:t>
+      </w:r>
+      <w:proofErr w:type="spellEnd"/>
+      <w:r>
+        <w:rPr>
+          <w:lang w:eastAsia="es-ES"/>
+        </w:rPr>
+        <w:t xml:space="preserve"> recibido se convierte a número, mediante el que se accede al array de excursiones y se le pasa ese índice al componente que renderiza la pantalla.</w:t>
       </w:r>
     </w:p>
     <w:p>
@@ -695,11 +1493,47 @@
           <w:lang w:eastAsia="es-ES"/>
         </w:rPr>
       </w:pPr>
-      <w:r>
-        <w:rPr>
-          <w:lang w:eastAsia="es-ES"/>
-        </w:rPr>
-        <w:t>Commit 05: “Drawer Navigation”</w:t>
+      <w:proofErr w:type="spellStart"/>
+      <w:r>
+        <w:rPr>
+          <w:lang w:eastAsia="es-ES"/>
+        </w:rPr>
+        <w:t>Commit</w:t>
+      </w:r>
+      <w:proofErr w:type="spellEnd"/>
+      <w:r>
+        <w:rPr>
+          <w:lang w:eastAsia="es-ES"/>
+        </w:rPr>
+        <w:t xml:space="preserve"> 05: “</w:t>
+      </w:r>
+      <w:proofErr w:type="spellStart"/>
+      <w:r>
+        <w:rPr>
+          <w:lang w:eastAsia="es-ES"/>
+        </w:rPr>
+        <w:t>Drawer</w:t>
+      </w:r>
+      <w:proofErr w:type="spellEnd"/>
+      <w:r>
+        <w:rPr>
+          <w:lang w:eastAsia="es-ES"/>
+        </w:rPr>
+        <w:t xml:space="preserve"> </w:t>
+      </w:r>
+      <w:proofErr w:type="spellStart"/>
+      <w:r>
+        <w:rPr>
+          <w:lang w:eastAsia="es-ES"/>
+        </w:rPr>
+        <w:t>Navigation</w:t>
+      </w:r>
+      <w:proofErr w:type="spellEnd"/>
+      <w:r>
+        <w:rPr>
+          <w:lang w:eastAsia="es-ES"/>
+        </w:rPr>
+        <w:t>”</w:t>
       </w:r>
     </w:p>
     <w:p>
@@ -720,7 +1554,63 @@
         <w:rPr>
           <w:lang w:eastAsia="es-ES"/>
         </w:rPr>
-        <w:t>En este commit se va a implementar una barra lateral en la aplicación que cambie entre vistas, una de ellas la que teníamos implementada hasta el commit anterior, llamada Calendario Gaztaroa, que muestra una lista de los eventos disponibles en la que puedes clickar para mostrar más información, la otra llamada Campo Base con una lista de paneles informativos con una imagen.</w:t>
+        <w:t xml:space="preserve">En este </w:t>
+      </w:r>
+      <w:proofErr w:type="spellStart"/>
+      <w:r>
+        <w:rPr>
+          <w:lang w:eastAsia="es-ES"/>
+        </w:rPr>
+        <w:t>commit</w:t>
+      </w:r>
+      <w:proofErr w:type="spellEnd"/>
+      <w:r>
+        <w:rPr>
+          <w:lang w:eastAsia="es-ES"/>
+        </w:rPr>
+        <w:t xml:space="preserve"> se va a implementar una barra lateral en la aplicación que cambie entre vistas, una de ellas la que teníamos implementada hasta el </w:t>
+      </w:r>
+      <w:proofErr w:type="spellStart"/>
+      <w:r>
+        <w:rPr>
+          <w:lang w:eastAsia="es-ES"/>
+        </w:rPr>
+        <w:t>commit</w:t>
+      </w:r>
+      <w:proofErr w:type="spellEnd"/>
+      <w:r>
+        <w:rPr>
+          <w:lang w:eastAsia="es-ES"/>
+        </w:rPr>
+        <w:t xml:space="preserve"> anterior, llamada Calendario </w:t>
+      </w:r>
+      <w:proofErr w:type="spellStart"/>
+      <w:r>
+        <w:rPr>
+          <w:lang w:eastAsia="es-ES"/>
+        </w:rPr>
+        <w:t>Gaztaroa</w:t>
+      </w:r>
+      <w:proofErr w:type="spellEnd"/>
+      <w:r>
+        <w:rPr>
+          <w:lang w:eastAsia="es-ES"/>
+        </w:rPr>
+        <w:t xml:space="preserve">, que muestra una lista de los eventos disponibles en la que puedes </w:t>
+      </w:r>
+      <w:proofErr w:type="spellStart"/>
+      <w:r>
+        <w:rPr>
+          <w:lang w:eastAsia="es-ES"/>
+        </w:rPr>
+        <w:t>clickar</w:t>
+      </w:r>
+      <w:proofErr w:type="spellEnd"/>
+      <w:r>
+        <w:rPr>
+          <w:lang w:eastAsia="es-ES"/>
+        </w:rPr>
+        <w:t xml:space="preserve"> para mostrar más información, la otra llamada Campo Base con una lista de paneles informativos con una imagen.</w:t>
       </w:r>
     </w:p>
     <w:p>
@@ -734,19 +1624,83 @@
         <w:rPr>
           <w:lang w:eastAsia="es-ES"/>
         </w:rPr>
-        <w:t>Se han añadido tres ficheros, dos de ellos contienen jsons informativos referentes a actividades y cabeceras. El otro es un fichero que contiene un nuevo componente</w:t>
-      </w:r>
-      <w:r>
-        <w:rPr>
-          <w:lang w:eastAsia="es-ES"/>
-        </w:rPr>
-        <w:t>, HomeComponent</w:t>
-      </w:r>
-      <w:r>
-        <w:rPr>
-          <w:lang w:eastAsia="es-ES"/>
-        </w:rPr>
-        <w:t>, que renderiza la interfaz según la información de los json. Se accede a el en Campo Base desde el Drawer.</w:t>
+        <w:t xml:space="preserve">Se han añadido tres ficheros, dos de ellos contienen </w:t>
+      </w:r>
+      <w:proofErr w:type="spellStart"/>
+      <w:r>
+        <w:rPr>
+          <w:lang w:eastAsia="es-ES"/>
+        </w:rPr>
+        <w:t>jsons</w:t>
+      </w:r>
+      <w:proofErr w:type="spellEnd"/>
+      <w:r>
+        <w:rPr>
+          <w:lang w:eastAsia="es-ES"/>
+        </w:rPr>
+        <w:t xml:space="preserve"> informativos referentes a actividades y cabeceras. El otro es un fichero que contiene un nuevo componente</w:t>
+      </w:r>
+      <w:r>
+        <w:rPr>
+          <w:lang w:eastAsia="es-ES"/>
+        </w:rPr>
+        <w:t xml:space="preserve">, </w:t>
+      </w:r>
+      <w:proofErr w:type="spellStart"/>
+      <w:r>
+        <w:rPr>
+          <w:lang w:eastAsia="es-ES"/>
+        </w:rPr>
+        <w:t>HomeComponent</w:t>
+      </w:r>
+      <w:proofErr w:type="spellEnd"/>
+      <w:r>
+        <w:rPr>
+          <w:lang w:eastAsia="es-ES"/>
+        </w:rPr>
+        <w:t xml:space="preserve">, que renderiza la interfaz según la información de los </w:t>
+      </w:r>
+      <w:proofErr w:type="spellStart"/>
+      <w:r>
+        <w:rPr>
+          <w:lang w:eastAsia="es-ES"/>
+        </w:rPr>
+        <w:t>json</w:t>
+      </w:r>
+      <w:proofErr w:type="spellEnd"/>
+      <w:r>
+        <w:rPr>
+          <w:lang w:eastAsia="es-ES"/>
+        </w:rPr>
+        <w:t xml:space="preserve">. Se accede a </w:t>
+      </w:r>
+      <w:proofErr w:type="spellStart"/>
+      <w:r>
+        <w:rPr>
+          <w:lang w:eastAsia="es-ES"/>
+        </w:rPr>
+        <w:t>el en</w:t>
+      </w:r>
+      <w:proofErr w:type="spellEnd"/>
+      <w:r>
+        <w:rPr>
+          <w:lang w:eastAsia="es-ES"/>
+        </w:rPr>
+        <w:t xml:space="preserve"> Campo Base desde el </w:t>
+      </w:r>
+      <w:proofErr w:type="spellStart"/>
+      <w:r>
+        <w:rPr>
+          <w:lang w:eastAsia="es-ES"/>
+        </w:rPr>
+        <w:t>Drawer</w:t>
+      </w:r>
+      <w:proofErr w:type="spellEnd"/>
+      <w:r>
+        <w:rPr>
+          <w:lang w:eastAsia="es-ES"/>
+        </w:rPr>
+        <w:t>.</w:t>
       </w:r>
     </w:p>
     <w:p>
@@ -770,7 +1724,61 @@
           <w:lang w:eastAsia="es-ES"/>
         </w:rPr>
         <w:lastRenderedPageBreak/>
-        <w:t>Dentro del NavigationContainer debe renderizarse un único árbol de navegación. Por ello, cuando necesitamos combinar varios navegadores, debemos anidarlos (nest navigators). Obsérvese en el código, y en la documentación señalada al final del ejercicio, la forma en que se resuelve esta cuestión.</w:t>
+        <w:t xml:space="preserve">Dentro del </w:t>
+      </w:r>
+      <w:proofErr w:type="spellStart"/>
+      <w:r>
+        <w:rPr>
+          <w:b/>
+          <w:bCs/>
+          <w:lang w:eastAsia="es-ES"/>
+        </w:rPr>
+        <w:t>NavigationContainer</w:t>
+      </w:r>
+      <w:proofErr w:type="spellEnd"/>
+      <w:r>
+        <w:rPr>
+          <w:b/>
+          <w:bCs/>
+          <w:lang w:eastAsia="es-ES"/>
+        </w:rPr>
+        <w:t xml:space="preserve"> debe renderizarse un único árbol de navegación. Por ello, cuando necesitamos combinar varios navegadores, debemos anidarlos (</w:t>
+      </w:r>
+      <w:proofErr w:type="spellStart"/>
+      <w:r>
+        <w:rPr>
+          <w:b/>
+          <w:bCs/>
+          <w:lang w:eastAsia="es-ES"/>
+        </w:rPr>
+        <w:t>nest</w:t>
+      </w:r>
+      <w:proofErr w:type="spellEnd"/>
+      <w:r>
+        <w:rPr>
+          <w:b/>
+          <w:bCs/>
+          <w:lang w:eastAsia="es-ES"/>
+        </w:rPr>
+        <w:t xml:space="preserve"> </w:t>
+      </w:r>
+      <w:proofErr w:type="spellStart"/>
+      <w:r>
+        <w:rPr>
+          <w:b/>
+          <w:bCs/>
+          <w:lang w:eastAsia="es-ES"/>
+        </w:rPr>
+        <w:t>navigators</w:t>
+      </w:r>
+      <w:proofErr w:type="spellEnd"/>
+      <w:r>
+        <w:rPr>
+          <w:b/>
+          <w:bCs/>
+          <w:lang w:eastAsia="es-ES"/>
+        </w:rPr>
+        <w:t>). Obsérvese en el código, y en la documentación señalada al final del ejercicio, la forma en que se resuelve esta cuestión.</w:t>
       </w:r>
     </w:p>
     <w:p>
@@ -793,7 +1801,43 @@
           <w:bCs/>
           <w:lang w:eastAsia="es-ES"/>
         </w:rPr>
-        <w:t xml:space="preserve">Nótese que hemos añadido un stack navigator para el componente Home que acabamos de crear. </w:t>
+        <w:t xml:space="preserve">Nótese que hemos añadido un </w:t>
+      </w:r>
+      <w:proofErr w:type="spellStart"/>
+      <w:r>
+        <w:rPr>
+          <w:b/>
+          <w:bCs/>
+          <w:lang w:eastAsia="es-ES"/>
+        </w:rPr>
+        <w:t>stack</w:t>
+      </w:r>
+      <w:proofErr w:type="spellEnd"/>
+      <w:r>
+        <w:rPr>
+          <w:b/>
+          <w:bCs/>
+          <w:lang w:eastAsia="es-ES"/>
+        </w:rPr>
+        <w:t xml:space="preserve"> </w:t>
+      </w:r>
+      <w:proofErr w:type="spellStart"/>
+      <w:r>
+        <w:rPr>
+          <w:b/>
+          <w:bCs/>
+          <w:lang w:eastAsia="es-ES"/>
+        </w:rPr>
+        <w:t>navigator</w:t>
+      </w:r>
+      <w:proofErr w:type="spellEnd"/>
+      <w:r>
+        <w:rPr>
+          <w:b/>
+          <w:bCs/>
+          <w:lang w:eastAsia="es-ES"/>
+        </w:rPr>
+        <w:t xml:space="preserve"> para el componente Home que acabamos de crear. </w:t>
       </w:r>
     </w:p>
     <w:p>
@@ -816,7 +1860,79 @@
           <w:bCs/>
           <w:lang w:eastAsia="es-ES"/>
         </w:rPr>
-        <w:t>En el Drawer.Navigator establecemos headerShown: false para evitar que el drawer genere una cabecera adicional, ya que la cabecera que queremos mostrar es la de cada Stack.Navigator interno.</w:t>
+        <w:t xml:space="preserve">En el </w:t>
+      </w:r>
+      <w:proofErr w:type="spellStart"/>
+      <w:r>
+        <w:rPr>
+          <w:b/>
+          <w:bCs/>
+          <w:lang w:eastAsia="es-ES"/>
+        </w:rPr>
+        <w:t>Drawer.Navigator</w:t>
+      </w:r>
+      <w:proofErr w:type="spellEnd"/>
+      <w:r>
+        <w:rPr>
+          <w:b/>
+          <w:bCs/>
+          <w:lang w:eastAsia="es-ES"/>
+        </w:rPr>
+        <w:t xml:space="preserve"> establecemos </w:t>
+      </w:r>
+      <w:proofErr w:type="spellStart"/>
+      <w:r>
+        <w:rPr>
+          <w:b/>
+          <w:bCs/>
+          <w:lang w:eastAsia="es-ES"/>
+        </w:rPr>
+        <w:t>headerShown</w:t>
+      </w:r>
+      <w:proofErr w:type="spellEnd"/>
+      <w:r>
+        <w:rPr>
+          <w:b/>
+          <w:bCs/>
+          <w:lang w:eastAsia="es-ES"/>
+        </w:rPr>
+        <w:t xml:space="preserve">: false para evitar que el </w:t>
+      </w:r>
+      <w:proofErr w:type="spellStart"/>
+      <w:r>
+        <w:rPr>
+          <w:b/>
+          <w:bCs/>
+          <w:lang w:eastAsia="es-ES"/>
+        </w:rPr>
+        <w:t>drawer</w:t>
+      </w:r>
+      <w:proofErr w:type="spellEnd"/>
+      <w:r>
+        <w:rPr>
+          <w:b/>
+          <w:bCs/>
+          <w:lang w:eastAsia="es-ES"/>
+        </w:rPr>
+        <w:t xml:space="preserve"> genere una cabecera adicional, ya que la cabecera que queremos mostrar es la de cada </w:t>
+      </w:r>
+      <w:proofErr w:type="spellStart"/>
+      <w:r>
+        <w:rPr>
+          <w:b/>
+          <w:bCs/>
+          <w:lang w:eastAsia="es-ES"/>
+        </w:rPr>
+        <w:t>Stack.Navigator</w:t>
+      </w:r>
+      <w:proofErr w:type="spellEnd"/>
+      <w:r>
+        <w:rPr>
+          <w:b/>
+          <w:bCs/>
+          <w:lang w:eastAsia="es-ES"/>
+        </w:rPr>
+        <w:t xml:space="preserve"> interno.</w:t>
       </w:r>
     </w:p>
     <w:p>
@@ -830,7 +1946,49 @@
         <w:rPr>
           <w:lang w:eastAsia="es-ES"/>
         </w:rPr>
-        <w:t>Dentro del NavigationContainer existe un único árbol de navegación encargado de gestionar el estado de la navegación de la aplicación. Si se intentasen usar varios del mismo nivel simultáneamente se producirían conflictos en la gestión de las rutas. Es por eso que se anidan navegadores, Drawer actúa como principal y dentro de cada una de sus opciones se renderiza un Stack Navigator.</w:t>
+        <w:t xml:space="preserve">Dentro del </w:t>
+      </w:r>
+      <w:proofErr w:type="spellStart"/>
+      <w:r>
+        <w:rPr>
+          <w:lang w:eastAsia="es-ES"/>
+        </w:rPr>
+        <w:t>NavigationContainer</w:t>
+      </w:r>
+      <w:proofErr w:type="spellEnd"/>
+      <w:r>
+        <w:rPr>
+          <w:lang w:eastAsia="es-ES"/>
+        </w:rPr>
+        <w:t xml:space="preserve"> existe un único árbol de navegación encargado de gestionar el estado de la navegación de la aplicación. Si se intentasen usar varios del mismo nivel simultáneamente se producirían conflictos en la gestión de las rutas. Es por eso que se anidan navegadores, </w:t>
+      </w:r>
+      <w:proofErr w:type="spellStart"/>
+      <w:r>
+        <w:rPr>
+          <w:lang w:eastAsia="es-ES"/>
+        </w:rPr>
+        <w:t>Drawer</w:t>
+      </w:r>
+      <w:proofErr w:type="spellEnd"/>
+      <w:r>
+        <w:rPr>
+          <w:lang w:eastAsia="es-ES"/>
+        </w:rPr>
+        <w:t xml:space="preserve"> actúa como principal y dentro de cada una de sus opciones se renderiza un Stack </w:t>
+      </w:r>
+      <w:proofErr w:type="spellStart"/>
+      <w:r>
+        <w:rPr>
+          <w:lang w:eastAsia="es-ES"/>
+        </w:rPr>
+        <w:t>Navigator</w:t>
+      </w:r>
+      <w:proofErr w:type="spellEnd"/>
+      <w:r>
+        <w:rPr>
+          <w:lang w:eastAsia="es-ES"/>
+        </w:rPr>
+        <w:t>.</w:t>
       </w:r>
     </w:p>
     <w:p>
@@ -844,7 +2002,35 @@
         <w:rPr>
           <w:lang w:eastAsia="es-ES"/>
         </w:rPr>
-        <w:t xml:space="preserve">El componente home también contiene un stack navigator para mantener una estructura homogénea. De esta forma se mantiene la coherencia con el resto de las secciones y, aunque no hacemos uso de ella, se podría usar una sola cabecera gestionada automáticamente. También facilita la </w:t>
+        <w:t xml:space="preserve">El componente home también contiene un </w:t>
+      </w:r>
+      <w:proofErr w:type="spellStart"/>
+      <w:r>
+        <w:rPr>
+          <w:lang w:eastAsia="es-ES"/>
+        </w:rPr>
+        <w:t>stack</w:t>
+      </w:r>
+      <w:proofErr w:type="spellEnd"/>
+      <w:r>
+        <w:rPr>
+          <w:lang w:eastAsia="es-ES"/>
+        </w:rPr>
+        <w:t xml:space="preserve"> </w:t>
+      </w:r>
+      <w:proofErr w:type="spellStart"/>
+      <w:r>
+        <w:rPr>
+          <w:lang w:eastAsia="es-ES"/>
+        </w:rPr>
+        <w:t>navigator</w:t>
+      </w:r>
+      <w:proofErr w:type="spellEnd"/>
+      <w:r>
+        <w:rPr>
+          <w:lang w:eastAsia="es-ES"/>
+        </w:rPr>
+        <w:t xml:space="preserve"> para mantener una estructura homogénea. De esta forma se mantiene la coherencia con el resto de las secciones y, aunque no hacemos uso de ella, se podría usar una sola cabecera gestionada automáticamente. También facilita la </w:t>
       </w:r>
       <w:r>
         <w:rPr>
@@ -860,12 +2046,56 @@
           <w:lang w:eastAsia="es-ES"/>
         </w:rPr>
       </w:pPr>
-      <w:r>
-        <w:rPr>
-          <w:lang w:eastAsia="es-ES"/>
-        </w:rPr>
-        <w:t>Drawer por defecto crea su propia cabecera. Si esta opción esta desactivada se mostrarían dos cabeceras distintas, una de drawer y otra de cada stack interno. Se opta por esconder la del drawer</w:t>
-      </w:r>
+      <w:proofErr w:type="spellStart"/>
+      <w:r>
+        <w:rPr>
+          <w:lang w:eastAsia="es-ES"/>
+        </w:rPr>
+        <w:t>Drawer</w:t>
+      </w:r>
+      <w:proofErr w:type="spellEnd"/>
+      <w:r>
+        <w:rPr>
+          <w:lang w:eastAsia="es-ES"/>
+        </w:rPr>
+        <w:t xml:space="preserve"> por defecto crea su propia cabecera. Si esta opción esta desactivada se mostrarían dos cabeceras distintas, una de </w:t>
+      </w:r>
+      <w:proofErr w:type="spellStart"/>
+      <w:r>
+        <w:rPr>
+          <w:lang w:eastAsia="es-ES"/>
+        </w:rPr>
+        <w:t>drawer</w:t>
+      </w:r>
+      <w:proofErr w:type="spellEnd"/>
+      <w:r>
+        <w:rPr>
+          <w:lang w:eastAsia="es-ES"/>
+        </w:rPr>
+        <w:t xml:space="preserve"> y otra de cada </w:t>
+      </w:r>
+      <w:proofErr w:type="spellStart"/>
+      <w:r>
+        <w:rPr>
+          <w:lang w:eastAsia="es-ES"/>
+        </w:rPr>
+        <w:t>stack</w:t>
+      </w:r>
+      <w:proofErr w:type="spellEnd"/>
+      <w:r>
+        <w:rPr>
+          <w:lang w:eastAsia="es-ES"/>
+        </w:rPr>
+        <w:t xml:space="preserve"> interno. Se opta por esconder la del </w:t>
+      </w:r>
+      <w:proofErr w:type="spellStart"/>
+      <w:r>
+        <w:rPr>
+          <w:lang w:eastAsia="es-ES"/>
+        </w:rPr>
+        <w:t>drawer</w:t>
+      </w:r>
+      <w:proofErr w:type="spellEnd"/>
     </w:p>
     <w:p>
       <w:pPr>
@@ -874,11 +2104,33 @@
           <w:lang w:eastAsia="es-ES"/>
         </w:rPr>
       </w:pPr>
-      <w:r>
-        <w:rPr>
-          <w:lang w:eastAsia="es-ES"/>
-        </w:rPr>
-        <w:t>Commit 06: “Ejercicio Componentes y Navegacion”</w:t>
+      <w:proofErr w:type="spellStart"/>
+      <w:r>
+        <w:rPr>
+          <w:lang w:eastAsia="es-ES"/>
+        </w:rPr>
+        <w:t>Commit</w:t>
+      </w:r>
+      <w:proofErr w:type="spellEnd"/>
+      <w:r>
+        <w:rPr>
+          <w:lang w:eastAsia="es-ES"/>
+        </w:rPr>
+        <w:t xml:space="preserve"> 06: “Ejercicio Componentes y </w:t>
+      </w:r>
+      <w:proofErr w:type="spellStart"/>
+      <w:r>
+        <w:rPr>
+          <w:lang w:eastAsia="es-ES"/>
+        </w:rPr>
+        <w:t>Navegacion</w:t>
+      </w:r>
+      <w:proofErr w:type="spellEnd"/>
+      <w:r>
+        <w:rPr>
+          <w:lang w:eastAsia="es-ES"/>
+        </w:rPr>
+        <w:t>”</w:t>
       </w:r>
     </w:p>
     <w:p>
@@ -899,7 +2151,21 @@
         <w:rPr>
           <w:lang w:eastAsia="es-ES"/>
         </w:rPr>
-        <w:t>El objetivo de esta práctica es añadir dos componentes más a la navegación desde cero, creando su estructura y añadiéndolos a la navegación que ya hemos implementado. Uno de los componentes muestra una página de contacto y la otra comenta la historia del club. Como punto adicional, se ha retocado un poco los estilos de la pagina principal que se hizo en la práctica anterior.</w:t>
+        <w:t xml:space="preserve">El objetivo de esta práctica es añadir dos componentes más a la navegación desde cero, creando su estructura y añadiéndolos a la navegación que ya hemos implementado. Uno de los componentes muestra una página de contacto y la otra comenta la historia del club. Como punto adicional, se ha retocado un poco los estilos de la </w:t>
+      </w:r>
+      <w:proofErr w:type="spellStart"/>
+      <w:r>
+        <w:rPr>
+          <w:lang w:eastAsia="es-ES"/>
+        </w:rPr>
+        <w:t>pagina</w:t>
+      </w:r>
+      <w:proofErr w:type="spellEnd"/>
+      <w:r>
+        <w:rPr>
+          <w:lang w:eastAsia="es-ES"/>
+        </w:rPr>
+        <w:t xml:space="preserve"> principal que se hizo en la práctica anterior.</w:t>
       </w:r>
     </w:p>
     <w:p>
@@ -913,7 +2179,77 @@
         <w:rPr>
           <w:lang w:eastAsia="es-ES"/>
         </w:rPr>
-        <w:t>Se ha creado el fichero ContactoComponent.js. Este es un componente de clase que utiliza scrollview para permitir el desplazamiento del contenido por la pantalla. Para la visualización se ha utilizado una carta de React Native Paper con sus apartados Card.title, Card.content y text que permite agrupar la información de forma clara y estructurada.</w:t>
+        <w:t xml:space="preserve">Se ha creado el fichero ContactoComponent.js. Este es un componente de clase que utiliza </w:t>
+      </w:r>
+      <w:proofErr w:type="spellStart"/>
+      <w:r>
+        <w:rPr>
+          <w:lang w:eastAsia="es-ES"/>
+        </w:rPr>
+        <w:t>scrollview</w:t>
+      </w:r>
+      <w:proofErr w:type="spellEnd"/>
+      <w:r>
+        <w:rPr>
+          <w:lang w:eastAsia="es-ES"/>
+        </w:rPr>
+        <w:t xml:space="preserve"> para permitir el desplazamiento del contenido por la pantalla. Para la visualización se ha utilizado una carta de </w:t>
+      </w:r>
+      <w:proofErr w:type="spellStart"/>
+      <w:r>
+        <w:rPr>
+          <w:lang w:eastAsia="es-ES"/>
+        </w:rPr>
+        <w:t>React</w:t>
+      </w:r>
+      <w:proofErr w:type="spellEnd"/>
+      <w:r>
+        <w:rPr>
+          <w:lang w:eastAsia="es-ES"/>
+        </w:rPr>
+        <w:t xml:space="preserve"> Native Paper con sus apartados </w:t>
+      </w:r>
+      <w:proofErr w:type="spellStart"/>
+      <w:r>
+        <w:rPr>
+          <w:lang w:eastAsia="es-ES"/>
+        </w:rPr>
+        <w:t>Card.title</w:t>
+      </w:r>
+      <w:proofErr w:type="spellEnd"/>
+      <w:r>
+        <w:rPr>
+          <w:lang w:eastAsia="es-ES"/>
+        </w:rPr>
+        <w:t xml:space="preserve">, </w:t>
+      </w:r>
+      <w:proofErr w:type="spellStart"/>
+      <w:r>
+        <w:rPr>
+          <w:lang w:eastAsia="es-ES"/>
+        </w:rPr>
+        <w:t>Card.content</w:t>
+      </w:r>
+      <w:proofErr w:type="spellEnd"/>
+      <w:r>
+        <w:rPr>
+          <w:lang w:eastAsia="es-ES"/>
+        </w:rPr>
+        <w:t xml:space="preserve"> y </w:t>
+      </w:r>
+      <w:proofErr w:type="spellStart"/>
+      <w:r>
+        <w:rPr>
+          <w:lang w:eastAsia="es-ES"/>
+        </w:rPr>
+        <w:t>text</w:t>
+      </w:r>
+      <w:proofErr w:type="spellEnd"/>
+      <w:r>
+        <w:rPr>
+          <w:lang w:eastAsia="es-ES"/>
+        </w:rPr>
+        <w:t xml:space="preserve"> que permite agrupar la información de forma clara y estructurada.</w:t>
       </w:r>
     </w:p>
     <w:p>
@@ -947,7 +2283,21 @@
         <w:rPr>
           <w:lang w:eastAsia="es-ES"/>
         </w:rPr>
-        <w:t xml:space="preserve"> con una card. Este solo renderiza información estática sin estados.</w:t>
+        <w:t xml:space="preserve"> con una </w:t>
+      </w:r>
+      <w:proofErr w:type="spellStart"/>
+      <w:r>
+        <w:rPr>
+          <w:lang w:eastAsia="es-ES"/>
+        </w:rPr>
+        <w:t>card</w:t>
+      </w:r>
+      <w:proofErr w:type="spellEnd"/>
+      <w:r>
+        <w:rPr>
+          <w:lang w:eastAsia="es-ES"/>
+        </w:rPr>
+        <w:t>. Este solo renderiza información estática sin estados.</w:t>
       </w:r>
     </w:p>
     <w:p>
@@ -961,7 +2311,35 @@
         <w:rPr>
           <w:lang w:eastAsia="es-ES"/>
         </w:rPr>
-        <w:t xml:space="preserve">La lista de actividades de QuienesSomos se ha implementado como componente de clase. Este emplea una flat list  con sus ítems que llegan desde actividades.js. Actividades.js se importa, lo que permite acceder al array dentro del componente. </w:t>
+        <w:t xml:space="preserve">La lista de actividades de </w:t>
+      </w:r>
+      <w:proofErr w:type="spellStart"/>
+      <w:r>
+        <w:rPr>
+          <w:lang w:eastAsia="es-ES"/>
+        </w:rPr>
+        <w:t>QuienesSomos</w:t>
+      </w:r>
+      <w:proofErr w:type="spellEnd"/>
+      <w:r>
+        <w:rPr>
+          <w:lang w:eastAsia="es-ES"/>
+        </w:rPr>
+        <w:t xml:space="preserve"> se ha implementado como componente de clase. Este emplea una flat </w:t>
+      </w:r>
+      <w:proofErr w:type="spellStart"/>
+      <w:r>
+        <w:rPr>
+          <w:lang w:eastAsia="es-ES"/>
+        </w:rPr>
+        <w:t>list</w:t>
+      </w:r>
+      <w:proofErr w:type="spellEnd"/>
+      <w:r>
+        <w:rPr>
+          <w:lang w:eastAsia="es-ES"/>
+        </w:rPr>
+        <w:t xml:space="preserve">  con sus ítems que llegan desde actividades.js. Actividades.js se importa, lo que permite acceder al array dentro del componente. </w:t>
       </w:r>
     </w:p>
     <w:p>
@@ -976,7 +2354,63 @@
           <w:lang w:eastAsia="es-ES"/>
         </w:rPr>
         <w:lastRenderedPageBreak/>
-        <w:t>Estos nuevos componentes se han añadido al drawer ya existente, de forma que se pueda navegar por ellos y acceder desde el menú lateral. Se han usado navegadores anidados al igual que se hacía con los componentes ya existentes, para ello, las opciones del drawer apuntan a un stack navigator.</w:t>
+        <w:t xml:space="preserve">Estos nuevos componentes se han añadido al </w:t>
+      </w:r>
+      <w:proofErr w:type="spellStart"/>
+      <w:r>
+        <w:rPr>
+          <w:lang w:eastAsia="es-ES"/>
+        </w:rPr>
+        <w:t>drawer</w:t>
+      </w:r>
+      <w:proofErr w:type="spellEnd"/>
+      <w:r>
+        <w:rPr>
+          <w:lang w:eastAsia="es-ES"/>
+        </w:rPr>
+        <w:t xml:space="preserve"> ya existente, de forma que se pueda navegar por ellos y acceder desde el menú lateral. Se han usado navegadores anidados al igual que se hacía con los componentes ya existentes, para ello, las opciones del </w:t>
+      </w:r>
+      <w:proofErr w:type="spellStart"/>
+      <w:r>
+        <w:rPr>
+          <w:lang w:eastAsia="es-ES"/>
+        </w:rPr>
+        <w:t>drawer</w:t>
+      </w:r>
+      <w:proofErr w:type="spellEnd"/>
+      <w:r>
+        <w:rPr>
+          <w:lang w:eastAsia="es-ES"/>
+        </w:rPr>
+        <w:t xml:space="preserve"> apuntan a un </w:t>
+      </w:r>
+      <w:proofErr w:type="spellStart"/>
+      <w:r>
+        <w:rPr>
+          <w:lang w:eastAsia="es-ES"/>
+        </w:rPr>
+        <w:t>stack</w:t>
+      </w:r>
+      <w:proofErr w:type="spellEnd"/>
+      <w:r>
+        <w:rPr>
+          <w:lang w:eastAsia="es-ES"/>
+        </w:rPr>
+        <w:t xml:space="preserve"> </w:t>
+      </w:r>
+      <w:proofErr w:type="spellStart"/>
+      <w:r>
+        <w:rPr>
+          <w:lang w:eastAsia="es-ES"/>
+        </w:rPr>
+        <w:t>navigator</w:t>
+      </w:r>
+      <w:proofErr w:type="spellEnd"/>
+      <w:r>
+        <w:rPr>
+          <w:lang w:eastAsia="es-ES"/>
+        </w:rPr>
+        <w:t>.</w:t>
       </w:r>
     </w:p>
     <w:p>
@@ -996,7 +2430,49 @@
         <w:rPr>
           <w:lang w:eastAsia="es-ES"/>
         </w:rPr>
-        <w:t>imo, se han modificado los componentes Home y DetalleExcursion, cambiando los estilos para conseguir una mejora visual. Se ha usado ImageBackground de react-native, lo que permite usar una imagen como fondo y renderizar contenido encima de ella. Se ha superpuesto de esta forma el texto a la imagen.</w:t>
+        <w:t xml:space="preserve">imo, se han modificado los componentes Home y </w:t>
+      </w:r>
+      <w:proofErr w:type="spellStart"/>
+      <w:r>
+        <w:rPr>
+          <w:lang w:eastAsia="es-ES"/>
+        </w:rPr>
+        <w:t>DetalleExcursion</w:t>
+      </w:r>
+      <w:proofErr w:type="spellEnd"/>
+      <w:r>
+        <w:rPr>
+          <w:lang w:eastAsia="es-ES"/>
+        </w:rPr>
+        <w:t xml:space="preserve">, cambiando los estilos para conseguir una mejora visual. Se ha usado </w:t>
+      </w:r>
+      <w:proofErr w:type="spellStart"/>
+      <w:r>
+        <w:rPr>
+          <w:lang w:eastAsia="es-ES"/>
+        </w:rPr>
+        <w:t>ImageBackground</w:t>
+      </w:r>
+      <w:proofErr w:type="spellEnd"/>
+      <w:r>
+        <w:rPr>
+          <w:lang w:eastAsia="es-ES"/>
+        </w:rPr>
+        <w:t xml:space="preserve"> de </w:t>
+      </w:r>
+      <w:proofErr w:type="spellStart"/>
+      <w:r>
+        <w:rPr>
+          <w:lang w:eastAsia="es-ES"/>
+        </w:rPr>
+        <w:t>react</w:t>
+      </w:r>
+      <w:proofErr w:type="spellEnd"/>
+      <w:r>
+        <w:rPr>
+          <w:lang w:eastAsia="es-ES"/>
+        </w:rPr>
+        <w:t>-native, lo que permite usar una imagen como fondo y renderizar contenido encima de ella. Se ha superpuesto de esta forma el texto a la imagen.</w:t>
       </w:r>
     </w:p>
     <w:p>
@@ -1006,11 +2482,19 @@
           <w:lang w:eastAsia="es-ES"/>
         </w:rPr>
       </w:pPr>
-      <w:r>
-        <w:rPr>
-          <w:lang w:eastAsia="es-ES"/>
-        </w:rPr>
-        <w:t>Commit 07: “Botones o Iconos”</w:t>
+      <w:proofErr w:type="spellStart"/>
+      <w:r>
+        <w:rPr>
+          <w:lang w:eastAsia="es-ES"/>
+        </w:rPr>
+        <w:t>Commit</w:t>
+      </w:r>
+      <w:proofErr w:type="spellEnd"/>
+      <w:r>
+        <w:rPr>
+          <w:lang w:eastAsia="es-ES"/>
+        </w:rPr>
+        <w:t xml:space="preserve"> 07: “Botones o Iconos”</w:t>
       </w:r>
     </w:p>
     <w:p>
@@ -1031,7 +2515,35 @@
         <w:rPr>
           <w:lang w:eastAsia="es-ES"/>
         </w:rPr>
-        <w:t>El objetivo de este commit es introducir los botones, la forma más usual y sencilla de interactuar con el usuario. En este caso se van a implementar con iconos. Por último, se renderizará una nueva card con los comentarios de las distintas excursiones.</w:t>
+        <w:t xml:space="preserve">El objetivo de este </w:t>
+      </w:r>
+      <w:proofErr w:type="spellStart"/>
+      <w:r>
+        <w:rPr>
+          <w:lang w:eastAsia="es-ES"/>
+        </w:rPr>
+        <w:t>commit</w:t>
+      </w:r>
+      <w:proofErr w:type="spellEnd"/>
+      <w:r>
+        <w:rPr>
+          <w:lang w:eastAsia="es-ES"/>
+        </w:rPr>
+        <w:t xml:space="preserve"> es introducir los botones, la forma más usual y sencilla de interactuar con el usuario. En este caso se van a implementar con iconos. Por último, se renderizará una nueva </w:t>
+      </w:r>
+      <w:proofErr w:type="spellStart"/>
+      <w:r>
+        <w:rPr>
+          <w:lang w:eastAsia="es-ES"/>
+        </w:rPr>
+        <w:t>card</w:t>
+      </w:r>
+      <w:proofErr w:type="spellEnd"/>
+      <w:r>
+        <w:rPr>
+          <w:lang w:eastAsia="es-ES"/>
+        </w:rPr>
+        <w:t xml:space="preserve"> con los comentarios de las distintas excursiones.</w:t>
       </w:r>
     </w:p>
     <w:p>
@@ -1051,7 +2563,21 @@
         <w:rPr>
           <w:lang w:eastAsia="es-ES"/>
         </w:rPr>
-        <w:t>, se ha creado un nuevo componente funcional denominado RenderComentario, cuya función es mostrar la información de cada comentario en una tarjeta</w:t>
+        <w:t xml:space="preserve">, se ha creado un nuevo componente funcional denominado </w:t>
+      </w:r>
+      <w:proofErr w:type="spellStart"/>
+      <w:r>
+        <w:rPr>
+          <w:lang w:eastAsia="es-ES"/>
+        </w:rPr>
+        <w:t>RenderComentario</w:t>
+      </w:r>
+      <w:proofErr w:type="spellEnd"/>
+      <w:r>
+        <w:rPr>
+          <w:lang w:eastAsia="es-ES"/>
+        </w:rPr>
+        <w:t>, cuya función es mostrar la información de cada comentario en una tarjeta</w:t>
       </w:r>
       <w:r>
         <w:rPr>
@@ -1077,8 +2603,16 @@
         <w:rPr>
           <w:lang w:eastAsia="es-ES"/>
         </w:rPr>
-        <w:t>Para mostrar únicamente los comentarios correspondientes a la excursión seleccionada, se ha utilizado el método filter</w:t>
-      </w:r>
+        <w:t xml:space="preserve">Para mostrar únicamente los comentarios correspondientes a la excursión seleccionada, se ha utilizado el método </w:t>
+      </w:r>
+      <w:proofErr w:type="spellStart"/>
+      <w:r>
+        <w:rPr>
+          <w:lang w:eastAsia="es-ES"/>
+        </w:rPr>
+        <w:t>filter</w:t>
+      </w:r>
+      <w:proofErr w:type="spellEnd"/>
       <w:r>
         <w:rPr>
           <w:lang w:eastAsia="es-ES"/>
@@ -1201,7 +2735,21 @@
         <w:rPr>
           <w:lang w:eastAsia="es-ES"/>
         </w:rPr>
-        <w:t>Además, se ha utilizado un ScrollView para permitir el desplazamiento vertical de la pantalla, ya que ahora contiene tanto la información de la excursión como la lista de comentarios.</w:t>
+        <w:t xml:space="preserve">Además, se ha utilizado un </w:t>
+      </w:r>
+      <w:proofErr w:type="spellStart"/>
+      <w:r>
+        <w:rPr>
+          <w:lang w:eastAsia="es-ES"/>
+        </w:rPr>
+        <w:t>ScrollView</w:t>
+      </w:r>
+      <w:proofErr w:type="spellEnd"/>
+      <w:r>
+        <w:rPr>
+          <w:lang w:eastAsia="es-ES"/>
+        </w:rPr>
+        <w:t xml:space="preserve"> para permitir el desplazamiento vertical de la pantalla, ya que ahora contiene tanto la información de la excursión como la lista de comentarios.</w:t>
       </w:r>
     </w:p>
     <w:p>
@@ -1221,7 +2769,35 @@
         <w:rPr>
           <w:lang w:eastAsia="es-ES"/>
         </w:rPr>
-        <w:t>se ha añadido funcionalidad interactiva mediante el uso del componente IconButton de React Native Paper, en lugar del componente tradicional Button.</w:t>
+        <w:t xml:space="preserve">se ha añadido funcionalidad interactiva mediante el uso del componente </w:t>
+      </w:r>
+      <w:proofErr w:type="spellStart"/>
+      <w:r>
+        <w:rPr>
+          <w:lang w:eastAsia="es-ES"/>
+        </w:rPr>
+        <w:t>IconButton</w:t>
+      </w:r>
+      <w:proofErr w:type="spellEnd"/>
+      <w:r>
+        <w:rPr>
+          <w:lang w:eastAsia="es-ES"/>
+        </w:rPr>
+        <w:t xml:space="preserve"> de </w:t>
+      </w:r>
+      <w:proofErr w:type="spellStart"/>
+      <w:r>
+        <w:rPr>
+          <w:lang w:eastAsia="es-ES"/>
+        </w:rPr>
+        <w:t>React</w:t>
+      </w:r>
+      <w:proofErr w:type="spellEnd"/>
+      <w:r>
+        <w:rPr>
+          <w:lang w:eastAsia="es-ES"/>
+        </w:rPr>
+        <w:t xml:space="preserve"> Native Paper, en lugar del componente tradicional Button.</w:t>
       </w:r>
     </w:p>
     <w:p>
@@ -1261,7 +2837,42 @@
         <w:rPr>
           <w:lang w:eastAsia="es-ES"/>
         </w:rPr>
-        <w:t>La función marcarFavorito(excursionId) se encarga de añadir una excursión al array utilizando el método conca</w:t>
+        <w:t xml:space="preserve">La función </w:t>
+      </w:r>
+      <w:proofErr w:type="spellStart"/>
+      <w:r>
+        <w:rPr>
+          <w:lang w:eastAsia="es-ES"/>
+        </w:rPr>
+        <w:t>marcarFavorito</w:t>
+      </w:r>
+      <w:proofErr w:type="spellEnd"/>
+      <w:r>
+        <w:rPr>
+          <w:lang w:eastAsia="es-ES"/>
+        </w:rPr>
+        <w:t>(</w:t>
+      </w:r>
+      <w:proofErr w:type="spellStart"/>
+      <w:r>
+        <w:rPr>
+          <w:lang w:eastAsia="es-ES"/>
+        </w:rPr>
+        <w:t>excursionId</w:t>
+      </w:r>
+      <w:proofErr w:type="spellEnd"/>
+      <w:r>
+        <w:rPr>
+          <w:lang w:eastAsia="es-ES"/>
+        </w:rPr>
+        <w:t xml:space="preserve">) se encarga de añadir una excursión al array utilizando el método </w:t>
+      </w:r>
+      <w:proofErr w:type="spellStart"/>
+      <w:r>
+        <w:rPr>
+          <w:lang w:eastAsia="es-ES"/>
+        </w:rPr>
+        <w:t>conca</w:t>
       </w:r>
       <w:r>
         <w:rPr>
@@ -1269,6 +2880,7 @@
         </w:rPr>
         <w:t>t</w:t>
       </w:r>
+      <w:proofErr w:type="spellEnd"/>
       <w:r>
         <w:rPr>
           <w:lang w:eastAsia="es-ES"/>
@@ -1285,8 +2897,16 @@
         <w:rPr>
           <w:lang w:eastAsia="es-ES"/>
         </w:rPr>
-        <w:t>Para comprobar si una excursión ya está marcada como favorita, se utiliza el método some</w:t>
-      </w:r>
+        <w:t xml:space="preserve">Para comprobar si una excursión ya está marcada como favorita, se utiliza el método </w:t>
+      </w:r>
+      <w:proofErr w:type="spellStart"/>
+      <w:r>
+        <w:rPr>
+          <w:lang w:eastAsia="es-ES"/>
+        </w:rPr>
+        <w:t>some</w:t>
+      </w:r>
+      <w:proofErr w:type="spellEnd"/>
       <w:r>
         <w:rPr>
           <w:lang w:eastAsia="es-ES"/>
@@ -1385,7 +3005,35 @@
         <w:rPr>
           <w:lang w:eastAsia="es-ES"/>
         </w:rPr>
-        <w:t>Para finalizar, se ha cambiado el Drawer Menu, realizando varias modificaciones para mejorar su aspecto.</w:t>
+        <w:t xml:space="preserve">Para finalizar, se ha cambiado el </w:t>
+      </w:r>
+      <w:proofErr w:type="spellStart"/>
+      <w:r>
+        <w:rPr>
+          <w:lang w:eastAsia="es-ES"/>
+        </w:rPr>
+        <w:t>Drawer</w:t>
+      </w:r>
+      <w:proofErr w:type="spellEnd"/>
+      <w:r>
+        <w:rPr>
+          <w:lang w:eastAsia="es-ES"/>
+        </w:rPr>
+        <w:t xml:space="preserve"> </w:t>
+      </w:r>
+      <w:proofErr w:type="spellStart"/>
+      <w:r>
+        <w:rPr>
+          <w:lang w:eastAsia="es-ES"/>
+        </w:rPr>
+        <w:t>Menu</w:t>
+      </w:r>
+      <w:proofErr w:type="spellEnd"/>
+      <w:r>
+        <w:rPr>
+          <w:lang w:eastAsia="es-ES"/>
+        </w:rPr>
+        <w:t>, realizando varias modificaciones para mejorar su aspecto.</w:t>
       </w:r>
     </w:p>
     <w:p>
@@ -1399,7 +3047,49 @@
         <w:rPr>
           <w:lang w:eastAsia="es-ES"/>
         </w:rPr>
-        <w:t>Se han añadido iconos a cada opción del Drawer utilizando la librería MaterialCommunityIcons. Cada pantalla tiene un icono representativo (home, calendar, information, etc.).</w:t>
+        <w:t xml:space="preserve">Se han añadido iconos a cada opción del </w:t>
+      </w:r>
+      <w:proofErr w:type="spellStart"/>
+      <w:r>
+        <w:rPr>
+          <w:lang w:eastAsia="es-ES"/>
+        </w:rPr>
+        <w:t>Drawer</w:t>
+      </w:r>
+      <w:proofErr w:type="spellEnd"/>
+      <w:r>
+        <w:rPr>
+          <w:lang w:eastAsia="es-ES"/>
+        </w:rPr>
+        <w:t xml:space="preserve"> utilizando la librería </w:t>
+      </w:r>
+      <w:proofErr w:type="spellStart"/>
+      <w:r>
+        <w:rPr>
+          <w:lang w:eastAsia="es-ES"/>
+        </w:rPr>
+        <w:t>MaterialCommunityIcons</w:t>
+      </w:r>
+      <w:proofErr w:type="spellEnd"/>
+      <w:r>
+        <w:rPr>
+          <w:lang w:eastAsia="es-ES"/>
+        </w:rPr>
+        <w:t xml:space="preserve">. Cada pantalla tiene un icono representativo (home, calendar, </w:t>
+      </w:r>
+      <w:proofErr w:type="spellStart"/>
+      <w:r>
+        <w:rPr>
+          <w:lang w:eastAsia="es-ES"/>
+        </w:rPr>
+        <w:t>information</w:t>
+      </w:r>
+      <w:proofErr w:type="spellEnd"/>
+      <w:r>
+        <w:rPr>
+          <w:lang w:eastAsia="es-ES"/>
+        </w:rPr>
+        <w:t>, etc.).</w:t>
       </w:r>
     </w:p>
     <w:p>
@@ -1416,7 +3106,35 @@
         <w:rPr>
           <w:lang w:eastAsia="es-ES"/>
         </w:rPr>
-        <w:t>Se ha creado un componente CustomDrawerContent que permite personalizar el contenido del Drawer. En la parte superior se ha añadido</w:t>
+        <w:t xml:space="preserve">Se ha creado un componente </w:t>
+      </w:r>
+      <w:proofErr w:type="spellStart"/>
+      <w:r>
+        <w:rPr>
+          <w:lang w:eastAsia="es-ES"/>
+        </w:rPr>
+        <w:t>CustomDrawerContent</w:t>
+      </w:r>
+      <w:proofErr w:type="spellEnd"/>
+      <w:r>
+        <w:rPr>
+          <w:lang w:eastAsia="es-ES"/>
+        </w:rPr>
+        <w:t xml:space="preserve"> que permite personalizar el contenido del </w:t>
+      </w:r>
+      <w:proofErr w:type="spellStart"/>
+      <w:r>
+        <w:rPr>
+          <w:lang w:eastAsia="es-ES"/>
+        </w:rPr>
+        <w:t>Drawer</w:t>
+      </w:r>
+      <w:proofErr w:type="spellEnd"/>
+      <w:r>
+        <w:rPr>
+          <w:lang w:eastAsia="es-ES"/>
+        </w:rPr>
+        <w:t>. En la parte superior se ha añadido</w:t>
       </w:r>
       <w:r>
         <w:rPr>
@@ -1440,7 +3158,21 @@
         <w:rPr>
           <w:lang w:eastAsia="es-ES"/>
         </w:rPr>
-        <w:t>l nombre "Gaztaroa"</w:t>
+        <w:t>l nombre "</w:t>
+      </w:r>
+      <w:proofErr w:type="spellStart"/>
+      <w:r>
+        <w:rPr>
+          <w:lang w:eastAsia="es-ES"/>
+        </w:rPr>
+        <w:t>Gaztaroa</w:t>
+      </w:r>
+      <w:proofErr w:type="spellEnd"/>
+      <w:r>
+        <w:rPr>
+          <w:lang w:eastAsia="es-ES"/>
+        </w:rPr>
+        <w:t>"</w:t>
       </w:r>
       <w:r>
         <w:rPr>
@@ -1452,7 +3184,35 @@
         <w:rPr>
           <w:lang w:eastAsia="es-ES"/>
         </w:rPr>
-        <w:t>Para evitar espacios innecesarios en la parte superior, se ha configurado el SafeAreaView para no aplicar padding superior.</w:t>
+        <w:t xml:space="preserve">Para evitar espacios innecesarios en la parte superior, se ha configurado el </w:t>
+      </w:r>
+      <w:proofErr w:type="spellStart"/>
+      <w:r>
+        <w:rPr>
+          <w:lang w:eastAsia="es-ES"/>
+        </w:rPr>
+        <w:t>SafeAreaView</w:t>
+      </w:r>
+      <w:proofErr w:type="spellEnd"/>
+      <w:r>
+        <w:rPr>
+          <w:lang w:eastAsia="es-ES"/>
+        </w:rPr>
+        <w:t xml:space="preserve"> para no aplicar </w:t>
+      </w:r>
+      <w:proofErr w:type="spellStart"/>
+      <w:r>
+        <w:rPr>
+          <w:lang w:eastAsia="es-ES"/>
+        </w:rPr>
+        <w:t>padding</w:t>
+      </w:r>
+      <w:proofErr w:type="spellEnd"/>
+      <w:r>
+        <w:rPr>
+          <w:lang w:eastAsia="es-ES"/>
+        </w:rPr>
+        <w:t xml:space="preserve"> superior.</w:t>
       </w:r>
     </w:p>
     <w:p>
@@ -1469,8 +3229,30 @@
         <w:rPr>
           <w:lang w:eastAsia="es-ES"/>
         </w:rPr>
-        <w:t>Se ha implementado un componente BotonMenu, que muestra un icono de menú en la cabecera de las pantallas. Este botón permite abrir y cerrar el Drawer</w:t>
-      </w:r>
+        <w:t xml:space="preserve">Se ha implementado un componente </w:t>
+      </w:r>
+      <w:proofErr w:type="spellStart"/>
+      <w:r>
+        <w:rPr>
+          <w:lang w:eastAsia="es-ES"/>
+        </w:rPr>
+        <w:t>BotonMenu</w:t>
+      </w:r>
+      <w:proofErr w:type="spellEnd"/>
+      <w:r>
+        <w:rPr>
+          <w:lang w:eastAsia="es-ES"/>
+        </w:rPr>
+        <w:t xml:space="preserve">, que muestra un icono de menú en la cabecera de las pantallas. Este botón permite abrir y cerrar el </w:t>
+      </w:r>
+      <w:proofErr w:type="spellStart"/>
+      <w:r>
+        <w:rPr>
+          <w:lang w:eastAsia="es-ES"/>
+        </w:rPr>
+        <w:t>Drawer</w:t>
+      </w:r>
+      <w:proofErr w:type="spellEnd"/>
       <w:r>
         <w:rPr>
           <w:lang w:eastAsia="es-ES"/>
@@ -1492,7 +3274,21 @@
         <w:rPr>
           <w:lang w:eastAsia="es-ES"/>
         </w:rPr>
-        <w:t>Se ha creado la función menuHeaderOptions, que permite reutilizar la configuración de la cabecera en diferentes pantallas, evitando duplicación de código.</w:t>
+        <w:t xml:space="preserve">Se ha creado la función </w:t>
+      </w:r>
+      <w:proofErr w:type="spellStart"/>
+      <w:r>
+        <w:rPr>
+          <w:lang w:eastAsia="es-ES"/>
+        </w:rPr>
+        <w:t>menuHeaderOptions</w:t>
+      </w:r>
+      <w:proofErr w:type="spellEnd"/>
+      <w:r>
+        <w:rPr>
+          <w:lang w:eastAsia="es-ES"/>
+        </w:rPr>
+        <w:t>, que permite reutilizar la configuración de la cabecera en diferentes pantallas, evitando duplicación de código.</w:t>
       </w:r>
     </w:p>
     <w:p>
@@ -1509,7 +3305,21 @@
         <w:rPr>
           <w:lang w:eastAsia="es-ES"/>
         </w:rPr>
-        <w:t>Cabe destacar que la pantalla DetalleExcursion mantiene el botón de navegación hacia atrás por defecto</w:t>
+        <w:t xml:space="preserve">Cabe destacar que la pantalla </w:t>
+      </w:r>
+      <w:proofErr w:type="spellStart"/>
+      <w:r>
+        <w:rPr>
+          <w:lang w:eastAsia="es-ES"/>
+        </w:rPr>
+        <w:t>DetalleExcursion</w:t>
+      </w:r>
+      <w:proofErr w:type="spellEnd"/>
+      <w:r>
+        <w:rPr>
+          <w:lang w:eastAsia="es-ES"/>
+        </w:rPr>
+        <w:t xml:space="preserve"> mantiene el botón de navegación hacia atrás por defecto</w:t>
       </w:r>
     </w:p>
     <w:p>
@@ -1519,11 +3329,19 @@
           <w:lang w:eastAsia="es-ES"/>
         </w:rPr>
       </w:pPr>
-      <w:r>
-        <w:rPr>
-          <w:lang w:eastAsia="es-ES"/>
-        </w:rPr>
-        <w:t>Commit 08: “Servidor JSON”</w:t>
+      <w:proofErr w:type="spellStart"/>
+      <w:r>
+        <w:rPr>
+          <w:lang w:eastAsia="es-ES"/>
+        </w:rPr>
+        <w:t>Commit</w:t>
+      </w:r>
+      <w:proofErr w:type="spellEnd"/>
+      <w:r>
+        <w:rPr>
+          <w:lang w:eastAsia="es-ES"/>
+        </w:rPr>
+        <w:t xml:space="preserve"> 08: “Servidor JSON”</w:t>
       </w:r>
     </w:p>
     <w:p>
@@ -1558,7 +3376,35 @@
         <w:rPr>
           <w:lang w:eastAsia="es-ES"/>
         </w:rPr>
-        <w:t>Server, con el objetivo de simular una API REST sin necesidad de implementar un backend real. Este servidor permite exponer los datos de la aplicación a través de endpoints HTTP y servir contenido estático, como imágenes.</w:t>
+        <w:t xml:space="preserve">Server, con el objetivo de simular una API REST sin necesidad de implementar un </w:t>
+      </w:r>
+      <w:proofErr w:type="spellStart"/>
+      <w:r>
+        <w:rPr>
+          <w:lang w:eastAsia="es-ES"/>
+        </w:rPr>
+        <w:t>backend</w:t>
+      </w:r>
+      <w:proofErr w:type="spellEnd"/>
+      <w:r>
+        <w:rPr>
+          <w:lang w:eastAsia="es-ES"/>
+        </w:rPr>
+        <w:t xml:space="preserve"> real. Este servidor permite exponer los datos de la aplicación a través de </w:t>
+      </w:r>
+      <w:proofErr w:type="spellStart"/>
+      <w:r>
+        <w:rPr>
+          <w:lang w:eastAsia="es-ES"/>
+        </w:rPr>
+        <w:t>endpoints</w:t>
+      </w:r>
+      <w:proofErr w:type="spellEnd"/>
+      <w:r>
+        <w:rPr>
+          <w:lang w:eastAsia="es-ES"/>
+        </w:rPr>
+        <w:t xml:space="preserve"> HTTP y servir contenido estático, como imágenes.</w:t>
       </w:r>
     </w:p>
     <w:p>
@@ -1586,7 +3432,35 @@
         <w:rPr>
           <w:lang w:eastAsia="es-ES"/>
         </w:rPr>
-        <w:t>Se ha instalado el paquete json-server como dependencia de desarrollo y se ha configurado un servidor local que expone los datos contenidos en el fichero db.json.</w:t>
+        <w:t xml:space="preserve">Se ha instalado el paquete </w:t>
+      </w:r>
+      <w:proofErr w:type="spellStart"/>
+      <w:r>
+        <w:rPr>
+          <w:lang w:eastAsia="es-ES"/>
+        </w:rPr>
+        <w:t>json</w:t>
+      </w:r>
+      <w:proofErr w:type="spellEnd"/>
+      <w:r>
+        <w:rPr>
+          <w:lang w:eastAsia="es-ES"/>
+        </w:rPr>
+        <w:t xml:space="preserve">-server como dependencia de desarrollo y se ha configurado un servidor local que expone los datos contenidos en el fichero </w:t>
+      </w:r>
+      <w:proofErr w:type="spellStart"/>
+      <w:r>
+        <w:rPr>
+          <w:lang w:eastAsia="es-ES"/>
+        </w:rPr>
+        <w:t>db.json</w:t>
+      </w:r>
+      <w:proofErr w:type="spellEnd"/>
+      <w:r>
+        <w:rPr>
+          <w:lang w:eastAsia="es-ES"/>
+        </w:rPr>
+        <w:t>.</w:t>
       </w:r>
     </w:p>
     <w:p>
@@ -1600,7 +3474,21 @@
         <w:rPr>
           <w:lang w:eastAsia="es-ES"/>
         </w:rPr>
-        <w:t>Este servidor permite acceder a los recursos mediante URLs como:</w:t>
+        <w:t xml:space="preserve">Este servidor permite acceder a los recursos mediante </w:t>
+      </w:r>
+      <w:proofErr w:type="spellStart"/>
+      <w:r>
+        <w:rPr>
+          <w:lang w:eastAsia="es-ES"/>
+        </w:rPr>
+        <w:t>URLs</w:t>
+      </w:r>
+      <w:proofErr w:type="spellEnd"/>
+      <w:r>
+        <w:rPr>
+          <w:lang w:eastAsia="es-ES"/>
+        </w:rPr>
+        <w:t xml:space="preserve"> como:</w:t>
       </w:r>
     </w:p>
     <w:p>
@@ -1700,7 +3588,35 @@
         <w:rPr>
           <w:lang w:eastAsia="es-ES"/>
         </w:rPr>
-        <w:t>Además de exponer datos, el servidor JSON permite servir archivos estáticos desde la carpeta public. En esta práctica, se han movido las imágenes a dicha carpeta, permitiendo acceder a ellas mediante URLs.</w:t>
+        <w:t xml:space="preserve">Además de exponer datos, el servidor JSON permite servir archivos estáticos desde la carpeta </w:t>
+      </w:r>
+      <w:proofErr w:type="spellStart"/>
+      <w:r>
+        <w:rPr>
+          <w:lang w:eastAsia="es-ES"/>
+        </w:rPr>
+        <w:t>public</w:t>
+      </w:r>
+      <w:proofErr w:type="spellEnd"/>
+      <w:r>
+        <w:rPr>
+          <w:lang w:eastAsia="es-ES"/>
+        </w:rPr>
+        <w:t xml:space="preserve">. En esta práctica, se han movido las imágenes a dicha carpeta, permitiendo acceder a ellas mediante </w:t>
+      </w:r>
+      <w:proofErr w:type="spellStart"/>
+      <w:r>
+        <w:rPr>
+          <w:lang w:eastAsia="es-ES"/>
+        </w:rPr>
+        <w:t>URLs</w:t>
+      </w:r>
+      <w:proofErr w:type="spellEnd"/>
+      <w:r>
+        <w:rPr>
+          <w:lang w:eastAsia="es-ES"/>
+        </w:rPr>
+        <w:t>.</w:t>
       </w:r>
     </w:p>
     <w:p>
@@ -1727,7 +3643,21 @@
         <w:rPr>
           <w:lang w:eastAsia="es-ES"/>
         </w:rPr>
-        <w:t>en lugar de usar el método require(). Esto permite que cada elemento muestre su propia imagen de forma dinámica.</w:t>
+        <w:t xml:space="preserve">en lugar de usar el método </w:t>
+      </w:r>
+      <w:proofErr w:type="spellStart"/>
+      <w:r>
+        <w:rPr>
+          <w:lang w:eastAsia="es-ES"/>
+        </w:rPr>
+        <w:t>require</w:t>
+      </w:r>
+      <w:proofErr w:type="spellEnd"/>
+      <w:r>
+        <w:rPr>
+          <w:lang w:eastAsia="es-ES"/>
+        </w:rPr>
+        <w:t>(). Esto permite que cada elemento muestre su propia imagen de forma dinámica.</w:t>
       </w:r>
     </w:p>
     <w:p>
@@ -1757,11 +3687,47 @@
           <w:lang w:eastAsia="es-ES"/>
         </w:rPr>
       </w:pPr>
-      <w:r>
-        <w:rPr>
-          <w:lang w:eastAsia="es-ES"/>
-        </w:rPr>
-        <w:t>Commit 09: “Redux y Thunk”</w:t>
+      <w:proofErr w:type="spellStart"/>
+      <w:r>
+        <w:rPr>
+          <w:lang w:eastAsia="es-ES"/>
+        </w:rPr>
+        <w:t>Commit</w:t>
+      </w:r>
+      <w:proofErr w:type="spellEnd"/>
+      <w:r>
+        <w:rPr>
+          <w:lang w:eastAsia="es-ES"/>
+        </w:rPr>
+        <w:t xml:space="preserve"> 09: “</w:t>
+      </w:r>
+      <w:proofErr w:type="spellStart"/>
+      <w:r>
+        <w:rPr>
+          <w:lang w:eastAsia="es-ES"/>
+        </w:rPr>
+        <w:t>Redux</w:t>
+      </w:r>
+      <w:proofErr w:type="spellEnd"/>
+      <w:r>
+        <w:rPr>
+          <w:lang w:eastAsia="es-ES"/>
+        </w:rPr>
+        <w:t xml:space="preserve"> y </w:t>
+      </w:r>
+      <w:proofErr w:type="spellStart"/>
+      <w:r>
+        <w:rPr>
+          <w:lang w:eastAsia="es-ES"/>
+        </w:rPr>
+        <w:t>Thunk</w:t>
+      </w:r>
+      <w:proofErr w:type="spellEnd"/>
+      <w:r>
+        <w:rPr>
+          <w:lang w:eastAsia="es-ES"/>
+        </w:rPr>
+        <w:t>”</w:t>
       </w:r>
     </w:p>
     <w:p>
@@ -1791,20 +3757,132 @@
         <w:rPr>
           <w:lang w:eastAsia="es-ES"/>
         </w:rPr>
-        <w:t>En este commit se ha integrado Redux en la aplicación móvil AppGaztaroa, desarrollada con React Native y Expo. Hasta este punto, cada componente gestionaba su propio estado de forma local, lo que implica que los datos se almacenaban en variables de estado privadas de cada componente y se transmítían manualmente entre ellos mediante props.</w:t>
-      </w:r>
-    </w:p>
-    <w:p>
-      <w:pPr>
-        <w:rPr>
-          <w:lang w:eastAsia="es-ES"/>
-        </w:rPr>
-      </w:pPr>
-      <w:r>
-        <w:rPr>
-          <w:lang w:eastAsia="es-ES"/>
-        </w:rPr>
-        <w:t>El objetivo de esta práctica es reemplazar ese modelo distribuido por una arquitectura Redux, en la que existe una única fuente de verdad (el store) accesible para todos los componentes. Adicionalmente, se incorpora el middleware Redux-Thunk, que permite lanzar llamadas asíncronas a la REST API del servidor en lugar de cargar los datos desde ficheros JavaScript locales.</w:t>
+        <w:t xml:space="preserve">En este </w:t>
+      </w:r>
+      <w:proofErr w:type="spellStart"/>
+      <w:r>
+        <w:rPr>
+          <w:lang w:eastAsia="es-ES"/>
+        </w:rPr>
+        <w:t>commit</w:t>
+      </w:r>
+      <w:proofErr w:type="spellEnd"/>
+      <w:r>
+        <w:rPr>
+          <w:lang w:eastAsia="es-ES"/>
+        </w:rPr>
+        <w:t xml:space="preserve"> se ha integrado </w:t>
+      </w:r>
+      <w:proofErr w:type="spellStart"/>
+      <w:r>
+        <w:rPr>
+          <w:lang w:eastAsia="es-ES"/>
+        </w:rPr>
+        <w:t>Redux</w:t>
+      </w:r>
+      <w:proofErr w:type="spellEnd"/>
+      <w:r>
+        <w:rPr>
+          <w:lang w:eastAsia="es-ES"/>
+        </w:rPr>
+        <w:t xml:space="preserve"> en la aplicación móvil </w:t>
+      </w:r>
+      <w:proofErr w:type="spellStart"/>
+      <w:r>
+        <w:rPr>
+          <w:lang w:eastAsia="es-ES"/>
+        </w:rPr>
+        <w:t>AppGaztaroa</w:t>
+      </w:r>
+      <w:proofErr w:type="spellEnd"/>
+      <w:r>
+        <w:rPr>
+          <w:lang w:eastAsia="es-ES"/>
+        </w:rPr>
+        <w:t xml:space="preserve">, desarrollada con </w:t>
+      </w:r>
+      <w:proofErr w:type="spellStart"/>
+      <w:r>
+        <w:rPr>
+          <w:lang w:eastAsia="es-ES"/>
+        </w:rPr>
+        <w:t>React</w:t>
+      </w:r>
+      <w:proofErr w:type="spellEnd"/>
+      <w:r>
+        <w:rPr>
+          <w:lang w:eastAsia="es-ES"/>
+        </w:rPr>
+        <w:t xml:space="preserve"> Native y Expo. Hasta este punto, cada componente gestionaba su propio estado de forma local, lo que implica que los datos se almacenaban en variables de estado privadas de cada componente y se </w:t>
+      </w:r>
+      <w:proofErr w:type="spellStart"/>
+      <w:r>
+        <w:rPr>
+          <w:lang w:eastAsia="es-ES"/>
+        </w:rPr>
+        <w:t>transmítían</w:t>
+      </w:r>
+      <w:proofErr w:type="spellEnd"/>
+      <w:r>
+        <w:rPr>
+          <w:lang w:eastAsia="es-ES"/>
+        </w:rPr>
+        <w:t xml:space="preserve"> manualmente entre ellos mediante </w:t>
+      </w:r>
+      <w:proofErr w:type="spellStart"/>
+      <w:r>
+        <w:rPr>
+          <w:lang w:eastAsia="es-ES"/>
+        </w:rPr>
+        <w:t>props</w:t>
+      </w:r>
+      <w:proofErr w:type="spellEnd"/>
+      <w:r>
+        <w:rPr>
+          <w:lang w:eastAsia="es-ES"/>
+        </w:rPr>
+        <w:t>.</w:t>
+      </w:r>
+    </w:p>
+    <w:p>
+      <w:pPr>
+        <w:rPr>
+          <w:lang w:eastAsia="es-ES"/>
+        </w:rPr>
+      </w:pPr>
+      <w:r>
+        <w:rPr>
+          <w:lang w:eastAsia="es-ES"/>
+        </w:rPr>
+        <w:t xml:space="preserve">El objetivo de esta práctica es reemplazar ese modelo distribuido por una arquitectura </w:t>
+      </w:r>
+      <w:proofErr w:type="spellStart"/>
+      <w:r>
+        <w:rPr>
+          <w:lang w:eastAsia="es-ES"/>
+        </w:rPr>
+        <w:t>Redux</w:t>
+      </w:r>
+      <w:proofErr w:type="spellEnd"/>
+      <w:r>
+        <w:rPr>
+          <w:lang w:eastAsia="es-ES"/>
+        </w:rPr>
+        <w:t xml:space="preserve">, en la que existe una única fuente de verdad (el store) accesible para todos los componentes. Adicionalmente, se incorpora el middleware </w:t>
+      </w:r>
+      <w:proofErr w:type="spellStart"/>
+      <w:r>
+        <w:rPr>
+          <w:lang w:eastAsia="es-ES"/>
+        </w:rPr>
+        <w:t>Redux-Thunk</w:t>
+      </w:r>
+      <w:proofErr w:type="spellEnd"/>
+      <w:r>
+        <w:rPr>
+          <w:lang w:eastAsia="es-ES"/>
+        </w:rPr>
+        <w:t>, que permite lanzar llamadas asíncronas a la REST API del servidor en lugar de cargar los datos desde ficheros JavaScript locales.</w:t>
       </w:r>
     </w:p>
     <w:p>
@@ -1841,20 +3919,60 @@
           <w:bCs/>
           <w:lang w:eastAsia="es-ES"/>
         </w:rPr>
-        <w:t>2. ¿Por qué Redux? Motivación y principios</w:t>
-      </w:r>
-    </w:p>
-    <w:p>
-      <w:pPr>
-        <w:rPr>
-          <w:lang w:eastAsia="es-ES"/>
-        </w:rPr>
-      </w:pPr>
-      <w:r>
-        <w:rPr>
-          <w:lang w:eastAsia="es-ES"/>
-        </w:rPr>
-        <w:t>Redux es una arquitectura de gestión de estado basada en los principios de flujo unidireccional de Flux. Aunque en una aplicación de la escala de Gaztaroa podría considerarse un nivel de complejidad añadido innecesario, su adopción aporta beneficios importantes:</w:t>
+        <w:t xml:space="preserve">2. ¿Por qué </w:t>
+      </w:r>
+      <w:proofErr w:type="spellStart"/>
+      <w:r>
+        <w:rPr>
+          <w:b/>
+          <w:bCs/>
+          <w:lang w:eastAsia="es-ES"/>
+        </w:rPr>
+        <w:t>Redux</w:t>
+      </w:r>
+      <w:proofErr w:type="spellEnd"/>
+      <w:r>
+        <w:rPr>
+          <w:b/>
+          <w:bCs/>
+          <w:lang w:eastAsia="es-ES"/>
+        </w:rPr>
+        <w:t>? Motivación y principios</w:t>
+      </w:r>
+    </w:p>
+    <w:p>
+      <w:pPr>
+        <w:rPr>
+          <w:lang w:eastAsia="es-ES"/>
+        </w:rPr>
+      </w:pPr>
+      <w:proofErr w:type="spellStart"/>
+      <w:r>
+        <w:rPr>
+          <w:lang w:eastAsia="es-ES"/>
+        </w:rPr>
+        <w:t>Redux</w:t>
+      </w:r>
+      <w:proofErr w:type="spellEnd"/>
+      <w:r>
+        <w:rPr>
+          <w:lang w:eastAsia="es-ES"/>
+        </w:rPr>
+        <w:t xml:space="preserve"> es una arquitectura de gestión de estado basada en los principios de flujo unidireccional de Flux. Aunque en una aplicación de la escala de </w:t>
+      </w:r>
+      <w:proofErr w:type="spellStart"/>
+      <w:r>
+        <w:rPr>
+          <w:lang w:eastAsia="es-ES"/>
+        </w:rPr>
+        <w:t>Gaztaroa</w:t>
+      </w:r>
+      <w:proofErr w:type="spellEnd"/>
+      <w:r>
+        <w:rPr>
+          <w:lang w:eastAsia="es-ES"/>
+        </w:rPr>
+        <w:t xml:space="preserve"> podría considerarse un nivel de complejidad añadido innecesario, su adopción aporta beneficios importantes:</w:t>
       </w:r>
     </w:p>
     <w:p>
@@ -1905,7 +4023,21 @@
         <w:rPr>
           <w:lang w:eastAsia="es-ES"/>
         </w:rPr>
-        <w:t>Escalabilidad: a medida que la aplicación crece, el estado centralizado evita la proliferación de props anidadas y la necesidad de elevar estado entre componentes.</w:t>
+        <w:t xml:space="preserve">Escalabilidad: a medida que la aplicación crece, el estado centralizado evita la proliferación de </w:t>
+      </w:r>
+      <w:proofErr w:type="spellStart"/>
+      <w:r>
+        <w:rPr>
+          <w:lang w:eastAsia="es-ES"/>
+        </w:rPr>
+        <w:t>props</w:t>
+      </w:r>
+      <w:proofErr w:type="spellEnd"/>
+      <w:r>
+        <w:rPr>
+          <w:lang w:eastAsia="es-ES"/>
+        </w:rPr>
+        <w:t xml:space="preserve"> anidadas y la necesidad de elevar estado entre componentes.</w:t>
       </w:r>
     </w:p>
     <w:p>
@@ -1929,8 +4061,18 @@
           <w:bCs/>
           <w:lang w:eastAsia="es-ES"/>
         </w:rPr>
-        <w:t>Los tres principios fundamentales de Redux</w:t>
-      </w:r>
+        <w:t xml:space="preserve">Los tres principios fundamentales de </w:t>
+      </w:r>
+      <w:proofErr w:type="spellStart"/>
+      <w:r>
+        <w:rPr>
+          <w:b/>
+          <w:bCs/>
+          <w:lang w:eastAsia="es-ES"/>
+        </w:rPr>
+        <w:t>Redux</w:t>
+      </w:r>
+      <w:proofErr w:type="spellEnd"/>
     </w:p>
     <w:tbl>
       <w:tblPr>
@@ -2083,7 +4225,21 @@
               <w:rPr>
                 <w:lang w:eastAsia="es-ES"/>
               </w:rPr>
-              <w:t>Ningún componente puede modificar directamente el estado. La única forma de cambiarlo es emitiendo una acción (dispatch).</w:t>
+              <w:t>Ningún componente puede modificar directamente el estado. La única forma de cambiarlo es emitiendo una acción (</w:t>
+            </w:r>
+            <w:proofErr w:type="spellStart"/>
+            <w:r>
+              <w:rPr>
+                <w:lang w:eastAsia="es-ES"/>
+              </w:rPr>
+              <w:t>dispatch</w:t>
+            </w:r>
+            <w:proofErr w:type="spellEnd"/>
+            <w:r>
+              <w:rPr>
+                <w:lang w:eastAsia="es-ES"/>
+              </w:rPr>
+              <w:t>).</w:t>
             </w:r>
           </w:p>
         </w:tc>
@@ -2150,7 +4306,21 @@
               <w:rPr>
                 <w:lang w:eastAsia="es-ES"/>
               </w:rPr>
-              <w:t>Los reducers son funciones puras que reciben el estado actual y una acción, y devuelven un nuevo estado sin mutar el anterior.</w:t>
+              <w:t xml:space="preserve">Los </w:t>
+            </w:r>
+            <w:proofErr w:type="spellStart"/>
+            <w:r>
+              <w:rPr>
+                <w:lang w:eastAsia="es-ES"/>
+              </w:rPr>
+              <w:t>reducers</w:t>
+            </w:r>
+            <w:proofErr w:type="spellEnd"/>
+            <w:r>
+              <w:rPr>
+                <w:lang w:eastAsia="es-ES"/>
+              </w:rPr>
+              <w:t xml:space="preserve"> son funciones puras que reciben el estado actual y una acción, y devuelven un nuevo estado sin mutar el anterior.</w:t>
             </w:r>
           </w:p>
         </w:tc>
@@ -2177,432 +4347,678 @@
           <w:bCs/>
           <w:lang w:eastAsia="es-ES"/>
         </w:rPr>
-        <w:t>3. Estructura de ficheros Redux</w:t>
-      </w:r>
-    </w:p>
-    <w:p>
-      <w:pPr>
-        <w:rPr>
-          <w:lang w:eastAsia="es-ES"/>
-        </w:rPr>
-      </w:pPr>
-      <w:r>
-        <w:rPr>
-          <w:lang w:eastAsia="es-ES"/>
-        </w:rPr>
-        <w:t>Se ha creado la carpeta redux/ en la raíz del proyecto, que contiene todos los ficheros relacionados con la gestión de estado:</w:t>
-      </w:r>
-    </w:p>
-    <w:p>
-      <w:pPr>
-        <w:rPr>
-          <w:lang w:eastAsia="es-ES"/>
-        </w:rPr>
-      </w:pPr>
-      <w:r>
-        <w:rPr>
-          <w:lang w:eastAsia="es-ES"/>
-        </w:rPr>
-        <w:t>redux/</w:t>
-      </w:r>
-    </w:p>
-    <w:p>
-      <w:pPr>
-        <w:rPr>
-          <w:lang w:eastAsia="es-ES"/>
-        </w:rPr>
-      </w:pPr>
-      <w:r>
-        <w:rPr>
-          <w:lang w:eastAsia="es-ES"/>
-        </w:rPr>
-        <w:t xml:space="preserve">  </w:t>
-      </w:r>
-      <w:r>
-        <w:rPr>
-          <w:rFonts w:ascii="MS Gothic" w:eastAsia="MS Gothic" w:hAnsi="MS Gothic" w:cs="MS Gothic" w:hint="eastAsia"/>
-          <w:lang w:eastAsia="es-ES"/>
-        </w:rPr>
-        <w:t>├</w:t>
-      </w:r>
-      <w:r>
-        <w:rPr>
-          <w:rFonts w:ascii="Calibri" w:hAnsi="Calibri" w:cs="Calibri"/>
-          <w:lang w:eastAsia="es-ES"/>
-        </w:rPr>
-        <w:t>──</w:t>
-      </w:r>
-      <w:r>
-        <w:rPr>
-          <w:lang w:eastAsia="es-ES"/>
-        </w:rPr>
-        <w:t xml:space="preserve"> configureStore.js   </w:t>
-      </w:r>
-      <w:r>
-        <w:rPr>
-          <w:rFonts w:ascii="Calibri" w:hAnsi="Calibri" w:cs="Calibri"/>
-          <w:lang w:eastAsia="es-ES"/>
-        </w:rPr>
-        <w:t>←</w:t>
-      </w:r>
-      <w:r>
-        <w:rPr>
-          <w:lang w:eastAsia="es-ES"/>
-        </w:rPr>
-        <w:t xml:space="preserve"> crea y combina el store</w:t>
-      </w:r>
-    </w:p>
-    <w:p>
-      <w:pPr>
-        <w:rPr>
-          <w:lang w:eastAsia="es-ES"/>
-        </w:rPr>
-      </w:pPr>
-      <w:r>
-        <w:rPr>
-          <w:lang w:eastAsia="es-ES"/>
-        </w:rPr>
-        <w:t xml:space="preserve">  </w:t>
-      </w:r>
-      <w:r>
-        <w:rPr>
-          <w:rFonts w:ascii="MS Gothic" w:eastAsia="MS Gothic" w:hAnsi="MS Gothic" w:cs="MS Gothic" w:hint="eastAsia"/>
-          <w:lang w:eastAsia="es-ES"/>
-        </w:rPr>
-        <w:t>├</w:t>
-      </w:r>
-      <w:r>
-        <w:rPr>
-          <w:rFonts w:ascii="Calibri" w:hAnsi="Calibri" w:cs="Calibri"/>
-          <w:lang w:eastAsia="es-ES"/>
-        </w:rPr>
-        <w:t>──</w:t>
-      </w:r>
-      <w:r>
-        <w:rPr>
-          <w:lang w:eastAsia="es-ES"/>
-        </w:rPr>
-        <w:t xml:space="preserve"> ActionTypes.js      </w:t>
-      </w:r>
-      <w:r>
-        <w:rPr>
-          <w:rFonts w:ascii="Calibri" w:hAnsi="Calibri" w:cs="Calibri"/>
-          <w:lang w:eastAsia="es-ES"/>
-        </w:rPr>
-        <w:t>←</w:t>
-      </w:r>
-      <w:r>
-        <w:rPr>
-          <w:lang w:eastAsia="es-ES"/>
-        </w:rPr>
-        <w:t xml:space="preserve"> constantes de tipos de acci</w:t>
-      </w:r>
-      <w:r>
-        <w:rPr>
-          <w:rFonts w:ascii="Calibri" w:hAnsi="Calibri" w:cs="Calibri"/>
-          <w:lang w:eastAsia="es-ES"/>
-        </w:rPr>
-        <w:t>ó</w:t>
-      </w:r>
-      <w:r>
-        <w:rPr>
-          <w:lang w:eastAsia="es-ES"/>
-        </w:rPr>
-        <w:t>n</w:t>
-      </w:r>
-    </w:p>
-    <w:p>
-      <w:pPr>
-        <w:rPr>
-          <w:lang w:eastAsia="es-ES"/>
-        </w:rPr>
-      </w:pPr>
-      <w:r>
-        <w:rPr>
-          <w:lang w:eastAsia="es-ES"/>
-        </w:rPr>
-        <w:t xml:space="preserve">  </w:t>
-      </w:r>
-      <w:r>
-        <w:rPr>
-          <w:rFonts w:ascii="MS Gothic" w:eastAsia="MS Gothic" w:hAnsi="MS Gothic" w:cs="MS Gothic" w:hint="eastAsia"/>
-          <w:lang w:eastAsia="es-ES"/>
-        </w:rPr>
-        <w:t>├</w:t>
-      </w:r>
-      <w:r>
-        <w:rPr>
-          <w:rFonts w:ascii="Calibri" w:hAnsi="Calibri" w:cs="Calibri"/>
-          <w:lang w:eastAsia="es-ES"/>
-        </w:rPr>
-        <w:t>──</w:t>
-      </w:r>
-      <w:r>
-        <w:rPr>
-          <w:lang w:eastAsia="es-ES"/>
-        </w:rPr>
-        <w:t xml:space="preserve"> ActionCreators.js   </w:t>
-      </w:r>
-      <w:r>
-        <w:rPr>
-          <w:rFonts w:ascii="Calibri" w:hAnsi="Calibri" w:cs="Calibri"/>
-          <w:lang w:eastAsia="es-ES"/>
-        </w:rPr>
-        <w:t>←</w:t>
-      </w:r>
-      <w:r>
-        <w:rPr>
-          <w:lang w:eastAsia="es-ES"/>
-        </w:rPr>
-        <w:t xml:space="preserve"> funciones Thunk + action creators</w:t>
-      </w:r>
-    </w:p>
-    <w:p>
-      <w:pPr>
-        <w:rPr>
-          <w:lang w:eastAsia="es-ES"/>
-        </w:rPr>
-      </w:pPr>
-      <w:r>
-        <w:rPr>
-          <w:lang w:eastAsia="es-ES"/>
-        </w:rPr>
-        <w:t xml:space="preserve">  </w:t>
-      </w:r>
-      <w:r>
-        <w:rPr>
-          <w:rFonts w:ascii="MS Gothic" w:eastAsia="MS Gothic" w:hAnsi="MS Gothic" w:cs="MS Gothic" w:hint="eastAsia"/>
-          <w:lang w:eastAsia="es-ES"/>
-        </w:rPr>
-        <w:t>├</w:t>
-      </w:r>
-      <w:r>
-        <w:rPr>
-          <w:rFonts w:ascii="Calibri" w:hAnsi="Calibri" w:cs="Calibri"/>
-          <w:lang w:eastAsia="es-ES"/>
-        </w:rPr>
-        <w:t>──</w:t>
-      </w:r>
-      <w:r>
-        <w:rPr>
-          <w:lang w:eastAsia="es-ES"/>
-        </w:rPr>
-        <w:t xml:space="preserve"> excursiones.js      </w:t>
-      </w:r>
-      <w:r>
-        <w:rPr>
-          <w:rFonts w:ascii="Calibri" w:hAnsi="Calibri" w:cs="Calibri"/>
-          <w:lang w:eastAsia="es-ES"/>
-        </w:rPr>
-        <w:t>←</w:t>
-      </w:r>
-      <w:r>
-        <w:rPr>
-          <w:lang w:eastAsia="es-ES"/>
-        </w:rPr>
-        <w:t xml:space="preserve"> reducer de excursiones</w:t>
-      </w:r>
-    </w:p>
-    <w:p>
-      <w:pPr>
-        <w:rPr>
-          <w:lang w:eastAsia="es-ES"/>
-        </w:rPr>
-      </w:pPr>
-      <w:r>
-        <w:rPr>
-          <w:lang w:eastAsia="es-ES"/>
-        </w:rPr>
-        <w:t xml:space="preserve">  </w:t>
-      </w:r>
-      <w:r>
-        <w:rPr>
-          <w:rFonts w:ascii="MS Gothic" w:eastAsia="MS Gothic" w:hAnsi="MS Gothic" w:cs="MS Gothic" w:hint="eastAsia"/>
-          <w:lang w:eastAsia="es-ES"/>
-        </w:rPr>
-        <w:t>├</w:t>
-      </w:r>
-      <w:r>
-        <w:rPr>
-          <w:rFonts w:ascii="Calibri" w:hAnsi="Calibri" w:cs="Calibri"/>
-          <w:lang w:eastAsia="es-ES"/>
-        </w:rPr>
-        <w:t>──</w:t>
-      </w:r>
-      <w:r>
-        <w:rPr>
-          <w:lang w:eastAsia="es-ES"/>
-        </w:rPr>
-        <w:t xml:space="preserve"> cabeceras.js        </w:t>
-      </w:r>
-      <w:r>
-        <w:rPr>
-          <w:rFonts w:ascii="Calibri" w:hAnsi="Calibri" w:cs="Calibri"/>
-          <w:lang w:eastAsia="es-ES"/>
-        </w:rPr>
-        <w:t>←</w:t>
-      </w:r>
-      <w:r>
-        <w:rPr>
-          <w:lang w:eastAsia="es-ES"/>
-        </w:rPr>
-        <w:t xml:space="preserve"> reducer de cabeceras</w:t>
-      </w:r>
-    </w:p>
-    <w:p>
-      <w:pPr>
-        <w:rPr>
-          <w:lang w:eastAsia="es-ES"/>
-        </w:rPr>
-      </w:pPr>
-      <w:r>
-        <w:rPr>
-          <w:lang w:eastAsia="es-ES"/>
-        </w:rPr>
-        <w:t xml:space="preserve">  </w:t>
-      </w:r>
-      <w:r>
-        <w:rPr>
-          <w:rFonts w:ascii="MS Gothic" w:eastAsia="MS Gothic" w:hAnsi="MS Gothic" w:cs="MS Gothic" w:hint="eastAsia"/>
-          <w:lang w:eastAsia="es-ES"/>
-        </w:rPr>
-        <w:t>├</w:t>
-      </w:r>
-      <w:r>
-        <w:rPr>
-          <w:rFonts w:ascii="Calibri" w:hAnsi="Calibri" w:cs="Calibri"/>
-          <w:lang w:eastAsia="es-ES"/>
-        </w:rPr>
-        <w:t>──</w:t>
-      </w:r>
-      <w:r>
-        <w:rPr>
-          <w:lang w:eastAsia="es-ES"/>
-        </w:rPr>
-        <w:t xml:space="preserve"> actividades.js      </w:t>
-      </w:r>
-      <w:r>
-        <w:rPr>
-          <w:rFonts w:ascii="Calibri" w:hAnsi="Calibri" w:cs="Calibri"/>
-          <w:lang w:eastAsia="es-ES"/>
-        </w:rPr>
-        <w:t>←</w:t>
-      </w:r>
-      <w:r>
-        <w:rPr>
-          <w:lang w:eastAsia="es-ES"/>
-        </w:rPr>
-        <w:t xml:space="preserve"> reducer de actividades</w:t>
-      </w:r>
-    </w:p>
-    <w:p>
-      <w:pPr>
-        <w:rPr>
-          <w:lang w:eastAsia="es-ES"/>
-        </w:rPr>
-      </w:pPr>
-      <w:r>
-        <w:rPr>
-          <w:lang w:eastAsia="es-ES"/>
-        </w:rPr>
-        <w:t xml:space="preserve">  └── comentarios.js      ← reducer de comentarios</w:t>
-      </w:r>
-    </w:p>
-    <w:p>
-      <w:pPr>
-        <w:rPr>
-          <w:lang w:eastAsia="es-ES"/>
-        </w:rPr>
-      </w:pPr>
-    </w:p>
-    <w:p>
-      <w:pPr>
+        <w:t xml:space="preserve">3. Estructura de ficheros </w:t>
+      </w:r>
+      <w:proofErr w:type="spellStart"/>
+      <w:r>
         <w:rPr>
           <w:b/>
           <w:bCs/>
           <w:lang w:eastAsia="es-ES"/>
         </w:rPr>
-      </w:pPr>
-      <w:r>
+        <w:t>Redux</w:t>
+      </w:r>
+      <w:proofErr w:type="spellEnd"/>
+    </w:p>
+    <w:p>
+      <w:pPr>
+        <w:rPr>
+          <w:lang w:eastAsia="es-ES"/>
+        </w:rPr>
+      </w:pPr>
+      <w:r>
+        <w:rPr>
+          <w:lang w:eastAsia="es-ES"/>
+        </w:rPr>
+        <w:t xml:space="preserve">Se ha creado la carpeta </w:t>
+      </w:r>
+      <w:proofErr w:type="spellStart"/>
+      <w:r>
+        <w:rPr>
+          <w:lang w:eastAsia="es-ES"/>
+        </w:rPr>
+        <w:t>redux</w:t>
+      </w:r>
+      <w:proofErr w:type="spellEnd"/>
+      <w:r>
+        <w:rPr>
+          <w:lang w:eastAsia="es-ES"/>
+        </w:rPr>
+        <w:t>/ en la raíz del proyecto, que contiene todos los ficheros relacionados con la gestión de estado:</w:t>
+      </w:r>
+    </w:p>
+    <w:p>
+      <w:pPr>
+        <w:rPr>
+          <w:lang w:eastAsia="es-ES"/>
+        </w:rPr>
+      </w:pPr>
+      <w:proofErr w:type="spellStart"/>
+      <w:r>
+        <w:rPr>
+          <w:lang w:eastAsia="es-ES"/>
+        </w:rPr>
+        <w:t>redux</w:t>
+      </w:r>
+      <w:proofErr w:type="spellEnd"/>
+      <w:r>
+        <w:rPr>
+          <w:lang w:eastAsia="es-ES"/>
+        </w:rPr>
+        <w:t>/</w:t>
+      </w:r>
+    </w:p>
+    <w:p>
+      <w:pPr>
+        <w:rPr>
+          <w:lang w:eastAsia="es-ES"/>
+        </w:rPr>
+      </w:pPr>
+      <w:r>
+        <w:rPr>
+          <w:lang w:eastAsia="es-ES"/>
+        </w:rPr>
+        <w:t xml:space="preserve">  </w:t>
+      </w:r>
+      <w:r>
+        <w:rPr>
+          <w:rFonts w:ascii="MS Gothic" w:eastAsia="MS Gothic" w:hAnsi="MS Gothic" w:cs="MS Gothic" w:hint="eastAsia"/>
+          <w:lang w:eastAsia="es-ES"/>
+        </w:rPr>
+        <w:t>├</w:t>
+      </w:r>
+      <w:r>
+        <w:rPr>
+          <w:rFonts w:ascii="Calibri" w:hAnsi="Calibri" w:cs="Calibri"/>
+          <w:lang w:eastAsia="es-ES"/>
+        </w:rPr>
+        <w:t>──</w:t>
+      </w:r>
+      <w:r>
+        <w:rPr>
+          <w:lang w:eastAsia="es-ES"/>
+        </w:rPr>
+        <w:t xml:space="preserve"> configureStore.js   </w:t>
+      </w:r>
+      <w:r>
+        <w:rPr>
+          <w:rFonts w:ascii="Calibri" w:hAnsi="Calibri" w:cs="Calibri"/>
+          <w:lang w:eastAsia="es-ES"/>
+        </w:rPr>
+        <w:t>←</w:t>
+      </w:r>
+      <w:r>
+        <w:rPr>
+          <w:lang w:eastAsia="es-ES"/>
+        </w:rPr>
+        <w:t xml:space="preserve"> crea y combina el store</w:t>
+      </w:r>
+    </w:p>
+    <w:p>
+      <w:pPr>
+        <w:rPr>
+          <w:lang w:eastAsia="es-ES"/>
+        </w:rPr>
+      </w:pPr>
+      <w:r>
+        <w:rPr>
+          <w:lang w:eastAsia="es-ES"/>
+        </w:rPr>
+        <w:t xml:space="preserve">  </w:t>
+      </w:r>
+      <w:r>
+        <w:rPr>
+          <w:rFonts w:ascii="MS Gothic" w:eastAsia="MS Gothic" w:hAnsi="MS Gothic" w:cs="MS Gothic" w:hint="eastAsia"/>
+          <w:lang w:eastAsia="es-ES"/>
+        </w:rPr>
+        <w:t>├</w:t>
+      </w:r>
+      <w:r>
+        <w:rPr>
+          <w:rFonts w:ascii="Calibri" w:hAnsi="Calibri" w:cs="Calibri"/>
+          <w:lang w:eastAsia="es-ES"/>
+        </w:rPr>
+        <w:t>──</w:t>
+      </w:r>
+      <w:r>
+        <w:rPr>
+          <w:lang w:eastAsia="es-ES"/>
+        </w:rPr>
+        <w:t xml:space="preserve"> ActionTypes.js      </w:t>
+      </w:r>
+      <w:r>
+        <w:rPr>
+          <w:rFonts w:ascii="Calibri" w:hAnsi="Calibri" w:cs="Calibri"/>
+          <w:lang w:eastAsia="es-ES"/>
+        </w:rPr>
+        <w:t>←</w:t>
+      </w:r>
+      <w:r>
+        <w:rPr>
+          <w:lang w:eastAsia="es-ES"/>
+        </w:rPr>
+        <w:t xml:space="preserve"> constantes de tipos de acci</w:t>
+      </w:r>
+      <w:r>
+        <w:rPr>
+          <w:rFonts w:ascii="Calibri" w:hAnsi="Calibri" w:cs="Calibri"/>
+          <w:lang w:eastAsia="es-ES"/>
+        </w:rPr>
+        <w:t>ó</w:t>
+      </w:r>
+      <w:r>
+        <w:rPr>
+          <w:lang w:eastAsia="es-ES"/>
+        </w:rPr>
+        <w:t>n</w:t>
+      </w:r>
+    </w:p>
+    <w:p>
+      <w:pPr>
+        <w:rPr>
+          <w:lang w:eastAsia="es-ES"/>
+        </w:rPr>
+      </w:pPr>
+      <w:r>
+        <w:rPr>
+          <w:lang w:eastAsia="es-ES"/>
+        </w:rPr>
+        <w:t xml:space="preserve">  </w:t>
+      </w:r>
+      <w:r>
+        <w:rPr>
+          <w:rFonts w:ascii="MS Gothic" w:eastAsia="MS Gothic" w:hAnsi="MS Gothic" w:cs="MS Gothic" w:hint="eastAsia"/>
+          <w:lang w:eastAsia="es-ES"/>
+        </w:rPr>
+        <w:t>├</w:t>
+      </w:r>
+      <w:r>
+        <w:rPr>
+          <w:rFonts w:ascii="Calibri" w:hAnsi="Calibri" w:cs="Calibri"/>
+          <w:lang w:eastAsia="es-ES"/>
+        </w:rPr>
+        <w:t>──</w:t>
+      </w:r>
+      <w:r>
+        <w:rPr>
+          <w:lang w:eastAsia="es-ES"/>
+        </w:rPr>
+        <w:t xml:space="preserve"> ActionCreators.js   </w:t>
+      </w:r>
+      <w:r>
+        <w:rPr>
+          <w:rFonts w:ascii="Calibri" w:hAnsi="Calibri" w:cs="Calibri"/>
+          <w:lang w:eastAsia="es-ES"/>
+        </w:rPr>
+        <w:t>←</w:t>
+      </w:r>
+      <w:r>
+        <w:rPr>
+          <w:lang w:eastAsia="es-ES"/>
+        </w:rPr>
+        <w:t xml:space="preserve"> funciones </w:t>
+      </w:r>
+      <w:proofErr w:type="spellStart"/>
+      <w:r>
+        <w:rPr>
+          <w:lang w:eastAsia="es-ES"/>
+        </w:rPr>
+        <w:t>Thunk</w:t>
+      </w:r>
+      <w:proofErr w:type="spellEnd"/>
+      <w:r>
+        <w:rPr>
+          <w:lang w:eastAsia="es-ES"/>
+        </w:rPr>
+        <w:t xml:space="preserve"> + </w:t>
+      </w:r>
+      <w:proofErr w:type="spellStart"/>
+      <w:r>
+        <w:rPr>
+          <w:lang w:eastAsia="es-ES"/>
+        </w:rPr>
+        <w:t>action</w:t>
+      </w:r>
+      <w:proofErr w:type="spellEnd"/>
+      <w:r>
+        <w:rPr>
+          <w:lang w:eastAsia="es-ES"/>
+        </w:rPr>
+        <w:t xml:space="preserve"> </w:t>
+      </w:r>
+      <w:proofErr w:type="spellStart"/>
+      <w:r>
+        <w:rPr>
+          <w:lang w:eastAsia="es-ES"/>
+        </w:rPr>
+        <w:t>creators</w:t>
+      </w:r>
+      <w:proofErr w:type="spellEnd"/>
+    </w:p>
+    <w:p>
+      <w:pPr>
+        <w:rPr>
+          <w:lang w:eastAsia="es-ES"/>
+        </w:rPr>
+      </w:pPr>
+      <w:r>
+        <w:rPr>
+          <w:lang w:eastAsia="es-ES"/>
+        </w:rPr>
+        <w:t xml:space="preserve">  </w:t>
+      </w:r>
+      <w:r>
+        <w:rPr>
+          <w:rFonts w:ascii="MS Gothic" w:eastAsia="MS Gothic" w:hAnsi="MS Gothic" w:cs="MS Gothic" w:hint="eastAsia"/>
+          <w:lang w:eastAsia="es-ES"/>
+        </w:rPr>
+        <w:t>├</w:t>
+      </w:r>
+      <w:r>
+        <w:rPr>
+          <w:rFonts w:ascii="Calibri" w:hAnsi="Calibri" w:cs="Calibri"/>
+          <w:lang w:eastAsia="es-ES"/>
+        </w:rPr>
+        <w:t>──</w:t>
+      </w:r>
+      <w:r>
+        <w:rPr>
+          <w:lang w:eastAsia="es-ES"/>
+        </w:rPr>
+        <w:t xml:space="preserve"> excursiones.js      </w:t>
+      </w:r>
+      <w:r>
+        <w:rPr>
+          <w:rFonts w:ascii="Calibri" w:hAnsi="Calibri" w:cs="Calibri"/>
+          <w:lang w:eastAsia="es-ES"/>
+        </w:rPr>
+        <w:t>←</w:t>
+      </w:r>
+      <w:r>
+        <w:rPr>
+          <w:lang w:eastAsia="es-ES"/>
+        </w:rPr>
+        <w:t xml:space="preserve"> </w:t>
+      </w:r>
+      <w:proofErr w:type="spellStart"/>
+      <w:r>
+        <w:rPr>
+          <w:lang w:eastAsia="es-ES"/>
+        </w:rPr>
+        <w:t>reducer</w:t>
+      </w:r>
+      <w:proofErr w:type="spellEnd"/>
+      <w:r>
+        <w:rPr>
+          <w:lang w:eastAsia="es-ES"/>
+        </w:rPr>
+        <w:t xml:space="preserve"> de excursiones</w:t>
+      </w:r>
+    </w:p>
+    <w:p>
+      <w:pPr>
+        <w:rPr>
+          <w:lang w:eastAsia="es-ES"/>
+        </w:rPr>
+      </w:pPr>
+      <w:r>
+        <w:rPr>
+          <w:lang w:eastAsia="es-ES"/>
+        </w:rPr>
+        <w:t xml:space="preserve">  </w:t>
+      </w:r>
+      <w:r>
+        <w:rPr>
+          <w:rFonts w:ascii="MS Gothic" w:eastAsia="MS Gothic" w:hAnsi="MS Gothic" w:cs="MS Gothic" w:hint="eastAsia"/>
+          <w:lang w:eastAsia="es-ES"/>
+        </w:rPr>
+        <w:t>├</w:t>
+      </w:r>
+      <w:r>
+        <w:rPr>
+          <w:rFonts w:ascii="Calibri" w:hAnsi="Calibri" w:cs="Calibri"/>
+          <w:lang w:eastAsia="es-ES"/>
+        </w:rPr>
+        <w:t>──</w:t>
+      </w:r>
+      <w:r>
+        <w:rPr>
+          <w:lang w:eastAsia="es-ES"/>
+        </w:rPr>
+        <w:t xml:space="preserve"> cabeceras.js        </w:t>
+      </w:r>
+      <w:r>
+        <w:rPr>
+          <w:rFonts w:ascii="Calibri" w:hAnsi="Calibri" w:cs="Calibri"/>
+          <w:lang w:eastAsia="es-ES"/>
+        </w:rPr>
+        <w:t>←</w:t>
+      </w:r>
+      <w:r>
+        <w:rPr>
+          <w:lang w:eastAsia="es-ES"/>
+        </w:rPr>
+        <w:t xml:space="preserve"> </w:t>
+      </w:r>
+      <w:proofErr w:type="spellStart"/>
+      <w:r>
+        <w:rPr>
+          <w:lang w:eastAsia="es-ES"/>
+        </w:rPr>
+        <w:t>reducer</w:t>
+      </w:r>
+      <w:proofErr w:type="spellEnd"/>
+      <w:r>
+        <w:rPr>
+          <w:lang w:eastAsia="es-ES"/>
+        </w:rPr>
+        <w:t xml:space="preserve"> de cabeceras</w:t>
+      </w:r>
+    </w:p>
+    <w:p>
+      <w:pPr>
+        <w:rPr>
+          <w:lang w:eastAsia="es-ES"/>
+        </w:rPr>
+      </w:pPr>
+      <w:r>
+        <w:rPr>
+          <w:lang w:eastAsia="es-ES"/>
+        </w:rPr>
+        <w:t xml:space="preserve">  </w:t>
+      </w:r>
+      <w:r>
+        <w:rPr>
+          <w:rFonts w:ascii="MS Gothic" w:eastAsia="MS Gothic" w:hAnsi="MS Gothic" w:cs="MS Gothic" w:hint="eastAsia"/>
+          <w:lang w:eastAsia="es-ES"/>
+        </w:rPr>
+        <w:t>├</w:t>
+      </w:r>
+      <w:r>
+        <w:rPr>
+          <w:rFonts w:ascii="Calibri" w:hAnsi="Calibri" w:cs="Calibri"/>
+          <w:lang w:eastAsia="es-ES"/>
+        </w:rPr>
+        <w:t>──</w:t>
+      </w:r>
+      <w:r>
+        <w:rPr>
+          <w:lang w:eastAsia="es-ES"/>
+        </w:rPr>
+        <w:t xml:space="preserve"> actividades.js      </w:t>
+      </w:r>
+      <w:r>
+        <w:rPr>
+          <w:rFonts w:ascii="Calibri" w:hAnsi="Calibri" w:cs="Calibri"/>
+          <w:lang w:eastAsia="es-ES"/>
+        </w:rPr>
+        <w:t>←</w:t>
+      </w:r>
+      <w:r>
+        <w:rPr>
+          <w:lang w:eastAsia="es-ES"/>
+        </w:rPr>
+        <w:t xml:space="preserve"> </w:t>
+      </w:r>
+      <w:proofErr w:type="spellStart"/>
+      <w:r>
+        <w:rPr>
+          <w:lang w:eastAsia="es-ES"/>
+        </w:rPr>
+        <w:t>reducer</w:t>
+      </w:r>
+      <w:proofErr w:type="spellEnd"/>
+      <w:r>
+        <w:rPr>
+          <w:lang w:eastAsia="es-ES"/>
+        </w:rPr>
+        <w:t xml:space="preserve"> de actividades</w:t>
+      </w:r>
+    </w:p>
+    <w:p>
+      <w:pPr>
+        <w:rPr>
+          <w:lang w:eastAsia="es-ES"/>
+        </w:rPr>
+      </w:pPr>
+      <w:r>
+        <w:rPr>
+          <w:lang w:eastAsia="es-ES"/>
+        </w:rPr>
+        <w:t xml:space="preserve">  └── comentarios.js      ← </w:t>
+      </w:r>
+      <w:proofErr w:type="spellStart"/>
+      <w:r>
+        <w:rPr>
+          <w:lang w:eastAsia="es-ES"/>
+        </w:rPr>
+        <w:t>reducer</w:t>
+      </w:r>
+      <w:proofErr w:type="spellEnd"/>
+      <w:r>
+        <w:rPr>
+          <w:lang w:eastAsia="es-ES"/>
+        </w:rPr>
+        <w:t xml:space="preserve"> de comentarios</w:t>
+      </w:r>
+    </w:p>
+    <w:p>
+      <w:pPr>
+        <w:rPr>
+          <w:lang w:eastAsia="es-ES"/>
+        </w:rPr>
+      </w:pPr>
+    </w:p>
+    <w:p>
+      <w:pPr>
         <w:rPr>
           <w:b/>
           <w:bCs/>
           <w:lang w:eastAsia="es-ES"/>
         </w:rPr>
-        <w:t>configureStore.js</w:t>
-      </w:r>
-    </w:p>
-    <w:p>
-      <w:pPr>
-        <w:rPr>
-          <w:lang w:eastAsia="es-ES"/>
-        </w:rPr>
-      </w:pPr>
-      <w:r>
-        <w:rPr>
-          <w:lang w:eastAsia="es-ES"/>
-        </w:rPr>
-        <w:t>La función ConfigureStore() utiliza configureStore de @reduxjs/toolkit para crear el store combinando los cuatro reducers. Redux Toolkit incluye por defecto el middleware Thunk, por lo que no es necesario configurarlo manualmente. Cada reducer gestiona su propia porción del estado global.</w:t>
-      </w:r>
-    </w:p>
-    <w:p>
-      <w:pPr>
+      </w:pPr>
+      <w:r>
         <w:rPr>
           <w:b/>
           <w:bCs/>
           <w:lang w:eastAsia="es-ES"/>
         </w:rPr>
-      </w:pPr>
-      <w:r>
+        <w:t>configureStore.js</w:t>
+      </w:r>
+    </w:p>
+    <w:p>
+      <w:pPr>
+        <w:rPr>
+          <w:lang w:eastAsia="es-ES"/>
+        </w:rPr>
+      </w:pPr>
+      <w:r>
+        <w:rPr>
+          <w:lang w:eastAsia="es-ES"/>
+        </w:rPr>
+        <w:t xml:space="preserve">La función </w:t>
+      </w:r>
+      <w:proofErr w:type="spellStart"/>
+      <w:r>
+        <w:rPr>
+          <w:lang w:eastAsia="es-ES"/>
+        </w:rPr>
+        <w:t>ConfigureStore</w:t>
+      </w:r>
+      <w:proofErr w:type="spellEnd"/>
+      <w:r>
+        <w:rPr>
+          <w:lang w:eastAsia="es-ES"/>
+        </w:rPr>
+        <w:t xml:space="preserve">() utiliza </w:t>
+      </w:r>
+      <w:proofErr w:type="spellStart"/>
+      <w:r>
+        <w:rPr>
+          <w:lang w:eastAsia="es-ES"/>
+        </w:rPr>
+        <w:t>configureStore</w:t>
+      </w:r>
+      <w:proofErr w:type="spellEnd"/>
+      <w:r>
+        <w:rPr>
+          <w:lang w:eastAsia="es-ES"/>
+        </w:rPr>
+        <w:t xml:space="preserve"> de @reduxjs/toolkit para crear el store combinando los cuatro </w:t>
+      </w:r>
+      <w:proofErr w:type="spellStart"/>
+      <w:r>
+        <w:rPr>
+          <w:lang w:eastAsia="es-ES"/>
+        </w:rPr>
+        <w:t>reducers</w:t>
+      </w:r>
+      <w:proofErr w:type="spellEnd"/>
+      <w:r>
+        <w:rPr>
+          <w:lang w:eastAsia="es-ES"/>
+        </w:rPr>
+        <w:t xml:space="preserve">. </w:t>
+      </w:r>
+      <w:proofErr w:type="spellStart"/>
+      <w:r>
+        <w:rPr>
+          <w:lang w:eastAsia="es-ES"/>
+        </w:rPr>
+        <w:t>Redux</w:t>
+      </w:r>
+      <w:proofErr w:type="spellEnd"/>
+      <w:r>
+        <w:rPr>
+          <w:lang w:eastAsia="es-ES"/>
+        </w:rPr>
+        <w:t xml:space="preserve"> </w:t>
+      </w:r>
+      <w:proofErr w:type="spellStart"/>
+      <w:r>
+        <w:rPr>
+          <w:lang w:eastAsia="es-ES"/>
+        </w:rPr>
+        <w:t>Toolkit</w:t>
+      </w:r>
+      <w:proofErr w:type="spellEnd"/>
+      <w:r>
+        <w:rPr>
+          <w:lang w:eastAsia="es-ES"/>
+        </w:rPr>
+        <w:t xml:space="preserve"> incluye por defecto el middleware </w:t>
+      </w:r>
+      <w:proofErr w:type="spellStart"/>
+      <w:r>
+        <w:rPr>
+          <w:lang w:eastAsia="es-ES"/>
+        </w:rPr>
+        <w:t>Thunk</w:t>
+      </w:r>
+      <w:proofErr w:type="spellEnd"/>
+      <w:r>
+        <w:rPr>
+          <w:lang w:eastAsia="es-ES"/>
+        </w:rPr>
+        <w:t xml:space="preserve">, por lo que no es necesario configurarlo manualmente. Cada </w:t>
+      </w:r>
+      <w:proofErr w:type="spellStart"/>
+      <w:r>
+        <w:rPr>
+          <w:lang w:eastAsia="es-ES"/>
+        </w:rPr>
+        <w:t>reducer</w:t>
+      </w:r>
+      <w:proofErr w:type="spellEnd"/>
+      <w:r>
+        <w:rPr>
+          <w:lang w:eastAsia="es-ES"/>
+        </w:rPr>
+        <w:t xml:space="preserve"> gestiona su propia porción del estado global.</w:t>
+      </w:r>
+    </w:p>
+    <w:p>
+      <w:pPr>
         <w:rPr>
           <w:b/>
           <w:bCs/>
           <w:lang w:eastAsia="es-ES"/>
         </w:rPr>
-        <w:t>ActionTypes.js</w:t>
-      </w:r>
-    </w:p>
-    <w:p>
-      <w:pPr>
-        <w:rPr>
-          <w:lang w:eastAsia="es-ES"/>
-        </w:rPr>
-      </w:pPr>
-      <w:r>
-        <w:rPr>
-          <w:lang w:eastAsia="es-ES"/>
-        </w:rPr>
-        <w:t>Define constantes de cadena para todos los tipos de acciones posibles. Para cada entidad (excursiones, cabeceras, actividades, comentarios) se definen tres tipos: LOADING (la petición ha comenzado), ADD (los datos han llegado con éxito) y FAILED (ha ocurrido un error). Usar constantes en lugar de cadenas literales evita errores tipográficos.</w:t>
-      </w:r>
-    </w:p>
-    <w:p>
-      <w:pPr>
+      </w:pPr>
+      <w:r>
         <w:rPr>
           <w:b/>
           <w:bCs/>
           <w:lang w:eastAsia="es-ES"/>
         </w:rPr>
-      </w:pPr>
-      <w:r>
+        <w:t>ActionTypes.js</w:t>
+      </w:r>
+    </w:p>
+    <w:p>
+      <w:pPr>
+        <w:rPr>
+          <w:lang w:eastAsia="es-ES"/>
+        </w:rPr>
+      </w:pPr>
+      <w:r>
+        <w:rPr>
+          <w:lang w:eastAsia="es-ES"/>
+        </w:rPr>
+        <w:t>Define constantes de cadena para todos los tipos de acciones posibles. Para cada entidad (excursiones, cabeceras, actividades, comentarios) se definen tres tipos: LOADING (la petición ha comenzado), ADD (los datos han llegado con éxito) y FAILED (ha ocurrido un error). Usar constantes en lugar de cadenas literales evita errores tipográficos.</w:t>
+      </w:r>
+    </w:p>
+    <w:p>
+      <w:pPr>
         <w:rPr>
           <w:b/>
           <w:bCs/>
           <w:lang w:eastAsia="es-ES"/>
         </w:rPr>
-        <w:t>Reducers (excursiones.js, cabeceras.js, actividades.js, comentarios.js)</w:t>
-      </w:r>
-    </w:p>
-    <w:p>
-      <w:pPr>
-        <w:rPr>
-          <w:lang w:eastAsia="es-ES"/>
-        </w:rPr>
-      </w:pPr>
-      <w:r>
-        <w:rPr>
-          <w:lang w:eastAsia="es-ES"/>
-        </w:rPr>
-        <w:t>Cada reducer gestiona el estado de un tipo de dato. El estado de cada uno incluye tres campos:</w:t>
+      </w:pPr>
+      <w:proofErr w:type="spellStart"/>
+      <w:r>
+        <w:rPr>
+          <w:b/>
+          <w:bCs/>
+          <w:lang w:eastAsia="es-ES"/>
+        </w:rPr>
+        <w:t>Reducers</w:t>
+      </w:r>
+      <w:proofErr w:type="spellEnd"/>
+      <w:r>
+        <w:rPr>
+          <w:b/>
+          <w:bCs/>
+          <w:lang w:eastAsia="es-ES"/>
+        </w:rPr>
+        <w:t xml:space="preserve"> (excursiones.js, cabeceras.js, actividades.js, comentarios.js)</w:t>
+      </w:r>
+    </w:p>
+    <w:p>
+      <w:pPr>
+        <w:rPr>
+          <w:lang w:eastAsia="es-ES"/>
+        </w:rPr>
+      </w:pPr>
+      <w:r>
+        <w:rPr>
+          <w:lang w:eastAsia="es-ES"/>
+        </w:rPr>
+        <w:t xml:space="preserve">Cada </w:t>
+      </w:r>
+      <w:proofErr w:type="spellStart"/>
+      <w:r>
+        <w:rPr>
+          <w:lang w:eastAsia="es-ES"/>
+        </w:rPr>
+        <w:t>reducer</w:t>
+      </w:r>
+      <w:proofErr w:type="spellEnd"/>
+      <w:r>
+        <w:rPr>
+          <w:lang w:eastAsia="es-ES"/>
+        </w:rPr>
+        <w:t xml:space="preserve"> gestiona el estado de un tipo de dato. El estado de cada uno incluye tres campos:</w:t>
       </w:r>
     </w:p>
     <w:p>
@@ -2615,11 +5031,19 @@
           <w:lang w:eastAsia="es-ES"/>
         </w:rPr>
       </w:pPr>
-      <w:r>
-        <w:rPr>
-          <w:lang w:eastAsia="es-ES"/>
-        </w:rPr>
-        <w:t>isLoading: booleano que indica si la petición está en curso.</w:t>
+      <w:proofErr w:type="spellStart"/>
+      <w:r>
+        <w:rPr>
+          <w:lang w:eastAsia="es-ES"/>
+        </w:rPr>
+        <w:t>isLoading</w:t>
+      </w:r>
+      <w:proofErr w:type="spellEnd"/>
+      <w:r>
+        <w:rPr>
+          <w:lang w:eastAsia="es-ES"/>
+        </w:rPr>
+        <w:t>: booleano que indica si la petición está en curso.</w:t>
       </w:r>
     </w:p>
     <w:p>
@@ -2632,11 +5056,33 @@
           <w:lang w:eastAsia="es-ES"/>
         </w:rPr>
       </w:pPr>
-      <w:r>
-        <w:rPr>
-          <w:lang w:eastAsia="es-ES"/>
-        </w:rPr>
-        <w:t>errMess: mensaje de error si la petición falló, o null.</w:t>
+      <w:proofErr w:type="spellStart"/>
+      <w:r>
+        <w:rPr>
+          <w:lang w:eastAsia="es-ES"/>
+        </w:rPr>
+        <w:t>errMess</w:t>
+      </w:r>
+      <w:proofErr w:type="spellEnd"/>
+      <w:r>
+        <w:rPr>
+          <w:lang w:eastAsia="es-ES"/>
+        </w:rPr>
+        <w:t xml:space="preserve">: mensaje de error si la petición falló, o </w:t>
+      </w:r>
+      <w:proofErr w:type="spellStart"/>
+      <w:r>
+        <w:rPr>
+          <w:lang w:eastAsia="es-ES"/>
+        </w:rPr>
+        <w:t>null</w:t>
+      </w:r>
+      <w:proofErr w:type="spellEnd"/>
+      <w:r>
+        <w:rPr>
+          <w:lang w:eastAsia="es-ES"/>
+        </w:rPr>
+        <w:t>.</w:t>
       </w:r>
     </w:p>
     <w:p>
@@ -2666,7 +5112,35 @@
         <w:rPr>
           <w:lang w:eastAsia="es-ES"/>
         </w:rPr>
-        <w:t>Mediante un switch/case, el reducer devuelve un nuevo objeto de estado en función del tipo de acción recibida, usando el spread operator para no mutar el estado anterior.</w:t>
+        <w:t xml:space="preserve">Mediante un switch/case, el </w:t>
+      </w:r>
+      <w:proofErr w:type="spellStart"/>
+      <w:r>
+        <w:rPr>
+          <w:lang w:eastAsia="es-ES"/>
+        </w:rPr>
+        <w:t>reducer</w:t>
+      </w:r>
+      <w:proofErr w:type="spellEnd"/>
+      <w:r>
+        <w:rPr>
+          <w:lang w:eastAsia="es-ES"/>
+        </w:rPr>
+        <w:t xml:space="preserve"> devuelve un nuevo objeto de estado en función del tipo de acción recibida, usando el spread </w:t>
+      </w:r>
+      <w:proofErr w:type="spellStart"/>
+      <w:r>
+        <w:rPr>
+          <w:lang w:eastAsia="es-ES"/>
+        </w:rPr>
+        <w:t>operator</w:t>
+      </w:r>
+      <w:proofErr w:type="spellEnd"/>
+      <w:r>
+        <w:rPr>
+          <w:lang w:eastAsia="es-ES"/>
+        </w:rPr>
+        <w:t xml:space="preserve"> para no mutar el estado anterior.</w:t>
       </w:r>
     </w:p>
     <w:p>
@@ -2697,85 +5171,359 @@
         <w:rPr>
           <w:lang w:eastAsia="es-ES"/>
         </w:rPr>
-        <w:t>Contiene las funciones Thunk que realizan las peticiones HTTP a la REST API. Gracias al middleware Thunk, estas funciones pueden devolver otra función (en lugar de un objeto) que recibe dispatch como argumento, permitiendo encadenar múltiples dispatches asíncronos. El patrón es idéntico para los cuatro recursos:</w:t>
-      </w:r>
-    </w:p>
-    <w:p>
-      <w:pPr>
-        <w:rPr>
-          <w:lang w:eastAsia="es-ES"/>
-        </w:rPr>
-      </w:pPr>
-      <w:r>
-        <w:rPr>
-          <w:lang w:eastAsia="es-ES"/>
-        </w:rPr>
-        <w:t>fetchExcursiones = () =&gt; (dispatch) =&gt; {</w:t>
-      </w:r>
-    </w:p>
-    <w:p>
-      <w:pPr>
-        <w:rPr>
-          <w:lang w:eastAsia="es-ES"/>
-        </w:rPr>
-      </w:pPr>
-      <w:r>
-        <w:rPr>
-          <w:lang w:eastAsia="es-ES"/>
-        </w:rPr>
-        <w:t xml:space="preserve">  dispatch(excursionesLoading());          // estado: cargando</w:t>
-      </w:r>
-    </w:p>
-    <w:p>
-      <w:pPr>
-        <w:rPr>
-          <w:lang w:eastAsia="es-ES"/>
-        </w:rPr>
-      </w:pPr>
-      <w:r>
-        <w:rPr>
-          <w:lang w:eastAsia="es-ES"/>
-        </w:rPr>
-        <w:t xml:space="preserve">  return fetch(baseUrl + 'excursiones')</w:t>
-      </w:r>
-    </w:p>
-    <w:p>
-      <w:pPr>
-        <w:rPr>
-          <w:lang w:eastAsia="es-ES"/>
-        </w:rPr>
-      </w:pPr>
-      <w:r>
-        <w:rPr>
-          <w:lang w:eastAsia="es-ES"/>
-        </w:rPr>
-        <w:t xml:space="preserve">    .then(r =&gt; r.json())</w:t>
-      </w:r>
-    </w:p>
-    <w:p>
-      <w:pPr>
-        <w:rPr>
-          <w:lang w:eastAsia="es-ES"/>
-        </w:rPr>
-      </w:pPr>
-      <w:r>
-        <w:rPr>
-          <w:lang w:eastAsia="es-ES"/>
-        </w:rPr>
-        <w:t xml:space="preserve">    .then(data =&gt; dispatch(addExcursiones(data)))  // éxito</w:t>
-      </w:r>
-    </w:p>
-    <w:p>
-      <w:pPr>
-        <w:rPr>
-          <w:lang w:eastAsia="es-ES"/>
-        </w:rPr>
-      </w:pPr>
-      <w:r>
-        <w:rPr>
-          <w:lang w:eastAsia="es-ES"/>
-        </w:rPr>
-        <w:t xml:space="preserve">    .catch(err =&gt; dispatch(excursionesFailed(err.message)));  // error</w:t>
+        <w:t xml:space="preserve">Contiene las funciones </w:t>
+      </w:r>
+      <w:proofErr w:type="spellStart"/>
+      <w:r>
+        <w:rPr>
+          <w:lang w:eastAsia="es-ES"/>
+        </w:rPr>
+        <w:t>Thunk</w:t>
+      </w:r>
+      <w:proofErr w:type="spellEnd"/>
+      <w:r>
+        <w:rPr>
+          <w:lang w:eastAsia="es-ES"/>
+        </w:rPr>
+        <w:t xml:space="preserve"> que realizan las peticiones HTTP a la REST API. Gracias al middleware </w:t>
+      </w:r>
+      <w:proofErr w:type="spellStart"/>
+      <w:r>
+        <w:rPr>
+          <w:lang w:eastAsia="es-ES"/>
+        </w:rPr>
+        <w:t>Thunk</w:t>
+      </w:r>
+      <w:proofErr w:type="spellEnd"/>
+      <w:r>
+        <w:rPr>
+          <w:lang w:eastAsia="es-ES"/>
+        </w:rPr>
+        <w:t xml:space="preserve">, estas funciones pueden devolver otra función (en lugar de un objeto) que recibe </w:t>
+      </w:r>
+      <w:proofErr w:type="spellStart"/>
+      <w:r>
+        <w:rPr>
+          <w:lang w:eastAsia="es-ES"/>
+        </w:rPr>
+        <w:t>dispatch</w:t>
+      </w:r>
+      <w:proofErr w:type="spellEnd"/>
+      <w:r>
+        <w:rPr>
+          <w:lang w:eastAsia="es-ES"/>
+        </w:rPr>
+        <w:t xml:space="preserve"> como argumento, permitiendo encadenar múltiples </w:t>
+      </w:r>
+      <w:proofErr w:type="spellStart"/>
+      <w:r>
+        <w:rPr>
+          <w:lang w:eastAsia="es-ES"/>
+        </w:rPr>
+        <w:t>dispatches</w:t>
+      </w:r>
+      <w:proofErr w:type="spellEnd"/>
+      <w:r>
+        <w:rPr>
+          <w:lang w:eastAsia="es-ES"/>
+        </w:rPr>
+        <w:t xml:space="preserve"> asíncronos. El patrón es idéntico para los cuatro recursos:</w:t>
+      </w:r>
+    </w:p>
+    <w:p>
+      <w:pPr>
+        <w:rPr>
+          <w:lang w:eastAsia="es-ES"/>
+        </w:rPr>
+      </w:pPr>
+      <w:proofErr w:type="spellStart"/>
+      <w:r>
+        <w:rPr>
+          <w:lang w:eastAsia="es-ES"/>
+        </w:rPr>
+        <w:t>fetchExcursiones</w:t>
+      </w:r>
+      <w:proofErr w:type="spellEnd"/>
+      <w:r>
+        <w:rPr>
+          <w:lang w:eastAsia="es-ES"/>
+        </w:rPr>
+        <w:t xml:space="preserve"> = () =&gt; (</w:t>
+      </w:r>
+      <w:proofErr w:type="spellStart"/>
+      <w:r>
+        <w:rPr>
+          <w:lang w:eastAsia="es-ES"/>
+        </w:rPr>
+        <w:t>dispatch</w:t>
+      </w:r>
+      <w:proofErr w:type="spellEnd"/>
+      <w:r>
+        <w:rPr>
+          <w:lang w:eastAsia="es-ES"/>
+        </w:rPr>
+        <w:t>) =&gt; {</w:t>
+      </w:r>
+    </w:p>
+    <w:p>
+      <w:pPr>
+        <w:rPr>
+          <w:lang w:eastAsia="es-ES"/>
+        </w:rPr>
+      </w:pPr>
+      <w:r>
+        <w:rPr>
+          <w:lang w:eastAsia="es-ES"/>
+        </w:rPr>
+        <w:t xml:space="preserve">  </w:t>
+      </w:r>
+      <w:proofErr w:type="spellStart"/>
+      <w:r>
+        <w:rPr>
+          <w:lang w:eastAsia="es-ES"/>
+        </w:rPr>
+        <w:t>dispatch</w:t>
+      </w:r>
+      <w:proofErr w:type="spellEnd"/>
+      <w:r>
+        <w:rPr>
+          <w:lang w:eastAsia="es-ES"/>
+        </w:rPr>
+        <w:t>(</w:t>
+      </w:r>
+      <w:proofErr w:type="spellStart"/>
+      <w:r>
+        <w:rPr>
+          <w:lang w:eastAsia="es-ES"/>
+        </w:rPr>
+        <w:t>excursionesLoading</w:t>
+      </w:r>
+      <w:proofErr w:type="spellEnd"/>
+      <w:r>
+        <w:rPr>
+          <w:lang w:eastAsia="es-ES"/>
+        </w:rPr>
+        <w:t>());          // estado: cargando</w:t>
+      </w:r>
+    </w:p>
+    <w:p>
+      <w:pPr>
+        <w:rPr>
+          <w:lang w:eastAsia="es-ES"/>
+        </w:rPr>
+      </w:pPr>
+      <w:r>
+        <w:rPr>
+          <w:lang w:eastAsia="es-ES"/>
+        </w:rPr>
+        <w:t xml:space="preserve">  </w:t>
+      </w:r>
+      <w:proofErr w:type="spellStart"/>
+      <w:r>
+        <w:rPr>
+          <w:lang w:eastAsia="es-ES"/>
+        </w:rPr>
+        <w:t>return</w:t>
+      </w:r>
+      <w:proofErr w:type="spellEnd"/>
+      <w:r>
+        <w:rPr>
+          <w:lang w:eastAsia="es-ES"/>
+        </w:rPr>
+        <w:t xml:space="preserve"> </w:t>
+      </w:r>
+      <w:proofErr w:type="spellStart"/>
+      <w:r>
+        <w:rPr>
+          <w:lang w:eastAsia="es-ES"/>
+        </w:rPr>
+        <w:t>fetch</w:t>
+      </w:r>
+      <w:proofErr w:type="spellEnd"/>
+      <w:r>
+        <w:rPr>
+          <w:lang w:eastAsia="es-ES"/>
+        </w:rPr>
+        <w:t>(</w:t>
+      </w:r>
+      <w:proofErr w:type="spellStart"/>
+      <w:r>
+        <w:rPr>
+          <w:lang w:eastAsia="es-ES"/>
+        </w:rPr>
+        <w:t>baseUrl</w:t>
+      </w:r>
+      <w:proofErr w:type="spellEnd"/>
+      <w:r>
+        <w:rPr>
+          <w:lang w:eastAsia="es-ES"/>
+        </w:rPr>
+        <w:t xml:space="preserve"> + 'excursiones')</w:t>
+      </w:r>
+    </w:p>
+    <w:p>
+      <w:pPr>
+        <w:rPr>
+          <w:lang w:eastAsia="es-ES"/>
+        </w:rPr>
+      </w:pPr>
+      <w:r>
+        <w:rPr>
+          <w:lang w:eastAsia="es-ES"/>
+        </w:rPr>
+        <w:t xml:space="preserve">    .</w:t>
+      </w:r>
+      <w:proofErr w:type="spellStart"/>
+      <w:r>
+        <w:rPr>
+          <w:lang w:eastAsia="es-ES"/>
+        </w:rPr>
+        <w:t>then</w:t>
+      </w:r>
+      <w:proofErr w:type="spellEnd"/>
+      <w:r>
+        <w:rPr>
+          <w:lang w:eastAsia="es-ES"/>
+        </w:rPr>
+        <w:t xml:space="preserve">(r =&gt; </w:t>
+      </w:r>
+      <w:proofErr w:type="spellStart"/>
+      <w:r>
+        <w:rPr>
+          <w:lang w:eastAsia="es-ES"/>
+        </w:rPr>
+        <w:t>r.json</w:t>
+      </w:r>
+      <w:proofErr w:type="spellEnd"/>
+      <w:r>
+        <w:rPr>
+          <w:lang w:eastAsia="es-ES"/>
+        </w:rPr>
+        <w:t>())</w:t>
+      </w:r>
+    </w:p>
+    <w:p>
+      <w:pPr>
+        <w:rPr>
+          <w:lang w:eastAsia="es-ES"/>
+        </w:rPr>
+      </w:pPr>
+      <w:r>
+        <w:rPr>
+          <w:lang w:eastAsia="es-ES"/>
+        </w:rPr>
+        <w:t xml:space="preserve">    .</w:t>
+      </w:r>
+      <w:proofErr w:type="spellStart"/>
+      <w:r>
+        <w:rPr>
+          <w:lang w:eastAsia="es-ES"/>
+        </w:rPr>
+        <w:t>then</w:t>
+      </w:r>
+      <w:proofErr w:type="spellEnd"/>
+      <w:r>
+        <w:rPr>
+          <w:lang w:eastAsia="es-ES"/>
+        </w:rPr>
+        <w:t xml:space="preserve">(data =&gt; </w:t>
+      </w:r>
+      <w:proofErr w:type="spellStart"/>
+      <w:r>
+        <w:rPr>
+          <w:lang w:eastAsia="es-ES"/>
+        </w:rPr>
+        <w:t>dispatch</w:t>
+      </w:r>
+      <w:proofErr w:type="spellEnd"/>
+      <w:r>
+        <w:rPr>
+          <w:lang w:eastAsia="es-ES"/>
+        </w:rPr>
+        <w:t>(</w:t>
+      </w:r>
+      <w:proofErr w:type="spellStart"/>
+      <w:r>
+        <w:rPr>
+          <w:lang w:eastAsia="es-ES"/>
+        </w:rPr>
+        <w:t>addExcursiones</w:t>
+      </w:r>
+      <w:proofErr w:type="spellEnd"/>
+      <w:r>
+        <w:rPr>
+          <w:lang w:eastAsia="es-ES"/>
+        </w:rPr>
+        <w:t>(data)))  // éxito</w:t>
+      </w:r>
+    </w:p>
+    <w:p>
+      <w:pPr>
+        <w:rPr>
+          <w:lang w:eastAsia="es-ES"/>
+        </w:rPr>
+      </w:pPr>
+      <w:r>
+        <w:rPr>
+          <w:lang w:eastAsia="es-ES"/>
+        </w:rPr>
+        <w:t xml:space="preserve">    .catch(</w:t>
+      </w:r>
+      <w:proofErr w:type="spellStart"/>
+      <w:r>
+        <w:rPr>
+          <w:lang w:eastAsia="es-ES"/>
+        </w:rPr>
+        <w:t>err</w:t>
+      </w:r>
+      <w:proofErr w:type="spellEnd"/>
+      <w:r>
+        <w:rPr>
+          <w:lang w:eastAsia="es-ES"/>
+        </w:rPr>
+        <w:t xml:space="preserve"> =&gt; </w:t>
+      </w:r>
+      <w:proofErr w:type="spellStart"/>
+      <w:r>
+        <w:rPr>
+          <w:lang w:eastAsia="es-ES"/>
+        </w:rPr>
+        <w:t>dispatch</w:t>
+      </w:r>
+      <w:proofErr w:type="spellEnd"/>
+      <w:r>
+        <w:rPr>
+          <w:lang w:eastAsia="es-ES"/>
+        </w:rPr>
+        <w:t>(</w:t>
+      </w:r>
+      <w:proofErr w:type="spellStart"/>
+      <w:r>
+        <w:rPr>
+          <w:lang w:eastAsia="es-ES"/>
+        </w:rPr>
+        <w:t>excursionesFailed</w:t>
+      </w:r>
+      <w:proofErr w:type="spellEnd"/>
+      <w:r>
+        <w:rPr>
+          <w:lang w:eastAsia="es-ES"/>
+        </w:rPr>
+        <w:t>(</w:t>
+      </w:r>
+      <w:proofErr w:type="spellStart"/>
+      <w:r>
+        <w:rPr>
+          <w:lang w:eastAsia="es-ES"/>
+        </w:rPr>
+        <w:t>err.message</w:t>
+      </w:r>
+      <w:proofErr w:type="spellEnd"/>
+      <w:r>
+        <w:rPr>
+          <w:lang w:eastAsia="es-ES"/>
+        </w:rPr>
+        <w:t>)));  // error</w:t>
       </w:r>
     </w:p>
     <w:p>
@@ -2825,7 +5573,21 @@
         <w:rPr>
           <w:lang w:eastAsia="es-ES"/>
         </w:rPr>
-        <w:t>La refactorización consiste en conectar cada componente al store Redux, eliminando la carga local de datos. Los cambios afectan a cinco ficheros:</w:t>
+        <w:t xml:space="preserve">La refactorización consiste en conectar cada componente al store </w:t>
+      </w:r>
+      <w:proofErr w:type="spellStart"/>
+      <w:r>
+        <w:rPr>
+          <w:lang w:eastAsia="es-ES"/>
+        </w:rPr>
+        <w:t>Redux</w:t>
+      </w:r>
+      <w:proofErr w:type="spellEnd"/>
+      <w:r>
+        <w:rPr>
+          <w:lang w:eastAsia="es-ES"/>
+        </w:rPr>
+        <w:t>, eliminando la carga local de datos. Los cambios afectan a cinco ficheros:</w:t>
       </w:r>
     </w:p>
     <w:p>
@@ -2855,118 +5617,280 @@
         <w:rPr>
           <w:lang w:eastAsia="es-ES"/>
         </w:rPr>
-        <w:t>Se añade el Provider de React-Redux envolviendo toda la aplicación, y se crea el store llamando a ConfigureStore(). Esto hace que el store sea accesible para cualquier componente descendiente.</w:t>
-      </w:r>
-    </w:p>
-    <w:p>
-      <w:pPr>
-        <w:rPr>
-          <w:lang w:eastAsia="es-ES"/>
-        </w:rPr>
-      </w:pPr>
-      <w:r>
-        <w:rPr>
-          <w:lang w:eastAsia="es-ES"/>
-        </w:rPr>
-        <w:t>const store = ConfigureStore();</w:t>
-      </w:r>
-    </w:p>
-    <w:p>
-      <w:pPr>
-        <w:rPr>
-          <w:lang w:eastAsia="es-ES"/>
-        </w:rPr>
-      </w:pPr>
-    </w:p>
-    <w:p>
-      <w:pPr>
-        <w:rPr>
-          <w:lang w:eastAsia="es-ES"/>
-        </w:rPr>
-      </w:pPr>
-      <w:r>
-        <w:rPr>
-          <w:lang w:eastAsia="es-ES"/>
-        </w:rPr>
-        <w:t>&lt;Provider store={store}&gt;</w:t>
-      </w:r>
-    </w:p>
-    <w:p>
-      <w:pPr>
-        <w:rPr>
-          <w:lang w:eastAsia="es-ES"/>
-        </w:rPr>
-      </w:pPr>
-      <w:r>
-        <w:rPr>
-          <w:lang w:eastAsia="es-ES"/>
-        </w:rPr>
-        <w:t xml:space="preserve">  &lt;SafeAreaProvider&gt;</w:t>
-      </w:r>
-    </w:p>
-    <w:p>
-      <w:pPr>
-        <w:rPr>
-          <w:lang w:eastAsia="es-ES"/>
-        </w:rPr>
-      </w:pPr>
-      <w:r>
-        <w:rPr>
-          <w:lang w:eastAsia="es-ES"/>
-        </w:rPr>
-        <w:t xml:space="preserve">    &lt;PaperProvider&gt;</w:t>
-      </w:r>
-    </w:p>
-    <w:p>
-      <w:pPr>
-        <w:rPr>
-          <w:lang w:eastAsia="es-ES"/>
-        </w:rPr>
-      </w:pPr>
-      <w:r>
-        <w:rPr>
-          <w:lang w:eastAsia="es-ES"/>
-        </w:rPr>
-        <w:t xml:space="preserve">      &lt;Campobase /&gt;</w:t>
-      </w:r>
-    </w:p>
-    <w:p>
-      <w:pPr>
-        <w:rPr>
-          <w:lang w:eastAsia="es-ES"/>
-        </w:rPr>
-      </w:pPr>
-      <w:r>
-        <w:rPr>
-          <w:lang w:eastAsia="es-ES"/>
-        </w:rPr>
-        <w:t xml:space="preserve">    &lt;/PaperProvider&gt;</w:t>
-      </w:r>
-    </w:p>
-    <w:p>
-      <w:pPr>
-        <w:rPr>
-          <w:lang w:eastAsia="es-ES"/>
-        </w:rPr>
-      </w:pPr>
-      <w:r>
-        <w:rPr>
-          <w:lang w:eastAsia="es-ES"/>
-        </w:rPr>
-        <w:t xml:space="preserve">  &lt;/SafeAreaProvider&gt;</w:t>
-      </w:r>
-    </w:p>
-    <w:p>
-      <w:pPr>
-        <w:rPr>
-          <w:lang w:eastAsia="es-ES"/>
-        </w:rPr>
-      </w:pPr>
-      <w:r>
-        <w:rPr>
-          <w:lang w:eastAsia="es-ES"/>
-        </w:rPr>
-        <w:t>&lt;/Provider&gt;</w:t>
+        <w:t xml:space="preserve">Se añade el </w:t>
+      </w:r>
+      <w:proofErr w:type="spellStart"/>
+      <w:r>
+        <w:rPr>
+          <w:lang w:eastAsia="es-ES"/>
+        </w:rPr>
+        <w:t>Provider</w:t>
+      </w:r>
+      <w:proofErr w:type="spellEnd"/>
+      <w:r>
+        <w:rPr>
+          <w:lang w:eastAsia="es-ES"/>
+        </w:rPr>
+        <w:t xml:space="preserve"> de </w:t>
+      </w:r>
+      <w:proofErr w:type="spellStart"/>
+      <w:r>
+        <w:rPr>
+          <w:lang w:eastAsia="es-ES"/>
+        </w:rPr>
+        <w:t>React-Redux</w:t>
+      </w:r>
+      <w:proofErr w:type="spellEnd"/>
+      <w:r>
+        <w:rPr>
+          <w:lang w:eastAsia="es-ES"/>
+        </w:rPr>
+        <w:t xml:space="preserve"> envolviendo toda la aplicación, y se crea el store llamando a </w:t>
+      </w:r>
+      <w:proofErr w:type="spellStart"/>
+      <w:r>
+        <w:rPr>
+          <w:lang w:eastAsia="es-ES"/>
+        </w:rPr>
+        <w:t>ConfigureStore</w:t>
+      </w:r>
+      <w:proofErr w:type="spellEnd"/>
+      <w:r>
+        <w:rPr>
+          <w:lang w:eastAsia="es-ES"/>
+        </w:rPr>
+        <w:t>(). Esto hace que el store sea accesible para cualquier componente descendiente.</w:t>
+      </w:r>
+    </w:p>
+    <w:p>
+      <w:pPr>
+        <w:rPr>
+          <w:lang w:eastAsia="es-ES"/>
+        </w:rPr>
+      </w:pPr>
+      <w:proofErr w:type="spellStart"/>
+      <w:r>
+        <w:rPr>
+          <w:lang w:eastAsia="es-ES"/>
+        </w:rPr>
+        <w:t>const</w:t>
+      </w:r>
+      <w:proofErr w:type="spellEnd"/>
+      <w:r>
+        <w:rPr>
+          <w:lang w:eastAsia="es-ES"/>
+        </w:rPr>
+        <w:t xml:space="preserve"> store = </w:t>
+      </w:r>
+      <w:proofErr w:type="spellStart"/>
+      <w:r>
+        <w:rPr>
+          <w:lang w:eastAsia="es-ES"/>
+        </w:rPr>
+        <w:t>ConfigureStore</w:t>
+      </w:r>
+      <w:proofErr w:type="spellEnd"/>
+      <w:r>
+        <w:rPr>
+          <w:lang w:eastAsia="es-ES"/>
+        </w:rPr>
+        <w:t>();</w:t>
+      </w:r>
+    </w:p>
+    <w:p>
+      <w:pPr>
+        <w:rPr>
+          <w:lang w:eastAsia="es-ES"/>
+        </w:rPr>
+      </w:pPr>
+    </w:p>
+    <w:p>
+      <w:pPr>
+        <w:rPr>
+          <w:lang w:eastAsia="es-ES"/>
+        </w:rPr>
+      </w:pPr>
+      <w:r>
+        <w:rPr>
+          <w:lang w:eastAsia="es-ES"/>
+        </w:rPr>
+        <w:t>&lt;</w:t>
+      </w:r>
+      <w:proofErr w:type="spellStart"/>
+      <w:r>
+        <w:rPr>
+          <w:lang w:eastAsia="es-ES"/>
+        </w:rPr>
+        <w:t>Provider</w:t>
+      </w:r>
+      <w:proofErr w:type="spellEnd"/>
+      <w:r>
+        <w:rPr>
+          <w:lang w:eastAsia="es-ES"/>
+        </w:rPr>
+        <w:t xml:space="preserve"> store={store}&gt;</w:t>
+      </w:r>
+    </w:p>
+    <w:p>
+      <w:pPr>
+        <w:rPr>
+          <w:lang w:eastAsia="es-ES"/>
+        </w:rPr>
+      </w:pPr>
+      <w:r>
+        <w:rPr>
+          <w:lang w:eastAsia="es-ES"/>
+        </w:rPr>
+        <w:t xml:space="preserve">  &lt;</w:t>
+      </w:r>
+      <w:proofErr w:type="spellStart"/>
+      <w:r>
+        <w:rPr>
+          <w:lang w:eastAsia="es-ES"/>
+        </w:rPr>
+        <w:t>SafeAreaProvider</w:t>
+      </w:r>
+      <w:proofErr w:type="spellEnd"/>
+      <w:r>
+        <w:rPr>
+          <w:lang w:eastAsia="es-ES"/>
+        </w:rPr>
+        <w:t>&gt;</w:t>
+      </w:r>
+    </w:p>
+    <w:p>
+      <w:pPr>
+        <w:rPr>
+          <w:lang w:eastAsia="es-ES"/>
+        </w:rPr>
+      </w:pPr>
+      <w:r>
+        <w:rPr>
+          <w:lang w:eastAsia="es-ES"/>
+        </w:rPr>
+        <w:t xml:space="preserve">    &lt;</w:t>
+      </w:r>
+      <w:proofErr w:type="spellStart"/>
+      <w:r>
+        <w:rPr>
+          <w:lang w:eastAsia="es-ES"/>
+        </w:rPr>
+        <w:t>PaperProvider</w:t>
+      </w:r>
+      <w:proofErr w:type="spellEnd"/>
+      <w:r>
+        <w:rPr>
+          <w:lang w:eastAsia="es-ES"/>
+        </w:rPr>
+        <w:t>&gt;</w:t>
+      </w:r>
+    </w:p>
+    <w:p>
+      <w:pPr>
+        <w:rPr>
+          <w:lang w:eastAsia="es-ES"/>
+        </w:rPr>
+      </w:pPr>
+      <w:r>
+        <w:rPr>
+          <w:lang w:eastAsia="es-ES"/>
+        </w:rPr>
+        <w:t xml:space="preserve">      &lt;</w:t>
+      </w:r>
+      <w:proofErr w:type="spellStart"/>
+      <w:r>
+        <w:rPr>
+          <w:lang w:eastAsia="es-ES"/>
+        </w:rPr>
+        <w:t>Campobase</w:t>
+      </w:r>
+      <w:proofErr w:type="spellEnd"/>
+      <w:r>
+        <w:rPr>
+          <w:lang w:eastAsia="es-ES"/>
+        </w:rPr>
+        <w:t xml:space="preserve"> /&gt;</w:t>
+      </w:r>
+    </w:p>
+    <w:p>
+      <w:pPr>
+        <w:rPr>
+          <w:lang w:eastAsia="es-ES"/>
+        </w:rPr>
+      </w:pPr>
+      <w:r>
+        <w:rPr>
+          <w:lang w:eastAsia="es-ES"/>
+        </w:rPr>
+        <w:t xml:space="preserve">    &lt;/</w:t>
+      </w:r>
+      <w:proofErr w:type="spellStart"/>
+      <w:r>
+        <w:rPr>
+          <w:lang w:eastAsia="es-ES"/>
+        </w:rPr>
+        <w:t>PaperProvider</w:t>
+      </w:r>
+      <w:proofErr w:type="spellEnd"/>
+      <w:r>
+        <w:rPr>
+          <w:lang w:eastAsia="es-ES"/>
+        </w:rPr>
+        <w:t>&gt;</w:t>
+      </w:r>
+    </w:p>
+    <w:p>
+      <w:pPr>
+        <w:rPr>
+          <w:lang w:eastAsia="es-ES"/>
+        </w:rPr>
+      </w:pPr>
+      <w:r>
+        <w:rPr>
+          <w:lang w:eastAsia="es-ES"/>
+        </w:rPr>
+        <w:t xml:space="preserve">  &lt;/</w:t>
+      </w:r>
+      <w:proofErr w:type="spellStart"/>
+      <w:r>
+        <w:rPr>
+          <w:lang w:eastAsia="es-ES"/>
+        </w:rPr>
+        <w:t>SafeAreaProvider</w:t>
+      </w:r>
+      <w:proofErr w:type="spellEnd"/>
+      <w:r>
+        <w:rPr>
+          <w:lang w:eastAsia="es-ES"/>
+        </w:rPr>
+        <w:t>&gt;</w:t>
+      </w:r>
+    </w:p>
+    <w:p>
+      <w:pPr>
+        <w:rPr>
+          <w:lang w:eastAsia="es-ES"/>
+        </w:rPr>
+      </w:pPr>
+      <w:r>
+        <w:rPr>
+          <w:lang w:eastAsia="es-ES"/>
+        </w:rPr>
+        <w:t>&lt;/</w:t>
+      </w:r>
+      <w:proofErr w:type="spellStart"/>
+      <w:r>
+        <w:rPr>
+          <w:lang w:eastAsia="es-ES"/>
+        </w:rPr>
+        <w:t>Provider</w:t>
+      </w:r>
+      <w:proofErr w:type="spellEnd"/>
+      <w:r>
+        <w:rPr>
+          <w:lang w:eastAsia="es-ES"/>
+        </w:rPr>
+        <w:t>&gt;</w:t>
       </w:r>
     </w:p>
     <w:p>
@@ -3013,7 +5937,35 @@
         <w:rPr>
           <w:lang w:eastAsia="es-ES"/>
         </w:rPr>
-        <w:t>En componentDidMount() se despachan los cuatro fetchs para cargar todos los datos al arrancar la app.</w:t>
+        <w:t xml:space="preserve">En </w:t>
+      </w:r>
+      <w:proofErr w:type="spellStart"/>
+      <w:r>
+        <w:rPr>
+          <w:lang w:eastAsia="es-ES"/>
+        </w:rPr>
+        <w:t>componentDidMount</w:t>
+      </w:r>
+      <w:proofErr w:type="spellEnd"/>
+      <w:r>
+        <w:rPr>
+          <w:lang w:eastAsia="es-ES"/>
+        </w:rPr>
+        <w:t xml:space="preserve">() se despachan los cuatro </w:t>
+      </w:r>
+      <w:proofErr w:type="spellStart"/>
+      <w:r>
+        <w:rPr>
+          <w:lang w:eastAsia="es-ES"/>
+        </w:rPr>
+        <w:t>fetchs</w:t>
+      </w:r>
+      <w:proofErr w:type="spellEnd"/>
+      <w:r>
+        <w:rPr>
+          <w:lang w:eastAsia="es-ES"/>
+        </w:rPr>
+        <w:t xml:space="preserve"> para cargar todos los datos al arrancar la app.</w:t>
       </w:r>
     </w:p>
     <w:p>
@@ -3030,7 +5982,49 @@
         <w:rPr>
           <w:lang w:eastAsia="es-ES"/>
         </w:rPr>
-        <w:t>Con mapDispatchToProps se conectan las ActionCreators como props del componente.</w:t>
+        <w:t xml:space="preserve">Con </w:t>
+      </w:r>
+      <w:proofErr w:type="spellStart"/>
+      <w:r>
+        <w:rPr>
+          <w:lang w:eastAsia="es-ES"/>
+        </w:rPr>
+        <w:t>mapDispatchToProps</w:t>
+      </w:r>
+      <w:proofErr w:type="spellEnd"/>
+      <w:r>
+        <w:rPr>
+          <w:lang w:eastAsia="es-ES"/>
+        </w:rPr>
+        <w:t xml:space="preserve"> se conectan las </w:t>
+      </w:r>
+      <w:proofErr w:type="spellStart"/>
+      <w:r>
+        <w:rPr>
+          <w:lang w:eastAsia="es-ES"/>
+        </w:rPr>
+        <w:t>ActionCreators</w:t>
+      </w:r>
+      <w:proofErr w:type="spellEnd"/>
+      <w:r>
+        <w:rPr>
+          <w:lang w:eastAsia="es-ES"/>
+        </w:rPr>
+        <w:t xml:space="preserve"> como </w:t>
+      </w:r>
+      <w:proofErr w:type="spellStart"/>
+      <w:r>
+        <w:rPr>
+          <w:lang w:eastAsia="es-ES"/>
+        </w:rPr>
+        <w:t>props</w:t>
+      </w:r>
+      <w:proofErr w:type="spellEnd"/>
+      <w:r>
+        <w:rPr>
+          <w:lang w:eastAsia="es-ES"/>
+        </w:rPr>
+        <w:t xml:space="preserve"> del componente.</w:t>
       </w:r>
     </w:p>
     <w:p>
@@ -3048,20 +6042,62 @@
           <w:lang w:eastAsia="es-ES"/>
         </w:rPr>
         <w:lastRenderedPageBreak/>
-        <w:t>Con mapStateToProps se extrae el estado de excursiones para pasárselo a los navegadores que lo necesitan.</w:t>
-      </w:r>
-    </w:p>
-    <w:p>
-      <w:pPr>
-        <w:rPr>
-          <w:lang w:eastAsia="es-ES"/>
-        </w:rPr>
-      </w:pPr>
-      <w:r>
-        <w:rPr>
-          <w:lang w:eastAsia="es-ES"/>
-        </w:rPr>
-        <w:t>Se elimina el constructor (ya no hay estado local de datos) y las referencias a this.state.excursiones se sustituyen por this.props.excursiones.excursiones.</w:t>
+        <w:t xml:space="preserve">Con </w:t>
+      </w:r>
+      <w:proofErr w:type="spellStart"/>
+      <w:r>
+        <w:rPr>
+          <w:lang w:eastAsia="es-ES"/>
+        </w:rPr>
+        <w:t>mapStateToProps</w:t>
+      </w:r>
+      <w:proofErr w:type="spellEnd"/>
+      <w:r>
+        <w:rPr>
+          <w:lang w:eastAsia="es-ES"/>
+        </w:rPr>
+        <w:t xml:space="preserve"> se extrae el estado de excursiones para pasárselo a los navegadores que lo necesitan.</w:t>
+      </w:r>
+    </w:p>
+    <w:p>
+      <w:pPr>
+        <w:rPr>
+          <w:lang w:eastAsia="es-ES"/>
+        </w:rPr>
+      </w:pPr>
+      <w:r>
+        <w:rPr>
+          <w:lang w:eastAsia="es-ES"/>
+        </w:rPr>
+        <w:t xml:space="preserve">Se elimina el constructor (ya no hay estado local de datos) y las referencias a </w:t>
+      </w:r>
+      <w:proofErr w:type="spellStart"/>
+      <w:r>
+        <w:rPr>
+          <w:lang w:eastAsia="es-ES"/>
+        </w:rPr>
+        <w:t>this.state.excursiones</w:t>
+      </w:r>
+      <w:proofErr w:type="spellEnd"/>
+      <w:r>
+        <w:rPr>
+          <w:lang w:eastAsia="es-ES"/>
+        </w:rPr>
+        <w:t xml:space="preserve"> se sustituyen por </w:t>
+      </w:r>
+      <w:proofErr w:type="spellStart"/>
+      <w:r>
+        <w:rPr>
+          <w:lang w:eastAsia="es-ES"/>
+        </w:rPr>
+        <w:t>this.props.excursiones.excursiones</w:t>
+      </w:r>
+      <w:proofErr w:type="spellEnd"/>
+      <w:r>
+        <w:rPr>
+          <w:lang w:eastAsia="es-ES"/>
+        </w:rPr>
+        <w:t>.</w:t>
       </w:r>
     </w:p>
     <w:p>
@@ -3091,7 +6127,77 @@
         <w:rPr>
           <w:lang w:eastAsia="es-ES"/>
         </w:rPr>
-        <w:t>Se eliminan los imports de datos locales (EXCURSIONES, CABECERAS, ACTIVIDADES) y el constructor. Los tres RenderItem ahora leen de this.props en lugar de this.state, extrayendo los datos mediante mapStateToProps.</w:t>
+        <w:t xml:space="preserve">Se eliminan los </w:t>
+      </w:r>
+      <w:proofErr w:type="spellStart"/>
+      <w:r>
+        <w:rPr>
+          <w:lang w:eastAsia="es-ES"/>
+        </w:rPr>
+        <w:t>imports</w:t>
+      </w:r>
+      <w:proofErr w:type="spellEnd"/>
+      <w:r>
+        <w:rPr>
+          <w:lang w:eastAsia="es-ES"/>
+        </w:rPr>
+        <w:t xml:space="preserve"> de datos locales (EXCURSIONES, CABECERAS, ACTIVIDADES) y el constructor. Los tres </w:t>
+      </w:r>
+      <w:proofErr w:type="spellStart"/>
+      <w:r>
+        <w:rPr>
+          <w:lang w:eastAsia="es-ES"/>
+        </w:rPr>
+        <w:t>RenderItem</w:t>
+      </w:r>
+      <w:proofErr w:type="spellEnd"/>
+      <w:r>
+        <w:rPr>
+          <w:lang w:eastAsia="es-ES"/>
+        </w:rPr>
+        <w:t xml:space="preserve"> ahora leen de </w:t>
+      </w:r>
+      <w:proofErr w:type="spellStart"/>
+      <w:r>
+        <w:rPr>
+          <w:lang w:eastAsia="es-ES"/>
+        </w:rPr>
+        <w:t>this.props</w:t>
+      </w:r>
+      <w:proofErr w:type="spellEnd"/>
+      <w:r>
+        <w:rPr>
+          <w:lang w:eastAsia="es-ES"/>
+        </w:rPr>
+        <w:t xml:space="preserve"> en lugar de </w:t>
+      </w:r>
+      <w:proofErr w:type="spellStart"/>
+      <w:r>
+        <w:rPr>
+          <w:lang w:eastAsia="es-ES"/>
+        </w:rPr>
+        <w:t>this.state</w:t>
+      </w:r>
+      <w:proofErr w:type="spellEnd"/>
+      <w:r>
+        <w:rPr>
+          <w:lang w:eastAsia="es-ES"/>
+        </w:rPr>
+        <w:t xml:space="preserve">, extrayendo los datos mediante </w:t>
+      </w:r>
+      <w:proofErr w:type="spellStart"/>
+      <w:r>
+        <w:rPr>
+          <w:lang w:eastAsia="es-ES"/>
+        </w:rPr>
+        <w:t>mapStateToProps</w:t>
+      </w:r>
+      <w:proofErr w:type="spellEnd"/>
+      <w:r>
+        <w:rPr>
+          <w:lang w:eastAsia="es-ES"/>
+        </w:rPr>
+        <w:t>.</w:t>
       </w:r>
     </w:p>
     <w:p>
@@ -3121,7 +6227,49 @@
         <w:rPr>
           <w:lang w:eastAsia="es-ES"/>
         </w:rPr>
-        <w:t>Se elimina la dependencia de ACTIVIDADES importada localmente. La función mapStateToProps proporciona las actividades como prop, y todas las referencias a ACTIVIDADES se sustituyen por this.props.actividades.actividades.</w:t>
+        <w:t xml:space="preserve">Se elimina la dependencia de ACTIVIDADES importada localmente. La función </w:t>
+      </w:r>
+      <w:proofErr w:type="spellStart"/>
+      <w:r>
+        <w:rPr>
+          <w:lang w:eastAsia="es-ES"/>
+        </w:rPr>
+        <w:t>mapStateToProps</w:t>
+      </w:r>
+      <w:proofErr w:type="spellEnd"/>
+      <w:r>
+        <w:rPr>
+          <w:lang w:eastAsia="es-ES"/>
+        </w:rPr>
+        <w:t xml:space="preserve"> proporciona las actividades como </w:t>
+      </w:r>
+      <w:proofErr w:type="spellStart"/>
+      <w:r>
+        <w:rPr>
+          <w:lang w:eastAsia="es-ES"/>
+        </w:rPr>
+        <w:t>prop</w:t>
+      </w:r>
+      <w:proofErr w:type="spellEnd"/>
+      <w:r>
+        <w:rPr>
+          <w:lang w:eastAsia="es-ES"/>
+        </w:rPr>
+        <w:t xml:space="preserve">, y todas las referencias a ACTIVIDADES se sustituyen por </w:t>
+      </w:r>
+      <w:proofErr w:type="spellStart"/>
+      <w:r>
+        <w:rPr>
+          <w:lang w:eastAsia="es-ES"/>
+        </w:rPr>
+        <w:t>this.props.actividades.actividades</w:t>
+      </w:r>
+      <w:proofErr w:type="spellEnd"/>
+      <w:r>
+        <w:rPr>
+          <w:lang w:eastAsia="es-ES"/>
+        </w:rPr>
+        <w:t>.</w:t>
       </w:r>
     </w:p>
     <w:p>
@@ -3151,7 +6299,49 @@
         <w:rPr>
           <w:lang w:eastAsia="es-ES"/>
         </w:rPr>
-        <w:t>Es el único componente que mantiene un constructor, pero únicamente para gestionar el array de favoritos[], ya que esta funcionalidad todavía no se ha implementado en Redux. Se eliminan los imports de EXCURSIONES y COMENTARIOS locales, y los datos se leen ahora del store a través de mapStateToProps.</w:t>
+        <w:t xml:space="preserve">Es el único componente que mantiene un constructor, pero únicamente para gestionar el array de favoritos[], ya que esta funcionalidad todavía no se ha implementado en </w:t>
+      </w:r>
+      <w:proofErr w:type="spellStart"/>
+      <w:r>
+        <w:rPr>
+          <w:lang w:eastAsia="es-ES"/>
+        </w:rPr>
+        <w:t>Redux</w:t>
+      </w:r>
+      <w:proofErr w:type="spellEnd"/>
+      <w:r>
+        <w:rPr>
+          <w:lang w:eastAsia="es-ES"/>
+        </w:rPr>
+        <w:t xml:space="preserve">. Se eliminan los </w:t>
+      </w:r>
+      <w:proofErr w:type="spellStart"/>
+      <w:r>
+        <w:rPr>
+          <w:lang w:eastAsia="es-ES"/>
+        </w:rPr>
+        <w:t>imports</w:t>
+      </w:r>
+      <w:proofErr w:type="spellEnd"/>
+      <w:r>
+        <w:rPr>
+          <w:lang w:eastAsia="es-ES"/>
+        </w:rPr>
+        <w:t xml:space="preserve"> de EXCURSIONES y COMENTARIOS locales, y los datos se leen ahora del store a través de </w:t>
+      </w:r>
+      <w:proofErr w:type="spellStart"/>
+      <w:r>
+        <w:rPr>
+          <w:lang w:eastAsia="es-ES"/>
+        </w:rPr>
+        <w:t>mapStateToProps</w:t>
+      </w:r>
+      <w:proofErr w:type="spellEnd"/>
+      <w:r>
+        <w:rPr>
+          <w:lang w:eastAsia="es-ES"/>
+        </w:rPr>
+        <w:t>.</w:t>
       </w:r>
     </w:p>
     <w:p>
@@ -3274,7 +6464,35 @@
               <w:rPr>
                 <w:lang w:eastAsia="es-ES"/>
               </w:rPr>
-              <w:t>App.js crea el store con ConfigureStore() y envuelve la app con &lt;Provider&gt;.</w:t>
+              <w:t xml:space="preserve">App.js crea el store con </w:t>
+            </w:r>
+            <w:proofErr w:type="spellStart"/>
+            <w:r>
+              <w:rPr>
+                <w:lang w:eastAsia="es-ES"/>
+              </w:rPr>
+              <w:t>ConfigureStore</w:t>
+            </w:r>
+            <w:proofErr w:type="spellEnd"/>
+            <w:r>
+              <w:rPr>
+                <w:lang w:eastAsia="es-ES"/>
+              </w:rPr>
+              <w:t>() y envuelve la app con &lt;</w:t>
+            </w:r>
+            <w:proofErr w:type="spellStart"/>
+            <w:r>
+              <w:rPr>
+                <w:lang w:eastAsia="es-ES"/>
+              </w:rPr>
+              <w:t>Provider</w:t>
+            </w:r>
+            <w:proofErr w:type="spellEnd"/>
+            <w:r>
+              <w:rPr>
+                <w:lang w:eastAsia="es-ES"/>
+              </w:rPr>
+              <w:t>&gt;.</w:t>
             </w:r>
           </w:p>
         </w:tc>
@@ -3337,11 +6555,47 @@
                 <w:lang w:eastAsia="es-ES"/>
               </w:rPr>
             </w:pPr>
+            <w:proofErr w:type="spellStart"/>
             <w:r>
               <w:rPr>
                 <w:lang w:eastAsia="es-ES"/>
               </w:rPr>
-              <w:t>CampobaseComponent monta y su componentDidMount() llama a los cuatro fetchs.</w:t>
+              <w:t>CampobaseComponent</w:t>
+            </w:r>
+            <w:proofErr w:type="spellEnd"/>
+            <w:r>
+              <w:rPr>
+                <w:lang w:eastAsia="es-ES"/>
+              </w:rPr>
+              <w:t xml:space="preserve"> monta y su </w:t>
+            </w:r>
+            <w:proofErr w:type="spellStart"/>
+            <w:r>
+              <w:rPr>
+                <w:lang w:eastAsia="es-ES"/>
+              </w:rPr>
+              <w:t>componentDidMount</w:t>
+            </w:r>
+            <w:proofErr w:type="spellEnd"/>
+            <w:r>
+              <w:rPr>
+                <w:lang w:eastAsia="es-ES"/>
+              </w:rPr>
+              <w:t xml:space="preserve">() llama a los cuatro </w:t>
+            </w:r>
+            <w:proofErr w:type="spellStart"/>
+            <w:r>
+              <w:rPr>
+                <w:lang w:eastAsia="es-ES"/>
+              </w:rPr>
+              <w:t>fetchs</w:t>
+            </w:r>
+            <w:proofErr w:type="spellEnd"/>
+            <w:r>
+              <w:rPr>
+                <w:lang w:eastAsia="es-ES"/>
+              </w:rPr>
+              <w:t>.</w:t>
             </w:r>
           </w:p>
         </w:tc>
@@ -3377,7 +6631,25 @@
                 <w:bCs/>
                 <w:lang w:eastAsia="es-ES"/>
               </w:rPr>
-              <w:t>3. Thunk ejecuta</w:t>
+              <w:t xml:space="preserve">3. </w:t>
+            </w:r>
+            <w:proofErr w:type="spellStart"/>
+            <w:r>
+              <w:rPr>
+                <w:b/>
+                <w:bCs/>
+                <w:lang w:eastAsia="es-ES"/>
+              </w:rPr>
+              <w:t>Thunk</w:t>
+            </w:r>
+            <w:proofErr w:type="spellEnd"/>
+            <w:r>
+              <w:rPr>
+                <w:b/>
+                <w:bCs/>
+                <w:lang w:eastAsia="es-ES"/>
+              </w:rPr>
+              <w:t xml:space="preserve"> ejecuta</w:t>
             </w:r>
           </w:p>
         </w:tc>
@@ -3408,7 +6680,35 @@
               <w:rPr>
                 <w:lang w:eastAsia="es-ES"/>
               </w:rPr>
-              <w:t>Cada ActionCreator Thunk despacha LOADING, luego lanza fetch() a la REST API.</w:t>
+              <w:t xml:space="preserve">Cada ActionCreator </w:t>
+            </w:r>
+            <w:proofErr w:type="spellStart"/>
+            <w:r>
+              <w:rPr>
+                <w:lang w:eastAsia="es-ES"/>
+              </w:rPr>
+              <w:t>Thunk</w:t>
+            </w:r>
+            <w:proofErr w:type="spellEnd"/>
+            <w:r>
+              <w:rPr>
+                <w:lang w:eastAsia="es-ES"/>
+              </w:rPr>
+              <w:t xml:space="preserve"> despacha LOADING, luego lanza </w:t>
+            </w:r>
+            <w:proofErr w:type="spellStart"/>
+            <w:r>
+              <w:rPr>
+                <w:lang w:eastAsia="es-ES"/>
+              </w:rPr>
+              <w:t>fetch</w:t>
+            </w:r>
+            <w:proofErr w:type="spellEnd"/>
+            <w:r>
+              <w:rPr>
+                <w:lang w:eastAsia="es-ES"/>
+              </w:rPr>
+              <w:t>() a la REST API.</w:t>
             </w:r>
           </w:p>
         </w:tc>
@@ -3475,7 +6775,35 @@
               <w:rPr>
                 <w:lang w:eastAsia="es-ES"/>
               </w:rPr>
-              <w:t>El servidor devuelve JSON. Thunk despacha ADD_XXX con los datos como payload.</w:t>
+              <w:t xml:space="preserve">El servidor devuelve JSON. </w:t>
+            </w:r>
+            <w:proofErr w:type="spellStart"/>
+            <w:r>
+              <w:rPr>
+                <w:lang w:eastAsia="es-ES"/>
+              </w:rPr>
+              <w:t>Thunk</w:t>
+            </w:r>
+            <w:proofErr w:type="spellEnd"/>
+            <w:r>
+              <w:rPr>
+                <w:lang w:eastAsia="es-ES"/>
+              </w:rPr>
+              <w:t xml:space="preserve"> despacha ADD_XXX con los datos como </w:t>
+            </w:r>
+            <w:proofErr w:type="spellStart"/>
+            <w:r>
+              <w:rPr>
+                <w:lang w:eastAsia="es-ES"/>
+              </w:rPr>
+              <w:t>payload</w:t>
+            </w:r>
+            <w:proofErr w:type="spellEnd"/>
+            <w:r>
+              <w:rPr>
+                <w:lang w:eastAsia="es-ES"/>
+              </w:rPr>
+              <w:t>.</w:t>
             </w:r>
           </w:p>
         </w:tc>
@@ -3511,7 +6839,25 @@
                 <w:bCs/>
                 <w:lang w:eastAsia="es-ES"/>
               </w:rPr>
-              <w:t>5. Reducer actualiza</w:t>
+              <w:t xml:space="preserve">5. </w:t>
+            </w:r>
+            <w:proofErr w:type="spellStart"/>
+            <w:r>
+              <w:rPr>
+                <w:b/>
+                <w:bCs/>
+                <w:lang w:eastAsia="es-ES"/>
+              </w:rPr>
+              <w:t>Reducer</w:t>
+            </w:r>
+            <w:proofErr w:type="spellEnd"/>
+            <w:r>
+              <w:rPr>
+                <w:b/>
+                <w:bCs/>
+                <w:lang w:eastAsia="es-ES"/>
+              </w:rPr>
+              <w:t xml:space="preserve"> actualiza</w:t>
             </w:r>
           </w:p>
         </w:tc>
@@ -3542,7 +6888,35 @@
               <w:rPr>
                 <w:lang w:eastAsia="es-ES"/>
               </w:rPr>
-              <w:t>El reducer correspondiente recibe la acción y devuelve el nuevo estado (isLoading: false, datos: [...]).</w:t>
+              <w:t xml:space="preserve">El </w:t>
+            </w:r>
+            <w:proofErr w:type="spellStart"/>
+            <w:r>
+              <w:rPr>
+                <w:lang w:eastAsia="es-ES"/>
+              </w:rPr>
+              <w:t>reducer</w:t>
+            </w:r>
+            <w:proofErr w:type="spellEnd"/>
+            <w:r>
+              <w:rPr>
+                <w:lang w:eastAsia="es-ES"/>
+              </w:rPr>
+              <w:t xml:space="preserve"> correspondiente recibe la acción y devuelve el nuevo estado (</w:t>
+            </w:r>
+            <w:proofErr w:type="spellStart"/>
+            <w:r>
+              <w:rPr>
+                <w:lang w:eastAsia="es-ES"/>
+              </w:rPr>
+              <w:t>isLoading</w:t>
+            </w:r>
+            <w:proofErr w:type="spellEnd"/>
+            <w:r>
+              <w:rPr>
+                <w:lang w:eastAsia="es-ES"/>
+              </w:rPr>
+              <w:t>: false, datos: [...]).</w:t>
             </w:r>
           </w:p>
         </w:tc>
@@ -3605,11 +6979,19 @@
                 <w:lang w:eastAsia="es-ES"/>
               </w:rPr>
             </w:pPr>
+            <w:proofErr w:type="spellStart"/>
             <w:r>
               <w:rPr>
                 <w:lang w:eastAsia="es-ES"/>
               </w:rPr>
-              <w:t>React-Redux detecta que el estado ha cambiado y notifica a los componentes conectados.</w:t>
+              <w:t>React-Redux</w:t>
+            </w:r>
+            <w:proofErr w:type="spellEnd"/>
+            <w:r>
+              <w:rPr>
+                <w:lang w:eastAsia="es-ES"/>
+              </w:rPr>
+              <w:t xml:space="preserve"> detecta que el estado ha cambiado y notifica a los componentes conectados.</w:t>
             </w:r>
           </w:p>
         </w:tc>
@@ -3646,8 +7028,18 @@
                 <w:lang w:eastAsia="es-ES"/>
               </w:rPr>
               <w:lastRenderedPageBreak/>
-              <w:t>7. UI re-renderiza</w:t>
+              <w:t xml:space="preserve">7. UI </w:t>
             </w:r>
+            <w:proofErr w:type="spellStart"/>
+            <w:r>
+              <w:rPr>
+                <w:b/>
+                <w:bCs/>
+                <w:lang w:eastAsia="es-ES"/>
+              </w:rPr>
+              <w:t>re-renderiza</w:t>
+            </w:r>
+            <w:proofErr w:type="spellEnd"/>
           </w:p>
         </w:tc>
         <w:tc>
@@ -3677,7 +7069,21 @@
               <w:rPr>
                 <w:lang w:eastAsia="es-ES"/>
               </w:rPr>
-              <w:t>Los componentes conectados reciben los nuevos datos como props y se vuelven a renderizar.</w:t>
+              <w:t xml:space="preserve">Los componentes conectados reciben los nuevos datos como </w:t>
+            </w:r>
+            <w:proofErr w:type="spellStart"/>
+            <w:r>
+              <w:rPr>
+                <w:lang w:eastAsia="es-ES"/>
+              </w:rPr>
+              <w:t>props</w:t>
+            </w:r>
+            <w:proofErr w:type="spellEnd"/>
+            <w:r>
+              <w:rPr>
+                <w:lang w:eastAsia="es-ES"/>
+              </w:rPr>
+              <w:t xml:space="preserve"> y se vuelven a renderizar.</w:t>
             </w:r>
           </w:p>
         </w:tc>
@@ -3719,76 +7125,144 @@
           <w:bCs/>
           <w:lang w:eastAsia="es-ES"/>
         </w:rPr>
-        <w:t>¿Qué es Redux-Thunk y por qué es necesario?</w:t>
-      </w:r>
-    </w:p>
-    <w:p>
-      <w:pPr>
-        <w:rPr>
-          <w:lang w:eastAsia="es-ES"/>
-        </w:rPr>
-      </w:pPr>
-      <w:r>
-        <w:rPr>
-          <w:lang w:eastAsia="es-ES"/>
-        </w:rPr>
-        <w:t>Redux, por diseño, solo admite acciones síncronas: objetos planos con un campo type. Thunk es un middleware que intercepía el dispatch y, si recibe una función en lugar de un objeto, la ejecuta pasándole dispatch como argumento. Esto permite que una ActionCreator realice operaciones asíncronas (como una llamada fetch) y emita múltiples dispatches a lo largo del tiempo (LOADING al inicio, ADD o FAILED al finalizar).</w:t>
-      </w:r>
-    </w:p>
-    <w:p>
-      <w:pPr>
-        <w:rPr>
-          <w:lang w:eastAsia="es-ES"/>
-        </w:rPr>
-      </w:pPr>
+        <w:t xml:space="preserve">¿Qué es </w:t>
+      </w:r>
+      <w:proofErr w:type="spellStart"/>
       <w:r>
         <w:rPr>
           <w:b/>
           <w:bCs/>
           <w:lang w:eastAsia="es-ES"/>
         </w:rPr>
-        <w:t>¿Por qué se mantiene el constructor en DetalleExcursion?</w:t>
-      </w:r>
-    </w:p>
-    <w:p>
-      <w:pPr>
-        <w:rPr>
-          <w:lang w:eastAsia="es-ES"/>
-        </w:rPr>
-      </w:pPr>
-      <w:r>
-        <w:rPr>
-          <w:lang w:eastAsia="es-ES"/>
-        </w:rPr>
-        <w:t>El array favoritos[] es estado local del componente: no se persiste en el servidor ni necesita ser compartido con otros componentes. Al no haberse implementado aún una solución Redux para los favoritos, el constructor conserva únicamente this.state = { favoritos: [] }, eliminando las referencias a los datos de excursiones y comentarios que ya vienen del store.</w:t>
-      </w:r>
-    </w:p>
-    <w:p>
-      <w:pPr>
-        <w:rPr>
-          <w:lang w:eastAsia="es-ES"/>
-        </w:rPr>
-      </w:pPr>
+        <w:t>Redux-Thunk</w:t>
+      </w:r>
+      <w:proofErr w:type="spellEnd"/>
       <w:r>
         <w:rPr>
           <w:b/>
           <w:bCs/>
           <w:lang w:eastAsia="es-ES"/>
         </w:rPr>
-        <w:t>¿Por qué se separan los reducers en cuatro ficheros?</w:t>
-      </w:r>
-    </w:p>
-    <w:p>
-      <w:pPr>
-        <w:rPr>
-          <w:lang w:eastAsia="es-ES"/>
-        </w:rPr>
-      </w:pPr>
-      <w:r>
-        <w:rPr>
-          <w:lang w:eastAsia="es-ES"/>
-        </w:rPr>
-        <w:t>Cada reducer gestiona una porciones coherente del estado (excursiones, cabeceras, actividades, comentarios). Esta separación, aunque introduce algo más de complejidad estructural, mejora la mantenibilidad: cada fichero es pequeño, con responsabilidad única y fácil de localizar. ConfigureStore los combina con la función combineReducers incluida en configureStore de Redux Toolkit.</w:t>
+        <w:t xml:space="preserve"> y por qué es necesario?</w:t>
+      </w:r>
+    </w:p>
+    <w:p>
+      <w:pPr>
+        <w:rPr>
+          <w:lang w:eastAsia="es-ES"/>
+        </w:rPr>
+      </w:pPr>
+      <w:proofErr w:type="spellStart"/>
+      <w:r>
+        <w:rPr>
+          <w:lang w:eastAsia="es-ES"/>
+        </w:rPr>
+        <w:t>Redux</w:t>
+      </w:r>
+      <w:proofErr w:type="spellEnd"/>
+      <w:r>
+        <w:rPr>
+          <w:lang w:eastAsia="es-ES"/>
+        </w:rPr>
+        <w:t xml:space="preserve">, por diseño, solo admite acciones síncronas: objetos planos con un campo </w:t>
+      </w:r>
+      <w:proofErr w:type="spellStart"/>
+      <w:r>
+        <w:rPr>
+          <w:lang w:eastAsia="es-ES"/>
+        </w:rPr>
+        <w:t>type</w:t>
+      </w:r>
+      <w:proofErr w:type="spellEnd"/>
+      <w:r>
+        <w:rPr>
+          <w:lang w:eastAsia="es-ES"/>
+        </w:rPr>
+        <w:t xml:space="preserve">. </w:t>
+      </w:r>
+      <w:proofErr w:type="spellStart"/>
+      <w:r>
+        <w:rPr>
+          <w:lang w:eastAsia="es-ES"/>
+        </w:rPr>
+        <w:t>Thunk</w:t>
+      </w:r>
+      <w:proofErr w:type="spellEnd"/>
+      <w:r>
+        <w:rPr>
+          <w:lang w:eastAsia="es-ES"/>
+        </w:rPr>
+        <w:t xml:space="preserve"> es un middleware que </w:t>
+      </w:r>
+      <w:proofErr w:type="spellStart"/>
+      <w:r>
+        <w:rPr>
+          <w:lang w:eastAsia="es-ES"/>
+        </w:rPr>
+        <w:t>intercepía</w:t>
+      </w:r>
+      <w:proofErr w:type="spellEnd"/>
+      <w:r>
+        <w:rPr>
+          <w:lang w:eastAsia="es-ES"/>
+        </w:rPr>
+        <w:t xml:space="preserve"> el </w:t>
+      </w:r>
+      <w:proofErr w:type="spellStart"/>
+      <w:r>
+        <w:rPr>
+          <w:lang w:eastAsia="es-ES"/>
+        </w:rPr>
+        <w:t>dispatch</w:t>
+      </w:r>
+      <w:proofErr w:type="spellEnd"/>
+      <w:r>
+        <w:rPr>
+          <w:lang w:eastAsia="es-ES"/>
+        </w:rPr>
+        <w:t xml:space="preserve"> y, si recibe una función en lugar de un objeto, la ejecuta pasándole </w:t>
+      </w:r>
+      <w:proofErr w:type="spellStart"/>
+      <w:r>
+        <w:rPr>
+          <w:lang w:eastAsia="es-ES"/>
+        </w:rPr>
+        <w:t>dispatch</w:t>
+      </w:r>
+      <w:proofErr w:type="spellEnd"/>
+      <w:r>
+        <w:rPr>
+          <w:lang w:eastAsia="es-ES"/>
+        </w:rPr>
+        <w:t xml:space="preserve"> como argumento. Esto permite que una ActionCreator realice operaciones asíncronas (como una llamada </w:t>
+      </w:r>
+      <w:proofErr w:type="spellStart"/>
+      <w:r>
+        <w:rPr>
+          <w:lang w:eastAsia="es-ES"/>
+        </w:rPr>
+        <w:t>fetch</w:t>
+      </w:r>
+      <w:proofErr w:type="spellEnd"/>
+      <w:r>
+        <w:rPr>
+          <w:lang w:eastAsia="es-ES"/>
+        </w:rPr>
+        <w:t xml:space="preserve">) y emita múltiples </w:t>
+      </w:r>
+      <w:proofErr w:type="spellStart"/>
+      <w:r>
+        <w:rPr>
+          <w:lang w:eastAsia="es-ES"/>
+        </w:rPr>
+        <w:t>dispatches</w:t>
+      </w:r>
+      <w:proofErr w:type="spellEnd"/>
+      <w:r>
+        <w:rPr>
+          <w:lang w:eastAsia="es-ES"/>
+        </w:rPr>
+        <w:t xml:space="preserve"> a lo largo del tiempo (LOADING al inicio, ADD o FAILED al finalizar).</w:t>
       </w:r>
     </w:p>
     <w:p>
@@ -3803,70 +7277,73 @@
           <w:bCs/>
           <w:lang w:eastAsia="es-ES"/>
         </w:rPr>
-        <w:t>¿Qué ocurre si la API falla?</w:t>
-      </w:r>
-    </w:p>
-    <w:p>
-      <w:pPr>
-        <w:rPr>
-          <w:lang w:eastAsia="es-ES"/>
-        </w:rPr>
-      </w:pPr>
-      <w:r>
-        <w:rPr>
-          <w:lang w:eastAsia="es-ES"/>
-        </w:rPr>
-        <w:t>Cada ActionCreator tiene un .catch() que captura el error y despacha la acción FAILED con el mensaje de error como payload. El reducer correspondiente actualiza el estado a { isLoading: false, errMess: 'mensaje' }. Los componentes pueden leer ese errMess para mostrar un indicador de error al usuario, aunque en esta práctica ese feedback visual no se ha implementado todavía.</w:t>
-      </w:r>
-    </w:p>
-    <w:p>
-      <w:pPr>
-        <w:rPr>
-          <w:lang w:eastAsia="es-ES"/>
-        </w:rPr>
-      </w:pPr>
+        <w:t xml:space="preserve">¿Por qué se mantiene el constructor en </w:t>
+      </w:r>
+      <w:proofErr w:type="spellStart"/>
       <w:r>
         <w:rPr>
           <w:b/>
           <w:bCs/>
           <w:lang w:eastAsia="es-ES"/>
         </w:rPr>
-        <w:t>¿Qué librerías se han instalado?</w:t>
-      </w:r>
-    </w:p>
-    <w:p>
-      <w:pPr>
-        <w:rPr>
-          <w:lang w:eastAsia="es-ES"/>
-        </w:rPr>
-      </w:pPr>
-      <w:r>
-        <w:rPr>
-          <w:lang w:eastAsia="es-ES"/>
-        </w:rPr>
-        <w:t>npx expo install @reduxjs/toolkit react-redux</w:t>
-      </w:r>
-    </w:p>
-    <w:p>
-      <w:pPr>
-        <w:rPr>
-          <w:lang w:eastAsia="es-ES"/>
-        </w:rPr>
-      </w:pPr>
-      <w:r>
-        <w:rPr>
-          <w:lang w:eastAsia="es-ES"/>
-        </w:rPr>
-        <w:t>Redux Toolkit incluye configureStore (que combina los reducers y añade Thunk por defecto) y simplifica la configuración respecto al Redux clásico. react-redux proporciona Provider, connect, mapStateToProps y mapDispatchToProps.</w:t>
-      </w:r>
-    </w:p>
-    <w:p>
-      <w:pPr>
+        <w:t>DetalleExcursion</w:t>
+      </w:r>
+      <w:proofErr w:type="spellEnd"/>
+      <w:r>
         <w:rPr>
           <w:b/>
           <w:bCs/>
           <w:lang w:eastAsia="es-ES"/>
         </w:rPr>
+        <w:t>?</w:t>
+      </w:r>
+    </w:p>
+    <w:p>
+      <w:pPr>
+        <w:rPr>
+          <w:lang w:eastAsia="es-ES"/>
+        </w:rPr>
+      </w:pPr>
+      <w:r>
+        <w:rPr>
+          <w:lang w:eastAsia="es-ES"/>
+        </w:rPr>
+        <w:t xml:space="preserve">El array favoritos[] es estado local del componente: no se persiste en el servidor ni necesita ser compartido con otros componentes. Al no haberse implementado aún una solución </w:t>
+      </w:r>
+      <w:proofErr w:type="spellStart"/>
+      <w:r>
+        <w:rPr>
+          <w:lang w:eastAsia="es-ES"/>
+        </w:rPr>
+        <w:t>Redux</w:t>
+      </w:r>
+      <w:proofErr w:type="spellEnd"/>
+      <w:r>
+        <w:rPr>
+          <w:lang w:eastAsia="es-ES"/>
+        </w:rPr>
+        <w:t xml:space="preserve"> para los favoritos, el constructor conserva únicamente </w:t>
+      </w:r>
+      <w:proofErr w:type="spellStart"/>
+      <w:r>
+        <w:rPr>
+          <w:lang w:eastAsia="es-ES"/>
+        </w:rPr>
+        <w:t>this.state</w:t>
+      </w:r>
+      <w:proofErr w:type="spellEnd"/>
+      <w:r>
+        <w:rPr>
+          <w:lang w:eastAsia="es-ES"/>
+        </w:rPr>
+        <w:t xml:space="preserve"> = { favoritos: [] }, eliminando las referencias a los datos de excursiones y comentarios que ya vienen del store.</w:t>
+      </w:r>
+    </w:p>
+    <w:p>
+      <w:pPr>
+        <w:rPr>
+          <w:lang w:eastAsia="es-ES"/>
+        </w:rPr>
       </w:pPr>
       <w:r>
         <w:rPr>
@@ -3874,14 +7351,477 @@
           <w:bCs/>
           <w:lang w:eastAsia="es-ES"/>
         </w:rPr>
-        <w:t xml:space="preserve">7. </w:t>
-      </w:r>
+        <w:t xml:space="preserve">¿Por qué se separan los </w:t>
+      </w:r>
+      <w:proofErr w:type="spellStart"/>
       <w:r>
         <w:rPr>
           <w:b/>
           <w:bCs/>
           <w:lang w:eastAsia="es-ES"/>
         </w:rPr>
+        <w:t>reducers</w:t>
+      </w:r>
+      <w:proofErr w:type="spellEnd"/>
+      <w:r>
+        <w:rPr>
+          <w:b/>
+          <w:bCs/>
+          <w:lang w:eastAsia="es-ES"/>
+        </w:rPr>
+        <w:t xml:space="preserve"> en cuatro ficheros?</w:t>
+      </w:r>
+    </w:p>
+    <w:p>
+      <w:pPr>
+        <w:rPr>
+          <w:lang w:eastAsia="es-ES"/>
+        </w:rPr>
+      </w:pPr>
+      <w:r>
+        <w:rPr>
+          <w:lang w:eastAsia="es-ES"/>
+        </w:rPr>
+        <w:t xml:space="preserve">Cada </w:t>
+      </w:r>
+      <w:proofErr w:type="spellStart"/>
+      <w:r>
+        <w:rPr>
+          <w:lang w:eastAsia="es-ES"/>
+        </w:rPr>
+        <w:t>reducer</w:t>
+      </w:r>
+      <w:proofErr w:type="spellEnd"/>
+      <w:r>
+        <w:rPr>
+          <w:lang w:eastAsia="es-ES"/>
+        </w:rPr>
+        <w:t xml:space="preserve"> gestiona una porciones coherente del estado (excursiones, cabeceras, actividades, comentarios). Esta separación, aunque introduce algo más de complejidad estructural, mejora la mantenibilidad: cada fichero es pequeño, con responsabilidad única y fácil de localizar. </w:t>
+      </w:r>
+      <w:proofErr w:type="spellStart"/>
+      <w:r>
+        <w:rPr>
+          <w:lang w:eastAsia="es-ES"/>
+        </w:rPr>
+        <w:t>ConfigureStore</w:t>
+      </w:r>
+      <w:proofErr w:type="spellEnd"/>
+      <w:r>
+        <w:rPr>
+          <w:lang w:eastAsia="es-ES"/>
+        </w:rPr>
+        <w:t xml:space="preserve"> los combina con la función </w:t>
+      </w:r>
+      <w:proofErr w:type="spellStart"/>
+      <w:r>
+        <w:rPr>
+          <w:lang w:eastAsia="es-ES"/>
+        </w:rPr>
+        <w:t>combineReducers</w:t>
+      </w:r>
+      <w:proofErr w:type="spellEnd"/>
+      <w:r>
+        <w:rPr>
+          <w:lang w:eastAsia="es-ES"/>
+        </w:rPr>
+        <w:t xml:space="preserve"> incluida en </w:t>
+      </w:r>
+      <w:proofErr w:type="spellStart"/>
+      <w:r>
+        <w:rPr>
+          <w:lang w:eastAsia="es-ES"/>
+        </w:rPr>
+        <w:t>configureStore</w:t>
+      </w:r>
+      <w:proofErr w:type="spellEnd"/>
+      <w:r>
+        <w:rPr>
+          <w:lang w:eastAsia="es-ES"/>
+        </w:rPr>
+        <w:t xml:space="preserve"> de </w:t>
+      </w:r>
+      <w:proofErr w:type="spellStart"/>
+      <w:r>
+        <w:rPr>
+          <w:lang w:eastAsia="es-ES"/>
+        </w:rPr>
+        <w:t>Redux</w:t>
+      </w:r>
+      <w:proofErr w:type="spellEnd"/>
+      <w:r>
+        <w:rPr>
+          <w:lang w:eastAsia="es-ES"/>
+        </w:rPr>
+        <w:t xml:space="preserve"> </w:t>
+      </w:r>
+      <w:proofErr w:type="spellStart"/>
+      <w:r>
+        <w:rPr>
+          <w:lang w:eastAsia="es-ES"/>
+        </w:rPr>
+        <w:t>Toolkit</w:t>
+      </w:r>
+      <w:proofErr w:type="spellEnd"/>
+      <w:r>
+        <w:rPr>
+          <w:lang w:eastAsia="es-ES"/>
+        </w:rPr>
+        <w:t>.</w:t>
+      </w:r>
+    </w:p>
+    <w:p>
+      <w:pPr>
+        <w:rPr>
+          <w:lang w:eastAsia="es-ES"/>
+        </w:rPr>
+      </w:pPr>
+      <w:r>
+        <w:rPr>
+          <w:b/>
+          <w:bCs/>
+          <w:lang w:eastAsia="es-ES"/>
+        </w:rPr>
+        <w:t>¿Qué ocurre si la API falla?</w:t>
+      </w:r>
+    </w:p>
+    <w:p>
+      <w:pPr>
+        <w:rPr>
+          <w:lang w:eastAsia="es-ES"/>
+        </w:rPr>
+      </w:pPr>
+      <w:r>
+        <w:rPr>
+          <w:lang w:eastAsia="es-ES"/>
+        </w:rPr>
+        <w:t xml:space="preserve">Cada ActionCreator tiene un .catch() que captura el error y despacha la acción FAILED con el mensaje de error como </w:t>
+      </w:r>
+      <w:proofErr w:type="spellStart"/>
+      <w:r>
+        <w:rPr>
+          <w:lang w:eastAsia="es-ES"/>
+        </w:rPr>
+        <w:t>payload</w:t>
+      </w:r>
+      <w:proofErr w:type="spellEnd"/>
+      <w:r>
+        <w:rPr>
+          <w:lang w:eastAsia="es-ES"/>
+        </w:rPr>
+        <w:t xml:space="preserve">. El </w:t>
+      </w:r>
+      <w:proofErr w:type="spellStart"/>
+      <w:r>
+        <w:rPr>
+          <w:lang w:eastAsia="es-ES"/>
+        </w:rPr>
+        <w:t>reducer</w:t>
+      </w:r>
+      <w:proofErr w:type="spellEnd"/>
+      <w:r>
+        <w:rPr>
+          <w:lang w:eastAsia="es-ES"/>
+        </w:rPr>
+        <w:t xml:space="preserve"> correspondiente actualiza el estado a { </w:t>
+      </w:r>
+      <w:proofErr w:type="spellStart"/>
+      <w:r>
+        <w:rPr>
+          <w:lang w:eastAsia="es-ES"/>
+        </w:rPr>
+        <w:t>isLoading</w:t>
+      </w:r>
+      <w:proofErr w:type="spellEnd"/>
+      <w:r>
+        <w:rPr>
+          <w:lang w:eastAsia="es-ES"/>
+        </w:rPr>
+        <w:t xml:space="preserve">: false, </w:t>
+      </w:r>
+      <w:proofErr w:type="spellStart"/>
+      <w:r>
+        <w:rPr>
+          <w:lang w:eastAsia="es-ES"/>
+        </w:rPr>
+        <w:t>errMess</w:t>
+      </w:r>
+      <w:proofErr w:type="spellEnd"/>
+      <w:r>
+        <w:rPr>
+          <w:lang w:eastAsia="es-ES"/>
+        </w:rPr>
+        <w:t xml:space="preserve">: 'mensaje' }. Los componentes pueden leer ese </w:t>
+      </w:r>
+      <w:proofErr w:type="spellStart"/>
+      <w:r>
+        <w:rPr>
+          <w:lang w:eastAsia="es-ES"/>
+        </w:rPr>
+        <w:t>errMess</w:t>
+      </w:r>
+      <w:proofErr w:type="spellEnd"/>
+      <w:r>
+        <w:rPr>
+          <w:lang w:eastAsia="es-ES"/>
+        </w:rPr>
+        <w:t xml:space="preserve"> para mostrar un indicador de error al usuario, aunque en esta práctica ese </w:t>
+      </w:r>
+      <w:proofErr w:type="spellStart"/>
+      <w:r>
+        <w:rPr>
+          <w:lang w:eastAsia="es-ES"/>
+        </w:rPr>
+        <w:t>feedback</w:t>
+      </w:r>
+      <w:proofErr w:type="spellEnd"/>
+      <w:r>
+        <w:rPr>
+          <w:lang w:eastAsia="es-ES"/>
+        </w:rPr>
+        <w:t xml:space="preserve"> visual no se ha implementado todavía.</w:t>
+      </w:r>
+    </w:p>
+    <w:p>
+      <w:pPr>
+        <w:rPr>
+          <w:lang w:eastAsia="es-ES"/>
+        </w:rPr>
+      </w:pPr>
+      <w:r>
+        <w:rPr>
+          <w:b/>
+          <w:bCs/>
+          <w:lang w:eastAsia="es-ES"/>
+        </w:rPr>
+        <w:t>¿Qué librerías se han instalado?</w:t>
+      </w:r>
+    </w:p>
+    <w:p>
+      <w:pPr>
+        <w:rPr>
+          <w:lang w:eastAsia="es-ES"/>
+        </w:rPr>
+      </w:pPr>
+      <w:proofErr w:type="spellStart"/>
+      <w:r>
+        <w:rPr>
+          <w:lang w:eastAsia="es-ES"/>
+        </w:rPr>
+        <w:t>npx</w:t>
+      </w:r>
+      <w:proofErr w:type="spellEnd"/>
+      <w:r>
+        <w:rPr>
+          <w:lang w:eastAsia="es-ES"/>
+        </w:rPr>
+        <w:t xml:space="preserve"> expo </w:t>
+      </w:r>
+      <w:proofErr w:type="spellStart"/>
+      <w:r>
+        <w:rPr>
+          <w:lang w:eastAsia="es-ES"/>
+        </w:rPr>
+        <w:t>install</w:t>
+      </w:r>
+      <w:proofErr w:type="spellEnd"/>
+      <w:r>
+        <w:rPr>
+          <w:lang w:eastAsia="es-ES"/>
+        </w:rPr>
+        <w:t xml:space="preserve"> @reduxjs/toolkit </w:t>
+      </w:r>
+      <w:proofErr w:type="spellStart"/>
+      <w:r>
+        <w:rPr>
+          <w:lang w:eastAsia="es-ES"/>
+        </w:rPr>
+        <w:t>react-redux</w:t>
+      </w:r>
+      <w:proofErr w:type="spellEnd"/>
+    </w:p>
+    <w:p>
+      <w:pPr>
+        <w:rPr>
+          <w:lang w:eastAsia="es-ES"/>
+        </w:rPr>
+      </w:pPr>
+      <w:proofErr w:type="spellStart"/>
+      <w:r>
+        <w:rPr>
+          <w:lang w:eastAsia="es-ES"/>
+        </w:rPr>
+        <w:t>Redux</w:t>
+      </w:r>
+      <w:proofErr w:type="spellEnd"/>
+      <w:r>
+        <w:rPr>
+          <w:lang w:eastAsia="es-ES"/>
+        </w:rPr>
+        <w:t xml:space="preserve"> </w:t>
+      </w:r>
+      <w:proofErr w:type="spellStart"/>
+      <w:r>
+        <w:rPr>
+          <w:lang w:eastAsia="es-ES"/>
+        </w:rPr>
+        <w:t>Toolkit</w:t>
+      </w:r>
+      <w:proofErr w:type="spellEnd"/>
+      <w:r>
+        <w:rPr>
+          <w:lang w:eastAsia="es-ES"/>
+        </w:rPr>
+        <w:t xml:space="preserve"> incluye </w:t>
+      </w:r>
+      <w:proofErr w:type="spellStart"/>
+      <w:r>
+        <w:rPr>
+          <w:lang w:eastAsia="es-ES"/>
+        </w:rPr>
+        <w:t>configureStore</w:t>
+      </w:r>
+      <w:proofErr w:type="spellEnd"/>
+      <w:r>
+        <w:rPr>
+          <w:lang w:eastAsia="es-ES"/>
+        </w:rPr>
+        <w:t xml:space="preserve"> (que combina los </w:t>
+      </w:r>
+      <w:proofErr w:type="spellStart"/>
+      <w:r>
+        <w:rPr>
+          <w:lang w:eastAsia="es-ES"/>
+        </w:rPr>
+        <w:t>reducers</w:t>
+      </w:r>
+      <w:proofErr w:type="spellEnd"/>
+      <w:r>
+        <w:rPr>
+          <w:lang w:eastAsia="es-ES"/>
+        </w:rPr>
+        <w:t xml:space="preserve"> y añade </w:t>
+      </w:r>
+      <w:proofErr w:type="spellStart"/>
+      <w:r>
+        <w:rPr>
+          <w:lang w:eastAsia="es-ES"/>
+        </w:rPr>
+        <w:t>Thunk</w:t>
+      </w:r>
+      <w:proofErr w:type="spellEnd"/>
+      <w:r>
+        <w:rPr>
+          <w:lang w:eastAsia="es-ES"/>
+        </w:rPr>
+        <w:t xml:space="preserve"> por defecto) y simplifica la configuración respecto al </w:t>
+      </w:r>
+      <w:proofErr w:type="spellStart"/>
+      <w:r>
+        <w:rPr>
+          <w:lang w:eastAsia="es-ES"/>
+        </w:rPr>
+        <w:t>Redux</w:t>
+      </w:r>
+      <w:proofErr w:type="spellEnd"/>
+      <w:r>
+        <w:rPr>
+          <w:lang w:eastAsia="es-ES"/>
+        </w:rPr>
+        <w:t xml:space="preserve"> clásico. </w:t>
+      </w:r>
+      <w:proofErr w:type="spellStart"/>
+      <w:r>
+        <w:rPr>
+          <w:lang w:eastAsia="es-ES"/>
+        </w:rPr>
+        <w:t>react-redux</w:t>
+      </w:r>
+      <w:proofErr w:type="spellEnd"/>
+      <w:r>
+        <w:rPr>
+          <w:lang w:eastAsia="es-ES"/>
+        </w:rPr>
+        <w:t xml:space="preserve"> proporciona </w:t>
+      </w:r>
+      <w:proofErr w:type="spellStart"/>
+      <w:r>
+        <w:rPr>
+          <w:lang w:eastAsia="es-ES"/>
+        </w:rPr>
+        <w:t>Provider</w:t>
+      </w:r>
+      <w:proofErr w:type="spellEnd"/>
+      <w:r>
+        <w:rPr>
+          <w:lang w:eastAsia="es-ES"/>
+        </w:rPr>
+        <w:t xml:space="preserve">, </w:t>
+      </w:r>
+      <w:proofErr w:type="spellStart"/>
+      <w:r>
+        <w:rPr>
+          <w:lang w:eastAsia="es-ES"/>
+        </w:rPr>
+        <w:t>connect</w:t>
+      </w:r>
+      <w:proofErr w:type="spellEnd"/>
+      <w:r>
+        <w:rPr>
+          <w:lang w:eastAsia="es-ES"/>
+        </w:rPr>
+        <w:t xml:space="preserve">, </w:t>
+      </w:r>
+      <w:proofErr w:type="spellStart"/>
+      <w:r>
+        <w:rPr>
+          <w:lang w:eastAsia="es-ES"/>
+        </w:rPr>
+        <w:t>mapStateToProps</w:t>
+      </w:r>
+      <w:proofErr w:type="spellEnd"/>
+      <w:r>
+        <w:rPr>
+          <w:lang w:eastAsia="es-ES"/>
+        </w:rPr>
+        <w:t xml:space="preserve"> y </w:t>
+      </w:r>
+      <w:proofErr w:type="spellStart"/>
+      <w:r>
+        <w:rPr>
+          <w:lang w:eastAsia="es-ES"/>
+        </w:rPr>
+        <w:t>mapDispatchToProps</w:t>
+      </w:r>
+      <w:proofErr w:type="spellEnd"/>
+      <w:r>
+        <w:rPr>
+          <w:lang w:eastAsia="es-ES"/>
+        </w:rPr>
+        <w:t>.</w:t>
+      </w:r>
+    </w:p>
+    <w:p>
+      <w:pPr>
+        <w:rPr>
+          <w:b/>
+          <w:bCs/>
+          <w:lang w:eastAsia="es-ES"/>
+        </w:rPr>
+      </w:pPr>
+      <w:r>
+        <w:rPr>
+          <w:b/>
+          <w:bCs/>
+          <w:lang w:eastAsia="es-ES"/>
+        </w:rPr>
+        <w:t xml:space="preserve">7. </w:t>
+      </w:r>
+      <w:r>
+        <w:rPr>
+          <w:b/>
+          <w:bCs/>
+          <w:lang w:eastAsia="es-ES"/>
+        </w:rPr>
         <w:t>Diagrama de flujo</w:t>
       </w:r>
     </w:p>
@@ -3894,6 +7834,7 @@
       </w:pPr>
       <w:r>
         <w:rPr>
+          <w:noProof/>
           <w:lang w:eastAsia="es-ES"/>
         </w:rPr>
         <w:lastRenderedPageBreak/>
@@ -3969,20 +7910,211 @@
         <w:rPr>
           <w:lang w:eastAsia="es-ES"/>
         </w:rPr>
-        <w:t>Tras la integración de Redux y Thunk, la arquitectura de AppGaztaroa cumple los tres principios Redux: existe una única fuente de verdad (el store), el estado es inmutable (los reducers devuelven siempre objetos nuevos) y los cambios se realizan mediante funciones puras. La aplicación obtiene ahora sus datos directamente de la REST API, eliminando la dependencia de ficheros JavaScript locales en la carpeta comun.</w:t>
-      </w:r>
-    </w:p>
-    <w:p>
-      <w:pPr>
-        <w:rPr>
-          <w:lang w:eastAsia="es-ES"/>
-        </w:rPr>
-      </w:pPr>
-      <w:r>
-        <w:rPr>
-          <w:lang w:eastAsia="es-ES"/>
-        </w:rPr>
-        <w:t>El resultado visible es idéntico al ejercicio anterior, pero la base de código está preparada para crecer: añadir nuevas entidades o funcionalidades (como persistir favoritos en el servidor) simplemente requiere añadir nuevos reducers y ActionCreators sin modificar los componentes existentes.</w:t>
+        <w:t xml:space="preserve">Tras la integración de </w:t>
+      </w:r>
+      <w:proofErr w:type="spellStart"/>
+      <w:r>
+        <w:rPr>
+          <w:lang w:eastAsia="es-ES"/>
+        </w:rPr>
+        <w:t>Redux</w:t>
+      </w:r>
+      <w:proofErr w:type="spellEnd"/>
+      <w:r>
+        <w:rPr>
+          <w:lang w:eastAsia="es-ES"/>
+        </w:rPr>
+        <w:t xml:space="preserve"> y </w:t>
+      </w:r>
+      <w:proofErr w:type="spellStart"/>
+      <w:r>
+        <w:rPr>
+          <w:lang w:eastAsia="es-ES"/>
+        </w:rPr>
+        <w:t>Thunk</w:t>
+      </w:r>
+      <w:proofErr w:type="spellEnd"/>
+      <w:r>
+        <w:rPr>
+          <w:lang w:eastAsia="es-ES"/>
+        </w:rPr>
+        <w:t xml:space="preserve">, la arquitectura de </w:t>
+      </w:r>
+      <w:proofErr w:type="spellStart"/>
+      <w:r>
+        <w:rPr>
+          <w:lang w:eastAsia="es-ES"/>
+        </w:rPr>
+        <w:t>AppGaztaroa</w:t>
+      </w:r>
+      <w:proofErr w:type="spellEnd"/>
+      <w:r>
+        <w:rPr>
+          <w:lang w:eastAsia="es-ES"/>
+        </w:rPr>
+        <w:t xml:space="preserve"> cumple los tres principios </w:t>
+      </w:r>
+      <w:proofErr w:type="spellStart"/>
+      <w:r>
+        <w:rPr>
+          <w:lang w:eastAsia="es-ES"/>
+        </w:rPr>
+        <w:t>Redux</w:t>
+      </w:r>
+      <w:proofErr w:type="spellEnd"/>
+      <w:r>
+        <w:rPr>
+          <w:lang w:eastAsia="es-ES"/>
+        </w:rPr>
+        <w:t xml:space="preserve">: existe una única fuente de verdad (el store), el estado es inmutable (los </w:t>
+      </w:r>
+      <w:proofErr w:type="spellStart"/>
+      <w:r>
+        <w:rPr>
+          <w:lang w:eastAsia="es-ES"/>
+        </w:rPr>
+        <w:t>reducers</w:t>
+      </w:r>
+      <w:proofErr w:type="spellEnd"/>
+      <w:r>
+        <w:rPr>
+          <w:lang w:eastAsia="es-ES"/>
+        </w:rPr>
+        <w:t xml:space="preserve"> devuelven siempre objetos nuevos) y los cambios se realizan mediante funciones puras. La aplicación obtiene ahora sus datos directamente de la REST API, eliminando la dependencia de ficheros JavaScript locales en la carpeta </w:t>
+      </w:r>
+      <w:proofErr w:type="spellStart"/>
+      <w:r>
+        <w:rPr>
+          <w:lang w:eastAsia="es-ES"/>
+        </w:rPr>
+        <w:t>comun</w:t>
+      </w:r>
+      <w:proofErr w:type="spellEnd"/>
+      <w:r>
+        <w:rPr>
+          <w:lang w:eastAsia="es-ES"/>
+        </w:rPr>
+        <w:t>.</w:t>
+      </w:r>
+    </w:p>
+    <w:p>
+      <w:pPr>
+        <w:rPr>
+          <w:lang w:eastAsia="es-ES"/>
+        </w:rPr>
+      </w:pPr>
+      <w:r>
+        <w:rPr>
+          <w:lang w:eastAsia="es-ES"/>
+        </w:rPr>
+        <w:t xml:space="preserve">El resultado visible es idéntico al ejercicio anterior, pero la base de código está preparada para crecer: añadir nuevas entidades o funcionalidades (como persistir favoritos en el servidor) simplemente requiere añadir nuevos </w:t>
+      </w:r>
+      <w:proofErr w:type="spellStart"/>
+      <w:r>
+        <w:rPr>
+          <w:lang w:eastAsia="es-ES"/>
+        </w:rPr>
+        <w:t>reducers</w:t>
+      </w:r>
+      <w:proofErr w:type="spellEnd"/>
+      <w:r>
+        <w:rPr>
+          <w:lang w:eastAsia="es-ES"/>
+        </w:rPr>
+        <w:t xml:space="preserve"> y </w:t>
+      </w:r>
+      <w:proofErr w:type="spellStart"/>
+      <w:r>
+        <w:rPr>
+          <w:lang w:eastAsia="es-ES"/>
+        </w:rPr>
+        <w:t>ActionCreators</w:t>
+      </w:r>
+      <w:proofErr w:type="spellEnd"/>
+      <w:r>
+        <w:rPr>
+          <w:lang w:eastAsia="es-ES"/>
+        </w:rPr>
+        <w:t xml:space="preserve"> sin modificar los componentes existentes.</w:t>
+      </w:r>
+    </w:p>
+    <w:p>
+      <w:pPr>
+        <w:rPr>
+          <w:lang w:eastAsia="es-ES"/>
+        </w:rPr>
+      </w:pPr>
+    </w:p>
+    <w:p>
+      <w:pPr>
+        <w:rPr>
+          <w:lang w:eastAsia="es-ES"/>
+        </w:rPr>
+      </w:pPr>
+    </w:p>
+    <w:p>
+      <w:pPr>
+        <w:pStyle w:val="Ttulo1"/>
+        <w:rPr>
+          <w:lang w:eastAsia="es-ES"/>
+        </w:rPr>
+      </w:pPr>
+      <w:proofErr w:type="spellStart"/>
+      <w:r>
+        <w:rPr>
+          <w:lang w:eastAsia="es-ES"/>
+        </w:rPr>
+        <w:lastRenderedPageBreak/>
+        <w:t>Commit</w:t>
+      </w:r>
+      <w:proofErr w:type="spellEnd"/>
+      <w:r>
+        <w:rPr>
+          <w:lang w:eastAsia="es-ES"/>
+        </w:rPr>
+        <w:t xml:space="preserve"> 10: “</w:t>
+      </w:r>
+      <w:proofErr w:type="spellStart"/>
+      <w:r>
+        <w:rPr>
+          <w:lang w:eastAsia="es-ES"/>
+        </w:rPr>
+        <w:t>Activity</w:t>
+      </w:r>
+      <w:proofErr w:type="spellEnd"/>
+      <w:r>
+        <w:rPr>
+          <w:lang w:eastAsia="es-ES"/>
+        </w:rPr>
+        <w:t xml:space="preserve"> </w:t>
+      </w:r>
+      <w:proofErr w:type="spellStart"/>
+      <w:r>
+        <w:rPr>
+          <w:lang w:eastAsia="es-ES"/>
+        </w:rPr>
+        <w:t>Indicator</w:t>
+      </w:r>
+      <w:proofErr w:type="spellEnd"/>
+      <w:r>
+        <w:rPr>
+          <w:lang w:eastAsia="es-ES"/>
+        </w:rPr>
+        <w:t xml:space="preserve"> y </w:t>
+      </w:r>
+      <w:proofErr w:type="spellStart"/>
+      <w:r>
+        <w:rPr>
+          <w:lang w:eastAsia="es-ES"/>
+        </w:rPr>
+        <w:t>addFavoritos</w:t>
+      </w:r>
+      <w:proofErr w:type="spellEnd"/>
+      <w:r>
+        <w:rPr>
+          <w:lang w:eastAsia="es-ES"/>
+        </w:rPr>
+        <w:t>”</w:t>
       </w:r>
     </w:p>
     <w:p>
@@ -3999,6 +8131,40 @@
           <w:lang w:eastAsia="es-ES"/>
         </w:rPr>
       </w:pPr>
+      <w:r>
+        <w:rPr>
+          <w:lang w:eastAsia="es-ES"/>
+        </w:rPr>
+        <w:t xml:space="preserve">El objetivo de esta práctica ha sido mejorar la experiencia de usuario y la arquitectura de la aplicación desarrollada en </w:t>
+      </w:r>
+      <w:proofErr w:type="spellStart"/>
+      <w:r>
+        <w:rPr>
+          <w:lang w:eastAsia="es-ES"/>
+        </w:rPr>
+        <w:t>React</w:t>
+      </w:r>
+      <w:proofErr w:type="spellEnd"/>
+      <w:r>
+        <w:rPr>
+          <w:lang w:eastAsia="es-ES"/>
+        </w:rPr>
+        <w:t xml:space="preserve"> Native mediante la incorporación de dos funcionalidades principales: un indicador de actividad durante la carga de datos y la gestión de excursiones favoritas utilizando el estado global de </w:t>
+      </w:r>
+      <w:proofErr w:type="spellStart"/>
+      <w:r>
+        <w:rPr>
+          <w:lang w:eastAsia="es-ES"/>
+        </w:rPr>
+        <w:t>Redux</w:t>
+      </w:r>
+      <w:proofErr w:type="spellEnd"/>
+      <w:r>
+        <w:rPr>
+          <w:lang w:eastAsia="es-ES"/>
+        </w:rPr>
+        <w:t>.</w:t>
+      </w:r>
     </w:p>
     <w:p>
       <w:pPr>
@@ -4007,13 +8173,54 @@
           <w:lang w:eastAsia="es-ES"/>
         </w:rPr>
       </w:pPr>
-    </w:p>
-    <w:p>
-      <w:pPr>
-        <w:rPr>
-          <w:lang w:eastAsia="es-ES"/>
-        </w:rPr>
-      </w:pPr>
+      <w:r>
+        <w:rPr>
+          <w:lang w:eastAsia="es-ES"/>
+        </w:rPr>
+        <w:t xml:space="preserve">Por un lado, se ha implementado un sistema de carga visual que permite informar al usuario cuando la aplicación está realizando peticiones a la API REST. Para ello, se ha utilizado el componente </w:t>
+      </w:r>
+      <w:proofErr w:type="spellStart"/>
+      <w:r>
+        <w:rPr>
+          <w:lang w:eastAsia="es-ES"/>
+        </w:rPr>
+        <w:t>ActivityIndicator</w:t>
+      </w:r>
+      <w:proofErr w:type="spellEnd"/>
+      <w:r>
+        <w:rPr>
+          <w:lang w:eastAsia="es-ES"/>
+        </w:rPr>
+        <w:t>, encapsulado en un componente propio reutilizable (</w:t>
+      </w:r>
+      <w:proofErr w:type="spellStart"/>
+      <w:r>
+        <w:rPr>
+          <w:lang w:eastAsia="es-ES"/>
+        </w:rPr>
+        <w:t>IndicadorActividad</w:t>
+      </w:r>
+      <w:proofErr w:type="spellEnd"/>
+      <w:r>
+        <w:rPr>
+          <w:lang w:eastAsia="es-ES"/>
+        </w:rPr>
+        <w:t xml:space="preserve">). Este indicador se ha integrado en distintas pantallas de la aplicación (Home, Calendario y </w:t>
+      </w:r>
+      <w:proofErr w:type="spellStart"/>
+      <w:r>
+        <w:rPr>
+          <w:lang w:eastAsia="es-ES"/>
+        </w:rPr>
+        <w:t>QuienesSomos</w:t>
+      </w:r>
+      <w:proofErr w:type="spellEnd"/>
+      <w:r>
+        <w:rPr>
+          <w:lang w:eastAsia="es-ES"/>
+        </w:rPr>
+        <w:t>), mostrando diferentes comportamientos en función del estado de la petición: carga en progreso, error o datos disponibles.</w:t>
+      </w:r>
     </w:p>
     <w:p>
       <w:pPr>
@@ -4022,6 +8229,68 @@
           <w:lang w:eastAsia="es-ES"/>
         </w:rPr>
       </w:pPr>
+      <w:r>
+        <w:rPr>
+          <w:lang w:eastAsia="es-ES"/>
+        </w:rPr>
+        <w:t xml:space="preserve">Por otro lado, se ha completado la funcionalidad de marcar excursiones como favoritas, trasladando su gestión desde el estado local de un componente al estado global de </w:t>
+      </w:r>
+      <w:proofErr w:type="spellStart"/>
+      <w:r>
+        <w:rPr>
+          <w:lang w:eastAsia="es-ES"/>
+        </w:rPr>
+        <w:t>Redux</w:t>
+      </w:r>
+      <w:proofErr w:type="spellEnd"/>
+      <w:r>
+        <w:rPr>
+          <w:lang w:eastAsia="es-ES"/>
+        </w:rPr>
+        <w:t xml:space="preserve">. Para ello, se han definido nuevos tipos de acciones, se han implementado funciones en los </w:t>
+      </w:r>
+      <w:proofErr w:type="spellStart"/>
+      <w:r>
+        <w:rPr>
+          <w:lang w:eastAsia="es-ES"/>
+        </w:rPr>
+        <w:t>ActionCreators</w:t>
+      </w:r>
+      <w:proofErr w:type="spellEnd"/>
+      <w:r>
+        <w:rPr>
+          <w:lang w:eastAsia="es-ES"/>
+        </w:rPr>
+        <w:t xml:space="preserve"> para simular una operación asíncrona, y se ha creado un nuevo </w:t>
+      </w:r>
+      <w:proofErr w:type="spellStart"/>
+      <w:r>
+        <w:rPr>
+          <w:lang w:eastAsia="es-ES"/>
+        </w:rPr>
+        <w:t>reducer</w:t>
+      </w:r>
+      <w:proofErr w:type="spellEnd"/>
+      <w:r>
+        <w:rPr>
+          <w:lang w:eastAsia="es-ES"/>
+        </w:rPr>
+        <w:t xml:space="preserve"> encargado de almacenar los identificadores de las excursiones favoritas. Finalmente, se ha modificado el componente </w:t>
+      </w:r>
+      <w:proofErr w:type="spellStart"/>
+      <w:r>
+        <w:rPr>
+          <w:lang w:eastAsia="es-ES"/>
+        </w:rPr>
+        <w:t>DetalleExcursion</w:t>
+      </w:r>
+      <w:proofErr w:type="spellEnd"/>
+      <w:r>
+        <w:rPr>
+          <w:lang w:eastAsia="es-ES"/>
+        </w:rPr>
+        <w:t xml:space="preserve"> para utilizar esta nueva estructura, permitiendo que los favoritos se gestionen de forma centralizada y coherente con la arquitectura de la aplicación.</w:t>
+      </w:r>
     </w:p>
     <w:p>
       <w:pPr>
@@ -4030,6 +8299,12 @@
           <w:lang w:eastAsia="es-ES"/>
         </w:rPr>
       </w:pPr>
+      <w:r>
+        <w:rPr>
+          <w:lang w:eastAsia="es-ES"/>
+        </w:rPr>
+        <w:t>En conjunto, estas mejoras han permitido hacer la aplicación más robusta, escalable y orientada a una mejor experiencia de usuario.</w:t>
+      </w:r>
     </w:p>
     <w:p>
       <w:pPr>
@@ -4038,6 +8313,12 @@
           <w:lang w:eastAsia="es-ES"/>
         </w:rPr>
       </w:pPr>
+      <w:r>
+        <w:rPr>
+          <w:lang w:eastAsia="es-ES"/>
+        </w:rPr>
+        <w:t>Para mejorar la experiencia de usuario durante la carga de datos desde la API REST, se ha incorporado un indicador de actividad en la aplicación. Este elemento permite informar visualmente al usuario de que la aplicación se encuentra procesando una petición y que los datos aún no están disponibles.</w:t>
+      </w:r>
     </w:p>
     <w:p>
       <w:pPr>
@@ -4046,6 +8327,54 @@
           <w:lang w:eastAsia="es-ES"/>
         </w:rPr>
       </w:pPr>
+      <w:r>
+        <w:rPr>
+          <w:lang w:eastAsia="es-ES"/>
+        </w:rPr>
+        <w:t xml:space="preserve">Se ha utilizado el componente nativo </w:t>
+      </w:r>
+      <w:proofErr w:type="spellStart"/>
+      <w:r>
+        <w:rPr>
+          <w:lang w:eastAsia="es-ES"/>
+        </w:rPr>
+        <w:t>ActivityIndicator</w:t>
+      </w:r>
+      <w:proofErr w:type="spellEnd"/>
+      <w:r>
+        <w:rPr>
+          <w:lang w:eastAsia="es-ES"/>
+        </w:rPr>
+        <w:t xml:space="preserve"> de </w:t>
+      </w:r>
+      <w:proofErr w:type="spellStart"/>
+      <w:r>
+        <w:rPr>
+          <w:lang w:eastAsia="es-ES"/>
+        </w:rPr>
+        <w:t>React</w:t>
+      </w:r>
+      <w:proofErr w:type="spellEnd"/>
+      <w:r>
+        <w:rPr>
+          <w:lang w:eastAsia="es-ES"/>
+        </w:rPr>
+        <w:t xml:space="preserve"> Native. Para facilitar su reutilización en distintas pantallas, se ha encapsulado dentro de un componente propio denominado </w:t>
+      </w:r>
+      <w:proofErr w:type="spellStart"/>
+      <w:r>
+        <w:rPr>
+          <w:lang w:eastAsia="es-ES"/>
+        </w:rPr>
+        <w:t>IndicadorActividad</w:t>
+      </w:r>
+      <w:proofErr w:type="spellEnd"/>
+      <w:r>
+        <w:rPr>
+          <w:lang w:eastAsia="es-ES"/>
+        </w:rPr>
+        <w:t>, en el cual también se incluye un texto informativo para el usuario.</w:t>
+      </w:r>
     </w:p>
     <w:p>
       <w:pPr>
@@ -4054,22 +8383,92 @@
           <w:lang w:eastAsia="es-ES"/>
         </w:rPr>
       </w:pPr>
-    </w:p>
-    <w:p>
-      <w:pPr>
+      <w:r>
+        <w:rPr>
+          <w:lang w:eastAsia="es-ES"/>
+        </w:rPr>
+        <w:t xml:space="preserve">La aplicación ya disponía de la información necesaria gracias al uso de </w:t>
+      </w:r>
+      <w:proofErr w:type="spellStart"/>
+      <w:r>
+        <w:rPr>
+          <w:lang w:eastAsia="es-ES"/>
+        </w:rPr>
+        <w:t>Redux</w:t>
+      </w:r>
+      <w:proofErr w:type="spellEnd"/>
+      <w:r>
+        <w:rPr>
+          <w:lang w:eastAsia="es-ES"/>
+        </w:rPr>
+        <w:t xml:space="preserve">. En concreto, cada </w:t>
+      </w:r>
+      <w:proofErr w:type="spellStart"/>
+      <w:r>
+        <w:rPr>
+          <w:lang w:eastAsia="es-ES"/>
+        </w:rPr>
+        <w:t>reducer</w:t>
+      </w:r>
+      <w:proofErr w:type="spellEnd"/>
+      <w:r>
+        <w:rPr>
+          <w:lang w:eastAsia="es-ES"/>
+        </w:rPr>
+        <w:t xml:space="preserve"> encargado de gestionar datos provenientes de la API incluye:</w:t>
+      </w:r>
+    </w:p>
+    <w:p>
+      <w:pPr>
+        <w:numPr>
+          <w:ilvl w:val="0"/>
+          <w:numId w:val="13"/>
+        </w:numPr>
         <w:jc w:val="both"/>
         <w:rPr>
           <w:lang w:eastAsia="es-ES"/>
         </w:rPr>
       </w:pPr>
-    </w:p>
-    <w:p>
-      <w:pPr>
+      <w:proofErr w:type="spellStart"/>
+      <w:r>
+        <w:rPr>
+          <w:lang w:eastAsia="es-ES"/>
+        </w:rPr>
+        <w:t>isLoading</w:t>
+      </w:r>
+      <w:proofErr w:type="spellEnd"/>
+      <w:r>
+        <w:rPr>
+          <w:lang w:eastAsia="es-ES"/>
+        </w:rPr>
+        <w:t xml:space="preserve">: indica si la petición está en curso </w:t>
+      </w:r>
+    </w:p>
+    <w:p>
+      <w:pPr>
+        <w:numPr>
+          <w:ilvl w:val="0"/>
+          <w:numId w:val="13"/>
+        </w:numPr>
         <w:jc w:val="both"/>
         <w:rPr>
           <w:lang w:eastAsia="es-ES"/>
         </w:rPr>
       </w:pPr>
+      <w:proofErr w:type="spellStart"/>
+      <w:r>
+        <w:rPr>
+          <w:lang w:eastAsia="es-ES"/>
+        </w:rPr>
+        <w:t>errMess</w:t>
+      </w:r>
+      <w:proofErr w:type="spellEnd"/>
+      <w:r>
+        <w:rPr>
+          <w:lang w:eastAsia="es-ES"/>
+        </w:rPr>
+        <w:t xml:space="preserve">: almacena un posible mensaje de error </w:t>
+      </w:r>
     </w:p>
     <w:p>
       <w:pPr>
@@ -4078,6 +8477,12 @@
           <w:lang w:eastAsia="es-ES"/>
         </w:rPr>
       </w:pPr>
+      <w:r>
+        <w:rPr>
+          <w:lang w:eastAsia="es-ES"/>
+        </w:rPr>
+        <w:t>A partir de estas propiedades, se ha implementado una lógica condicional en los componentes para determinar qué mostrar en cada momento.</w:t>
+      </w:r>
     </w:p>
     <w:p>
       <w:pPr>
@@ -4086,6 +8491,143 @@
           <w:lang w:eastAsia="es-ES"/>
         </w:rPr>
       </w:pPr>
+      <w:r>
+        <w:rPr>
+          <w:lang w:eastAsia="es-ES"/>
+        </w:rPr>
+        <w:t xml:space="preserve">Se ha seguido el mismo patrón en los distintos componentes (Home, Calendario y </w:t>
+      </w:r>
+      <w:proofErr w:type="spellStart"/>
+      <w:r>
+        <w:rPr>
+          <w:lang w:eastAsia="es-ES"/>
+        </w:rPr>
+        <w:t>QuienesSomos</w:t>
+      </w:r>
+      <w:proofErr w:type="spellEnd"/>
+      <w:r>
+        <w:rPr>
+          <w:lang w:eastAsia="es-ES"/>
+        </w:rPr>
+        <w:t>), contemplando tres casos:</w:t>
+      </w:r>
+    </w:p>
+    <w:p>
+      <w:pPr>
+        <w:numPr>
+          <w:ilvl w:val="0"/>
+          <w:numId w:val="14"/>
+        </w:numPr>
+        <w:rPr>
+          <w:lang w:eastAsia="es-ES"/>
+        </w:rPr>
+      </w:pPr>
+      <w:r>
+        <w:rPr>
+          <w:lang w:eastAsia="es-ES"/>
+        </w:rPr>
+        <w:t>Carga en progreso (</w:t>
+      </w:r>
+      <w:proofErr w:type="spellStart"/>
+      <w:r>
+        <w:rPr>
+          <w:lang w:eastAsia="es-ES"/>
+        </w:rPr>
+        <w:t>isLoading</w:t>
+      </w:r>
+      <w:proofErr w:type="spellEnd"/>
+      <w:r>
+        <w:rPr>
+          <w:lang w:eastAsia="es-ES"/>
+        </w:rPr>
+        <w:t xml:space="preserve"> = true)</w:t>
+      </w:r>
+      <w:r>
+        <w:rPr>
+          <w:lang w:eastAsia="es-ES"/>
+        </w:rPr>
+        <w:br/>
+        <w:t xml:space="preserve">Se muestra el indicador de actividad para informar al usuario. </w:t>
+      </w:r>
+    </w:p>
+    <w:p>
+      <w:pPr>
+        <w:numPr>
+          <w:ilvl w:val="0"/>
+          <w:numId w:val="14"/>
+        </w:numPr>
+        <w:rPr>
+          <w:lang w:eastAsia="es-ES"/>
+        </w:rPr>
+      </w:pPr>
+      <w:r>
+        <w:rPr>
+          <w:lang w:eastAsia="es-ES"/>
+        </w:rPr>
+        <w:lastRenderedPageBreak/>
+        <w:t>Error en la carga (</w:t>
+      </w:r>
+      <w:proofErr w:type="spellStart"/>
+      <w:r>
+        <w:rPr>
+          <w:lang w:eastAsia="es-ES"/>
+        </w:rPr>
+        <w:t>errMess</w:t>
+      </w:r>
+      <w:proofErr w:type="spellEnd"/>
+      <w:r>
+        <w:rPr>
+          <w:lang w:eastAsia="es-ES"/>
+        </w:rPr>
+        <w:t xml:space="preserve"> != </w:t>
+      </w:r>
+      <w:proofErr w:type="spellStart"/>
+      <w:r>
+        <w:rPr>
+          <w:lang w:eastAsia="es-ES"/>
+        </w:rPr>
+        <w:t>null</w:t>
+      </w:r>
+      <w:proofErr w:type="spellEnd"/>
+      <w:r>
+        <w:rPr>
+          <w:lang w:eastAsia="es-ES"/>
+        </w:rPr>
+        <w:t>)</w:t>
+      </w:r>
+      <w:r>
+        <w:rPr>
+          <w:lang w:eastAsia="es-ES"/>
+        </w:rPr>
+        <w:br/>
+        <w:t xml:space="preserve">Se muestra el mensaje de error correspondiente. </w:t>
+      </w:r>
+    </w:p>
+    <w:p>
+      <w:pPr>
+        <w:numPr>
+          <w:ilvl w:val="0"/>
+          <w:numId w:val="14"/>
+        </w:numPr>
+        <w:rPr>
+          <w:lang w:eastAsia="es-ES"/>
+        </w:rPr>
+      </w:pPr>
+      <w:r>
+        <w:rPr>
+          <w:i/>
+          <w:iCs/>
+          <w:lang w:eastAsia="es-ES"/>
+        </w:rPr>
+        <w:t>Carga completada correctamente</w:t>
+      </w:r>
+      <w:r>
+        <w:rPr>
+          <w:lang w:eastAsia="es-ES"/>
+        </w:rPr>
+        <w:br/>
+        <w:t xml:space="preserve">Se renderizan los datos (tarjetas, listas, etc.). </w:t>
+      </w:r>
     </w:p>
     <w:p>
       <w:pPr>
@@ -4094,6 +8636,54 @@
           <w:lang w:eastAsia="es-ES"/>
         </w:rPr>
       </w:pPr>
+      <w:r>
+        <w:rPr>
+          <w:lang w:eastAsia="es-ES"/>
+        </w:rPr>
+        <w:t xml:space="preserve">En el caso del componente Home, esta lógica se ha implementado dentro de la función </w:t>
+      </w:r>
+      <w:proofErr w:type="spellStart"/>
+      <w:r>
+        <w:rPr>
+          <w:lang w:eastAsia="es-ES"/>
+        </w:rPr>
+        <w:t>RenderItem</w:t>
+      </w:r>
+      <w:proofErr w:type="spellEnd"/>
+      <w:r>
+        <w:rPr>
+          <w:lang w:eastAsia="es-ES"/>
+        </w:rPr>
+        <w:t xml:space="preserve">, a la que se le pasan como propiedades los valores </w:t>
+      </w:r>
+      <w:proofErr w:type="spellStart"/>
+      <w:r>
+        <w:rPr>
+          <w:lang w:eastAsia="es-ES"/>
+        </w:rPr>
+        <w:t>isLoading</w:t>
+      </w:r>
+      <w:proofErr w:type="spellEnd"/>
+      <w:r>
+        <w:rPr>
+          <w:lang w:eastAsia="es-ES"/>
+        </w:rPr>
+        <w:t xml:space="preserve"> y </w:t>
+      </w:r>
+      <w:proofErr w:type="spellStart"/>
+      <w:r>
+        <w:rPr>
+          <w:lang w:eastAsia="es-ES"/>
+        </w:rPr>
+        <w:t>errMess</w:t>
+      </w:r>
+      <w:proofErr w:type="spellEnd"/>
+      <w:r>
+        <w:rPr>
+          <w:lang w:eastAsia="es-ES"/>
+        </w:rPr>
+        <w:t xml:space="preserve"> desde el estado global.</w:t>
+      </w:r>
     </w:p>
     <w:p>
       <w:pPr>
@@ -4102,6 +8692,835 @@
           <w:lang w:eastAsia="es-ES"/>
         </w:rPr>
       </w:pPr>
+      <w:r>
+        <w:rPr>
+          <w:lang w:eastAsia="es-ES"/>
+        </w:rPr>
+        <w:t xml:space="preserve">En el componente Calendario, se ha condicionado la renderización del </w:t>
+      </w:r>
+      <w:proofErr w:type="spellStart"/>
+      <w:r>
+        <w:rPr>
+          <w:lang w:eastAsia="es-ES"/>
+        </w:rPr>
+        <w:t>FlatList</w:t>
+      </w:r>
+      <w:proofErr w:type="spellEnd"/>
+      <w:r>
+        <w:rPr>
+          <w:lang w:eastAsia="es-ES"/>
+        </w:rPr>
+        <w:t>, de modo que únicamente se muestra cuando los datos están disponibles.</w:t>
+      </w:r>
+    </w:p>
+    <w:p>
+      <w:pPr>
+        <w:jc w:val="both"/>
+        <w:rPr>
+          <w:lang w:eastAsia="es-ES"/>
+        </w:rPr>
+      </w:pPr>
+      <w:r>
+        <w:rPr>
+          <w:lang w:eastAsia="es-ES"/>
+        </w:rPr>
+        <w:t xml:space="preserve">En el componente </w:t>
+      </w:r>
+      <w:proofErr w:type="spellStart"/>
+      <w:r>
+        <w:rPr>
+          <w:lang w:eastAsia="es-ES"/>
+        </w:rPr>
+        <w:t>QuienesSomos</w:t>
+      </w:r>
+      <w:proofErr w:type="spellEnd"/>
+      <w:r>
+        <w:rPr>
+          <w:lang w:eastAsia="es-ES"/>
+        </w:rPr>
+        <w:t>, se ha mantenido siempre visible la parte estática (historia del club), aplicando la lógica de carga únicamente al bloque dinámico de “Actividades y recursos”.</w:t>
+      </w:r>
+    </w:p>
+    <w:p>
+      <w:pPr>
+        <w:jc w:val="both"/>
+        <w:rPr>
+          <w:lang w:eastAsia="es-ES"/>
+        </w:rPr>
+      </w:pPr>
+      <w:r>
+        <w:rPr>
+          <w:lang w:eastAsia="es-ES"/>
+        </w:rPr>
+        <w:t xml:space="preserve">En esta segunda parte de la práctica se ha completado la funcionalidad de marcar excursiones como favoritas, trasladando su gestión desde el estado local de un componente al estado global de la aplicación mediante </w:t>
+      </w:r>
+      <w:proofErr w:type="spellStart"/>
+      <w:r>
+        <w:rPr>
+          <w:lang w:eastAsia="es-ES"/>
+        </w:rPr>
+        <w:t>Redux</w:t>
+      </w:r>
+      <w:proofErr w:type="spellEnd"/>
+      <w:r>
+        <w:rPr>
+          <w:lang w:eastAsia="es-ES"/>
+        </w:rPr>
+        <w:t>.</w:t>
+      </w:r>
+    </w:p>
+    <w:p>
+      <w:pPr>
+        <w:jc w:val="both"/>
+        <w:rPr>
+          <w:lang w:eastAsia="es-ES"/>
+        </w:rPr>
+      </w:pPr>
+      <w:r>
+        <w:rPr>
+          <w:lang w:eastAsia="es-ES"/>
+        </w:rPr>
+        <w:t xml:space="preserve">Inicialmente, los favoritos se almacenaban en el estado local del componente </w:t>
+      </w:r>
+      <w:proofErr w:type="spellStart"/>
+      <w:r>
+        <w:rPr>
+          <w:lang w:eastAsia="es-ES"/>
+        </w:rPr>
+        <w:t>DetalleExcursion</w:t>
+      </w:r>
+      <w:proofErr w:type="spellEnd"/>
+      <w:r>
+        <w:rPr>
+          <w:lang w:eastAsia="es-ES"/>
+        </w:rPr>
+        <w:t xml:space="preserve">, lo cual limitaba su uso únicamente a dicho componente. Esto no es adecuado en aplicaciones con arquitectura </w:t>
+      </w:r>
+      <w:proofErr w:type="spellStart"/>
+      <w:r>
+        <w:rPr>
+          <w:lang w:eastAsia="es-ES"/>
+        </w:rPr>
+        <w:t>Redux</w:t>
+      </w:r>
+      <w:proofErr w:type="spellEnd"/>
+      <w:r>
+        <w:rPr>
+          <w:lang w:eastAsia="es-ES"/>
+        </w:rPr>
+        <w:t>, donde el estado debe centralizarse para ser accesible desde cualquier parte de la aplicación.</w:t>
+      </w:r>
+    </w:p>
+    <w:p>
+      <w:pPr>
+        <w:jc w:val="both"/>
+        <w:rPr>
+          <w:lang w:eastAsia="es-ES"/>
+        </w:rPr>
+      </w:pPr>
+      <w:r>
+        <w:rPr>
+          <w:lang w:eastAsia="es-ES"/>
+        </w:rPr>
+        <w:t>Por este motivo, se ha decidido almacenar los favoritos en el Store global, permitiendo una gestión más coherente, reutilizable y escalable.</w:t>
+      </w:r>
+    </w:p>
+    <w:p>
+      <w:pPr>
+        <w:jc w:val="both"/>
+        <w:rPr>
+          <w:lang w:eastAsia="es-ES"/>
+        </w:rPr>
+      </w:pPr>
+      <w:r>
+        <w:rPr>
+          <w:lang w:eastAsia="es-ES"/>
+        </w:rPr>
+        <w:t>Se han añadido dos nuevos tipos de acciones:</w:t>
+      </w:r>
+    </w:p>
+    <w:p>
+      <w:pPr>
+        <w:numPr>
+          <w:ilvl w:val="0"/>
+          <w:numId w:val="16"/>
+        </w:numPr>
+        <w:jc w:val="both"/>
+        <w:rPr>
+          <w:lang w:eastAsia="es-ES"/>
+        </w:rPr>
+      </w:pPr>
+      <w:r>
+        <w:rPr>
+          <w:lang w:eastAsia="es-ES"/>
+        </w:rPr>
+        <w:t xml:space="preserve">POST_FAVORITO </w:t>
+      </w:r>
+    </w:p>
+    <w:p>
+      <w:pPr>
+        <w:numPr>
+          <w:ilvl w:val="0"/>
+          <w:numId w:val="16"/>
+        </w:numPr>
+        <w:jc w:val="both"/>
+        <w:rPr>
+          <w:lang w:eastAsia="es-ES"/>
+        </w:rPr>
+      </w:pPr>
+      <w:r>
+        <w:rPr>
+          <w:lang w:eastAsia="es-ES"/>
+        </w:rPr>
+        <w:t xml:space="preserve">ADD_FAVORITO </w:t>
+      </w:r>
+    </w:p>
+    <w:p>
+      <w:pPr>
+        <w:jc w:val="both"/>
+        <w:rPr>
+          <w:lang w:eastAsia="es-ES"/>
+        </w:rPr>
+      </w:pPr>
+      <w:r>
+        <w:rPr>
+          <w:lang w:eastAsia="es-ES"/>
+        </w:rPr>
+        <w:t xml:space="preserve">Siguiendo el patrón habitual en </w:t>
+      </w:r>
+      <w:proofErr w:type="spellStart"/>
+      <w:r>
+        <w:rPr>
+          <w:lang w:eastAsia="es-ES"/>
+        </w:rPr>
+        <w:t>Redux</w:t>
+      </w:r>
+      <w:proofErr w:type="spellEnd"/>
+      <w:r>
+        <w:rPr>
+          <w:lang w:eastAsia="es-ES"/>
+        </w:rPr>
+        <w:t xml:space="preserve"> para operaciones asíncronas, se han implementado dos funciones en </w:t>
+      </w:r>
+      <w:proofErr w:type="spellStart"/>
+      <w:r>
+        <w:rPr>
+          <w:lang w:eastAsia="es-ES"/>
+        </w:rPr>
+        <w:t>ActionCreators</w:t>
+      </w:r>
+      <w:proofErr w:type="spellEnd"/>
+      <w:r>
+        <w:rPr>
+          <w:lang w:eastAsia="es-ES"/>
+        </w:rPr>
+        <w:t>:</w:t>
+      </w:r>
+    </w:p>
+    <w:p>
+      <w:pPr>
+        <w:numPr>
+          <w:ilvl w:val="0"/>
+          <w:numId w:val="17"/>
+        </w:numPr>
+        <w:jc w:val="both"/>
+        <w:rPr>
+          <w:lang w:eastAsia="es-ES"/>
+        </w:rPr>
+      </w:pPr>
+      <w:proofErr w:type="spellStart"/>
+      <w:r>
+        <w:rPr>
+          <w:lang w:eastAsia="es-ES"/>
+        </w:rPr>
+        <w:t>postFavorito</w:t>
+      </w:r>
+      <w:proofErr w:type="spellEnd"/>
+      <w:r>
+        <w:rPr>
+          <w:lang w:eastAsia="es-ES"/>
+        </w:rPr>
+        <w:t>(</w:t>
+      </w:r>
+      <w:proofErr w:type="spellStart"/>
+      <w:r>
+        <w:rPr>
+          <w:lang w:eastAsia="es-ES"/>
+        </w:rPr>
+        <w:t>excursionId</w:t>
+      </w:r>
+      <w:proofErr w:type="spellEnd"/>
+      <w:r>
+        <w:rPr>
+          <w:lang w:eastAsia="es-ES"/>
+        </w:rPr>
+        <w:t xml:space="preserve">): función tipo </w:t>
+      </w:r>
+      <w:proofErr w:type="spellStart"/>
+      <w:r>
+        <w:rPr>
+          <w:lang w:eastAsia="es-ES"/>
+        </w:rPr>
+        <w:t>Thunk</w:t>
+      </w:r>
+      <w:proofErr w:type="spellEnd"/>
+      <w:r>
+        <w:rPr>
+          <w:lang w:eastAsia="es-ES"/>
+        </w:rPr>
+        <w:t xml:space="preserve"> que simula una operación asíncrona mediante un retardo (</w:t>
+      </w:r>
+      <w:proofErr w:type="spellStart"/>
+      <w:r>
+        <w:rPr>
+          <w:lang w:eastAsia="es-ES"/>
+        </w:rPr>
+        <w:t>setTimeout</w:t>
+      </w:r>
+      <w:proofErr w:type="spellEnd"/>
+      <w:r>
+        <w:rPr>
+          <w:lang w:eastAsia="es-ES"/>
+        </w:rPr>
+        <w:t xml:space="preserve">). </w:t>
+      </w:r>
+    </w:p>
+    <w:p>
+      <w:pPr>
+        <w:numPr>
+          <w:ilvl w:val="0"/>
+          <w:numId w:val="17"/>
+        </w:numPr>
+        <w:jc w:val="both"/>
+        <w:rPr>
+          <w:lang w:eastAsia="es-ES"/>
+        </w:rPr>
+      </w:pPr>
+      <w:proofErr w:type="spellStart"/>
+      <w:r>
+        <w:rPr>
+          <w:lang w:eastAsia="es-ES"/>
+        </w:rPr>
+        <w:t>addFavorito</w:t>
+      </w:r>
+      <w:proofErr w:type="spellEnd"/>
+      <w:r>
+        <w:rPr>
+          <w:lang w:eastAsia="es-ES"/>
+        </w:rPr>
+        <w:t>(</w:t>
+      </w:r>
+      <w:proofErr w:type="spellStart"/>
+      <w:r>
+        <w:rPr>
+          <w:lang w:eastAsia="es-ES"/>
+        </w:rPr>
+        <w:t>excursionId</w:t>
+      </w:r>
+      <w:proofErr w:type="spellEnd"/>
+      <w:r>
+        <w:rPr>
+          <w:lang w:eastAsia="es-ES"/>
+        </w:rPr>
+        <w:t xml:space="preserve">): acción que realmente actualiza el estado, incluyendo el identificador de la excursión en la lista de favoritos. </w:t>
+      </w:r>
+    </w:p>
+    <w:p>
+      <w:pPr>
+        <w:jc w:val="both"/>
+        <w:rPr>
+          <w:lang w:eastAsia="es-ES"/>
+        </w:rPr>
+      </w:pPr>
+      <w:r>
+        <w:rPr>
+          <w:lang w:eastAsia="es-ES"/>
+        </w:rPr>
+        <w:t>Aunque en este caso no se realiza una llamada real al servidor, se mantiene esta estructura para reflejar un escenario realista.</w:t>
+      </w:r>
+    </w:p>
+    <w:p>
+      <w:pPr>
+        <w:jc w:val="both"/>
+        <w:rPr>
+          <w:lang w:eastAsia="es-ES"/>
+        </w:rPr>
+      </w:pPr>
+      <w:r>
+        <w:rPr>
+          <w:lang w:eastAsia="es-ES"/>
+        </w:rPr>
+        <w:t xml:space="preserve">Se ha creado un nuevo </w:t>
+      </w:r>
+      <w:proofErr w:type="spellStart"/>
+      <w:r>
+        <w:rPr>
+          <w:lang w:eastAsia="es-ES"/>
+        </w:rPr>
+        <w:t>reducer</w:t>
+      </w:r>
+      <w:proofErr w:type="spellEnd"/>
+      <w:r>
+        <w:rPr>
+          <w:lang w:eastAsia="es-ES"/>
+        </w:rPr>
+        <w:t xml:space="preserve"> (favoritos.js) encargado de gestionar un estado con la forma:</w:t>
+      </w:r>
+    </w:p>
+    <w:p>
+      <w:pPr>
+        <w:jc w:val="both"/>
+        <w:rPr>
+          <w:lang w:eastAsia="es-ES"/>
+        </w:rPr>
+      </w:pPr>
+      <w:r>
+        <w:rPr>
+          <w:lang w:eastAsia="es-ES"/>
+        </w:rPr>
+        <w:t>{ favoritos: [] }</w:t>
+      </w:r>
+    </w:p>
+    <w:p>
+      <w:pPr>
+        <w:jc w:val="both"/>
+        <w:rPr>
+          <w:lang w:eastAsia="es-ES"/>
+        </w:rPr>
+      </w:pPr>
+      <w:r>
+        <w:rPr>
+          <w:lang w:eastAsia="es-ES"/>
+        </w:rPr>
+        <w:t xml:space="preserve">Este </w:t>
+      </w:r>
+      <w:proofErr w:type="spellStart"/>
+      <w:r>
+        <w:rPr>
+          <w:lang w:eastAsia="es-ES"/>
+        </w:rPr>
+        <w:t>reducer</w:t>
+      </w:r>
+      <w:proofErr w:type="spellEnd"/>
+      <w:r>
+        <w:rPr>
+          <w:lang w:eastAsia="es-ES"/>
+        </w:rPr>
+        <w:t xml:space="preserve"> responde únicamente a la acción ADD_FAVORITO. Cuando se recibe dicha acción:</w:t>
+      </w:r>
+    </w:p>
+    <w:p>
+      <w:pPr>
+        <w:numPr>
+          <w:ilvl w:val="0"/>
+          <w:numId w:val="18"/>
+        </w:numPr>
+        <w:jc w:val="both"/>
+        <w:rPr>
+          <w:lang w:eastAsia="es-ES"/>
+        </w:rPr>
+      </w:pPr>
+      <w:r>
+        <w:rPr>
+          <w:lang w:eastAsia="es-ES"/>
+        </w:rPr>
+        <w:t xml:space="preserve">Se comprueba si el identificador de la excursión ya está presente en el array de favoritos mediante el método </w:t>
+      </w:r>
+      <w:proofErr w:type="spellStart"/>
+      <w:r>
+        <w:rPr>
+          <w:lang w:eastAsia="es-ES"/>
+        </w:rPr>
+        <w:t>some</w:t>
+      </w:r>
+      <w:proofErr w:type="spellEnd"/>
+      <w:r>
+        <w:rPr>
+          <w:lang w:eastAsia="es-ES"/>
+        </w:rPr>
+        <w:t xml:space="preserve">(). </w:t>
+      </w:r>
+    </w:p>
+    <w:p>
+      <w:pPr>
+        <w:numPr>
+          <w:ilvl w:val="0"/>
+          <w:numId w:val="18"/>
+        </w:numPr>
+        <w:jc w:val="both"/>
+        <w:rPr>
+          <w:lang w:eastAsia="es-ES"/>
+        </w:rPr>
+      </w:pPr>
+      <w:r>
+        <w:rPr>
+          <w:lang w:eastAsia="es-ES"/>
+        </w:rPr>
+        <w:t xml:space="preserve">Si ya existe, el estado no se modifica. </w:t>
+      </w:r>
+    </w:p>
+    <w:p>
+      <w:pPr>
+        <w:numPr>
+          <w:ilvl w:val="0"/>
+          <w:numId w:val="18"/>
+        </w:numPr>
+        <w:jc w:val="both"/>
+        <w:rPr>
+          <w:lang w:eastAsia="es-ES"/>
+        </w:rPr>
+      </w:pPr>
+      <w:r>
+        <w:rPr>
+          <w:lang w:eastAsia="es-ES"/>
+        </w:rPr>
+        <w:lastRenderedPageBreak/>
+        <w:t xml:space="preserve">Si no existe, se añade utilizando </w:t>
+      </w:r>
+      <w:proofErr w:type="spellStart"/>
+      <w:r>
+        <w:rPr>
+          <w:lang w:eastAsia="es-ES"/>
+        </w:rPr>
+        <w:t>concat</w:t>
+      </w:r>
+      <w:proofErr w:type="spellEnd"/>
+      <w:r>
+        <w:rPr>
+          <w:lang w:eastAsia="es-ES"/>
+        </w:rPr>
+        <w:t xml:space="preserve">(), generando un nuevo estado sin mutar el anterior (siguiendo los principios de inmutabilidad de </w:t>
+      </w:r>
+      <w:proofErr w:type="spellStart"/>
+      <w:r>
+        <w:rPr>
+          <w:lang w:eastAsia="es-ES"/>
+        </w:rPr>
+        <w:t>Redux</w:t>
+      </w:r>
+      <w:proofErr w:type="spellEnd"/>
+      <w:r>
+        <w:rPr>
+          <w:lang w:eastAsia="es-ES"/>
+        </w:rPr>
+        <w:t xml:space="preserve">). </w:t>
+      </w:r>
+    </w:p>
+    <w:p>
+      <w:pPr>
+        <w:jc w:val="both"/>
+        <w:rPr>
+          <w:lang w:eastAsia="es-ES"/>
+        </w:rPr>
+      </w:pPr>
+      <w:r>
+        <w:rPr>
+          <w:lang w:eastAsia="es-ES"/>
+        </w:rPr>
+        <w:t xml:space="preserve">El </w:t>
+      </w:r>
+      <w:proofErr w:type="spellStart"/>
+      <w:r>
+        <w:rPr>
+          <w:lang w:eastAsia="es-ES"/>
+        </w:rPr>
+        <w:t>reducer</w:t>
+      </w:r>
+      <w:proofErr w:type="spellEnd"/>
+      <w:r>
+        <w:rPr>
+          <w:lang w:eastAsia="es-ES"/>
+        </w:rPr>
+        <w:t xml:space="preserve"> de favoritos se ha incorporado al Store mediante </w:t>
+      </w:r>
+      <w:proofErr w:type="spellStart"/>
+      <w:r>
+        <w:rPr>
+          <w:lang w:eastAsia="es-ES"/>
+        </w:rPr>
+        <w:t>combineReducers</w:t>
+      </w:r>
+      <w:proofErr w:type="spellEnd"/>
+      <w:r>
+        <w:rPr>
+          <w:lang w:eastAsia="es-ES"/>
+        </w:rPr>
+        <w:t xml:space="preserve"> en el fichero de configuración (</w:t>
+      </w:r>
+      <w:proofErr w:type="spellStart"/>
+      <w:r>
+        <w:rPr>
+          <w:lang w:eastAsia="es-ES"/>
+        </w:rPr>
+        <w:t>ConfigureStore</w:t>
+      </w:r>
+      <w:proofErr w:type="spellEnd"/>
+      <w:r>
+        <w:rPr>
+          <w:lang w:eastAsia="es-ES"/>
+        </w:rPr>
+        <w:t>). De este modo, el estado global de la aplicación pasa a incluir una nueva sección dedicada a los favoritos.</w:t>
+      </w:r>
+    </w:p>
+    <w:p>
+      <w:pPr>
+        <w:jc w:val="both"/>
+        <w:rPr>
+          <w:lang w:eastAsia="es-ES"/>
+        </w:rPr>
+      </w:pPr>
+      <w:r>
+        <w:rPr>
+          <w:lang w:eastAsia="es-ES"/>
+        </w:rPr>
+        <w:t xml:space="preserve">Se ha modificado el componente para adaptarlo al uso de </w:t>
+      </w:r>
+      <w:proofErr w:type="spellStart"/>
+      <w:r>
+        <w:rPr>
+          <w:lang w:eastAsia="es-ES"/>
+        </w:rPr>
+        <w:t>Redux</w:t>
+      </w:r>
+      <w:proofErr w:type="spellEnd"/>
+      <w:r>
+        <w:rPr>
+          <w:lang w:eastAsia="es-ES"/>
+        </w:rPr>
+        <w:t>:</w:t>
+      </w:r>
+    </w:p>
+    <w:p>
+      <w:pPr>
+        <w:numPr>
+          <w:ilvl w:val="0"/>
+          <w:numId w:val="19"/>
+        </w:numPr>
+        <w:jc w:val="both"/>
+        <w:rPr>
+          <w:lang w:eastAsia="es-ES"/>
+        </w:rPr>
+      </w:pPr>
+      <w:r>
+        <w:rPr>
+          <w:lang w:eastAsia="es-ES"/>
+        </w:rPr>
+        <w:t xml:space="preserve">Se ha eliminado el estado local que almacenaba los favoritos. </w:t>
+      </w:r>
+    </w:p>
+    <w:p>
+      <w:pPr>
+        <w:numPr>
+          <w:ilvl w:val="0"/>
+          <w:numId w:val="19"/>
+        </w:numPr>
+        <w:jc w:val="both"/>
+        <w:rPr>
+          <w:lang w:eastAsia="es-ES"/>
+        </w:rPr>
+      </w:pPr>
+      <w:r>
+        <w:rPr>
+          <w:lang w:eastAsia="es-ES"/>
+        </w:rPr>
+        <w:t xml:space="preserve">Se ha añadido la propiedad favoritos desde el Store mediante </w:t>
+      </w:r>
+      <w:proofErr w:type="spellStart"/>
+      <w:r>
+        <w:rPr>
+          <w:lang w:eastAsia="es-ES"/>
+        </w:rPr>
+        <w:t>mapStateToProps</w:t>
+      </w:r>
+      <w:proofErr w:type="spellEnd"/>
+      <w:r>
+        <w:rPr>
+          <w:lang w:eastAsia="es-ES"/>
+        </w:rPr>
+        <w:t xml:space="preserve">. </w:t>
+      </w:r>
+    </w:p>
+    <w:p>
+      <w:pPr>
+        <w:numPr>
+          <w:ilvl w:val="0"/>
+          <w:numId w:val="19"/>
+        </w:numPr>
+        <w:jc w:val="both"/>
+        <w:rPr>
+          <w:lang w:eastAsia="es-ES"/>
+        </w:rPr>
+      </w:pPr>
+      <w:r>
+        <w:rPr>
+          <w:lang w:eastAsia="es-ES"/>
+        </w:rPr>
+        <w:t xml:space="preserve">Se ha definido </w:t>
+      </w:r>
+      <w:proofErr w:type="spellStart"/>
+      <w:r>
+        <w:rPr>
+          <w:lang w:eastAsia="es-ES"/>
+        </w:rPr>
+        <w:t>mapDispatchToProps</w:t>
+      </w:r>
+      <w:proofErr w:type="spellEnd"/>
+      <w:r>
+        <w:rPr>
+          <w:lang w:eastAsia="es-ES"/>
+        </w:rPr>
+        <w:t xml:space="preserve"> para poder despachar la acción </w:t>
+      </w:r>
+      <w:proofErr w:type="spellStart"/>
+      <w:r>
+        <w:rPr>
+          <w:lang w:eastAsia="es-ES"/>
+        </w:rPr>
+        <w:t>postFavorito</w:t>
+      </w:r>
+      <w:proofErr w:type="spellEnd"/>
+      <w:r>
+        <w:rPr>
+          <w:lang w:eastAsia="es-ES"/>
+        </w:rPr>
+        <w:t xml:space="preserve">. </w:t>
+      </w:r>
+    </w:p>
+    <w:p>
+      <w:pPr>
+        <w:numPr>
+          <w:ilvl w:val="0"/>
+          <w:numId w:val="19"/>
+        </w:numPr>
+        <w:jc w:val="both"/>
+        <w:rPr>
+          <w:lang w:eastAsia="es-ES"/>
+        </w:rPr>
+      </w:pPr>
+      <w:r>
+        <w:rPr>
+          <w:lang w:eastAsia="es-ES"/>
+        </w:rPr>
+        <w:t xml:space="preserve">Se ha actualizado la lógica del componente para comprobar si una excursión es favorita utilizando los datos del estado global. </w:t>
+      </w:r>
+    </w:p>
+    <w:p>
+      <w:pPr>
+        <w:numPr>
+          <w:ilvl w:val="0"/>
+          <w:numId w:val="19"/>
+        </w:numPr>
+        <w:jc w:val="both"/>
+        <w:rPr>
+          <w:lang w:eastAsia="es-ES"/>
+        </w:rPr>
+      </w:pPr>
+      <w:r>
+        <w:rPr>
+          <w:lang w:eastAsia="es-ES"/>
+        </w:rPr>
+        <w:t xml:space="preserve">Se ha modificado la función que se ejecuta al pulsar el botón, de modo que ahora despacha la acción correspondiente en lugar de modificar el estado local. </w:t>
+      </w:r>
+    </w:p>
+    <w:p>
+      <w:pPr>
+        <w:jc w:val="both"/>
+        <w:rPr>
+          <w:lang w:eastAsia="es-ES"/>
+        </w:rPr>
+      </w:pPr>
+      <w:r>
+        <w:rPr>
+          <w:lang w:eastAsia="es-ES"/>
+        </w:rPr>
+        <w:t>Con esta implementación:</w:t>
+      </w:r>
+    </w:p>
+    <w:p>
+      <w:pPr>
+        <w:numPr>
+          <w:ilvl w:val="0"/>
+          <w:numId w:val="20"/>
+        </w:numPr>
+        <w:jc w:val="both"/>
+        <w:rPr>
+          <w:lang w:eastAsia="es-ES"/>
+        </w:rPr>
+      </w:pPr>
+      <w:r>
+        <w:rPr>
+          <w:lang w:eastAsia="es-ES"/>
+        </w:rPr>
+        <w:t xml:space="preserve">El usuario puede marcar excursiones como favoritas mediante el icono correspondiente. </w:t>
+      </w:r>
+    </w:p>
+    <w:p>
+      <w:pPr>
+        <w:numPr>
+          <w:ilvl w:val="0"/>
+          <w:numId w:val="20"/>
+        </w:numPr>
+        <w:jc w:val="both"/>
+        <w:rPr>
+          <w:lang w:eastAsia="es-ES"/>
+        </w:rPr>
+      </w:pPr>
+      <w:r>
+        <w:rPr>
+          <w:lang w:eastAsia="es-ES"/>
+        </w:rPr>
+        <w:t xml:space="preserve">La acción se procesa de forma asíncrona (simulada) antes de actualizar el estado. </w:t>
+      </w:r>
+    </w:p>
+    <w:p>
+      <w:pPr>
+        <w:numPr>
+          <w:ilvl w:val="0"/>
+          <w:numId w:val="20"/>
+        </w:numPr>
+        <w:jc w:val="both"/>
+        <w:rPr>
+          <w:lang w:eastAsia="es-ES"/>
+        </w:rPr>
+      </w:pPr>
+      <w:r>
+        <w:rPr>
+          <w:lang w:eastAsia="es-ES"/>
+        </w:rPr>
+        <w:t xml:space="preserve">El estado global se actualiza correctamente, provocando el </w:t>
+      </w:r>
+      <w:proofErr w:type="spellStart"/>
+      <w:r>
+        <w:rPr>
+          <w:lang w:eastAsia="es-ES"/>
+        </w:rPr>
+        <w:t>re-renderizado</w:t>
+      </w:r>
+      <w:proofErr w:type="spellEnd"/>
+      <w:r>
+        <w:rPr>
+          <w:lang w:eastAsia="es-ES"/>
+        </w:rPr>
+        <w:t xml:space="preserve"> del componente. </w:t>
+      </w:r>
+    </w:p>
+    <w:p>
+      <w:pPr>
+        <w:numPr>
+          <w:ilvl w:val="0"/>
+          <w:numId w:val="20"/>
+        </w:numPr>
+        <w:jc w:val="both"/>
+        <w:rPr>
+          <w:lang w:eastAsia="es-ES"/>
+        </w:rPr>
+      </w:pPr>
+      <w:r>
+        <w:rPr>
+          <w:lang w:eastAsia="es-ES"/>
+        </w:rPr>
+        <w:t xml:space="preserve">El icono cambia dinámicamente en función de si la excursión está marcada como favorita o no. </w:t>
+      </w:r>
     </w:p>
     <w:p>
       <w:pPr>
@@ -4538,6 +9957,155 @@
     </w:lvl>
   </w:abstractNum>
   <w:abstractNum w:abstractNumId="3" w15:restartNumberingAfterBreak="0">
+    <w:nsid w:val="1D7833D1"/>
+    <w:multiLevelType w:val="multilevel"/>
+    <w:tmpl w:val="0AD02D00"/>
+    <w:lvl w:ilvl="0">
+      <w:start w:val="1"/>
+      <w:numFmt w:val="bullet"/>
+      <w:lvlText w:val=""/>
+      <w:lvlJc w:val="left"/>
+      <w:pPr>
+        <w:tabs>
+          <w:tab w:val="num" w:pos="720"/>
+        </w:tabs>
+        <w:ind w:left="720" w:hanging="360"/>
+      </w:pPr>
+      <w:rPr>
+        <w:rFonts w:ascii="Symbol" w:hAnsi="Symbol" w:hint="default"/>
+        <w:sz w:val="20"/>
+      </w:rPr>
+    </w:lvl>
+    <w:lvl w:ilvl="1" w:tentative="1">
+      <w:start w:val="1"/>
+      <w:numFmt w:val="bullet"/>
+      <w:lvlText w:val="o"/>
+      <w:lvlJc w:val="left"/>
+      <w:pPr>
+        <w:tabs>
+          <w:tab w:val="num" w:pos="1440"/>
+        </w:tabs>
+        <w:ind w:left="1440" w:hanging="360"/>
+      </w:pPr>
+      <w:rPr>
+        <w:rFonts w:ascii="Courier New" w:hAnsi="Courier New" w:hint="default"/>
+        <w:sz w:val="20"/>
+      </w:rPr>
+    </w:lvl>
+    <w:lvl w:ilvl="2" w:tentative="1">
+      <w:start w:val="1"/>
+      <w:numFmt w:val="bullet"/>
+      <w:lvlText w:val=""/>
+      <w:lvlJc w:val="left"/>
+      <w:pPr>
+        <w:tabs>
+          <w:tab w:val="num" w:pos="2160"/>
+        </w:tabs>
+        <w:ind w:left="2160" w:hanging="360"/>
+      </w:pPr>
+      <w:rPr>
+        <w:rFonts w:ascii="Wingdings" w:hAnsi="Wingdings" w:hint="default"/>
+        <w:sz w:val="20"/>
+      </w:rPr>
+    </w:lvl>
+    <w:lvl w:ilvl="3" w:tentative="1">
+      <w:start w:val="1"/>
+      <w:numFmt w:val="bullet"/>
+      <w:lvlText w:val=""/>
+      <w:lvlJc w:val="left"/>
+      <w:pPr>
+        <w:tabs>
+          <w:tab w:val="num" w:pos="2880"/>
+        </w:tabs>
+        <w:ind w:left="2880" w:hanging="360"/>
+      </w:pPr>
+      <w:rPr>
+        <w:rFonts w:ascii="Wingdings" w:hAnsi="Wingdings" w:hint="default"/>
+        <w:sz w:val="20"/>
+      </w:rPr>
+    </w:lvl>
+    <w:lvl w:ilvl="4" w:tentative="1">
+      <w:start w:val="1"/>
+      <w:numFmt w:val="bullet"/>
+      <w:lvlText w:val=""/>
+      <w:lvlJc w:val="left"/>
+      <w:pPr>
+        <w:tabs>
+          <w:tab w:val="num" w:pos="3600"/>
+        </w:tabs>
+        <w:ind w:left="3600" w:hanging="360"/>
+      </w:pPr>
+      <w:rPr>
+        <w:rFonts w:ascii="Wingdings" w:hAnsi="Wingdings" w:hint="default"/>
+        <w:sz w:val="20"/>
+      </w:rPr>
+    </w:lvl>
+    <w:lvl w:ilvl="5" w:tentative="1">
+      <w:start w:val="1"/>
+      <w:numFmt w:val="bullet"/>
+      <w:lvlText w:val=""/>
+      <w:lvlJc w:val="left"/>
+      <w:pPr>
+        <w:tabs>
+          <w:tab w:val="num" w:pos="4320"/>
+        </w:tabs>
+        <w:ind w:left="4320" w:hanging="360"/>
+      </w:pPr>
+      <w:rPr>
+        <w:rFonts w:ascii="Wingdings" w:hAnsi="Wingdings" w:hint="default"/>
+        <w:sz w:val="20"/>
+      </w:rPr>
+    </w:lvl>
+    <w:lvl w:ilvl="6" w:tentative="1">
+      <w:start w:val="1"/>
+      <w:numFmt w:val="bullet"/>
+      <w:lvlText w:val=""/>
+      <w:lvlJc w:val="left"/>
+      <w:pPr>
+        <w:tabs>
+          <w:tab w:val="num" w:pos="5040"/>
+        </w:tabs>
+        <w:ind w:left="5040" w:hanging="360"/>
+      </w:pPr>
+      <w:rPr>
+        <w:rFonts w:ascii="Wingdings" w:hAnsi="Wingdings" w:hint="default"/>
+        <w:sz w:val="20"/>
+      </w:rPr>
+    </w:lvl>
+    <w:lvl w:ilvl="7" w:tentative="1">
+      <w:start w:val="1"/>
+      <w:numFmt w:val="bullet"/>
+      <w:lvlText w:val=""/>
+      <w:lvlJc w:val="left"/>
+      <w:pPr>
+        <w:tabs>
+          <w:tab w:val="num" w:pos="5760"/>
+        </w:tabs>
+        <w:ind w:left="5760" w:hanging="360"/>
+      </w:pPr>
+      <w:rPr>
+        <w:rFonts w:ascii="Wingdings" w:hAnsi="Wingdings" w:hint="default"/>
+        <w:sz w:val="20"/>
+      </w:rPr>
+    </w:lvl>
+    <w:lvl w:ilvl="8" w:tentative="1">
+      <w:start w:val="1"/>
+      <w:numFmt w:val="bullet"/>
+      <w:lvlText w:val=""/>
+      <w:lvlJc w:val="left"/>
+      <w:pPr>
+        <w:tabs>
+          <w:tab w:val="num" w:pos="6480"/>
+        </w:tabs>
+        <w:ind w:left="6480" w:hanging="360"/>
+      </w:pPr>
+      <w:rPr>
+        <w:rFonts w:ascii="Wingdings" w:hAnsi="Wingdings" w:hint="default"/>
+        <w:sz w:val="20"/>
+      </w:rPr>
+    </w:lvl>
+  </w:abstractNum>
+  <w:abstractNum w:abstractNumId="4" w15:restartNumberingAfterBreak="0">
     <w:nsid w:val="1E0F5BAE"/>
     <w:multiLevelType w:val="multilevel"/>
     <w:tmpl w:val="BBCE70C8"/>
@@ -4686,7 +10254,7 @@
       </w:rPr>
     </w:lvl>
   </w:abstractNum>
-  <w:abstractNum w:abstractNumId="4" w15:restartNumberingAfterBreak="0">
+  <w:abstractNum w:abstractNumId="5" w15:restartNumberingAfterBreak="0">
     <w:nsid w:val="255851BE"/>
     <w:multiLevelType w:val="multilevel"/>
     <w:tmpl w:val="48E8665C"/>
@@ -4835,7 +10403,156 @@
       </w:rPr>
     </w:lvl>
   </w:abstractNum>
-  <w:abstractNum w:abstractNumId="5" w15:restartNumberingAfterBreak="0">
+  <w:abstractNum w:abstractNumId="6" w15:restartNumberingAfterBreak="0">
+    <w:nsid w:val="2A9009AD"/>
+    <w:multiLevelType w:val="multilevel"/>
+    <w:tmpl w:val="D6448734"/>
+    <w:lvl w:ilvl="0">
+      <w:start w:val="1"/>
+      <w:numFmt w:val="bullet"/>
+      <w:lvlText w:val=""/>
+      <w:lvlJc w:val="left"/>
+      <w:pPr>
+        <w:tabs>
+          <w:tab w:val="num" w:pos="720"/>
+        </w:tabs>
+        <w:ind w:left="720" w:hanging="360"/>
+      </w:pPr>
+      <w:rPr>
+        <w:rFonts w:ascii="Symbol" w:hAnsi="Symbol" w:hint="default"/>
+        <w:sz w:val="20"/>
+      </w:rPr>
+    </w:lvl>
+    <w:lvl w:ilvl="1" w:tentative="1">
+      <w:start w:val="1"/>
+      <w:numFmt w:val="bullet"/>
+      <w:lvlText w:val="o"/>
+      <w:lvlJc w:val="left"/>
+      <w:pPr>
+        <w:tabs>
+          <w:tab w:val="num" w:pos="1440"/>
+        </w:tabs>
+        <w:ind w:left="1440" w:hanging="360"/>
+      </w:pPr>
+      <w:rPr>
+        <w:rFonts w:ascii="Courier New" w:hAnsi="Courier New" w:hint="default"/>
+        <w:sz w:val="20"/>
+      </w:rPr>
+    </w:lvl>
+    <w:lvl w:ilvl="2" w:tentative="1">
+      <w:start w:val="1"/>
+      <w:numFmt w:val="bullet"/>
+      <w:lvlText w:val=""/>
+      <w:lvlJc w:val="left"/>
+      <w:pPr>
+        <w:tabs>
+          <w:tab w:val="num" w:pos="2160"/>
+        </w:tabs>
+        <w:ind w:left="2160" w:hanging="360"/>
+      </w:pPr>
+      <w:rPr>
+        <w:rFonts w:ascii="Wingdings" w:hAnsi="Wingdings" w:hint="default"/>
+        <w:sz w:val="20"/>
+      </w:rPr>
+    </w:lvl>
+    <w:lvl w:ilvl="3" w:tentative="1">
+      <w:start w:val="1"/>
+      <w:numFmt w:val="bullet"/>
+      <w:lvlText w:val=""/>
+      <w:lvlJc w:val="left"/>
+      <w:pPr>
+        <w:tabs>
+          <w:tab w:val="num" w:pos="2880"/>
+        </w:tabs>
+        <w:ind w:left="2880" w:hanging="360"/>
+      </w:pPr>
+      <w:rPr>
+        <w:rFonts w:ascii="Wingdings" w:hAnsi="Wingdings" w:hint="default"/>
+        <w:sz w:val="20"/>
+      </w:rPr>
+    </w:lvl>
+    <w:lvl w:ilvl="4" w:tentative="1">
+      <w:start w:val="1"/>
+      <w:numFmt w:val="bullet"/>
+      <w:lvlText w:val=""/>
+      <w:lvlJc w:val="left"/>
+      <w:pPr>
+        <w:tabs>
+          <w:tab w:val="num" w:pos="3600"/>
+        </w:tabs>
+        <w:ind w:left="3600" w:hanging="360"/>
+      </w:pPr>
+      <w:rPr>
+        <w:rFonts w:ascii="Wingdings" w:hAnsi="Wingdings" w:hint="default"/>
+        <w:sz w:val="20"/>
+      </w:rPr>
+    </w:lvl>
+    <w:lvl w:ilvl="5" w:tentative="1">
+      <w:start w:val="1"/>
+      <w:numFmt w:val="bullet"/>
+      <w:lvlText w:val=""/>
+      <w:lvlJc w:val="left"/>
+      <w:pPr>
+        <w:tabs>
+          <w:tab w:val="num" w:pos="4320"/>
+        </w:tabs>
+        <w:ind w:left="4320" w:hanging="360"/>
+      </w:pPr>
+      <w:rPr>
+        <w:rFonts w:ascii="Wingdings" w:hAnsi="Wingdings" w:hint="default"/>
+        <w:sz w:val="20"/>
+      </w:rPr>
+    </w:lvl>
+    <w:lvl w:ilvl="6" w:tentative="1">
+      <w:start w:val="1"/>
+      <w:numFmt w:val="bullet"/>
+      <w:lvlText w:val=""/>
+      <w:lvlJc w:val="left"/>
+      <w:pPr>
+        <w:tabs>
+          <w:tab w:val="num" w:pos="5040"/>
+        </w:tabs>
+        <w:ind w:left="5040" w:hanging="360"/>
+      </w:pPr>
+      <w:rPr>
+        <w:rFonts w:ascii="Wingdings" w:hAnsi="Wingdings" w:hint="default"/>
+        <w:sz w:val="20"/>
+      </w:rPr>
+    </w:lvl>
+    <w:lvl w:ilvl="7" w:tentative="1">
+      <w:start w:val="1"/>
+      <w:numFmt w:val="bullet"/>
+      <w:lvlText w:val=""/>
+      <w:lvlJc w:val="left"/>
+      <w:pPr>
+        <w:tabs>
+          <w:tab w:val="num" w:pos="5760"/>
+        </w:tabs>
+        <w:ind w:left="5760" w:hanging="360"/>
+      </w:pPr>
+      <w:rPr>
+        <w:rFonts w:ascii="Wingdings" w:hAnsi="Wingdings" w:hint="default"/>
+        <w:sz w:val="20"/>
+      </w:rPr>
+    </w:lvl>
+    <w:lvl w:ilvl="8" w:tentative="1">
+      <w:start w:val="1"/>
+      <w:numFmt w:val="bullet"/>
+      <w:lvlText w:val=""/>
+      <w:lvlJc w:val="left"/>
+      <w:pPr>
+        <w:tabs>
+          <w:tab w:val="num" w:pos="6480"/>
+        </w:tabs>
+        <w:ind w:left="6480" w:hanging="360"/>
+      </w:pPr>
+      <w:rPr>
+        <w:rFonts w:ascii="Wingdings" w:hAnsi="Wingdings" w:hint="default"/>
+        <w:sz w:val="20"/>
+      </w:rPr>
+    </w:lvl>
+  </w:abstractNum>
+  <w:abstractNum w:abstractNumId="7" w15:restartNumberingAfterBreak="0">
     <w:nsid w:val="325472AD"/>
     <w:multiLevelType w:val="hybridMultilevel"/>
     <w:tmpl w:val="4878754C"/>
@@ -4948,7 +10665,7 @@
       </w:rPr>
     </w:lvl>
   </w:abstractNum>
-  <w:abstractNum w:abstractNumId="6" w15:restartNumberingAfterBreak="0">
+  <w:abstractNum w:abstractNumId="8" w15:restartNumberingAfterBreak="0">
     <w:nsid w:val="34E863AF"/>
     <w:multiLevelType w:val="multilevel"/>
     <w:tmpl w:val="E35023A4"/>
@@ -5097,7 +10814,7 @@
       </w:rPr>
     </w:lvl>
   </w:abstractNum>
-  <w:abstractNum w:abstractNumId="7" w15:restartNumberingAfterBreak="0">
+  <w:abstractNum w:abstractNumId="9" w15:restartNumberingAfterBreak="0">
     <w:nsid w:val="36B44E8A"/>
     <w:multiLevelType w:val="hybridMultilevel"/>
     <w:tmpl w:val="A9B63A18"/>
@@ -5175,7 +10892,7 @@
       </w:pPr>
     </w:lvl>
   </w:abstractNum>
-  <w:abstractNum w:abstractNumId="8" w15:restartNumberingAfterBreak="0">
+  <w:abstractNum w:abstractNumId="10" w15:restartNumberingAfterBreak="0">
     <w:nsid w:val="36DD7F07"/>
     <w:multiLevelType w:val="hybridMultilevel"/>
     <w:tmpl w:val="CF686978"/>
@@ -5288,7 +11005,7 @@
       </w:rPr>
     </w:lvl>
   </w:abstractNum>
-  <w:abstractNum w:abstractNumId="9" w15:restartNumberingAfterBreak="0">
+  <w:abstractNum w:abstractNumId="11" w15:restartNumberingAfterBreak="0">
     <w:nsid w:val="3ACC6F0A"/>
     <w:multiLevelType w:val="hybridMultilevel"/>
     <w:tmpl w:val="5DBA38D0"/>
@@ -5401,7 +11118,752 @@
       </w:rPr>
     </w:lvl>
   </w:abstractNum>
-  <w:abstractNum w:abstractNumId="10" w15:restartNumberingAfterBreak="0">
+  <w:abstractNum w:abstractNumId="12" w15:restartNumberingAfterBreak="0">
+    <w:nsid w:val="3F310E06"/>
+    <w:multiLevelType w:val="multilevel"/>
+    <w:tmpl w:val="52BC8B14"/>
+    <w:lvl w:ilvl="0">
+      <w:start w:val="1"/>
+      <w:numFmt w:val="bullet"/>
+      <w:lvlText w:val=""/>
+      <w:lvlJc w:val="left"/>
+      <w:pPr>
+        <w:tabs>
+          <w:tab w:val="num" w:pos="720"/>
+        </w:tabs>
+        <w:ind w:left="720" w:hanging="360"/>
+      </w:pPr>
+      <w:rPr>
+        <w:rFonts w:ascii="Symbol" w:hAnsi="Symbol" w:hint="default"/>
+        <w:sz w:val="20"/>
+      </w:rPr>
+    </w:lvl>
+    <w:lvl w:ilvl="1" w:tentative="1">
+      <w:start w:val="1"/>
+      <w:numFmt w:val="bullet"/>
+      <w:lvlText w:val="o"/>
+      <w:lvlJc w:val="left"/>
+      <w:pPr>
+        <w:tabs>
+          <w:tab w:val="num" w:pos="1440"/>
+        </w:tabs>
+        <w:ind w:left="1440" w:hanging="360"/>
+      </w:pPr>
+      <w:rPr>
+        <w:rFonts w:ascii="Courier New" w:hAnsi="Courier New" w:hint="default"/>
+        <w:sz w:val="20"/>
+      </w:rPr>
+    </w:lvl>
+    <w:lvl w:ilvl="2" w:tentative="1">
+      <w:start w:val="1"/>
+      <w:numFmt w:val="bullet"/>
+      <w:lvlText w:val=""/>
+      <w:lvlJc w:val="left"/>
+      <w:pPr>
+        <w:tabs>
+          <w:tab w:val="num" w:pos="2160"/>
+        </w:tabs>
+        <w:ind w:left="2160" w:hanging="360"/>
+      </w:pPr>
+      <w:rPr>
+        <w:rFonts w:ascii="Wingdings" w:hAnsi="Wingdings" w:hint="default"/>
+        <w:sz w:val="20"/>
+      </w:rPr>
+    </w:lvl>
+    <w:lvl w:ilvl="3" w:tentative="1">
+      <w:start w:val="1"/>
+      <w:numFmt w:val="bullet"/>
+      <w:lvlText w:val=""/>
+      <w:lvlJc w:val="left"/>
+      <w:pPr>
+        <w:tabs>
+          <w:tab w:val="num" w:pos="2880"/>
+        </w:tabs>
+        <w:ind w:left="2880" w:hanging="360"/>
+      </w:pPr>
+      <w:rPr>
+        <w:rFonts w:ascii="Wingdings" w:hAnsi="Wingdings" w:hint="default"/>
+        <w:sz w:val="20"/>
+      </w:rPr>
+    </w:lvl>
+    <w:lvl w:ilvl="4" w:tentative="1">
+      <w:start w:val="1"/>
+      <w:numFmt w:val="bullet"/>
+      <w:lvlText w:val=""/>
+      <w:lvlJc w:val="left"/>
+      <w:pPr>
+        <w:tabs>
+          <w:tab w:val="num" w:pos="3600"/>
+        </w:tabs>
+        <w:ind w:left="3600" w:hanging="360"/>
+      </w:pPr>
+      <w:rPr>
+        <w:rFonts w:ascii="Wingdings" w:hAnsi="Wingdings" w:hint="default"/>
+        <w:sz w:val="20"/>
+      </w:rPr>
+    </w:lvl>
+    <w:lvl w:ilvl="5" w:tentative="1">
+      <w:start w:val="1"/>
+      <w:numFmt w:val="bullet"/>
+      <w:lvlText w:val=""/>
+      <w:lvlJc w:val="left"/>
+      <w:pPr>
+        <w:tabs>
+          <w:tab w:val="num" w:pos="4320"/>
+        </w:tabs>
+        <w:ind w:left="4320" w:hanging="360"/>
+      </w:pPr>
+      <w:rPr>
+        <w:rFonts w:ascii="Wingdings" w:hAnsi="Wingdings" w:hint="default"/>
+        <w:sz w:val="20"/>
+      </w:rPr>
+    </w:lvl>
+    <w:lvl w:ilvl="6" w:tentative="1">
+      <w:start w:val="1"/>
+      <w:numFmt w:val="bullet"/>
+      <w:lvlText w:val=""/>
+      <w:lvlJc w:val="left"/>
+      <w:pPr>
+        <w:tabs>
+          <w:tab w:val="num" w:pos="5040"/>
+        </w:tabs>
+        <w:ind w:left="5040" w:hanging="360"/>
+      </w:pPr>
+      <w:rPr>
+        <w:rFonts w:ascii="Wingdings" w:hAnsi="Wingdings" w:hint="default"/>
+        <w:sz w:val="20"/>
+      </w:rPr>
+    </w:lvl>
+    <w:lvl w:ilvl="7" w:tentative="1">
+      <w:start w:val="1"/>
+      <w:numFmt w:val="bullet"/>
+      <w:lvlText w:val=""/>
+      <w:lvlJc w:val="left"/>
+      <w:pPr>
+        <w:tabs>
+          <w:tab w:val="num" w:pos="5760"/>
+        </w:tabs>
+        <w:ind w:left="5760" w:hanging="360"/>
+      </w:pPr>
+      <w:rPr>
+        <w:rFonts w:ascii="Wingdings" w:hAnsi="Wingdings" w:hint="default"/>
+        <w:sz w:val="20"/>
+      </w:rPr>
+    </w:lvl>
+    <w:lvl w:ilvl="8" w:tentative="1">
+      <w:start w:val="1"/>
+      <w:numFmt w:val="bullet"/>
+      <w:lvlText w:val=""/>
+      <w:lvlJc w:val="left"/>
+      <w:pPr>
+        <w:tabs>
+          <w:tab w:val="num" w:pos="6480"/>
+        </w:tabs>
+        <w:ind w:left="6480" w:hanging="360"/>
+      </w:pPr>
+      <w:rPr>
+        <w:rFonts w:ascii="Wingdings" w:hAnsi="Wingdings" w:hint="default"/>
+        <w:sz w:val="20"/>
+      </w:rPr>
+    </w:lvl>
+  </w:abstractNum>
+  <w:abstractNum w:abstractNumId="13" w15:restartNumberingAfterBreak="0">
+    <w:nsid w:val="45F04D73"/>
+    <w:multiLevelType w:val="multilevel"/>
+    <w:tmpl w:val="DD2A2092"/>
+    <w:lvl w:ilvl="0">
+      <w:start w:val="1"/>
+      <w:numFmt w:val="bullet"/>
+      <w:lvlText w:val=""/>
+      <w:lvlJc w:val="left"/>
+      <w:pPr>
+        <w:tabs>
+          <w:tab w:val="num" w:pos="720"/>
+        </w:tabs>
+        <w:ind w:left="720" w:hanging="360"/>
+      </w:pPr>
+      <w:rPr>
+        <w:rFonts w:ascii="Symbol" w:hAnsi="Symbol" w:hint="default"/>
+        <w:sz w:val="20"/>
+      </w:rPr>
+    </w:lvl>
+    <w:lvl w:ilvl="1" w:tentative="1">
+      <w:start w:val="1"/>
+      <w:numFmt w:val="bullet"/>
+      <w:lvlText w:val="o"/>
+      <w:lvlJc w:val="left"/>
+      <w:pPr>
+        <w:tabs>
+          <w:tab w:val="num" w:pos="1440"/>
+        </w:tabs>
+        <w:ind w:left="1440" w:hanging="360"/>
+      </w:pPr>
+      <w:rPr>
+        <w:rFonts w:ascii="Courier New" w:hAnsi="Courier New" w:hint="default"/>
+        <w:sz w:val="20"/>
+      </w:rPr>
+    </w:lvl>
+    <w:lvl w:ilvl="2" w:tentative="1">
+      <w:start w:val="1"/>
+      <w:numFmt w:val="bullet"/>
+      <w:lvlText w:val=""/>
+      <w:lvlJc w:val="left"/>
+      <w:pPr>
+        <w:tabs>
+          <w:tab w:val="num" w:pos="2160"/>
+        </w:tabs>
+        <w:ind w:left="2160" w:hanging="360"/>
+      </w:pPr>
+      <w:rPr>
+        <w:rFonts w:ascii="Wingdings" w:hAnsi="Wingdings" w:hint="default"/>
+        <w:sz w:val="20"/>
+      </w:rPr>
+    </w:lvl>
+    <w:lvl w:ilvl="3" w:tentative="1">
+      <w:start w:val="1"/>
+      <w:numFmt w:val="bullet"/>
+      <w:lvlText w:val=""/>
+      <w:lvlJc w:val="left"/>
+      <w:pPr>
+        <w:tabs>
+          <w:tab w:val="num" w:pos="2880"/>
+        </w:tabs>
+        <w:ind w:left="2880" w:hanging="360"/>
+      </w:pPr>
+      <w:rPr>
+        <w:rFonts w:ascii="Wingdings" w:hAnsi="Wingdings" w:hint="default"/>
+        <w:sz w:val="20"/>
+      </w:rPr>
+    </w:lvl>
+    <w:lvl w:ilvl="4" w:tentative="1">
+      <w:start w:val="1"/>
+      <w:numFmt w:val="bullet"/>
+      <w:lvlText w:val=""/>
+      <w:lvlJc w:val="left"/>
+      <w:pPr>
+        <w:tabs>
+          <w:tab w:val="num" w:pos="3600"/>
+        </w:tabs>
+        <w:ind w:left="3600" w:hanging="360"/>
+      </w:pPr>
+      <w:rPr>
+        <w:rFonts w:ascii="Wingdings" w:hAnsi="Wingdings" w:hint="default"/>
+        <w:sz w:val="20"/>
+      </w:rPr>
+    </w:lvl>
+    <w:lvl w:ilvl="5" w:tentative="1">
+      <w:start w:val="1"/>
+      <w:numFmt w:val="bullet"/>
+      <w:lvlText w:val=""/>
+      <w:lvlJc w:val="left"/>
+      <w:pPr>
+        <w:tabs>
+          <w:tab w:val="num" w:pos="4320"/>
+        </w:tabs>
+        <w:ind w:left="4320" w:hanging="360"/>
+      </w:pPr>
+      <w:rPr>
+        <w:rFonts w:ascii="Wingdings" w:hAnsi="Wingdings" w:hint="default"/>
+        <w:sz w:val="20"/>
+      </w:rPr>
+    </w:lvl>
+    <w:lvl w:ilvl="6" w:tentative="1">
+      <w:start w:val="1"/>
+      <w:numFmt w:val="bullet"/>
+      <w:lvlText w:val=""/>
+      <w:lvlJc w:val="left"/>
+      <w:pPr>
+        <w:tabs>
+          <w:tab w:val="num" w:pos="5040"/>
+        </w:tabs>
+        <w:ind w:left="5040" w:hanging="360"/>
+      </w:pPr>
+      <w:rPr>
+        <w:rFonts w:ascii="Wingdings" w:hAnsi="Wingdings" w:hint="default"/>
+        <w:sz w:val="20"/>
+      </w:rPr>
+    </w:lvl>
+    <w:lvl w:ilvl="7" w:tentative="1">
+      <w:start w:val="1"/>
+      <w:numFmt w:val="bullet"/>
+      <w:lvlText w:val=""/>
+      <w:lvlJc w:val="left"/>
+      <w:pPr>
+        <w:tabs>
+          <w:tab w:val="num" w:pos="5760"/>
+        </w:tabs>
+        <w:ind w:left="5760" w:hanging="360"/>
+      </w:pPr>
+      <w:rPr>
+        <w:rFonts w:ascii="Wingdings" w:hAnsi="Wingdings" w:hint="default"/>
+        <w:sz w:val="20"/>
+      </w:rPr>
+    </w:lvl>
+    <w:lvl w:ilvl="8" w:tentative="1">
+      <w:start w:val="1"/>
+      <w:numFmt w:val="bullet"/>
+      <w:lvlText w:val=""/>
+      <w:lvlJc w:val="left"/>
+      <w:pPr>
+        <w:tabs>
+          <w:tab w:val="num" w:pos="6480"/>
+        </w:tabs>
+        <w:ind w:left="6480" w:hanging="360"/>
+      </w:pPr>
+      <w:rPr>
+        <w:rFonts w:ascii="Wingdings" w:hAnsi="Wingdings" w:hint="default"/>
+        <w:sz w:val="20"/>
+      </w:rPr>
+    </w:lvl>
+  </w:abstractNum>
+  <w:abstractNum w:abstractNumId="14" w15:restartNumberingAfterBreak="0">
+    <w:nsid w:val="488E346E"/>
+    <w:multiLevelType w:val="multilevel"/>
+    <w:tmpl w:val="219E2A04"/>
+    <w:lvl w:ilvl="0">
+      <w:start w:val="1"/>
+      <w:numFmt w:val="bullet"/>
+      <w:lvlText w:val=""/>
+      <w:lvlJc w:val="left"/>
+      <w:pPr>
+        <w:tabs>
+          <w:tab w:val="num" w:pos="720"/>
+        </w:tabs>
+        <w:ind w:left="720" w:hanging="360"/>
+      </w:pPr>
+      <w:rPr>
+        <w:rFonts w:ascii="Symbol" w:hAnsi="Symbol" w:hint="default"/>
+        <w:sz w:val="20"/>
+      </w:rPr>
+    </w:lvl>
+    <w:lvl w:ilvl="1" w:tentative="1">
+      <w:start w:val="1"/>
+      <w:numFmt w:val="bullet"/>
+      <w:lvlText w:val="o"/>
+      <w:lvlJc w:val="left"/>
+      <w:pPr>
+        <w:tabs>
+          <w:tab w:val="num" w:pos="1440"/>
+        </w:tabs>
+        <w:ind w:left="1440" w:hanging="360"/>
+      </w:pPr>
+      <w:rPr>
+        <w:rFonts w:ascii="Courier New" w:hAnsi="Courier New" w:hint="default"/>
+        <w:sz w:val="20"/>
+      </w:rPr>
+    </w:lvl>
+    <w:lvl w:ilvl="2" w:tentative="1">
+      <w:start w:val="1"/>
+      <w:numFmt w:val="bullet"/>
+      <w:lvlText w:val=""/>
+      <w:lvlJc w:val="left"/>
+      <w:pPr>
+        <w:tabs>
+          <w:tab w:val="num" w:pos="2160"/>
+        </w:tabs>
+        <w:ind w:left="2160" w:hanging="360"/>
+      </w:pPr>
+      <w:rPr>
+        <w:rFonts w:ascii="Wingdings" w:hAnsi="Wingdings" w:hint="default"/>
+        <w:sz w:val="20"/>
+      </w:rPr>
+    </w:lvl>
+    <w:lvl w:ilvl="3" w:tentative="1">
+      <w:start w:val="1"/>
+      <w:numFmt w:val="bullet"/>
+      <w:lvlText w:val=""/>
+      <w:lvlJc w:val="left"/>
+      <w:pPr>
+        <w:tabs>
+          <w:tab w:val="num" w:pos="2880"/>
+        </w:tabs>
+        <w:ind w:left="2880" w:hanging="360"/>
+      </w:pPr>
+      <w:rPr>
+        <w:rFonts w:ascii="Wingdings" w:hAnsi="Wingdings" w:hint="default"/>
+        <w:sz w:val="20"/>
+      </w:rPr>
+    </w:lvl>
+    <w:lvl w:ilvl="4" w:tentative="1">
+      <w:start w:val="1"/>
+      <w:numFmt w:val="bullet"/>
+      <w:lvlText w:val=""/>
+      <w:lvlJc w:val="left"/>
+      <w:pPr>
+        <w:tabs>
+          <w:tab w:val="num" w:pos="3600"/>
+        </w:tabs>
+        <w:ind w:left="3600" w:hanging="360"/>
+      </w:pPr>
+      <w:rPr>
+        <w:rFonts w:ascii="Wingdings" w:hAnsi="Wingdings" w:hint="default"/>
+        <w:sz w:val="20"/>
+      </w:rPr>
+    </w:lvl>
+    <w:lvl w:ilvl="5" w:tentative="1">
+      <w:start w:val="1"/>
+      <w:numFmt w:val="bullet"/>
+      <w:lvlText w:val=""/>
+      <w:lvlJc w:val="left"/>
+      <w:pPr>
+        <w:tabs>
+          <w:tab w:val="num" w:pos="4320"/>
+        </w:tabs>
+        <w:ind w:left="4320" w:hanging="360"/>
+      </w:pPr>
+      <w:rPr>
+        <w:rFonts w:ascii="Wingdings" w:hAnsi="Wingdings" w:hint="default"/>
+        <w:sz w:val="20"/>
+      </w:rPr>
+    </w:lvl>
+    <w:lvl w:ilvl="6" w:tentative="1">
+      <w:start w:val="1"/>
+      <w:numFmt w:val="bullet"/>
+      <w:lvlText w:val=""/>
+      <w:lvlJc w:val="left"/>
+      <w:pPr>
+        <w:tabs>
+          <w:tab w:val="num" w:pos="5040"/>
+        </w:tabs>
+        <w:ind w:left="5040" w:hanging="360"/>
+      </w:pPr>
+      <w:rPr>
+        <w:rFonts w:ascii="Wingdings" w:hAnsi="Wingdings" w:hint="default"/>
+        <w:sz w:val="20"/>
+      </w:rPr>
+    </w:lvl>
+    <w:lvl w:ilvl="7" w:tentative="1">
+      <w:start w:val="1"/>
+      <w:numFmt w:val="bullet"/>
+      <w:lvlText w:val=""/>
+      <w:lvlJc w:val="left"/>
+      <w:pPr>
+        <w:tabs>
+          <w:tab w:val="num" w:pos="5760"/>
+        </w:tabs>
+        <w:ind w:left="5760" w:hanging="360"/>
+      </w:pPr>
+      <w:rPr>
+        <w:rFonts w:ascii="Wingdings" w:hAnsi="Wingdings" w:hint="default"/>
+        <w:sz w:val="20"/>
+      </w:rPr>
+    </w:lvl>
+    <w:lvl w:ilvl="8" w:tentative="1">
+      <w:start w:val="1"/>
+      <w:numFmt w:val="bullet"/>
+      <w:lvlText w:val=""/>
+      <w:lvlJc w:val="left"/>
+      <w:pPr>
+        <w:tabs>
+          <w:tab w:val="num" w:pos="6480"/>
+        </w:tabs>
+        <w:ind w:left="6480" w:hanging="360"/>
+      </w:pPr>
+      <w:rPr>
+        <w:rFonts w:ascii="Wingdings" w:hAnsi="Wingdings" w:hint="default"/>
+        <w:sz w:val="20"/>
+      </w:rPr>
+    </w:lvl>
+  </w:abstractNum>
+  <w:abstractNum w:abstractNumId="15" w15:restartNumberingAfterBreak="0">
+    <w:nsid w:val="4A932A63"/>
+    <w:multiLevelType w:val="multilevel"/>
+    <w:tmpl w:val="87D0C9AA"/>
+    <w:lvl w:ilvl="0">
+      <w:start w:val="1"/>
+      <w:numFmt w:val="bullet"/>
+      <w:lvlText w:val=""/>
+      <w:lvlJc w:val="left"/>
+      <w:pPr>
+        <w:tabs>
+          <w:tab w:val="num" w:pos="720"/>
+        </w:tabs>
+        <w:ind w:left="720" w:hanging="360"/>
+      </w:pPr>
+      <w:rPr>
+        <w:rFonts w:ascii="Symbol" w:hAnsi="Symbol" w:hint="default"/>
+        <w:sz w:val="20"/>
+      </w:rPr>
+    </w:lvl>
+    <w:lvl w:ilvl="1" w:tentative="1">
+      <w:start w:val="1"/>
+      <w:numFmt w:val="bullet"/>
+      <w:lvlText w:val="o"/>
+      <w:lvlJc w:val="left"/>
+      <w:pPr>
+        <w:tabs>
+          <w:tab w:val="num" w:pos="1440"/>
+        </w:tabs>
+        <w:ind w:left="1440" w:hanging="360"/>
+      </w:pPr>
+      <w:rPr>
+        <w:rFonts w:ascii="Courier New" w:hAnsi="Courier New" w:hint="default"/>
+        <w:sz w:val="20"/>
+      </w:rPr>
+    </w:lvl>
+    <w:lvl w:ilvl="2" w:tentative="1">
+      <w:start w:val="1"/>
+      <w:numFmt w:val="bullet"/>
+      <w:lvlText w:val=""/>
+      <w:lvlJc w:val="left"/>
+      <w:pPr>
+        <w:tabs>
+          <w:tab w:val="num" w:pos="2160"/>
+        </w:tabs>
+        <w:ind w:left="2160" w:hanging="360"/>
+      </w:pPr>
+      <w:rPr>
+        <w:rFonts w:ascii="Wingdings" w:hAnsi="Wingdings" w:hint="default"/>
+        <w:sz w:val="20"/>
+      </w:rPr>
+    </w:lvl>
+    <w:lvl w:ilvl="3" w:tentative="1">
+      <w:start w:val="1"/>
+      <w:numFmt w:val="bullet"/>
+      <w:lvlText w:val=""/>
+      <w:lvlJc w:val="left"/>
+      <w:pPr>
+        <w:tabs>
+          <w:tab w:val="num" w:pos="2880"/>
+        </w:tabs>
+        <w:ind w:left="2880" w:hanging="360"/>
+      </w:pPr>
+      <w:rPr>
+        <w:rFonts w:ascii="Wingdings" w:hAnsi="Wingdings" w:hint="default"/>
+        <w:sz w:val="20"/>
+      </w:rPr>
+    </w:lvl>
+    <w:lvl w:ilvl="4" w:tentative="1">
+      <w:start w:val="1"/>
+      <w:numFmt w:val="bullet"/>
+      <w:lvlText w:val=""/>
+      <w:lvlJc w:val="left"/>
+      <w:pPr>
+        <w:tabs>
+          <w:tab w:val="num" w:pos="3600"/>
+        </w:tabs>
+        <w:ind w:left="3600" w:hanging="360"/>
+      </w:pPr>
+      <w:rPr>
+        <w:rFonts w:ascii="Wingdings" w:hAnsi="Wingdings" w:hint="default"/>
+        <w:sz w:val="20"/>
+      </w:rPr>
+    </w:lvl>
+    <w:lvl w:ilvl="5" w:tentative="1">
+      <w:start w:val="1"/>
+      <w:numFmt w:val="bullet"/>
+      <w:lvlText w:val=""/>
+      <w:lvlJc w:val="left"/>
+      <w:pPr>
+        <w:tabs>
+          <w:tab w:val="num" w:pos="4320"/>
+        </w:tabs>
+        <w:ind w:left="4320" w:hanging="360"/>
+      </w:pPr>
+      <w:rPr>
+        <w:rFonts w:ascii="Wingdings" w:hAnsi="Wingdings" w:hint="default"/>
+        <w:sz w:val="20"/>
+      </w:rPr>
+    </w:lvl>
+    <w:lvl w:ilvl="6" w:tentative="1">
+      <w:start w:val="1"/>
+      <w:numFmt w:val="bullet"/>
+      <w:lvlText w:val=""/>
+      <w:lvlJc w:val="left"/>
+      <w:pPr>
+        <w:tabs>
+          <w:tab w:val="num" w:pos="5040"/>
+        </w:tabs>
+        <w:ind w:left="5040" w:hanging="360"/>
+      </w:pPr>
+      <w:rPr>
+        <w:rFonts w:ascii="Wingdings" w:hAnsi="Wingdings" w:hint="default"/>
+        <w:sz w:val="20"/>
+      </w:rPr>
+    </w:lvl>
+    <w:lvl w:ilvl="7" w:tentative="1">
+      <w:start w:val="1"/>
+      <w:numFmt w:val="bullet"/>
+      <w:lvlText w:val=""/>
+      <w:lvlJc w:val="left"/>
+      <w:pPr>
+        <w:tabs>
+          <w:tab w:val="num" w:pos="5760"/>
+        </w:tabs>
+        <w:ind w:left="5760" w:hanging="360"/>
+      </w:pPr>
+      <w:rPr>
+        <w:rFonts w:ascii="Wingdings" w:hAnsi="Wingdings" w:hint="default"/>
+        <w:sz w:val="20"/>
+      </w:rPr>
+    </w:lvl>
+    <w:lvl w:ilvl="8" w:tentative="1">
+      <w:start w:val="1"/>
+      <w:numFmt w:val="bullet"/>
+      <w:lvlText w:val=""/>
+      <w:lvlJc w:val="left"/>
+      <w:pPr>
+        <w:tabs>
+          <w:tab w:val="num" w:pos="6480"/>
+        </w:tabs>
+        <w:ind w:left="6480" w:hanging="360"/>
+      </w:pPr>
+      <w:rPr>
+        <w:rFonts w:ascii="Wingdings" w:hAnsi="Wingdings" w:hint="default"/>
+        <w:sz w:val="20"/>
+      </w:rPr>
+    </w:lvl>
+  </w:abstractNum>
+  <w:abstractNum w:abstractNumId="16" w15:restartNumberingAfterBreak="0">
+    <w:nsid w:val="4B0E287C"/>
+    <w:multiLevelType w:val="multilevel"/>
+    <w:tmpl w:val="AE9C2FCA"/>
+    <w:lvl w:ilvl="0">
+      <w:start w:val="1"/>
+      <w:numFmt w:val="bullet"/>
+      <w:lvlText w:val=""/>
+      <w:lvlJc w:val="left"/>
+      <w:pPr>
+        <w:tabs>
+          <w:tab w:val="num" w:pos="720"/>
+        </w:tabs>
+        <w:ind w:left="720" w:hanging="360"/>
+      </w:pPr>
+      <w:rPr>
+        <w:rFonts w:ascii="Symbol" w:hAnsi="Symbol" w:hint="default"/>
+        <w:sz w:val="20"/>
+      </w:rPr>
+    </w:lvl>
+    <w:lvl w:ilvl="1" w:tentative="1">
+      <w:start w:val="1"/>
+      <w:numFmt w:val="bullet"/>
+      <w:lvlText w:val="o"/>
+      <w:lvlJc w:val="left"/>
+      <w:pPr>
+        <w:tabs>
+          <w:tab w:val="num" w:pos="1440"/>
+        </w:tabs>
+        <w:ind w:left="1440" w:hanging="360"/>
+      </w:pPr>
+      <w:rPr>
+        <w:rFonts w:ascii="Courier New" w:hAnsi="Courier New" w:hint="default"/>
+        <w:sz w:val="20"/>
+      </w:rPr>
+    </w:lvl>
+    <w:lvl w:ilvl="2" w:tentative="1">
+      <w:start w:val="1"/>
+      <w:numFmt w:val="bullet"/>
+      <w:lvlText w:val=""/>
+      <w:lvlJc w:val="left"/>
+      <w:pPr>
+        <w:tabs>
+          <w:tab w:val="num" w:pos="2160"/>
+        </w:tabs>
+        <w:ind w:left="2160" w:hanging="360"/>
+      </w:pPr>
+      <w:rPr>
+        <w:rFonts w:ascii="Wingdings" w:hAnsi="Wingdings" w:hint="default"/>
+        <w:sz w:val="20"/>
+      </w:rPr>
+    </w:lvl>
+    <w:lvl w:ilvl="3" w:tentative="1">
+      <w:start w:val="1"/>
+      <w:numFmt w:val="bullet"/>
+      <w:lvlText w:val=""/>
+      <w:lvlJc w:val="left"/>
+      <w:pPr>
+        <w:tabs>
+          <w:tab w:val="num" w:pos="2880"/>
+        </w:tabs>
+        <w:ind w:left="2880" w:hanging="360"/>
+      </w:pPr>
+      <w:rPr>
+        <w:rFonts w:ascii="Wingdings" w:hAnsi="Wingdings" w:hint="default"/>
+        <w:sz w:val="20"/>
+      </w:rPr>
+    </w:lvl>
+    <w:lvl w:ilvl="4" w:tentative="1">
+      <w:start w:val="1"/>
+      <w:numFmt w:val="bullet"/>
+      <w:lvlText w:val=""/>
+      <w:lvlJc w:val="left"/>
+      <w:pPr>
+        <w:tabs>
+          <w:tab w:val="num" w:pos="3600"/>
+        </w:tabs>
+        <w:ind w:left="3600" w:hanging="360"/>
+      </w:pPr>
+      <w:rPr>
+        <w:rFonts w:ascii="Wingdings" w:hAnsi="Wingdings" w:hint="default"/>
+        <w:sz w:val="20"/>
+      </w:rPr>
+    </w:lvl>
+    <w:lvl w:ilvl="5" w:tentative="1">
+      <w:start w:val="1"/>
+      <w:numFmt w:val="bullet"/>
+      <w:lvlText w:val=""/>
+      <w:lvlJc w:val="left"/>
+      <w:pPr>
+        <w:tabs>
+          <w:tab w:val="num" w:pos="4320"/>
+        </w:tabs>
+        <w:ind w:left="4320" w:hanging="360"/>
+      </w:pPr>
+      <w:rPr>
+        <w:rFonts w:ascii="Wingdings" w:hAnsi="Wingdings" w:hint="default"/>
+        <w:sz w:val="20"/>
+      </w:rPr>
+    </w:lvl>
+    <w:lvl w:ilvl="6" w:tentative="1">
+      <w:start w:val="1"/>
+      <w:numFmt w:val="bullet"/>
+      <w:lvlText w:val=""/>
+      <w:lvlJc w:val="left"/>
+      <w:pPr>
+        <w:tabs>
+          <w:tab w:val="num" w:pos="5040"/>
+        </w:tabs>
+        <w:ind w:left="5040" w:hanging="360"/>
+      </w:pPr>
+      <w:rPr>
+        <w:rFonts w:ascii="Wingdings" w:hAnsi="Wingdings" w:hint="default"/>
+        <w:sz w:val="20"/>
+      </w:rPr>
+    </w:lvl>
+    <w:lvl w:ilvl="7" w:tentative="1">
+      <w:start w:val="1"/>
+      <w:numFmt w:val="bullet"/>
+      <w:lvlText w:val=""/>
+      <w:lvlJc w:val="left"/>
+      <w:pPr>
+        <w:tabs>
+          <w:tab w:val="num" w:pos="5760"/>
+        </w:tabs>
+        <w:ind w:left="5760" w:hanging="360"/>
+      </w:pPr>
+      <w:rPr>
+        <w:rFonts w:ascii="Wingdings" w:hAnsi="Wingdings" w:hint="default"/>
+        <w:sz w:val="20"/>
+      </w:rPr>
+    </w:lvl>
+    <w:lvl w:ilvl="8" w:tentative="1">
+      <w:start w:val="1"/>
+      <w:numFmt w:val="bullet"/>
+      <w:lvlText w:val=""/>
+      <w:lvlJc w:val="left"/>
+      <w:pPr>
+        <w:tabs>
+          <w:tab w:val="num" w:pos="6480"/>
+        </w:tabs>
+        <w:ind w:left="6480" w:hanging="360"/>
+      </w:pPr>
+      <w:rPr>
+        <w:rFonts w:ascii="Wingdings" w:hAnsi="Wingdings" w:hint="default"/>
+        <w:sz w:val="20"/>
+      </w:rPr>
+    </w:lvl>
+  </w:abstractNum>
+  <w:abstractNum w:abstractNumId="17" w15:restartNumberingAfterBreak="0">
     <w:nsid w:val="5A6A6B00"/>
     <w:multiLevelType w:val="hybridMultilevel"/>
     <w:tmpl w:val="7420735E"/>
@@ -5514,7 +11976,269 @@
       </w:rPr>
     </w:lvl>
   </w:abstractNum>
-  <w:abstractNum w:abstractNumId="11" w15:restartNumberingAfterBreak="0">
+  <w:abstractNum w:abstractNumId="18" w15:restartNumberingAfterBreak="0">
+    <w:nsid w:val="6B2401A3"/>
+    <w:multiLevelType w:val="multilevel"/>
+    <w:tmpl w:val="E796F336"/>
+    <w:lvl w:ilvl="0">
+      <w:start w:val="1"/>
+      <w:numFmt w:val="decimal"/>
+      <w:lvlText w:val="%1."/>
+      <w:lvlJc w:val="left"/>
+      <w:pPr>
+        <w:tabs>
+          <w:tab w:val="num" w:pos="720"/>
+        </w:tabs>
+        <w:ind w:left="720" w:hanging="360"/>
+      </w:pPr>
+    </w:lvl>
+    <w:lvl w:ilvl="1" w:tentative="1">
+      <w:start w:val="1"/>
+      <w:numFmt w:val="decimal"/>
+      <w:lvlText w:val="%2."/>
+      <w:lvlJc w:val="left"/>
+      <w:pPr>
+        <w:tabs>
+          <w:tab w:val="num" w:pos="1440"/>
+        </w:tabs>
+        <w:ind w:left="1440" w:hanging="360"/>
+      </w:pPr>
+    </w:lvl>
+    <w:lvl w:ilvl="2" w:tentative="1">
+      <w:start w:val="1"/>
+      <w:numFmt w:val="decimal"/>
+      <w:lvlText w:val="%3."/>
+      <w:lvlJc w:val="left"/>
+      <w:pPr>
+        <w:tabs>
+          <w:tab w:val="num" w:pos="2160"/>
+        </w:tabs>
+        <w:ind w:left="2160" w:hanging="360"/>
+      </w:pPr>
+    </w:lvl>
+    <w:lvl w:ilvl="3" w:tentative="1">
+      <w:start w:val="1"/>
+      <w:numFmt w:val="decimal"/>
+      <w:lvlText w:val="%4."/>
+      <w:lvlJc w:val="left"/>
+      <w:pPr>
+        <w:tabs>
+          <w:tab w:val="num" w:pos="2880"/>
+        </w:tabs>
+        <w:ind w:left="2880" w:hanging="360"/>
+      </w:pPr>
+    </w:lvl>
+    <w:lvl w:ilvl="4" w:tentative="1">
+      <w:start w:val="1"/>
+      <w:numFmt w:val="decimal"/>
+      <w:lvlText w:val="%5."/>
+      <w:lvlJc w:val="left"/>
+      <w:pPr>
+        <w:tabs>
+          <w:tab w:val="num" w:pos="3600"/>
+        </w:tabs>
+        <w:ind w:left="3600" w:hanging="360"/>
+      </w:pPr>
+    </w:lvl>
+    <w:lvl w:ilvl="5" w:tentative="1">
+      <w:start w:val="1"/>
+      <w:numFmt w:val="decimal"/>
+      <w:lvlText w:val="%6."/>
+      <w:lvlJc w:val="left"/>
+      <w:pPr>
+        <w:tabs>
+          <w:tab w:val="num" w:pos="4320"/>
+        </w:tabs>
+        <w:ind w:left="4320" w:hanging="360"/>
+      </w:pPr>
+    </w:lvl>
+    <w:lvl w:ilvl="6" w:tentative="1">
+      <w:start w:val="1"/>
+      <w:numFmt w:val="decimal"/>
+      <w:lvlText w:val="%7."/>
+      <w:lvlJc w:val="left"/>
+      <w:pPr>
+        <w:tabs>
+          <w:tab w:val="num" w:pos="5040"/>
+        </w:tabs>
+        <w:ind w:left="5040" w:hanging="360"/>
+      </w:pPr>
+    </w:lvl>
+    <w:lvl w:ilvl="7" w:tentative="1">
+      <w:start w:val="1"/>
+      <w:numFmt w:val="decimal"/>
+      <w:lvlText w:val="%8."/>
+      <w:lvlJc w:val="left"/>
+      <w:pPr>
+        <w:tabs>
+          <w:tab w:val="num" w:pos="5760"/>
+        </w:tabs>
+        <w:ind w:left="5760" w:hanging="360"/>
+      </w:pPr>
+    </w:lvl>
+    <w:lvl w:ilvl="8" w:tentative="1">
+      <w:start w:val="1"/>
+      <w:numFmt w:val="decimal"/>
+      <w:lvlText w:val="%9."/>
+      <w:lvlJc w:val="left"/>
+      <w:pPr>
+        <w:tabs>
+          <w:tab w:val="num" w:pos="6480"/>
+        </w:tabs>
+        <w:ind w:left="6480" w:hanging="360"/>
+      </w:pPr>
+    </w:lvl>
+  </w:abstractNum>
+  <w:abstractNum w:abstractNumId="19" w15:restartNumberingAfterBreak="0">
+    <w:nsid w:val="75C13411"/>
+    <w:multiLevelType w:val="multilevel"/>
+    <w:tmpl w:val="59FC7F2E"/>
+    <w:lvl w:ilvl="0">
+      <w:start w:val="1"/>
+      <w:numFmt w:val="bullet"/>
+      <w:lvlText w:val=""/>
+      <w:lvlJc w:val="left"/>
+      <w:pPr>
+        <w:tabs>
+          <w:tab w:val="num" w:pos="720"/>
+        </w:tabs>
+        <w:ind w:left="720" w:hanging="360"/>
+      </w:pPr>
+      <w:rPr>
+        <w:rFonts w:ascii="Symbol" w:hAnsi="Symbol" w:hint="default"/>
+        <w:sz w:val="20"/>
+      </w:rPr>
+    </w:lvl>
+    <w:lvl w:ilvl="1" w:tentative="1">
+      <w:start w:val="1"/>
+      <w:numFmt w:val="bullet"/>
+      <w:lvlText w:val="o"/>
+      <w:lvlJc w:val="left"/>
+      <w:pPr>
+        <w:tabs>
+          <w:tab w:val="num" w:pos="1440"/>
+        </w:tabs>
+        <w:ind w:left="1440" w:hanging="360"/>
+      </w:pPr>
+      <w:rPr>
+        <w:rFonts w:ascii="Courier New" w:hAnsi="Courier New" w:hint="default"/>
+        <w:sz w:val="20"/>
+      </w:rPr>
+    </w:lvl>
+    <w:lvl w:ilvl="2" w:tentative="1">
+      <w:start w:val="1"/>
+      <w:numFmt w:val="bullet"/>
+      <w:lvlText w:val=""/>
+      <w:lvlJc w:val="left"/>
+      <w:pPr>
+        <w:tabs>
+          <w:tab w:val="num" w:pos="2160"/>
+        </w:tabs>
+        <w:ind w:left="2160" w:hanging="360"/>
+      </w:pPr>
+      <w:rPr>
+        <w:rFonts w:ascii="Wingdings" w:hAnsi="Wingdings" w:hint="default"/>
+        <w:sz w:val="20"/>
+      </w:rPr>
+    </w:lvl>
+    <w:lvl w:ilvl="3" w:tentative="1">
+      <w:start w:val="1"/>
+      <w:numFmt w:val="bullet"/>
+      <w:lvlText w:val=""/>
+      <w:lvlJc w:val="left"/>
+      <w:pPr>
+        <w:tabs>
+          <w:tab w:val="num" w:pos="2880"/>
+        </w:tabs>
+        <w:ind w:left="2880" w:hanging="360"/>
+      </w:pPr>
+      <w:rPr>
+        <w:rFonts w:ascii="Wingdings" w:hAnsi="Wingdings" w:hint="default"/>
+        <w:sz w:val="20"/>
+      </w:rPr>
+    </w:lvl>
+    <w:lvl w:ilvl="4" w:tentative="1">
+      <w:start w:val="1"/>
+      <w:numFmt w:val="bullet"/>
+      <w:lvlText w:val=""/>
+      <w:lvlJc w:val="left"/>
+      <w:pPr>
+        <w:tabs>
+          <w:tab w:val="num" w:pos="3600"/>
+        </w:tabs>
+        <w:ind w:left="3600" w:hanging="360"/>
+      </w:pPr>
+      <w:rPr>
+        <w:rFonts w:ascii="Wingdings" w:hAnsi="Wingdings" w:hint="default"/>
+        <w:sz w:val="20"/>
+      </w:rPr>
+    </w:lvl>
+    <w:lvl w:ilvl="5" w:tentative="1">
+      <w:start w:val="1"/>
+      <w:numFmt w:val="bullet"/>
+      <w:lvlText w:val=""/>
+      <w:lvlJc w:val="left"/>
+      <w:pPr>
+        <w:tabs>
+          <w:tab w:val="num" w:pos="4320"/>
+        </w:tabs>
+        <w:ind w:left="4320" w:hanging="360"/>
+      </w:pPr>
+      <w:rPr>
+        <w:rFonts w:ascii="Wingdings" w:hAnsi="Wingdings" w:hint="default"/>
+        <w:sz w:val="20"/>
+      </w:rPr>
+    </w:lvl>
+    <w:lvl w:ilvl="6" w:tentative="1">
+      <w:start w:val="1"/>
+      <w:numFmt w:val="bullet"/>
+      <w:lvlText w:val=""/>
+      <w:lvlJc w:val="left"/>
+      <w:pPr>
+        <w:tabs>
+          <w:tab w:val="num" w:pos="5040"/>
+        </w:tabs>
+        <w:ind w:left="5040" w:hanging="360"/>
+      </w:pPr>
+      <w:rPr>
+        <w:rFonts w:ascii="Wingdings" w:hAnsi="Wingdings" w:hint="default"/>
+        <w:sz w:val="20"/>
+      </w:rPr>
+    </w:lvl>
+    <w:lvl w:ilvl="7" w:tentative="1">
+      <w:start w:val="1"/>
+      <w:numFmt w:val="bullet"/>
+      <w:lvlText w:val=""/>
+      <w:lvlJc w:val="left"/>
+      <w:pPr>
+        <w:tabs>
+          <w:tab w:val="num" w:pos="5760"/>
+        </w:tabs>
+        <w:ind w:left="5760" w:hanging="360"/>
+      </w:pPr>
+      <w:rPr>
+        <w:rFonts w:ascii="Wingdings" w:hAnsi="Wingdings" w:hint="default"/>
+        <w:sz w:val="20"/>
+      </w:rPr>
+    </w:lvl>
+    <w:lvl w:ilvl="8" w:tentative="1">
+      <w:start w:val="1"/>
+      <w:numFmt w:val="bullet"/>
+      <w:lvlText w:val=""/>
+      <w:lvlJc w:val="left"/>
+      <w:pPr>
+        <w:tabs>
+          <w:tab w:val="num" w:pos="6480"/>
+        </w:tabs>
+        <w:ind w:left="6480" w:hanging="360"/>
+      </w:pPr>
+      <w:rPr>
+        <w:rFonts w:ascii="Wingdings" w:hAnsi="Wingdings" w:hint="default"/>
+        <w:sz w:val="20"/>
+      </w:rPr>
+    </w:lvl>
+  </w:abstractNum>
+  <w:abstractNum w:abstractNumId="20" w15:restartNumberingAfterBreak="0">
     <w:nsid w:val="78E12896"/>
     <w:multiLevelType w:val="hybridMultilevel"/>
     <w:tmpl w:val="936299E4"/>
@@ -5628,49 +12352,67 @@
     </w:lvl>
   </w:abstractNum>
   <w:num w:numId="1" w16cid:durableId="1174687561">
-    <w:abstractNumId w:val="10"/>
+    <w:abstractNumId w:val="17"/>
   </w:num>
   <w:num w:numId="2" w16cid:durableId="1452284289">
     <w:abstractNumId w:val="2"/>
   </w:num>
   <w:num w:numId="3" w16cid:durableId="1368523310">
-    <w:abstractNumId w:val="9"/>
+    <w:abstractNumId w:val="11"/>
   </w:num>
   <w:num w:numId="4" w16cid:durableId="1622690477">
     <w:abstractNumId w:val="0"/>
   </w:num>
   <w:num w:numId="5" w16cid:durableId="559099641">
+    <w:abstractNumId w:val="7"/>
+  </w:num>
+  <w:num w:numId="6" w16cid:durableId="423036140">
+    <w:abstractNumId w:val="20"/>
+  </w:num>
+  <w:num w:numId="7" w16cid:durableId="1493718539">
+    <w:abstractNumId w:val="10"/>
+  </w:num>
+  <w:num w:numId="8" w16cid:durableId="1780682702">
+    <w:abstractNumId w:val="8"/>
+  </w:num>
+  <w:num w:numId="9" w16cid:durableId="753165287">
     <w:abstractNumId w:val="5"/>
   </w:num>
-  <w:num w:numId="6" w16cid:durableId="423036140">
-    <w:abstractNumId w:val="11"/>
-  </w:num>
-  <w:num w:numId="7" w16cid:durableId="1493718539">
-    <w:abstractNumId w:val="8"/>
-  </w:num>
-  <w:num w:numId="8" w16cid:durableId="1780682702">
-    <w:abstractNumId w:val="6"/>
-  </w:num>
-  <w:num w:numId="9" w16cid:durableId="753165287">
+  <w:num w:numId="10" w16cid:durableId="443500220">
     <w:abstractNumId w:val="4"/>
-  </w:num>
-  <w:num w:numId="10" w16cid:durableId="443500220">
-    <w:abstractNumId w:val="3"/>
   </w:num>
   <w:num w:numId="11" w16cid:durableId="1564482762">
     <w:abstractNumId w:val="1"/>
   </w:num>
   <w:num w:numId="12" w16cid:durableId="114175400">
-    <w:abstractNumId w:val="7"/>
-    <w:lvlOverride w:ilvl="0"/>
-    <w:lvlOverride w:ilvl="1"/>
-    <w:lvlOverride w:ilvl="2"/>
-    <w:lvlOverride w:ilvl="3"/>
-    <w:lvlOverride w:ilvl="4"/>
-    <w:lvlOverride w:ilvl="5"/>
-    <w:lvlOverride w:ilvl="6"/>
-    <w:lvlOverride w:ilvl="7"/>
-    <w:lvlOverride w:ilvl="8"/>
+    <w:abstractNumId w:val="9"/>
+  </w:num>
+  <w:num w:numId="13" w16cid:durableId="1860506790">
+    <w:abstractNumId w:val="16"/>
+  </w:num>
+  <w:num w:numId="14" w16cid:durableId="1997343568">
+    <w:abstractNumId w:val="18"/>
+  </w:num>
+  <w:num w:numId="15" w16cid:durableId="709107411">
+    <w:abstractNumId w:val="6"/>
+  </w:num>
+  <w:num w:numId="16" w16cid:durableId="1874493370">
+    <w:abstractNumId w:val="12"/>
+  </w:num>
+  <w:num w:numId="17" w16cid:durableId="327564698">
+    <w:abstractNumId w:val="14"/>
+  </w:num>
+  <w:num w:numId="18" w16cid:durableId="851606634">
+    <w:abstractNumId w:val="19"/>
+  </w:num>
+  <w:num w:numId="19" w16cid:durableId="297616872">
+    <w:abstractNumId w:val="15"/>
+  </w:num>
+  <w:num w:numId="20" w16cid:durableId="1629513135">
+    <w:abstractNumId w:val="3"/>
+  </w:num>
+  <w:num w:numId="21" w16cid:durableId="1882085655">
+    <w:abstractNumId w:val="13"/>
   </w:num>
 </w:numbering>
 </file>

--- a/Comentario sobre las prácticas.docx
+++ b/Comentario sobre las prácticas.docx
@@ -22,61 +22,27 @@
       <w:pPr>
         <w:pStyle w:val="Ttulo1"/>
       </w:pPr>
-      <w:proofErr w:type="spellStart"/>
-      <w:r>
-        <w:t>Commit</w:t>
-      </w:r>
-      <w:proofErr w:type="spellEnd"/>
-      <w:r>
-        <w:t xml:space="preserve"> 1. </w:t>
-      </w:r>
-      <w:r>
-        <w:t xml:space="preserve">"Primeros pasos en </w:t>
-      </w:r>
-      <w:proofErr w:type="spellStart"/>
-      <w:r>
-        <w:t>React</w:t>
-      </w:r>
-      <w:proofErr w:type="spellEnd"/>
-      <w:r>
-        <w:t xml:space="preserve"> Native"</w:t>
-      </w:r>
-    </w:p>
-    <w:p>
-      <w:pPr>
-        <w:jc w:val="both"/>
-      </w:pPr>
-      <w:proofErr w:type="spellStart"/>
-      <w:r>
-        <w:t>Commit</w:t>
-      </w:r>
-      <w:proofErr w:type="spellEnd"/>
-      <w:r>
-        <w:t xml:space="preserve"> inicial del repositorio en el que se van a hacer las prácticas correspondientes al apartado </w:t>
-      </w:r>
-      <w:proofErr w:type="spellStart"/>
-      <w:r>
-        <w:t>react</w:t>
-      </w:r>
-      <w:proofErr w:type="spellEnd"/>
-      <w:r>
-        <w:t>-native de la asignatura DSM.</w:t>
-      </w:r>
-    </w:p>
-    <w:p>
-      <w:pPr>
-        <w:jc w:val="both"/>
-      </w:pPr>
-      <w:r>
-        <w:t xml:space="preserve">Se ha instalado Expo tanto en el repositorio como en el teléfono móvil para poder realizar el desarrollo y pruebas correctamente en tiempo real. De forma inicial la aplicación cuenta con un archivo App.js, que contiene un componente de </w:t>
-      </w:r>
-      <w:proofErr w:type="spellStart"/>
-      <w:r>
-        <w:t>react</w:t>
-      </w:r>
-      <w:proofErr w:type="spellEnd"/>
-      <w:r>
-        <w:t xml:space="preserve"> llamado “View”, con sus correspondientes estilos y con un texto, que es lo que se muestra cuando se visualiza la aplicación en funcionamiento.</w:t>
+      <w:r>
+        <w:t xml:space="preserve">Commit 1. </w:t>
+      </w:r>
+      <w:r>
+        <w:t>"Primeros pasos en React Native"</w:t>
+      </w:r>
+    </w:p>
+    <w:p>
+      <w:pPr>
+        <w:jc w:val="both"/>
+      </w:pPr>
+      <w:r>
+        <w:t>Commit inicial del repositorio en el que se van a hacer las prácticas correspondientes al apartado react-native de la asignatura DSM.</w:t>
+      </w:r>
+    </w:p>
+    <w:p>
+      <w:pPr>
+        <w:jc w:val="both"/>
+      </w:pPr>
+      <w:r>
+        <w:t>Se ha instalado Expo tanto en el repositorio como en el teléfono móvil para poder realizar el desarrollo y pruebas correctamente en tiempo real. De forma inicial la aplicación cuenta con un archivo App.js, que contiene un componente de react llamado “View”, con sus correspondientes estilos y con un texto, que es lo que se muestra cuando se visualiza la aplicación en funcionamiento.</w:t>
       </w:r>
     </w:p>
     <w:p>
@@ -88,110 +54,36 @@
       <w:pPr>
         <w:pStyle w:val="Ttulo1"/>
       </w:pPr>
-      <w:proofErr w:type="spellStart"/>
-      <w:r>
-        <w:t>Commit</w:t>
-      </w:r>
-      <w:proofErr w:type="spellEnd"/>
-      <w:r>
-        <w:t xml:space="preserve"> 2. </w:t>
-      </w:r>
-      <w:r>
-        <w:t xml:space="preserve">"Componentes </w:t>
-      </w:r>
-      <w:proofErr w:type="spellStart"/>
-      <w:r>
-        <w:t>React</w:t>
-      </w:r>
-      <w:proofErr w:type="spellEnd"/>
-      <w:r>
-        <w:t xml:space="preserve"> Native"</w:t>
-      </w:r>
-    </w:p>
-    <w:p>
-      <w:pPr>
-        <w:jc w:val="both"/>
-      </w:pPr>
-      <w:r>
-        <w:t xml:space="preserve">Continuamos avanzando con la aplicación, para estudiar los componentes de </w:t>
-      </w:r>
-      <w:proofErr w:type="spellStart"/>
-      <w:r>
-        <w:t>react</w:t>
-      </w:r>
-      <w:proofErr w:type="spellEnd"/>
-      <w:r>
-        <w:t>-native y su funcionamiento hemos creado dos carpetas, una llamada componentes, donde se van a crear los nuevos componentes que vamos a usar, y otro llamado común, que contiene un documento con una lista de información que se utilizará más adelante. Además, se incluye una subcarpeta de imágenes que la aplicación irá utilizando.</w:t>
-      </w:r>
-    </w:p>
-    <w:p>
-      <w:pPr>
-        <w:jc w:val="both"/>
-      </w:pPr>
-      <w:r>
-        <w:t xml:space="preserve">El </w:t>
-      </w:r>
-      <w:proofErr w:type="spellStart"/>
-      <w:r>
-        <w:t>calendariocomponent</w:t>
-      </w:r>
-      <w:proofErr w:type="spellEnd"/>
-      <w:r>
-        <w:t xml:space="preserve"> es un componente que, utilizando </w:t>
-      </w:r>
-      <w:proofErr w:type="spellStart"/>
-      <w:r>
-        <w:t>list.wiew</w:t>
-      </w:r>
-      <w:proofErr w:type="spellEnd"/>
-      <w:r>
-        <w:t xml:space="preserve"> de </w:t>
-      </w:r>
-      <w:proofErr w:type="spellStart"/>
-      <w:r>
-        <w:t>react</w:t>
-      </w:r>
-      <w:proofErr w:type="spellEnd"/>
-      <w:r>
-        <w:t>-native-</w:t>
-      </w:r>
-      <w:proofErr w:type="spellStart"/>
-      <w:r>
-        <w:t>paper</w:t>
-      </w:r>
-      <w:proofErr w:type="spellEnd"/>
-      <w:r>
-        <w:t xml:space="preserve">, recoge los elementos de la lista de excursiones, dándoles un formato y posicionando una de las imágenes a la izquierda. Se incluyen además sus estilos. Utilizando también </w:t>
-      </w:r>
-      <w:proofErr w:type="spellStart"/>
-      <w:r>
-        <w:t>FlatList</w:t>
-      </w:r>
-      <w:proofErr w:type="spellEnd"/>
-      <w:r>
-        <w:t xml:space="preserve">, un componente de </w:t>
-      </w:r>
-      <w:proofErr w:type="spellStart"/>
-      <w:r>
-        <w:t>react</w:t>
-      </w:r>
-      <w:proofErr w:type="spellEnd"/>
-      <w:r>
-        <w:t>, se disponen en formato vertical.</w:t>
-      </w:r>
-    </w:p>
-    <w:p>
-      <w:pPr>
-        <w:jc w:val="both"/>
-      </w:pPr>
-      <w:r>
-        <w:t xml:space="preserve">En </w:t>
-      </w:r>
-      <w:proofErr w:type="spellStart"/>
-      <w:r>
-        <w:t>CampobaseComponent</w:t>
-      </w:r>
-      <w:proofErr w:type="spellEnd"/>
+      <w:r>
+        <w:t xml:space="preserve">Commit 2. </w:t>
+      </w:r>
+      <w:r>
+        <w:t>"Componentes React Native"</w:t>
+      </w:r>
+    </w:p>
+    <w:p>
+      <w:pPr>
+        <w:jc w:val="both"/>
+      </w:pPr>
+      <w:r>
+        <w:t>Continuamos avanzando con la aplicación, para estudiar los componentes de react-native y su funcionamiento hemos creado dos carpetas, una llamada componentes, donde se van a crear los nuevos componentes que vamos a usar, y otro llamado común, que contiene un documento con una lista de información que se utilizará más adelante. Además, se incluye una subcarpeta de imágenes que la aplicación irá utilizando.</w:t>
+      </w:r>
+    </w:p>
+    <w:p>
+      <w:pPr>
+        <w:jc w:val="both"/>
+      </w:pPr>
+      <w:r>
+        <w:t>El calendariocomponent es un componente que, utilizando list.wiew de react-native-paper, recoge los elementos de la lista de excursiones, dándoles un formato y posicionando una de las imágenes a la izquierda. Se incluyen además sus estilos. Utilizando también FlatList, un componente de react, se disponen en formato vertical.</w:t>
+      </w:r>
+    </w:p>
+    <w:p>
+      <w:pPr>
+        <w:jc w:val="both"/>
+      </w:pPr>
+      <w:r>
+        <w:t>En CampobaseComponent</w:t>
+      </w:r>
       <w:r>
         <w:t xml:space="preserve"> se guarda la lista de excursiones y se pasan al componente calendario para que este las muestre.</w:t>
       </w:r>
@@ -201,55 +93,7 @@
         <w:jc w:val="both"/>
       </w:pPr>
       <w:r>
-        <w:t xml:space="preserve">También se ha modificado el fichero App.js para que se muestre la app correctamente, </w:t>
-      </w:r>
-      <w:proofErr w:type="spellStart"/>
-      <w:r>
-        <w:t>SafeAreaProvider</w:t>
-      </w:r>
-      <w:proofErr w:type="spellEnd"/>
-      <w:r>
-        <w:t xml:space="preserve"> sirve para que no se solape con la barra superior, </w:t>
-      </w:r>
-      <w:proofErr w:type="spellStart"/>
-      <w:r>
-        <w:t>notch</w:t>
-      </w:r>
-      <w:proofErr w:type="spellEnd"/>
-      <w:r>
-        <w:t xml:space="preserve"> y los bordes del móvil, </w:t>
-      </w:r>
-      <w:proofErr w:type="spellStart"/>
-      <w:r>
-        <w:t>PaperProvider</w:t>
-      </w:r>
-      <w:proofErr w:type="spellEnd"/>
-      <w:r>
-        <w:t xml:space="preserve"> activa el sistema de estilos de </w:t>
-      </w:r>
-      <w:proofErr w:type="spellStart"/>
-      <w:r>
-        <w:t>react</w:t>
-      </w:r>
-      <w:proofErr w:type="spellEnd"/>
-      <w:r>
-        <w:t xml:space="preserve"> native </w:t>
-      </w:r>
-      <w:proofErr w:type="spellStart"/>
-      <w:r>
-        <w:t>paper</w:t>
-      </w:r>
-      <w:proofErr w:type="spellEnd"/>
-      <w:r>
-        <w:t xml:space="preserve">. En ese momento se incluye el componente </w:t>
-      </w:r>
-      <w:proofErr w:type="spellStart"/>
-      <w:r>
-        <w:t>campobase</w:t>
-      </w:r>
-      <w:proofErr w:type="spellEnd"/>
-      <w:r>
-        <w:t xml:space="preserve"> que, renderiza un calendario y le pasa cada una de las excursiones para que se dispongan en forma de lista como se ha explicado.</w:t>
+        <w:t>También se ha modificado el fichero App.js para que se muestre la app correctamente, SafeAreaProvider sirve para que no se solape con la barra superior, notch y los bordes del móvil, PaperProvider activa el sistema de estilos de react native paper. En ese momento se incluye el componente campobase que, renderiza un calendario y le pasa cada una de las excursiones para que se dispongan en forma de lista como se ha explicado.</w:t>
       </w:r>
     </w:p>
     <w:p>
@@ -257,48 +101,19 @@
         <w:pStyle w:val="Ttulo1"/>
         <w:jc w:val="both"/>
       </w:pPr>
-      <w:proofErr w:type="spellStart"/>
-      <w:r>
-        <w:t>Commit</w:t>
-      </w:r>
-      <w:proofErr w:type="spellEnd"/>
-      <w:r>
-        <w:t xml:space="preserve"> 3. “</w:t>
-      </w:r>
-      <w:r>
-        <w:t xml:space="preserve">Componentes funcionales en </w:t>
-      </w:r>
-      <w:proofErr w:type="spellStart"/>
-      <w:r>
-        <w:t>React</w:t>
-      </w:r>
-      <w:proofErr w:type="spellEnd"/>
-      <w:r>
-        <w:t xml:space="preserve"> Native”</w:t>
-      </w:r>
-    </w:p>
-    <w:p>
-      <w:pPr>
-        <w:jc w:val="both"/>
-      </w:pPr>
-      <w:r>
-        <w:t xml:space="preserve">En esta parte del trabajo se va a profundizar más en los componentes funcionales de </w:t>
-      </w:r>
-      <w:proofErr w:type="spellStart"/>
-      <w:r>
-        <w:t>react</w:t>
-      </w:r>
-      <w:proofErr w:type="spellEnd"/>
-      <w:r>
-        <w:t xml:space="preserve">-native. En el </w:t>
-      </w:r>
-      <w:proofErr w:type="spellStart"/>
-      <w:r>
-        <w:t>commit</w:t>
-      </w:r>
-      <w:proofErr w:type="spellEnd"/>
-      <w:r>
-        <w:t xml:space="preserve"> anterior ya creamos uno, el calendario. En el día de hoy se va a crear otro y se va a realizar comunicación entre ellos.</w:t>
+      <w:r>
+        <w:t>Commit 3. “</w:t>
+      </w:r>
+      <w:r>
+        <w:t>Componentes funcionales en React Native”</w:t>
+      </w:r>
+    </w:p>
+    <w:p>
+      <w:pPr>
+        <w:jc w:val="both"/>
+      </w:pPr>
+      <w:r>
+        <w:t>En esta parte del trabajo se va a profundizar más en los componentes funcionales de react-native. En el commit anterior ya creamos uno, el calendario. En el día de hoy se va a crear otro y se va a realizar comunicación entre ellos.</w:t>
       </w:r>
     </w:p>
     <w:p>
@@ -318,50 +133,18 @@
         <w:jc w:val="both"/>
       </w:pPr>
       <w:r>
-        <w:t xml:space="preserve">El componente se llama </w:t>
-      </w:r>
-      <w:proofErr w:type="spellStart"/>
-      <w:r>
-        <w:t>DetalleExcursionComponent</w:t>
-      </w:r>
-      <w:proofErr w:type="spellEnd"/>
-      <w:r>
-        <w:t xml:space="preserve">, que </w:t>
-      </w:r>
-      <w:r>
-        <w:t xml:space="preserve">muestra una tarjeta (Card) con los datos de una excursión (nombre, imagen y descripción) usando </w:t>
-      </w:r>
-      <w:proofErr w:type="spellStart"/>
-      <w:r>
-        <w:t>react</w:t>
-      </w:r>
-      <w:proofErr w:type="spellEnd"/>
-      <w:r>
-        <w:t>-native-</w:t>
-      </w:r>
-      <w:proofErr w:type="spellStart"/>
-      <w:r>
-        <w:t>paper</w:t>
-      </w:r>
-      <w:proofErr w:type="spellEnd"/>
-      <w:r>
-        <w:t>.</w:t>
-      </w:r>
-    </w:p>
-    <w:p>
-      <w:pPr>
-        <w:jc w:val="both"/>
-      </w:pPr>
-      <w:r>
-        <w:t xml:space="preserve">Si recibe una excursión válida por </w:t>
-      </w:r>
-      <w:proofErr w:type="spellStart"/>
-      <w:r>
-        <w:t>props</w:t>
-      </w:r>
-      <w:proofErr w:type="spellEnd"/>
-      <w:r>
-        <w:t>, la renderiza</w:t>
+        <w:t xml:space="preserve">El componente se llama DetalleExcursionComponent, que </w:t>
+      </w:r>
+      <w:r>
+        <w:t>muestra una tarjeta (Card) con los datos de una excursión (nombre, imagen y descripción) usando react-native-paper.</w:t>
+      </w:r>
+    </w:p>
+    <w:p>
+      <w:pPr>
+        <w:jc w:val="both"/>
+      </w:pPr>
+      <w:r>
+        <w:t>Si recibe una excursión válida por props, la renderiza</w:t>
       </w:r>
       <w:r>
         <w:t>,</w:t>
@@ -373,63 +156,15 @@
         <w:t xml:space="preserve"> </w:t>
       </w:r>
       <w:r>
-        <w:t xml:space="preserve">Se comunica con otros componentes a través de </w:t>
-      </w:r>
-      <w:proofErr w:type="spellStart"/>
-      <w:r>
-        <w:t>props</w:t>
-      </w:r>
-      <w:proofErr w:type="spellEnd"/>
-      <w:r>
-        <w:t xml:space="preserve">: el componente padre le pasa un objeto </w:t>
-      </w:r>
-      <w:proofErr w:type="spellStart"/>
-      <w:r>
-        <w:t>excursion</w:t>
-      </w:r>
-      <w:proofErr w:type="spellEnd"/>
-      <w:r>
-        <w:t xml:space="preserve"> (</w:t>
-      </w:r>
-      <w:proofErr w:type="spellStart"/>
-      <w:r>
-        <w:t>props.excursion</w:t>
-      </w:r>
-      <w:proofErr w:type="spellEnd"/>
-      <w:r>
-        <w:t>) y este lo utiliza para mostrar la información.</w:t>
-      </w:r>
-    </w:p>
-    <w:p>
-      <w:pPr>
-        <w:jc w:val="both"/>
-      </w:pPr>
-      <w:r>
-        <w:t xml:space="preserve">Además, </w:t>
-      </w:r>
-      <w:proofErr w:type="spellStart"/>
-      <w:r>
-        <w:t>DetalleExcursion</w:t>
-      </w:r>
-      <w:proofErr w:type="spellEnd"/>
-      <w:r>
-        <w:t xml:space="preserve"> actúa como intermediario, recibiendo las </w:t>
-      </w:r>
-      <w:proofErr w:type="spellStart"/>
-      <w:r>
-        <w:t>props</w:t>
-      </w:r>
-      <w:proofErr w:type="spellEnd"/>
-      <w:r>
-        <w:t xml:space="preserve"> y pasándoselas a </w:t>
-      </w:r>
-      <w:proofErr w:type="spellStart"/>
-      <w:r>
-        <w:t>RenderExcursion</w:t>
-      </w:r>
-      <w:proofErr w:type="spellEnd"/>
-      <w:r>
-        <w:t>, manteniendo así la comunicación entre componentes.</w:t>
+        <w:t>Se comunica con otros componentes a través de props: el componente padre le pasa un objeto excursion (props.excursion) y este lo utiliza para mostrar la información.</w:t>
+      </w:r>
+    </w:p>
+    <w:p>
+      <w:pPr>
+        <w:jc w:val="both"/>
+      </w:pPr>
+      <w:r>
+        <w:t>Además, DetalleExcursion actúa como intermediario, recibiendo las props y pasándoselas a RenderExcursion, manteniendo así la comunicación entre componentes.</w:t>
       </w:r>
     </w:p>
     <w:p>
@@ -450,15 +185,7 @@
         <w:jc w:val="both"/>
       </w:pPr>
       <w:r>
-        <w:t>Se añade un estado (</w:t>
-      </w:r>
-      <w:proofErr w:type="spellStart"/>
-      <w:r>
-        <w:t>seleccionExcursion</w:t>
-      </w:r>
-      <w:proofErr w:type="spellEnd"/>
-      <w:r>
-        <w:t xml:space="preserve">) que guarda qué excursión está seleccionada. </w:t>
+        <w:t xml:space="preserve">Se añade un estado (seleccionExcursion) que guarda qué excursión está seleccionada. </w:t>
       </w:r>
     </w:p>
     <w:p>
@@ -471,15 +198,7 @@
         <w:jc w:val="both"/>
       </w:pPr>
       <w:r>
-        <w:t xml:space="preserve">Cuando el usuario pulsa en Calendario, se llama a </w:t>
-      </w:r>
-      <w:proofErr w:type="spellStart"/>
-      <w:r>
-        <w:t>onSeleccionExcursion</w:t>
-      </w:r>
-      <w:proofErr w:type="spellEnd"/>
-      <w:r>
-        <w:t xml:space="preserve">, que actualiza ese estado con el id. </w:t>
+        <w:t xml:space="preserve">Cuando el usuario pulsa en Calendario, se llama a onSeleccionExcursion, que actualiza ese estado con el id. </w:t>
       </w:r>
     </w:p>
     <w:p>
@@ -492,23 +211,7 @@
         <w:jc w:val="both"/>
       </w:pPr>
       <w:r>
-        <w:t xml:space="preserve">Luego, </w:t>
-      </w:r>
-      <w:proofErr w:type="spellStart"/>
-      <w:r>
-        <w:t>DetalleExcursion</w:t>
-      </w:r>
-      <w:proofErr w:type="spellEnd"/>
-      <w:r>
-        <w:t xml:space="preserve"> recibe por </w:t>
-      </w:r>
-      <w:proofErr w:type="spellStart"/>
-      <w:r>
-        <w:t>props</w:t>
-      </w:r>
-      <w:proofErr w:type="spellEnd"/>
-      <w:r>
-        <w:t xml:space="preserve"> la excursión filtrada según ese id y muestra su información.</w:t>
+        <w:t>Luego, DetalleExcursion recibe por props la excursión filtrada según ese id y muestra su información.</w:t>
       </w:r>
     </w:p>
     <w:p>
@@ -525,121 +228,41 @@
           <w:rFonts w:eastAsia="Times New Roman" w:cstheme="minorHAnsi"/>
           <w:lang w:eastAsia="es-ES"/>
         </w:rPr>
-        <w:t xml:space="preserve">La excursión seleccionada se obtiene mediante el método </w:t>
-      </w:r>
-      <w:proofErr w:type="spellStart"/>
-      <w:r>
+        <w:t>La excursión seleccionada se obtiene mediante el método filter de JavaScript aplicado al array this.state.excursiones.</w:t>
+      </w:r>
+    </w:p>
+    <w:p>
+      <w:pPr>
+        <w:spacing w:before="100" w:beforeAutospacing="1" w:after="100" w:afterAutospacing="1" w:line="240" w:lineRule="auto"/>
+        <w:jc w:val="both"/>
         <w:rPr>
           <w:rFonts w:eastAsia="Times New Roman" w:cstheme="minorHAnsi"/>
           <w:lang w:eastAsia="es-ES"/>
         </w:rPr>
-        <w:t>filter</w:t>
-      </w:r>
-      <w:proofErr w:type="spellEnd"/>
+      </w:pPr>
       <w:r>
         <w:rPr>
           <w:rFonts w:eastAsia="Times New Roman" w:cstheme="minorHAnsi"/>
           <w:lang w:eastAsia="es-ES"/>
         </w:rPr>
-        <w:t xml:space="preserve"> de JavaScript aplicado al array </w:t>
-      </w:r>
-      <w:proofErr w:type="spellStart"/>
-      <w:r>
+        <w:t>Este filtro recorre todas las excursiones y devuelve solo aquellas cuyo id coincide con seleccionExcursion. Como filter devuelve un array, se accede al primer elemento con [0] para obtener directamente el objeto de la excursión.</w:t>
+      </w:r>
+    </w:p>
+    <w:p>
+      <w:pPr>
+        <w:spacing w:before="100" w:beforeAutospacing="1" w:after="100" w:afterAutospacing="1" w:line="240" w:lineRule="auto"/>
+        <w:jc w:val="both"/>
         <w:rPr>
           <w:rFonts w:eastAsia="Times New Roman" w:cstheme="minorHAnsi"/>
           <w:lang w:eastAsia="es-ES"/>
         </w:rPr>
-        <w:t>this.state.excursiones</w:t>
-      </w:r>
-      <w:proofErr w:type="spellEnd"/>
+      </w:pPr>
       <w:r>
         <w:rPr>
           <w:rFonts w:eastAsia="Times New Roman" w:cstheme="minorHAnsi"/>
           <w:lang w:eastAsia="es-ES"/>
         </w:rPr>
-        <w:t>.</w:t>
-      </w:r>
-    </w:p>
-    <w:p>
-      <w:pPr>
-        <w:spacing w:before="100" w:beforeAutospacing="1" w:after="100" w:afterAutospacing="1" w:line="240" w:lineRule="auto"/>
-        <w:jc w:val="both"/>
-        <w:rPr>
-          <w:rFonts w:eastAsia="Times New Roman" w:cstheme="minorHAnsi"/>
-          <w:lang w:eastAsia="es-ES"/>
-        </w:rPr>
-      </w:pPr>
-      <w:r>
-        <w:rPr>
-          <w:rFonts w:eastAsia="Times New Roman" w:cstheme="minorHAnsi"/>
-          <w:lang w:eastAsia="es-ES"/>
-        </w:rPr>
-        <w:t xml:space="preserve">Este filtro recorre todas las excursiones y devuelve solo aquellas cuyo id coincide con </w:t>
-      </w:r>
-      <w:proofErr w:type="spellStart"/>
-      <w:r>
-        <w:rPr>
-          <w:rFonts w:eastAsia="Times New Roman" w:cstheme="minorHAnsi"/>
-          <w:lang w:eastAsia="es-ES"/>
-        </w:rPr>
-        <w:t>seleccionExcursion</w:t>
-      </w:r>
-      <w:proofErr w:type="spellEnd"/>
-      <w:r>
-        <w:rPr>
-          <w:rFonts w:eastAsia="Times New Roman" w:cstheme="minorHAnsi"/>
-          <w:lang w:eastAsia="es-ES"/>
-        </w:rPr>
-        <w:t xml:space="preserve">. Como </w:t>
-      </w:r>
-      <w:proofErr w:type="spellStart"/>
-      <w:r>
-        <w:rPr>
-          <w:rFonts w:eastAsia="Times New Roman" w:cstheme="minorHAnsi"/>
-          <w:lang w:eastAsia="es-ES"/>
-        </w:rPr>
-        <w:t>filter</w:t>
-      </w:r>
-      <w:proofErr w:type="spellEnd"/>
-      <w:r>
-        <w:rPr>
-          <w:rFonts w:eastAsia="Times New Roman" w:cstheme="minorHAnsi"/>
-          <w:lang w:eastAsia="es-ES"/>
-        </w:rPr>
-        <w:t xml:space="preserve"> devuelve un array, se accede al primer elemento con [0] para obtener directamente el objeto de la excursión.</w:t>
-      </w:r>
-    </w:p>
-    <w:p>
-      <w:pPr>
-        <w:spacing w:before="100" w:beforeAutospacing="1" w:after="100" w:afterAutospacing="1" w:line="240" w:lineRule="auto"/>
-        <w:jc w:val="both"/>
-        <w:rPr>
-          <w:rFonts w:eastAsia="Times New Roman" w:cstheme="minorHAnsi"/>
-          <w:lang w:eastAsia="es-ES"/>
-        </w:rPr>
-      </w:pPr>
-      <w:r>
-        <w:rPr>
-          <w:rFonts w:eastAsia="Times New Roman" w:cstheme="minorHAnsi"/>
-          <w:lang w:eastAsia="es-ES"/>
-        </w:rPr>
-        <w:t xml:space="preserve">Se definen dos funciones </w:t>
-      </w:r>
-      <w:proofErr w:type="spellStart"/>
-      <w:r>
-        <w:rPr>
-          <w:rFonts w:eastAsia="Times New Roman" w:cstheme="minorHAnsi"/>
-          <w:lang w:eastAsia="es-ES"/>
-        </w:rPr>
-        <w:t>onPress</w:t>
-      </w:r>
-      <w:proofErr w:type="spellEnd"/>
-      <w:r>
-        <w:rPr>
-          <w:rFonts w:eastAsia="Times New Roman" w:cstheme="minorHAnsi"/>
-          <w:lang w:eastAsia="es-ES"/>
-        </w:rPr>
-        <w:t xml:space="preserve"> con usos diferentes:</w:t>
+        <w:t>Se definen dos funciones onPress con usos diferentes:</w:t>
       </w:r>
     </w:p>
     <w:p>
@@ -656,69 +279,12 @@
           <w:lang w:eastAsia="es-ES"/>
         </w:rPr>
       </w:pPr>
-      <w:proofErr w:type="spellStart"/>
       <w:r>
         <w:rPr>
           <w:rFonts w:eastAsia="Times New Roman" w:cstheme="minorHAnsi"/>
           <w:lang w:eastAsia="es-ES"/>
         </w:rPr>
-        <w:t>onPress</w:t>
-      </w:r>
-      <w:proofErr w:type="spellEnd"/>
-      <w:r>
-        <w:rPr>
-          <w:rFonts w:eastAsia="Times New Roman" w:cstheme="minorHAnsi"/>
-          <w:lang w:eastAsia="es-ES"/>
-        </w:rPr>
-        <w:t xml:space="preserve"> de </w:t>
-      </w:r>
-      <w:proofErr w:type="spellStart"/>
-      <w:r>
-        <w:rPr>
-          <w:rFonts w:eastAsia="Times New Roman" w:cstheme="minorHAnsi"/>
-          <w:lang w:eastAsia="es-ES"/>
-        </w:rPr>
-        <w:t>List.Item</w:t>
-      </w:r>
-      <w:proofErr w:type="spellEnd"/>
-      <w:r>
-        <w:rPr>
-          <w:rFonts w:eastAsia="Times New Roman" w:cstheme="minorHAnsi"/>
-          <w:lang w:eastAsia="es-ES"/>
-        </w:rPr>
-        <w:t xml:space="preserve">: es una </w:t>
-      </w:r>
-      <w:proofErr w:type="spellStart"/>
-      <w:r>
-        <w:rPr>
-          <w:rFonts w:eastAsia="Times New Roman" w:cstheme="minorHAnsi"/>
-          <w:lang w:eastAsia="es-ES"/>
-        </w:rPr>
-        <w:t>prop</w:t>
-      </w:r>
-      <w:proofErr w:type="spellEnd"/>
-      <w:r>
-        <w:rPr>
-          <w:rFonts w:eastAsia="Times New Roman" w:cstheme="minorHAnsi"/>
-          <w:lang w:eastAsia="es-ES"/>
-        </w:rPr>
-        <w:t xml:space="preserve"> ya definida por </w:t>
-      </w:r>
-      <w:proofErr w:type="spellStart"/>
-      <w:r>
-        <w:rPr>
-          <w:rFonts w:eastAsia="Times New Roman" w:cstheme="minorHAnsi"/>
-          <w:lang w:eastAsia="es-ES"/>
-        </w:rPr>
-        <w:t>React</w:t>
-      </w:r>
-      <w:proofErr w:type="spellEnd"/>
-      <w:r>
-        <w:rPr>
-          <w:rFonts w:eastAsia="Times New Roman" w:cstheme="minorHAnsi"/>
-          <w:lang w:eastAsia="es-ES"/>
-        </w:rPr>
-        <w:t xml:space="preserve"> Native Paper, que se ejecuta automáticamente cuando el usuario pulsa el elemento. </w:t>
+        <w:t xml:space="preserve">onPress de List.Item: es una prop ya definida por React Native Paper, que se ejecuta automáticamente cuando el usuario pulsa el elemento. </w:t>
       </w:r>
     </w:p>
     <w:p>
@@ -735,53 +301,12 @@
           <w:lang w:eastAsia="es-ES"/>
         </w:rPr>
       </w:pPr>
-      <w:proofErr w:type="spellStart"/>
       <w:r>
         <w:rPr>
           <w:rFonts w:eastAsia="Times New Roman" w:cstheme="minorHAnsi"/>
           <w:lang w:eastAsia="es-ES"/>
         </w:rPr>
-        <w:t>onPress</w:t>
-      </w:r>
-      <w:proofErr w:type="spellEnd"/>
-      <w:r>
-        <w:rPr>
-          <w:rFonts w:eastAsia="Times New Roman" w:cstheme="minorHAnsi"/>
-          <w:lang w:eastAsia="es-ES"/>
-        </w:rPr>
-        <w:t xml:space="preserve"> del componente Calendario: es una función personalizada (</w:t>
-      </w:r>
-      <w:proofErr w:type="spellStart"/>
-      <w:r>
-        <w:rPr>
-          <w:rFonts w:eastAsia="Times New Roman" w:cstheme="minorHAnsi"/>
-          <w:lang w:eastAsia="es-ES"/>
-        </w:rPr>
-        <w:t>prop</w:t>
-      </w:r>
-      <w:proofErr w:type="spellEnd"/>
-      <w:r>
-        <w:rPr>
-          <w:rFonts w:eastAsia="Times New Roman" w:cstheme="minorHAnsi"/>
-          <w:lang w:eastAsia="es-ES"/>
-        </w:rPr>
-        <w:t>) que tú defines y pasas desde el componente padre (</w:t>
-      </w:r>
-      <w:proofErr w:type="spellStart"/>
-      <w:r>
-        <w:rPr>
-          <w:rFonts w:eastAsia="Times New Roman" w:cstheme="minorHAnsi"/>
-          <w:lang w:eastAsia="es-ES"/>
-        </w:rPr>
-        <w:t>Campobase</w:t>
-      </w:r>
-      <w:proofErr w:type="spellEnd"/>
-      <w:r>
-        <w:rPr>
-          <w:rFonts w:eastAsia="Times New Roman" w:cstheme="minorHAnsi"/>
-          <w:lang w:eastAsia="es-ES"/>
-        </w:rPr>
-        <w:t>). Su nombre es arbitrario.</w:t>
+        <w:t>onPress del componente Calendario: es una función personalizada (prop) que tú defines y pasas desde el componente padre (Campobase). Su nombre es arbitrario.</w:t>
       </w:r>
     </w:p>
     <w:p>
@@ -792,114 +317,47 @@
           <w:lang w:eastAsia="es-ES"/>
         </w:rPr>
       </w:pPr>
-      <w:proofErr w:type="spellStart"/>
       <w:r>
         <w:rPr>
           <w:rFonts w:eastAsia="Times New Roman"/>
           <w:lang w:eastAsia="es-ES"/>
         </w:rPr>
-        <w:t>Commit</w:t>
-      </w:r>
-      <w:proofErr w:type="spellEnd"/>
-      <w:r>
-        <w:rPr>
-          <w:rFonts w:eastAsia="Times New Roman"/>
-          <w:lang w:eastAsia="es-ES"/>
-        </w:rPr>
-        <w:t xml:space="preserve"> 04: “Stack </w:t>
-      </w:r>
-      <w:proofErr w:type="spellStart"/>
-      <w:r>
-        <w:rPr>
-          <w:rFonts w:eastAsia="Times New Roman"/>
-          <w:lang w:eastAsia="es-ES"/>
-        </w:rPr>
-        <w:t>Navigation</w:t>
-      </w:r>
-      <w:proofErr w:type="spellEnd"/>
-      <w:r>
-        <w:rPr>
-          <w:rFonts w:eastAsia="Times New Roman"/>
-          <w:lang w:eastAsia="es-ES"/>
-        </w:rPr>
-        <w:t>”</w:t>
-      </w:r>
-    </w:p>
-    <w:p>
-      <w:pPr>
-        <w:rPr>
-          <w:lang w:eastAsia="es-ES"/>
-        </w:rPr>
-      </w:pPr>
-    </w:p>
-    <w:p>
-      <w:pPr>
-        <w:jc w:val="both"/>
-        <w:rPr>
-          <w:lang w:eastAsia="es-ES"/>
-        </w:rPr>
-      </w:pPr>
-      <w:r>
-        <w:rPr>
-          <w:lang w:eastAsia="es-ES"/>
-        </w:rPr>
-        <w:t xml:space="preserve">En este </w:t>
-      </w:r>
-      <w:proofErr w:type="spellStart"/>
-      <w:r>
-        <w:rPr>
-          <w:lang w:eastAsia="es-ES"/>
-        </w:rPr>
-        <w:t>commit</w:t>
-      </w:r>
-      <w:proofErr w:type="spellEnd"/>
-      <w:r>
-        <w:rPr>
-          <w:lang w:eastAsia="es-ES"/>
-        </w:rPr>
-        <w:t xml:space="preserve"> se han modificado los archivos que veníamos trabajando, como son </w:t>
-      </w:r>
-      <w:proofErr w:type="spellStart"/>
-      <w:r>
-        <w:rPr>
-          <w:lang w:eastAsia="es-ES"/>
-        </w:rPr>
-        <w:t>campobasecomponent</w:t>
-      </w:r>
-      <w:proofErr w:type="spellEnd"/>
-      <w:r>
-        <w:rPr>
-          <w:lang w:eastAsia="es-ES"/>
-        </w:rPr>
-        <w:t>, el calendario y el componente que detalla las excursiones. El objetivo es crear una pila de navegación que permita a la aplicación “superponer” diferentes pantallas.</w:t>
-      </w:r>
-    </w:p>
-    <w:p>
-      <w:pPr>
-        <w:jc w:val="both"/>
-        <w:rPr>
-          <w:lang w:eastAsia="es-ES"/>
-        </w:rPr>
-      </w:pPr>
-      <w:r>
-        <w:rPr>
-          <w:lang w:eastAsia="es-ES"/>
-        </w:rPr>
-        <w:t xml:space="preserve">En el archivo </w:t>
-      </w:r>
-      <w:proofErr w:type="spellStart"/>
-      <w:r>
-        <w:rPr>
-          <w:lang w:eastAsia="es-ES"/>
-        </w:rPr>
-        <w:t>campobase</w:t>
-      </w:r>
-      <w:proofErr w:type="spellEnd"/>
-      <w:r>
-        <w:rPr>
-          <w:lang w:eastAsia="es-ES"/>
-        </w:rPr>
-        <w:t xml:space="preserve"> se crea el navegador tipo pila, concretamente en la línea:</w:t>
+        <w:t>Commit 04: “Stack Navigation”</w:t>
+      </w:r>
+    </w:p>
+    <w:p>
+      <w:pPr>
+        <w:rPr>
+          <w:lang w:eastAsia="es-ES"/>
+        </w:rPr>
+      </w:pPr>
+    </w:p>
+    <w:p>
+      <w:pPr>
+        <w:jc w:val="both"/>
+        <w:rPr>
+          <w:lang w:eastAsia="es-ES"/>
+        </w:rPr>
+      </w:pPr>
+      <w:r>
+        <w:rPr>
+          <w:lang w:eastAsia="es-ES"/>
+        </w:rPr>
+        <w:t>En este commit se han modificado los archivos que veníamos trabajando, como son campobasecomponent, el calendario y el componente que detalla las excursiones. El objetivo es crear una pila de navegación que permita a la aplicación “superponer” diferentes pantallas.</w:t>
+      </w:r>
+    </w:p>
+    <w:p>
+      <w:pPr>
+        <w:jc w:val="both"/>
+        <w:rPr>
+          <w:lang w:eastAsia="es-ES"/>
+        </w:rPr>
+      </w:pPr>
+      <w:r>
+        <w:rPr>
+          <w:lang w:eastAsia="es-ES"/>
+        </w:rPr>
+        <w:t>En el archivo campobase se crea el navegador tipo pila, concretamente en la línea:</w:t>
       </w:r>
       <w:r>
         <w:rPr>
@@ -987,21 +445,7 @@
           <w:lang w:eastAsia="es-ES"/>
         </w:rPr>
         <w:lastRenderedPageBreak/>
-        <w:t xml:space="preserve">Para entender lo que se </w:t>
-      </w:r>
-      <w:proofErr w:type="spellStart"/>
-      <w:r>
-        <w:rPr>
-          <w:lang w:eastAsia="es-ES"/>
-        </w:rPr>
-        <w:t>esta</w:t>
-      </w:r>
-      <w:proofErr w:type="spellEnd"/>
-      <w:r>
-        <w:rPr>
-          <w:lang w:eastAsia="es-ES"/>
-        </w:rPr>
-        <w:t xml:space="preserve"> haciendo se plantean </w:t>
+        <w:t xml:space="preserve">Para entender lo que se esta haciendo se plantean </w:t>
       </w:r>
       <w:r>
         <w:rPr>
@@ -1043,259 +487,59 @@
           <w:bCs/>
           <w:lang w:eastAsia="es-ES"/>
         </w:rPr>
-        <w:t xml:space="preserve">Comprender la forma en que se crea un menú de navegación en </w:t>
-      </w:r>
-      <w:proofErr w:type="spellStart"/>
-      <w:r>
+        <w:t>Comprender la forma en que se crea un menú de navegación en stack mediante el componente createNativeStackNavigator. o ¿Qué es el NavigationContainer? o ¿Qué son las Screens?</w:t>
+      </w:r>
+    </w:p>
+    <w:p>
+      <w:pPr>
+        <w:jc w:val="both"/>
         <w:rPr>
           <w:b/>
           <w:bCs/>
           <w:lang w:eastAsia="es-ES"/>
         </w:rPr>
-        <w:t>stack</w:t>
-      </w:r>
-      <w:proofErr w:type="spellEnd"/>
+      </w:pPr>
       <w:r>
         <w:rPr>
           <w:b/>
           <w:bCs/>
           <w:lang w:eastAsia="es-ES"/>
         </w:rPr>
-        <w:t xml:space="preserve"> mediante el componente </w:t>
-      </w:r>
-      <w:proofErr w:type="spellStart"/>
-      <w:r>
-        <w:rPr>
-          <w:b/>
-          <w:bCs/>
-          <w:lang w:eastAsia="es-ES"/>
-        </w:rPr>
-        <w:t>createNativeStackNavigator</w:t>
-      </w:r>
-      <w:proofErr w:type="spellEnd"/>
-      <w:r>
-        <w:rPr>
-          <w:b/>
-          <w:bCs/>
-          <w:lang w:eastAsia="es-ES"/>
-        </w:rPr>
-        <w:t xml:space="preserve">. o ¿Qué es el </w:t>
-      </w:r>
-      <w:proofErr w:type="spellStart"/>
-      <w:r>
-        <w:rPr>
-          <w:b/>
-          <w:bCs/>
-          <w:lang w:eastAsia="es-ES"/>
-        </w:rPr>
-        <w:t>NavigationContainer</w:t>
-      </w:r>
-      <w:proofErr w:type="spellEnd"/>
-      <w:r>
-        <w:rPr>
-          <w:b/>
-          <w:bCs/>
-          <w:lang w:eastAsia="es-ES"/>
-        </w:rPr>
-        <w:t xml:space="preserve">? o ¿Qué son las </w:t>
-      </w:r>
-      <w:proofErr w:type="spellStart"/>
-      <w:r>
-        <w:rPr>
-          <w:b/>
-          <w:bCs/>
-          <w:lang w:eastAsia="es-ES"/>
-        </w:rPr>
-        <w:t>Screens</w:t>
-      </w:r>
-      <w:proofErr w:type="spellEnd"/>
-      <w:r>
-        <w:rPr>
-          <w:b/>
-          <w:bCs/>
-          <w:lang w:eastAsia="es-ES"/>
-        </w:rPr>
-        <w:t>?</w:t>
-      </w:r>
-    </w:p>
-    <w:p>
-      <w:pPr>
-        <w:jc w:val="both"/>
-        <w:rPr>
-          <w:b/>
-          <w:bCs/>
-          <w:lang w:eastAsia="es-ES"/>
-        </w:rPr>
-      </w:pPr>
-      <w:r>
-        <w:rPr>
-          <w:b/>
-          <w:bCs/>
-          <w:lang w:eastAsia="es-ES"/>
-        </w:rPr>
-        <w:t xml:space="preserve">Analizar la manera en que Calendario envía un parámetro a </w:t>
-      </w:r>
-      <w:proofErr w:type="spellStart"/>
-      <w:r>
-        <w:rPr>
-          <w:b/>
-          <w:bCs/>
-          <w:lang w:eastAsia="es-ES"/>
-        </w:rPr>
-        <w:t>DetalleExcursion</w:t>
-      </w:r>
-      <w:proofErr w:type="spellEnd"/>
-      <w:r>
-        <w:rPr>
-          <w:b/>
-          <w:bCs/>
-          <w:lang w:eastAsia="es-ES"/>
-        </w:rPr>
-        <w:t xml:space="preserve"> y la forma en que este componente es capaz de obtenerlo y hacer uso de él. En concreto, analizar cómo cada Screen recibe la propiedad </w:t>
-      </w:r>
-      <w:proofErr w:type="spellStart"/>
-      <w:r>
-        <w:rPr>
-          <w:b/>
-          <w:bCs/>
-          <w:lang w:eastAsia="es-ES"/>
-        </w:rPr>
-        <w:t>route</w:t>
-      </w:r>
-      <w:proofErr w:type="spellEnd"/>
-      <w:r>
-        <w:rPr>
-          <w:b/>
-          <w:bCs/>
-          <w:lang w:eastAsia="es-ES"/>
-        </w:rPr>
-        <w:t xml:space="preserve">. Calendario navega hacia </w:t>
-      </w:r>
-      <w:proofErr w:type="spellStart"/>
-      <w:r>
-        <w:rPr>
-          <w:b/>
-          <w:bCs/>
-          <w:lang w:eastAsia="es-ES"/>
-        </w:rPr>
-        <w:t>DetalleExcursion</w:t>
-      </w:r>
-      <w:proofErr w:type="spellEnd"/>
-      <w:r>
-        <w:rPr>
-          <w:b/>
-          <w:bCs/>
-          <w:lang w:eastAsia="es-ES"/>
-        </w:rPr>
-        <w:t xml:space="preserve"> enviando el identificador de la excursión en </w:t>
-      </w:r>
-      <w:proofErr w:type="spellStart"/>
-      <w:r>
-        <w:rPr>
-          <w:b/>
-          <w:bCs/>
-          <w:lang w:eastAsia="es-ES"/>
-        </w:rPr>
-        <w:t>route.params</w:t>
-      </w:r>
-      <w:proofErr w:type="spellEnd"/>
-      <w:r>
-        <w:rPr>
-          <w:b/>
-          <w:bCs/>
-          <w:lang w:eastAsia="es-ES"/>
-        </w:rPr>
-        <w:t>, y la pantalla de detalle recupera dicho identificador para localizar la excursión correspondiente..</w:t>
-      </w:r>
-    </w:p>
-    <w:p>
-      <w:pPr>
-        <w:jc w:val="both"/>
-        <w:rPr>
-          <w:lang w:eastAsia="es-ES"/>
-        </w:rPr>
-      </w:pPr>
-      <w:r>
-        <w:rPr>
-          <w:lang w:eastAsia="es-ES"/>
-        </w:rPr>
-        <w:t xml:space="preserve">El </w:t>
-      </w:r>
-      <w:proofErr w:type="spellStart"/>
-      <w:r>
-        <w:rPr>
-          <w:lang w:eastAsia="es-ES"/>
-        </w:rPr>
-        <w:t>NavigationContainer</w:t>
-      </w:r>
-      <w:proofErr w:type="spellEnd"/>
-      <w:r>
-        <w:rPr>
-          <w:lang w:eastAsia="es-ES"/>
-        </w:rPr>
-        <w:t xml:space="preserve"> gestiona el estado de la navegación, es el componente principal que permite el cambio entre pantallas. Es esencial envolver todo el código en este contenedor para que funcione correctamente. </w:t>
-      </w:r>
-    </w:p>
-    <w:p>
-      <w:pPr>
-        <w:jc w:val="both"/>
-        <w:rPr>
-          <w:lang w:eastAsia="es-ES"/>
-        </w:rPr>
-      </w:pPr>
-      <w:r>
-        <w:rPr>
-          <w:lang w:eastAsia="es-ES"/>
-        </w:rPr>
-        <w:t xml:space="preserve">En el interior de este componente se encuentran las </w:t>
-      </w:r>
-      <w:proofErr w:type="spellStart"/>
-      <w:r>
-        <w:rPr>
-          <w:lang w:eastAsia="es-ES"/>
-        </w:rPr>
-        <w:t>screens</w:t>
-      </w:r>
-      <w:proofErr w:type="spellEnd"/>
-      <w:r>
-        <w:rPr>
-          <w:lang w:eastAsia="es-ES"/>
-        </w:rPr>
-        <w:t xml:space="preserve">, </w:t>
-      </w:r>
-      <w:r>
-        <w:rPr>
-          <w:lang w:eastAsia="es-ES"/>
-        </w:rPr>
-        <w:t xml:space="preserve">cada una constituye una pantalla dentro de la aplicación.  En nuestro caso tenemos dos, una llamada calendario, que muestra la lista de excursiones disponibles, y cuando se le da </w:t>
-      </w:r>
-      <w:proofErr w:type="spellStart"/>
-      <w:r>
-        <w:rPr>
-          <w:lang w:eastAsia="es-ES"/>
-        </w:rPr>
-        <w:t>click</w:t>
-      </w:r>
-      <w:proofErr w:type="spellEnd"/>
-      <w:r>
-        <w:rPr>
-          <w:lang w:eastAsia="es-ES"/>
-        </w:rPr>
-        <w:t xml:space="preserve"> a una de ellas se abre la llamada detalle excursión, que muestra los detalles de la excursión que se ha pulsado. Esta información se recoge en la siguiente línea, presente en </w:t>
-      </w:r>
-      <w:proofErr w:type="spellStart"/>
-      <w:r>
-        <w:rPr>
-          <w:lang w:eastAsia="es-ES"/>
-        </w:rPr>
-        <w:t>calendariocomponent</w:t>
-      </w:r>
-      <w:proofErr w:type="spellEnd"/>
-      <w:r>
-        <w:rPr>
-          <w:lang w:eastAsia="es-ES"/>
-        </w:rPr>
-        <w:t>:</w:t>
+        <w:t>Analizar la manera en que Calendario envía un parámetro a DetalleExcursion y la forma en que este componente es capaz de obtenerlo y hacer uso de él. En concreto, analizar cómo cada Screen recibe la propiedad route. Calendario navega hacia DetalleExcursion enviando el identificador de la excursión en route.params, y la pantalla de detalle recupera dicho identificador para localizar la excursión correspondiente..</w:t>
+      </w:r>
+    </w:p>
+    <w:p>
+      <w:pPr>
+        <w:jc w:val="both"/>
+        <w:rPr>
+          <w:lang w:eastAsia="es-ES"/>
+        </w:rPr>
+      </w:pPr>
+      <w:r>
+        <w:rPr>
+          <w:lang w:eastAsia="es-ES"/>
+        </w:rPr>
+        <w:t xml:space="preserve">El NavigationContainer gestiona el estado de la navegación, es el componente principal que permite el cambio entre pantallas. Es esencial envolver todo el código en este contenedor para que funcione correctamente. </w:t>
+      </w:r>
+    </w:p>
+    <w:p>
+      <w:pPr>
+        <w:jc w:val="both"/>
+        <w:rPr>
+          <w:lang w:eastAsia="es-ES"/>
+        </w:rPr>
+      </w:pPr>
+      <w:r>
+        <w:rPr>
+          <w:lang w:eastAsia="es-ES"/>
+        </w:rPr>
+        <w:t xml:space="preserve">En el interior de este componente se encuentran las screens, </w:t>
+      </w:r>
+      <w:r>
+        <w:rPr>
+          <w:lang w:eastAsia="es-ES"/>
+        </w:rPr>
+        <w:t>cada una constituye una pantalla dentro de la aplicación.  En nuestro caso tenemos dos, una llamada calendario, que muestra la lista de excursiones disponibles, y cuando se le da click a una de ellas se abre la llamada detalle excursión, que muestra los detalles de la excursión que se ha pulsado. Esta información se recoge en la siguiente línea, presente en calendariocomponent:</w:t>
       </w:r>
     </w:p>
     <w:p>
@@ -1358,21 +602,7 @@
         <w:rPr>
           <w:lang w:eastAsia="es-ES"/>
         </w:rPr>
-        <w:t xml:space="preserve">Este id se recoge en </w:t>
-      </w:r>
-      <w:proofErr w:type="spellStart"/>
-      <w:r>
-        <w:rPr>
-          <w:lang w:eastAsia="es-ES"/>
-        </w:rPr>
-        <w:t>DetalleExcursionComponent</w:t>
-      </w:r>
-      <w:proofErr w:type="spellEnd"/>
-      <w:r>
-        <w:rPr>
-          <w:lang w:eastAsia="es-ES"/>
-        </w:rPr>
-        <w:t xml:space="preserve"> mediante:</w:t>
+        <w:t>Este id se recoge en DetalleExcursionComponent mediante:</w:t>
       </w:r>
     </w:p>
     <w:p>
@@ -1435,21 +665,7 @@
         <w:rPr>
           <w:lang w:eastAsia="es-ES"/>
         </w:rPr>
-        <w:t xml:space="preserve">Route </w:t>
-      </w:r>
-      <w:proofErr w:type="spellStart"/>
-      <w:r>
-        <w:rPr>
-          <w:lang w:eastAsia="es-ES"/>
-        </w:rPr>
-        <w:t>params</w:t>
-      </w:r>
-      <w:proofErr w:type="spellEnd"/>
-      <w:r>
-        <w:rPr>
-          <w:lang w:eastAsia="es-ES"/>
-        </w:rPr>
-        <w:t xml:space="preserve"> contiene los datos enviados de la navegación.</w:t>
+        <w:t>Route params contiene los datos enviados de la navegación.</w:t>
       </w:r>
       <w:r>
         <w:rPr>
@@ -1469,21 +685,7 @@
         <w:rPr>
           <w:lang w:eastAsia="es-ES"/>
         </w:rPr>
-        <w:t xml:space="preserve">El </w:t>
-      </w:r>
-      <w:proofErr w:type="spellStart"/>
-      <w:r>
-        <w:rPr>
-          <w:lang w:eastAsia="es-ES"/>
-        </w:rPr>
-        <w:t>excursiónid</w:t>
-      </w:r>
-      <w:proofErr w:type="spellEnd"/>
-      <w:r>
-        <w:rPr>
-          <w:lang w:eastAsia="es-ES"/>
-        </w:rPr>
-        <w:t xml:space="preserve"> recibido se convierte a número, mediante el que se accede al array de excursiones y se le pasa ese índice al componente que renderiza la pantalla.</w:t>
+        <w:t>El excursiónid recibido se convierte a número, mediante el que se accede al array de excursiones y se le pasa ese índice al componente que renderiza la pantalla.</w:t>
       </w:r>
     </w:p>
     <w:p>
@@ -1493,214 +695,58 @@
           <w:lang w:eastAsia="es-ES"/>
         </w:rPr>
       </w:pPr>
-      <w:proofErr w:type="spellStart"/>
-      <w:r>
-        <w:rPr>
-          <w:lang w:eastAsia="es-ES"/>
-        </w:rPr>
-        <w:t>Commit</w:t>
-      </w:r>
-      <w:proofErr w:type="spellEnd"/>
-      <w:r>
-        <w:rPr>
-          <w:lang w:eastAsia="es-ES"/>
-        </w:rPr>
-        <w:t xml:space="preserve"> 05: “</w:t>
-      </w:r>
-      <w:proofErr w:type="spellStart"/>
-      <w:r>
-        <w:rPr>
-          <w:lang w:eastAsia="es-ES"/>
-        </w:rPr>
-        <w:t>Drawer</w:t>
-      </w:r>
-      <w:proofErr w:type="spellEnd"/>
-      <w:r>
-        <w:rPr>
-          <w:lang w:eastAsia="es-ES"/>
-        </w:rPr>
-        <w:t xml:space="preserve"> </w:t>
-      </w:r>
-      <w:proofErr w:type="spellStart"/>
-      <w:r>
-        <w:rPr>
-          <w:lang w:eastAsia="es-ES"/>
-        </w:rPr>
-        <w:t>Navigation</w:t>
-      </w:r>
-      <w:proofErr w:type="spellEnd"/>
-      <w:r>
-        <w:rPr>
-          <w:lang w:eastAsia="es-ES"/>
-        </w:rPr>
-        <w:t>”</w:t>
-      </w:r>
-    </w:p>
-    <w:p>
-      <w:pPr>
-        <w:rPr>
-          <w:lang w:eastAsia="es-ES"/>
-        </w:rPr>
-      </w:pPr>
-    </w:p>
-    <w:p>
-      <w:pPr>
-        <w:jc w:val="both"/>
-        <w:rPr>
-          <w:lang w:eastAsia="es-ES"/>
-        </w:rPr>
-      </w:pPr>
-      <w:r>
-        <w:rPr>
-          <w:lang w:eastAsia="es-ES"/>
-        </w:rPr>
-        <w:t xml:space="preserve">En este </w:t>
-      </w:r>
-      <w:proofErr w:type="spellStart"/>
-      <w:r>
-        <w:rPr>
-          <w:lang w:eastAsia="es-ES"/>
-        </w:rPr>
-        <w:t>commit</w:t>
-      </w:r>
-      <w:proofErr w:type="spellEnd"/>
-      <w:r>
-        <w:rPr>
-          <w:lang w:eastAsia="es-ES"/>
-        </w:rPr>
-        <w:t xml:space="preserve"> se va a implementar una barra lateral en la aplicación que cambie entre vistas, una de ellas la que teníamos implementada hasta el </w:t>
-      </w:r>
-      <w:proofErr w:type="spellStart"/>
-      <w:r>
-        <w:rPr>
-          <w:lang w:eastAsia="es-ES"/>
-        </w:rPr>
-        <w:t>commit</w:t>
-      </w:r>
-      <w:proofErr w:type="spellEnd"/>
-      <w:r>
-        <w:rPr>
-          <w:lang w:eastAsia="es-ES"/>
-        </w:rPr>
-        <w:t xml:space="preserve"> anterior, llamada Calendario </w:t>
-      </w:r>
-      <w:proofErr w:type="spellStart"/>
-      <w:r>
-        <w:rPr>
-          <w:lang w:eastAsia="es-ES"/>
-        </w:rPr>
-        <w:t>Gaztaroa</w:t>
-      </w:r>
-      <w:proofErr w:type="spellEnd"/>
-      <w:r>
-        <w:rPr>
-          <w:lang w:eastAsia="es-ES"/>
-        </w:rPr>
-        <w:t xml:space="preserve">, que muestra una lista de los eventos disponibles en la que puedes </w:t>
-      </w:r>
-      <w:proofErr w:type="spellStart"/>
-      <w:r>
-        <w:rPr>
-          <w:lang w:eastAsia="es-ES"/>
-        </w:rPr>
-        <w:t>clickar</w:t>
-      </w:r>
-      <w:proofErr w:type="spellEnd"/>
-      <w:r>
-        <w:rPr>
-          <w:lang w:eastAsia="es-ES"/>
-        </w:rPr>
-        <w:t xml:space="preserve"> para mostrar más información, la otra llamada Campo Base con una lista de paneles informativos con una imagen.</w:t>
-      </w:r>
-    </w:p>
-    <w:p>
-      <w:pPr>
-        <w:jc w:val="both"/>
-        <w:rPr>
-          <w:lang w:eastAsia="es-ES"/>
-        </w:rPr>
-      </w:pPr>
-      <w:r>
-        <w:rPr>
-          <w:lang w:eastAsia="es-ES"/>
-        </w:rPr>
-        <w:t xml:space="preserve">Se han añadido tres ficheros, dos de ellos contienen </w:t>
-      </w:r>
-      <w:proofErr w:type="spellStart"/>
-      <w:r>
-        <w:rPr>
-          <w:lang w:eastAsia="es-ES"/>
-        </w:rPr>
-        <w:t>jsons</w:t>
-      </w:r>
-      <w:proofErr w:type="spellEnd"/>
-      <w:r>
-        <w:rPr>
-          <w:lang w:eastAsia="es-ES"/>
-        </w:rPr>
-        <w:t xml:space="preserve"> informativos referentes a actividades y cabeceras. El otro es un fichero que contiene un nuevo componente</w:t>
-      </w:r>
-      <w:r>
-        <w:rPr>
-          <w:lang w:eastAsia="es-ES"/>
-        </w:rPr>
-        <w:t xml:space="preserve">, </w:t>
-      </w:r>
-      <w:proofErr w:type="spellStart"/>
-      <w:r>
-        <w:rPr>
-          <w:lang w:eastAsia="es-ES"/>
-        </w:rPr>
-        <w:t>HomeComponent</w:t>
-      </w:r>
-      <w:proofErr w:type="spellEnd"/>
-      <w:r>
-        <w:rPr>
-          <w:lang w:eastAsia="es-ES"/>
-        </w:rPr>
-        <w:t xml:space="preserve">, que renderiza la interfaz según la información de los </w:t>
-      </w:r>
-      <w:proofErr w:type="spellStart"/>
-      <w:r>
-        <w:rPr>
-          <w:lang w:eastAsia="es-ES"/>
-        </w:rPr>
-        <w:t>json</w:t>
-      </w:r>
-      <w:proofErr w:type="spellEnd"/>
-      <w:r>
-        <w:rPr>
-          <w:lang w:eastAsia="es-ES"/>
-        </w:rPr>
-        <w:t xml:space="preserve">. Se accede a </w:t>
-      </w:r>
-      <w:proofErr w:type="spellStart"/>
-      <w:r>
-        <w:rPr>
-          <w:lang w:eastAsia="es-ES"/>
-        </w:rPr>
-        <w:t>el en</w:t>
-      </w:r>
-      <w:proofErr w:type="spellEnd"/>
-      <w:r>
-        <w:rPr>
-          <w:lang w:eastAsia="es-ES"/>
-        </w:rPr>
-        <w:t xml:space="preserve"> Campo Base desde el </w:t>
-      </w:r>
-      <w:proofErr w:type="spellStart"/>
-      <w:r>
-        <w:rPr>
-          <w:lang w:eastAsia="es-ES"/>
-        </w:rPr>
-        <w:t>Drawer</w:t>
-      </w:r>
-      <w:proofErr w:type="spellEnd"/>
-      <w:r>
-        <w:rPr>
-          <w:lang w:eastAsia="es-ES"/>
-        </w:rPr>
-        <w:t>.</w:t>
+      <w:r>
+        <w:rPr>
+          <w:lang w:eastAsia="es-ES"/>
+        </w:rPr>
+        <w:t>Commit 05: “Drawer Navigation”</w:t>
+      </w:r>
+    </w:p>
+    <w:p>
+      <w:pPr>
+        <w:rPr>
+          <w:lang w:eastAsia="es-ES"/>
+        </w:rPr>
+      </w:pPr>
+    </w:p>
+    <w:p>
+      <w:pPr>
+        <w:jc w:val="both"/>
+        <w:rPr>
+          <w:lang w:eastAsia="es-ES"/>
+        </w:rPr>
+      </w:pPr>
+      <w:r>
+        <w:rPr>
+          <w:lang w:eastAsia="es-ES"/>
+        </w:rPr>
+        <w:t>En este commit se va a implementar una barra lateral en la aplicación que cambie entre vistas, una de ellas la que teníamos implementada hasta el commit anterior, llamada Calendario Gaztaroa, que muestra una lista de los eventos disponibles en la que puedes clickar para mostrar más información, la otra llamada Campo Base con una lista de paneles informativos con una imagen.</w:t>
+      </w:r>
+    </w:p>
+    <w:p>
+      <w:pPr>
+        <w:jc w:val="both"/>
+        <w:rPr>
+          <w:lang w:eastAsia="es-ES"/>
+        </w:rPr>
+      </w:pPr>
+      <w:r>
+        <w:rPr>
+          <w:lang w:eastAsia="es-ES"/>
+        </w:rPr>
+        <w:t>Se han añadido tres ficheros, dos de ellos contienen jsons informativos referentes a actividades y cabeceras. El otro es un fichero que contiene un nuevo componente</w:t>
+      </w:r>
+      <w:r>
+        <w:rPr>
+          <w:lang w:eastAsia="es-ES"/>
+        </w:rPr>
+        <w:t>, HomeComponent</w:t>
+      </w:r>
+      <w:r>
+        <w:rPr>
+          <w:lang w:eastAsia="es-ES"/>
+        </w:rPr>
+        <w:t>, que renderiza la interfaz según la información de los json. Se accede a el en Campo Base desde el Drawer.</w:t>
       </w:r>
     </w:p>
     <w:p>
@@ -1724,61 +770,7 @@
           <w:lang w:eastAsia="es-ES"/>
         </w:rPr>
         <w:lastRenderedPageBreak/>
-        <w:t xml:space="preserve">Dentro del </w:t>
-      </w:r>
-      <w:proofErr w:type="spellStart"/>
-      <w:r>
-        <w:rPr>
-          <w:b/>
-          <w:bCs/>
-          <w:lang w:eastAsia="es-ES"/>
-        </w:rPr>
-        <w:t>NavigationContainer</w:t>
-      </w:r>
-      <w:proofErr w:type="spellEnd"/>
-      <w:r>
-        <w:rPr>
-          <w:b/>
-          <w:bCs/>
-          <w:lang w:eastAsia="es-ES"/>
-        </w:rPr>
-        <w:t xml:space="preserve"> debe renderizarse un único árbol de navegación. Por ello, cuando necesitamos combinar varios navegadores, debemos anidarlos (</w:t>
-      </w:r>
-      <w:proofErr w:type="spellStart"/>
-      <w:r>
-        <w:rPr>
-          <w:b/>
-          <w:bCs/>
-          <w:lang w:eastAsia="es-ES"/>
-        </w:rPr>
-        <w:t>nest</w:t>
-      </w:r>
-      <w:proofErr w:type="spellEnd"/>
-      <w:r>
-        <w:rPr>
-          <w:b/>
-          <w:bCs/>
-          <w:lang w:eastAsia="es-ES"/>
-        </w:rPr>
-        <w:t xml:space="preserve"> </w:t>
-      </w:r>
-      <w:proofErr w:type="spellStart"/>
-      <w:r>
-        <w:rPr>
-          <w:b/>
-          <w:bCs/>
-          <w:lang w:eastAsia="es-ES"/>
-        </w:rPr>
-        <w:t>navigators</w:t>
-      </w:r>
-      <w:proofErr w:type="spellEnd"/>
-      <w:r>
-        <w:rPr>
-          <w:b/>
-          <w:bCs/>
-          <w:lang w:eastAsia="es-ES"/>
-        </w:rPr>
-        <w:t>). Obsérvese en el código, y en la documentación señalada al final del ejercicio, la forma en que se resuelve esta cuestión.</w:t>
+        <w:t>Dentro del NavigationContainer debe renderizarse un único árbol de navegación. Por ello, cuando necesitamos combinar varios navegadores, debemos anidarlos (nest navigators). Obsérvese en el código, y en la documentación señalada al final del ejercicio, la forma en que se resuelve esta cuestión.</w:t>
       </w:r>
     </w:p>
     <w:p>
@@ -1801,43 +793,7 @@
           <w:bCs/>
           <w:lang w:eastAsia="es-ES"/>
         </w:rPr>
-        <w:t xml:space="preserve">Nótese que hemos añadido un </w:t>
-      </w:r>
-      <w:proofErr w:type="spellStart"/>
-      <w:r>
-        <w:rPr>
-          <w:b/>
-          <w:bCs/>
-          <w:lang w:eastAsia="es-ES"/>
-        </w:rPr>
-        <w:t>stack</w:t>
-      </w:r>
-      <w:proofErr w:type="spellEnd"/>
-      <w:r>
-        <w:rPr>
-          <w:b/>
-          <w:bCs/>
-          <w:lang w:eastAsia="es-ES"/>
-        </w:rPr>
-        <w:t xml:space="preserve"> </w:t>
-      </w:r>
-      <w:proofErr w:type="spellStart"/>
-      <w:r>
-        <w:rPr>
-          <w:b/>
-          <w:bCs/>
-          <w:lang w:eastAsia="es-ES"/>
-        </w:rPr>
-        <w:t>navigator</w:t>
-      </w:r>
-      <w:proofErr w:type="spellEnd"/>
-      <w:r>
-        <w:rPr>
-          <w:b/>
-          <w:bCs/>
-          <w:lang w:eastAsia="es-ES"/>
-        </w:rPr>
-        <w:t xml:space="preserve"> para el componente Home que acabamos de crear. </w:t>
+        <w:t xml:space="preserve">Nótese que hemos añadido un stack navigator para el componente Home que acabamos de crear. </w:t>
       </w:r>
     </w:p>
     <w:p>
@@ -1860,177 +816,35 @@
           <w:bCs/>
           <w:lang w:eastAsia="es-ES"/>
         </w:rPr>
-        <w:t xml:space="preserve">En el </w:t>
-      </w:r>
-      <w:proofErr w:type="spellStart"/>
-      <w:r>
-        <w:rPr>
-          <w:b/>
-          <w:bCs/>
-          <w:lang w:eastAsia="es-ES"/>
-        </w:rPr>
-        <w:t>Drawer.Navigator</w:t>
-      </w:r>
-      <w:proofErr w:type="spellEnd"/>
-      <w:r>
-        <w:rPr>
-          <w:b/>
-          <w:bCs/>
-          <w:lang w:eastAsia="es-ES"/>
-        </w:rPr>
-        <w:t xml:space="preserve"> establecemos </w:t>
-      </w:r>
-      <w:proofErr w:type="spellStart"/>
-      <w:r>
-        <w:rPr>
-          <w:b/>
-          <w:bCs/>
-          <w:lang w:eastAsia="es-ES"/>
-        </w:rPr>
-        <w:t>headerShown</w:t>
-      </w:r>
-      <w:proofErr w:type="spellEnd"/>
-      <w:r>
-        <w:rPr>
-          <w:b/>
-          <w:bCs/>
-          <w:lang w:eastAsia="es-ES"/>
-        </w:rPr>
-        <w:t xml:space="preserve">: false para evitar que el </w:t>
-      </w:r>
-      <w:proofErr w:type="spellStart"/>
-      <w:r>
-        <w:rPr>
-          <w:b/>
-          <w:bCs/>
-          <w:lang w:eastAsia="es-ES"/>
-        </w:rPr>
-        <w:t>drawer</w:t>
-      </w:r>
-      <w:proofErr w:type="spellEnd"/>
-      <w:r>
-        <w:rPr>
-          <w:b/>
-          <w:bCs/>
-          <w:lang w:eastAsia="es-ES"/>
-        </w:rPr>
-        <w:t xml:space="preserve"> genere una cabecera adicional, ya que la cabecera que queremos mostrar es la de cada </w:t>
-      </w:r>
-      <w:proofErr w:type="spellStart"/>
-      <w:r>
-        <w:rPr>
-          <w:b/>
-          <w:bCs/>
-          <w:lang w:eastAsia="es-ES"/>
-        </w:rPr>
-        <w:t>Stack.Navigator</w:t>
-      </w:r>
-      <w:proofErr w:type="spellEnd"/>
-      <w:r>
-        <w:rPr>
-          <w:b/>
-          <w:bCs/>
-          <w:lang w:eastAsia="es-ES"/>
-        </w:rPr>
-        <w:t xml:space="preserve"> interno.</w:t>
-      </w:r>
-    </w:p>
-    <w:p>
-      <w:pPr>
-        <w:jc w:val="both"/>
-        <w:rPr>
-          <w:lang w:eastAsia="es-ES"/>
-        </w:rPr>
-      </w:pPr>
-      <w:r>
-        <w:rPr>
-          <w:lang w:eastAsia="es-ES"/>
-        </w:rPr>
-        <w:t xml:space="preserve">Dentro del </w:t>
-      </w:r>
-      <w:proofErr w:type="spellStart"/>
-      <w:r>
-        <w:rPr>
-          <w:lang w:eastAsia="es-ES"/>
-        </w:rPr>
-        <w:t>NavigationContainer</w:t>
-      </w:r>
-      <w:proofErr w:type="spellEnd"/>
-      <w:r>
-        <w:rPr>
-          <w:lang w:eastAsia="es-ES"/>
-        </w:rPr>
-        <w:t xml:space="preserve"> existe un único árbol de navegación encargado de gestionar el estado de la navegación de la aplicación. Si se intentasen usar varios del mismo nivel simultáneamente se producirían conflictos en la gestión de las rutas. Es por eso que se anidan navegadores, </w:t>
-      </w:r>
-      <w:proofErr w:type="spellStart"/>
-      <w:r>
-        <w:rPr>
-          <w:lang w:eastAsia="es-ES"/>
-        </w:rPr>
-        <w:t>Drawer</w:t>
-      </w:r>
-      <w:proofErr w:type="spellEnd"/>
-      <w:r>
-        <w:rPr>
-          <w:lang w:eastAsia="es-ES"/>
-        </w:rPr>
-        <w:t xml:space="preserve"> actúa como principal y dentro de cada una de sus opciones se renderiza un Stack </w:t>
-      </w:r>
-      <w:proofErr w:type="spellStart"/>
-      <w:r>
-        <w:rPr>
-          <w:lang w:eastAsia="es-ES"/>
-        </w:rPr>
-        <w:t>Navigator</w:t>
-      </w:r>
-      <w:proofErr w:type="spellEnd"/>
-      <w:r>
-        <w:rPr>
-          <w:lang w:eastAsia="es-ES"/>
-        </w:rPr>
-        <w:t>.</w:t>
-      </w:r>
-    </w:p>
-    <w:p>
-      <w:pPr>
-        <w:jc w:val="both"/>
-        <w:rPr>
-          <w:lang w:eastAsia="es-ES"/>
-        </w:rPr>
-      </w:pPr>
-      <w:r>
-        <w:rPr>
-          <w:lang w:eastAsia="es-ES"/>
-        </w:rPr>
-        <w:t xml:space="preserve">El componente home también contiene un </w:t>
-      </w:r>
-      <w:proofErr w:type="spellStart"/>
-      <w:r>
-        <w:rPr>
-          <w:lang w:eastAsia="es-ES"/>
-        </w:rPr>
-        <w:t>stack</w:t>
-      </w:r>
-      <w:proofErr w:type="spellEnd"/>
-      <w:r>
-        <w:rPr>
-          <w:lang w:eastAsia="es-ES"/>
-        </w:rPr>
-        <w:t xml:space="preserve"> </w:t>
-      </w:r>
-      <w:proofErr w:type="spellStart"/>
-      <w:r>
-        <w:rPr>
-          <w:lang w:eastAsia="es-ES"/>
-        </w:rPr>
-        <w:t>navigator</w:t>
-      </w:r>
-      <w:proofErr w:type="spellEnd"/>
-      <w:r>
-        <w:rPr>
-          <w:lang w:eastAsia="es-ES"/>
-        </w:rPr>
-        <w:t xml:space="preserve"> para mantener una estructura homogénea. De esta forma se mantiene la coherencia con el resto de las secciones y, aunque no hacemos uso de ella, se podría usar una sola cabecera gestionada automáticamente. También facilita la </w:t>
+        <w:t>En el Drawer.Navigator establecemos headerShown: false para evitar que el drawer genere una cabecera adicional, ya que la cabecera que queremos mostrar es la de cada Stack.Navigator interno.</w:t>
+      </w:r>
+    </w:p>
+    <w:p>
+      <w:pPr>
+        <w:jc w:val="both"/>
+        <w:rPr>
+          <w:lang w:eastAsia="es-ES"/>
+        </w:rPr>
+      </w:pPr>
+      <w:r>
+        <w:rPr>
+          <w:lang w:eastAsia="es-ES"/>
+        </w:rPr>
+        <w:t>Dentro del NavigationContainer existe un único árbol de navegación encargado de gestionar el estado de la navegación de la aplicación. Si se intentasen usar varios del mismo nivel simultáneamente se producirían conflictos en la gestión de las rutas. Es por eso que se anidan navegadores, Drawer actúa como principal y dentro de cada una de sus opciones se renderiza un Stack Navigator.</w:t>
+      </w:r>
+    </w:p>
+    <w:p>
+      <w:pPr>
+        <w:jc w:val="both"/>
+        <w:rPr>
+          <w:lang w:eastAsia="es-ES"/>
+        </w:rPr>
+      </w:pPr>
+      <w:r>
+        <w:rPr>
+          <w:lang w:eastAsia="es-ES"/>
+        </w:rPr>
+        <w:t xml:space="preserve">El componente home también contiene un stack navigator para mantener una estructura homogénea. De esta forma se mantiene la coherencia con el resto de las secciones y, aunque no hacemos uso de ella, se podría usar una sola cabecera gestionada automáticamente. También facilita la </w:t>
       </w:r>
       <w:r>
         <w:rPr>
@@ -2046,56 +860,12 @@
           <w:lang w:eastAsia="es-ES"/>
         </w:rPr>
       </w:pPr>
-      <w:proofErr w:type="spellStart"/>
-      <w:r>
-        <w:rPr>
-          <w:lang w:eastAsia="es-ES"/>
-        </w:rPr>
-        <w:t>Drawer</w:t>
-      </w:r>
-      <w:proofErr w:type="spellEnd"/>
-      <w:r>
-        <w:rPr>
-          <w:lang w:eastAsia="es-ES"/>
-        </w:rPr>
-        <w:t xml:space="preserve"> por defecto crea su propia cabecera. Si esta opción esta desactivada se mostrarían dos cabeceras distintas, una de </w:t>
-      </w:r>
-      <w:proofErr w:type="spellStart"/>
-      <w:r>
-        <w:rPr>
-          <w:lang w:eastAsia="es-ES"/>
-        </w:rPr>
-        <w:t>drawer</w:t>
-      </w:r>
-      <w:proofErr w:type="spellEnd"/>
-      <w:r>
-        <w:rPr>
-          <w:lang w:eastAsia="es-ES"/>
-        </w:rPr>
-        <w:t xml:space="preserve"> y otra de cada </w:t>
-      </w:r>
-      <w:proofErr w:type="spellStart"/>
-      <w:r>
-        <w:rPr>
-          <w:lang w:eastAsia="es-ES"/>
-        </w:rPr>
-        <w:t>stack</w:t>
-      </w:r>
-      <w:proofErr w:type="spellEnd"/>
-      <w:r>
-        <w:rPr>
-          <w:lang w:eastAsia="es-ES"/>
-        </w:rPr>
-        <w:t xml:space="preserve"> interno. Se opta por esconder la del </w:t>
-      </w:r>
-      <w:proofErr w:type="spellStart"/>
-      <w:r>
-        <w:rPr>
-          <w:lang w:eastAsia="es-ES"/>
-        </w:rPr>
-        <w:t>drawer</w:t>
-      </w:r>
-      <w:proofErr w:type="spellEnd"/>
+      <w:r>
+        <w:rPr>
+          <w:lang w:eastAsia="es-ES"/>
+        </w:rPr>
+        <w:t>Drawer por defecto crea su propia cabecera. Si esta opción esta desactivada se mostrarían dos cabeceras distintas, una de drawer y otra de cada stack interno. Se opta por esconder la del drawer</w:t>
+      </w:r>
     </w:p>
     <w:p>
       <w:pPr>
@@ -2104,152 +874,46 @@
           <w:lang w:eastAsia="es-ES"/>
         </w:rPr>
       </w:pPr>
-      <w:proofErr w:type="spellStart"/>
-      <w:r>
-        <w:rPr>
-          <w:lang w:eastAsia="es-ES"/>
-        </w:rPr>
-        <w:t>Commit</w:t>
-      </w:r>
-      <w:proofErr w:type="spellEnd"/>
-      <w:r>
-        <w:rPr>
-          <w:lang w:eastAsia="es-ES"/>
-        </w:rPr>
-        <w:t xml:space="preserve"> 06: “Ejercicio Componentes y </w:t>
-      </w:r>
-      <w:proofErr w:type="spellStart"/>
-      <w:r>
-        <w:rPr>
-          <w:lang w:eastAsia="es-ES"/>
-        </w:rPr>
-        <w:t>Navegacion</w:t>
-      </w:r>
-      <w:proofErr w:type="spellEnd"/>
-      <w:r>
-        <w:rPr>
-          <w:lang w:eastAsia="es-ES"/>
-        </w:rPr>
-        <w:t>”</w:t>
-      </w:r>
-    </w:p>
-    <w:p>
-      <w:pPr>
-        <w:rPr>
-          <w:lang w:eastAsia="es-ES"/>
-        </w:rPr>
-      </w:pPr>
-    </w:p>
-    <w:p>
-      <w:pPr>
-        <w:jc w:val="both"/>
-        <w:rPr>
-          <w:lang w:eastAsia="es-ES"/>
-        </w:rPr>
-      </w:pPr>
-      <w:r>
-        <w:rPr>
-          <w:lang w:eastAsia="es-ES"/>
-        </w:rPr>
-        <w:t xml:space="preserve">El objetivo de esta práctica es añadir dos componentes más a la navegación desde cero, creando su estructura y añadiéndolos a la navegación que ya hemos implementado. Uno de los componentes muestra una página de contacto y la otra comenta la historia del club. Como punto adicional, se ha retocado un poco los estilos de la </w:t>
-      </w:r>
-      <w:proofErr w:type="spellStart"/>
-      <w:r>
-        <w:rPr>
-          <w:lang w:eastAsia="es-ES"/>
-        </w:rPr>
-        <w:t>pagina</w:t>
-      </w:r>
-      <w:proofErr w:type="spellEnd"/>
-      <w:r>
-        <w:rPr>
-          <w:lang w:eastAsia="es-ES"/>
-        </w:rPr>
-        <w:t xml:space="preserve"> principal que se hizo en la práctica anterior.</w:t>
-      </w:r>
-    </w:p>
-    <w:p>
-      <w:pPr>
-        <w:jc w:val="both"/>
-        <w:rPr>
-          <w:lang w:eastAsia="es-ES"/>
-        </w:rPr>
-      </w:pPr>
-      <w:r>
-        <w:rPr>
-          <w:lang w:eastAsia="es-ES"/>
-        </w:rPr>
-        <w:t xml:space="preserve">Se ha creado el fichero ContactoComponent.js. Este es un componente de clase que utiliza </w:t>
-      </w:r>
-      <w:proofErr w:type="spellStart"/>
-      <w:r>
-        <w:rPr>
-          <w:lang w:eastAsia="es-ES"/>
-        </w:rPr>
-        <w:t>scrollview</w:t>
-      </w:r>
-      <w:proofErr w:type="spellEnd"/>
-      <w:r>
-        <w:rPr>
-          <w:lang w:eastAsia="es-ES"/>
-        </w:rPr>
-        <w:t xml:space="preserve"> para permitir el desplazamiento del contenido por la pantalla. Para la visualización se ha utilizado una carta de </w:t>
-      </w:r>
-      <w:proofErr w:type="spellStart"/>
-      <w:r>
-        <w:rPr>
-          <w:lang w:eastAsia="es-ES"/>
-        </w:rPr>
-        <w:t>React</w:t>
-      </w:r>
-      <w:proofErr w:type="spellEnd"/>
-      <w:r>
-        <w:rPr>
-          <w:lang w:eastAsia="es-ES"/>
-        </w:rPr>
-        <w:t xml:space="preserve"> Native Paper con sus apartados </w:t>
-      </w:r>
-      <w:proofErr w:type="spellStart"/>
-      <w:r>
-        <w:rPr>
-          <w:lang w:eastAsia="es-ES"/>
-        </w:rPr>
-        <w:t>Card.title</w:t>
-      </w:r>
-      <w:proofErr w:type="spellEnd"/>
-      <w:r>
-        <w:rPr>
-          <w:lang w:eastAsia="es-ES"/>
-        </w:rPr>
-        <w:t xml:space="preserve">, </w:t>
-      </w:r>
-      <w:proofErr w:type="spellStart"/>
-      <w:r>
-        <w:rPr>
-          <w:lang w:eastAsia="es-ES"/>
-        </w:rPr>
-        <w:t>Card.content</w:t>
-      </w:r>
-      <w:proofErr w:type="spellEnd"/>
-      <w:r>
-        <w:rPr>
-          <w:lang w:eastAsia="es-ES"/>
-        </w:rPr>
-        <w:t xml:space="preserve"> y </w:t>
-      </w:r>
-      <w:proofErr w:type="spellStart"/>
-      <w:r>
-        <w:rPr>
-          <w:lang w:eastAsia="es-ES"/>
-        </w:rPr>
-        <w:t>text</w:t>
-      </w:r>
-      <w:proofErr w:type="spellEnd"/>
-      <w:r>
-        <w:rPr>
-          <w:lang w:eastAsia="es-ES"/>
-        </w:rPr>
-        <w:t xml:space="preserve"> que permite agrupar la información de forma clara y estructurada.</w:t>
+      <w:r>
+        <w:rPr>
+          <w:lang w:eastAsia="es-ES"/>
+        </w:rPr>
+        <w:t>Commit 06: “Ejercicio Componentes y Navegacion”</w:t>
+      </w:r>
+    </w:p>
+    <w:p>
+      <w:pPr>
+        <w:rPr>
+          <w:lang w:eastAsia="es-ES"/>
+        </w:rPr>
+      </w:pPr>
+    </w:p>
+    <w:p>
+      <w:pPr>
+        <w:jc w:val="both"/>
+        <w:rPr>
+          <w:lang w:eastAsia="es-ES"/>
+        </w:rPr>
+      </w:pPr>
+      <w:r>
+        <w:rPr>
+          <w:lang w:eastAsia="es-ES"/>
+        </w:rPr>
+        <w:t>El objetivo de esta práctica es añadir dos componentes más a la navegación desde cero, creando su estructura y añadiéndolos a la navegación que ya hemos implementado. Uno de los componentes muestra una página de contacto y la otra comenta la historia del club. Como punto adicional, se ha retocado un poco los estilos de la pagina principal que se hizo en la práctica anterior.</w:t>
+      </w:r>
+    </w:p>
+    <w:p>
+      <w:pPr>
+        <w:jc w:val="both"/>
+        <w:rPr>
+          <w:lang w:eastAsia="es-ES"/>
+        </w:rPr>
+      </w:pPr>
+      <w:r>
+        <w:rPr>
+          <w:lang w:eastAsia="es-ES"/>
+        </w:rPr>
+        <w:t>Se ha creado el fichero ContactoComponent.js. Este es un componente de clase que utiliza scrollview para permitir el desplazamiento del contenido por la pantalla. Para la visualización se ha utilizado una carta de React Native Paper con sus apartados Card.title, Card.content y text que permite agrupar la información de forma clara y estructurada.</w:t>
       </w:r>
     </w:p>
     <w:p>
@@ -2283,63 +947,21 @@
         <w:rPr>
           <w:lang w:eastAsia="es-ES"/>
         </w:rPr>
-        <w:t xml:space="preserve"> con una </w:t>
-      </w:r>
-      <w:proofErr w:type="spellStart"/>
-      <w:r>
-        <w:rPr>
-          <w:lang w:eastAsia="es-ES"/>
-        </w:rPr>
-        <w:t>card</w:t>
-      </w:r>
-      <w:proofErr w:type="spellEnd"/>
-      <w:r>
-        <w:rPr>
-          <w:lang w:eastAsia="es-ES"/>
-        </w:rPr>
-        <w:t>. Este solo renderiza información estática sin estados.</w:t>
-      </w:r>
-    </w:p>
-    <w:p>
-      <w:pPr>
-        <w:jc w:val="both"/>
-        <w:rPr>
-          <w:lang w:eastAsia="es-ES"/>
-        </w:rPr>
-      </w:pPr>
-      <w:r>
-        <w:rPr>
-          <w:lang w:eastAsia="es-ES"/>
-        </w:rPr>
-        <w:t xml:space="preserve">La lista de actividades de </w:t>
-      </w:r>
-      <w:proofErr w:type="spellStart"/>
-      <w:r>
-        <w:rPr>
-          <w:lang w:eastAsia="es-ES"/>
-        </w:rPr>
-        <w:t>QuienesSomos</w:t>
-      </w:r>
-      <w:proofErr w:type="spellEnd"/>
-      <w:r>
-        <w:rPr>
-          <w:lang w:eastAsia="es-ES"/>
-        </w:rPr>
-        <w:t xml:space="preserve"> se ha implementado como componente de clase. Este emplea una flat </w:t>
-      </w:r>
-      <w:proofErr w:type="spellStart"/>
-      <w:r>
-        <w:rPr>
-          <w:lang w:eastAsia="es-ES"/>
-        </w:rPr>
-        <w:t>list</w:t>
-      </w:r>
-      <w:proofErr w:type="spellEnd"/>
-      <w:r>
-        <w:rPr>
-          <w:lang w:eastAsia="es-ES"/>
-        </w:rPr>
-        <w:t xml:space="preserve">  con sus ítems que llegan desde actividades.js. Actividades.js se importa, lo que permite acceder al array dentro del componente. </w:t>
+        <w:t xml:space="preserve"> con una card. Este solo renderiza información estática sin estados.</w:t>
+      </w:r>
+    </w:p>
+    <w:p>
+      <w:pPr>
+        <w:jc w:val="both"/>
+        <w:rPr>
+          <w:lang w:eastAsia="es-ES"/>
+        </w:rPr>
+      </w:pPr>
+      <w:r>
+        <w:rPr>
+          <w:lang w:eastAsia="es-ES"/>
+        </w:rPr>
+        <w:t xml:space="preserve">La lista de actividades de QuienesSomos se ha implementado como componente de clase. Este emplea una flat list  con sus ítems que llegan desde actividades.js. Actividades.js se importa, lo que permite acceder al array dentro del componente. </w:t>
       </w:r>
     </w:p>
     <w:p>
@@ -2354,63 +976,7 @@
           <w:lang w:eastAsia="es-ES"/>
         </w:rPr>
         <w:lastRenderedPageBreak/>
-        <w:t xml:space="preserve">Estos nuevos componentes se han añadido al </w:t>
-      </w:r>
-      <w:proofErr w:type="spellStart"/>
-      <w:r>
-        <w:rPr>
-          <w:lang w:eastAsia="es-ES"/>
-        </w:rPr>
-        <w:t>drawer</w:t>
-      </w:r>
-      <w:proofErr w:type="spellEnd"/>
-      <w:r>
-        <w:rPr>
-          <w:lang w:eastAsia="es-ES"/>
-        </w:rPr>
-        <w:t xml:space="preserve"> ya existente, de forma que se pueda navegar por ellos y acceder desde el menú lateral. Se han usado navegadores anidados al igual que se hacía con los componentes ya existentes, para ello, las opciones del </w:t>
-      </w:r>
-      <w:proofErr w:type="spellStart"/>
-      <w:r>
-        <w:rPr>
-          <w:lang w:eastAsia="es-ES"/>
-        </w:rPr>
-        <w:t>drawer</w:t>
-      </w:r>
-      <w:proofErr w:type="spellEnd"/>
-      <w:r>
-        <w:rPr>
-          <w:lang w:eastAsia="es-ES"/>
-        </w:rPr>
-        <w:t xml:space="preserve"> apuntan a un </w:t>
-      </w:r>
-      <w:proofErr w:type="spellStart"/>
-      <w:r>
-        <w:rPr>
-          <w:lang w:eastAsia="es-ES"/>
-        </w:rPr>
-        <w:t>stack</w:t>
-      </w:r>
-      <w:proofErr w:type="spellEnd"/>
-      <w:r>
-        <w:rPr>
-          <w:lang w:eastAsia="es-ES"/>
-        </w:rPr>
-        <w:t xml:space="preserve"> </w:t>
-      </w:r>
-      <w:proofErr w:type="spellStart"/>
-      <w:r>
-        <w:rPr>
-          <w:lang w:eastAsia="es-ES"/>
-        </w:rPr>
-        <w:t>navigator</w:t>
-      </w:r>
-      <w:proofErr w:type="spellEnd"/>
-      <w:r>
-        <w:rPr>
-          <w:lang w:eastAsia="es-ES"/>
-        </w:rPr>
-        <w:t>.</w:t>
+        <w:t>Estos nuevos componentes se han añadido al drawer ya existente, de forma que se pueda navegar por ellos y acceder desde el menú lateral. Se han usado navegadores anidados al igual que se hacía con los componentes ya existentes, para ello, las opciones del drawer apuntan a un stack navigator.</w:t>
       </w:r>
     </w:p>
     <w:p>
@@ -2430,49 +996,7 @@
         <w:rPr>
           <w:lang w:eastAsia="es-ES"/>
         </w:rPr>
-        <w:t xml:space="preserve">imo, se han modificado los componentes Home y </w:t>
-      </w:r>
-      <w:proofErr w:type="spellStart"/>
-      <w:r>
-        <w:rPr>
-          <w:lang w:eastAsia="es-ES"/>
-        </w:rPr>
-        <w:t>DetalleExcursion</w:t>
-      </w:r>
-      <w:proofErr w:type="spellEnd"/>
-      <w:r>
-        <w:rPr>
-          <w:lang w:eastAsia="es-ES"/>
-        </w:rPr>
-        <w:t xml:space="preserve">, cambiando los estilos para conseguir una mejora visual. Se ha usado </w:t>
-      </w:r>
-      <w:proofErr w:type="spellStart"/>
-      <w:r>
-        <w:rPr>
-          <w:lang w:eastAsia="es-ES"/>
-        </w:rPr>
-        <w:t>ImageBackground</w:t>
-      </w:r>
-      <w:proofErr w:type="spellEnd"/>
-      <w:r>
-        <w:rPr>
-          <w:lang w:eastAsia="es-ES"/>
-        </w:rPr>
-        <w:t xml:space="preserve"> de </w:t>
-      </w:r>
-      <w:proofErr w:type="spellStart"/>
-      <w:r>
-        <w:rPr>
-          <w:lang w:eastAsia="es-ES"/>
-        </w:rPr>
-        <w:t>react</w:t>
-      </w:r>
-      <w:proofErr w:type="spellEnd"/>
-      <w:r>
-        <w:rPr>
-          <w:lang w:eastAsia="es-ES"/>
-        </w:rPr>
-        <w:t>-native, lo que permite usar una imagen como fondo y renderizar contenido encima de ella. Se ha superpuesto de esta forma el texto a la imagen.</w:t>
+        <w:t>imo, se han modificado los componentes Home y DetalleExcursion, cambiando los estilos para conseguir una mejora visual. Se ha usado ImageBackground de react-native, lo que permite usar una imagen como fondo y renderizar contenido encima de ella. Se ha superpuesto de esta forma el texto a la imagen.</w:t>
       </w:r>
     </w:p>
     <w:p>
@@ -2482,68 +1006,32 @@
           <w:lang w:eastAsia="es-ES"/>
         </w:rPr>
       </w:pPr>
-      <w:proofErr w:type="spellStart"/>
-      <w:r>
-        <w:rPr>
-          <w:lang w:eastAsia="es-ES"/>
-        </w:rPr>
-        <w:t>Commit</w:t>
-      </w:r>
-      <w:proofErr w:type="spellEnd"/>
-      <w:r>
-        <w:rPr>
-          <w:lang w:eastAsia="es-ES"/>
-        </w:rPr>
-        <w:t xml:space="preserve"> 07: “Botones o Iconos”</w:t>
-      </w:r>
-    </w:p>
-    <w:p>
-      <w:pPr>
-        <w:rPr>
-          <w:lang w:eastAsia="es-ES"/>
-        </w:rPr>
-      </w:pPr>
-    </w:p>
-    <w:p>
-      <w:pPr>
-        <w:jc w:val="both"/>
-        <w:rPr>
-          <w:lang w:eastAsia="es-ES"/>
-        </w:rPr>
-      </w:pPr>
-      <w:r>
-        <w:rPr>
-          <w:lang w:eastAsia="es-ES"/>
-        </w:rPr>
-        <w:t xml:space="preserve">El objetivo de este </w:t>
-      </w:r>
-      <w:proofErr w:type="spellStart"/>
-      <w:r>
-        <w:rPr>
-          <w:lang w:eastAsia="es-ES"/>
-        </w:rPr>
-        <w:t>commit</w:t>
-      </w:r>
-      <w:proofErr w:type="spellEnd"/>
-      <w:r>
-        <w:rPr>
-          <w:lang w:eastAsia="es-ES"/>
-        </w:rPr>
-        <w:t xml:space="preserve"> es introducir los botones, la forma más usual y sencilla de interactuar con el usuario. En este caso se van a implementar con iconos. Por último, se renderizará una nueva </w:t>
-      </w:r>
-      <w:proofErr w:type="spellStart"/>
-      <w:r>
-        <w:rPr>
-          <w:lang w:eastAsia="es-ES"/>
-        </w:rPr>
-        <w:t>card</w:t>
-      </w:r>
-      <w:proofErr w:type="spellEnd"/>
-      <w:r>
-        <w:rPr>
-          <w:lang w:eastAsia="es-ES"/>
-        </w:rPr>
-        <w:t xml:space="preserve"> con los comentarios de las distintas excursiones.</w:t>
+      <w:r>
+        <w:rPr>
+          <w:lang w:eastAsia="es-ES"/>
+        </w:rPr>
+        <w:t>Commit 07: “Botones o Iconos”</w:t>
+      </w:r>
+    </w:p>
+    <w:p>
+      <w:pPr>
+        <w:rPr>
+          <w:lang w:eastAsia="es-ES"/>
+        </w:rPr>
+      </w:pPr>
+    </w:p>
+    <w:p>
+      <w:pPr>
+        <w:jc w:val="both"/>
+        <w:rPr>
+          <w:lang w:eastAsia="es-ES"/>
+        </w:rPr>
+      </w:pPr>
+      <w:r>
+        <w:rPr>
+          <w:lang w:eastAsia="es-ES"/>
+        </w:rPr>
+        <w:t>El objetivo de este commit es introducir los botones, la forma más usual y sencilla de interactuar con el usuario. En este caso se van a implementar con iconos. Por último, se renderizará una nueva card con los comentarios de las distintas excursiones.</w:t>
       </w:r>
     </w:p>
     <w:p>
@@ -2563,21 +1051,7 @@
         <w:rPr>
           <w:lang w:eastAsia="es-ES"/>
         </w:rPr>
-        <w:t xml:space="preserve">, se ha creado un nuevo componente funcional denominado </w:t>
-      </w:r>
-      <w:proofErr w:type="spellStart"/>
-      <w:r>
-        <w:rPr>
-          <w:lang w:eastAsia="es-ES"/>
-        </w:rPr>
-        <w:t>RenderComentario</w:t>
-      </w:r>
-      <w:proofErr w:type="spellEnd"/>
-      <w:r>
-        <w:rPr>
-          <w:lang w:eastAsia="es-ES"/>
-        </w:rPr>
-        <w:t>, cuya función es mostrar la información de cada comentario en una tarjeta</w:t>
+        <w:t>, se ha creado un nuevo componente funcional denominado RenderComentario, cuya función es mostrar la información de cada comentario en una tarjeta</w:t>
       </w:r>
       <w:r>
         <w:rPr>
@@ -2603,16 +1077,8 @@
         <w:rPr>
           <w:lang w:eastAsia="es-ES"/>
         </w:rPr>
-        <w:t xml:space="preserve">Para mostrar únicamente los comentarios correspondientes a la excursión seleccionada, se ha utilizado el método </w:t>
-      </w:r>
-      <w:proofErr w:type="spellStart"/>
-      <w:r>
-        <w:rPr>
-          <w:lang w:eastAsia="es-ES"/>
-        </w:rPr>
-        <w:t>filter</w:t>
-      </w:r>
-      <w:proofErr w:type="spellEnd"/>
+        <w:t>Para mostrar únicamente los comentarios correspondientes a la excursión seleccionada, se ha utilizado el método filter</w:t>
+      </w:r>
       <w:r>
         <w:rPr>
           <w:lang w:eastAsia="es-ES"/>
@@ -2735,21 +1201,7 @@
         <w:rPr>
           <w:lang w:eastAsia="es-ES"/>
         </w:rPr>
-        <w:t xml:space="preserve">Además, se ha utilizado un </w:t>
-      </w:r>
-      <w:proofErr w:type="spellStart"/>
-      <w:r>
-        <w:rPr>
-          <w:lang w:eastAsia="es-ES"/>
-        </w:rPr>
-        <w:t>ScrollView</w:t>
-      </w:r>
-      <w:proofErr w:type="spellEnd"/>
-      <w:r>
-        <w:rPr>
-          <w:lang w:eastAsia="es-ES"/>
-        </w:rPr>
-        <w:t xml:space="preserve"> para permitir el desplazamiento vertical de la pantalla, ya que ahora contiene tanto la información de la excursión como la lista de comentarios.</w:t>
+        <w:t>Además, se ha utilizado un ScrollView para permitir el desplazamiento vertical de la pantalla, ya que ahora contiene tanto la información de la excursión como la lista de comentarios.</w:t>
       </w:r>
     </w:p>
     <w:p>
@@ -2769,35 +1221,7 @@
         <w:rPr>
           <w:lang w:eastAsia="es-ES"/>
         </w:rPr>
-        <w:t xml:space="preserve">se ha añadido funcionalidad interactiva mediante el uso del componente </w:t>
-      </w:r>
-      <w:proofErr w:type="spellStart"/>
-      <w:r>
-        <w:rPr>
-          <w:lang w:eastAsia="es-ES"/>
-        </w:rPr>
-        <w:t>IconButton</w:t>
-      </w:r>
-      <w:proofErr w:type="spellEnd"/>
-      <w:r>
-        <w:rPr>
-          <w:lang w:eastAsia="es-ES"/>
-        </w:rPr>
-        <w:t xml:space="preserve"> de </w:t>
-      </w:r>
-      <w:proofErr w:type="spellStart"/>
-      <w:r>
-        <w:rPr>
-          <w:lang w:eastAsia="es-ES"/>
-        </w:rPr>
-        <w:t>React</w:t>
-      </w:r>
-      <w:proofErr w:type="spellEnd"/>
-      <w:r>
-        <w:rPr>
-          <w:lang w:eastAsia="es-ES"/>
-        </w:rPr>
-        <w:t xml:space="preserve"> Native Paper, en lugar del componente tradicional Button.</w:t>
+        <w:t>se ha añadido funcionalidad interactiva mediante el uso del componente IconButton de React Native Paper, en lugar del componente tradicional Button.</w:t>
       </w:r>
     </w:p>
     <w:p>
@@ -2837,42 +1261,7 @@
         <w:rPr>
           <w:lang w:eastAsia="es-ES"/>
         </w:rPr>
-        <w:t xml:space="preserve">La función </w:t>
-      </w:r>
-      <w:proofErr w:type="spellStart"/>
-      <w:r>
-        <w:rPr>
-          <w:lang w:eastAsia="es-ES"/>
-        </w:rPr>
-        <w:t>marcarFavorito</w:t>
-      </w:r>
-      <w:proofErr w:type="spellEnd"/>
-      <w:r>
-        <w:rPr>
-          <w:lang w:eastAsia="es-ES"/>
-        </w:rPr>
-        <w:t>(</w:t>
-      </w:r>
-      <w:proofErr w:type="spellStart"/>
-      <w:r>
-        <w:rPr>
-          <w:lang w:eastAsia="es-ES"/>
-        </w:rPr>
-        <w:t>excursionId</w:t>
-      </w:r>
-      <w:proofErr w:type="spellEnd"/>
-      <w:r>
-        <w:rPr>
-          <w:lang w:eastAsia="es-ES"/>
-        </w:rPr>
-        <w:t xml:space="preserve">) se encarga de añadir una excursión al array utilizando el método </w:t>
-      </w:r>
-      <w:proofErr w:type="spellStart"/>
-      <w:r>
-        <w:rPr>
-          <w:lang w:eastAsia="es-ES"/>
-        </w:rPr>
-        <w:t>conca</w:t>
+        <w:t>La función marcarFavorito(excursionId) se encarga de añadir una excursión al array utilizando el método conca</w:t>
       </w:r>
       <w:r>
         <w:rPr>
@@ -2880,7 +1269,6 @@
         </w:rPr>
         <w:t>t</w:t>
       </w:r>
-      <w:proofErr w:type="spellEnd"/>
       <w:r>
         <w:rPr>
           <w:lang w:eastAsia="es-ES"/>
@@ -2897,16 +1285,8 @@
         <w:rPr>
           <w:lang w:eastAsia="es-ES"/>
         </w:rPr>
-        <w:t xml:space="preserve">Para comprobar si una excursión ya está marcada como favorita, se utiliza el método </w:t>
-      </w:r>
-      <w:proofErr w:type="spellStart"/>
-      <w:r>
-        <w:rPr>
-          <w:lang w:eastAsia="es-ES"/>
-        </w:rPr>
-        <w:t>some</w:t>
-      </w:r>
-      <w:proofErr w:type="spellEnd"/>
+        <w:t>Para comprobar si una excursión ya está marcada como favorita, se utiliza el método some</w:t>
+      </w:r>
       <w:r>
         <w:rPr>
           <w:lang w:eastAsia="es-ES"/>
@@ -3005,91 +1385,21 @@
         <w:rPr>
           <w:lang w:eastAsia="es-ES"/>
         </w:rPr>
-        <w:t xml:space="preserve">Para finalizar, se ha cambiado el </w:t>
-      </w:r>
-      <w:proofErr w:type="spellStart"/>
-      <w:r>
-        <w:rPr>
-          <w:lang w:eastAsia="es-ES"/>
-        </w:rPr>
-        <w:t>Drawer</w:t>
-      </w:r>
-      <w:proofErr w:type="spellEnd"/>
-      <w:r>
-        <w:rPr>
-          <w:lang w:eastAsia="es-ES"/>
-        </w:rPr>
-        <w:t xml:space="preserve"> </w:t>
-      </w:r>
-      <w:proofErr w:type="spellStart"/>
-      <w:r>
-        <w:rPr>
-          <w:lang w:eastAsia="es-ES"/>
-        </w:rPr>
-        <w:t>Menu</w:t>
-      </w:r>
-      <w:proofErr w:type="spellEnd"/>
-      <w:r>
-        <w:rPr>
-          <w:lang w:eastAsia="es-ES"/>
-        </w:rPr>
-        <w:t>, realizando varias modificaciones para mejorar su aspecto.</w:t>
-      </w:r>
-    </w:p>
-    <w:p>
-      <w:pPr>
-        <w:jc w:val="both"/>
-        <w:rPr>
-          <w:lang w:eastAsia="es-ES"/>
-        </w:rPr>
-      </w:pPr>
-      <w:r>
-        <w:rPr>
-          <w:lang w:eastAsia="es-ES"/>
-        </w:rPr>
-        <w:t xml:space="preserve">Se han añadido iconos a cada opción del </w:t>
-      </w:r>
-      <w:proofErr w:type="spellStart"/>
-      <w:r>
-        <w:rPr>
-          <w:lang w:eastAsia="es-ES"/>
-        </w:rPr>
-        <w:t>Drawer</w:t>
-      </w:r>
-      <w:proofErr w:type="spellEnd"/>
-      <w:r>
-        <w:rPr>
-          <w:lang w:eastAsia="es-ES"/>
-        </w:rPr>
-        <w:t xml:space="preserve"> utilizando la librería </w:t>
-      </w:r>
-      <w:proofErr w:type="spellStart"/>
-      <w:r>
-        <w:rPr>
-          <w:lang w:eastAsia="es-ES"/>
-        </w:rPr>
-        <w:t>MaterialCommunityIcons</w:t>
-      </w:r>
-      <w:proofErr w:type="spellEnd"/>
-      <w:r>
-        <w:rPr>
-          <w:lang w:eastAsia="es-ES"/>
-        </w:rPr>
-        <w:t xml:space="preserve">. Cada pantalla tiene un icono representativo (home, calendar, </w:t>
-      </w:r>
-      <w:proofErr w:type="spellStart"/>
-      <w:r>
-        <w:rPr>
-          <w:lang w:eastAsia="es-ES"/>
-        </w:rPr>
-        <w:t>information</w:t>
-      </w:r>
-      <w:proofErr w:type="spellEnd"/>
-      <w:r>
-        <w:rPr>
-          <w:lang w:eastAsia="es-ES"/>
-        </w:rPr>
-        <w:t>, etc.).</w:t>
+        <w:t>Para finalizar, se ha cambiado el Drawer Menu, realizando varias modificaciones para mejorar su aspecto.</w:t>
+      </w:r>
+    </w:p>
+    <w:p>
+      <w:pPr>
+        <w:jc w:val="both"/>
+        <w:rPr>
+          <w:lang w:eastAsia="es-ES"/>
+        </w:rPr>
+      </w:pPr>
+      <w:r>
+        <w:rPr>
+          <w:lang w:eastAsia="es-ES"/>
+        </w:rPr>
+        <w:t>Se han añadido iconos a cada opción del Drawer utilizando la librería MaterialCommunityIcons. Cada pantalla tiene un icono representativo (home, calendar, information, etc.).</w:t>
       </w:r>
     </w:p>
     <w:p>
@@ -3106,35 +1416,7 @@
         <w:rPr>
           <w:lang w:eastAsia="es-ES"/>
         </w:rPr>
-        <w:t xml:space="preserve">Se ha creado un componente </w:t>
-      </w:r>
-      <w:proofErr w:type="spellStart"/>
-      <w:r>
-        <w:rPr>
-          <w:lang w:eastAsia="es-ES"/>
-        </w:rPr>
-        <w:t>CustomDrawerContent</w:t>
-      </w:r>
-      <w:proofErr w:type="spellEnd"/>
-      <w:r>
-        <w:rPr>
-          <w:lang w:eastAsia="es-ES"/>
-        </w:rPr>
-        <w:t xml:space="preserve"> que permite personalizar el contenido del </w:t>
-      </w:r>
-      <w:proofErr w:type="spellStart"/>
-      <w:r>
-        <w:rPr>
-          <w:lang w:eastAsia="es-ES"/>
-        </w:rPr>
-        <w:t>Drawer</w:t>
-      </w:r>
-      <w:proofErr w:type="spellEnd"/>
-      <w:r>
-        <w:rPr>
-          <w:lang w:eastAsia="es-ES"/>
-        </w:rPr>
-        <w:t>. En la parte superior se ha añadido</w:t>
+        <w:t>Se ha creado un componente CustomDrawerContent que permite personalizar el contenido del Drawer. En la parte superior se ha añadido</w:t>
       </w:r>
       <w:r>
         <w:rPr>
@@ -3158,21 +1440,7 @@
         <w:rPr>
           <w:lang w:eastAsia="es-ES"/>
         </w:rPr>
-        <w:t>l nombre "</w:t>
-      </w:r>
-      <w:proofErr w:type="spellStart"/>
-      <w:r>
-        <w:rPr>
-          <w:lang w:eastAsia="es-ES"/>
-        </w:rPr>
-        <w:t>Gaztaroa</w:t>
-      </w:r>
-      <w:proofErr w:type="spellEnd"/>
-      <w:r>
-        <w:rPr>
-          <w:lang w:eastAsia="es-ES"/>
-        </w:rPr>
-        <w:t>"</w:t>
+        <w:t>l nombre "Gaztaroa"</w:t>
       </w:r>
       <w:r>
         <w:rPr>
@@ -3184,35 +1452,7 @@
         <w:rPr>
           <w:lang w:eastAsia="es-ES"/>
         </w:rPr>
-        <w:t xml:space="preserve">Para evitar espacios innecesarios en la parte superior, se ha configurado el </w:t>
-      </w:r>
-      <w:proofErr w:type="spellStart"/>
-      <w:r>
-        <w:rPr>
-          <w:lang w:eastAsia="es-ES"/>
-        </w:rPr>
-        <w:t>SafeAreaView</w:t>
-      </w:r>
-      <w:proofErr w:type="spellEnd"/>
-      <w:r>
-        <w:rPr>
-          <w:lang w:eastAsia="es-ES"/>
-        </w:rPr>
-        <w:t xml:space="preserve"> para no aplicar </w:t>
-      </w:r>
-      <w:proofErr w:type="spellStart"/>
-      <w:r>
-        <w:rPr>
-          <w:lang w:eastAsia="es-ES"/>
-        </w:rPr>
-        <w:t>padding</w:t>
-      </w:r>
-      <w:proofErr w:type="spellEnd"/>
-      <w:r>
-        <w:rPr>
-          <w:lang w:eastAsia="es-ES"/>
-        </w:rPr>
-        <w:t xml:space="preserve"> superior.</w:t>
+        <w:t>Para evitar espacios innecesarios en la parte superior, se ha configurado el SafeAreaView para no aplicar padding superior.</w:t>
       </w:r>
     </w:p>
     <w:p>
@@ -3229,30 +1469,8 @@
         <w:rPr>
           <w:lang w:eastAsia="es-ES"/>
         </w:rPr>
-        <w:t xml:space="preserve">Se ha implementado un componente </w:t>
-      </w:r>
-      <w:proofErr w:type="spellStart"/>
-      <w:r>
-        <w:rPr>
-          <w:lang w:eastAsia="es-ES"/>
-        </w:rPr>
-        <w:t>BotonMenu</w:t>
-      </w:r>
-      <w:proofErr w:type="spellEnd"/>
-      <w:r>
-        <w:rPr>
-          <w:lang w:eastAsia="es-ES"/>
-        </w:rPr>
-        <w:t xml:space="preserve">, que muestra un icono de menú en la cabecera de las pantallas. Este botón permite abrir y cerrar el </w:t>
-      </w:r>
-      <w:proofErr w:type="spellStart"/>
-      <w:r>
-        <w:rPr>
-          <w:lang w:eastAsia="es-ES"/>
-        </w:rPr>
-        <w:t>Drawer</w:t>
-      </w:r>
-      <w:proofErr w:type="spellEnd"/>
+        <w:t>Se ha implementado un componente BotonMenu, que muestra un icono de menú en la cabecera de las pantallas. Este botón permite abrir y cerrar el Drawer</w:t>
+      </w:r>
       <w:r>
         <w:rPr>
           <w:lang w:eastAsia="es-ES"/>
@@ -3274,21 +1492,7 @@
         <w:rPr>
           <w:lang w:eastAsia="es-ES"/>
         </w:rPr>
-        <w:t xml:space="preserve">Se ha creado la función </w:t>
-      </w:r>
-      <w:proofErr w:type="spellStart"/>
-      <w:r>
-        <w:rPr>
-          <w:lang w:eastAsia="es-ES"/>
-        </w:rPr>
-        <w:t>menuHeaderOptions</w:t>
-      </w:r>
-      <w:proofErr w:type="spellEnd"/>
-      <w:r>
-        <w:rPr>
-          <w:lang w:eastAsia="es-ES"/>
-        </w:rPr>
-        <w:t>, que permite reutilizar la configuración de la cabecera en diferentes pantallas, evitando duplicación de código.</w:t>
+        <w:t>Se ha creado la función menuHeaderOptions, que permite reutilizar la configuración de la cabecera en diferentes pantallas, evitando duplicación de código.</w:t>
       </w:r>
     </w:p>
     <w:p>
@@ -3305,21 +1509,7 @@
         <w:rPr>
           <w:lang w:eastAsia="es-ES"/>
         </w:rPr>
-        <w:t xml:space="preserve">Cabe destacar que la pantalla </w:t>
-      </w:r>
-      <w:proofErr w:type="spellStart"/>
-      <w:r>
-        <w:rPr>
-          <w:lang w:eastAsia="es-ES"/>
-        </w:rPr>
-        <w:t>DetalleExcursion</w:t>
-      </w:r>
-      <w:proofErr w:type="spellEnd"/>
-      <w:r>
-        <w:rPr>
-          <w:lang w:eastAsia="es-ES"/>
-        </w:rPr>
-        <w:t xml:space="preserve"> mantiene el botón de navegación hacia atrás por defecto</w:t>
+        <w:t>Cabe destacar que la pantalla DetalleExcursion mantiene el botón de navegación hacia atrás por defecto</w:t>
       </w:r>
     </w:p>
     <w:p>
@@ -3329,19 +1519,11 @@
           <w:lang w:eastAsia="es-ES"/>
         </w:rPr>
       </w:pPr>
-      <w:proofErr w:type="spellStart"/>
-      <w:r>
-        <w:rPr>
-          <w:lang w:eastAsia="es-ES"/>
-        </w:rPr>
-        <w:t>Commit</w:t>
-      </w:r>
-      <w:proofErr w:type="spellEnd"/>
-      <w:r>
-        <w:rPr>
-          <w:lang w:eastAsia="es-ES"/>
-        </w:rPr>
-        <w:t xml:space="preserve"> 08: “Servidor JSON”</w:t>
+      <w:r>
+        <w:rPr>
+          <w:lang w:eastAsia="es-ES"/>
+        </w:rPr>
+        <w:t>Commit 08: “Servidor JSON”</w:t>
       </w:r>
     </w:p>
     <w:p>
@@ -3376,35 +1558,7 @@
         <w:rPr>
           <w:lang w:eastAsia="es-ES"/>
         </w:rPr>
-        <w:t xml:space="preserve">Server, con el objetivo de simular una API REST sin necesidad de implementar un </w:t>
-      </w:r>
-      <w:proofErr w:type="spellStart"/>
-      <w:r>
-        <w:rPr>
-          <w:lang w:eastAsia="es-ES"/>
-        </w:rPr>
-        <w:t>backend</w:t>
-      </w:r>
-      <w:proofErr w:type="spellEnd"/>
-      <w:r>
-        <w:rPr>
-          <w:lang w:eastAsia="es-ES"/>
-        </w:rPr>
-        <w:t xml:space="preserve"> real. Este servidor permite exponer los datos de la aplicación a través de </w:t>
-      </w:r>
-      <w:proofErr w:type="spellStart"/>
-      <w:r>
-        <w:rPr>
-          <w:lang w:eastAsia="es-ES"/>
-        </w:rPr>
-        <w:t>endpoints</w:t>
-      </w:r>
-      <w:proofErr w:type="spellEnd"/>
-      <w:r>
-        <w:rPr>
-          <w:lang w:eastAsia="es-ES"/>
-        </w:rPr>
-        <w:t xml:space="preserve"> HTTP y servir contenido estático, como imágenes.</w:t>
+        <w:t>Server, con el objetivo de simular una API REST sin necesidad de implementar un backend real. Este servidor permite exponer los datos de la aplicación a través de endpoints HTTP y servir contenido estático, como imágenes.</w:t>
       </w:r>
     </w:p>
     <w:p>
@@ -3432,63 +1586,21 @@
         <w:rPr>
           <w:lang w:eastAsia="es-ES"/>
         </w:rPr>
-        <w:t xml:space="preserve">Se ha instalado el paquete </w:t>
-      </w:r>
-      <w:proofErr w:type="spellStart"/>
-      <w:r>
-        <w:rPr>
-          <w:lang w:eastAsia="es-ES"/>
-        </w:rPr>
-        <w:t>json</w:t>
-      </w:r>
-      <w:proofErr w:type="spellEnd"/>
-      <w:r>
-        <w:rPr>
-          <w:lang w:eastAsia="es-ES"/>
-        </w:rPr>
-        <w:t xml:space="preserve">-server como dependencia de desarrollo y se ha configurado un servidor local que expone los datos contenidos en el fichero </w:t>
-      </w:r>
-      <w:proofErr w:type="spellStart"/>
-      <w:r>
-        <w:rPr>
-          <w:lang w:eastAsia="es-ES"/>
-        </w:rPr>
-        <w:t>db.json</w:t>
-      </w:r>
-      <w:proofErr w:type="spellEnd"/>
-      <w:r>
-        <w:rPr>
-          <w:lang w:eastAsia="es-ES"/>
-        </w:rPr>
-        <w:t>.</w:t>
-      </w:r>
-    </w:p>
-    <w:p>
-      <w:pPr>
-        <w:jc w:val="both"/>
-        <w:rPr>
-          <w:lang w:eastAsia="es-ES"/>
-        </w:rPr>
-      </w:pPr>
-      <w:r>
-        <w:rPr>
-          <w:lang w:eastAsia="es-ES"/>
-        </w:rPr>
-        <w:t xml:space="preserve">Este servidor permite acceder a los recursos mediante </w:t>
-      </w:r>
-      <w:proofErr w:type="spellStart"/>
-      <w:r>
-        <w:rPr>
-          <w:lang w:eastAsia="es-ES"/>
-        </w:rPr>
-        <w:t>URLs</w:t>
-      </w:r>
-      <w:proofErr w:type="spellEnd"/>
-      <w:r>
-        <w:rPr>
-          <w:lang w:eastAsia="es-ES"/>
-        </w:rPr>
-        <w:t xml:space="preserve"> como:</w:t>
+        <w:t>Se ha instalado el paquete json-server como dependencia de desarrollo y se ha configurado un servidor local que expone los datos contenidos en el fichero db.json.</w:t>
+      </w:r>
+    </w:p>
+    <w:p>
+      <w:pPr>
+        <w:jc w:val="both"/>
+        <w:rPr>
+          <w:lang w:eastAsia="es-ES"/>
+        </w:rPr>
+      </w:pPr>
+      <w:r>
+        <w:rPr>
+          <w:lang w:eastAsia="es-ES"/>
+        </w:rPr>
+        <w:t>Este servidor permite acceder a los recursos mediante URLs como:</w:t>
       </w:r>
     </w:p>
     <w:p>
@@ -3588,35 +1700,7 @@
         <w:rPr>
           <w:lang w:eastAsia="es-ES"/>
         </w:rPr>
-        <w:t xml:space="preserve">Además de exponer datos, el servidor JSON permite servir archivos estáticos desde la carpeta </w:t>
-      </w:r>
-      <w:proofErr w:type="spellStart"/>
-      <w:r>
-        <w:rPr>
-          <w:lang w:eastAsia="es-ES"/>
-        </w:rPr>
-        <w:t>public</w:t>
-      </w:r>
-      <w:proofErr w:type="spellEnd"/>
-      <w:r>
-        <w:rPr>
-          <w:lang w:eastAsia="es-ES"/>
-        </w:rPr>
-        <w:t xml:space="preserve">. En esta práctica, se han movido las imágenes a dicha carpeta, permitiendo acceder a ellas mediante </w:t>
-      </w:r>
-      <w:proofErr w:type="spellStart"/>
-      <w:r>
-        <w:rPr>
-          <w:lang w:eastAsia="es-ES"/>
-        </w:rPr>
-        <w:t>URLs</w:t>
-      </w:r>
-      <w:proofErr w:type="spellEnd"/>
-      <w:r>
-        <w:rPr>
-          <w:lang w:eastAsia="es-ES"/>
-        </w:rPr>
-        <w:t>.</w:t>
+        <w:t>Además de exponer datos, el servidor JSON permite servir archivos estáticos desde la carpeta public. En esta práctica, se han movido las imágenes a dicha carpeta, permitiendo acceder a ellas mediante URLs.</w:t>
       </w:r>
     </w:p>
     <w:p>
@@ -3643,21 +1727,7 @@
         <w:rPr>
           <w:lang w:eastAsia="es-ES"/>
         </w:rPr>
-        <w:t xml:space="preserve">en lugar de usar el método </w:t>
-      </w:r>
-      <w:proofErr w:type="spellStart"/>
-      <w:r>
-        <w:rPr>
-          <w:lang w:eastAsia="es-ES"/>
-        </w:rPr>
-        <w:t>require</w:t>
-      </w:r>
-      <w:proofErr w:type="spellEnd"/>
-      <w:r>
-        <w:rPr>
-          <w:lang w:eastAsia="es-ES"/>
-        </w:rPr>
-        <w:t>(). Esto permite que cada elemento muestre su propia imagen de forma dinámica.</w:t>
+        <w:t>en lugar de usar el método require(). Esto permite que cada elemento muestre su propia imagen de forma dinámica.</w:t>
       </w:r>
     </w:p>
     <w:p>
@@ -3687,47 +1757,11 @@
           <w:lang w:eastAsia="es-ES"/>
         </w:rPr>
       </w:pPr>
-      <w:proofErr w:type="spellStart"/>
-      <w:r>
-        <w:rPr>
-          <w:lang w:eastAsia="es-ES"/>
-        </w:rPr>
-        <w:t>Commit</w:t>
-      </w:r>
-      <w:proofErr w:type="spellEnd"/>
-      <w:r>
-        <w:rPr>
-          <w:lang w:eastAsia="es-ES"/>
-        </w:rPr>
-        <w:t xml:space="preserve"> 09: “</w:t>
-      </w:r>
-      <w:proofErr w:type="spellStart"/>
-      <w:r>
-        <w:rPr>
-          <w:lang w:eastAsia="es-ES"/>
-        </w:rPr>
-        <w:t>Redux</w:t>
-      </w:r>
-      <w:proofErr w:type="spellEnd"/>
-      <w:r>
-        <w:rPr>
-          <w:lang w:eastAsia="es-ES"/>
-        </w:rPr>
-        <w:t xml:space="preserve"> y </w:t>
-      </w:r>
-      <w:proofErr w:type="spellStart"/>
-      <w:r>
-        <w:rPr>
-          <w:lang w:eastAsia="es-ES"/>
-        </w:rPr>
-        <w:t>Thunk</w:t>
-      </w:r>
-      <w:proofErr w:type="spellEnd"/>
-      <w:r>
-        <w:rPr>
-          <w:lang w:eastAsia="es-ES"/>
-        </w:rPr>
-        <w:t>”</w:t>
+      <w:r>
+        <w:rPr>
+          <w:lang w:eastAsia="es-ES"/>
+        </w:rPr>
+        <w:t>Commit 09: “Redux y Thunk”</w:t>
       </w:r>
     </w:p>
     <w:p>
@@ -3757,132 +1791,20 @@
         <w:rPr>
           <w:lang w:eastAsia="es-ES"/>
         </w:rPr>
-        <w:t xml:space="preserve">En este </w:t>
-      </w:r>
-      <w:proofErr w:type="spellStart"/>
-      <w:r>
-        <w:rPr>
-          <w:lang w:eastAsia="es-ES"/>
-        </w:rPr>
-        <w:t>commit</w:t>
-      </w:r>
-      <w:proofErr w:type="spellEnd"/>
-      <w:r>
-        <w:rPr>
-          <w:lang w:eastAsia="es-ES"/>
-        </w:rPr>
-        <w:t xml:space="preserve"> se ha integrado </w:t>
-      </w:r>
-      <w:proofErr w:type="spellStart"/>
-      <w:r>
-        <w:rPr>
-          <w:lang w:eastAsia="es-ES"/>
-        </w:rPr>
-        <w:t>Redux</w:t>
-      </w:r>
-      <w:proofErr w:type="spellEnd"/>
-      <w:r>
-        <w:rPr>
-          <w:lang w:eastAsia="es-ES"/>
-        </w:rPr>
-        <w:t xml:space="preserve"> en la aplicación móvil </w:t>
-      </w:r>
-      <w:proofErr w:type="spellStart"/>
-      <w:r>
-        <w:rPr>
-          <w:lang w:eastAsia="es-ES"/>
-        </w:rPr>
-        <w:t>AppGaztaroa</w:t>
-      </w:r>
-      <w:proofErr w:type="spellEnd"/>
-      <w:r>
-        <w:rPr>
-          <w:lang w:eastAsia="es-ES"/>
-        </w:rPr>
-        <w:t xml:space="preserve">, desarrollada con </w:t>
-      </w:r>
-      <w:proofErr w:type="spellStart"/>
-      <w:r>
-        <w:rPr>
-          <w:lang w:eastAsia="es-ES"/>
-        </w:rPr>
-        <w:t>React</w:t>
-      </w:r>
-      <w:proofErr w:type="spellEnd"/>
-      <w:r>
-        <w:rPr>
-          <w:lang w:eastAsia="es-ES"/>
-        </w:rPr>
-        <w:t xml:space="preserve"> Native y Expo. Hasta este punto, cada componente gestionaba su propio estado de forma local, lo que implica que los datos se almacenaban en variables de estado privadas de cada componente y se </w:t>
-      </w:r>
-      <w:proofErr w:type="spellStart"/>
-      <w:r>
-        <w:rPr>
-          <w:lang w:eastAsia="es-ES"/>
-        </w:rPr>
-        <w:t>transmítían</w:t>
-      </w:r>
-      <w:proofErr w:type="spellEnd"/>
-      <w:r>
-        <w:rPr>
-          <w:lang w:eastAsia="es-ES"/>
-        </w:rPr>
-        <w:t xml:space="preserve"> manualmente entre ellos mediante </w:t>
-      </w:r>
-      <w:proofErr w:type="spellStart"/>
-      <w:r>
-        <w:rPr>
-          <w:lang w:eastAsia="es-ES"/>
-        </w:rPr>
-        <w:t>props</w:t>
-      </w:r>
-      <w:proofErr w:type="spellEnd"/>
-      <w:r>
-        <w:rPr>
-          <w:lang w:eastAsia="es-ES"/>
-        </w:rPr>
-        <w:t>.</w:t>
-      </w:r>
-    </w:p>
-    <w:p>
-      <w:pPr>
-        <w:rPr>
-          <w:lang w:eastAsia="es-ES"/>
-        </w:rPr>
-      </w:pPr>
-      <w:r>
-        <w:rPr>
-          <w:lang w:eastAsia="es-ES"/>
-        </w:rPr>
-        <w:t xml:space="preserve">El objetivo de esta práctica es reemplazar ese modelo distribuido por una arquitectura </w:t>
-      </w:r>
-      <w:proofErr w:type="spellStart"/>
-      <w:r>
-        <w:rPr>
-          <w:lang w:eastAsia="es-ES"/>
-        </w:rPr>
-        <w:t>Redux</w:t>
-      </w:r>
-      <w:proofErr w:type="spellEnd"/>
-      <w:r>
-        <w:rPr>
-          <w:lang w:eastAsia="es-ES"/>
-        </w:rPr>
-        <w:t xml:space="preserve">, en la que existe una única fuente de verdad (el store) accesible para todos los componentes. Adicionalmente, se incorpora el middleware </w:t>
-      </w:r>
-      <w:proofErr w:type="spellStart"/>
-      <w:r>
-        <w:rPr>
-          <w:lang w:eastAsia="es-ES"/>
-        </w:rPr>
-        <w:t>Redux-Thunk</w:t>
-      </w:r>
-      <w:proofErr w:type="spellEnd"/>
-      <w:r>
-        <w:rPr>
-          <w:lang w:eastAsia="es-ES"/>
-        </w:rPr>
-        <w:t>, que permite lanzar llamadas asíncronas a la REST API del servidor en lugar de cargar los datos desde ficheros JavaScript locales.</w:t>
+        <w:t>En este commit se ha integrado Redux en la aplicación móvil AppGaztaroa, desarrollada con React Native y Expo. Hasta este punto, cada componente gestionaba su propio estado de forma local, lo que implica que los datos se almacenaban en variables de estado privadas de cada componente y se transmítían manualmente entre ellos mediante props.</w:t>
+      </w:r>
+    </w:p>
+    <w:p>
+      <w:pPr>
+        <w:rPr>
+          <w:lang w:eastAsia="es-ES"/>
+        </w:rPr>
+      </w:pPr>
+      <w:r>
+        <w:rPr>
+          <w:lang w:eastAsia="es-ES"/>
+        </w:rPr>
+        <w:t>El objetivo de esta práctica es reemplazar ese modelo distribuido por una arquitectura Redux, en la que existe una única fuente de verdad (el store) accesible para todos los componentes. Adicionalmente, se incorpora el middleware Redux-Thunk, que permite lanzar llamadas asíncronas a la REST API del servidor en lugar de cargar los datos desde ficheros JavaScript locales.</w:t>
       </w:r>
     </w:p>
     <w:p>
@@ -3919,60 +1841,20 @@
           <w:bCs/>
           <w:lang w:eastAsia="es-ES"/>
         </w:rPr>
-        <w:t xml:space="preserve">2. ¿Por qué </w:t>
-      </w:r>
-      <w:proofErr w:type="spellStart"/>
-      <w:r>
-        <w:rPr>
-          <w:b/>
-          <w:bCs/>
-          <w:lang w:eastAsia="es-ES"/>
-        </w:rPr>
-        <w:t>Redux</w:t>
-      </w:r>
-      <w:proofErr w:type="spellEnd"/>
-      <w:r>
-        <w:rPr>
-          <w:b/>
-          <w:bCs/>
-          <w:lang w:eastAsia="es-ES"/>
-        </w:rPr>
-        <w:t>? Motivación y principios</w:t>
-      </w:r>
-    </w:p>
-    <w:p>
-      <w:pPr>
-        <w:rPr>
-          <w:lang w:eastAsia="es-ES"/>
-        </w:rPr>
-      </w:pPr>
-      <w:proofErr w:type="spellStart"/>
-      <w:r>
-        <w:rPr>
-          <w:lang w:eastAsia="es-ES"/>
-        </w:rPr>
-        <w:t>Redux</w:t>
-      </w:r>
-      <w:proofErr w:type="spellEnd"/>
-      <w:r>
-        <w:rPr>
-          <w:lang w:eastAsia="es-ES"/>
-        </w:rPr>
-        <w:t xml:space="preserve"> es una arquitectura de gestión de estado basada en los principios de flujo unidireccional de Flux. Aunque en una aplicación de la escala de </w:t>
-      </w:r>
-      <w:proofErr w:type="spellStart"/>
-      <w:r>
-        <w:rPr>
-          <w:lang w:eastAsia="es-ES"/>
-        </w:rPr>
-        <w:t>Gaztaroa</w:t>
-      </w:r>
-      <w:proofErr w:type="spellEnd"/>
-      <w:r>
-        <w:rPr>
-          <w:lang w:eastAsia="es-ES"/>
-        </w:rPr>
-        <w:t xml:space="preserve"> podría considerarse un nivel de complejidad añadido innecesario, su adopción aporta beneficios importantes:</w:t>
+        <w:t>2. ¿Por qué Redux? Motivación y principios</w:t>
+      </w:r>
+    </w:p>
+    <w:p>
+      <w:pPr>
+        <w:rPr>
+          <w:lang w:eastAsia="es-ES"/>
+        </w:rPr>
+      </w:pPr>
+      <w:r>
+        <w:rPr>
+          <w:lang w:eastAsia="es-ES"/>
+        </w:rPr>
+        <w:t>Redux es una arquitectura de gestión de estado basada en los principios de flujo unidireccional de Flux. Aunque en una aplicación de la escala de Gaztaroa podría considerarse un nivel de complejidad añadido innecesario, su adopción aporta beneficios importantes:</w:t>
       </w:r>
     </w:p>
     <w:p>
@@ -4023,21 +1905,7 @@
         <w:rPr>
           <w:lang w:eastAsia="es-ES"/>
         </w:rPr>
-        <w:t xml:space="preserve">Escalabilidad: a medida que la aplicación crece, el estado centralizado evita la proliferación de </w:t>
-      </w:r>
-      <w:proofErr w:type="spellStart"/>
-      <w:r>
-        <w:rPr>
-          <w:lang w:eastAsia="es-ES"/>
-        </w:rPr>
-        <w:t>props</w:t>
-      </w:r>
-      <w:proofErr w:type="spellEnd"/>
-      <w:r>
-        <w:rPr>
-          <w:lang w:eastAsia="es-ES"/>
-        </w:rPr>
-        <w:t xml:space="preserve"> anidadas y la necesidad de elevar estado entre componentes.</w:t>
+        <w:t>Escalabilidad: a medida que la aplicación crece, el estado centralizado evita la proliferación de props anidadas y la necesidad de elevar estado entre componentes.</w:t>
       </w:r>
     </w:p>
     <w:p>
@@ -4061,18 +1929,8 @@
           <w:bCs/>
           <w:lang w:eastAsia="es-ES"/>
         </w:rPr>
-        <w:t xml:space="preserve">Los tres principios fundamentales de </w:t>
-      </w:r>
-      <w:proofErr w:type="spellStart"/>
-      <w:r>
-        <w:rPr>
-          <w:b/>
-          <w:bCs/>
-          <w:lang w:eastAsia="es-ES"/>
-        </w:rPr>
-        <w:t>Redux</w:t>
-      </w:r>
-      <w:proofErr w:type="spellEnd"/>
+        <w:t>Los tres principios fundamentales de Redux</w:t>
+      </w:r>
     </w:p>
     <w:tbl>
       <w:tblPr>
@@ -4225,21 +2083,7 @@
               <w:rPr>
                 <w:lang w:eastAsia="es-ES"/>
               </w:rPr>
-              <w:t>Ningún componente puede modificar directamente el estado. La única forma de cambiarlo es emitiendo una acción (</w:t>
-            </w:r>
-            <w:proofErr w:type="spellStart"/>
-            <w:r>
-              <w:rPr>
-                <w:lang w:eastAsia="es-ES"/>
-              </w:rPr>
-              <w:t>dispatch</w:t>
-            </w:r>
-            <w:proofErr w:type="spellEnd"/>
-            <w:r>
-              <w:rPr>
-                <w:lang w:eastAsia="es-ES"/>
-              </w:rPr>
-              <w:t>).</w:t>
+              <w:t>Ningún componente puede modificar directamente el estado. La única forma de cambiarlo es emitiendo una acción (dispatch).</w:t>
             </w:r>
           </w:p>
         </w:tc>
@@ -4306,21 +2150,7 @@
               <w:rPr>
                 <w:lang w:eastAsia="es-ES"/>
               </w:rPr>
-              <w:t xml:space="preserve">Los </w:t>
-            </w:r>
-            <w:proofErr w:type="spellStart"/>
-            <w:r>
-              <w:rPr>
-                <w:lang w:eastAsia="es-ES"/>
-              </w:rPr>
-              <w:t>reducers</w:t>
-            </w:r>
-            <w:proofErr w:type="spellEnd"/>
-            <w:r>
-              <w:rPr>
-                <w:lang w:eastAsia="es-ES"/>
-              </w:rPr>
-              <w:t xml:space="preserve"> son funciones puras que reciben el estado actual y una acción, y devuelven un nuevo estado sin mutar el anterior.</w:t>
+              <w:t>Los reducers son funciones puras que reciben el estado actual y una acción, y devuelven un nuevo estado sin mutar el anterior.</w:t>
             </w:r>
           </w:p>
         </w:tc>
@@ -4347,678 +2177,432 @@
           <w:bCs/>
           <w:lang w:eastAsia="es-ES"/>
         </w:rPr>
-        <w:t xml:space="preserve">3. Estructura de ficheros </w:t>
-      </w:r>
-      <w:proofErr w:type="spellStart"/>
-      <w:r>
+        <w:t>3. Estructura de ficheros Redux</w:t>
+      </w:r>
+    </w:p>
+    <w:p>
+      <w:pPr>
+        <w:rPr>
+          <w:lang w:eastAsia="es-ES"/>
+        </w:rPr>
+      </w:pPr>
+      <w:r>
+        <w:rPr>
+          <w:lang w:eastAsia="es-ES"/>
+        </w:rPr>
+        <w:t>Se ha creado la carpeta redux/ en la raíz del proyecto, que contiene todos los ficheros relacionados con la gestión de estado:</w:t>
+      </w:r>
+    </w:p>
+    <w:p>
+      <w:pPr>
+        <w:rPr>
+          <w:lang w:eastAsia="es-ES"/>
+        </w:rPr>
+      </w:pPr>
+      <w:r>
+        <w:rPr>
+          <w:lang w:eastAsia="es-ES"/>
+        </w:rPr>
+        <w:t>redux/</w:t>
+      </w:r>
+    </w:p>
+    <w:p>
+      <w:pPr>
+        <w:rPr>
+          <w:lang w:eastAsia="es-ES"/>
+        </w:rPr>
+      </w:pPr>
+      <w:r>
+        <w:rPr>
+          <w:lang w:eastAsia="es-ES"/>
+        </w:rPr>
+        <w:t xml:space="preserve">  </w:t>
+      </w:r>
+      <w:r>
+        <w:rPr>
+          <w:rFonts w:ascii="MS Gothic" w:eastAsia="MS Gothic" w:hAnsi="MS Gothic" w:cs="MS Gothic" w:hint="eastAsia"/>
+          <w:lang w:eastAsia="es-ES"/>
+        </w:rPr>
+        <w:t>├</w:t>
+      </w:r>
+      <w:r>
+        <w:rPr>
+          <w:rFonts w:ascii="Calibri" w:hAnsi="Calibri" w:cs="Calibri"/>
+          <w:lang w:eastAsia="es-ES"/>
+        </w:rPr>
+        <w:t>──</w:t>
+      </w:r>
+      <w:r>
+        <w:rPr>
+          <w:lang w:eastAsia="es-ES"/>
+        </w:rPr>
+        <w:t xml:space="preserve"> configureStore.js   </w:t>
+      </w:r>
+      <w:r>
+        <w:rPr>
+          <w:rFonts w:ascii="Calibri" w:hAnsi="Calibri" w:cs="Calibri"/>
+          <w:lang w:eastAsia="es-ES"/>
+        </w:rPr>
+        <w:t>←</w:t>
+      </w:r>
+      <w:r>
+        <w:rPr>
+          <w:lang w:eastAsia="es-ES"/>
+        </w:rPr>
+        <w:t xml:space="preserve"> crea y combina el store</w:t>
+      </w:r>
+    </w:p>
+    <w:p>
+      <w:pPr>
+        <w:rPr>
+          <w:lang w:eastAsia="es-ES"/>
+        </w:rPr>
+      </w:pPr>
+      <w:r>
+        <w:rPr>
+          <w:lang w:eastAsia="es-ES"/>
+        </w:rPr>
+        <w:t xml:space="preserve">  </w:t>
+      </w:r>
+      <w:r>
+        <w:rPr>
+          <w:rFonts w:ascii="MS Gothic" w:eastAsia="MS Gothic" w:hAnsi="MS Gothic" w:cs="MS Gothic" w:hint="eastAsia"/>
+          <w:lang w:eastAsia="es-ES"/>
+        </w:rPr>
+        <w:t>├</w:t>
+      </w:r>
+      <w:r>
+        <w:rPr>
+          <w:rFonts w:ascii="Calibri" w:hAnsi="Calibri" w:cs="Calibri"/>
+          <w:lang w:eastAsia="es-ES"/>
+        </w:rPr>
+        <w:t>──</w:t>
+      </w:r>
+      <w:r>
+        <w:rPr>
+          <w:lang w:eastAsia="es-ES"/>
+        </w:rPr>
+        <w:t xml:space="preserve"> ActionTypes.js      </w:t>
+      </w:r>
+      <w:r>
+        <w:rPr>
+          <w:rFonts w:ascii="Calibri" w:hAnsi="Calibri" w:cs="Calibri"/>
+          <w:lang w:eastAsia="es-ES"/>
+        </w:rPr>
+        <w:t>←</w:t>
+      </w:r>
+      <w:r>
+        <w:rPr>
+          <w:lang w:eastAsia="es-ES"/>
+        </w:rPr>
+        <w:t xml:space="preserve"> constantes de tipos de acci</w:t>
+      </w:r>
+      <w:r>
+        <w:rPr>
+          <w:rFonts w:ascii="Calibri" w:hAnsi="Calibri" w:cs="Calibri"/>
+          <w:lang w:eastAsia="es-ES"/>
+        </w:rPr>
+        <w:t>ó</w:t>
+      </w:r>
+      <w:r>
+        <w:rPr>
+          <w:lang w:eastAsia="es-ES"/>
+        </w:rPr>
+        <w:t>n</w:t>
+      </w:r>
+    </w:p>
+    <w:p>
+      <w:pPr>
+        <w:rPr>
+          <w:lang w:eastAsia="es-ES"/>
+        </w:rPr>
+      </w:pPr>
+      <w:r>
+        <w:rPr>
+          <w:lang w:eastAsia="es-ES"/>
+        </w:rPr>
+        <w:t xml:space="preserve">  </w:t>
+      </w:r>
+      <w:r>
+        <w:rPr>
+          <w:rFonts w:ascii="MS Gothic" w:eastAsia="MS Gothic" w:hAnsi="MS Gothic" w:cs="MS Gothic" w:hint="eastAsia"/>
+          <w:lang w:eastAsia="es-ES"/>
+        </w:rPr>
+        <w:t>├</w:t>
+      </w:r>
+      <w:r>
+        <w:rPr>
+          <w:rFonts w:ascii="Calibri" w:hAnsi="Calibri" w:cs="Calibri"/>
+          <w:lang w:eastAsia="es-ES"/>
+        </w:rPr>
+        <w:t>──</w:t>
+      </w:r>
+      <w:r>
+        <w:rPr>
+          <w:lang w:eastAsia="es-ES"/>
+        </w:rPr>
+        <w:t xml:space="preserve"> ActionCreators.js   </w:t>
+      </w:r>
+      <w:r>
+        <w:rPr>
+          <w:rFonts w:ascii="Calibri" w:hAnsi="Calibri" w:cs="Calibri"/>
+          <w:lang w:eastAsia="es-ES"/>
+        </w:rPr>
+        <w:t>←</w:t>
+      </w:r>
+      <w:r>
+        <w:rPr>
+          <w:lang w:eastAsia="es-ES"/>
+        </w:rPr>
+        <w:t xml:space="preserve"> funciones Thunk + action creators</w:t>
+      </w:r>
+    </w:p>
+    <w:p>
+      <w:pPr>
+        <w:rPr>
+          <w:lang w:eastAsia="es-ES"/>
+        </w:rPr>
+      </w:pPr>
+      <w:r>
+        <w:rPr>
+          <w:lang w:eastAsia="es-ES"/>
+        </w:rPr>
+        <w:t xml:space="preserve">  </w:t>
+      </w:r>
+      <w:r>
+        <w:rPr>
+          <w:rFonts w:ascii="MS Gothic" w:eastAsia="MS Gothic" w:hAnsi="MS Gothic" w:cs="MS Gothic" w:hint="eastAsia"/>
+          <w:lang w:eastAsia="es-ES"/>
+        </w:rPr>
+        <w:t>├</w:t>
+      </w:r>
+      <w:r>
+        <w:rPr>
+          <w:rFonts w:ascii="Calibri" w:hAnsi="Calibri" w:cs="Calibri"/>
+          <w:lang w:eastAsia="es-ES"/>
+        </w:rPr>
+        <w:t>──</w:t>
+      </w:r>
+      <w:r>
+        <w:rPr>
+          <w:lang w:eastAsia="es-ES"/>
+        </w:rPr>
+        <w:t xml:space="preserve"> excursiones.js      </w:t>
+      </w:r>
+      <w:r>
+        <w:rPr>
+          <w:rFonts w:ascii="Calibri" w:hAnsi="Calibri" w:cs="Calibri"/>
+          <w:lang w:eastAsia="es-ES"/>
+        </w:rPr>
+        <w:t>←</w:t>
+      </w:r>
+      <w:r>
+        <w:rPr>
+          <w:lang w:eastAsia="es-ES"/>
+        </w:rPr>
+        <w:t xml:space="preserve"> reducer de excursiones</w:t>
+      </w:r>
+    </w:p>
+    <w:p>
+      <w:pPr>
+        <w:rPr>
+          <w:lang w:eastAsia="es-ES"/>
+        </w:rPr>
+      </w:pPr>
+      <w:r>
+        <w:rPr>
+          <w:lang w:eastAsia="es-ES"/>
+        </w:rPr>
+        <w:t xml:space="preserve">  </w:t>
+      </w:r>
+      <w:r>
+        <w:rPr>
+          <w:rFonts w:ascii="MS Gothic" w:eastAsia="MS Gothic" w:hAnsi="MS Gothic" w:cs="MS Gothic" w:hint="eastAsia"/>
+          <w:lang w:eastAsia="es-ES"/>
+        </w:rPr>
+        <w:t>├</w:t>
+      </w:r>
+      <w:r>
+        <w:rPr>
+          <w:rFonts w:ascii="Calibri" w:hAnsi="Calibri" w:cs="Calibri"/>
+          <w:lang w:eastAsia="es-ES"/>
+        </w:rPr>
+        <w:t>──</w:t>
+      </w:r>
+      <w:r>
+        <w:rPr>
+          <w:lang w:eastAsia="es-ES"/>
+        </w:rPr>
+        <w:t xml:space="preserve"> cabeceras.js        </w:t>
+      </w:r>
+      <w:r>
+        <w:rPr>
+          <w:rFonts w:ascii="Calibri" w:hAnsi="Calibri" w:cs="Calibri"/>
+          <w:lang w:eastAsia="es-ES"/>
+        </w:rPr>
+        <w:t>←</w:t>
+      </w:r>
+      <w:r>
+        <w:rPr>
+          <w:lang w:eastAsia="es-ES"/>
+        </w:rPr>
+        <w:t xml:space="preserve"> reducer de cabeceras</w:t>
+      </w:r>
+    </w:p>
+    <w:p>
+      <w:pPr>
+        <w:rPr>
+          <w:lang w:eastAsia="es-ES"/>
+        </w:rPr>
+      </w:pPr>
+      <w:r>
+        <w:rPr>
+          <w:lang w:eastAsia="es-ES"/>
+        </w:rPr>
+        <w:t xml:space="preserve">  </w:t>
+      </w:r>
+      <w:r>
+        <w:rPr>
+          <w:rFonts w:ascii="MS Gothic" w:eastAsia="MS Gothic" w:hAnsi="MS Gothic" w:cs="MS Gothic" w:hint="eastAsia"/>
+          <w:lang w:eastAsia="es-ES"/>
+        </w:rPr>
+        <w:t>├</w:t>
+      </w:r>
+      <w:r>
+        <w:rPr>
+          <w:rFonts w:ascii="Calibri" w:hAnsi="Calibri" w:cs="Calibri"/>
+          <w:lang w:eastAsia="es-ES"/>
+        </w:rPr>
+        <w:t>──</w:t>
+      </w:r>
+      <w:r>
+        <w:rPr>
+          <w:lang w:eastAsia="es-ES"/>
+        </w:rPr>
+        <w:t xml:space="preserve"> actividades.js      </w:t>
+      </w:r>
+      <w:r>
+        <w:rPr>
+          <w:rFonts w:ascii="Calibri" w:hAnsi="Calibri" w:cs="Calibri"/>
+          <w:lang w:eastAsia="es-ES"/>
+        </w:rPr>
+        <w:t>←</w:t>
+      </w:r>
+      <w:r>
+        <w:rPr>
+          <w:lang w:eastAsia="es-ES"/>
+        </w:rPr>
+        <w:t xml:space="preserve"> reducer de actividades</w:t>
+      </w:r>
+    </w:p>
+    <w:p>
+      <w:pPr>
+        <w:rPr>
+          <w:lang w:eastAsia="es-ES"/>
+        </w:rPr>
+      </w:pPr>
+      <w:r>
+        <w:rPr>
+          <w:lang w:eastAsia="es-ES"/>
+        </w:rPr>
+        <w:t xml:space="preserve">  └── comentarios.js      ← reducer de comentarios</w:t>
+      </w:r>
+    </w:p>
+    <w:p>
+      <w:pPr>
+        <w:rPr>
+          <w:lang w:eastAsia="es-ES"/>
+        </w:rPr>
+      </w:pPr>
+    </w:p>
+    <w:p>
+      <w:pPr>
         <w:rPr>
           <w:b/>
           <w:bCs/>
           <w:lang w:eastAsia="es-ES"/>
         </w:rPr>
-        <w:t>Redux</w:t>
-      </w:r>
-      <w:proofErr w:type="spellEnd"/>
-    </w:p>
-    <w:p>
-      <w:pPr>
-        <w:rPr>
-          <w:lang w:eastAsia="es-ES"/>
-        </w:rPr>
-      </w:pPr>
-      <w:r>
-        <w:rPr>
-          <w:lang w:eastAsia="es-ES"/>
-        </w:rPr>
-        <w:t xml:space="preserve">Se ha creado la carpeta </w:t>
-      </w:r>
-      <w:proofErr w:type="spellStart"/>
-      <w:r>
-        <w:rPr>
-          <w:lang w:eastAsia="es-ES"/>
-        </w:rPr>
-        <w:t>redux</w:t>
-      </w:r>
-      <w:proofErr w:type="spellEnd"/>
-      <w:r>
-        <w:rPr>
-          <w:lang w:eastAsia="es-ES"/>
-        </w:rPr>
-        <w:t>/ en la raíz del proyecto, que contiene todos los ficheros relacionados con la gestión de estado:</w:t>
-      </w:r>
-    </w:p>
-    <w:p>
-      <w:pPr>
-        <w:rPr>
-          <w:lang w:eastAsia="es-ES"/>
-        </w:rPr>
-      </w:pPr>
-      <w:proofErr w:type="spellStart"/>
-      <w:r>
-        <w:rPr>
-          <w:lang w:eastAsia="es-ES"/>
-        </w:rPr>
-        <w:t>redux</w:t>
-      </w:r>
-      <w:proofErr w:type="spellEnd"/>
-      <w:r>
-        <w:rPr>
-          <w:lang w:eastAsia="es-ES"/>
-        </w:rPr>
-        <w:t>/</w:t>
-      </w:r>
-    </w:p>
-    <w:p>
-      <w:pPr>
-        <w:rPr>
-          <w:lang w:eastAsia="es-ES"/>
-        </w:rPr>
-      </w:pPr>
-      <w:r>
-        <w:rPr>
-          <w:lang w:eastAsia="es-ES"/>
-        </w:rPr>
-        <w:t xml:space="preserve">  </w:t>
-      </w:r>
-      <w:r>
-        <w:rPr>
-          <w:rFonts w:ascii="MS Gothic" w:eastAsia="MS Gothic" w:hAnsi="MS Gothic" w:cs="MS Gothic" w:hint="eastAsia"/>
-          <w:lang w:eastAsia="es-ES"/>
-        </w:rPr>
-        <w:t>├</w:t>
-      </w:r>
-      <w:r>
-        <w:rPr>
-          <w:rFonts w:ascii="Calibri" w:hAnsi="Calibri" w:cs="Calibri"/>
-          <w:lang w:eastAsia="es-ES"/>
-        </w:rPr>
-        <w:t>──</w:t>
-      </w:r>
-      <w:r>
-        <w:rPr>
-          <w:lang w:eastAsia="es-ES"/>
-        </w:rPr>
-        <w:t xml:space="preserve"> configureStore.js   </w:t>
-      </w:r>
-      <w:r>
-        <w:rPr>
-          <w:rFonts w:ascii="Calibri" w:hAnsi="Calibri" w:cs="Calibri"/>
-          <w:lang w:eastAsia="es-ES"/>
-        </w:rPr>
-        <w:t>←</w:t>
-      </w:r>
-      <w:r>
-        <w:rPr>
-          <w:lang w:eastAsia="es-ES"/>
-        </w:rPr>
-        <w:t xml:space="preserve"> crea y combina el store</w:t>
-      </w:r>
-    </w:p>
-    <w:p>
-      <w:pPr>
-        <w:rPr>
-          <w:lang w:eastAsia="es-ES"/>
-        </w:rPr>
-      </w:pPr>
-      <w:r>
-        <w:rPr>
-          <w:lang w:eastAsia="es-ES"/>
-        </w:rPr>
-        <w:t xml:space="preserve">  </w:t>
-      </w:r>
-      <w:r>
-        <w:rPr>
-          <w:rFonts w:ascii="MS Gothic" w:eastAsia="MS Gothic" w:hAnsi="MS Gothic" w:cs="MS Gothic" w:hint="eastAsia"/>
-          <w:lang w:eastAsia="es-ES"/>
-        </w:rPr>
-        <w:t>├</w:t>
-      </w:r>
-      <w:r>
-        <w:rPr>
-          <w:rFonts w:ascii="Calibri" w:hAnsi="Calibri" w:cs="Calibri"/>
-          <w:lang w:eastAsia="es-ES"/>
-        </w:rPr>
-        <w:t>──</w:t>
-      </w:r>
-      <w:r>
-        <w:rPr>
-          <w:lang w:eastAsia="es-ES"/>
-        </w:rPr>
-        <w:t xml:space="preserve"> ActionTypes.js      </w:t>
-      </w:r>
-      <w:r>
-        <w:rPr>
-          <w:rFonts w:ascii="Calibri" w:hAnsi="Calibri" w:cs="Calibri"/>
-          <w:lang w:eastAsia="es-ES"/>
-        </w:rPr>
-        <w:t>←</w:t>
-      </w:r>
-      <w:r>
-        <w:rPr>
-          <w:lang w:eastAsia="es-ES"/>
-        </w:rPr>
-        <w:t xml:space="preserve"> constantes de tipos de acci</w:t>
-      </w:r>
-      <w:r>
-        <w:rPr>
-          <w:rFonts w:ascii="Calibri" w:hAnsi="Calibri" w:cs="Calibri"/>
-          <w:lang w:eastAsia="es-ES"/>
-        </w:rPr>
-        <w:t>ó</w:t>
-      </w:r>
-      <w:r>
-        <w:rPr>
-          <w:lang w:eastAsia="es-ES"/>
-        </w:rPr>
-        <w:t>n</w:t>
-      </w:r>
-    </w:p>
-    <w:p>
-      <w:pPr>
-        <w:rPr>
-          <w:lang w:eastAsia="es-ES"/>
-        </w:rPr>
-      </w:pPr>
-      <w:r>
-        <w:rPr>
-          <w:lang w:eastAsia="es-ES"/>
-        </w:rPr>
-        <w:t xml:space="preserve">  </w:t>
-      </w:r>
-      <w:r>
-        <w:rPr>
-          <w:rFonts w:ascii="MS Gothic" w:eastAsia="MS Gothic" w:hAnsi="MS Gothic" w:cs="MS Gothic" w:hint="eastAsia"/>
-          <w:lang w:eastAsia="es-ES"/>
-        </w:rPr>
-        <w:t>├</w:t>
-      </w:r>
-      <w:r>
-        <w:rPr>
-          <w:rFonts w:ascii="Calibri" w:hAnsi="Calibri" w:cs="Calibri"/>
-          <w:lang w:eastAsia="es-ES"/>
-        </w:rPr>
-        <w:t>──</w:t>
-      </w:r>
-      <w:r>
-        <w:rPr>
-          <w:lang w:eastAsia="es-ES"/>
-        </w:rPr>
-        <w:t xml:space="preserve"> ActionCreators.js   </w:t>
-      </w:r>
-      <w:r>
-        <w:rPr>
-          <w:rFonts w:ascii="Calibri" w:hAnsi="Calibri" w:cs="Calibri"/>
-          <w:lang w:eastAsia="es-ES"/>
-        </w:rPr>
-        <w:t>←</w:t>
-      </w:r>
-      <w:r>
-        <w:rPr>
-          <w:lang w:eastAsia="es-ES"/>
-        </w:rPr>
-        <w:t xml:space="preserve"> funciones </w:t>
-      </w:r>
-      <w:proofErr w:type="spellStart"/>
-      <w:r>
-        <w:rPr>
-          <w:lang w:eastAsia="es-ES"/>
-        </w:rPr>
-        <w:t>Thunk</w:t>
-      </w:r>
-      <w:proofErr w:type="spellEnd"/>
-      <w:r>
-        <w:rPr>
-          <w:lang w:eastAsia="es-ES"/>
-        </w:rPr>
-        <w:t xml:space="preserve"> + </w:t>
-      </w:r>
-      <w:proofErr w:type="spellStart"/>
-      <w:r>
-        <w:rPr>
-          <w:lang w:eastAsia="es-ES"/>
-        </w:rPr>
-        <w:t>action</w:t>
-      </w:r>
-      <w:proofErr w:type="spellEnd"/>
-      <w:r>
-        <w:rPr>
-          <w:lang w:eastAsia="es-ES"/>
-        </w:rPr>
-        <w:t xml:space="preserve"> </w:t>
-      </w:r>
-      <w:proofErr w:type="spellStart"/>
-      <w:r>
-        <w:rPr>
-          <w:lang w:eastAsia="es-ES"/>
-        </w:rPr>
-        <w:t>creators</w:t>
-      </w:r>
-      <w:proofErr w:type="spellEnd"/>
-    </w:p>
-    <w:p>
-      <w:pPr>
-        <w:rPr>
-          <w:lang w:eastAsia="es-ES"/>
-        </w:rPr>
-      </w:pPr>
-      <w:r>
-        <w:rPr>
-          <w:lang w:eastAsia="es-ES"/>
-        </w:rPr>
-        <w:t xml:space="preserve">  </w:t>
-      </w:r>
-      <w:r>
-        <w:rPr>
-          <w:rFonts w:ascii="MS Gothic" w:eastAsia="MS Gothic" w:hAnsi="MS Gothic" w:cs="MS Gothic" w:hint="eastAsia"/>
-          <w:lang w:eastAsia="es-ES"/>
-        </w:rPr>
-        <w:t>├</w:t>
-      </w:r>
-      <w:r>
-        <w:rPr>
-          <w:rFonts w:ascii="Calibri" w:hAnsi="Calibri" w:cs="Calibri"/>
-          <w:lang w:eastAsia="es-ES"/>
-        </w:rPr>
-        <w:t>──</w:t>
-      </w:r>
-      <w:r>
-        <w:rPr>
-          <w:lang w:eastAsia="es-ES"/>
-        </w:rPr>
-        <w:t xml:space="preserve"> excursiones.js      </w:t>
-      </w:r>
-      <w:r>
-        <w:rPr>
-          <w:rFonts w:ascii="Calibri" w:hAnsi="Calibri" w:cs="Calibri"/>
-          <w:lang w:eastAsia="es-ES"/>
-        </w:rPr>
-        <w:t>←</w:t>
-      </w:r>
-      <w:r>
-        <w:rPr>
-          <w:lang w:eastAsia="es-ES"/>
-        </w:rPr>
-        <w:t xml:space="preserve"> </w:t>
-      </w:r>
-      <w:proofErr w:type="spellStart"/>
-      <w:r>
-        <w:rPr>
-          <w:lang w:eastAsia="es-ES"/>
-        </w:rPr>
-        <w:t>reducer</w:t>
-      </w:r>
-      <w:proofErr w:type="spellEnd"/>
-      <w:r>
-        <w:rPr>
-          <w:lang w:eastAsia="es-ES"/>
-        </w:rPr>
-        <w:t xml:space="preserve"> de excursiones</w:t>
-      </w:r>
-    </w:p>
-    <w:p>
-      <w:pPr>
-        <w:rPr>
-          <w:lang w:eastAsia="es-ES"/>
-        </w:rPr>
-      </w:pPr>
-      <w:r>
-        <w:rPr>
-          <w:lang w:eastAsia="es-ES"/>
-        </w:rPr>
-        <w:t xml:space="preserve">  </w:t>
-      </w:r>
-      <w:r>
-        <w:rPr>
-          <w:rFonts w:ascii="MS Gothic" w:eastAsia="MS Gothic" w:hAnsi="MS Gothic" w:cs="MS Gothic" w:hint="eastAsia"/>
-          <w:lang w:eastAsia="es-ES"/>
-        </w:rPr>
-        <w:t>├</w:t>
-      </w:r>
-      <w:r>
-        <w:rPr>
-          <w:rFonts w:ascii="Calibri" w:hAnsi="Calibri" w:cs="Calibri"/>
-          <w:lang w:eastAsia="es-ES"/>
-        </w:rPr>
-        <w:t>──</w:t>
-      </w:r>
-      <w:r>
-        <w:rPr>
-          <w:lang w:eastAsia="es-ES"/>
-        </w:rPr>
-        <w:t xml:space="preserve"> cabeceras.js        </w:t>
-      </w:r>
-      <w:r>
-        <w:rPr>
-          <w:rFonts w:ascii="Calibri" w:hAnsi="Calibri" w:cs="Calibri"/>
-          <w:lang w:eastAsia="es-ES"/>
-        </w:rPr>
-        <w:t>←</w:t>
-      </w:r>
-      <w:r>
-        <w:rPr>
-          <w:lang w:eastAsia="es-ES"/>
-        </w:rPr>
-        <w:t xml:space="preserve"> </w:t>
-      </w:r>
-      <w:proofErr w:type="spellStart"/>
-      <w:r>
-        <w:rPr>
-          <w:lang w:eastAsia="es-ES"/>
-        </w:rPr>
-        <w:t>reducer</w:t>
-      </w:r>
-      <w:proofErr w:type="spellEnd"/>
-      <w:r>
-        <w:rPr>
-          <w:lang w:eastAsia="es-ES"/>
-        </w:rPr>
-        <w:t xml:space="preserve"> de cabeceras</w:t>
-      </w:r>
-    </w:p>
-    <w:p>
-      <w:pPr>
-        <w:rPr>
-          <w:lang w:eastAsia="es-ES"/>
-        </w:rPr>
-      </w:pPr>
-      <w:r>
-        <w:rPr>
-          <w:lang w:eastAsia="es-ES"/>
-        </w:rPr>
-        <w:t xml:space="preserve">  </w:t>
-      </w:r>
-      <w:r>
-        <w:rPr>
-          <w:rFonts w:ascii="MS Gothic" w:eastAsia="MS Gothic" w:hAnsi="MS Gothic" w:cs="MS Gothic" w:hint="eastAsia"/>
-          <w:lang w:eastAsia="es-ES"/>
-        </w:rPr>
-        <w:t>├</w:t>
-      </w:r>
-      <w:r>
-        <w:rPr>
-          <w:rFonts w:ascii="Calibri" w:hAnsi="Calibri" w:cs="Calibri"/>
-          <w:lang w:eastAsia="es-ES"/>
-        </w:rPr>
-        <w:t>──</w:t>
-      </w:r>
-      <w:r>
-        <w:rPr>
-          <w:lang w:eastAsia="es-ES"/>
-        </w:rPr>
-        <w:t xml:space="preserve"> actividades.js      </w:t>
-      </w:r>
-      <w:r>
-        <w:rPr>
-          <w:rFonts w:ascii="Calibri" w:hAnsi="Calibri" w:cs="Calibri"/>
-          <w:lang w:eastAsia="es-ES"/>
-        </w:rPr>
-        <w:t>←</w:t>
-      </w:r>
-      <w:r>
-        <w:rPr>
-          <w:lang w:eastAsia="es-ES"/>
-        </w:rPr>
-        <w:t xml:space="preserve"> </w:t>
-      </w:r>
-      <w:proofErr w:type="spellStart"/>
-      <w:r>
-        <w:rPr>
-          <w:lang w:eastAsia="es-ES"/>
-        </w:rPr>
-        <w:t>reducer</w:t>
-      </w:r>
-      <w:proofErr w:type="spellEnd"/>
-      <w:r>
-        <w:rPr>
-          <w:lang w:eastAsia="es-ES"/>
-        </w:rPr>
-        <w:t xml:space="preserve"> de actividades</w:t>
-      </w:r>
-    </w:p>
-    <w:p>
-      <w:pPr>
-        <w:rPr>
-          <w:lang w:eastAsia="es-ES"/>
-        </w:rPr>
-      </w:pPr>
-      <w:r>
-        <w:rPr>
-          <w:lang w:eastAsia="es-ES"/>
-        </w:rPr>
-        <w:t xml:space="preserve">  └── comentarios.js      ← </w:t>
-      </w:r>
-      <w:proofErr w:type="spellStart"/>
-      <w:r>
-        <w:rPr>
-          <w:lang w:eastAsia="es-ES"/>
-        </w:rPr>
-        <w:t>reducer</w:t>
-      </w:r>
-      <w:proofErr w:type="spellEnd"/>
-      <w:r>
-        <w:rPr>
-          <w:lang w:eastAsia="es-ES"/>
-        </w:rPr>
-        <w:t xml:space="preserve"> de comentarios</w:t>
-      </w:r>
-    </w:p>
-    <w:p>
-      <w:pPr>
-        <w:rPr>
-          <w:lang w:eastAsia="es-ES"/>
-        </w:rPr>
-      </w:pPr>
-    </w:p>
-    <w:p>
-      <w:pPr>
+      </w:pPr>
+      <w:r>
         <w:rPr>
           <w:b/>
           <w:bCs/>
           <w:lang w:eastAsia="es-ES"/>
         </w:rPr>
-      </w:pPr>
-      <w:r>
+        <w:t>configureStore.js</w:t>
+      </w:r>
+    </w:p>
+    <w:p>
+      <w:pPr>
+        <w:rPr>
+          <w:lang w:eastAsia="es-ES"/>
+        </w:rPr>
+      </w:pPr>
+      <w:r>
+        <w:rPr>
+          <w:lang w:eastAsia="es-ES"/>
+        </w:rPr>
+        <w:t>La función ConfigureStore() utiliza configureStore de @reduxjs/toolkit para crear el store combinando los cuatro reducers. Redux Toolkit incluye por defecto el middleware Thunk, por lo que no es necesario configurarlo manualmente. Cada reducer gestiona su propia porción del estado global.</w:t>
+      </w:r>
+    </w:p>
+    <w:p>
+      <w:pPr>
         <w:rPr>
           <w:b/>
           <w:bCs/>
           <w:lang w:eastAsia="es-ES"/>
         </w:rPr>
-        <w:t>configureStore.js</w:t>
-      </w:r>
-    </w:p>
-    <w:p>
-      <w:pPr>
-        <w:rPr>
-          <w:lang w:eastAsia="es-ES"/>
-        </w:rPr>
-      </w:pPr>
-      <w:r>
-        <w:rPr>
-          <w:lang w:eastAsia="es-ES"/>
-        </w:rPr>
-        <w:t xml:space="preserve">La función </w:t>
-      </w:r>
-      <w:proofErr w:type="spellStart"/>
-      <w:r>
-        <w:rPr>
-          <w:lang w:eastAsia="es-ES"/>
-        </w:rPr>
-        <w:t>ConfigureStore</w:t>
-      </w:r>
-      <w:proofErr w:type="spellEnd"/>
-      <w:r>
-        <w:rPr>
-          <w:lang w:eastAsia="es-ES"/>
-        </w:rPr>
-        <w:t xml:space="preserve">() utiliza </w:t>
-      </w:r>
-      <w:proofErr w:type="spellStart"/>
-      <w:r>
-        <w:rPr>
-          <w:lang w:eastAsia="es-ES"/>
-        </w:rPr>
-        <w:t>configureStore</w:t>
-      </w:r>
-      <w:proofErr w:type="spellEnd"/>
-      <w:r>
-        <w:rPr>
-          <w:lang w:eastAsia="es-ES"/>
-        </w:rPr>
-        <w:t xml:space="preserve"> de @reduxjs/toolkit para crear el store combinando los cuatro </w:t>
-      </w:r>
-      <w:proofErr w:type="spellStart"/>
-      <w:r>
-        <w:rPr>
-          <w:lang w:eastAsia="es-ES"/>
-        </w:rPr>
-        <w:t>reducers</w:t>
-      </w:r>
-      <w:proofErr w:type="spellEnd"/>
-      <w:r>
-        <w:rPr>
-          <w:lang w:eastAsia="es-ES"/>
-        </w:rPr>
-        <w:t xml:space="preserve">. </w:t>
-      </w:r>
-      <w:proofErr w:type="spellStart"/>
-      <w:r>
-        <w:rPr>
-          <w:lang w:eastAsia="es-ES"/>
-        </w:rPr>
-        <w:t>Redux</w:t>
-      </w:r>
-      <w:proofErr w:type="spellEnd"/>
-      <w:r>
-        <w:rPr>
-          <w:lang w:eastAsia="es-ES"/>
-        </w:rPr>
-        <w:t xml:space="preserve"> </w:t>
-      </w:r>
-      <w:proofErr w:type="spellStart"/>
-      <w:r>
-        <w:rPr>
-          <w:lang w:eastAsia="es-ES"/>
-        </w:rPr>
-        <w:t>Toolkit</w:t>
-      </w:r>
-      <w:proofErr w:type="spellEnd"/>
-      <w:r>
-        <w:rPr>
-          <w:lang w:eastAsia="es-ES"/>
-        </w:rPr>
-        <w:t xml:space="preserve"> incluye por defecto el middleware </w:t>
-      </w:r>
-      <w:proofErr w:type="spellStart"/>
-      <w:r>
-        <w:rPr>
-          <w:lang w:eastAsia="es-ES"/>
-        </w:rPr>
-        <w:t>Thunk</w:t>
-      </w:r>
-      <w:proofErr w:type="spellEnd"/>
-      <w:r>
-        <w:rPr>
-          <w:lang w:eastAsia="es-ES"/>
-        </w:rPr>
-        <w:t xml:space="preserve">, por lo que no es necesario configurarlo manualmente. Cada </w:t>
-      </w:r>
-      <w:proofErr w:type="spellStart"/>
-      <w:r>
-        <w:rPr>
-          <w:lang w:eastAsia="es-ES"/>
-        </w:rPr>
-        <w:t>reducer</w:t>
-      </w:r>
-      <w:proofErr w:type="spellEnd"/>
-      <w:r>
-        <w:rPr>
-          <w:lang w:eastAsia="es-ES"/>
-        </w:rPr>
-        <w:t xml:space="preserve"> gestiona su propia porción del estado global.</w:t>
-      </w:r>
-    </w:p>
-    <w:p>
-      <w:pPr>
+      </w:pPr>
+      <w:r>
         <w:rPr>
           <w:b/>
           <w:bCs/>
           <w:lang w:eastAsia="es-ES"/>
         </w:rPr>
-      </w:pPr>
-      <w:r>
+        <w:t>ActionTypes.js</w:t>
+      </w:r>
+    </w:p>
+    <w:p>
+      <w:pPr>
+        <w:rPr>
+          <w:lang w:eastAsia="es-ES"/>
+        </w:rPr>
+      </w:pPr>
+      <w:r>
+        <w:rPr>
+          <w:lang w:eastAsia="es-ES"/>
+        </w:rPr>
+        <w:t>Define constantes de cadena para todos los tipos de acciones posibles. Para cada entidad (excursiones, cabeceras, actividades, comentarios) se definen tres tipos: LOADING (la petición ha comenzado), ADD (los datos han llegado con éxito) y FAILED (ha ocurrido un error). Usar constantes en lugar de cadenas literales evita errores tipográficos.</w:t>
+      </w:r>
+    </w:p>
+    <w:p>
+      <w:pPr>
         <w:rPr>
           <w:b/>
           <w:bCs/>
           <w:lang w:eastAsia="es-ES"/>
         </w:rPr>
-        <w:t>ActionTypes.js</w:t>
-      </w:r>
-    </w:p>
-    <w:p>
-      <w:pPr>
-        <w:rPr>
-          <w:lang w:eastAsia="es-ES"/>
-        </w:rPr>
-      </w:pPr>
-      <w:r>
-        <w:rPr>
-          <w:lang w:eastAsia="es-ES"/>
-        </w:rPr>
-        <w:t>Define constantes de cadena para todos los tipos de acciones posibles. Para cada entidad (excursiones, cabeceras, actividades, comentarios) se definen tres tipos: LOADING (la petición ha comenzado), ADD (los datos han llegado con éxito) y FAILED (ha ocurrido un error). Usar constantes en lugar de cadenas literales evita errores tipográficos.</w:t>
-      </w:r>
-    </w:p>
-    <w:p>
-      <w:pPr>
+      </w:pPr>
+      <w:r>
         <w:rPr>
           <w:b/>
           <w:bCs/>
           <w:lang w:eastAsia="es-ES"/>
         </w:rPr>
-      </w:pPr>
-      <w:proofErr w:type="spellStart"/>
-      <w:r>
-        <w:rPr>
-          <w:b/>
-          <w:bCs/>
-          <w:lang w:eastAsia="es-ES"/>
-        </w:rPr>
-        <w:t>Reducers</w:t>
-      </w:r>
-      <w:proofErr w:type="spellEnd"/>
-      <w:r>
-        <w:rPr>
-          <w:b/>
-          <w:bCs/>
-          <w:lang w:eastAsia="es-ES"/>
-        </w:rPr>
-        <w:t xml:space="preserve"> (excursiones.js, cabeceras.js, actividades.js, comentarios.js)</w:t>
-      </w:r>
-    </w:p>
-    <w:p>
-      <w:pPr>
-        <w:rPr>
-          <w:lang w:eastAsia="es-ES"/>
-        </w:rPr>
-      </w:pPr>
-      <w:r>
-        <w:rPr>
-          <w:lang w:eastAsia="es-ES"/>
-        </w:rPr>
-        <w:t xml:space="preserve">Cada </w:t>
-      </w:r>
-      <w:proofErr w:type="spellStart"/>
-      <w:r>
-        <w:rPr>
-          <w:lang w:eastAsia="es-ES"/>
-        </w:rPr>
-        <w:t>reducer</w:t>
-      </w:r>
-      <w:proofErr w:type="spellEnd"/>
-      <w:r>
-        <w:rPr>
-          <w:lang w:eastAsia="es-ES"/>
-        </w:rPr>
-        <w:t xml:space="preserve"> gestiona el estado de un tipo de dato. El estado de cada uno incluye tres campos:</w:t>
+        <w:t>Reducers (excursiones.js, cabeceras.js, actividades.js, comentarios.js)</w:t>
+      </w:r>
+    </w:p>
+    <w:p>
+      <w:pPr>
+        <w:rPr>
+          <w:lang w:eastAsia="es-ES"/>
+        </w:rPr>
+      </w:pPr>
+      <w:r>
+        <w:rPr>
+          <w:lang w:eastAsia="es-ES"/>
+        </w:rPr>
+        <w:t>Cada reducer gestiona el estado de un tipo de dato. El estado de cada uno incluye tres campos:</w:t>
       </w:r>
     </w:p>
     <w:p>
@@ -5031,19 +2615,11 @@
           <w:lang w:eastAsia="es-ES"/>
         </w:rPr>
       </w:pPr>
-      <w:proofErr w:type="spellStart"/>
-      <w:r>
-        <w:rPr>
-          <w:lang w:eastAsia="es-ES"/>
-        </w:rPr>
-        <w:t>isLoading</w:t>
-      </w:r>
-      <w:proofErr w:type="spellEnd"/>
-      <w:r>
-        <w:rPr>
-          <w:lang w:eastAsia="es-ES"/>
-        </w:rPr>
-        <w:t>: booleano que indica si la petición está en curso.</w:t>
+      <w:r>
+        <w:rPr>
+          <w:lang w:eastAsia="es-ES"/>
+        </w:rPr>
+        <w:t>isLoading: booleano que indica si la petición está en curso.</w:t>
       </w:r>
     </w:p>
     <w:p>
@@ -5056,33 +2632,11 @@
           <w:lang w:eastAsia="es-ES"/>
         </w:rPr>
       </w:pPr>
-      <w:proofErr w:type="spellStart"/>
-      <w:r>
-        <w:rPr>
-          <w:lang w:eastAsia="es-ES"/>
-        </w:rPr>
-        <w:t>errMess</w:t>
-      </w:r>
-      <w:proofErr w:type="spellEnd"/>
-      <w:r>
-        <w:rPr>
-          <w:lang w:eastAsia="es-ES"/>
-        </w:rPr>
-        <w:t xml:space="preserve">: mensaje de error si la petición falló, o </w:t>
-      </w:r>
-      <w:proofErr w:type="spellStart"/>
-      <w:r>
-        <w:rPr>
-          <w:lang w:eastAsia="es-ES"/>
-        </w:rPr>
-        <w:t>null</w:t>
-      </w:r>
-      <w:proofErr w:type="spellEnd"/>
-      <w:r>
-        <w:rPr>
-          <w:lang w:eastAsia="es-ES"/>
-        </w:rPr>
-        <w:t>.</w:t>
+      <w:r>
+        <w:rPr>
+          <w:lang w:eastAsia="es-ES"/>
+        </w:rPr>
+        <w:t>errMess: mensaje de error si la petición falló, o null.</w:t>
       </w:r>
     </w:p>
     <w:p>
@@ -5112,35 +2666,7 @@
         <w:rPr>
           <w:lang w:eastAsia="es-ES"/>
         </w:rPr>
-        <w:t xml:space="preserve">Mediante un switch/case, el </w:t>
-      </w:r>
-      <w:proofErr w:type="spellStart"/>
-      <w:r>
-        <w:rPr>
-          <w:lang w:eastAsia="es-ES"/>
-        </w:rPr>
-        <w:t>reducer</w:t>
-      </w:r>
-      <w:proofErr w:type="spellEnd"/>
-      <w:r>
-        <w:rPr>
-          <w:lang w:eastAsia="es-ES"/>
-        </w:rPr>
-        <w:t xml:space="preserve"> devuelve un nuevo objeto de estado en función del tipo de acción recibida, usando el spread </w:t>
-      </w:r>
-      <w:proofErr w:type="spellStart"/>
-      <w:r>
-        <w:rPr>
-          <w:lang w:eastAsia="es-ES"/>
-        </w:rPr>
-        <w:t>operator</w:t>
-      </w:r>
-      <w:proofErr w:type="spellEnd"/>
-      <w:r>
-        <w:rPr>
-          <w:lang w:eastAsia="es-ES"/>
-        </w:rPr>
-        <w:t xml:space="preserve"> para no mutar el estado anterior.</w:t>
+        <w:t>Mediante un switch/case, el reducer devuelve un nuevo objeto de estado en función del tipo de acción recibida, usando el spread operator para no mutar el estado anterior.</w:t>
       </w:r>
     </w:p>
     <w:p>
@@ -5171,359 +2697,85 @@
         <w:rPr>
           <w:lang w:eastAsia="es-ES"/>
         </w:rPr>
-        <w:t xml:space="preserve">Contiene las funciones </w:t>
-      </w:r>
-      <w:proofErr w:type="spellStart"/>
-      <w:r>
-        <w:rPr>
-          <w:lang w:eastAsia="es-ES"/>
-        </w:rPr>
-        <w:t>Thunk</w:t>
-      </w:r>
-      <w:proofErr w:type="spellEnd"/>
-      <w:r>
-        <w:rPr>
-          <w:lang w:eastAsia="es-ES"/>
-        </w:rPr>
-        <w:t xml:space="preserve"> que realizan las peticiones HTTP a la REST API. Gracias al middleware </w:t>
-      </w:r>
-      <w:proofErr w:type="spellStart"/>
-      <w:r>
-        <w:rPr>
-          <w:lang w:eastAsia="es-ES"/>
-        </w:rPr>
-        <w:t>Thunk</w:t>
-      </w:r>
-      <w:proofErr w:type="spellEnd"/>
-      <w:r>
-        <w:rPr>
-          <w:lang w:eastAsia="es-ES"/>
-        </w:rPr>
-        <w:t xml:space="preserve">, estas funciones pueden devolver otra función (en lugar de un objeto) que recibe </w:t>
-      </w:r>
-      <w:proofErr w:type="spellStart"/>
-      <w:r>
-        <w:rPr>
-          <w:lang w:eastAsia="es-ES"/>
-        </w:rPr>
-        <w:t>dispatch</w:t>
-      </w:r>
-      <w:proofErr w:type="spellEnd"/>
-      <w:r>
-        <w:rPr>
-          <w:lang w:eastAsia="es-ES"/>
-        </w:rPr>
-        <w:t xml:space="preserve"> como argumento, permitiendo encadenar múltiples </w:t>
-      </w:r>
-      <w:proofErr w:type="spellStart"/>
-      <w:r>
-        <w:rPr>
-          <w:lang w:eastAsia="es-ES"/>
-        </w:rPr>
-        <w:t>dispatches</w:t>
-      </w:r>
-      <w:proofErr w:type="spellEnd"/>
-      <w:r>
-        <w:rPr>
-          <w:lang w:eastAsia="es-ES"/>
-        </w:rPr>
-        <w:t xml:space="preserve"> asíncronos. El patrón es idéntico para los cuatro recursos:</w:t>
-      </w:r>
-    </w:p>
-    <w:p>
-      <w:pPr>
-        <w:rPr>
-          <w:lang w:eastAsia="es-ES"/>
-        </w:rPr>
-      </w:pPr>
-      <w:proofErr w:type="spellStart"/>
-      <w:r>
-        <w:rPr>
-          <w:lang w:eastAsia="es-ES"/>
-        </w:rPr>
-        <w:t>fetchExcursiones</w:t>
-      </w:r>
-      <w:proofErr w:type="spellEnd"/>
-      <w:r>
-        <w:rPr>
-          <w:lang w:eastAsia="es-ES"/>
-        </w:rPr>
-        <w:t xml:space="preserve"> = () =&gt; (</w:t>
-      </w:r>
-      <w:proofErr w:type="spellStart"/>
-      <w:r>
-        <w:rPr>
-          <w:lang w:eastAsia="es-ES"/>
-        </w:rPr>
-        <w:t>dispatch</w:t>
-      </w:r>
-      <w:proofErr w:type="spellEnd"/>
-      <w:r>
-        <w:rPr>
-          <w:lang w:eastAsia="es-ES"/>
-        </w:rPr>
-        <w:t>) =&gt; {</w:t>
-      </w:r>
-    </w:p>
-    <w:p>
-      <w:pPr>
-        <w:rPr>
-          <w:lang w:eastAsia="es-ES"/>
-        </w:rPr>
-      </w:pPr>
-      <w:r>
-        <w:rPr>
-          <w:lang w:eastAsia="es-ES"/>
-        </w:rPr>
-        <w:t xml:space="preserve">  </w:t>
-      </w:r>
-      <w:proofErr w:type="spellStart"/>
-      <w:r>
-        <w:rPr>
-          <w:lang w:eastAsia="es-ES"/>
-        </w:rPr>
-        <w:t>dispatch</w:t>
-      </w:r>
-      <w:proofErr w:type="spellEnd"/>
-      <w:r>
-        <w:rPr>
-          <w:lang w:eastAsia="es-ES"/>
-        </w:rPr>
-        <w:t>(</w:t>
-      </w:r>
-      <w:proofErr w:type="spellStart"/>
-      <w:r>
-        <w:rPr>
-          <w:lang w:eastAsia="es-ES"/>
-        </w:rPr>
-        <w:t>excursionesLoading</w:t>
-      </w:r>
-      <w:proofErr w:type="spellEnd"/>
-      <w:r>
-        <w:rPr>
-          <w:lang w:eastAsia="es-ES"/>
-        </w:rPr>
-        <w:t>());          // estado: cargando</w:t>
-      </w:r>
-    </w:p>
-    <w:p>
-      <w:pPr>
-        <w:rPr>
-          <w:lang w:eastAsia="es-ES"/>
-        </w:rPr>
-      </w:pPr>
-      <w:r>
-        <w:rPr>
-          <w:lang w:eastAsia="es-ES"/>
-        </w:rPr>
-        <w:t xml:space="preserve">  </w:t>
-      </w:r>
-      <w:proofErr w:type="spellStart"/>
-      <w:r>
-        <w:rPr>
-          <w:lang w:eastAsia="es-ES"/>
-        </w:rPr>
-        <w:t>return</w:t>
-      </w:r>
-      <w:proofErr w:type="spellEnd"/>
-      <w:r>
-        <w:rPr>
-          <w:lang w:eastAsia="es-ES"/>
-        </w:rPr>
-        <w:t xml:space="preserve"> </w:t>
-      </w:r>
-      <w:proofErr w:type="spellStart"/>
-      <w:r>
-        <w:rPr>
-          <w:lang w:eastAsia="es-ES"/>
-        </w:rPr>
-        <w:t>fetch</w:t>
-      </w:r>
-      <w:proofErr w:type="spellEnd"/>
-      <w:r>
-        <w:rPr>
-          <w:lang w:eastAsia="es-ES"/>
-        </w:rPr>
-        <w:t>(</w:t>
-      </w:r>
-      <w:proofErr w:type="spellStart"/>
-      <w:r>
-        <w:rPr>
-          <w:lang w:eastAsia="es-ES"/>
-        </w:rPr>
-        <w:t>baseUrl</w:t>
-      </w:r>
-      <w:proofErr w:type="spellEnd"/>
-      <w:r>
-        <w:rPr>
-          <w:lang w:eastAsia="es-ES"/>
-        </w:rPr>
-        <w:t xml:space="preserve"> + 'excursiones')</w:t>
-      </w:r>
-    </w:p>
-    <w:p>
-      <w:pPr>
-        <w:rPr>
-          <w:lang w:eastAsia="es-ES"/>
-        </w:rPr>
-      </w:pPr>
-      <w:r>
-        <w:rPr>
-          <w:lang w:eastAsia="es-ES"/>
-        </w:rPr>
-        <w:t xml:space="preserve">    .</w:t>
-      </w:r>
-      <w:proofErr w:type="spellStart"/>
-      <w:r>
-        <w:rPr>
-          <w:lang w:eastAsia="es-ES"/>
-        </w:rPr>
-        <w:t>then</w:t>
-      </w:r>
-      <w:proofErr w:type="spellEnd"/>
-      <w:r>
-        <w:rPr>
-          <w:lang w:eastAsia="es-ES"/>
-        </w:rPr>
-        <w:t xml:space="preserve">(r =&gt; </w:t>
-      </w:r>
-      <w:proofErr w:type="spellStart"/>
-      <w:r>
-        <w:rPr>
-          <w:lang w:eastAsia="es-ES"/>
-        </w:rPr>
-        <w:t>r.json</w:t>
-      </w:r>
-      <w:proofErr w:type="spellEnd"/>
-      <w:r>
-        <w:rPr>
-          <w:lang w:eastAsia="es-ES"/>
-        </w:rPr>
-        <w:t>())</w:t>
-      </w:r>
-    </w:p>
-    <w:p>
-      <w:pPr>
-        <w:rPr>
-          <w:lang w:eastAsia="es-ES"/>
-        </w:rPr>
-      </w:pPr>
-      <w:r>
-        <w:rPr>
-          <w:lang w:eastAsia="es-ES"/>
-        </w:rPr>
-        <w:t xml:space="preserve">    .</w:t>
-      </w:r>
-      <w:proofErr w:type="spellStart"/>
-      <w:r>
-        <w:rPr>
-          <w:lang w:eastAsia="es-ES"/>
-        </w:rPr>
-        <w:t>then</w:t>
-      </w:r>
-      <w:proofErr w:type="spellEnd"/>
-      <w:r>
-        <w:rPr>
-          <w:lang w:eastAsia="es-ES"/>
-        </w:rPr>
-        <w:t xml:space="preserve">(data =&gt; </w:t>
-      </w:r>
-      <w:proofErr w:type="spellStart"/>
-      <w:r>
-        <w:rPr>
-          <w:lang w:eastAsia="es-ES"/>
-        </w:rPr>
-        <w:t>dispatch</w:t>
-      </w:r>
-      <w:proofErr w:type="spellEnd"/>
-      <w:r>
-        <w:rPr>
-          <w:lang w:eastAsia="es-ES"/>
-        </w:rPr>
-        <w:t>(</w:t>
-      </w:r>
-      <w:proofErr w:type="spellStart"/>
-      <w:r>
-        <w:rPr>
-          <w:lang w:eastAsia="es-ES"/>
-        </w:rPr>
-        <w:t>addExcursiones</w:t>
-      </w:r>
-      <w:proofErr w:type="spellEnd"/>
-      <w:r>
-        <w:rPr>
-          <w:lang w:eastAsia="es-ES"/>
-        </w:rPr>
-        <w:t>(data)))  // éxito</w:t>
-      </w:r>
-    </w:p>
-    <w:p>
-      <w:pPr>
-        <w:rPr>
-          <w:lang w:eastAsia="es-ES"/>
-        </w:rPr>
-      </w:pPr>
-      <w:r>
-        <w:rPr>
-          <w:lang w:eastAsia="es-ES"/>
-        </w:rPr>
-        <w:t xml:space="preserve">    .catch(</w:t>
-      </w:r>
-      <w:proofErr w:type="spellStart"/>
-      <w:r>
-        <w:rPr>
-          <w:lang w:eastAsia="es-ES"/>
-        </w:rPr>
-        <w:t>err</w:t>
-      </w:r>
-      <w:proofErr w:type="spellEnd"/>
-      <w:r>
-        <w:rPr>
-          <w:lang w:eastAsia="es-ES"/>
-        </w:rPr>
-        <w:t xml:space="preserve"> =&gt; </w:t>
-      </w:r>
-      <w:proofErr w:type="spellStart"/>
-      <w:r>
-        <w:rPr>
-          <w:lang w:eastAsia="es-ES"/>
-        </w:rPr>
-        <w:t>dispatch</w:t>
-      </w:r>
-      <w:proofErr w:type="spellEnd"/>
-      <w:r>
-        <w:rPr>
-          <w:lang w:eastAsia="es-ES"/>
-        </w:rPr>
-        <w:t>(</w:t>
-      </w:r>
-      <w:proofErr w:type="spellStart"/>
-      <w:r>
-        <w:rPr>
-          <w:lang w:eastAsia="es-ES"/>
-        </w:rPr>
-        <w:t>excursionesFailed</w:t>
-      </w:r>
-      <w:proofErr w:type="spellEnd"/>
-      <w:r>
-        <w:rPr>
-          <w:lang w:eastAsia="es-ES"/>
-        </w:rPr>
-        <w:t>(</w:t>
-      </w:r>
-      <w:proofErr w:type="spellStart"/>
-      <w:r>
-        <w:rPr>
-          <w:lang w:eastAsia="es-ES"/>
-        </w:rPr>
-        <w:t>err.message</w:t>
-      </w:r>
-      <w:proofErr w:type="spellEnd"/>
-      <w:r>
-        <w:rPr>
-          <w:lang w:eastAsia="es-ES"/>
-        </w:rPr>
-        <w:t>)));  // error</w:t>
+        <w:t>Contiene las funciones Thunk que realizan las peticiones HTTP a la REST API. Gracias al middleware Thunk, estas funciones pueden devolver otra función (en lugar de un objeto) que recibe dispatch como argumento, permitiendo encadenar múltiples dispatches asíncronos. El patrón es idéntico para los cuatro recursos:</w:t>
+      </w:r>
+    </w:p>
+    <w:p>
+      <w:pPr>
+        <w:rPr>
+          <w:lang w:eastAsia="es-ES"/>
+        </w:rPr>
+      </w:pPr>
+      <w:r>
+        <w:rPr>
+          <w:lang w:eastAsia="es-ES"/>
+        </w:rPr>
+        <w:t>fetchExcursiones = () =&gt; (dispatch) =&gt; {</w:t>
+      </w:r>
+    </w:p>
+    <w:p>
+      <w:pPr>
+        <w:rPr>
+          <w:lang w:eastAsia="es-ES"/>
+        </w:rPr>
+      </w:pPr>
+      <w:r>
+        <w:rPr>
+          <w:lang w:eastAsia="es-ES"/>
+        </w:rPr>
+        <w:t xml:space="preserve">  dispatch(excursionesLoading());          // estado: cargando</w:t>
+      </w:r>
+    </w:p>
+    <w:p>
+      <w:pPr>
+        <w:rPr>
+          <w:lang w:eastAsia="es-ES"/>
+        </w:rPr>
+      </w:pPr>
+      <w:r>
+        <w:rPr>
+          <w:lang w:eastAsia="es-ES"/>
+        </w:rPr>
+        <w:t xml:space="preserve">  return fetch(baseUrl + 'excursiones')</w:t>
+      </w:r>
+    </w:p>
+    <w:p>
+      <w:pPr>
+        <w:rPr>
+          <w:lang w:eastAsia="es-ES"/>
+        </w:rPr>
+      </w:pPr>
+      <w:r>
+        <w:rPr>
+          <w:lang w:eastAsia="es-ES"/>
+        </w:rPr>
+        <w:t xml:space="preserve">    .then(r =&gt; r.json())</w:t>
+      </w:r>
+    </w:p>
+    <w:p>
+      <w:pPr>
+        <w:rPr>
+          <w:lang w:eastAsia="es-ES"/>
+        </w:rPr>
+      </w:pPr>
+      <w:r>
+        <w:rPr>
+          <w:lang w:eastAsia="es-ES"/>
+        </w:rPr>
+        <w:t xml:space="preserve">    .then(data =&gt; dispatch(addExcursiones(data)))  // éxito</w:t>
+      </w:r>
+    </w:p>
+    <w:p>
+      <w:pPr>
+        <w:rPr>
+          <w:lang w:eastAsia="es-ES"/>
+        </w:rPr>
+      </w:pPr>
+      <w:r>
+        <w:rPr>
+          <w:lang w:eastAsia="es-ES"/>
+        </w:rPr>
+        <w:t xml:space="preserve">    .catch(err =&gt; dispatch(excursionesFailed(err.message)));  // error</w:t>
       </w:r>
     </w:p>
     <w:p>
@@ -5573,21 +2825,7 @@
         <w:rPr>
           <w:lang w:eastAsia="es-ES"/>
         </w:rPr>
-        <w:t xml:space="preserve">La refactorización consiste en conectar cada componente al store </w:t>
-      </w:r>
-      <w:proofErr w:type="spellStart"/>
-      <w:r>
-        <w:rPr>
-          <w:lang w:eastAsia="es-ES"/>
-        </w:rPr>
-        <w:t>Redux</w:t>
-      </w:r>
-      <w:proofErr w:type="spellEnd"/>
-      <w:r>
-        <w:rPr>
-          <w:lang w:eastAsia="es-ES"/>
-        </w:rPr>
-        <w:t>, eliminando la carga local de datos. Los cambios afectan a cinco ficheros:</w:t>
+        <w:t>La refactorización consiste en conectar cada componente al store Redux, eliminando la carga local de datos. Los cambios afectan a cinco ficheros:</w:t>
       </w:r>
     </w:p>
     <w:p>
@@ -5617,280 +2855,118 @@
         <w:rPr>
           <w:lang w:eastAsia="es-ES"/>
         </w:rPr>
-        <w:t xml:space="preserve">Se añade el </w:t>
-      </w:r>
-      <w:proofErr w:type="spellStart"/>
-      <w:r>
-        <w:rPr>
-          <w:lang w:eastAsia="es-ES"/>
-        </w:rPr>
-        <w:t>Provider</w:t>
-      </w:r>
-      <w:proofErr w:type="spellEnd"/>
-      <w:r>
-        <w:rPr>
-          <w:lang w:eastAsia="es-ES"/>
-        </w:rPr>
-        <w:t xml:space="preserve"> de </w:t>
-      </w:r>
-      <w:proofErr w:type="spellStart"/>
-      <w:r>
-        <w:rPr>
-          <w:lang w:eastAsia="es-ES"/>
-        </w:rPr>
-        <w:t>React-Redux</w:t>
-      </w:r>
-      <w:proofErr w:type="spellEnd"/>
-      <w:r>
-        <w:rPr>
-          <w:lang w:eastAsia="es-ES"/>
-        </w:rPr>
-        <w:t xml:space="preserve"> envolviendo toda la aplicación, y se crea el store llamando a </w:t>
-      </w:r>
-      <w:proofErr w:type="spellStart"/>
-      <w:r>
-        <w:rPr>
-          <w:lang w:eastAsia="es-ES"/>
-        </w:rPr>
-        <w:t>ConfigureStore</w:t>
-      </w:r>
-      <w:proofErr w:type="spellEnd"/>
-      <w:r>
-        <w:rPr>
-          <w:lang w:eastAsia="es-ES"/>
-        </w:rPr>
-        <w:t>(). Esto hace que el store sea accesible para cualquier componente descendiente.</w:t>
-      </w:r>
-    </w:p>
-    <w:p>
-      <w:pPr>
-        <w:rPr>
-          <w:lang w:eastAsia="es-ES"/>
-        </w:rPr>
-      </w:pPr>
-      <w:proofErr w:type="spellStart"/>
-      <w:r>
-        <w:rPr>
-          <w:lang w:eastAsia="es-ES"/>
-        </w:rPr>
-        <w:t>const</w:t>
-      </w:r>
-      <w:proofErr w:type="spellEnd"/>
-      <w:r>
-        <w:rPr>
-          <w:lang w:eastAsia="es-ES"/>
-        </w:rPr>
-        <w:t xml:space="preserve"> store = </w:t>
-      </w:r>
-      <w:proofErr w:type="spellStart"/>
-      <w:r>
-        <w:rPr>
-          <w:lang w:eastAsia="es-ES"/>
-        </w:rPr>
-        <w:t>ConfigureStore</w:t>
-      </w:r>
-      <w:proofErr w:type="spellEnd"/>
-      <w:r>
-        <w:rPr>
-          <w:lang w:eastAsia="es-ES"/>
-        </w:rPr>
-        <w:t>();</w:t>
-      </w:r>
-    </w:p>
-    <w:p>
-      <w:pPr>
-        <w:rPr>
-          <w:lang w:eastAsia="es-ES"/>
-        </w:rPr>
-      </w:pPr>
-    </w:p>
-    <w:p>
-      <w:pPr>
-        <w:rPr>
-          <w:lang w:eastAsia="es-ES"/>
-        </w:rPr>
-      </w:pPr>
-      <w:r>
-        <w:rPr>
-          <w:lang w:eastAsia="es-ES"/>
-        </w:rPr>
-        <w:t>&lt;</w:t>
-      </w:r>
-      <w:proofErr w:type="spellStart"/>
-      <w:r>
-        <w:rPr>
-          <w:lang w:eastAsia="es-ES"/>
-        </w:rPr>
-        <w:t>Provider</w:t>
-      </w:r>
-      <w:proofErr w:type="spellEnd"/>
-      <w:r>
-        <w:rPr>
-          <w:lang w:eastAsia="es-ES"/>
-        </w:rPr>
-        <w:t xml:space="preserve"> store={store}&gt;</w:t>
-      </w:r>
-    </w:p>
-    <w:p>
-      <w:pPr>
-        <w:rPr>
-          <w:lang w:eastAsia="es-ES"/>
-        </w:rPr>
-      </w:pPr>
-      <w:r>
-        <w:rPr>
-          <w:lang w:eastAsia="es-ES"/>
-        </w:rPr>
-        <w:t xml:space="preserve">  &lt;</w:t>
-      </w:r>
-      <w:proofErr w:type="spellStart"/>
-      <w:r>
-        <w:rPr>
-          <w:lang w:eastAsia="es-ES"/>
-        </w:rPr>
-        <w:t>SafeAreaProvider</w:t>
-      </w:r>
-      <w:proofErr w:type="spellEnd"/>
-      <w:r>
-        <w:rPr>
-          <w:lang w:eastAsia="es-ES"/>
-        </w:rPr>
-        <w:t>&gt;</w:t>
-      </w:r>
-    </w:p>
-    <w:p>
-      <w:pPr>
-        <w:rPr>
-          <w:lang w:eastAsia="es-ES"/>
-        </w:rPr>
-      </w:pPr>
-      <w:r>
-        <w:rPr>
-          <w:lang w:eastAsia="es-ES"/>
-        </w:rPr>
-        <w:t xml:space="preserve">    &lt;</w:t>
-      </w:r>
-      <w:proofErr w:type="spellStart"/>
-      <w:r>
-        <w:rPr>
-          <w:lang w:eastAsia="es-ES"/>
-        </w:rPr>
-        <w:t>PaperProvider</w:t>
-      </w:r>
-      <w:proofErr w:type="spellEnd"/>
-      <w:r>
-        <w:rPr>
-          <w:lang w:eastAsia="es-ES"/>
-        </w:rPr>
-        <w:t>&gt;</w:t>
-      </w:r>
-    </w:p>
-    <w:p>
-      <w:pPr>
-        <w:rPr>
-          <w:lang w:eastAsia="es-ES"/>
-        </w:rPr>
-      </w:pPr>
-      <w:r>
-        <w:rPr>
-          <w:lang w:eastAsia="es-ES"/>
-        </w:rPr>
-        <w:t xml:space="preserve">      &lt;</w:t>
-      </w:r>
-      <w:proofErr w:type="spellStart"/>
-      <w:r>
-        <w:rPr>
-          <w:lang w:eastAsia="es-ES"/>
-        </w:rPr>
-        <w:t>Campobase</w:t>
-      </w:r>
-      <w:proofErr w:type="spellEnd"/>
-      <w:r>
-        <w:rPr>
-          <w:lang w:eastAsia="es-ES"/>
-        </w:rPr>
-        <w:t xml:space="preserve"> /&gt;</w:t>
-      </w:r>
-    </w:p>
-    <w:p>
-      <w:pPr>
-        <w:rPr>
-          <w:lang w:eastAsia="es-ES"/>
-        </w:rPr>
-      </w:pPr>
-      <w:r>
-        <w:rPr>
-          <w:lang w:eastAsia="es-ES"/>
-        </w:rPr>
-        <w:t xml:space="preserve">    &lt;/</w:t>
-      </w:r>
-      <w:proofErr w:type="spellStart"/>
-      <w:r>
-        <w:rPr>
-          <w:lang w:eastAsia="es-ES"/>
-        </w:rPr>
-        <w:t>PaperProvider</w:t>
-      </w:r>
-      <w:proofErr w:type="spellEnd"/>
-      <w:r>
-        <w:rPr>
-          <w:lang w:eastAsia="es-ES"/>
-        </w:rPr>
-        <w:t>&gt;</w:t>
-      </w:r>
-    </w:p>
-    <w:p>
-      <w:pPr>
-        <w:rPr>
-          <w:lang w:eastAsia="es-ES"/>
-        </w:rPr>
-      </w:pPr>
-      <w:r>
-        <w:rPr>
-          <w:lang w:eastAsia="es-ES"/>
-        </w:rPr>
-        <w:t xml:space="preserve">  &lt;/</w:t>
-      </w:r>
-      <w:proofErr w:type="spellStart"/>
-      <w:r>
-        <w:rPr>
-          <w:lang w:eastAsia="es-ES"/>
-        </w:rPr>
-        <w:t>SafeAreaProvider</w:t>
-      </w:r>
-      <w:proofErr w:type="spellEnd"/>
-      <w:r>
-        <w:rPr>
-          <w:lang w:eastAsia="es-ES"/>
-        </w:rPr>
-        <w:t>&gt;</w:t>
-      </w:r>
-    </w:p>
-    <w:p>
-      <w:pPr>
-        <w:rPr>
-          <w:lang w:eastAsia="es-ES"/>
-        </w:rPr>
-      </w:pPr>
-      <w:r>
-        <w:rPr>
-          <w:lang w:eastAsia="es-ES"/>
-        </w:rPr>
-        <w:t>&lt;/</w:t>
-      </w:r>
-      <w:proofErr w:type="spellStart"/>
-      <w:r>
-        <w:rPr>
-          <w:lang w:eastAsia="es-ES"/>
-        </w:rPr>
-        <w:t>Provider</w:t>
-      </w:r>
-      <w:proofErr w:type="spellEnd"/>
-      <w:r>
-        <w:rPr>
-          <w:lang w:eastAsia="es-ES"/>
-        </w:rPr>
-        <w:t>&gt;</w:t>
+        <w:t>Se añade el Provider de React-Redux envolviendo toda la aplicación, y se crea el store llamando a ConfigureStore(). Esto hace que el store sea accesible para cualquier componente descendiente.</w:t>
+      </w:r>
+    </w:p>
+    <w:p>
+      <w:pPr>
+        <w:rPr>
+          <w:lang w:eastAsia="es-ES"/>
+        </w:rPr>
+      </w:pPr>
+      <w:r>
+        <w:rPr>
+          <w:lang w:eastAsia="es-ES"/>
+        </w:rPr>
+        <w:t>const store = ConfigureStore();</w:t>
+      </w:r>
+    </w:p>
+    <w:p>
+      <w:pPr>
+        <w:rPr>
+          <w:lang w:eastAsia="es-ES"/>
+        </w:rPr>
+      </w:pPr>
+    </w:p>
+    <w:p>
+      <w:pPr>
+        <w:rPr>
+          <w:lang w:eastAsia="es-ES"/>
+        </w:rPr>
+      </w:pPr>
+      <w:r>
+        <w:rPr>
+          <w:lang w:eastAsia="es-ES"/>
+        </w:rPr>
+        <w:t>&lt;Provider store={store}&gt;</w:t>
+      </w:r>
+    </w:p>
+    <w:p>
+      <w:pPr>
+        <w:rPr>
+          <w:lang w:eastAsia="es-ES"/>
+        </w:rPr>
+      </w:pPr>
+      <w:r>
+        <w:rPr>
+          <w:lang w:eastAsia="es-ES"/>
+        </w:rPr>
+        <w:t xml:space="preserve">  &lt;SafeAreaProvider&gt;</w:t>
+      </w:r>
+    </w:p>
+    <w:p>
+      <w:pPr>
+        <w:rPr>
+          <w:lang w:eastAsia="es-ES"/>
+        </w:rPr>
+      </w:pPr>
+      <w:r>
+        <w:rPr>
+          <w:lang w:eastAsia="es-ES"/>
+        </w:rPr>
+        <w:t xml:space="preserve">    &lt;PaperProvider&gt;</w:t>
+      </w:r>
+    </w:p>
+    <w:p>
+      <w:pPr>
+        <w:rPr>
+          <w:lang w:eastAsia="es-ES"/>
+        </w:rPr>
+      </w:pPr>
+      <w:r>
+        <w:rPr>
+          <w:lang w:eastAsia="es-ES"/>
+        </w:rPr>
+        <w:t xml:space="preserve">      &lt;Campobase /&gt;</w:t>
+      </w:r>
+    </w:p>
+    <w:p>
+      <w:pPr>
+        <w:rPr>
+          <w:lang w:eastAsia="es-ES"/>
+        </w:rPr>
+      </w:pPr>
+      <w:r>
+        <w:rPr>
+          <w:lang w:eastAsia="es-ES"/>
+        </w:rPr>
+        <w:t xml:space="preserve">    &lt;/PaperProvider&gt;</w:t>
+      </w:r>
+    </w:p>
+    <w:p>
+      <w:pPr>
+        <w:rPr>
+          <w:lang w:eastAsia="es-ES"/>
+        </w:rPr>
+      </w:pPr>
+      <w:r>
+        <w:rPr>
+          <w:lang w:eastAsia="es-ES"/>
+        </w:rPr>
+        <w:t xml:space="preserve">  &lt;/SafeAreaProvider&gt;</w:t>
+      </w:r>
+    </w:p>
+    <w:p>
+      <w:pPr>
+        <w:rPr>
+          <w:lang w:eastAsia="es-ES"/>
+        </w:rPr>
+      </w:pPr>
+      <w:r>
+        <w:rPr>
+          <w:lang w:eastAsia="es-ES"/>
+        </w:rPr>
+        <w:t>&lt;/Provider&gt;</w:t>
       </w:r>
     </w:p>
     <w:p>
@@ -5937,35 +3013,7 @@
         <w:rPr>
           <w:lang w:eastAsia="es-ES"/>
         </w:rPr>
-        <w:t xml:space="preserve">En </w:t>
-      </w:r>
-      <w:proofErr w:type="spellStart"/>
-      <w:r>
-        <w:rPr>
-          <w:lang w:eastAsia="es-ES"/>
-        </w:rPr>
-        <w:t>componentDidMount</w:t>
-      </w:r>
-      <w:proofErr w:type="spellEnd"/>
-      <w:r>
-        <w:rPr>
-          <w:lang w:eastAsia="es-ES"/>
-        </w:rPr>
-        <w:t xml:space="preserve">() se despachan los cuatro </w:t>
-      </w:r>
-      <w:proofErr w:type="spellStart"/>
-      <w:r>
-        <w:rPr>
-          <w:lang w:eastAsia="es-ES"/>
-        </w:rPr>
-        <w:t>fetchs</w:t>
-      </w:r>
-      <w:proofErr w:type="spellEnd"/>
-      <w:r>
-        <w:rPr>
-          <w:lang w:eastAsia="es-ES"/>
-        </w:rPr>
-        <w:t xml:space="preserve"> para cargar todos los datos al arrancar la app.</w:t>
+        <w:t>En componentDidMount() se despachan los cuatro fetchs para cargar todos los datos al arrancar la app.</w:t>
       </w:r>
     </w:p>
     <w:p>
@@ -5982,49 +3030,7 @@
         <w:rPr>
           <w:lang w:eastAsia="es-ES"/>
         </w:rPr>
-        <w:t xml:space="preserve">Con </w:t>
-      </w:r>
-      <w:proofErr w:type="spellStart"/>
-      <w:r>
-        <w:rPr>
-          <w:lang w:eastAsia="es-ES"/>
-        </w:rPr>
-        <w:t>mapDispatchToProps</w:t>
-      </w:r>
-      <w:proofErr w:type="spellEnd"/>
-      <w:r>
-        <w:rPr>
-          <w:lang w:eastAsia="es-ES"/>
-        </w:rPr>
-        <w:t xml:space="preserve"> se conectan las </w:t>
-      </w:r>
-      <w:proofErr w:type="spellStart"/>
-      <w:r>
-        <w:rPr>
-          <w:lang w:eastAsia="es-ES"/>
-        </w:rPr>
-        <w:t>ActionCreators</w:t>
-      </w:r>
-      <w:proofErr w:type="spellEnd"/>
-      <w:r>
-        <w:rPr>
-          <w:lang w:eastAsia="es-ES"/>
-        </w:rPr>
-        <w:t xml:space="preserve"> como </w:t>
-      </w:r>
-      <w:proofErr w:type="spellStart"/>
-      <w:r>
-        <w:rPr>
-          <w:lang w:eastAsia="es-ES"/>
-        </w:rPr>
-        <w:t>props</w:t>
-      </w:r>
-      <w:proofErr w:type="spellEnd"/>
-      <w:r>
-        <w:rPr>
-          <w:lang w:eastAsia="es-ES"/>
-        </w:rPr>
-        <w:t xml:space="preserve"> del componente.</w:t>
+        <w:t>Con mapDispatchToProps se conectan las ActionCreators como props del componente.</w:t>
       </w:r>
     </w:p>
     <w:p>
@@ -6042,62 +3048,20 @@
           <w:lang w:eastAsia="es-ES"/>
         </w:rPr>
         <w:lastRenderedPageBreak/>
-        <w:t xml:space="preserve">Con </w:t>
-      </w:r>
-      <w:proofErr w:type="spellStart"/>
-      <w:r>
-        <w:rPr>
-          <w:lang w:eastAsia="es-ES"/>
-        </w:rPr>
-        <w:t>mapStateToProps</w:t>
-      </w:r>
-      <w:proofErr w:type="spellEnd"/>
-      <w:r>
-        <w:rPr>
-          <w:lang w:eastAsia="es-ES"/>
-        </w:rPr>
-        <w:t xml:space="preserve"> se extrae el estado de excursiones para pasárselo a los navegadores que lo necesitan.</w:t>
-      </w:r>
-    </w:p>
-    <w:p>
-      <w:pPr>
-        <w:rPr>
-          <w:lang w:eastAsia="es-ES"/>
-        </w:rPr>
-      </w:pPr>
-      <w:r>
-        <w:rPr>
-          <w:lang w:eastAsia="es-ES"/>
-        </w:rPr>
-        <w:t xml:space="preserve">Se elimina el constructor (ya no hay estado local de datos) y las referencias a </w:t>
-      </w:r>
-      <w:proofErr w:type="spellStart"/>
-      <w:r>
-        <w:rPr>
-          <w:lang w:eastAsia="es-ES"/>
-        </w:rPr>
-        <w:t>this.state.excursiones</w:t>
-      </w:r>
-      <w:proofErr w:type="spellEnd"/>
-      <w:r>
-        <w:rPr>
-          <w:lang w:eastAsia="es-ES"/>
-        </w:rPr>
-        <w:t xml:space="preserve"> se sustituyen por </w:t>
-      </w:r>
-      <w:proofErr w:type="spellStart"/>
-      <w:r>
-        <w:rPr>
-          <w:lang w:eastAsia="es-ES"/>
-        </w:rPr>
-        <w:t>this.props.excursiones.excursiones</w:t>
-      </w:r>
-      <w:proofErr w:type="spellEnd"/>
-      <w:r>
-        <w:rPr>
-          <w:lang w:eastAsia="es-ES"/>
-        </w:rPr>
-        <w:t>.</w:t>
+        <w:t>Con mapStateToProps se extrae el estado de excursiones para pasárselo a los navegadores que lo necesitan.</w:t>
+      </w:r>
+    </w:p>
+    <w:p>
+      <w:pPr>
+        <w:rPr>
+          <w:lang w:eastAsia="es-ES"/>
+        </w:rPr>
+      </w:pPr>
+      <w:r>
+        <w:rPr>
+          <w:lang w:eastAsia="es-ES"/>
+        </w:rPr>
+        <w:t>Se elimina el constructor (ya no hay estado local de datos) y las referencias a this.state.excursiones se sustituyen por this.props.excursiones.excursiones.</w:t>
       </w:r>
     </w:p>
     <w:p>
@@ -6127,77 +3091,7 @@
         <w:rPr>
           <w:lang w:eastAsia="es-ES"/>
         </w:rPr>
-        <w:t xml:space="preserve">Se eliminan los </w:t>
-      </w:r>
-      <w:proofErr w:type="spellStart"/>
-      <w:r>
-        <w:rPr>
-          <w:lang w:eastAsia="es-ES"/>
-        </w:rPr>
-        <w:t>imports</w:t>
-      </w:r>
-      <w:proofErr w:type="spellEnd"/>
-      <w:r>
-        <w:rPr>
-          <w:lang w:eastAsia="es-ES"/>
-        </w:rPr>
-        <w:t xml:space="preserve"> de datos locales (EXCURSIONES, CABECERAS, ACTIVIDADES) y el constructor. Los tres </w:t>
-      </w:r>
-      <w:proofErr w:type="spellStart"/>
-      <w:r>
-        <w:rPr>
-          <w:lang w:eastAsia="es-ES"/>
-        </w:rPr>
-        <w:t>RenderItem</w:t>
-      </w:r>
-      <w:proofErr w:type="spellEnd"/>
-      <w:r>
-        <w:rPr>
-          <w:lang w:eastAsia="es-ES"/>
-        </w:rPr>
-        <w:t xml:space="preserve"> ahora leen de </w:t>
-      </w:r>
-      <w:proofErr w:type="spellStart"/>
-      <w:r>
-        <w:rPr>
-          <w:lang w:eastAsia="es-ES"/>
-        </w:rPr>
-        <w:t>this.props</w:t>
-      </w:r>
-      <w:proofErr w:type="spellEnd"/>
-      <w:r>
-        <w:rPr>
-          <w:lang w:eastAsia="es-ES"/>
-        </w:rPr>
-        <w:t xml:space="preserve"> en lugar de </w:t>
-      </w:r>
-      <w:proofErr w:type="spellStart"/>
-      <w:r>
-        <w:rPr>
-          <w:lang w:eastAsia="es-ES"/>
-        </w:rPr>
-        <w:t>this.state</w:t>
-      </w:r>
-      <w:proofErr w:type="spellEnd"/>
-      <w:r>
-        <w:rPr>
-          <w:lang w:eastAsia="es-ES"/>
-        </w:rPr>
-        <w:t xml:space="preserve">, extrayendo los datos mediante </w:t>
-      </w:r>
-      <w:proofErr w:type="spellStart"/>
-      <w:r>
-        <w:rPr>
-          <w:lang w:eastAsia="es-ES"/>
-        </w:rPr>
-        <w:t>mapStateToProps</w:t>
-      </w:r>
-      <w:proofErr w:type="spellEnd"/>
-      <w:r>
-        <w:rPr>
-          <w:lang w:eastAsia="es-ES"/>
-        </w:rPr>
-        <w:t>.</w:t>
+        <w:t>Se eliminan los imports de datos locales (EXCURSIONES, CABECERAS, ACTIVIDADES) y el constructor. Los tres RenderItem ahora leen de this.props en lugar de this.state, extrayendo los datos mediante mapStateToProps.</w:t>
       </w:r>
     </w:p>
     <w:p>
@@ -6227,49 +3121,7 @@
         <w:rPr>
           <w:lang w:eastAsia="es-ES"/>
         </w:rPr>
-        <w:t xml:space="preserve">Se elimina la dependencia de ACTIVIDADES importada localmente. La función </w:t>
-      </w:r>
-      <w:proofErr w:type="spellStart"/>
-      <w:r>
-        <w:rPr>
-          <w:lang w:eastAsia="es-ES"/>
-        </w:rPr>
-        <w:t>mapStateToProps</w:t>
-      </w:r>
-      <w:proofErr w:type="spellEnd"/>
-      <w:r>
-        <w:rPr>
-          <w:lang w:eastAsia="es-ES"/>
-        </w:rPr>
-        <w:t xml:space="preserve"> proporciona las actividades como </w:t>
-      </w:r>
-      <w:proofErr w:type="spellStart"/>
-      <w:r>
-        <w:rPr>
-          <w:lang w:eastAsia="es-ES"/>
-        </w:rPr>
-        <w:t>prop</w:t>
-      </w:r>
-      <w:proofErr w:type="spellEnd"/>
-      <w:r>
-        <w:rPr>
-          <w:lang w:eastAsia="es-ES"/>
-        </w:rPr>
-        <w:t xml:space="preserve">, y todas las referencias a ACTIVIDADES se sustituyen por </w:t>
-      </w:r>
-      <w:proofErr w:type="spellStart"/>
-      <w:r>
-        <w:rPr>
-          <w:lang w:eastAsia="es-ES"/>
-        </w:rPr>
-        <w:t>this.props.actividades.actividades</w:t>
-      </w:r>
-      <w:proofErr w:type="spellEnd"/>
-      <w:r>
-        <w:rPr>
-          <w:lang w:eastAsia="es-ES"/>
-        </w:rPr>
-        <w:t>.</w:t>
+        <w:t>Se elimina la dependencia de ACTIVIDADES importada localmente. La función mapStateToProps proporciona las actividades como prop, y todas las referencias a ACTIVIDADES se sustituyen por this.props.actividades.actividades.</w:t>
       </w:r>
     </w:p>
     <w:p>
@@ -6299,49 +3151,7 @@
         <w:rPr>
           <w:lang w:eastAsia="es-ES"/>
         </w:rPr>
-        <w:t xml:space="preserve">Es el único componente que mantiene un constructor, pero únicamente para gestionar el array de favoritos[], ya que esta funcionalidad todavía no se ha implementado en </w:t>
-      </w:r>
-      <w:proofErr w:type="spellStart"/>
-      <w:r>
-        <w:rPr>
-          <w:lang w:eastAsia="es-ES"/>
-        </w:rPr>
-        <w:t>Redux</w:t>
-      </w:r>
-      <w:proofErr w:type="spellEnd"/>
-      <w:r>
-        <w:rPr>
-          <w:lang w:eastAsia="es-ES"/>
-        </w:rPr>
-        <w:t xml:space="preserve">. Se eliminan los </w:t>
-      </w:r>
-      <w:proofErr w:type="spellStart"/>
-      <w:r>
-        <w:rPr>
-          <w:lang w:eastAsia="es-ES"/>
-        </w:rPr>
-        <w:t>imports</w:t>
-      </w:r>
-      <w:proofErr w:type="spellEnd"/>
-      <w:r>
-        <w:rPr>
-          <w:lang w:eastAsia="es-ES"/>
-        </w:rPr>
-        <w:t xml:space="preserve"> de EXCURSIONES y COMENTARIOS locales, y los datos se leen ahora del store a través de </w:t>
-      </w:r>
-      <w:proofErr w:type="spellStart"/>
-      <w:r>
-        <w:rPr>
-          <w:lang w:eastAsia="es-ES"/>
-        </w:rPr>
-        <w:t>mapStateToProps</w:t>
-      </w:r>
-      <w:proofErr w:type="spellEnd"/>
-      <w:r>
-        <w:rPr>
-          <w:lang w:eastAsia="es-ES"/>
-        </w:rPr>
-        <w:t>.</w:t>
+        <w:t>Es el único componente que mantiene un constructor, pero únicamente para gestionar el array de favoritos[], ya que esta funcionalidad todavía no se ha implementado en Redux. Se eliminan los imports de EXCURSIONES y COMENTARIOS locales, y los datos se leen ahora del store a través de mapStateToProps.</w:t>
       </w:r>
     </w:p>
     <w:p>
@@ -6464,35 +3274,7 @@
               <w:rPr>
                 <w:lang w:eastAsia="es-ES"/>
               </w:rPr>
-              <w:t xml:space="preserve">App.js crea el store con </w:t>
-            </w:r>
-            <w:proofErr w:type="spellStart"/>
-            <w:r>
-              <w:rPr>
-                <w:lang w:eastAsia="es-ES"/>
-              </w:rPr>
-              <w:t>ConfigureStore</w:t>
-            </w:r>
-            <w:proofErr w:type="spellEnd"/>
-            <w:r>
-              <w:rPr>
-                <w:lang w:eastAsia="es-ES"/>
-              </w:rPr>
-              <w:t>() y envuelve la app con &lt;</w:t>
-            </w:r>
-            <w:proofErr w:type="spellStart"/>
-            <w:r>
-              <w:rPr>
-                <w:lang w:eastAsia="es-ES"/>
-              </w:rPr>
-              <w:t>Provider</w:t>
-            </w:r>
-            <w:proofErr w:type="spellEnd"/>
-            <w:r>
-              <w:rPr>
-                <w:lang w:eastAsia="es-ES"/>
-              </w:rPr>
-              <w:t>&gt;.</w:t>
+              <w:t>App.js crea el store con ConfigureStore() y envuelve la app con &lt;Provider&gt;.</w:t>
             </w:r>
           </w:p>
         </w:tc>
@@ -6555,47 +3337,11 @@
                 <w:lang w:eastAsia="es-ES"/>
               </w:rPr>
             </w:pPr>
-            <w:proofErr w:type="spellStart"/>
             <w:r>
               <w:rPr>
                 <w:lang w:eastAsia="es-ES"/>
               </w:rPr>
-              <w:t>CampobaseComponent</w:t>
-            </w:r>
-            <w:proofErr w:type="spellEnd"/>
-            <w:r>
-              <w:rPr>
-                <w:lang w:eastAsia="es-ES"/>
-              </w:rPr>
-              <w:t xml:space="preserve"> monta y su </w:t>
-            </w:r>
-            <w:proofErr w:type="spellStart"/>
-            <w:r>
-              <w:rPr>
-                <w:lang w:eastAsia="es-ES"/>
-              </w:rPr>
-              <w:t>componentDidMount</w:t>
-            </w:r>
-            <w:proofErr w:type="spellEnd"/>
-            <w:r>
-              <w:rPr>
-                <w:lang w:eastAsia="es-ES"/>
-              </w:rPr>
-              <w:t xml:space="preserve">() llama a los cuatro </w:t>
-            </w:r>
-            <w:proofErr w:type="spellStart"/>
-            <w:r>
-              <w:rPr>
-                <w:lang w:eastAsia="es-ES"/>
-              </w:rPr>
-              <w:t>fetchs</w:t>
-            </w:r>
-            <w:proofErr w:type="spellEnd"/>
-            <w:r>
-              <w:rPr>
-                <w:lang w:eastAsia="es-ES"/>
-              </w:rPr>
-              <w:t>.</w:t>
+              <w:t>CampobaseComponent monta y su componentDidMount() llama a los cuatro fetchs.</w:t>
             </w:r>
           </w:p>
         </w:tc>
@@ -6631,25 +3377,7 @@
                 <w:bCs/>
                 <w:lang w:eastAsia="es-ES"/>
               </w:rPr>
-              <w:t xml:space="preserve">3. </w:t>
-            </w:r>
-            <w:proofErr w:type="spellStart"/>
-            <w:r>
-              <w:rPr>
-                <w:b/>
-                <w:bCs/>
-                <w:lang w:eastAsia="es-ES"/>
-              </w:rPr>
-              <w:t>Thunk</w:t>
-            </w:r>
-            <w:proofErr w:type="spellEnd"/>
-            <w:r>
-              <w:rPr>
-                <w:b/>
-                <w:bCs/>
-                <w:lang w:eastAsia="es-ES"/>
-              </w:rPr>
-              <w:t xml:space="preserve"> ejecuta</w:t>
+              <w:t>3. Thunk ejecuta</w:t>
             </w:r>
           </w:p>
         </w:tc>
@@ -6680,35 +3408,7 @@
               <w:rPr>
                 <w:lang w:eastAsia="es-ES"/>
               </w:rPr>
-              <w:t xml:space="preserve">Cada ActionCreator </w:t>
-            </w:r>
-            <w:proofErr w:type="spellStart"/>
-            <w:r>
-              <w:rPr>
-                <w:lang w:eastAsia="es-ES"/>
-              </w:rPr>
-              <w:t>Thunk</w:t>
-            </w:r>
-            <w:proofErr w:type="spellEnd"/>
-            <w:r>
-              <w:rPr>
-                <w:lang w:eastAsia="es-ES"/>
-              </w:rPr>
-              <w:t xml:space="preserve"> despacha LOADING, luego lanza </w:t>
-            </w:r>
-            <w:proofErr w:type="spellStart"/>
-            <w:r>
-              <w:rPr>
-                <w:lang w:eastAsia="es-ES"/>
-              </w:rPr>
-              <w:t>fetch</w:t>
-            </w:r>
-            <w:proofErr w:type="spellEnd"/>
-            <w:r>
-              <w:rPr>
-                <w:lang w:eastAsia="es-ES"/>
-              </w:rPr>
-              <w:t>() a la REST API.</w:t>
+              <w:t>Cada ActionCreator Thunk despacha LOADING, luego lanza fetch() a la REST API.</w:t>
             </w:r>
           </w:p>
         </w:tc>
@@ -6775,35 +3475,7 @@
               <w:rPr>
                 <w:lang w:eastAsia="es-ES"/>
               </w:rPr>
-              <w:t xml:space="preserve">El servidor devuelve JSON. </w:t>
-            </w:r>
-            <w:proofErr w:type="spellStart"/>
-            <w:r>
-              <w:rPr>
-                <w:lang w:eastAsia="es-ES"/>
-              </w:rPr>
-              <w:t>Thunk</w:t>
-            </w:r>
-            <w:proofErr w:type="spellEnd"/>
-            <w:r>
-              <w:rPr>
-                <w:lang w:eastAsia="es-ES"/>
-              </w:rPr>
-              <w:t xml:space="preserve"> despacha ADD_XXX con los datos como </w:t>
-            </w:r>
-            <w:proofErr w:type="spellStart"/>
-            <w:r>
-              <w:rPr>
-                <w:lang w:eastAsia="es-ES"/>
-              </w:rPr>
-              <w:t>payload</w:t>
-            </w:r>
-            <w:proofErr w:type="spellEnd"/>
-            <w:r>
-              <w:rPr>
-                <w:lang w:eastAsia="es-ES"/>
-              </w:rPr>
-              <w:t>.</w:t>
+              <w:t>El servidor devuelve JSON. Thunk despacha ADD_XXX con los datos como payload.</w:t>
             </w:r>
           </w:p>
         </w:tc>
@@ -6839,25 +3511,7 @@
                 <w:bCs/>
                 <w:lang w:eastAsia="es-ES"/>
               </w:rPr>
-              <w:t xml:space="preserve">5. </w:t>
-            </w:r>
-            <w:proofErr w:type="spellStart"/>
-            <w:r>
-              <w:rPr>
-                <w:b/>
-                <w:bCs/>
-                <w:lang w:eastAsia="es-ES"/>
-              </w:rPr>
-              <w:t>Reducer</w:t>
-            </w:r>
-            <w:proofErr w:type="spellEnd"/>
-            <w:r>
-              <w:rPr>
-                <w:b/>
-                <w:bCs/>
-                <w:lang w:eastAsia="es-ES"/>
-              </w:rPr>
-              <w:t xml:space="preserve"> actualiza</w:t>
+              <w:t>5. Reducer actualiza</w:t>
             </w:r>
           </w:p>
         </w:tc>
@@ -6888,35 +3542,7 @@
               <w:rPr>
                 <w:lang w:eastAsia="es-ES"/>
               </w:rPr>
-              <w:t xml:space="preserve">El </w:t>
-            </w:r>
-            <w:proofErr w:type="spellStart"/>
-            <w:r>
-              <w:rPr>
-                <w:lang w:eastAsia="es-ES"/>
-              </w:rPr>
-              <w:t>reducer</w:t>
-            </w:r>
-            <w:proofErr w:type="spellEnd"/>
-            <w:r>
-              <w:rPr>
-                <w:lang w:eastAsia="es-ES"/>
-              </w:rPr>
-              <w:t xml:space="preserve"> correspondiente recibe la acción y devuelve el nuevo estado (</w:t>
-            </w:r>
-            <w:proofErr w:type="spellStart"/>
-            <w:r>
-              <w:rPr>
-                <w:lang w:eastAsia="es-ES"/>
-              </w:rPr>
-              <w:t>isLoading</w:t>
-            </w:r>
-            <w:proofErr w:type="spellEnd"/>
-            <w:r>
-              <w:rPr>
-                <w:lang w:eastAsia="es-ES"/>
-              </w:rPr>
-              <w:t>: false, datos: [...]).</w:t>
+              <w:t>El reducer correspondiente recibe la acción y devuelve el nuevo estado (isLoading: false, datos: [...]).</w:t>
             </w:r>
           </w:p>
         </w:tc>
@@ -6979,19 +3605,11 @@
                 <w:lang w:eastAsia="es-ES"/>
               </w:rPr>
             </w:pPr>
-            <w:proofErr w:type="spellStart"/>
             <w:r>
               <w:rPr>
                 <w:lang w:eastAsia="es-ES"/>
               </w:rPr>
-              <w:t>React-Redux</w:t>
-            </w:r>
-            <w:proofErr w:type="spellEnd"/>
-            <w:r>
-              <w:rPr>
-                <w:lang w:eastAsia="es-ES"/>
-              </w:rPr>
-              <w:t xml:space="preserve"> detecta que el estado ha cambiado y notifica a los componentes conectados.</w:t>
+              <w:t>React-Redux detecta que el estado ha cambiado y notifica a los componentes conectados.</w:t>
             </w:r>
           </w:p>
         </w:tc>
@@ -7028,18 +3646,8 @@
                 <w:lang w:eastAsia="es-ES"/>
               </w:rPr>
               <w:lastRenderedPageBreak/>
-              <w:t xml:space="preserve">7. UI </w:t>
+              <w:t>7. UI re-renderiza</w:t>
             </w:r>
-            <w:proofErr w:type="spellStart"/>
-            <w:r>
-              <w:rPr>
-                <w:b/>
-                <w:bCs/>
-                <w:lang w:eastAsia="es-ES"/>
-              </w:rPr>
-              <w:t>re-renderiza</w:t>
-            </w:r>
-            <w:proofErr w:type="spellEnd"/>
           </w:p>
         </w:tc>
         <w:tc>
@@ -7069,21 +3677,7 @@
               <w:rPr>
                 <w:lang w:eastAsia="es-ES"/>
               </w:rPr>
-              <w:t xml:space="preserve">Los componentes conectados reciben los nuevos datos como </w:t>
-            </w:r>
-            <w:proofErr w:type="spellStart"/>
-            <w:r>
-              <w:rPr>
-                <w:lang w:eastAsia="es-ES"/>
-              </w:rPr>
-              <w:t>props</w:t>
-            </w:r>
-            <w:proofErr w:type="spellEnd"/>
-            <w:r>
-              <w:rPr>
-                <w:lang w:eastAsia="es-ES"/>
-              </w:rPr>
-              <w:t xml:space="preserve"> y se vuelven a renderizar.</w:t>
+              <w:t>Los componentes conectados reciben los nuevos datos como props y se vuelven a renderizar.</w:t>
             </w:r>
           </w:p>
         </w:tc>
@@ -7125,144 +3719,76 @@
           <w:bCs/>
           <w:lang w:eastAsia="es-ES"/>
         </w:rPr>
-        <w:t xml:space="preserve">¿Qué es </w:t>
-      </w:r>
-      <w:proofErr w:type="spellStart"/>
+        <w:t>¿Qué es Redux-Thunk y por qué es necesario?</w:t>
+      </w:r>
+    </w:p>
+    <w:p>
+      <w:pPr>
+        <w:rPr>
+          <w:lang w:eastAsia="es-ES"/>
+        </w:rPr>
+      </w:pPr>
+      <w:r>
+        <w:rPr>
+          <w:lang w:eastAsia="es-ES"/>
+        </w:rPr>
+        <w:t>Redux, por diseño, solo admite acciones síncronas: objetos planos con un campo type. Thunk es un middleware que intercepía el dispatch y, si recibe una función en lugar de un objeto, la ejecuta pasándole dispatch como argumento. Esto permite que una ActionCreator realice operaciones asíncronas (como una llamada fetch) y emita múltiples dispatches a lo largo del tiempo (LOADING al inicio, ADD o FAILED al finalizar).</w:t>
+      </w:r>
+    </w:p>
+    <w:p>
+      <w:pPr>
+        <w:rPr>
+          <w:lang w:eastAsia="es-ES"/>
+        </w:rPr>
+      </w:pPr>
       <w:r>
         <w:rPr>
           <w:b/>
           <w:bCs/>
           <w:lang w:eastAsia="es-ES"/>
         </w:rPr>
-        <w:t>Redux-Thunk</w:t>
-      </w:r>
-      <w:proofErr w:type="spellEnd"/>
+        <w:t>¿Por qué se mantiene el constructor en DetalleExcursion?</w:t>
+      </w:r>
+    </w:p>
+    <w:p>
+      <w:pPr>
+        <w:rPr>
+          <w:lang w:eastAsia="es-ES"/>
+        </w:rPr>
+      </w:pPr>
+      <w:r>
+        <w:rPr>
+          <w:lang w:eastAsia="es-ES"/>
+        </w:rPr>
+        <w:t>El array favoritos[] es estado local del componente: no se persiste en el servidor ni necesita ser compartido con otros componentes. Al no haberse implementado aún una solución Redux para los favoritos, el constructor conserva únicamente this.state = { favoritos: [] }, eliminando las referencias a los datos de excursiones y comentarios que ya vienen del store.</w:t>
+      </w:r>
+    </w:p>
+    <w:p>
+      <w:pPr>
+        <w:rPr>
+          <w:lang w:eastAsia="es-ES"/>
+        </w:rPr>
+      </w:pPr>
       <w:r>
         <w:rPr>
           <w:b/>
           <w:bCs/>
           <w:lang w:eastAsia="es-ES"/>
         </w:rPr>
-        <w:t xml:space="preserve"> y por qué es necesario?</w:t>
-      </w:r>
-    </w:p>
-    <w:p>
-      <w:pPr>
-        <w:rPr>
-          <w:lang w:eastAsia="es-ES"/>
-        </w:rPr>
-      </w:pPr>
-      <w:proofErr w:type="spellStart"/>
-      <w:r>
-        <w:rPr>
-          <w:lang w:eastAsia="es-ES"/>
-        </w:rPr>
-        <w:t>Redux</w:t>
-      </w:r>
-      <w:proofErr w:type="spellEnd"/>
-      <w:r>
-        <w:rPr>
-          <w:lang w:eastAsia="es-ES"/>
-        </w:rPr>
-        <w:t xml:space="preserve">, por diseño, solo admite acciones síncronas: objetos planos con un campo </w:t>
-      </w:r>
-      <w:proofErr w:type="spellStart"/>
-      <w:r>
-        <w:rPr>
-          <w:lang w:eastAsia="es-ES"/>
-        </w:rPr>
-        <w:t>type</w:t>
-      </w:r>
-      <w:proofErr w:type="spellEnd"/>
-      <w:r>
-        <w:rPr>
-          <w:lang w:eastAsia="es-ES"/>
-        </w:rPr>
-        <w:t xml:space="preserve">. </w:t>
-      </w:r>
-      <w:proofErr w:type="spellStart"/>
-      <w:r>
-        <w:rPr>
-          <w:lang w:eastAsia="es-ES"/>
-        </w:rPr>
-        <w:t>Thunk</w:t>
-      </w:r>
-      <w:proofErr w:type="spellEnd"/>
-      <w:r>
-        <w:rPr>
-          <w:lang w:eastAsia="es-ES"/>
-        </w:rPr>
-        <w:t xml:space="preserve"> es un middleware que </w:t>
-      </w:r>
-      <w:proofErr w:type="spellStart"/>
-      <w:r>
-        <w:rPr>
-          <w:lang w:eastAsia="es-ES"/>
-        </w:rPr>
-        <w:t>intercepía</w:t>
-      </w:r>
-      <w:proofErr w:type="spellEnd"/>
-      <w:r>
-        <w:rPr>
-          <w:lang w:eastAsia="es-ES"/>
-        </w:rPr>
-        <w:t xml:space="preserve"> el </w:t>
-      </w:r>
-      <w:proofErr w:type="spellStart"/>
-      <w:r>
-        <w:rPr>
-          <w:lang w:eastAsia="es-ES"/>
-        </w:rPr>
-        <w:t>dispatch</w:t>
-      </w:r>
-      <w:proofErr w:type="spellEnd"/>
-      <w:r>
-        <w:rPr>
-          <w:lang w:eastAsia="es-ES"/>
-        </w:rPr>
-        <w:t xml:space="preserve"> y, si recibe una función en lugar de un objeto, la ejecuta pasándole </w:t>
-      </w:r>
-      <w:proofErr w:type="spellStart"/>
-      <w:r>
-        <w:rPr>
-          <w:lang w:eastAsia="es-ES"/>
-        </w:rPr>
-        <w:t>dispatch</w:t>
-      </w:r>
-      <w:proofErr w:type="spellEnd"/>
-      <w:r>
-        <w:rPr>
-          <w:lang w:eastAsia="es-ES"/>
-        </w:rPr>
-        <w:t xml:space="preserve"> como argumento. Esto permite que una ActionCreator realice operaciones asíncronas (como una llamada </w:t>
-      </w:r>
-      <w:proofErr w:type="spellStart"/>
-      <w:r>
-        <w:rPr>
-          <w:lang w:eastAsia="es-ES"/>
-        </w:rPr>
-        <w:t>fetch</w:t>
-      </w:r>
-      <w:proofErr w:type="spellEnd"/>
-      <w:r>
-        <w:rPr>
-          <w:lang w:eastAsia="es-ES"/>
-        </w:rPr>
-        <w:t xml:space="preserve">) y emita múltiples </w:t>
-      </w:r>
-      <w:proofErr w:type="spellStart"/>
-      <w:r>
-        <w:rPr>
-          <w:lang w:eastAsia="es-ES"/>
-        </w:rPr>
-        <w:t>dispatches</w:t>
-      </w:r>
-      <w:proofErr w:type="spellEnd"/>
-      <w:r>
-        <w:rPr>
-          <w:lang w:eastAsia="es-ES"/>
-        </w:rPr>
-        <w:t xml:space="preserve"> a lo largo del tiempo (LOADING al inicio, ADD o FAILED al finalizar).</w:t>
+        <w:t>¿Por qué se separan los reducers en cuatro ficheros?</w:t>
+      </w:r>
+    </w:p>
+    <w:p>
+      <w:pPr>
+        <w:rPr>
+          <w:lang w:eastAsia="es-ES"/>
+        </w:rPr>
+      </w:pPr>
+      <w:r>
+        <w:rPr>
+          <w:lang w:eastAsia="es-ES"/>
+        </w:rPr>
+        <w:t>Cada reducer gestiona una porciones coherente del estado (excursiones, cabeceras, actividades, comentarios). Esta separación, aunque introduce algo más de complejidad estructural, mejora la mantenibilidad: cada fichero es pequeño, con responsabilidad única y fácil de localizar. ConfigureStore los combina con la función combineReducers incluida en configureStore de Redux Toolkit.</w:t>
       </w:r>
     </w:p>
     <w:p>
@@ -7277,322 +3803,34 @@
           <w:bCs/>
           <w:lang w:eastAsia="es-ES"/>
         </w:rPr>
-        <w:t xml:space="preserve">¿Por qué se mantiene el constructor en </w:t>
-      </w:r>
-      <w:proofErr w:type="spellStart"/>
+        <w:t>¿Qué ocurre si la API falla?</w:t>
+      </w:r>
+    </w:p>
+    <w:p>
+      <w:pPr>
+        <w:rPr>
+          <w:lang w:eastAsia="es-ES"/>
+        </w:rPr>
+      </w:pPr>
+      <w:r>
+        <w:rPr>
+          <w:lang w:eastAsia="es-ES"/>
+        </w:rPr>
+        <w:t>Cada ActionCreator tiene un .catch() que captura el error y despacha la acción FAILED con el mensaje de error como payload. El reducer correspondiente actualiza el estado a { isLoading: false, errMess: 'mensaje' }. Los componentes pueden leer ese errMess para mostrar un indicador de error al usuario, aunque en esta práctica ese feedback visual no se ha implementado todavía.</w:t>
+      </w:r>
+    </w:p>
+    <w:p>
+      <w:pPr>
+        <w:rPr>
+          <w:lang w:eastAsia="es-ES"/>
+        </w:rPr>
+      </w:pPr>
       <w:r>
         <w:rPr>
           <w:b/>
           <w:bCs/>
           <w:lang w:eastAsia="es-ES"/>
         </w:rPr>
-        <w:t>DetalleExcursion</w:t>
-      </w:r>
-      <w:proofErr w:type="spellEnd"/>
-      <w:r>
-        <w:rPr>
-          <w:b/>
-          <w:bCs/>
-          <w:lang w:eastAsia="es-ES"/>
-        </w:rPr>
-        <w:t>?</w:t>
-      </w:r>
-    </w:p>
-    <w:p>
-      <w:pPr>
-        <w:rPr>
-          <w:lang w:eastAsia="es-ES"/>
-        </w:rPr>
-      </w:pPr>
-      <w:r>
-        <w:rPr>
-          <w:lang w:eastAsia="es-ES"/>
-        </w:rPr>
-        <w:t xml:space="preserve">El array favoritos[] es estado local del componente: no se persiste en el servidor ni necesita ser compartido con otros componentes. Al no haberse implementado aún una solución </w:t>
-      </w:r>
-      <w:proofErr w:type="spellStart"/>
-      <w:r>
-        <w:rPr>
-          <w:lang w:eastAsia="es-ES"/>
-        </w:rPr>
-        <w:t>Redux</w:t>
-      </w:r>
-      <w:proofErr w:type="spellEnd"/>
-      <w:r>
-        <w:rPr>
-          <w:lang w:eastAsia="es-ES"/>
-        </w:rPr>
-        <w:t xml:space="preserve"> para los favoritos, el constructor conserva únicamente </w:t>
-      </w:r>
-      <w:proofErr w:type="spellStart"/>
-      <w:r>
-        <w:rPr>
-          <w:lang w:eastAsia="es-ES"/>
-        </w:rPr>
-        <w:t>this.state</w:t>
-      </w:r>
-      <w:proofErr w:type="spellEnd"/>
-      <w:r>
-        <w:rPr>
-          <w:lang w:eastAsia="es-ES"/>
-        </w:rPr>
-        <w:t xml:space="preserve"> = { favoritos: [] }, eliminando las referencias a los datos de excursiones y comentarios que ya vienen del store.</w:t>
-      </w:r>
-    </w:p>
-    <w:p>
-      <w:pPr>
-        <w:rPr>
-          <w:lang w:eastAsia="es-ES"/>
-        </w:rPr>
-      </w:pPr>
-      <w:r>
-        <w:rPr>
-          <w:b/>
-          <w:bCs/>
-          <w:lang w:eastAsia="es-ES"/>
-        </w:rPr>
-        <w:t xml:space="preserve">¿Por qué se separan los </w:t>
-      </w:r>
-      <w:proofErr w:type="spellStart"/>
-      <w:r>
-        <w:rPr>
-          <w:b/>
-          <w:bCs/>
-          <w:lang w:eastAsia="es-ES"/>
-        </w:rPr>
-        <w:t>reducers</w:t>
-      </w:r>
-      <w:proofErr w:type="spellEnd"/>
-      <w:r>
-        <w:rPr>
-          <w:b/>
-          <w:bCs/>
-          <w:lang w:eastAsia="es-ES"/>
-        </w:rPr>
-        <w:t xml:space="preserve"> en cuatro ficheros?</w:t>
-      </w:r>
-    </w:p>
-    <w:p>
-      <w:pPr>
-        <w:rPr>
-          <w:lang w:eastAsia="es-ES"/>
-        </w:rPr>
-      </w:pPr>
-      <w:r>
-        <w:rPr>
-          <w:lang w:eastAsia="es-ES"/>
-        </w:rPr>
-        <w:t xml:space="preserve">Cada </w:t>
-      </w:r>
-      <w:proofErr w:type="spellStart"/>
-      <w:r>
-        <w:rPr>
-          <w:lang w:eastAsia="es-ES"/>
-        </w:rPr>
-        <w:t>reducer</w:t>
-      </w:r>
-      <w:proofErr w:type="spellEnd"/>
-      <w:r>
-        <w:rPr>
-          <w:lang w:eastAsia="es-ES"/>
-        </w:rPr>
-        <w:t xml:space="preserve"> gestiona una porciones coherente del estado (excursiones, cabeceras, actividades, comentarios). Esta separación, aunque introduce algo más de complejidad estructural, mejora la mantenibilidad: cada fichero es pequeño, con responsabilidad única y fácil de localizar. </w:t>
-      </w:r>
-      <w:proofErr w:type="spellStart"/>
-      <w:r>
-        <w:rPr>
-          <w:lang w:eastAsia="es-ES"/>
-        </w:rPr>
-        <w:t>ConfigureStore</w:t>
-      </w:r>
-      <w:proofErr w:type="spellEnd"/>
-      <w:r>
-        <w:rPr>
-          <w:lang w:eastAsia="es-ES"/>
-        </w:rPr>
-        <w:t xml:space="preserve"> los combina con la función </w:t>
-      </w:r>
-      <w:proofErr w:type="spellStart"/>
-      <w:r>
-        <w:rPr>
-          <w:lang w:eastAsia="es-ES"/>
-        </w:rPr>
-        <w:t>combineReducers</w:t>
-      </w:r>
-      <w:proofErr w:type="spellEnd"/>
-      <w:r>
-        <w:rPr>
-          <w:lang w:eastAsia="es-ES"/>
-        </w:rPr>
-        <w:t xml:space="preserve"> incluida en </w:t>
-      </w:r>
-      <w:proofErr w:type="spellStart"/>
-      <w:r>
-        <w:rPr>
-          <w:lang w:eastAsia="es-ES"/>
-        </w:rPr>
-        <w:t>configureStore</w:t>
-      </w:r>
-      <w:proofErr w:type="spellEnd"/>
-      <w:r>
-        <w:rPr>
-          <w:lang w:eastAsia="es-ES"/>
-        </w:rPr>
-        <w:t xml:space="preserve"> de </w:t>
-      </w:r>
-      <w:proofErr w:type="spellStart"/>
-      <w:r>
-        <w:rPr>
-          <w:lang w:eastAsia="es-ES"/>
-        </w:rPr>
-        <w:t>Redux</w:t>
-      </w:r>
-      <w:proofErr w:type="spellEnd"/>
-      <w:r>
-        <w:rPr>
-          <w:lang w:eastAsia="es-ES"/>
-        </w:rPr>
-        <w:t xml:space="preserve"> </w:t>
-      </w:r>
-      <w:proofErr w:type="spellStart"/>
-      <w:r>
-        <w:rPr>
-          <w:lang w:eastAsia="es-ES"/>
-        </w:rPr>
-        <w:t>Toolkit</w:t>
-      </w:r>
-      <w:proofErr w:type="spellEnd"/>
-      <w:r>
-        <w:rPr>
-          <w:lang w:eastAsia="es-ES"/>
-        </w:rPr>
-        <w:t>.</w:t>
-      </w:r>
-    </w:p>
-    <w:p>
-      <w:pPr>
-        <w:rPr>
-          <w:lang w:eastAsia="es-ES"/>
-        </w:rPr>
-      </w:pPr>
-      <w:r>
-        <w:rPr>
-          <w:b/>
-          <w:bCs/>
-          <w:lang w:eastAsia="es-ES"/>
-        </w:rPr>
-        <w:t>¿Qué ocurre si la API falla?</w:t>
-      </w:r>
-    </w:p>
-    <w:p>
-      <w:pPr>
-        <w:rPr>
-          <w:lang w:eastAsia="es-ES"/>
-        </w:rPr>
-      </w:pPr>
-      <w:r>
-        <w:rPr>
-          <w:lang w:eastAsia="es-ES"/>
-        </w:rPr>
-        <w:t xml:space="preserve">Cada ActionCreator tiene un .catch() que captura el error y despacha la acción FAILED con el mensaje de error como </w:t>
-      </w:r>
-      <w:proofErr w:type="spellStart"/>
-      <w:r>
-        <w:rPr>
-          <w:lang w:eastAsia="es-ES"/>
-        </w:rPr>
-        <w:t>payload</w:t>
-      </w:r>
-      <w:proofErr w:type="spellEnd"/>
-      <w:r>
-        <w:rPr>
-          <w:lang w:eastAsia="es-ES"/>
-        </w:rPr>
-        <w:t xml:space="preserve">. El </w:t>
-      </w:r>
-      <w:proofErr w:type="spellStart"/>
-      <w:r>
-        <w:rPr>
-          <w:lang w:eastAsia="es-ES"/>
-        </w:rPr>
-        <w:t>reducer</w:t>
-      </w:r>
-      <w:proofErr w:type="spellEnd"/>
-      <w:r>
-        <w:rPr>
-          <w:lang w:eastAsia="es-ES"/>
-        </w:rPr>
-        <w:t xml:space="preserve"> correspondiente actualiza el estado a { </w:t>
-      </w:r>
-      <w:proofErr w:type="spellStart"/>
-      <w:r>
-        <w:rPr>
-          <w:lang w:eastAsia="es-ES"/>
-        </w:rPr>
-        <w:t>isLoading</w:t>
-      </w:r>
-      <w:proofErr w:type="spellEnd"/>
-      <w:r>
-        <w:rPr>
-          <w:lang w:eastAsia="es-ES"/>
-        </w:rPr>
-        <w:t xml:space="preserve">: false, </w:t>
-      </w:r>
-      <w:proofErr w:type="spellStart"/>
-      <w:r>
-        <w:rPr>
-          <w:lang w:eastAsia="es-ES"/>
-        </w:rPr>
-        <w:t>errMess</w:t>
-      </w:r>
-      <w:proofErr w:type="spellEnd"/>
-      <w:r>
-        <w:rPr>
-          <w:lang w:eastAsia="es-ES"/>
-        </w:rPr>
-        <w:t xml:space="preserve">: 'mensaje' }. Los componentes pueden leer ese </w:t>
-      </w:r>
-      <w:proofErr w:type="spellStart"/>
-      <w:r>
-        <w:rPr>
-          <w:lang w:eastAsia="es-ES"/>
-        </w:rPr>
-        <w:t>errMess</w:t>
-      </w:r>
-      <w:proofErr w:type="spellEnd"/>
-      <w:r>
-        <w:rPr>
-          <w:lang w:eastAsia="es-ES"/>
-        </w:rPr>
-        <w:t xml:space="preserve"> para mostrar un indicador de error al usuario, aunque en esta práctica ese </w:t>
-      </w:r>
-      <w:proofErr w:type="spellStart"/>
-      <w:r>
-        <w:rPr>
-          <w:lang w:eastAsia="es-ES"/>
-        </w:rPr>
-        <w:t>feedback</w:t>
-      </w:r>
-      <w:proofErr w:type="spellEnd"/>
-      <w:r>
-        <w:rPr>
-          <w:lang w:eastAsia="es-ES"/>
-        </w:rPr>
-        <w:t xml:space="preserve"> visual no se ha implementado todavía.</w:t>
-      </w:r>
-    </w:p>
-    <w:p>
-      <w:pPr>
-        <w:rPr>
-          <w:lang w:eastAsia="es-ES"/>
-        </w:rPr>
-      </w:pPr>
-      <w:r>
-        <w:rPr>
-          <w:b/>
-          <w:bCs/>
-          <w:lang w:eastAsia="es-ES"/>
-        </w:rPr>
         <w:t>¿Qué librerías se han instalado?</w:t>
       </w:r>
     </w:p>
@@ -7602,202 +3840,24 @@
           <w:lang w:eastAsia="es-ES"/>
         </w:rPr>
       </w:pPr>
-      <w:proofErr w:type="spellStart"/>
-      <w:r>
-        <w:rPr>
-          <w:lang w:eastAsia="es-ES"/>
-        </w:rPr>
-        <w:t>npx</w:t>
-      </w:r>
-      <w:proofErr w:type="spellEnd"/>
-      <w:r>
-        <w:rPr>
-          <w:lang w:eastAsia="es-ES"/>
-        </w:rPr>
-        <w:t xml:space="preserve"> expo </w:t>
-      </w:r>
-      <w:proofErr w:type="spellStart"/>
-      <w:r>
-        <w:rPr>
-          <w:lang w:eastAsia="es-ES"/>
-        </w:rPr>
-        <w:t>install</w:t>
-      </w:r>
-      <w:proofErr w:type="spellEnd"/>
-      <w:r>
-        <w:rPr>
-          <w:lang w:eastAsia="es-ES"/>
-        </w:rPr>
-        <w:t xml:space="preserve"> @reduxjs/toolkit </w:t>
-      </w:r>
-      <w:proofErr w:type="spellStart"/>
-      <w:r>
-        <w:rPr>
-          <w:lang w:eastAsia="es-ES"/>
-        </w:rPr>
-        <w:t>react-redux</w:t>
-      </w:r>
-      <w:proofErr w:type="spellEnd"/>
-    </w:p>
-    <w:p>
-      <w:pPr>
-        <w:rPr>
-          <w:lang w:eastAsia="es-ES"/>
-        </w:rPr>
-      </w:pPr>
-      <w:proofErr w:type="spellStart"/>
-      <w:r>
-        <w:rPr>
-          <w:lang w:eastAsia="es-ES"/>
-        </w:rPr>
-        <w:t>Redux</w:t>
-      </w:r>
-      <w:proofErr w:type="spellEnd"/>
-      <w:r>
-        <w:rPr>
-          <w:lang w:eastAsia="es-ES"/>
-        </w:rPr>
-        <w:t xml:space="preserve"> </w:t>
-      </w:r>
-      <w:proofErr w:type="spellStart"/>
-      <w:r>
-        <w:rPr>
-          <w:lang w:eastAsia="es-ES"/>
-        </w:rPr>
-        <w:t>Toolkit</w:t>
-      </w:r>
-      <w:proofErr w:type="spellEnd"/>
-      <w:r>
-        <w:rPr>
-          <w:lang w:eastAsia="es-ES"/>
-        </w:rPr>
-        <w:t xml:space="preserve"> incluye </w:t>
-      </w:r>
-      <w:proofErr w:type="spellStart"/>
-      <w:r>
-        <w:rPr>
-          <w:lang w:eastAsia="es-ES"/>
-        </w:rPr>
-        <w:t>configureStore</w:t>
-      </w:r>
-      <w:proofErr w:type="spellEnd"/>
-      <w:r>
-        <w:rPr>
-          <w:lang w:eastAsia="es-ES"/>
-        </w:rPr>
-        <w:t xml:space="preserve"> (que combina los </w:t>
-      </w:r>
-      <w:proofErr w:type="spellStart"/>
-      <w:r>
-        <w:rPr>
-          <w:lang w:eastAsia="es-ES"/>
-        </w:rPr>
-        <w:t>reducers</w:t>
-      </w:r>
-      <w:proofErr w:type="spellEnd"/>
-      <w:r>
-        <w:rPr>
-          <w:lang w:eastAsia="es-ES"/>
-        </w:rPr>
-        <w:t xml:space="preserve"> y añade </w:t>
-      </w:r>
-      <w:proofErr w:type="spellStart"/>
-      <w:r>
-        <w:rPr>
-          <w:lang w:eastAsia="es-ES"/>
-        </w:rPr>
-        <w:t>Thunk</w:t>
-      </w:r>
-      <w:proofErr w:type="spellEnd"/>
-      <w:r>
-        <w:rPr>
-          <w:lang w:eastAsia="es-ES"/>
-        </w:rPr>
-        <w:t xml:space="preserve"> por defecto) y simplifica la configuración respecto al </w:t>
-      </w:r>
-      <w:proofErr w:type="spellStart"/>
-      <w:r>
-        <w:rPr>
-          <w:lang w:eastAsia="es-ES"/>
-        </w:rPr>
-        <w:t>Redux</w:t>
-      </w:r>
-      <w:proofErr w:type="spellEnd"/>
-      <w:r>
-        <w:rPr>
-          <w:lang w:eastAsia="es-ES"/>
-        </w:rPr>
-        <w:t xml:space="preserve"> clásico. </w:t>
-      </w:r>
-      <w:proofErr w:type="spellStart"/>
-      <w:r>
-        <w:rPr>
-          <w:lang w:eastAsia="es-ES"/>
-        </w:rPr>
-        <w:t>react-redux</w:t>
-      </w:r>
-      <w:proofErr w:type="spellEnd"/>
-      <w:r>
-        <w:rPr>
-          <w:lang w:eastAsia="es-ES"/>
-        </w:rPr>
-        <w:t xml:space="preserve"> proporciona </w:t>
-      </w:r>
-      <w:proofErr w:type="spellStart"/>
-      <w:r>
-        <w:rPr>
-          <w:lang w:eastAsia="es-ES"/>
-        </w:rPr>
-        <w:t>Provider</w:t>
-      </w:r>
-      <w:proofErr w:type="spellEnd"/>
-      <w:r>
-        <w:rPr>
-          <w:lang w:eastAsia="es-ES"/>
-        </w:rPr>
-        <w:t xml:space="preserve">, </w:t>
-      </w:r>
-      <w:proofErr w:type="spellStart"/>
-      <w:r>
-        <w:rPr>
-          <w:lang w:eastAsia="es-ES"/>
-        </w:rPr>
-        <w:t>connect</w:t>
-      </w:r>
-      <w:proofErr w:type="spellEnd"/>
-      <w:r>
-        <w:rPr>
-          <w:lang w:eastAsia="es-ES"/>
-        </w:rPr>
-        <w:t xml:space="preserve">, </w:t>
-      </w:r>
-      <w:proofErr w:type="spellStart"/>
-      <w:r>
-        <w:rPr>
-          <w:lang w:eastAsia="es-ES"/>
-        </w:rPr>
-        <w:t>mapStateToProps</w:t>
-      </w:r>
-      <w:proofErr w:type="spellEnd"/>
-      <w:r>
-        <w:rPr>
-          <w:lang w:eastAsia="es-ES"/>
-        </w:rPr>
-        <w:t xml:space="preserve"> y </w:t>
-      </w:r>
-      <w:proofErr w:type="spellStart"/>
-      <w:r>
-        <w:rPr>
-          <w:lang w:eastAsia="es-ES"/>
-        </w:rPr>
-        <w:t>mapDispatchToProps</w:t>
-      </w:r>
-      <w:proofErr w:type="spellEnd"/>
-      <w:r>
-        <w:rPr>
-          <w:lang w:eastAsia="es-ES"/>
-        </w:rPr>
-        <w:t>.</w:t>
+      <w:r>
+        <w:rPr>
+          <w:lang w:eastAsia="es-ES"/>
+        </w:rPr>
+        <w:t>npx expo install @reduxjs/toolkit react-redux</w:t>
+      </w:r>
+    </w:p>
+    <w:p>
+      <w:pPr>
+        <w:rPr>
+          <w:lang w:eastAsia="es-ES"/>
+        </w:rPr>
+      </w:pPr>
+      <w:r>
+        <w:rPr>
+          <w:lang w:eastAsia="es-ES"/>
+        </w:rPr>
+        <w:t>Redux Toolkit incluye configureStore (que combina los reducers y añade Thunk por defecto) y simplifica la configuración respecto al Redux clásico. react-redux proporciona Provider, connect, mapStateToProps y mapDispatchToProps.</w:t>
       </w:r>
     </w:p>
     <w:p>
@@ -7910,132 +3970,20 @@
         <w:rPr>
           <w:lang w:eastAsia="es-ES"/>
         </w:rPr>
-        <w:t xml:space="preserve">Tras la integración de </w:t>
-      </w:r>
-      <w:proofErr w:type="spellStart"/>
-      <w:r>
-        <w:rPr>
-          <w:lang w:eastAsia="es-ES"/>
-        </w:rPr>
-        <w:t>Redux</w:t>
-      </w:r>
-      <w:proofErr w:type="spellEnd"/>
-      <w:r>
-        <w:rPr>
-          <w:lang w:eastAsia="es-ES"/>
-        </w:rPr>
-        <w:t xml:space="preserve"> y </w:t>
-      </w:r>
-      <w:proofErr w:type="spellStart"/>
-      <w:r>
-        <w:rPr>
-          <w:lang w:eastAsia="es-ES"/>
-        </w:rPr>
-        <w:t>Thunk</w:t>
-      </w:r>
-      <w:proofErr w:type="spellEnd"/>
-      <w:r>
-        <w:rPr>
-          <w:lang w:eastAsia="es-ES"/>
-        </w:rPr>
-        <w:t xml:space="preserve">, la arquitectura de </w:t>
-      </w:r>
-      <w:proofErr w:type="spellStart"/>
-      <w:r>
-        <w:rPr>
-          <w:lang w:eastAsia="es-ES"/>
-        </w:rPr>
-        <w:t>AppGaztaroa</w:t>
-      </w:r>
-      <w:proofErr w:type="spellEnd"/>
-      <w:r>
-        <w:rPr>
-          <w:lang w:eastAsia="es-ES"/>
-        </w:rPr>
-        <w:t xml:space="preserve"> cumple los tres principios </w:t>
-      </w:r>
-      <w:proofErr w:type="spellStart"/>
-      <w:r>
-        <w:rPr>
-          <w:lang w:eastAsia="es-ES"/>
-        </w:rPr>
-        <w:t>Redux</w:t>
-      </w:r>
-      <w:proofErr w:type="spellEnd"/>
-      <w:r>
-        <w:rPr>
-          <w:lang w:eastAsia="es-ES"/>
-        </w:rPr>
-        <w:t xml:space="preserve">: existe una única fuente de verdad (el store), el estado es inmutable (los </w:t>
-      </w:r>
-      <w:proofErr w:type="spellStart"/>
-      <w:r>
-        <w:rPr>
-          <w:lang w:eastAsia="es-ES"/>
-        </w:rPr>
-        <w:t>reducers</w:t>
-      </w:r>
-      <w:proofErr w:type="spellEnd"/>
-      <w:r>
-        <w:rPr>
-          <w:lang w:eastAsia="es-ES"/>
-        </w:rPr>
-        <w:t xml:space="preserve"> devuelven siempre objetos nuevos) y los cambios se realizan mediante funciones puras. La aplicación obtiene ahora sus datos directamente de la REST API, eliminando la dependencia de ficheros JavaScript locales en la carpeta </w:t>
-      </w:r>
-      <w:proofErr w:type="spellStart"/>
-      <w:r>
-        <w:rPr>
-          <w:lang w:eastAsia="es-ES"/>
-        </w:rPr>
-        <w:t>comun</w:t>
-      </w:r>
-      <w:proofErr w:type="spellEnd"/>
-      <w:r>
-        <w:rPr>
-          <w:lang w:eastAsia="es-ES"/>
-        </w:rPr>
-        <w:t>.</w:t>
-      </w:r>
-    </w:p>
-    <w:p>
-      <w:pPr>
-        <w:rPr>
-          <w:lang w:eastAsia="es-ES"/>
-        </w:rPr>
-      </w:pPr>
-      <w:r>
-        <w:rPr>
-          <w:lang w:eastAsia="es-ES"/>
-        </w:rPr>
-        <w:t xml:space="preserve">El resultado visible es idéntico al ejercicio anterior, pero la base de código está preparada para crecer: añadir nuevas entidades o funcionalidades (como persistir favoritos en el servidor) simplemente requiere añadir nuevos </w:t>
-      </w:r>
-      <w:proofErr w:type="spellStart"/>
-      <w:r>
-        <w:rPr>
-          <w:lang w:eastAsia="es-ES"/>
-        </w:rPr>
-        <w:t>reducers</w:t>
-      </w:r>
-      <w:proofErr w:type="spellEnd"/>
-      <w:r>
-        <w:rPr>
-          <w:lang w:eastAsia="es-ES"/>
-        </w:rPr>
-        <w:t xml:space="preserve"> y </w:t>
-      </w:r>
-      <w:proofErr w:type="spellStart"/>
-      <w:r>
-        <w:rPr>
-          <w:lang w:eastAsia="es-ES"/>
-        </w:rPr>
-        <w:t>ActionCreators</w:t>
-      </w:r>
-      <w:proofErr w:type="spellEnd"/>
-      <w:r>
-        <w:rPr>
-          <w:lang w:eastAsia="es-ES"/>
-        </w:rPr>
-        <w:t xml:space="preserve"> sin modificar los componentes existentes.</w:t>
+        <w:t>Tras la integración de Redux y Thunk, la arquitectura de AppGaztaroa cumple los tres principios Redux: existe una única fuente de verdad (el store), el estado es inmutable (los reducers devuelven siempre objetos nuevos) y los cambios se realizan mediante funciones puras. La aplicación obtiene ahora sus datos directamente de la REST API, eliminando la dependencia de ficheros JavaScript locales en la carpeta comun.</w:t>
+      </w:r>
+    </w:p>
+    <w:p>
+      <w:pPr>
+        <w:rPr>
+          <w:lang w:eastAsia="es-ES"/>
+        </w:rPr>
+      </w:pPr>
+      <w:r>
+        <w:rPr>
+          <w:lang w:eastAsia="es-ES"/>
+        </w:rPr>
+        <w:t>El resultado visible es idéntico al ejercicio anterior, pero la base de código está preparada para crecer: añadir nuevas entidades o funcionalidades (como persistir favoritos en el servidor) simplemente requiere añadir nuevos reducers y ActionCreators sin modificar los componentes existentes.</w:t>
       </w:r>
     </w:p>
     <w:p>
@@ -8059,237 +4007,61 @@
           <w:lang w:eastAsia="es-ES"/>
         </w:rPr>
       </w:pPr>
-      <w:proofErr w:type="spellStart"/>
       <w:r>
         <w:rPr>
           <w:lang w:eastAsia="es-ES"/>
         </w:rPr>
         <w:lastRenderedPageBreak/>
-        <w:t>Commit</w:t>
-      </w:r>
-      <w:proofErr w:type="spellEnd"/>
-      <w:r>
-        <w:rPr>
-          <w:lang w:eastAsia="es-ES"/>
-        </w:rPr>
-        <w:t xml:space="preserve"> 10: “</w:t>
-      </w:r>
-      <w:proofErr w:type="spellStart"/>
-      <w:r>
-        <w:rPr>
-          <w:lang w:eastAsia="es-ES"/>
-        </w:rPr>
-        <w:t>Activity</w:t>
-      </w:r>
-      <w:proofErr w:type="spellEnd"/>
-      <w:r>
-        <w:rPr>
-          <w:lang w:eastAsia="es-ES"/>
-        </w:rPr>
-        <w:t xml:space="preserve"> </w:t>
-      </w:r>
-      <w:proofErr w:type="spellStart"/>
-      <w:r>
-        <w:rPr>
-          <w:lang w:eastAsia="es-ES"/>
-        </w:rPr>
-        <w:t>Indicator</w:t>
-      </w:r>
-      <w:proofErr w:type="spellEnd"/>
-      <w:r>
-        <w:rPr>
-          <w:lang w:eastAsia="es-ES"/>
-        </w:rPr>
-        <w:t xml:space="preserve"> y </w:t>
-      </w:r>
-      <w:proofErr w:type="spellStart"/>
-      <w:r>
-        <w:rPr>
-          <w:lang w:eastAsia="es-ES"/>
-        </w:rPr>
-        <w:t>addFavoritos</w:t>
-      </w:r>
-      <w:proofErr w:type="spellEnd"/>
-      <w:r>
-        <w:rPr>
-          <w:lang w:eastAsia="es-ES"/>
-        </w:rPr>
-        <w:t>”</w:t>
-      </w:r>
-    </w:p>
-    <w:p>
-      <w:pPr>
-        <w:rPr>
-          <w:lang w:eastAsia="es-ES"/>
-        </w:rPr>
-      </w:pPr>
-    </w:p>
-    <w:p>
-      <w:pPr>
-        <w:jc w:val="both"/>
-        <w:rPr>
-          <w:lang w:eastAsia="es-ES"/>
-        </w:rPr>
-      </w:pPr>
-      <w:r>
-        <w:rPr>
-          <w:lang w:eastAsia="es-ES"/>
-        </w:rPr>
-        <w:t xml:space="preserve">El objetivo de esta práctica ha sido mejorar la experiencia de usuario y la arquitectura de la aplicación desarrollada en </w:t>
-      </w:r>
-      <w:proofErr w:type="spellStart"/>
-      <w:r>
-        <w:rPr>
-          <w:lang w:eastAsia="es-ES"/>
-        </w:rPr>
-        <w:t>React</w:t>
-      </w:r>
-      <w:proofErr w:type="spellEnd"/>
-      <w:r>
-        <w:rPr>
-          <w:lang w:eastAsia="es-ES"/>
-        </w:rPr>
-        <w:t xml:space="preserve"> Native mediante la incorporación de dos funcionalidades principales: un indicador de actividad durante la carga de datos y la gestión de excursiones favoritas utilizando el estado global de </w:t>
-      </w:r>
-      <w:proofErr w:type="spellStart"/>
-      <w:r>
-        <w:rPr>
-          <w:lang w:eastAsia="es-ES"/>
-        </w:rPr>
-        <w:t>Redux</w:t>
-      </w:r>
-      <w:proofErr w:type="spellEnd"/>
-      <w:r>
-        <w:rPr>
-          <w:lang w:eastAsia="es-ES"/>
-        </w:rPr>
-        <w:t>.</w:t>
-      </w:r>
-    </w:p>
-    <w:p>
-      <w:pPr>
-        <w:jc w:val="both"/>
-        <w:rPr>
-          <w:lang w:eastAsia="es-ES"/>
-        </w:rPr>
-      </w:pPr>
-      <w:r>
-        <w:rPr>
-          <w:lang w:eastAsia="es-ES"/>
-        </w:rPr>
-        <w:t xml:space="preserve">Por un lado, se ha implementado un sistema de carga visual que permite informar al usuario cuando la aplicación está realizando peticiones a la API REST. Para ello, se ha utilizado el componente </w:t>
-      </w:r>
-      <w:proofErr w:type="spellStart"/>
-      <w:r>
-        <w:rPr>
-          <w:lang w:eastAsia="es-ES"/>
-        </w:rPr>
-        <w:t>ActivityIndicator</w:t>
-      </w:r>
-      <w:proofErr w:type="spellEnd"/>
-      <w:r>
-        <w:rPr>
-          <w:lang w:eastAsia="es-ES"/>
-        </w:rPr>
-        <w:t>, encapsulado en un componente propio reutilizable (</w:t>
-      </w:r>
-      <w:proofErr w:type="spellStart"/>
-      <w:r>
-        <w:rPr>
-          <w:lang w:eastAsia="es-ES"/>
-        </w:rPr>
-        <w:t>IndicadorActividad</w:t>
-      </w:r>
-      <w:proofErr w:type="spellEnd"/>
-      <w:r>
-        <w:rPr>
-          <w:lang w:eastAsia="es-ES"/>
-        </w:rPr>
-        <w:t xml:space="preserve">). Este indicador se ha integrado en distintas pantallas de la aplicación (Home, Calendario y </w:t>
-      </w:r>
-      <w:proofErr w:type="spellStart"/>
-      <w:r>
-        <w:rPr>
-          <w:lang w:eastAsia="es-ES"/>
-        </w:rPr>
-        <w:t>QuienesSomos</w:t>
-      </w:r>
-      <w:proofErr w:type="spellEnd"/>
-      <w:r>
-        <w:rPr>
-          <w:lang w:eastAsia="es-ES"/>
-        </w:rPr>
-        <w:t>), mostrando diferentes comportamientos en función del estado de la petición: carga en progreso, error o datos disponibles.</w:t>
-      </w:r>
-    </w:p>
-    <w:p>
-      <w:pPr>
-        <w:jc w:val="both"/>
-        <w:rPr>
-          <w:lang w:eastAsia="es-ES"/>
-        </w:rPr>
-      </w:pPr>
-      <w:r>
-        <w:rPr>
-          <w:lang w:eastAsia="es-ES"/>
-        </w:rPr>
-        <w:t xml:space="preserve">Por otro lado, se ha completado la funcionalidad de marcar excursiones como favoritas, trasladando su gestión desde el estado local de un componente al estado global de </w:t>
-      </w:r>
-      <w:proofErr w:type="spellStart"/>
-      <w:r>
-        <w:rPr>
-          <w:lang w:eastAsia="es-ES"/>
-        </w:rPr>
-        <w:t>Redux</w:t>
-      </w:r>
-      <w:proofErr w:type="spellEnd"/>
-      <w:r>
-        <w:rPr>
-          <w:lang w:eastAsia="es-ES"/>
-        </w:rPr>
-        <w:t xml:space="preserve">. Para ello, se han definido nuevos tipos de acciones, se han implementado funciones en los </w:t>
-      </w:r>
-      <w:proofErr w:type="spellStart"/>
-      <w:r>
-        <w:rPr>
-          <w:lang w:eastAsia="es-ES"/>
-        </w:rPr>
-        <w:t>ActionCreators</w:t>
-      </w:r>
-      <w:proofErr w:type="spellEnd"/>
-      <w:r>
-        <w:rPr>
-          <w:lang w:eastAsia="es-ES"/>
-        </w:rPr>
-        <w:t xml:space="preserve"> para simular una operación asíncrona, y se ha creado un nuevo </w:t>
-      </w:r>
-      <w:proofErr w:type="spellStart"/>
-      <w:r>
-        <w:rPr>
-          <w:lang w:eastAsia="es-ES"/>
-        </w:rPr>
-        <w:t>reducer</w:t>
-      </w:r>
-      <w:proofErr w:type="spellEnd"/>
-      <w:r>
-        <w:rPr>
-          <w:lang w:eastAsia="es-ES"/>
-        </w:rPr>
-        <w:t xml:space="preserve"> encargado de almacenar los identificadores de las excursiones favoritas. Finalmente, se ha modificado el componente </w:t>
-      </w:r>
-      <w:proofErr w:type="spellStart"/>
-      <w:r>
-        <w:rPr>
-          <w:lang w:eastAsia="es-ES"/>
-        </w:rPr>
-        <w:t>DetalleExcursion</w:t>
-      </w:r>
-      <w:proofErr w:type="spellEnd"/>
-      <w:r>
-        <w:rPr>
-          <w:lang w:eastAsia="es-ES"/>
-        </w:rPr>
-        <w:t xml:space="preserve"> para utilizar esta nueva estructura, permitiendo que los favoritos se gestionen de forma centralizada y coherente con la arquitectura de la aplicación.</w:t>
+        <w:t>Commit 10: “Activity Indicator y addFavoritos”</w:t>
+      </w:r>
+    </w:p>
+    <w:p>
+      <w:pPr>
+        <w:rPr>
+          <w:lang w:eastAsia="es-ES"/>
+        </w:rPr>
+      </w:pPr>
+    </w:p>
+    <w:p>
+      <w:pPr>
+        <w:jc w:val="both"/>
+        <w:rPr>
+          <w:lang w:eastAsia="es-ES"/>
+        </w:rPr>
+      </w:pPr>
+      <w:r>
+        <w:rPr>
+          <w:lang w:eastAsia="es-ES"/>
+        </w:rPr>
+        <w:t>El objetivo de esta práctica ha sido mejorar la experiencia de usuario y la arquitectura de la aplicación desarrollada en React Native mediante la incorporación de dos funcionalidades principales: un indicador de actividad durante la carga de datos y la gestión de excursiones favoritas utilizando el estado global de Redux.</w:t>
+      </w:r>
+    </w:p>
+    <w:p>
+      <w:pPr>
+        <w:jc w:val="both"/>
+        <w:rPr>
+          <w:lang w:eastAsia="es-ES"/>
+        </w:rPr>
+      </w:pPr>
+      <w:r>
+        <w:rPr>
+          <w:lang w:eastAsia="es-ES"/>
+        </w:rPr>
+        <w:t>Por un lado, se ha implementado un sistema de carga visual que permite informar al usuario cuando la aplicación está realizando peticiones a la API REST. Para ello, se ha utilizado el componente ActivityIndicator, encapsulado en un componente propio reutilizable (IndicadorActividad). Este indicador se ha integrado en distintas pantallas de la aplicación (Home, Calendario y QuienesSomos), mostrando diferentes comportamientos en función del estado de la petición: carga en progreso, error o datos disponibles.</w:t>
+      </w:r>
+    </w:p>
+    <w:p>
+      <w:pPr>
+        <w:jc w:val="both"/>
+        <w:rPr>
+          <w:lang w:eastAsia="es-ES"/>
+        </w:rPr>
+      </w:pPr>
+      <w:r>
+        <w:rPr>
+          <w:lang w:eastAsia="es-ES"/>
+        </w:rPr>
+        <w:t>Por otro lado, se ha completado la funcionalidad de marcar excursiones como favoritas, trasladando su gestión desde el estado local de un componente al estado global de Redux. Para ello, se han definido nuevos tipos de acciones, se han implementado funciones en los ActionCreators para simular una operación asíncrona, y se ha creado un nuevo reducer encargado de almacenar los identificadores de las excursiones favoritas. Finalmente, se ha modificado el componente DetalleExcursion para utilizar esta nueva estructura, permitiendo que los favoritos se gestionen de forma centralizada y coherente con la arquitectura de la aplicación.</w:t>
       </w:r>
     </w:p>
     <w:p>
@@ -8331,91 +4103,21 @@
         <w:rPr>
           <w:lang w:eastAsia="es-ES"/>
         </w:rPr>
-        <w:t xml:space="preserve">Se ha utilizado el componente nativo </w:t>
-      </w:r>
-      <w:proofErr w:type="spellStart"/>
-      <w:r>
-        <w:rPr>
-          <w:lang w:eastAsia="es-ES"/>
-        </w:rPr>
-        <w:t>ActivityIndicator</w:t>
-      </w:r>
-      <w:proofErr w:type="spellEnd"/>
-      <w:r>
-        <w:rPr>
-          <w:lang w:eastAsia="es-ES"/>
-        </w:rPr>
-        <w:t xml:space="preserve"> de </w:t>
-      </w:r>
-      <w:proofErr w:type="spellStart"/>
-      <w:r>
-        <w:rPr>
-          <w:lang w:eastAsia="es-ES"/>
-        </w:rPr>
-        <w:t>React</w:t>
-      </w:r>
-      <w:proofErr w:type="spellEnd"/>
-      <w:r>
-        <w:rPr>
-          <w:lang w:eastAsia="es-ES"/>
-        </w:rPr>
-        <w:t xml:space="preserve"> Native. Para facilitar su reutilización en distintas pantallas, se ha encapsulado dentro de un componente propio denominado </w:t>
-      </w:r>
-      <w:proofErr w:type="spellStart"/>
-      <w:r>
-        <w:rPr>
-          <w:lang w:eastAsia="es-ES"/>
-        </w:rPr>
-        <w:t>IndicadorActividad</w:t>
-      </w:r>
-      <w:proofErr w:type="spellEnd"/>
-      <w:r>
-        <w:rPr>
-          <w:lang w:eastAsia="es-ES"/>
-        </w:rPr>
-        <w:t>, en el cual también se incluye un texto informativo para el usuario.</w:t>
-      </w:r>
-    </w:p>
-    <w:p>
-      <w:pPr>
-        <w:jc w:val="both"/>
-        <w:rPr>
-          <w:lang w:eastAsia="es-ES"/>
-        </w:rPr>
-      </w:pPr>
-      <w:r>
-        <w:rPr>
-          <w:lang w:eastAsia="es-ES"/>
-        </w:rPr>
-        <w:t xml:space="preserve">La aplicación ya disponía de la información necesaria gracias al uso de </w:t>
-      </w:r>
-      <w:proofErr w:type="spellStart"/>
-      <w:r>
-        <w:rPr>
-          <w:lang w:eastAsia="es-ES"/>
-        </w:rPr>
-        <w:t>Redux</w:t>
-      </w:r>
-      <w:proofErr w:type="spellEnd"/>
-      <w:r>
-        <w:rPr>
-          <w:lang w:eastAsia="es-ES"/>
-        </w:rPr>
-        <w:t xml:space="preserve">. En concreto, cada </w:t>
-      </w:r>
-      <w:proofErr w:type="spellStart"/>
-      <w:r>
-        <w:rPr>
-          <w:lang w:eastAsia="es-ES"/>
-        </w:rPr>
-        <w:t>reducer</w:t>
-      </w:r>
-      <w:proofErr w:type="spellEnd"/>
-      <w:r>
-        <w:rPr>
-          <w:lang w:eastAsia="es-ES"/>
-        </w:rPr>
-        <w:t xml:space="preserve"> encargado de gestionar datos provenientes de la API incluye:</w:t>
+        <w:t>Se ha utilizado el componente nativo ActivityIndicator de React Native. Para facilitar su reutilización en distintas pantallas, se ha encapsulado dentro de un componente propio denominado IndicadorActividad, en el cual también se incluye un texto informativo para el usuario.</w:t>
+      </w:r>
+    </w:p>
+    <w:p>
+      <w:pPr>
+        <w:jc w:val="both"/>
+        <w:rPr>
+          <w:lang w:eastAsia="es-ES"/>
+        </w:rPr>
+      </w:pPr>
+      <w:r>
+        <w:rPr>
+          <w:lang w:eastAsia="es-ES"/>
+        </w:rPr>
+        <w:t>La aplicación ya disponía de la información necesaria gracias al uso de Redux. En concreto, cada reducer encargado de gestionar datos provenientes de la API incluye:</w:t>
       </w:r>
     </w:p>
     <w:p>
@@ -8429,19 +4131,11 @@
           <w:lang w:eastAsia="es-ES"/>
         </w:rPr>
       </w:pPr>
-      <w:proofErr w:type="spellStart"/>
-      <w:r>
-        <w:rPr>
-          <w:lang w:eastAsia="es-ES"/>
-        </w:rPr>
-        <w:t>isLoading</w:t>
-      </w:r>
-      <w:proofErr w:type="spellEnd"/>
-      <w:r>
-        <w:rPr>
-          <w:lang w:eastAsia="es-ES"/>
-        </w:rPr>
-        <w:t xml:space="preserve">: indica si la petición está en curso </w:t>
+      <w:r>
+        <w:rPr>
+          <w:lang w:eastAsia="es-ES"/>
+        </w:rPr>
+        <w:t xml:space="preserve">isLoading: indica si la petición está en curso </w:t>
       </w:r>
     </w:p>
     <w:p>
@@ -8455,19 +4149,11 @@
           <w:lang w:eastAsia="es-ES"/>
         </w:rPr>
       </w:pPr>
-      <w:proofErr w:type="spellStart"/>
-      <w:r>
-        <w:rPr>
-          <w:lang w:eastAsia="es-ES"/>
-        </w:rPr>
-        <w:t>errMess</w:t>
-      </w:r>
-      <w:proofErr w:type="spellEnd"/>
-      <w:r>
-        <w:rPr>
-          <w:lang w:eastAsia="es-ES"/>
-        </w:rPr>
-        <w:t xml:space="preserve">: almacena un posible mensaje de error </w:t>
+      <w:r>
+        <w:rPr>
+          <w:lang w:eastAsia="es-ES"/>
+        </w:rPr>
+        <w:t xml:space="preserve">errMess: almacena un posible mensaje de error </w:t>
       </w:r>
     </w:p>
     <w:p>
@@ -8495,21 +4181,7 @@
         <w:rPr>
           <w:lang w:eastAsia="es-ES"/>
         </w:rPr>
-        <w:t xml:space="preserve">Se ha seguido el mismo patrón en los distintos componentes (Home, Calendario y </w:t>
-      </w:r>
-      <w:proofErr w:type="spellStart"/>
-      <w:r>
-        <w:rPr>
-          <w:lang w:eastAsia="es-ES"/>
-        </w:rPr>
-        <w:t>QuienesSomos</w:t>
-      </w:r>
-      <w:proofErr w:type="spellEnd"/>
-      <w:r>
-        <w:rPr>
-          <w:lang w:eastAsia="es-ES"/>
-        </w:rPr>
-        <w:t>), contemplando tres casos:</w:t>
+        <w:t>Se ha seguido el mismo patrón en los distintos componentes (Home, Calendario y QuienesSomos), contemplando tres casos:</w:t>
       </w:r>
     </w:p>
     <w:p>
@@ -8526,21 +4198,7 @@
         <w:rPr>
           <w:lang w:eastAsia="es-ES"/>
         </w:rPr>
-        <w:t>Carga en progreso (</w:t>
-      </w:r>
-      <w:proofErr w:type="spellStart"/>
-      <w:r>
-        <w:rPr>
-          <w:lang w:eastAsia="es-ES"/>
-        </w:rPr>
-        <w:t>isLoading</w:t>
-      </w:r>
-      <w:proofErr w:type="spellEnd"/>
-      <w:r>
-        <w:rPr>
-          <w:lang w:eastAsia="es-ES"/>
-        </w:rPr>
-        <w:t xml:space="preserve"> = true)</w:t>
+        <w:t>Carga en progreso (isLoading = true)</w:t>
       </w:r>
       <w:r>
         <w:rPr>
@@ -8565,35 +4223,7 @@
           <w:lang w:eastAsia="es-ES"/>
         </w:rPr>
         <w:lastRenderedPageBreak/>
-        <w:t>Error en la carga (</w:t>
-      </w:r>
-      <w:proofErr w:type="spellStart"/>
-      <w:r>
-        <w:rPr>
-          <w:lang w:eastAsia="es-ES"/>
-        </w:rPr>
-        <w:t>errMess</w:t>
-      </w:r>
-      <w:proofErr w:type="spellEnd"/>
-      <w:r>
-        <w:rPr>
-          <w:lang w:eastAsia="es-ES"/>
-        </w:rPr>
-        <w:t xml:space="preserve"> != </w:t>
-      </w:r>
-      <w:proofErr w:type="spellStart"/>
-      <w:r>
-        <w:rPr>
-          <w:lang w:eastAsia="es-ES"/>
-        </w:rPr>
-        <w:t>null</w:t>
-      </w:r>
-      <w:proofErr w:type="spellEnd"/>
-      <w:r>
-        <w:rPr>
-          <w:lang w:eastAsia="es-ES"/>
-        </w:rPr>
-        <w:t>)</w:t>
+        <w:t>Error en la carga (errMess != null)</w:t>
       </w:r>
       <w:r>
         <w:rPr>
@@ -8640,175 +4270,63 @@
         <w:rPr>
           <w:lang w:eastAsia="es-ES"/>
         </w:rPr>
-        <w:t xml:space="preserve">En el caso del componente Home, esta lógica se ha implementado dentro de la función </w:t>
-      </w:r>
-      <w:proofErr w:type="spellStart"/>
-      <w:r>
-        <w:rPr>
-          <w:lang w:eastAsia="es-ES"/>
-        </w:rPr>
-        <w:t>RenderItem</w:t>
-      </w:r>
-      <w:proofErr w:type="spellEnd"/>
-      <w:r>
-        <w:rPr>
-          <w:lang w:eastAsia="es-ES"/>
-        </w:rPr>
-        <w:t xml:space="preserve">, a la que se le pasan como propiedades los valores </w:t>
-      </w:r>
-      <w:proofErr w:type="spellStart"/>
-      <w:r>
-        <w:rPr>
-          <w:lang w:eastAsia="es-ES"/>
-        </w:rPr>
-        <w:t>isLoading</w:t>
-      </w:r>
-      <w:proofErr w:type="spellEnd"/>
-      <w:r>
-        <w:rPr>
-          <w:lang w:eastAsia="es-ES"/>
-        </w:rPr>
-        <w:t xml:space="preserve"> y </w:t>
-      </w:r>
-      <w:proofErr w:type="spellStart"/>
-      <w:r>
-        <w:rPr>
-          <w:lang w:eastAsia="es-ES"/>
-        </w:rPr>
-        <w:t>errMess</w:t>
-      </w:r>
-      <w:proofErr w:type="spellEnd"/>
-      <w:r>
-        <w:rPr>
-          <w:lang w:eastAsia="es-ES"/>
-        </w:rPr>
-        <w:t xml:space="preserve"> desde el estado global.</w:t>
-      </w:r>
-    </w:p>
-    <w:p>
-      <w:pPr>
-        <w:jc w:val="both"/>
-        <w:rPr>
-          <w:lang w:eastAsia="es-ES"/>
-        </w:rPr>
-      </w:pPr>
-      <w:r>
-        <w:rPr>
-          <w:lang w:eastAsia="es-ES"/>
-        </w:rPr>
-        <w:t xml:space="preserve">En el componente Calendario, se ha condicionado la renderización del </w:t>
-      </w:r>
-      <w:proofErr w:type="spellStart"/>
-      <w:r>
-        <w:rPr>
-          <w:lang w:eastAsia="es-ES"/>
-        </w:rPr>
-        <w:t>FlatList</w:t>
-      </w:r>
-      <w:proofErr w:type="spellEnd"/>
-      <w:r>
-        <w:rPr>
-          <w:lang w:eastAsia="es-ES"/>
-        </w:rPr>
-        <w:t>, de modo que únicamente se muestra cuando los datos están disponibles.</w:t>
-      </w:r>
-    </w:p>
-    <w:p>
-      <w:pPr>
-        <w:jc w:val="both"/>
-        <w:rPr>
-          <w:lang w:eastAsia="es-ES"/>
-        </w:rPr>
-      </w:pPr>
-      <w:r>
-        <w:rPr>
-          <w:lang w:eastAsia="es-ES"/>
-        </w:rPr>
-        <w:t xml:space="preserve">En el componente </w:t>
-      </w:r>
-      <w:proofErr w:type="spellStart"/>
-      <w:r>
-        <w:rPr>
-          <w:lang w:eastAsia="es-ES"/>
-        </w:rPr>
-        <w:t>QuienesSomos</w:t>
-      </w:r>
-      <w:proofErr w:type="spellEnd"/>
-      <w:r>
-        <w:rPr>
-          <w:lang w:eastAsia="es-ES"/>
-        </w:rPr>
-        <w:t>, se ha mantenido siempre visible la parte estática (historia del club), aplicando la lógica de carga únicamente al bloque dinámico de “Actividades y recursos”.</w:t>
-      </w:r>
-    </w:p>
-    <w:p>
-      <w:pPr>
-        <w:jc w:val="both"/>
-        <w:rPr>
-          <w:lang w:eastAsia="es-ES"/>
-        </w:rPr>
-      </w:pPr>
-      <w:r>
-        <w:rPr>
-          <w:lang w:eastAsia="es-ES"/>
-        </w:rPr>
-        <w:t xml:space="preserve">En esta segunda parte de la práctica se ha completado la funcionalidad de marcar excursiones como favoritas, trasladando su gestión desde el estado local de un componente al estado global de la aplicación mediante </w:t>
-      </w:r>
-      <w:proofErr w:type="spellStart"/>
-      <w:r>
-        <w:rPr>
-          <w:lang w:eastAsia="es-ES"/>
-        </w:rPr>
-        <w:t>Redux</w:t>
-      </w:r>
-      <w:proofErr w:type="spellEnd"/>
-      <w:r>
-        <w:rPr>
-          <w:lang w:eastAsia="es-ES"/>
-        </w:rPr>
-        <w:t>.</w:t>
-      </w:r>
-    </w:p>
-    <w:p>
-      <w:pPr>
-        <w:jc w:val="both"/>
-        <w:rPr>
-          <w:lang w:eastAsia="es-ES"/>
-        </w:rPr>
-      </w:pPr>
-      <w:r>
-        <w:rPr>
-          <w:lang w:eastAsia="es-ES"/>
-        </w:rPr>
-        <w:t xml:space="preserve">Inicialmente, los favoritos se almacenaban en el estado local del componente </w:t>
-      </w:r>
-      <w:proofErr w:type="spellStart"/>
-      <w:r>
-        <w:rPr>
-          <w:lang w:eastAsia="es-ES"/>
-        </w:rPr>
-        <w:t>DetalleExcursion</w:t>
-      </w:r>
-      <w:proofErr w:type="spellEnd"/>
-      <w:r>
-        <w:rPr>
-          <w:lang w:eastAsia="es-ES"/>
-        </w:rPr>
-        <w:t xml:space="preserve">, lo cual limitaba su uso únicamente a dicho componente. Esto no es adecuado en aplicaciones con arquitectura </w:t>
-      </w:r>
-      <w:proofErr w:type="spellStart"/>
-      <w:r>
-        <w:rPr>
-          <w:lang w:eastAsia="es-ES"/>
-        </w:rPr>
-        <w:t>Redux</w:t>
-      </w:r>
-      <w:proofErr w:type="spellEnd"/>
-      <w:r>
-        <w:rPr>
-          <w:lang w:eastAsia="es-ES"/>
-        </w:rPr>
-        <w:t>, donde el estado debe centralizarse para ser accesible desde cualquier parte de la aplicación.</w:t>
+        <w:t>En el caso del componente Home, esta lógica se ha implementado dentro de la función RenderItem, a la que se le pasan como propiedades los valores isLoading y errMess desde el estado global.</w:t>
+      </w:r>
+    </w:p>
+    <w:p>
+      <w:pPr>
+        <w:jc w:val="both"/>
+        <w:rPr>
+          <w:lang w:eastAsia="es-ES"/>
+        </w:rPr>
+      </w:pPr>
+      <w:r>
+        <w:rPr>
+          <w:lang w:eastAsia="es-ES"/>
+        </w:rPr>
+        <w:t>En el componente Calendario, se ha condicionado la renderización del FlatList, de modo que únicamente se muestra cuando los datos están disponibles.</w:t>
+      </w:r>
+    </w:p>
+    <w:p>
+      <w:pPr>
+        <w:jc w:val="both"/>
+        <w:rPr>
+          <w:lang w:eastAsia="es-ES"/>
+        </w:rPr>
+      </w:pPr>
+      <w:r>
+        <w:rPr>
+          <w:lang w:eastAsia="es-ES"/>
+        </w:rPr>
+        <w:t>En el componente QuienesSomos, se ha mantenido siempre visible la parte estática (historia del club), aplicando la lógica de carga únicamente al bloque dinámico de “Actividades y recursos”.</w:t>
+      </w:r>
+    </w:p>
+    <w:p>
+      <w:pPr>
+        <w:jc w:val="both"/>
+        <w:rPr>
+          <w:lang w:eastAsia="es-ES"/>
+        </w:rPr>
+      </w:pPr>
+      <w:r>
+        <w:rPr>
+          <w:lang w:eastAsia="es-ES"/>
+        </w:rPr>
+        <w:t>En esta segunda parte de la práctica se ha completado la funcionalidad de marcar excursiones como favoritas, trasladando su gestión desde el estado local de un componente al estado global de la aplicación mediante Redux.</w:t>
+      </w:r>
+    </w:p>
+    <w:p>
+      <w:pPr>
+        <w:jc w:val="both"/>
+        <w:rPr>
+          <w:lang w:eastAsia="es-ES"/>
+        </w:rPr>
+      </w:pPr>
+      <w:r>
+        <w:rPr>
+          <w:lang w:eastAsia="es-ES"/>
+        </w:rPr>
+        <w:t>Inicialmente, los favoritos se almacenaban en el estado local del componente DetalleExcursion, lo cual limitaba su uso únicamente a dicho componente. Esto no es adecuado en aplicaciones con arquitectura Redux, donde el estado debe centralizarse para ser accesible desde cualquier parte de la aplicación.</w:t>
       </w:r>
     </w:p>
     <w:p>
@@ -8886,35 +4404,7 @@
         <w:rPr>
           <w:lang w:eastAsia="es-ES"/>
         </w:rPr>
-        <w:t xml:space="preserve">Siguiendo el patrón habitual en </w:t>
-      </w:r>
-      <w:proofErr w:type="spellStart"/>
-      <w:r>
-        <w:rPr>
-          <w:lang w:eastAsia="es-ES"/>
-        </w:rPr>
-        <w:t>Redux</w:t>
-      </w:r>
-      <w:proofErr w:type="spellEnd"/>
-      <w:r>
-        <w:rPr>
-          <w:lang w:eastAsia="es-ES"/>
-        </w:rPr>
-        <w:t xml:space="preserve"> para operaciones asíncronas, se han implementado dos funciones en </w:t>
-      </w:r>
-      <w:proofErr w:type="spellStart"/>
-      <w:r>
-        <w:rPr>
-          <w:lang w:eastAsia="es-ES"/>
-        </w:rPr>
-        <w:t>ActionCreators</w:t>
-      </w:r>
-      <w:proofErr w:type="spellEnd"/>
-      <w:r>
-        <w:rPr>
-          <w:lang w:eastAsia="es-ES"/>
-        </w:rPr>
-        <w:t>:</w:t>
+        <w:t>Siguiendo el patrón habitual en Redux para operaciones asíncronas, se han implementado dos funciones en ActionCreators:</w:t>
       </w:r>
     </w:p>
     <w:p>
@@ -8928,61 +4418,11 @@
           <w:lang w:eastAsia="es-ES"/>
         </w:rPr>
       </w:pPr>
-      <w:proofErr w:type="spellStart"/>
-      <w:r>
-        <w:rPr>
-          <w:lang w:eastAsia="es-ES"/>
-        </w:rPr>
-        <w:t>postFavorito</w:t>
-      </w:r>
-      <w:proofErr w:type="spellEnd"/>
-      <w:r>
-        <w:rPr>
-          <w:lang w:eastAsia="es-ES"/>
-        </w:rPr>
-        <w:t>(</w:t>
-      </w:r>
-      <w:proofErr w:type="spellStart"/>
-      <w:r>
-        <w:rPr>
-          <w:lang w:eastAsia="es-ES"/>
-        </w:rPr>
-        <w:t>excursionId</w:t>
-      </w:r>
-      <w:proofErr w:type="spellEnd"/>
-      <w:r>
-        <w:rPr>
-          <w:lang w:eastAsia="es-ES"/>
-        </w:rPr>
-        <w:t xml:space="preserve">): función tipo </w:t>
-      </w:r>
-      <w:proofErr w:type="spellStart"/>
-      <w:r>
-        <w:rPr>
-          <w:lang w:eastAsia="es-ES"/>
-        </w:rPr>
-        <w:t>Thunk</w:t>
-      </w:r>
-      <w:proofErr w:type="spellEnd"/>
-      <w:r>
-        <w:rPr>
-          <w:lang w:eastAsia="es-ES"/>
-        </w:rPr>
-        <w:t xml:space="preserve"> que simula una operación asíncrona mediante un retardo (</w:t>
-      </w:r>
-      <w:proofErr w:type="spellStart"/>
-      <w:r>
-        <w:rPr>
-          <w:lang w:eastAsia="es-ES"/>
-        </w:rPr>
-        <w:t>setTimeout</w:t>
-      </w:r>
-      <w:proofErr w:type="spellEnd"/>
-      <w:r>
-        <w:rPr>
-          <w:lang w:eastAsia="es-ES"/>
-        </w:rPr>
-        <w:t xml:space="preserve">). </w:t>
+      <w:r>
+        <w:rPr>
+          <w:lang w:eastAsia="es-ES"/>
+        </w:rPr>
+        <w:t xml:space="preserve">postFavorito(excursionId): función tipo Thunk que simula una operación asíncrona mediante un retardo (setTimeout). </w:t>
       </w:r>
     </w:p>
     <w:p>
@@ -8996,33 +4436,11 @@
           <w:lang w:eastAsia="es-ES"/>
         </w:rPr>
       </w:pPr>
-      <w:proofErr w:type="spellStart"/>
-      <w:r>
-        <w:rPr>
-          <w:lang w:eastAsia="es-ES"/>
-        </w:rPr>
-        <w:t>addFavorito</w:t>
-      </w:r>
-      <w:proofErr w:type="spellEnd"/>
-      <w:r>
-        <w:rPr>
-          <w:lang w:eastAsia="es-ES"/>
-        </w:rPr>
-        <w:t>(</w:t>
-      </w:r>
-      <w:proofErr w:type="spellStart"/>
-      <w:r>
-        <w:rPr>
-          <w:lang w:eastAsia="es-ES"/>
-        </w:rPr>
-        <w:t>excursionId</w:t>
-      </w:r>
-      <w:proofErr w:type="spellEnd"/>
-      <w:r>
-        <w:rPr>
-          <w:lang w:eastAsia="es-ES"/>
-        </w:rPr>
-        <w:t xml:space="preserve">): acción que realmente actualiza el estado, incluyendo el identificador de la excursión en la lista de favoritos. </w:t>
+      <w:r>
+        <w:rPr>
+          <w:lang w:eastAsia="es-ES"/>
+        </w:rPr>
+        <w:t xml:space="preserve">addFavorito(excursionId): acción que realmente actualiza el estado, incluyendo el identificador de la excursión en la lista de favoritos. </w:t>
       </w:r>
     </w:p>
     <w:p>
@@ -9050,21 +4468,7 @@
         <w:rPr>
           <w:lang w:eastAsia="es-ES"/>
         </w:rPr>
-        <w:t xml:space="preserve">Se ha creado un nuevo </w:t>
-      </w:r>
-      <w:proofErr w:type="spellStart"/>
-      <w:r>
-        <w:rPr>
-          <w:lang w:eastAsia="es-ES"/>
-        </w:rPr>
-        <w:t>reducer</w:t>
-      </w:r>
-      <w:proofErr w:type="spellEnd"/>
-      <w:r>
-        <w:rPr>
-          <w:lang w:eastAsia="es-ES"/>
-        </w:rPr>
-        <w:t xml:space="preserve"> (favoritos.js) encargado de gestionar un estado con la forma:</w:t>
+        <w:t>Se ha creado un nuevo reducer (favoritos.js) encargado de gestionar un estado con la forma:</w:t>
       </w:r>
     </w:p>
     <w:p>
@@ -9092,21 +4496,7 @@
         <w:rPr>
           <w:lang w:eastAsia="es-ES"/>
         </w:rPr>
-        <w:t xml:space="preserve">Este </w:t>
-      </w:r>
-      <w:proofErr w:type="spellStart"/>
-      <w:r>
-        <w:rPr>
-          <w:lang w:eastAsia="es-ES"/>
-        </w:rPr>
-        <w:t>reducer</w:t>
-      </w:r>
-      <w:proofErr w:type="spellEnd"/>
-      <w:r>
-        <w:rPr>
-          <w:lang w:eastAsia="es-ES"/>
-        </w:rPr>
-        <w:t xml:space="preserve"> responde únicamente a la acción ADD_FAVORITO. Cuando se recibe dicha acción:</w:t>
+        <w:t>Este reducer responde únicamente a la acción ADD_FAVORITO. Cuando se recibe dicha acción:</w:t>
       </w:r>
     </w:p>
     <w:p>
@@ -9124,21 +4514,7 @@
         <w:rPr>
           <w:lang w:eastAsia="es-ES"/>
         </w:rPr>
-        <w:t xml:space="preserve">Se comprueba si el identificador de la excursión ya está presente en el array de favoritos mediante el método </w:t>
-      </w:r>
-      <w:proofErr w:type="spellStart"/>
-      <w:r>
-        <w:rPr>
-          <w:lang w:eastAsia="es-ES"/>
-        </w:rPr>
-        <w:t>some</w:t>
-      </w:r>
-      <w:proofErr w:type="spellEnd"/>
-      <w:r>
-        <w:rPr>
-          <w:lang w:eastAsia="es-ES"/>
-        </w:rPr>
-        <w:t xml:space="preserve">(). </w:t>
+        <w:t xml:space="preserve">Se comprueba si el identificador de la excursión ya está presente en el array de favoritos mediante el método some(). </w:t>
       </w:r>
     </w:p>
     <w:p>
@@ -9175,119 +4551,35 @@
           <w:lang w:eastAsia="es-ES"/>
         </w:rPr>
         <w:lastRenderedPageBreak/>
-        <w:t xml:space="preserve">Si no existe, se añade utilizando </w:t>
-      </w:r>
-      <w:proofErr w:type="spellStart"/>
-      <w:r>
-        <w:rPr>
-          <w:lang w:eastAsia="es-ES"/>
-        </w:rPr>
-        <w:t>concat</w:t>
-      </w:r>
-      <w:proofErr w:type="spellEnd"/>
-      <w:r>
-        <w:rPr>
-          <w:lang w:eastAsia="es-ES"/>
-        </w:rPr>
-        <w:t xml:space="preserve">(), generando un nuevo estado sin mutar el anterior (siguiendo los principios de inmutabilidad de </w:t>
-      </w:r>
-      <w:proofErr w:type="spellStart"/>
-      <w:r>
-        <w:rPr>
-          <w:lang w:eastAsia="es-ES"/>
-        </w:rPr>
-        <w:t>Redux</w:t>
-      </w:r>
-      <w:proofErr w:type="spellEnd"/>
-      <w:r>
-        <w:rPr>
-          <w:lang w:eastAsia="es-ES"/>
-        </w:rPr>
-        <w:t xml:space="preserve">). </w:t>
-      </w:r>
-    </w:p>
-    <w:p>
-      <w:pPr>
-        <w:jc w:val="both"/>
-        <w:rPr>
-          <w:lang w:eastAsia="es-ES"/>
-        </w:rPr>
-      </w:pPr>
-      <w:r>
-        <w:rPr>
-          <w:lang w:eastAsia="es-ES"/>
-        </w:rPr>
-        <w:t xml:space="preserve">El </w:t>
-      </w:r>
-      <w:proofErr w:type="spellStart"/>
-      <w:r>
-        <w:rPr>
-          <w:lang w:eastAsia="es-ES"/>
-        </w:rPr>
-        <w:t>reducer</w:t>
-      </w:r>
-      <w:proofErr w:type="spellEnd"/>
-      <w:r>
-        <w:rPr>
-          <w:lang w:eastAsia="es-ES"/>
-        </w:rPr>
-        <w:t xml:space="preserve"> de favoritos se ha incorporado al Store mediante </w:t>
-      </w:r>
-      <w:proofErr w:type="spellStart"/>
-      <w:r>
-        <w:rPr>
-          <w:lang w:eastAsia="es-ES"/>
-        </w:rPr>
-        <w:t>combineReducers</w:t>
-      </w:r>
-      <w:proofErr w:type="spellEnd"/>
-      <w:r>
-        <w:rPr>
-          <w:lang w:eastAsia="es-ES"/>
-        </w:rPr>
-        <w:t xml:space="preserve"> en el fichero de configuración (</w:t>
-      </w:r>
-      <w:proofErr w:type="spellStart"/>
-      <w:r>
-        <w:rPr>
-          <w:lang w:eastAsia="es-ES"/>
-        </w:rPr>
-        <w:t>ConfigureStore</w:t>
-      </w:r>
-      <w:proofErr w:type="spellEnd"/>
-      <w:r>
-        <w:rPr>
-          <w:lang w:eastAsia="es-ES"/>
-        </w:rPr>
-        <w:t>). De este modo, el estado global de la aplicación pasa a incluir una nueva sección dedicada a los favoritos.</w:t>
-      </w:r>
-    </w:p>
-    <w:p>
-      <w:pPr>
-        <w:jc w:val="both"/>
-        <w:rPr>
-          <w:lang w:eastAsia="es-ES"/>
-        </w:rPr>
-      </w:pPr>
-      <w:r>
-        <w:rPr>
-          <w:lang w:eastAsia="es-ES"/>
-        </w:rPr>
-        <w:t xml:space="preserve">Se ha modificado el componente para adaptarlo al uso de </w:t>
-      </w:r>
-      <w:proofErr w:type="spellStart"/>
-      <w:r>
-        <w:rPr>
-          <w:lang w:eastAsia="es-ES"/>
-        </w:rPr>
-        <w:t>Redux</w:t>
-      </w:r>
-      <w:proofErr w:type="spellEnd"/>
-      <w:r>
-        <w:rPr>
-          <w:lang w:eastAsia="es-ES"/>
-        </w:rPr>
-        <w:t>:</w:t>
+        <w:t xml:space="preserve">Si no existe, se añade utilizando concat(), generando un nuevo estado sin mutar el anterior (siguiendo los principios de inmutabilidad de Redux). </w:t>
+      </w:r>
+    </w:p>
+    <w:p>
+      <w:pPr>
+        <w:jc w:val="both"/>
+        <w:rPr>
+          <w:lang w:eastAsia="es-ES"/>
+        </w:rPr>
+      </w:pPr>
+      <w:r>
+        <w:rPr>
+          <w:lang w:eastAsia="es-ES"/>
+        </w:rPr>
+        <w:t>El reducer de favoritos se ha incorporado al Store mediante combineReducers en el fichero de configuración (ConfigureStore). De este modo, el estado global de la aplicación pasa a incluir una nueva sección dedicada a los favoritos.</w:t>
+      </w:r>
+    </w:p>
+    <w:p>
+      <w:pPr>
+        <w:jc w:val="both"/>
+        <w:rPr>
+          <w:lang w:eastAsia="es-ES"/>
+        </w:rPr>
+      </w:pPr>
+      <w:r>
+        <w:rPr>
+          <w:lang w:eastAsia="es-ES"/>
+        </w:rPr>
+        <w:t>Se ha modificado el componente para adaptarlo al uso de Redux:</w:t>
       </w:r>
     </w:p>
     <w:p>
@@ -9323,21 +4615,7 @@
         <w:rPr>
           <w:lang w:eastAsia="es-ES"/>
         </w:rPr>
-        <w:t xml:space="preserve">Se ha añadido la propiedad favoritos desde el Store mediante </w:t>
-      </w:r>
-      <w:proofErr w:type="spellStart"/>
-      <w:r>
-        <w:rPr>
-          <w:lang w:eastAsia="es-ES"/>
-        </w:rPr>
-        <w:t>mapStateToProps</w:t>
-      </w:r>
-      <w:proofErr w:type="spellEnd"/>
-      <w:r>
-        <w:rPr>
-          <w:lang w:eastAsia="es-ES"/>
-        </w:rPr>
-        <w:t xml:space="preserve">. </w:t>
+        <w:t xml:space="preserve">Se ha añadido la propiedad favoritos desde el Store mediante mapStateToProps. </w:t>
       </w:r>
     </w:p>
     <w:p>
@@ -9355,35 +4633,7 @@
         <w:rPr>
           <w:lang w:eastAsia="es-ES"/>
         </w:rPr>
-        <w:t xml:space="preserve">Se ha definido </w:t>
-      </w:r>
-      <w:proofErr w:type="spellStart"/>
-      <w:r>
-        <w:rPr>
-          <w:lang w:eastAsia="es-ES"/>
-        </w:rPr>
-        <w:t>mapDispatchToProps</w:t>
-      </w:r>
-      <w:proofErr w:type="spellEnd"/>
-      <w:r>
-        <w:rPr>
-          <w:lang w:eastAsia="es-ES"/>
-        </w:rPr>
-        <w:t xml:space="preserve"> para poder despachar la acción </w:t>
-      </w:r>
-      <w:proofErr w:type="spellStart"/>
-      <w:r>
-        <w:rPr>
-          <w:lang w:eastAsia="es-ES"/>
-        </w:rPr>
-        <w:t>postFavorito</w:t>
-      </w:r>
-      <w:proofErr w:type="spellEnd"/>
-      <w:r>
-        <w:rPr>
-          <w:lang w:eastAsia="es-ES"/>
-        </w:rPr>
-        <w:t xml:space="preserve">. </w:t>
+        <w:t xml:space="preserve">Se ha definido mapDispatchToProps para poder despachar la acción postFavorito. </w:t>
       </w:r>
     </w:p>
     <w:p>
@@ -9487,21 +4737,7 @@
         <w:rPr>
           <w:lang w:eastAsia="es-ES"/>
         </w:rPr>
-        <w:t xml:space="preserve">El estado global se actualiza correctamente, provocando el </w:t>
-      </w:r>
-      <w:proofErr w:type="spellStart"/>
-      <w:r>
-        <w:rPr>
-          <w:lang w:eastAsia="es-ES"/>
-        </w:rPr>
-        <w:t>re-renderizado</w:t>
-      </w:r>
-      <w:proofErr w:type="spellEnd"/>
-      <w:r>
-        <w:rPr>
-          <w:lang w:eastAsia="es-ES"/>
-        </w:rPr>
-        <w:t xml:space="preserve"> del componente. </w:t>
+        <w:t xml:space="preserve">El estado global se actualiza correctamente, provocando el re-renderizado del componente. </w:t>
       </w:r>
     </w:p>
     <w:p>
@@ -9520,6 +4756,177 @@
           <w:lang w:eastAsia="es-ES"/>
         </w:rPr>
         <w:t xml:space="preserve">El icono cambia dinámicamente en función de si la excursión está marcada como favorita o no. </w:t>
+      </w:r>
+    </w:p>
+    <w:p>
+      <w:pPr>
+        <w:pStyle w:val="Ttulo1"/>
+      </w:pPr>
+      <w:r>
+        <w:t>Commit 11: "Ejercicio Formularios y Modals con Redux"</w:t>
+      </w:r>
+    </w:p>
+    <w:p>
+      <w:r>
+        <w:t>En este commit se ha completado el ejercicio de formularios y modals con Redux. El objetivo principal ha sido permitir que el usuario añada comentarios a una excursión desde la pantalla de detalle y que esos comentarios se almacenen en el estado global de la aplicación.</w:t>
+      </w:r>
+    </w:p>
+    <w:p>
+      <w:pPr>
+        <w:pStyle w:val="Prrafodelista"/>
+        <w:ind w:left="425"/>
+      </w:pPr>
+      <w:r>
+        <w:t>- Se ha añadido un nuevo IconButton con icono de pincel en DetalleExcursionComponent, situado junto al icono del corazón.</w:t>
+      </w:r>
+    </w:p>
+    <w:p>
+      <w:pPr>
+        <w:pStyle w:val="Prrafodelista"/>
+        <w:ind w:left="425"/>
+      </w:pPr>
+      <w:r>
+        <w:t>- Al pulsar el pincel se abre un Modal con el formulario para añadir un comentario.</w:t>
+      </w:r>
+    </w:p>
+    <w:p>
+      <w:pPr>
+        <w:pStyle w:val="Prrafodelista"/>
+        <w:ind w:left="425"/>
+      </w:pPr>
+      <w:r>
+        <w:t>- El Modal se renderiza dentro de un Portal de react-native-paper para que aparezca por encima del resto de tarjetas.</w:t>
+      </w:r>
+    </w:p>
+    <w:p>
+      <w:pPr>
+        <w:pStyle w:val="Prrafodelista"/>
+        <w:ind w:left="425"/>
+      </w:pPr>
+      <w:r>
+        <w:t>- El Modal ocupa toda la pantalla y muestra el título Añadir comentario en la parte superior, centrado y con mayor tamaño.</w:t>
+      </w:r>
+    </w:p>
+    <w:p>
+      <w:pPr>
+        <w:pStyle w:val="Prrafodelista"/>
+        <w:ind w:left="425"/>
+      </w:pPr>
+      <w:r>
+        <w:t>- La valoración se introduce con cinco estrellas. Las estrellas seleccionadas aparecen en amarillo y la valoración inicial es 5.</w:t>
+      </w:r>
+    </w:p>
+    <w:p>
+      <w:pPr>
+        <w:pStyle w:val="Prrafodelista"/>
+        <w:ind w:left="425"/>
+      </w:pPr>
+      <w:r>
+        <w:t>- Se han añadido dos campos TextInput para recoger el autor y el comentario.</w:t>
+      </w:r>
+    </w:p>
+    <w:p>
+      <w:pPr>
+        <w:pStyle w:val="Prrafodelista"/>
+        <w:ind w:left="425"/>
+      </w:pPr>
+      <w:r>
+        <w:t>- El botón Cancelar cierra el Modal y limpia el formulario. El botón Enviar manda los datos a Redux y después resetea el formulario.</w:t>
+      </w:r>
+    </w:p>
+    <w:p>
+      <w:pPr>
+        <w:pStyle w:val="Prrafodelista"/>
+        <w:ind w:left="425"/>
+      </w:pPr>
+      <w:r>
+        <w:t>- En ActionTypes.js se han creado los tipos POST_COMENTARIO y ADD_COMENTARIO.</w:t>
+      </w:r>
+    </w:p>
+    <w:p>
+      <w:pPr>
+        <w:pStyle w:val="Prrafodelista"/>
+        <w:ind w:left="425"/>
+      </w:pPr>
+      <w:r>
+        <w:lastRenderedPageBreak/>
+        <w:t>- En ActionCreators.js se ha creado postComentario(), una acción Thunk que simula el envío a un servidor remoto mediante un retardo de dos segundos.</w:t>
+      </w:r>
+    </w:p>
+    <w:p>
+      <w:pPr>
+        <w:pStyle w:val="Prrafodelista"/>
+        <w:ind w:left="425"/>
+      </w:pPr>
+      <w:r>
+        <w:t>- postComentario() recibe excursionId, valoracion, autor y comentario. Dentro de esta función se genera el campo dia con la fecha actual.</w:t>
+      </w:r>
+    </w:p>
+    <w:p>
+      <w:pPr>
+        <w:pStyle w:val="Prrafodelista"/>
+        <w:ind w:left="425"/>
+      </w:pPr>
+      <w:r>
+        <w:t>- También se ha creado addComentario(), que despacha la acción ADD_COMENTARIO con el nuevo comentario como payload.</w:t>
+      </w:r>
+    </w:p>
+    <w:p>
+      <w:pPr>
+        <w:pStyle w:val="Prrafodelista"/>
+        <w:ind w:left="425"/>
+      </w:pPr>
+      <w:r>
+        <w:t>- En el reducer comentarios.js se ha añadido el caso ADD_COMENTARIO para concatenar el nuevo comentario al array comentarios del Store.</w:t>
+      </w:r>
+    </w:p>
+    <w:p>
+      <w:pPr>
+        <w:pStyle w:val="Prrafodelista"/>
+        <w:ind w:left="425"/>
+      </w:pPr>
+      <w:r>
+        <w:t>- El id del nuevo comentario se genera en el reducer calculando el mayor id existente y sumando 1.</w:t>
+      </w:r>
+    </w:p>
+    <w:p>
+      <w:r>
+        <w:t>En DetalleExcursionComponent se mantiene el estado local del formulario con las variables valoracion, autor, comentario y showModal. Estas variables no se guardan directamente en Redux porque son datos temporales de la vista: solo interesan mientras el usuario está rellenando el formulario.</w:t>
+      </w:r>
+    </w:p>
+    <w:p>
+      <w:r>
+        <w:t>Para enviar los datos se ha creado el método gestionarComentario(excursionId). Este método llama a postComentario() pasando los valores actuales del formulario y después ejecuta resetForm() para cerrar el Modal y limpiar los campos.</w:t>
+      </w:r>
+    </w:p>
+    <w:p>
+      <w:r>
+        <w:t>¿Por qué los datos del formulario se guardan primero en el estado local del componente? Porque son datos temporales asociados únicamente al formulario de la pantalla de detalle. Redux se utiliza cuando el comentario ya se envía y debe pasar a formar parte del estado global de la aplicación.</w:t>
+      </w:r>
+    </w:p>
+    <w:p>
+      <w:r>
+        <w:t>¿Cuál es la diferencia entre ADD_COMENTARIOS y ADD_COMENTARIO? ADD_COMENTARIOS, en plural, se usa para cargar inicialmente todos los comentarios desde el servidor. ADD_COMENTARIO, en singular, se usa para añadir un único comentario nuevo introducido por el usuario.</w:t>
+      </w:r>
+    </w:p>
+    <w:p>
+      <w:r>
+        <w:t>¿Dónde se genera el campo dia? El campo dia se genera en postComentario(), antes de despachar addComentario(), usando la fecha actual.</w:t>
+      </w:r>
+    </w:p>
+    <w:p>
+      <w:r>
+        <w:t>¿Dónde se genera el id del comentario? El id se genera en el reducer comentarios.js. De esta forma se evita que dos partes distintas de la aplicación puedan enviar comentarios con el mismo id.</w:t>
+      </w:r>
+    </w:p>
+    <w:p>
+      <w:r>
+        <w:t>¿Se modifica la información almacenada en el servidor? No. La práctica indica que no se pretende modificar el servidor. El nuevo comentario solo se añade al Store de Redux, por lo que se ve en la aplicación mientras el estado está cargado, pero no queda persistido en json-server.</w:t>
+      </w:r>
+    </w:p>
+    <w:p>
+      <w:r>
+        <w:t>¿Qué ocurre al pulsar Enviar? La aplicación despacha postComentario(), se cierra el Modal y se limpia el formulario. Tras el retardo simulado, Redux añade el comentario al estado y la vista se actualiza mostrando el nuevo comentario en la lista.</w:t>
       </w:r>
     </w:p>
     <w:p>
@@ -13018,6 +8425,7 @@
   <w:style w:type="character" w:default="1" w:styleId="Fuentedeprrafopredeter">
     <w:name w:val="Default Paragraph Font"/>
     <w:uiPriority w:val="1"/>
+    <w:semiHidden/>
     <w:unhideWhenUsed/>
   </w:style>
   <w:style w:type="table" w:default="1" w:styleId="Tablanormal">
